--- a/final writing/Chapter_5_Results_and_Analysis.docx
+++ b/final writing/Chapter_5_Results_and_Analysis.docx
@@ -39,7 +39,7 @@
         <w:spacing w:after="120"/>
       </w:pPr>
       <w:r>
-        <w:t xml:space="preserve">All generation systems respond to the same 300 conversations, sampled with seed 42 from the EmpatheticDialogues test partition [2], using identical decoding settings (Section 4.1.4). The detector is evaluated on all 2,542 test conversations. The systems are referred to by the names given in Table 5.1, and the </w:t>
+        <w:t xml:space="preserve">All generation systems respond to the same 300 conversations, sampled with seed 42 from the EmpatheticDialogues test partition, using identical decoding settings (Section 4.1.4). The detector is evaluated on all 2,542 test conversations. The systems are referred to by the names given in Table 5.1, and the </w:t>
       </w:r>
       <w:r>
         <w:rPr>
@@ -2878,7 +2878,7 @@
         <w:t>devastated</w:t>
       </w:r>
       <w:r>
-        <w:t xml:space="preserve"> (23). Many errors are therefore differences in intensity or nuance within the same family of emotions rather than confusions between unrelated feelings, consistent with the error pattern reported for a comparable classifier [35]. This is why the final design passes the three most probable emotions to the generator rather than a single label.</w:t>
+        <w:t xml:space="preserve"> (23). Many errors are therefore differences in intensity or nuance within the same family of emotions rather than confusions between unrelated feelings, consistent with the error pattern reported for a comparable classifier [31]. This is why the final design passes the three most probable emotions to the generator rather than a single label.</w:t>
       </w:r>
     </w:p>
     <w:tbl>
@@ -4113,7 +4113,7 @@
         <w:spacing w:after="120"/>
       </w:pPr>
       <w:r>
-        <w:t xml:space="preserve">Figure 5.2 shows the WASSA empathy scores [17] with 95% confidence intervals. The final system scores </w:t>
+        <w:t xml:space="preserve">Figure 5.2 shows the WASSA empathy scores with 95% confidence intervals. The final system scores </w:t>
       </w:r>
       <w:r>
         <w:rPr>
@@ -4122,7 +4122,7 @@
         <w:t>5.05</w:t>
       </w:r>
       <w:r>
-        <w:t>, the highest of all systems no larger than Phi-4-mini, and above the same-size single model (4.84), the initial pipeline (4.80), zero-shot prompting (4.25) and the fine-tuned model (3.36). The fine-tuned model's low score partly reflects the length of its replies, since WASSA scores rise with reply length (Section 5.5.4). Gemma-3-4B (5.30) and the larger single model (5.76) score higher, and Section 5.5 shows that Gemma's advantage is explained by the length of its replies. The classifier outputs coarse ordinal classes, and our replies fall between classes 1 and 7. It was also trained on empathy ratings of turns in peer discussions of news articles [16]. We therefore interpret differences between system averages rather than absolute values; Section 5.4.6 shows that it ranks the systems in nearly the same order as the AI judges.</w:t>
+        <w:t>, the highest of all systems no larger than Phi-4-mini, and above the same-size single model (4.84), the initial pipeline (4.80), zero-shot prompting (4.25) and the fine-tuned model (3.36). The fine-tuned model's low score partly reflects the length of its replies, since WASSA scores rise with reply length (Section 5.5.4). Gemma-3-4B (5.30) and the larger single model (5.76) score higher, and Section 5.5 shows that Gemma's advantage is explained by the length of its replies. The classifier outputs coarse ordinal classes, and our replies fall between classes 1 and 7. It was also trained on empathy ratings of turns in peer discussions of news articles. We therefore interpret differences between system averages rather than absolute values; Section 5.4.6 shows that it ranks the systems in nearly the same order as the AI judges.</w:t>
       </w:r>
     </w:p>
     <w:p>
@@ -6982,7 +6982,7 @@
         <w:spacing w:after="120"/>
       </w:pPr>
       <w:r>
-        <w:t xml:space="preserve">To validate the automatic and AI-judge results, we conducted a forced-choice study with human participants (Table A.3). Participants read 13 situations and, for each one, chose which of three replies "best understands and responds to how this person is feeling": the reply from the final system, from the same-size single model, or from the larger single model, presented in counterbalanced order. This three-way design adapts the pairwise preference judgements used in comparable studies [32], [33] to compare three systems within a limited number of items. The situations cover 13 different emotions, including four central to supportive conversation (sad, lonely, angry and anxious) and three drawn from student life. Two items include an obviously poor reply as an attention check. </w:t>
+        <w:t xml:space="preserve">To validate the automatic and AI-judge results, we conducted a forced-choice study with human participants (Table A.3). Participants read 13 situations and, for each one, chose which of three replies "best understands and responds to how this person is feeling": the reply from the final system, from the same-size single model, or from the larger single model, presented in counterbalanced order. This three-way design adapts the pairwise preference judgements used in comparable studies [28], [29] to compare three systems within a limited number of items. The situations cover 13 different emotions, including four central to supportive conversation (sad, lonely, angry and anxious) and three drawn from student life. Two items include an obviously poor reply as an attention check. </w:t>
       </w:r>
       <w:r>
         <w:rPr>
@@ -10345,7 +10345,7 @@
         <w:spacing w:after="120"/>
       </w:pPr>
       <w:r>
-        <w:t>Evaluating the initial detector on the input it actually receives revealed a mismatch between training and use. The model had been trained on the dataset's situation descriptions, which state the feeling explicitly, but the pipeline supplied the user's conversational message instead. The two texts are identical in only 11.7% of conversations, and accuracy fell from 56.9% on situation descriptions to 48.2% on user messages (Table 4.3). We retrained the detector on first utterances and, following the comparison of encoder models in Section 4.2.2, replaced GPT-2 Medium with RoBERTa-base [6]. The adjusted detector reaches 50.3% top-1 and 84.3% top-5 accuracy on the real input, so its reported accuracy now reflects its use, and the quality of ranking needed for top-3 selection is improved.</w:t>
+        <w:t>Evaluating the initial detector on the input it actually receives revealed a mismatch between training and use. The model had been trained on the dataset's situation descriptions, which state the feeling explicitly, but the pipeline supplied the user's conversational message instead. The two texts are identical in only 11.7% of conversations, and accuracy fell from 56.9% on situation descriptions to 48.2% on user messages (Table 4.3). We retrained the detector on first utterances and, following the comparison of encoder models in Section 4.2.2, replaced GPT-2 Medium with RoBERTa-base. The adjusted detector reaches 50.3% top-1 and 84.3% top-5 accuracy on the real input, so its reported accuracy now reflects its use, and the quality of ranking needed for top-3 selection is improved.</w:t>
       </w:r>
     </w:p>
     <w:p>
@@ -10367,7 +10367,7 @@
         <w:t>Generator replacement (A2).</w:t>
       </w:r>
       <w:r>
-        <w:t xml:space="preserve"> With the adjusted detector held fixed, the comparison of generators showed Phi-4-mini [21] achieving higher rule adherence (65.3%) than the original Qwen2.5-1.5B (57.7%), so Phi-4-mini replaced Qwen as d2, loaded with 4-bit quantisation to fit in memory.</w:t>
+        <w:t xml:space="preserve"> With the adjusted detector held fixed, the comparison of generators showed Phi-4-mini achieving higher rule adherence (65.3%) than the original Qwen2.5-1.5B (57.7%), so Phi-4-mini replaced Qwen as d2, loaded with 4-bit quantisation to fit in memory.</w:t>
       </w:r>
     </w:p>
     <w:p>
@@ -10429,7 +10429,7 @@
         <w:spacing w:after="120"/>
       </w:pPr>
       <w:r>
-        <w:t>The original design specified an attention mechanism, but it had not been implemented. When extraction of the detector's attention weights [4] was added, verification revealed that the default attention implementation of the Transformers library [43] returned no weights without raising an error, which would have left the feature inactive while appearing to work. The adjustment selects an implementation that returns attention weights, stops execution if the weights are missing, and passes the words receiving the most attention to the generator as context cues. It also expands sub-word fragments to whole words and limits the cues to the top 40% of word spans, so that the cues do not simply repeat the entire message.</w:t>
+        <w:t>The original design specified an attention mechanism, but it had not been implemented. When extraction of the detector's attention weights was added, verification revealed that the default attention implementation of the Transformers library returned no weights without raising an error, which would have left the feature inactive while appearing to work. The adjustment selects an implementation that returns attention weights, stops execution if the weights are missing, and passes the words receiving the most attention to the generator as context cues. It also expands sub-word fragments to whole words and limits the cues to the top 40% of word spans, so that the cues do not simply repeat the entire message.</w:t>
       </w:r>
     </w:p>
     <w:p>
@@ -10468,7 +10468,7 @@
         <w:t>content</w:t>
       </w:r>
       <w:r>
-        <w:t xml:space="preserve"> with 72% confidence, although in context the user was expressing anger. Conversational context is known to be important for recognising emotions in dialogue [3], so we tested several context windows on long conversational scenarios. A window of four user turns was best or joint best in three of four scenarios, whereas six turns degraded two scenarios, in one case changing a breakup scenario to the wrong emotion with 64% confidence as emotions from earlier turns competed with the current one. The final agent therefore classifies the user's last four turns.</w:t>
+        <w:t xml:space="preserve"> with 72% confidence, although in context the user was expressing anger. Conversational context is known to be important for recognising emotions in dialogue, so we tested several context windows on long conversational scenarios. A window of four user turns was best or joint best in three of four scenarios, whereas six turns degraded two scenarios, in one case changing a breakup scenario to the wrong emotion with 64% confidence as emotions from earlier turns competed with the current one. The final agent therefore classifies the user's last four turns.</w:t>
       </w:r>
     </w:p>
     <w:p>
@@ -10536,7 +10536,7 @@
         <w:t>Retrieval augmentation (A8)</w:t>
       </w:r>
       <w:r>
-        <w:t xml:space="preserve"> [25], suggested by the Pre-Thesis 2 panel, reduced rule adherence from 63.7% to 43.7% and was rejected (Section 5.4). </w:t>
+        <w:t xml:space="preserve"> [25] reduced rule adherence from 63.7% to 43.7% and was rejected (Section 5.4). </w:t>
       </w:r>
       <w:r>
         <w:rPr>
@@ -10635,7 +10635,7 @@
         <w:t>McNemar's exact test</w:t>
       </w:r>
       <w:r>
-        <w:t xml:space="preserve"> [27], which considers only the conversations on which the two systems disagree. For continuous scores, namely WASSA empathy and AI-judge ratings, we use the </w:t>
+        <w:t xml:space="preserve">, which considers only the conversations on which the two systems disagree. For continuous scores, namely WASSA empathy and AI-judge ratings, we use the </w:t>
       </w:r>
       <w:r>
         <w:rPr>
@@ -10644,7 +10644,7 @@
         <w:t>Wilcoxon signed-rank test</w:t>
       </w:r>
       <w:r>
-        <w:t xml:space="preserve"> [28], which does not assume normally distributed differences. For each comparison we report the mean paired difference with a </w:t>
+        <w:t xml:space="preserve">, which does not assume normally distributed differences. For each comparison we report the mean paired difference with a </w:t>
       </w:r>
       <w:r>
         <w:rPr>
@@ -10653,7 +10653,7 @@
         <w:t>95% bootstrap confidence interval</w:t>
       </w:r>
       <w:r>
-        <w:t xml:space="preserve"> [29], computed from 10,000 resamples of conversations with seed 42. Because the final system is compared with seven baselines on each measure (six for the AI-judge scores), the p-values within each measure are adjusted with the </w:t>
+        <w:t xml:space="preserve">, computed from 10,000 resamples of conversations with seed 42. Because the final system is compared with seven baselines on each measure (six for the AI-judge scores), the p-values within each measure are adjusted with the </w:t>
       </w:r>
       <w:r>
         <w:rPr>
@@ -10662,7 +10662,7 @@
         <w:t>Holm-Bonferroni procedure</w:t>
       </w:r>
       <w:r>
-        <w:t xml:space="preserve"> [30]. </w:t>
+        <w:t xml:space="preserve">. </w:t>
       </w:r>
       <w:r>
         <w:rPr>
@@ -20875,7 +20875,7 @@
         <w:t>Within a single system</w:t>
       </w:r>
       <w:r>
-        <w:t>, agreement is weak (rho = 0.05 to 0.41, significant in four of the eight systems), compared with 0.69 between the two judges. This supports using WASSA to compare system averages while reading it alongside a second measure, which is why the judges, WASSA and emotion validation are reported separately rather than combined. We therefore use WASSA only to compare system averages over 300 conversations, the purpose for which this evidence supports it, and never to judge individual replies. The provenance of the model, a peer-reviewed ACL 2024 shared-task system trained on human ratings of conversation turns and correlating with human ratings at r = 0.544 [16], [17], and its limitations are listed in the same table.</w:t>
+        <w:t>, agreement is weak (rho = 0.05 to 0.41, significant in four of the eight systems), compared with 0.69 between the two judges. This supports using WASSA to compare system averages while reading it alongside a second measure, which is why the judges, WASSA and emotion validation are reported separately rather than combined. We therefore use WASSA only to compare system averages over 300 conversations, the purpose for which this evidence supports it, and never to judge individual replies. The provenance of the model, a peer-reviewed ACL 2024 shared-task system trained on human ratings of conversation turns and correlating with human ratings at r = 0.544, and its limitations are listed in the same table.</w:t>
       </w:r>
     </w:p>
     <w:p>
@@ -25506,7 +25506,7 @@
         <w:spacing w:after="120"/>
       </w:pPr>
       <w:r>
-        <w:t xml:space="preserve">Our detector (50.3% top-1) exceeds all of the joint recognition-and-generation models listed, including MoEL [7], MIME [8], EmpDG [9], KEMP [10], CEM [11], CASE [12] and ESCM [31], at 30.6-41.2%, as well as personality-aware and related models at 45.4-48.3% [33]. It is on par with RoBERTa-GPT2 (51.5%) [48]. Two differences explain this gap. First, our detector is initialised from RoBERTa, which was pre-trained on about 160 GB of text [6], whereas joint models such as MoEL and CASE initialise their word representations from GloVe vectors and train their encoders on EmpatheticDialogues alone [7], [12]. RoBERTa-GPT2, which is built on pre-trained RoBERTa and GPT-2 models, is the only joint model in Table 5.16 that matches our accuracy, showing that pre-training, rather than access to the whole conversation, drives the higher accuracy. Second, our detector is trained and selected only for emotion classification, whereas the joint models learn emotion recognition as an auxiliary task and share their capacity with response generation. Our detector reads only the user's first message, whereas these models read the whole conversation, so </w:t>
+        <w:t xml:space="preserve">Our detector (50.3% top-1) exceeds all of the joint recognition-and-generation models listed, including MoEL [7], MIME [8], EmpDG [9], KEMP [10], CEM [11], CASE [12] and ESCM [27], at 30.6-41.2%, as well as personality-aware and related models at 45.4-48.3% [29]. It is on par with RoBERTa-GPT2 (51.5%) [48]. Two differences explain this gap. First, our detector is initialised from RoBERTa, which was pre-trained on about 160 GB of text, whereas joint models such as MoEL and CASE initialise their word representations from GloVe vectors and train their encoders on EmpatheticDialogues alone. RoBERTa-GPT2, which is built on pre-trained RoBERTa and GPT-2 models, is the only joint model in Table 5.16 that matches our accuracy, showing that pre-training, rather than access to the whole conversation, drives the higher accuracy. Second, our detector is trained and selected only for emotion classification, whereas the joint models learn emotion recognition as an auxiliary task and share their capacity with response generation. Our detector reads only the user's first message, whereas these models read the whole conversation, so </w:t>
       </w:r>
       <w:r>
         <w:rPr>
@@ -25523,7 +25523,7 @@
         <w:spacing w:after="120"/>
       </w:pPr>
       <w:r>
-        <w:t xml:space="preserve">The most directly comparable result is the RoBERTa classifier of Chirpy Cardinal [35], which is described as trained on the first utterance and reports </w:t>
+        <w:t xml:space="preserve">The most directly comparable result is the RoBERTa classifier of Chirpy Cardinal [31], which is described as trained on the first utterance and reports </w:t>
       </w:r>
       <w:r>
         <w:rPr>
@@ -26792,7 +26792,7 @@
         <w:spacing w:after="120"/>
       </w:pPr>
       <w:r>
-        <w:t xml:space="preserve">Human evaluation allows a comparison of direction rather than magnitude. In the literature, human raters strongly prefer LLM replies to those of trained empathetic models, rating ChatGPT at 4.64 out of 5 against 3.08 for CEM [13], and fine-tuned tool-augmented LLMs win 61-72% of A/B empathy comparisons against models fine-tuned without tools [32] (Table 5.17). </w:t>
+        <w:t xml:space="preserve">Human evaluation allows a comparison of direction rather than magnitude. In the literature, human raters strongly prefer LLM replies to those of trained empathetic models, rating ChatGPT at 4.64 out of 5 against 3.08 for CEM [13], and fine-tuned tool-augmented LLMs win 61-72% of A/B empathy comparisons against models fine-tuned without tools [28] (Table 5.17). </w:t>
       </w:r>
       <w:r>
         <w:rPr>
@@ -27306,7 +27306,7 @@
         <w:spacing w:after="120"/>
       </w:pPr>
       <w:r>
-        <w:t>WASSA empathy increases with reply length within every system, with Spearman correlations from 0.14 (top-1 Phi-4-mini) to 0.54 (zero-shot prompting) (Table A.6). Measured empathy is therefore partly a function of verbosity, in line with the observation that longer LLM responses may be mistaken for greater empathy [15]. Gemma-3-4B illustrates why this matters. It has the second-highest WASSA score overall (5.30), but when replies of similar length are compared it does not outperform Phi-4-mini: in every length band in which both have replies, Phi-4-mini matches or exceeds it, and Gemma's advantage appears only above 120 words (Figure 5.3). The final system reverses the usual pattern, achieving a higher WASSA score than top-1 Phi-4-mini prompting while writing about 30% fewer words. Empathy classifiers and LLM judges, which are also known to favour longer answers [18], should therefore be interpreted together with reply length.</w:t>
+        <w:t>WASSA empathy increases with reply length within every system, with Spearman correlations from 0.14 (top-1 Phi-4-mini) to 0.54 (zero-shot prompting) (Table A.6). Measured empathy is therefore partly a function of verbosity, in line with the observation that longer LLM responses may be mistaken for greater empathy. Gemma-3-4B illustrates why this matters. It has the second-highest WASSA score overall (5.30), but when replies of similar length are compared it does not outperform Phi-4-mini: in every length band in which both have replies, Phi-4-mini matches or exceeds it, and Gemma's advantage appears only above 120 words (Figure 5.3). The final system reverses the usual pattern, achieving a higher WASSA score than top-1 Phi-4-mini prompting while writing about 30% fewer words. Empathy classifiers and LLM judges, which are also known to favour longer answers [18], should therefore be interpreted together with reply length.</w:t>
       </w:r>
     </w:p>
     <w:p>
@@ -27437,7 +27437,7 @@
         <w:t>anxious</w:t>
       </w:r>
       <w:r>
-        <w:t xml:space="preserve"> (Table 5.3), a pattern also reported for a comparable classifier [35]. The weakest class, </w:t>
+        <w:t xml:space="preserve"> (Table 5.3), a pattern also reported for a comparable classifier. The weakest class, </w:t>
       </w:r>
       <w:r>
         <w:rPr>
@@ -28762,7 +28762,7 @@
         <w:t>explorations</w:t>
       </w:r>
       <w:r>
-        <w:t xml:space="preserve"> mechanism of EPITOME [1] and are the most frequent listener behaviour in EmpatheticDialogues [49], so a reply with no question closes the conversation; but asking several questions is the "question-answer trap" that counselling guidance warns reduces engagement [41], and only 4.7% of EmpatheticDialogues listener replies ask more than one. </w:t>
+        <w:t xml:space="preserve"> mechanism of EPITOME and are the most frequent listener behaviour in EmpatheticDialogues, so a reply with no question closes the conversation; but asking several questions is the "question-answer trap" that counselling guidance warns reduces engagement [37], and only 4.7% of EmpatheticDialogues listener replies ask more than one. </w:t>
       </w:r>
       <w:r>
         <w:rPr>
@@ -29103,7 +29103,7 @@
         <w:t>despite</w:t>
       </w:r>
       <w:r>
-        <w:t xml:space="preserve"> shorter replies, and it becomes stronger, not weaker, when length is held constant (p &lt; 0.001), whereas the emotion-validation advantage weakens under that control (p = 0.13). The decoupled system also repeats itself less, with a boilerplate rate of 58.7% against 72.3% and higher lexical diversity (distinct-2 47.8% against 39.1%), which matters because repetitiveness is the most frequently reported weakness of LLM empathy [15]. It reaches these results while generating 22% fewer words per reply, and it exposes the emotion it used, which can be logged, audited or intercepted before generation.</w:t>
+        <w:t xml:space="preserve"> shorter replies, and it becomes stronger, not weaker, when length is held constant (p &lt; 0.001), whereas the emotion-validation advantage weakens under that control (p = 0.13). The decoupled system also repeats itself less, with a boilerplate rate of 58.7% against 72.3% and higher lexical diversity (distinct-2 47.8% against 39.1%), which matters because repetitiveness is the most frequently reported weakness of LLM empathy. It reaches these results while generating 22% fewer words per reply, and it exposes the emotion it used, which can be logged, audited or intercepted before generation.</w:t>
       </w:r>
     </w:p>
     <w:p>
@@ -30823,7 +30823,7 @@
         <w:t>WASSA from 4.75 to 5.05 (+0.30, adjusted p &lt; 0.001) and emotion validation from 27.0% to 36.7% (+9.7 points, adjusted p = 0.007)</w:t>
       </w:r>
       <w:r>
-        <w:t>. Both gains are therefore caused by the decoupled design, not by the size of the generator, which answers the question the Pre-Thesis 2 panel raised about whether the second model earns its place.</w:t>
+        <w:t>. Both gains are therefore caused by the decoupled design, not by the size of the generator, which answers the question of whether the second model earns its place.</w:t>
       </w:r>
     </w:p>
     <w:p>
@@ -30878,7 +30878,7 @@
         <w:spacing w:after="120"/>
       </w:pPr>
       <w:r>
-        <w:t>This section interprets the results as a whole: what they mean for the research question, why the unexpected results occurred, how the work answers the concerns of the Pre-Thesis 2 panel, what its limitations are, and what should follow.</w:t>
+        <w:t>This section interprets the results as a whole: what they mean for the research question, why the unexpected results occurred, how the work answers the main objections to the design, what its limitations are, and what should follow.</w:t>
       </w:r>
     </w:p>
     <w:p>
@@ -30955,7 +30955,7 @@
         <w:t>less</w:t>
       </w:r>
       <w:r>
-        <w:t xml:space="preserve"> often than the detector's own top prediction (42.3% against 50.3%), yet the final system achieves the highest emotion validation and the strongest empathy scores among comparable designs. Three observations reconcile these findings. First, EmpatheticDialogues assigns each conversation a single fine-grained label chosen by the speaker before the conversation [2], while many messages plausibly express a neighbouring feeling. Most detector errors are exactly such neighbours, such as </w:t>
+        <w:t xml:space="preserve"> often than the detector's own top prediction (42.3% against 50.3%), yet the final system achieves the highest emotion validation and the strongest empathy scores among comparable designs. Three observations reconcile these findings. First, EmpatheticDialogues assigns each conversation a single fine-grained label chosen by the speaker before the conversation, while many messages plausibly express a neighbouring feeling. Most detector errors are exactly such neighbours, such as </w:t>
       </w:r>
       <w:r>
         <w:rPr>
@@ -31017,7 +31017,7 @@
         <w:pStyle w:val="Heading2"/>
       </w:pPr>
       <w:r>
-        <w:t>5.6.3 Response to the Pre-Thesis 2 Panel</w:t>
+        <w:t>5.6.3 Response to the Main Objections</w:t>
       </w:r>
     </w:p>
     <w:p>
@@ -31025,7 +31025,7 @@
         <w:spacing w:after="120"/>
       </w:pPr>
       <w:r>
-        <w:t>The panel questioned whether multiple models were necessary and suggested that a simpler agentic, retrieval-based design might perform better. Both suggestions were tested directly. A single model of the same size, prompted to identify the emotion and respond in one step, produced less empathetic and less emotionally faithful replies than the decoupled design. A larger single model performed better in raw quality, which we report as a genuine trade-off (Section 5.6.4). Retrieving similar human conversations [25] reduced rule adherence in both versions we built, from 63.7% to 54.3% and 43.7%, because real listener replies seldom follow the rules themselves (only 4.3% satisfy all three). We did not build the full multi-turn agentic system the panel described, so our evidence concerns retrieval-augmented prompting rather than agentic systems in general. The second model justifies its place as a component for transparency and control: it exposes the emotional decision at a cost of 125 million parameters and under ten minutes of training. A larger detector would not change this conclusion, since substituting RoBERTa-large into the final system left reply quality unchanged.</w:t>
+        <w:t>Two objections can be raised against this design: that multiple models are unnecessary, and that a simpler retrieval-based approach would do better. Both were tested directly. A single model of the same size, prompted to identify the emotion and respond in one step, produced less empathetic and less emotionally faithful replies than the decoupled design. A larger single model performed better in raw quality, which we report as a genuine trade-off (Section 5.6.4). Retrieving similar human conversations [25] reduced rule adherence in both versions we built, from 63.7% to 54.3% and 43.7%, because real listener replies seldom follow the rules themselves (only 4.3% satisfy all three). We did not build the full multi-turn agentic system the panel described, so our evidence concerns retrieval-augmented prompting rather than agentic systems in general. The second model justifies its place as a component for transparency and control: it exposes the emotional decision at a cost of 125 million parameters and under ten minutes of training. A larger detector would not change this conclusion, since substituting RoBERTa-large into the final system left reply quality unchanged.</w:t>
       </w:r>
     </w:p>
     <w:p>
@@ -31118,7 +31118,7 @@
         <w:t>Data.</w:t>
       </w:r>
       <w:r>
-        <w:t xml:space="preserve"> EmpatheticDialogues is an English, crowd-sourced corpus with a single label per conversation [2], so neither detection accuracy nor the appropriateness of replies can be assumed to transfer to Bangla speakers or to people in genuine distress. (2) </w:t>
+        <w:t xml:space="preserve"> EmpatheticDialogues is an English, crowd-sourced corpus with a single label per conversation, so neither detection accuracy nor the appropriateness of replies can be assumed to transfer to Bangla speakers or to people in genuine distress. (2) </w:t>
       </w:r>
       <w:r>
         <w:rPr>
@@ -31136,7 +31136,7 @@
         <w:t>Evaluation.</w:t>
       </w:r>
       <w:r>
-        <w:t xml:space="preserve"> The automatic measures are proxies. The acknowledgement check is keyword-based and biased toward negative emotions, and the one-question rule, although supported by counselling practice, is not rewarded by either automatic empathy measure (Section 5.5.8). The WASSA classifier was trained on peer discussions of news articles, produces coarse classes and rewards length [16]. Emotion validation relies on our own detector. AI judges may favour longer answers [18], and the panel consists of two judges, which is a small panel even though both scored every reply and agree with each other (Section 5.4.7). (4) </w:t>
+        <w:t xml:space="preserve"> The automatic measures are proxies. The acknowledgement check is keyword-based and biased toward negative emotions, and the one-question rule, although supported by counselling practice, is not rewarded by either automatic empathy measure (Section 5.5.8). The WASSA classifier was trained on peer discussions of news articles, produces coarse classes and rewards length. Emotion validation relies on our own detector. AI judges may favour longer answers, and the panel consists of two judges, which is a small panel even though both scored every reply and agree with each other (Section 5.4.7). (4) </w:t>
       </w:r>
       <w:r>
         <w:rPr>
@@ -31198,7 +31198,7 @@
         <w:spacing w:after="120"/>
       </w:pPr>
       <w:r>
-        <w:t>In order of priority, future work should: (i) add a pre-generation crisis filter with reviewed safe responses, which is required before any public deployment [39]; (ii) conduct a component-wise ablation that separates the effects of emotion selection, emotion-specific guidance and attention cues; (iii) combine the detector and emotion-specific prompting with a larger generator; (iv) introduce decoding-level control of repetition, such as a repetition penalty of 1.1; (v) evaluate the system on real multi-turn conversations and with mental-health professionals; (vi) develop a Bangla or code-mixed dataset for the detector; and (vii) measure memory use and response time on other hardware, including CPU-only and mobile devices, to inform deployment decisions.</w:t>
+        <w:t>In order of priority, future work should: (i) add a pre-generation crisis filter with reviewed safe responses, which is required before any public deployment [35]; (ii) conduct a component-wise ablation that separates the effects of emotion selection, emotion-specific guidance and attention cues; (iii) combine the detector and emotion-specific prompting with a larger generator; (iv) introduce decoding-level control of repetition, such as a repetition penalty of 1.1; (v) evaluate the system on real multi-turn conversations and with mental-health professionals; (vi) develop a Bangla or code-mixed dataset for the detector; and (vii) measure memory use and response time on other hardware, including CPU-only and mobile devices, to inform deployment decisions.</w:t>
       </w:r>
     </w:p>
     <w:p>

--- a/final writing/Chapter_5_Results_and_Analysis.docx
+++ b/final writing/Chapter_5_Results_and_Analysis.docx
@@ -6982,14 +6982,41 @@
         <w:spacing w:after="120"/>
       </w:pPr>
       <w:r>
-        <w:t xml:space="preserve">To validate the automatic and AI-judge results, we conducted a forced-choice study with human participants (Table A.3). Participants read 13 situations and, for each one, chose which of three replies "best understands and responds to how this person is feeling": the reply from the final system, from the same-size single model, or from the larger single model, presented in counterbalanced order. This three-way design adapts the pairwise preference judgements used in comparable studies [28], [29] to compare three systems within a limited number of items. The situations cover 13 different emotions, including four central to supportive conversation (sad, lonely, angry and anxious) and three drawn from student life. Two items include an obviously poor reply as an attention check. </w:t>
+        <w:t xml:space="preserve">To validate the automatic and AI-judge results, we conducted a rating study with human participants (Table A.3). Participants read 8 situations; for each one they saw three replies, presented in counterbalanced order, from the final system, the same-size single model and the larger single model. They rated every reply from 1 to 5 on three dimensions, each with written anchors: </w:t>
+      </w:r>
+      <w:r>
+        <w:rPr>
+          <w:b/>
+        </w:rPr>
+        <w:t>empathy and emotional validation</w:t>
+      </w:r>
+      <w:r>
+        <w:t xml:space="preserve"> ("how well does this reply recognise and validate the emotions expressed in the message?"), </w:t>
+      </w:r>
+      <w:r>
+        <w:rPr>
+          <w:b/>
+        </w:rPr>
+        <w:t>contextual relevance</w:t>
+      </w:r>
+      <w:r>
+        <w:t xml:space="preserve"> ("how well does this reply address the person's specific situation rather than giving a generic response?") and </w:t>
+      </w:r>
+      <w:r>
+        <w:rPr>
+          <w:b/>
+        </w:rPr>
+        <w:t>supportiveness</w:t>
+      </w:r>
+      <w:r>
+        <w:t xml:space="preserve"> ("if you had written this message, how supported or comforted would you feel by this reply?"). Each situation ends with one preference question, which keeps the head-to-head comparison used in similar studies [28], [29] alongside the ratings. Rating rather than choosing gives a score for every system on every situation, so the size of a difference can be measured and not only its direction. The situations cover the four emotions most central to supportive conversation (sad, lonely, angry and anxious), three drawn from student life and one positive emotion; five of the eight are also scored by the AI judges, which is what allows human and AI ratings to be compared. The study contains no attention-check items: with 24 ratings per participant, the design relies on a short questionnaire and a small group of committed volunteers rather than on decoy replies. </w:t>
       </w:r>
       <w:r>
         <w:rPr>
           <w:b/>
           <w:color w:val="B03A00"/>
         </w:rPr>
-        <w:t>[[PENDING: number of participants; number excluded by the attention checks; selection rate of each system against the chance level of 33.3%, with binomial tests; Fleiss' kappa; and agreement between the human majority choice and the system scored highest by the AI judges.]]</w:t>
+        <w:t>[[PENDING: number of participants; mean rating of each system on each of the three dimensions, with paired tests; preference rate of each system against the chance level of 33.3%; agreement between participants; and agreement between the human ranking and the AI-judge ranking.]]</w:t>
       </w:r>
     </w:p>
     <w:tbl>
@@ -6999,15 +7026,17 @@
         <w:tblLook w:firstColumn="1" w:firstRow="1" w:lastColumn="0" w:lastRow="0" w:noHBand="0" w:noVBand="1" w:val="04A0"/>
       </w:tblPr>
       <w:tblGrid>
-        <w:gridCol w:w="2340"/>
-        <w:gridCol w:w="2340"/>
-        <w:gridCol w:w="2340"/>
-        <w:gridCol w:w="2340"/>
+        <w:gridCol w:w="1560"/>
+        <w:gridCol w:w="1560"/>
+        <w:gridCol w:w="1560"/>
+        <w:gridCol w:w="1560"/>
+        <w:gridCol w:w="1560"/>
+        <w:gridCol w:w="1560"/>
       </w:tblGrid>
       <w:tr>
         <w:tc>
           <w:tcPr>
-            <w:tcW w:type="dxa" w:w="2340"/>
+            <w:tcW w:type="dxa" w:w="1560"/>
             <w:shd w:val="clear" w:color="auto" w:fill="E3EEFB"/>
           </w:tcPr>
           <w:p>
@@ -7027,7 +7056,7 @@
         </w:tc>
         <w:tc>
           <w:tcPr>
-            <w:tcW w:type="dxa" w:w="2340"/>
+            <w:tcW w:type="dxa" w:w="1560"/>
             <w:shd w:val="clear" w:color="auto" w:fill="E3EEFB"/>
           </w:tcPr>
           <w:p>
@@ -7041,13 +7070,13 @@
                 <w:b/>
                 <w:sz w:val="16"/>
               </w:rPr>
-              <w:t>Times chosen</w:t>
-            </w:r>
-          </w:p>
-        </w:tc>
-        <w:tc>
-          <w:tcPr>
-            <w:tcW w:type="dxa" w:w="2340"/>
+              <w:t>Empathy (1-5)</w:t>
+            </w:r>
+          </w:p>
+        </w:tc>
+        <w:tc>
+          <w:tcPr>
+            <w:tcW w:type="dxa" w:w="1560"/>
             <w:shd w:val="clear" w:color="auto" w:fill="E3EEFB"/>
           </w:tcPr>
           <w:p>
@@ -7061,13 +7090,13 @@
                 <w:b/>
                 <w:sz w:val="16"/>
               </w:rPr>
-              <w:t>Selection rate (%)</w:t>
-            </w:r>
-          </w:p>
-        </w:tc>
-        <w:tc>
-          <w:tcPr>
-            <w:tcW w:type="dxa" w:w="2340"/>
+              <w:t>Contextual relevance (1-5)</w:t>
+            </w:r>
+          </w:p>
+        </w:tc>
+        <w:tc>
+          <w:tcPr>
+            <w:tcW w:type="dxa" w:w="1560"/>
             <w:shd w:val="clear" w:color="auto" w:fill="E3EEFB"/>
           </w:tcPr>
           <w:p>
@@ -7081,7 +7110,47 @@
                 <w:b/>
                 <w:sz w:val="16"/>
               </w:rPr>
-              <w:t>Binomial p vs 33.3% chance</w:t>
+              <w:t>Supportiveness (1-5)</w:t>
+            </w:r>
+          </w:p>
+        </w:tc>
+        <w:tc>
+          <w:tcPr>
+            <w:tcW w:type="dxa" w:w="1560"/>
+            <w:shd w:val="clear" w:color="auto" w:fill="E3EEFB"/>
+          </w:tcPr>
+          <w:p>
+            <w:r>
+              <w:rPr>
+                <w:b/>
+              </w:rPr>
+            </w:r>
+            <w:r>
+              <w:rPr>
+                <w:b/>
+                <w:sz w:val="16"/>
+              </w:rPr>
+              <w:t>Preferred (%)</w:t>
+            </w:r>
+          </w:p>
+        </w:tc>
+        <w:tc>
+          <w:tcPr>
+            <w:tcW w:type="dxa" w:w="1560"/>
+            <w:shd w:val="clear" w:color="auto" w:fill="E3EEFB"/>
+          </w:tcPr>
+          <w:p>
+            <w:r>
+              <w:rPr>
+                <w:b/>
+              </w:rPr>
+            </w:r>
+            <w:r>
+              <w:rPr>
+                <w:b/>
+                <w:sz w:val="16"/>
+              </w:rPr>
+              <w:t>Paired p vs final system</w:t>
             </w:r>
           </w:p>
         </w:tc>
@@ -7089,7 +7158,7 @@
       <w:tr>
         <w:tc>
           <w:tcPr>
-            <w:tcW w:type="dxa" w:w="2340"/>
+            <w:tcW w:type="dxa" w:w="1560"/>
           </w:tcPr>
           <w:p>
             <w:r/>
@@ -7103,7 +7172,7 @@
         </w:tc>
         <w:tc>
           <w:tcPr>
-            <w:tcW w:type="dxa" w:w="2340"/>
+            <w:tcW w:type="dxa" w:w="1560"/>
           </w:tcPr>
           <w:p>
             <w:r/>
@@ -7119,7 +7188,7 @@
         </w:tc>
         <w:tc>
           <w:tcPr>
-            <w:tcW w:type="dxa" w:w="2340"/>
+            <w:tcW w:type="dxa" w:w="1560"/>
           </w:tcPr>
           <w:p>
             <w:r/>
@@ -7135,7 +7204,7 @@
         </w:tc>
         <w:tc>
           <w:tcPr>
-            <w:tcW w:type="dxa" w:w="2340"/>
+            <w:tcW w:type="dxa" w:w="1560"/>
           </w:tcPr>
           <w:p>
             <w:r/>
@@ -7149,25 +7218,9 @@
             </w:r>
           </w:p>
         </w:tc>
-      </w:tr>
-      <w:tr>
-        <w:tc>
-          <w:tcPr>
-            <w:tcW w:type="dxa" w:w="2340"/>
-          </w:tcPr>
-          <w:p>
-            <w:r/>
-            <w:r>
-              <w:rPr>
-                <w:sz w:val="16"/>
-              </w:rPr>
-              <w:t>Single model, same size: Qwen2.5-1.5B detects + responds</w:t>
-            </w:r>
-          </w:p>
-        </w:tc>
-        <w:tc>
-          <w:tcPr>
-            <w:tcW w:type="dxa" w:w="2340"/>
+        <w:tc>
+          <w:tcPr>
+            <w:tcW w:type="dxa" w:w="1560"/>
           </w:tcPr>
           <w:p>
             <w:r/>
@@ -7183,7 +7236,7 @@
         </w:tc>
         <w:tc>
           <w:tcPr>
-            <w:tcW w:type="dxa" w:w="2340"/>
+            <w:tcW w:type="dxa" w:w="1560"/>
           </w:tcPr>
           <w:p>
             <w:r/>
@@ -7197,9 +7250,25 @@
             </w:r>
           </w:p>
         </w:tc>
-        <w:tc>
-          <w:tcPr>
-            <w:tcW w:type="dxa" w:w="2340"/>
+      </w:tr>
+      <w:tr>
+        <w:tc>
+          <w:tcPr>
+            <w:tcW w:type="dxa" w:w="1560"/>
+          </w:tcPr>
+          <w:p>
+            <w:r/>
+            <w:r>
+              <w:rPr>
+                <w:sz w:val="16"/>
+              </w:rPr>
+              <w:t>Single model, same size: Qwen2.5-1.5B detects + responds</w:t>
+            </w:r>
+          </w:p>
+        </w:tc>
+        <w:tc>
+          <w:tcPr>
+            <w:tcW w:type="dxa" w:w="1560"/>
           </w:tcPr>
           <w:p>
             <w:r/>
@@ -7213,25 +7282,9 @@
             </w:r>
           </w:p>
         </w:tc>
-      </w:tr>
-      <w:tr>
-        <w:tc>
-          <w:tcPr>
-            <w:tcW w:type="dxa" w:w="2340"/>
-          </w:tcPr>
-          <w:p>
-            <w:r/>
-            <w:r>
-              <w:rPr>
-                <w:sz w:val="16"/>
-              </w:rPr>
-              <w:t>Single model, bigger: Qwen2.5-7B (4-bit) detects + responds</w:t>
-            </w:r>
-          </w:p>
-        </w:tc>
-        <w:tc>
-          <w:tcPr>
-            <w:tcW w:type="dxa" w:w="2340"/>
+        <w:tc>
+          <w:tcPr>
+            <w:tcW w:type="dxa" w:w="1560"/>
           </w:tcPr>
           <w:p>
             <w:r/>
@@ -7247,7 +7300,7 @@
         </w:tc>
         <w:tc>
           <w:tcPr>
-            <w:tcW w:type="dxa" w:w="2340"/>
+            <w:tcW w:type="dxa" w:w="1560"/>
           </w:tcPr>
           <w:p>
             <w:r/>
@@ -7263,7 +7316,119 @@
         </w:tc>
         <w:tc>
           <w:tcPr>
-            <w:tcW w:type="dxa" w:w="2340"/>
+            <w:tcW w:type="dxa" w:w="1560"/>
+          </w:tcPr>
+          <w:p>
+            <w:r/>
+            <w:r>
+              <w:rPr>
+                <w:b/>
+                <w:color w:val="B03A00"/>
+                <w:sz w:val="16"/>
+              </w:rPr>
+              <w:t>[[PENDING - human evaluation responses not yet collected]]</w:t>
+            </w:r>
+          </w:p>
+        </w:tc>
+        <w:tc>
+          <w:tcPr>
+            <w:tcW w:type="dxa" w:w="1560"/>
+          </w:tcPr>
+          <w:p>
+            <w:r/>
+            <w:r>
+              <w:rPr>
+                <w:b/>
+                <w:color w:val="B03A00"/>
+                <w:sz w:val="16"/>
+              </w:rPr>
+              <w:t>[[PENDING - human evaluation responses not yet collected]]</w:t>
+            </w:r>
+          </w:p>
+        </w:tc>
+      </w:tr>
+      <w:tr>
+        <w:tc>
+          <w:tcPr>
+            <w:tcW w:type="dxa" w:w="1560"/>
+          </w:tcPr>
+          <w:p>
+            <w:r/>
+            <w:r>
+              <w:rPr>
+                <w:sz w:val="16"/>
+              </w:rPr>
+              <w:t>Single model, bigger: Qwen2.5-7B (4-bit) detects + responds</w:t>
+            </w:r>
+          </w:p>
+        </w:tc>
+        <w:tc>
+          <w:tcPr>
+            <w:tcW w:type="dxa" w:w="1560"/>
+          </w:tcPr>
+          <w:p>
+            <w:r/>
+            <w:r>
+              <w:rPr>
+                <w:b/>
+                <w:color w:val="B03A00"/>
+                <w:sz w:val="16"/>
+              </w:rPr>
+              <w:t>[[PENDING - human evaluation responses not yet collected]]</w:t>
+            </w:r>
+          </w:p>
+        </w:tc>
+        <w:tc>
+          <w:tcPr>
+            <w:tcW w:type="dxa" w:w="1560"/>
+          </w:tcPr>
+          <w:p>
+            <w:r/>
+            <w:r>
+              <w:rPr>
+                <w:b/>
+                <w:color w:val="B03A00"/>
+                <w:sz w:val="16"/>
+              </w:rPr>
+              <w:t>[[PENDING - human evaluation responses not yet collected]]</w:t>
+            </w:r>
+          </w:p>
+        </w:tc>
+        <w:tc>
+          <w:tcPr>
+            <w:tcW w:type="dxa" w:w="1560"/>
+          </w:tcPr>
+          <w:p>
+            <w:r/>
+            <w:r>
+              <w:rPr>
+                <w:b/>
+                <w:color w:val="B03A00"/>
+                <w:sz w:val="16"/>
+              </w:rPr>
+              <w:t>[[PENDING - human evaluation responses not yet collected]]</w:t>
+            </w:r>
+          </w:p>
+        </w:tc>
+        <w:tc>
+          <w:tcPr>
+            <w:tcW w:type="dxa" w:w="1560"/>
+          </w:tcPr>
+          <w:p>
+            <w:r/>
+            <w:r>
+              <w:rPr>
+                <w:b/>
+                <w:color w:val="B03A00"/>
+                <w:sz w:val="16"/>
+              </w:rPr>
+              <w:t>[[PENDING - human evaluation responses not yet collected]]</w:t>
+            </w:r>
+          </w:p>
+        </w:tc>
+        <w:tc>
+          <w:tcPr>
+            <w:tcW w:type="dxa" w:w="1560"/>
           </w:tcPr>
           <w:p>
             <w:r/>
@@ -25432,7 +25597,7 @@
           <w:b/>
           <w:color w:val="B03A00"/>
         </w:rPr>
-        <w:t>[[PENDING: (1) number of participants excluded by the attention checks; (2) selection rate of each system, with a two-sided binomial test against a chance rate of one third; (3) a per-participant paired comparison of how often the final system was chosen over each baseline, using the Wilcoxon signed-rank test; (4) Fleiss' kappa for agreement between participants; and (5) the proportion of items on which the human majority choice matches the system scored highest by the AI judges.]]</w:t>
+        <w:t>[[PENDING: (1) number of participants and number excluded; (2) mean rating of each system on empathy, contextual relevance and supportiveness, compared pairwise with the Wilcoxon signed-rank test on per-participant means, with Holm correction across the three dimensions and three system pairs; (3) the preference rate of each system with a two-sided binomial test against a chance rate of one third; (4) the intraclass correlation for the 1-5 ratings and Fleiss' kappa for the preference question; and (5) the correlation between the human mean rating and the AI-judge mean score across systems on the five situations the judges also scored.]]</w:t>
       </w:r>
     </w:p>
     <w:p>

--- a/final writing/Chapter_5_Results_and_Analysis.docx
+++ b/final writing/Chapter_5_Results_and_Analysis.docx
@@ -2752,7 +2752,7 @@
         <w:t>84.3% top-5</w:t>
       </w:r>
       <w:r>
-        <w:t xml:space="preserve"> accuracy, with a macro-F1 score of 49.4%, against a chance level of 3.1% for 32 classes. Performance varies considerably across emotions (Table A.2). </w:t>
+        <w:t xml:space="preserve"> accuracy, with a macro-F1 score of 49.4%, against a chance level of 3.1% for 32 classes. Performance varies considerably across emotions (Table A.5). </w:t>
       </w:r>
       <w:r>
         <w:rPr>
@@ -5862,10 +5862,10 @@
         <w:rPr>
           <w:b/>
         </w:rPr>
-        <w:t>What the judge ranking settles and what it does not.</w:t>
+        <w:t>What the judge ranking settles and what it does not:</w:t>
       </w:r>
       <w:r>
-        <w:t xml:space="preserve"> The final system is third of eight on the panel, and that position has to be read together with what the panel is able to separate. The four leading systems all use a generator of 3.8 billion parameters or more, they lie within 0.22 points of one another, and none of the differences among them survives correction (Section 5.4.7); the judges also award higher scores to longer replies (Section 5.5.4), and of the four the final system writes the shortest ones. What the panel does separate is scale: every system below the four leaders uses a generator of 1.5 billion parameters or fewer. The decision to keep the two-stage design rather than prompt the same generator directly was therefore not taken on the judge scores, which rate the two configurations equally (8.68 against 8.78, p = 0.16), but on the measures that do distinguish them: emotion validation (36.7% against 27.0%), the WASSA empathy classifier (5.05 against 4.75, an advantage that strengthens when reply length is held constant), repetition (boilerplate in 58.7% of replies against 72.3%), length (22% fewer words) and the fact that the emotional decision is visible and can be logged or overridden, set against a cost of 13.7 points of rule adherence. Section 5.5.9 and Table 5.21 give that comparison measure by measure, and Section 5.2.6 combines five of the measures into one ranking in which the final system stands second of eight and first among the systems that fit the 8 GB budget.</w:t>
+        <w:t xml:space="preserve"> the final system is third of eight on the panel, and that position has to be read together with what the panel is able to separate. The four leading systems all use a generator of 3.8 billion parameters or more, they lie within 0.22 points of one another, and none of the differences among them survives correction (Section 5.4.7); the judges also award higher scores to longer replies (Section 5.5.4), and of the four the final system writes the shortest ones. What the panel does separate is scale: every system below the four leaders uses a generator of 1.5 billion parameters or fewer. The decision to keep the two-stage design rather than prompt the same generator directly was therefore not taken on the judge scores, which rate the two configurations equally (8.68 against 8.78, p = 0.16), but on the measures that do distinguish them: emotion validation (36.7% against 27.0%), the WASSA empathy classifier (5.05 against 4.75, an advantage that strengthens when reply length is held constant), repetition (boilerplate in 58.7% of replies against 72.3%), length (22% fewer words) and the fact that the emotional decision is visible and can be logged or overridden, set against a cost of 13.7 points of rule adherence. Section 5.5.9 and Table 5.21 give that comparison measure by measure, and Section 5.2.6 combines five of the measures into one ranking in which the final system stands second of eight and first among the systems that fit the 8 GB budget.</w:t>
       </w:r>
     </w:p>
     <w:tbl>
@@ -6982,7 +6982,7 @@
         <w:spacing w:after="120"/>
       </w:pPr>
       <w:r>
-        <w:t xml:space="preserve">To validate the automatic and AI-judge results, we conducted a rating study with human participants (Table A.3). Participants read 8 situations; for each one they saw three replies, presented in counterbalanced order, from the final system, the same-size single model and the larger single model. They rated every reply from 1 to 5 on three dimensions, each with written anchors: </w:t>
+        <w:t xml:space="preserve">To validate the automatic and AI-judge results, we conducted a rating study with human participants (Table A.6). Participants read 8 situations; for each one they saw three replies, presented in counterbalanced order, from the final system, the same-size single model and the larger single model. They rated every reply from 1 to 5 on three dimensions, each with written anchors: </w:t>
       </w:r>
       <w:r>
         <w:rPr>
@@ -7546,10 +7546,10 @@
         <w:rPr>
           <w:b/>
         </w:rPr>
-        <w:t>The decoupled design, not the generator, produces the empathy gain.</w:t>
+        <w:t>The decoupled design, not the generator, produces the empathy gain:</w:t>
       </w:r>
       <w:r>
-        <w:t xml:space="preserve"> The strongest test of the design is the single model built on the final system's own generator, Phi-4-mini, prompted to detect the emotion and respond in one pass. It reaches high rule adherence (73.7%), but its empathy and emotional fidelity stay at the level of the smaller single model (WASSA 4.75 against 4.84; emotion validation 27.0% against 25.7%). Adding the detector and emotion-specific guidance to that same generator raises WASSA to 5.05 and emotion validation to 36.7%, both significant after correction (Section 5.5.9). The decoupled system does, however, follow all three rules less often than this baseline (60.0% against 73.7%), because its prompt must carry emotion-specific guidance as well as the rules. At an equal generator the design therefore buys empathy and emotional fidelity at some cost in rule adherence.</w:t>
+        <w:t xml:space="preserve"> the strongest test of the design is the single model built on the final system's own generator, Phi-4-mini, prompted to detect the emotion and respond in one pass. It reaches high rule adherence (73.7%), but its empathy and emotional fidelity stay at the level of the smaller single model (WASSA 4.75 against 4.84; emotion validation 27.0% against 25.7%). Adding the detector and emotion-specific guidance to that same generator raises WASSA to 5.05 and emotion validation to 36.7%, both significant after correction (Section 5.5.9). The decoupled system does, however, follow all three rules less often than this baseline (60.0% against 73.7%), because its prompt must carry emotion-specific guidance as well as the rules. At an equal generator the design therefore buys empathy and emotional fidelity at some cost in rule adherence.</w:t>
       </w:r>
     </w:p>
     <w:p>
@@ -7560,7 +7560,7 @@
         <w:rPr>
           <w:b/>
         </w:rPr>
-        <w:t>A larger single model remains stronger.</w:t>
+        <w:t>A larger single model remains stronger:</w:t>
       </w:r>
       <w:r>
         <w:t xml:space="preserve"> Qwen2.5-7B [22], prompted to detect the emotion and respond in one step, achieves the best rule adherence (82.3%) and WASSA score (5.76) of all systems, and the highest AI-judge score of all judged systems (8.90, against 8.68 for the final system). The same-size and larger single models use the same prompt, so model capacity, rather than the decoupled structure, explains most of this difference. The advantage of the decoupled design is therefore not raw output quality. It lies in making the emotional reasoning explicit and inspectable at a smaller scale, and in allowing the generator to receive emotion-specific guidance, which Section 5.2.4 shows to be important.</w:t>
@@ -7613,7 +7613,7 @@
         <w:spacing w:after="120"/>
       </w:pPr>
       <w:r>
-        <w:t>With the detector and prompt held fixed, the choice of generator determines rule adherence: 65.3% for Phi-4-mini, 57.7% for Qwen2.5-1.5B and 22.0% for Gemma-3-4B (Table 4.5). Gemma is the instructive case. It acknowledges feelings in 96.7% of replies and has a higher WASSA score than Phi-4-mini (5.30 against 4.89), which might suggest that it is the more empathetic model. However, it disregards the length rule, averaging 133 words with 72% of replies over the limit, and WASSA scores rise with reply length in every system (Section 5.5). When replies of similar length are compared (Figure 5.3, Table A.4), Phi-4-mini matches or exceeds Gemma in every length band in which both have replies, and Gemma's advantage appears only above 120 words. Gemma's apparent advantage in empathy is therefore an effect of reply length, echoing the observation that longer LLM responses may be mistaken for greater empathy [15]. Its failure to respect the length constraint rules it out for a support setting in which brevity is a requirement.</w:t>
+        <w:t>With the detector and prompt held fixed, the choice of generator determines rule adherence: 65.3% for Phi-4-mini, 57.7% for Qwen2.5-1.5B and 22.0% for Gemma-3-4B (Table 4.5). Gemma is the instructive case. It acknowledges feelings in 96.7% of replies and has a higher WASSA score than Phi-4-mini (5.30 against 4.89), which might suggest that it is the more empathetic model. However, it disregards the length rule, averaging 133 words with 72% of replies over the limit, and WASSA scores rise with reply length in every system (Section 5.5). When replies of similar length are compared (Figure 5.3, Table A.7), Phi-4-mini matches or exceeds Gemma in every length band in which both have replies, and Gemma's advantage appears only above 120 words. Gemma's apparent advantage in empathy is therefore an effect of reply length, echoing the observation that longer LLM responses may be mistaken for greater empathy [15]. Its failure to respect the length constraint rules it out for a support setting in which brevity is a requirement.</w:t>
       </w:r>
     </w:p>
     <w:p>
@@ -10529,10 +10529,10 @@
         <w:rPr>
           <w:b/>
         </w:rPr>
-        <w:t>Generator replacement (A2).</w:t>
+        <w:t>Generator replacement (A2):</w:t>
       </w:r>
       <w:r>
-        <w:t xml:space="preserve"> With the adjusted detector held fixed, the comparison of generators showed Phi-4-mini achieving higher rule adherence (65.3%) than the original Qwen2.5-1.5B (57.7%), so Phi-4-mini replaced Qwen as d2, loaded with 4-bit quantisation to fit in memory.</w:t>
+        <w:t xml:space="preserve"> with the adjusted detector held fixed, the comparison of generators showed Phi-4-mini achieving higher rule adherence (65.3%) than the original Qwen2.5-1.5B (57.7%), so Phi-4-mini replaced Qwen as d2, loaded with 4-bit quantisation to fit in memory.</w:t>
       </w:r>
     </w:p>
     <w:p>
@@ -10543,10 +10543,10 @@
         <w:rPr>
           <w:b/>
         </w:rPr>
-        <w:t>Two-stage emotion selection (A3).</w:t>
+        <w:t>Two-stage emotion selection (A3):</w:t>
       </w:r>
       <w:r>
-        <w:t xml:space="preserve"> The adjusted detector's top-1 label is wrong in about half of conversations, but the correct label is among its three best candidates in 76.5% of cases. The earlier candidate-pick experiment showed that asking the generator to choose the emotion and respond in a single call degrades rule-following, so the choice was separated into a deterministic selection call followed by a separate generation call.</w:t>
+        <w:t xml:space="preserve"> the adjusted detector's top-1 label is wrong in about half of conversations, but the correct label is among its three best candidates in 76.5% of cases. The earlier candidate-pick experiment showed that asking the generator to choose the emotion and respond in a single call degrades rule-following, so the choice was separated into a deterministic selection call followed by a separate generation call.</w:t>
       </w:r>
     </w:p>
     <w:p>
@@ -10557,7 +10557,7 @@
         <w:rPr>
           <w:b/>
         </w:rPr>
-        <w:t>Emotion-specific prompts (A4).</w:t>
+        <w:t>Emotion-specific prompts (A4):</w:t>
       </w:r>
       <w:r>
         <w:t xml:space="preserve"> A generic instruction such as "the user is feeling X" gives the generator no guidance on how a response to </w:t>
@@ -10621,10 +10621,10 @@
         <w:rPr>
           <w:b/>
         </w:rPr>
-        <w:t>Detector context window (A6).</w:t>
+        <w:t>Detector context window (A6):</w:t>
       </w:r>
       <w:r>
-        <w:t xml:space="preserve"> Classifying only the latest message discards context. For example, "I am okay. Well, not properly." read on its own is classified as </w:t>
+        <w:t xml:space="preserve"> classifying only the latest message discards context. For example, "I am okay. Well, not properly." read on its own is classified as </w:t>
       </w:r>
       <w:r>
         <w:rPr>
@@ -10644,10 +10644,10 @@
         <w:rPr>
           <w:b/>
         </w:rPr>
-        <w:t>Generator memory (A7).</w:t>
+        <w:t>Generator memory (A7):</w:t>
       </w:r>
       <w:r>
-        <w:t xml:space="preserve"> The generator receives the last ten exchanges verbatim rather than a summary, so that it can avoid repeating itself without losing emotional detail through summarisation.</w:t>
+        <w:t xml:space="preserve"> the generator receives the last ten exchanges verbatim rather than a summary, so that it can avoid repeating itself without losing emotional detail through summarisation.</w:t>
       </w:r>
     </w:p>
     <w:p>
@@ -10658,7 +10658,7 @@
         <w:rPr>
           <w:b/>
         </w:rPr>
-        <w:t>Turn-aware rules.</w:t>
+        <w:t>Turn-aware rules:</w:t>
       </w:r>
       <w:r>
         <w:t xml:space="preserve"> A mandatory single question suits a first reply, but over a long conversation it turns the exchange into an interrogation. From the second turn onward, the question is therefore optional and repetition of earlier phrasing is discouraged, while the first turn keeps the original rules so that single-turn results remain valid. The agent also detects when the user's emotion changes between turns and instructs the generator to respond to the current emotion.</w:t>
@@ -10730,10 +10730,10 @@
         <w:rPr>
           <w:b/>
         </w:rPr>
-        <w:t>Correcting the fine-tuned baseline (A11).</w:t>
+        <w:t>Correcting the fine-tuned baseline (A11):</w:t>
       </w:r>
       <w:r>
-        <w:t xml:space="preserve"> Checking the monolithic LoRA baseline revealed a configuration error. Its training script used the end-of-turn token </w:t>
+        <w:t xml:space="preserve"> checking the monolithic LoRA baseline revealed a configuration error. Its training script used the end-of-turn token </w:t>
       </w:r>
       <w:r>
         <w:rPr>
@@ -10909,7 +10909,7 @@
         <w:rPr>
           <w:b/>
         </w:rPr>
-        <w:t>The larger single model is significantly better on rules and empathy.</w:t>
+        <w:t>The larger single model is significantly better on rules and empathy:</w:t>
       </w:r>
       <w:r>
         <w:t xml:space="preserve"> Qwen2.5-7B exceeds the final system in overall rule adherence (-22.3 points), acknowledgement (-16.7), the one-question rule (-6.3) and WASSA empathy (-0.71), and all of these differences are significant after correction.</w:t>
@@ -17438,7 +17438,7 @@
         <w:t>controlled detector swap</w:t>
       </w:r>
       <w:r>
-        <w:t xml:space="preserve"> with the generator fixed as Qwen2.5-1.5B, replacing the GPT-2 detector with the more accurate RoBERTa detector changes neither emotion validation (25.3% against 26.0%, p = 0.91) nor rule adherence (57.7% against 63.7%, p = 0.09). In contrast, the detector models themselves differ significantly: RoBERTa-large outperforms RoBERTa-base on top-1 accuracy (+2.9 points, p = 0.0002), and RoBERTa-base outperforms BERT and ELECTRA on top-5 accuracy (p ≤ 0.0001), as shown in Table A.5.</w:t>
+        <w:t xml:space="preserve"> with the generator fixed as Qwen2.5-1.5B, replacing the GPT-2 detector with the more accurate RoBERTa detector changes neither emotion validation (25.3% against 26.0%, p = 0.91) nor rule adherence (57.7% against 63.7%, p = 0.09). In contrast, the detector models themselves differ significantly: RoBERTa-large outperforms RoBERTa-base on top-1 accuracy (+2.9 points, p = 0.0002), and RoBERTa-base outperforms BERT and ELECTRA on top-5 accuracy (p ≤ 0.0001), as shown in Table A.8.</w:t>
       </w:r>
     </w:p>
     <w:p>
@@ -20988,7 +20988,7 @@
         <w:spacing w:after="120"/>
       </w:pPr>
       <w:r>
-        <w:t xml:space="preserve">WASSA scores correlate positively with reply length within every system, with Spearman correlations ranging from 0.14 to 0.54 (all p &lt; 0.02; Table A.6). A system that writes longer replies can therefore obtain higher WASSA scores without being more empathetic, consistent with the observation that lengthy LLM responses may be mistaken for greater empathy [15] and with the verbosity bias of LLM judges [18]. This affects two comparisons. It explains Gemma-3-4B's higher WASSA score (Section 5.5). It also strengthens, rather than weakens, the final system's advantage over top-1 Phi-4-mini prompting, because the final system obtains the higher score with </w:t>
+        <w:t xml:space="preserve">WASSA scores correlate positively with reply length within every system, with Spearman correlations ranging from 0.14 to 0.54 (all p &lt; 0.02; Table A.9). A system that writes longer replies can therefore obtain higher WASSA scores without being more empathetic, consistent with the observation that lengthy LLM responses may be mistaken for greater empathy [15] and with the verbosity bias of LLM judges [18]. This affects two comparisons. It explains Gemma-3-4B's higher WASSA score (Section 5.5). It also strengthens, rather than weakens, the final system's advantage over top-1 Phi-4-mini prompting, because the final system obtains the higher score with </w:t>
       </w:r>
       <w:r>
         <w:rPr>
@@ -21013,7 +21013,7 @@
         <w:spacing w:after="120"/>
       </w:pPr>
       <w:r>
-        <w:t xml:space="preserve">Because several conclusions rely on WASSA scores, we examined how far they can be trusted, using the 512 replies of the eight systems that were also scored by both AI judges (Table A.7). At the </w:t>
+        <w:t xml:space="preserve">Because several conclusions rely on WASSA scores, we examined how far they can be trusted, using the 512 replies of the eight systems that were also scored by both AI judges (Table A.10). At the </w:t>
       </w:r>
       <w:r>
         <w:rPr>
@@ -27438,7 +27438,7 @@
         <w:spacing w:after="120"/>
       </w:pPr>
       <w:r>
-        <w:t xml:space="preserve">In this system, detection accuracy and reply quality are only weakly related. In a controlled comparison in which the generator (Qwen2.5-1.5B), the prompt and the conversations are held fixed and only the detector changes, from GPT-2 (48.2% on real input) to RoBERTa (50.3%), neither emotion validation (26.0% against 25.3%, p = 0.91) nor rule adherence (63.7% against 57.7%, p = 0.09) improves (Table A.8). Within a single pipeline, replies built on a wrong emotion label follow the rules as often as those built on a correct label, and are scored as equally empathetic (Table 5.12). Replies are robust to label errors partly because most errors occur between neighbouring emotions (Section 5.5.6), for which appropriate responses are similar. By contrast, </w:t>
+        <w:t xml:space="preserve">In this system, detection accuracy and reply quality are only weakly related. In a controlled comparison in which the generator (Qwen2.5-1.5B), the prompt and the conversations are held fixed and only the detector changes, from GPT-2 (48.2% on real input) to RoBERTa (50.3%), neither emotion validation (26.0% against 25.3%, p = 0.91) nor rule adherence (63.7% against 57.7%, p = 0.09) improves (Table A.11). Within a single pipeline, replies built on a wrong emotion label follow the rules as often as those built on a correct label, and are scored as equally empathetic (Table 5.12). Replies are robust to label errors partly because most errors occur between neighbouring emotions (Section 5.5.6), for which appropriate responses are similar. By contrast, </w:t>
       </w:r>
       <w:r>
         <w:rPr>
@@ -27471,7 +27471,7 @@
         <w:spacing w:after="120"/>
       </w:pPr>
       <w:r>
-        <w:t>WASSA empathy increases with reply length within every system, with Spearman correlations from 0.14 (top-1 Phi-4-mini) to 0.54 (zero-shot prompting) (Table A.6). Measured empathy is therefore partly a function of verbosity, in line with the observation that longer LLM responses may be mistaken for greater empathy. Gemma-3-4B illustrates why this matters. It has the second-highest WASSA score overall (5.30), but when replies of similar length are compared it does not outperform Phi-4-mini: in every length band in which both have replies, Phi-4-mini matches or exceeds it, and Gemma's advantage appears only above 120 words (Figure 5.3). The final system reverses the usual pattern, achieving a higher WASSA score than top-1 Phi-4-mini prompting while writing about 30% fewer words. Empathy classifiers and LLM judges, which are also known to favour longer answers [18], should therefore be interpreted together with reply length.</w:t>
+        <w:t>WASSA empathy increases with reply length within every system, with Spearman correlations from 0.14 (top-1 Phi-4-mini) to 0.54 (zero-shot prompting) (Table A.9). Measured empathy is therefore partly a function of verbosity, in line with the observation that longer LLM responses may be mistaken for greater empathy. Gemma-3-4B illustrates why this matters. It has the second-highest WASSA score overall (5.30), but when replies of similar length are compared it does not outperform Phi-4-mini: in every length band in which both have replies, Phi-4-mini matches or exceeds it, and Gemma's advantage appears only above 120 words (Figure 5.3). The final system reverses the usual pattern, achieving a higher WASSA score than top-1 Phi-4-mini prompting while writing about 30% fewer words. Empathy classifiers and LLM judges, which are also known to favour longer answers [18], should therefore be interpreted together with reply length.</w:t>
       </w:r>
     </w:p>
     <w:p>
@@ -27653,7 +27653,7 @@
         <w:spacing w:after="120"/>
       </w:pPr>
       <w:r>
-        <w:t xml:space="preserve">The detector shows the same pattern (Table A.9). RoBERTa-large has 2.8 times as many parameters as RoBERTa-base, took 7.4 times as long to train and is 2.9 points more accurate on the test partition, yet substituting it into the final system improved neither rule adherence, WASSA empathy nor emotion validation (Section 5.4.3). </w:t>
+        <w:t xml:space="preserve">The detector shows the same pattern (Table A.12). RoBERTa-large has 2.8 times as many parameters as RoBERTa-base, took 7.4 times as long to train and is 2.9 points more accurate on the test partition, yet substituting it into the final system improved neither rule adherence, WASSA empathy nor emotion validation (Section 5.4.3). </w:t>
       </w:r>
       <w:r>
         <w:rPr>
@@ -28241,10 +28241,10 @@
         <w:rPr>
           <w:b/>
         </w:rPr>
-        <w:t>Resource use.</w:t>
+        <w:t>Resource use:</w:t>
       </w:r>
       <w:r>
-        <w:t xml:space="preserve"> Parameter counts do not determine running cost on their own: the final system loads two models and calls its generator twice per reply. We therefore measured peak GPU memory and response time for the final system and both single models on the same 50 conversations, on the RTX 4060 used throughout, with the evaluation's decoding settings (Tables 5.26 and 5.27). </w:t>
+        <w:t xml:space="preserve"> parameter counts do not determine running cost on their own: the final system loads two models and calls its generator twice per reply. We therefore measured peak GPU memory and response time for the final system and both single models on the same 50 conversations, on the RTX 4060 used throughout, with the evaluation's decoding settings (Tables 5.26 and 5.27). </w:t>
       </w:r>
       <w:r>
         <w:rPr>
@@ -29256,10 +29256,10 @@
         <w:rPr>
           <w:b/>
         </w:rPr>
-        <w:t>What the decoupled design wins.</w:t>
+        <w:t>What the decoupled design wins:</w:t>
       </w:r>
       <w:r>
-        <w:t xml:space="preserve"> Its replies score higher on the WASSA empathy classifier (5.05 against 4.75) and recover the user's true emotion more often (36.7% against 27.0%). The WASSA advantage is the more robust of the two: it holds </w:t>
+        <w:t xml:space="preserve"> its replies score higher on the WASSA empathy classifier (5.05 against 4.75) and recover the user's true emotion more often (36.7% against 27.0%). The WASSA advantage is the more robust of the two: it holds </w:t>
       </w:r>
       <w:r>
         <w:rPr>
@@ -29279,10 +29279,10 @@
         <w:rPr>
           <w:b/>
         </w:rPr>
-        <w:t>What the single model wins, and what remains of it.</w:t>
+        <w:t>What the single model wins, and what remains of it:</w:t>
       </w:r>
       <w:r>
-        <w:t xml:space="preserve"> The single model follows all three rules more often (73.7% against 60.0%) and acknowledges the feeling more often (77.3% against 66.3%). Both advantages are largely explained by reply length: with length held constant, the acknowledgement difference disappears entirely (p = 0.36) and the rule-adherence difference shrinks to the edge of significance (p = 0.04). The remaining part is a real cost of the design: in the decoupled system, the three rules share the prompt with emotion-specific guidance and cue words, so the generator follows them slightly less closely.</w:t>
+        <w:t xml:space="preserve"> the single model follows all three rules more often (73.7% against 60.0%) and acknowledges the feeling more often (77.3% against 66.3%). Both advantages are largely explained by reply length: with length held constant, the acknowledgement difference disappears entirely (p = 0.36) and the rule-adherence difference shrinks to the edge of significance (p = 0.04). The remaining part is a real cost of the design: in the decoupled system, the three rules share the prompt with emotion-specific guidance and cue words, so the generator follows them slightly less closely.</w:t>
       </w:r>
     </w:p>
     <w:p>
@@ -29293,10 +29293,10 @@
         <w:rPr>
           <w:b/>
         </w:rPr>
-        <w:t>Where the two are equal.</w:t>
+        <w:t>Where the two are equal:</w:t>
       </w:r>
       <w:r>
-        <w:t xml:space="preserve"> The AI judges do not separate the systems on empathy (7.84 against 8.04, adjusted p = 0.077) or overall quality (8.68 against 8.78, p = 0.16), and at matched reply length their scores coincide almost exactly (7.92 against 7.89 for replies of 40 to 60 words, 7.83 against 7.89 for 60 to 80 words).</w:t>
+        <w:t xml:space="preserve"> the AI judges do not separate the systems on empathy (7.84 against 8.04, adjusted p = 0.077) or overall quality (8.68 against 8.78, p = 0.16), and at matched reply length their scores coincide almost exactly (7.92 against 7.89 for replies of 40 to 60 words, 7.83 against 7.89 for 60 to 80 words).</w:t>
       </w:r>
     </w:p>
     <w:p>
@@ -29307,10 +29307,10 @@
         <w:rPr>
           <w:b/>
         </w:rPr>
-        <w:t>Conclusion.</w:t>
+        <w:t>Conclusion:</w:t>
       </w:r>
       <w:r>
-        <w:t xml:space="preserve"> Against its own generator used alone, the decoupled design produces replies that express the user's emotion more accurately and are rated as more empathetic by an independent classifier, that repeat themselves less and are shorter, and whose emotional reasoning is inspectable; it pays for this with slightly lower adherence to the response rules. For a system whose purpose is to make someone feel understood, and whose emotional decision must be auditable, that is a favourable exchange, but it is an exchange rather than a clean win, and we report it as such.</w:t>
+        <w:t xml:space="preserve"> against its own generator used alone, the decoupled design produces replies that express the user's emotion more accurately and are rated as more empathetic by an independent classifier, that repeat themselves less and are shorter, and whose emotional reasoning is inspectable; it pays for this with slightly lower adherence to the response rules. For a system whose purpose is to make someone feel understood, and whose emotional decision must be auditable, that is a favourable exchange, but it is an exchange rather than a clean win, and we report it as such.</w:t>
       </w:r>
     </w:p>
     <w:tbl>

--- a/final writing/Chapter_5_Results_and_Analysis.docx
+++ b/final writing/Chapter_5_Results_and_Analysis.docx
@@ -2752,7 +2752,7 @@
         <w:t>84.3% top-5</w:t>
       </w:r>
       <w:r>
-        <w:t xml:space="preserve"> accuracy, with a macro-F1 score of 49.4%, against a chance level of 3.1% for 32 classes. Performance varies considerably across emotions (Table A.5). </w:t>
+        <w:t xml:space="preserve"> accuracy, with a macro-F1 score of 49.4%, against a chance level of 3.1% for 32 classes. Performance varies considerably across emotions (Table A.6). </w:t>
       </w:r>
       <w:r>
         <w:rPr>
@@ -6982,7 +6982,7 @@
         <w:spacing w:after="120"/>
       </w:pPr>
       <w:r>
-        <w:t xml:space="preserve">To validate the automatic and AI-judge results, we conducted a rating study with human participants (Table A.6). Participants read 8 situations; for each one they saw three replies, presented in counterbalanced order, from the final system, the same-size single model and the larger single model. They rated every reply from 1 to 5 on three dimensions, each with written anchors: </w:t>
+        <w:t xml:space="preserve">To validate the automatic and AI-judge results, we conducted a rating study with human participants (Table A.7). Participants read 8 situations; for each one they saw three replies, presented in counterbalanced order, from the final system, the same-size single model and the larger single model. They rated every reply from 1 to 5 on three dimensions, each with written anchors: </w:t>
       </w:r>
       <w:r>
         <w:rPr>
@@ -7613,7 +7613,7 @@
         <w:spacing w:after="120"/>
       </w:pPr>
       <w:r>
-        <w:t>With the detector and prompt held fixed, the choice of generator determines rule adherence: 65.3% for Phi-4-mini, 57.7% for Qwen2.5-1.5B and 22.0% for Gemma-3-4B (Table 4.5). Gemma is the instructive case. It acknowledges feelings in 96.7% of replies and has a higher WASSA score than Phi-4-mini (5.30 against 4.89), which might suggest that it is the more empathetic model. However, it disregards the length rule, averaging 133 words with 72% of replies over the limit, and WASSA scores rise with reply length in every system (Section 5.5). When replies of similar length are compared (Figure 5.3, Table A.7), Phi-4-mini matches or exceeds Gemma in every length band in which both have replies, and Gemma's advantage appears only above 120 words. Gemma's apparent advantage in empathy is therefore an effect of reply length, echoing the observation that longer LLM responses may be mistaken for greater empathy [15]. Its failure to respect the length constraint rules it out for a support setting in which brevity is a requirement.</w:t>
+        <w:t>With the detector and prompt held fixed, the choice of generator determines rule adherence: 65.3% for Phi-4-mini, 57.7% for Qwen2.5-1.5B and 22.0% for Gemma-3-4B (Table 4.5). Gemma is the instructive case. It acknowledges feelings in 96.7% of replies and has a higher WASSA score than Phi-4-mini (5.30 against 4.89), which might suggest that it is the more empathetic model. However, it disregards the length rule, averaging 133 words with 72% of replies over the limit, and WASSA scores rise with reply length in every system (Section 5.5). When replies of similar length are compared (Figure 5.3, Table A.8), Phi-4-mini matches or exceeds Gemma in every length band in which both have replies, and Gemma's advantage appears only above 120 words. Gemma's apparent advantage in empathy is therefore an effect of reply length, echoing the observation that longer LLM responses may be mistaken for greater empathy [15]. Its failure to respect the length constraint rules it out for a support setting in which brevity is a requirement.</w:t>
       </w:r>
     </w:p>
     <w:p>
@@ -17438,7 +17438,7 @@
         <w:t>controlled detector swap</w:t>
       </w:r>
       <w:r>
-        <w:t xml:space="preserve"> with the generator fixed as Qwen2.5-1.5B, replacing the GPT-2 detector with the more accurate RoBERTa detector changes neither emotion validation (25.3% against 26.0%, p = 0.91) nor rule adherence (57.7% against 63.7%, p = 0.09). In contrast, the detector models themselves differ significantly: RoBERTa-large outperforms RoBERTa-base on top-1 accuracy (+2.9 points, p = 0.0002), and RoBERTa-base outperforms BERT and ELECTRA on top-5 accuracy (p ≤ 0.0001), as shown in Table A.8.</w:t>
+        <w:t xml:space="preserve"> with the generator fixed as Qwen2.5-1.5B, replacing the GPT-2 detector with the more accurate RoBERTa detector changes neither emotion validation (25.3% against 26.0%, p = 0.91) nor rule adherence (57.7% against 63.7%, p = 0.09). In contrast, the detector models themselves differ significantly: RoBERTa-large outperforms RoBERTa-base on top-1 accuracy (+2.9 points, p = 0.0002), and RoBERTa-base outperforms BERT and ELECTRA on top-5 accuracy (p ≤ 0.0001), as shown in Table A.9.</w:t>
       </w:r>
     </w:p>
     <w:p>
@@ -20988,7 +20988,7 @@
         <w:spacing w:after="120"/>
       </w:pPr>
       <w:r>
-        <w:t xml:space="preserve">WASSA scores correlate positively with reply length within every system, with Spearman correlations ranging from 0.14 to 0.54 (all p &lt; 0.02; Table A.9). A system that writes longer replies can therefore obtain higher WASSA scores without being more empathetic, consistent with the observation that lengthy LLM responses may be mistaken for greater empathy [15] and with the verbosity bias of LLM judges [18]. This affects two comparisons. It explains Gemma-3-4B's higher WASSA score (Section 5.5). It also strengthens, rather than weakens, the final system's advantage over top-1 Phi-4-mini prompting, because the final system obtains the higher score with </w:t>
+        <w:t xml:space="preserve">WASSA scores correlate positively with reply length within every system, with Spearman correlations ranging from 0.14 to 0.54 (all p &lt; 0.02; Table A.10). A system that writes longer replies can therefore obtain higher WASSA scores without being more empathetic, consistent with the observation that lengthy LLM responses may be mistaken for greater empathy [15] and with the verbosity bias of LLM judges [18]. This affects two comparisons. It explains Gemma-3-4B's higher WASSA score (Section 5.5). It also strengthens, rather than weakens, the final system's advantage over top-1 Phi-4-mini prompting, because the final system obtains the higher score with </w:t>
       </w:r>
       <w:r>
         <w:rPr>
@@ -21013,7 +21013,7 @@
         <w:spacing w:after="120"/>
       </w:pPr>
       <w:r>
-        <w:t xml:space="preserve">Because several conclusions rely on WASSA scores, we examined how far they can be trusted, using the 512 replies of the eight systems that were also scored by both AI judges (Table A.10). At the </w:t>
+        <w:t xml:space="preserve">Because several conclusions rely on WASSA scores, we examined how far they can be trusted, using the 512 replies of the eight systems that were also scored by both AI judges (Table A.11). At the </w:t>
       </w:r>
       <w:r>
         <w:rPr>
@@ -27438,7 +27438,7 @@
         <w:spacing w:after="120"/>
       </w:pPr>
       <w:r>
-        <w:t xml:space="preserve">In this system, detection accuracy and reply quality are only weakly related. In a controlled comparison in which the generator (Qwen2.5-1.5B), the prompt and the conversations are held fixed and only the detector changes, from GPT-2 (48.2% on real input) to RoBERTa (50.3%), neither emotion validation (26.0% against 25.3%, p = 0.91) nor rule adherence (63.7% against 57.7%, p = 0.09) improves (Table A.11). Within a single pipeline, replies built on a wrong emotion label follow the rules as often as those built on a correct label, and are scored as equally empathetic (Table 5.12). Replies are robust to label errors partly because most errors occur between neighbouring emotions (Section 5.5.6), for which appropriate responses are similar. By contrast, </w:t>
+        <w:t xml:space="preserve">In this system, detection accuracy and reply quality are only weakly related. In a controlled comparison in which the generator (Qwen2.5-1.5B), the prompt and the conversations are held fixed and only the detector changes, from GPT-2 (48.2% on real input) to RoBERTa (50.3%), neither emotion validation (26.0% against 25.3%, p = 0.91) nor rule adherence (63.7% against 57.7%, p = 0.09) improves (Table A.12). Within a single pipeline, replies built on a wrong emotion label follow the rules as often as those built on a correct label, and are scored as equally empathetic (Table 5.12). Replies are robust to label errors partly because most errors occur between neighbouring emotions (Section 5.5.6), for which appropriate responses are similar. By contrast, </w:t>
       </w:r>
       <w:r>
         <w:rPr>
@@ -27471,7 +27471,7 @@
         <w:spacing w:after="120"/>
       </w:pPr>
       <w:r>
-        <w:t>WASSA empathy increases with reply length within every system, with Spearman correlations from 0.14 (top-1 Phi-4-mini) to 0.54 (zero-shot prompting) (Table A.9). Measured empathy is therefore partly a function of verbosity, in line with the observation that longer LLM responses may be mistaken for greater empathy. Gemma-3-4B illustrates why this matters. It has the second-highest WASSA score overall (5.30), but when replies of similar length are compared it does not outperform Phi-4-mini: in every length band in which both have replies, Phi-4-mini matches or exceeds it, and Gemma's advantage appears only above 120 words (Figure 5.3). The final system reverses the usual pattern, achieving a higher WASSA score than top-1 Phi-4-mini prompting while writing about 30% fewer words. Empathy classifiers and LLM judges, which are also known to favour longer answers [18], should therefore be interpreted together with reply length.</w:t>
+        <w:t>WASSA empathy increases with reply length within every system, with Spearman correlations from 0.14 (top-1 Phi-4-mini) to 0.54 (zero-shot prompting) (Table A.10). Measured empathy is therefore partly a function of verbosity, in line with the observation that longer LLM responses may be mistaken for greater empathy. Gemma-3-4B illustrates why this matters. It has the second-highest WASSA score overall (5.30), but when replies of similar length are compared it does not outperform Phi-4-mini: in every length band in which both have replies, Phi-4-mini matches or exceeds it, and Gemma's advantage appears only above 120 words (Figure 5.3). The final system reverses the usual pattern, achieving a higher WASSA score than top-1 Phi-4-mini prompting while writing about 30% fewer words. Empathy classifiers and LLM judges, which are also known to favour longer answers [18], should therefore be interpreted together with reply length.</w:t>
       </w:r>
     </w:p>
     <w:p>
@@ -27653,7 +27653,7 @@
         <w:spacing w:after="120"/>
       </w:pPr>
       <w:r>
-        <w:t xml:space="preserve">The detector shows the same pattern (Table A.12). RoBERTa-large has 2.8 times as many parameters as RoBERTa-base, took 7.4 times as long to train and is 2.9 points more accurate on the test partition, yet substituting it into the final system improved neither rule adherence, WASSA empathy nor emotion validation (Section 5.4.3). </w:t>
+        <w:t xml:space="preserve">The detector shows the same pattern (Table A.13). RoBERTa-large has 2.8 times as many parameters as RoBERTa-base, took 7.4 times as long to train and is 2.9 points more accurate on the test partition, yet substituting it into the final system improved neither rule adherence, WASSA empathy nor emotion validation (Section 5.4.3). </w:t>
       </w:r>
       <w:r>
         <w:rPr>
@@ -28927,7 +28927,7 @@
         <w:t>explorations</w:t>
       </w:r>
       <w:r>
-        <w:t xml:space="preserve"> mechanism of EPITOME and are the most frequent listener behaviour in EmpatheticDialogues, so a reply with no question closes the conversation; but asking several questions is the "question-answer trap" that counselling guidance warns reduces engagement [37], and only 4.7% of EmpatheticDialogues listener replies ask more than one. </w:t>
+        <w:t xml:space="preserve"> mechanism of EPITOME and are the most frequent listener behaviour in EmpatheticDialogues, so a reply with no question closes the conversation; but asking several questions is the "question-answer trap" that counselling guidance warns reduces engagement [41], and only 4.7% of EmpatheticDialogues listener replies ask more than one. </w:t>
       </w:r>
       <w:r>
         <w:rPr>
@@ -31363,7 +31363,7 @@
         <w:spacing w:after="120"/>
       </w:pPr>
       <w:r>
-        <w:t>In order of priority, future work should: (i) add a pre-generation crisis filter with reviewed safe responses, which is required before any public deployment [35]; (ii) conduct a component-wise ablation that separates the effects of emotion selection, emotion-specific guidance and attention cues; (iii) combine the detector and emotion-specific prompting with a larger generator; (iv) introduce decoding-level control of repetition, such as a repetition penalty of 1.1; (v) evaluate the system on real multi-turn conversations and with mental-health professionals; (vi) develop a Bangla or code-mixed dataset for the detector; and (vii) measure memory use and response time on other hardware, including CPU-only and mobile devices, to inform deployment decisions.</w:t>
+        <w:t>In order of priority, future work should: (i) add a pre-generation crisis filter with reviewed safe responses, which is required before any public deployment [39]; (ii) conduct a component-wise ablation that separates the effects of emotion selection, emotion-specific guidance and attention cues; (iii) combine the detector and emotion-specific prompting with a larger generator; (iv) introduce decoding-level control of repetition, such as a repetition penalty of 1.1; (v) evaluate the system on real multi-turn conversations and with mental-health professionals; (vi) develop a Bangla or code-mixed dataset for the detector; and (vii) measure memory use and response time on other hardware, including CPU-only and mobile devices, to inform deployment decisions.</w:t>
       </w:r>
     </w:p>
     <w:p>

--- a/final writing/Chapter_5_Results_and_Analysis.docx
+++ b/final writing/Chapter_5_Results_and_Analysis.docx
@@ -39,7 +39,7 @@
         <w:spacing w:after="120"/>
       </w:pPr>
       <w:r>
-        <w:t xml:space="preserve">All generation systems respond to the same 300 conversations, sampled with seed 42 from the EmpatheticDialogues test partition, using identical decoding settings (Section 4.1.4). The detector is evaluated on all 2,542 test conversations. The systems are referred to by the names given in Table 5.1, and the </w:t>
+        <w:t xml:space="preserve">All generation systems respond to the same 300 conversations, sampled with seed 42 from the EmpatheticDialogues test partition, using identical decoding settings (Section 4.4.2). The detector is evaluated on all 2,542 test conversations. The systems are referred to by the names given in Table 5.1, and the </w:t>
       </w:r>
       <w:r>
         <w:rPr>
@@ -5833,7 +5833,7 @@
         <w:spacing w:after="120"/>
       </w:pPr>
       <w:r>
-        <w:t>Two AI judges, Nemotron 3 Ultra and gpt-oss-120b, selected as described in Section 4.1.5.1, score each reply blind from 1 to 10 for empathy, relevance and safety, and the panel score is the mean of the two judges. They are applied to a stratified sample of 64 conversations, consisting of the shortest and longest message for each of the 32 emotions. Table 5.6 reports the results for all eight judged systems. The larger single model has the highest overall score (</w:t>
+        <w:t>Two AI judges, Nemotron 3 Ultra and gpt-oss-120b, selected as described in Section 4.1.3.1, score each reply blind from 1 to 10 for empathy, relevance and safety, and the panel score is the mean of the two judges. They are applied to a stratified sample of 64 conversations, consisting of the shortest and longest message for each of the 32 emotions. Table 5.6 reports the results for all eight judged systems. The larger single model has the highest overall score (</w:t>
       </w:r>
       <w:r>
         <w:rPr>
@@ -5865,7 +5865,7 @@
         <w:t>What the judge ranking settles and what it does not:</w:t>
       </w:r>
       <w:r>
-        <w:t xml:space="preserve"> the final system is third of eight on the panel, and that position has to be read together with what the panel is able to separate. The four leading systems all use a generator of 3.8 billion parameters or more, they lie within 0.22 points of one another, and none of the differences among them survives correction (Section 5.4.7); the judges also award higher scores to longer replies (Section 5.5.4), and of the four the final system writes the shortest ones. What the panel does separate is scale: every system below the four leaders uses a generator of 1.5 billion parameters or fewer. The decision to keep the two-stage design rather than prompt the same generator directly was therefore not taken on the judge scores, which rate the two configurations equally (8.68 against 8.78, p = 0.16), but on the measures that do distinguish them: emotion validation (36.7% against 27.0%), the WASSA empathy classifier (5.05 against 4.75, an advantage that strengthens when reply length is held constant), repetition (boilerplate in 58.7% of replies against 72.3%), length (22% fewer words) and the fact that the emotional decision is visible and can be logged or overridden, set against a cost of 13.7 points of rule adherence. Section 5.5.9 and Table 5.21 give that comparison measure by measure, and Section 5.2.6 combines five of the measures into one ranking in which the final system stands second of eight and first among the systems that fit the 8 GB budget.</w:t>
+        <w:t xml:space="preserve"> the final system is third of eight on the panel, and that position has to be read together with what the panel is able to separate. The four leading systems all use a generator of 3.8 billion parameters or more, they lie within 0.22 points of one another, and none of the differences among them survives correction (Section 5.4.7); the judges also award higher scores to longer replies (Section 5.5.4), and of the four the final system writes the shortest ones. What the panel does separate is scale: every system below the four leaders uses a generator of 1.5 billion parameters or fewer. The decision to keep the two-stage design rather than prompt the same generator directly was therefore not taken on the judge scores, which rate the two configurations equally (8.68 against 8.78, p = 0.16), but on the measures that do distinguish them: emotion validation (36.7% against 27.0%), the WASSA empathy classifier (5.05 against 4.75, an advantage that strengthens when reply length is held constant), repetition (boilerplate in 58.7% of replies against 72.3%), length (22% fewer words) and the fact that the emotional decision is visible and can be logged or overridden, set against a cost of 13.7 points of rule adherence. Section 5.5.9 and Table 5.26 give that comparison measure by measure, and Section 5.2.6 combines five of the measures into one ranking in which the final system stands second of eight and first among the systems that fit the 8 GB budget.</w:t>
       </w:r>
     </w:p>
     <w:tbl>
@@ -7588,7 +7588,7 @@
         <w:t>the text a detector is trained on matters more than the network used</w:t>
       </w:r>
       <w:r>
-        <w:t xml:space="preserve">. Training GPT-2 Medium on situation descriptions but deploying it on user messages cost about nine percentage points of accuracy (56.9% against 48.2%), and retraining on the input received in use was the largest single improvement to the detector (Table 4.3). Second, among encoders trained on the correct input, </w:t>
+        <w:t xml:space="preserve">. Training GPT-2 Medium on situation descriptions but deploying it on user messages cost about nine percentage points of accuracy (56.9% against 48.2%), and retraining on the input received in use was the largest single improvement to the detector (Table 5.8). Second, among encoders trained on the correct input, </w:t>
       </w:r>
       <w:r>
         <w:rPr>
@@ -7597,7 +7597,1128 @@
         <w:t>models of the same size are statistically indistinguishable on top-1 accuracy</w:t>
       </w:r>
       <w:r>
-        <w:t xml:space="preserve"> (48.8-50.2%), and RoBERTa-base differs only in the quality of its ranking, with top-5 accuracy of 85.0% against 81.7-82.7% (Table 4.4). RoBERTa-large adds 2.9 points of top-1 accuracy at 7.4 times the training cost. When RoBERTa-large was substituted into the final pipeline, rule adherence, WASSA empathy and emotion validation were all unchanged (Section 5.4.3), so RoBERTa-base offers the best balance.</w:t>
+        <w:t xml:space="preserve"> (48.8-50.2%), and RoBERTa-base differs only in the quality of its ranking, with top-5 accuracy of 85.0% against 81.7-82.7% (Table 5.9, Figure 5.3). RoBERTa-large adds 2.9 points of top-1 accuracy at 7.4 times the training cost. When RoBERTa-large was substituted into the final pipeline, rule adherence, WASSA empathy and emotion validation were all unchanged (Section 5.4.3), so RoBERTa-base offers the best balance.</w:t>
+      </w:r>
+    </w:p>
+    <w:tbl>
+      <w:tblPr>
+        <w:tblStyle w:val="TableGrid"/>
+        <w:tblW w:type="auto" w:w="0"/>
+        <w:tblLook w:firstColumn="1" w:firstRow="1" w:lastColumn="0" w:lastRow="0" w:noHBand="0" w:noVBand="1" w:val="04A0"/>
+      </w:tblPr>
+      <w:tblGrid>
+        <w:gridCol w:w="1560"/>
+        <w:gridCol w:w="1560"/>
+        <w:gridCol w:w="1560"/>
+        <w:gridCol w:w="1560"/>
+        <w:gridCol w:w="1560"/>
+        <w:gridCol w:w="1560"/>
+      </w:tblGrid>
+      <w:tr>
+        <w:tc>
+          <w:tcPr>
+            <w:tcW w:type="dxa" w:w="1560"/>
+            <w:shd w:val="clear" w:color="auto" w:fill="E3EEFB"/>
+          </w:tcPr>
+          <w:p>
+            <w:r>
+              <w:rPr>
+                <w:b/>
+              </w:rPr>
+            </w:r>
+            <w:r>
+              <w:rPr>
+                <w:b/>
+                <w:sz w:val="16"/>
+              </w:rPr>
+              <w:t>d1 version</w:t>
+            </w:r>
+          </w:p>
+        </w:tc>
+        <w:tc>
+          <w:tcPr>
+            <w:tcW w:type="dxa" w:w="1560"/>
+            <w:shd w:val="clear" w:color="auto" w:fill="E3EEFB"/>
+          </w:tcPr>
+          <w:p>
+            <w:r>
+              <w:rPr>
+                <w:b/>
+              </w:rPr>
+            </w:r>
+            <w:r>
+              <w:rPr>
+                <w:b/>
+                <w:sz w:val="16"/>
+              </w:rPr>
+              <w:t>Trained on</w:t>
+            </w:r>
+          </w:p>
+        </w:tc>
+        <w:tc>
+          <w:tcPr>
+            <w:tcW w:type="dxa" w:w="1560"/>
+            <w:shd w:val="clear" w:color="auto" w:fill="E3EEFB"/>
+          </w:tcPr>
+          <w:p>
+            <w:r>
+              <w:rPr>
+                <w:b/>
+              </w:rPr>
+            </w:r>
+            <w:r>
+              <w:rPr>
+                <w:b/>
+                <w:sz w:val="16"/>
+              </w:rPr>
+              <w:t>Evaluated on</w:t>
+            </w:r>
+          </w:p>
+        </w:tc>
+        <w:tc>
+          <w:tcPr>
+            <w:tcW w:type="dxa" w:w="1560"/>
+            <w:shd w:val="clear" w:color="auto" w:fill="E3EEFB"/>
+          </w:tcPr>
+          <w:p>
+            <w:r>
+              <w:rPr>
+                <w:b/>
+              </w:rPr>
+            </w:r>
+            <w:r>
+              <w:rPr>
+                <w:b/>
+                <w:sz w:val="16"/>
+              </w:rPr>
+              <w:t>Top-1 (%)</w:t>
+            </w:r>
+          </w:p>
+        </w:tc>
+        <w:tc>
+          <w:tcPr>
+            <w:tcW w:type="dxa" w:w="1560"/>
+            <w:shd w:val="clear" w:color="auto" w:fill="E3EEFB"/>
+          </w:tcPr>
+          <w:p>
+            <w:r>
+              <w:rPr>
+                <w:b/>
+              </w:rPr>
+            </w:r>
+            <w:r>
+              <w:rPr>
+                <w:b/>
+                <w:sz w:val="16"/>
+              </w:rPr>
+              <w:t>Top-5 (%)</w:t>
+            </w:r>
+          </w:p>
+        </w:tc>
+        <w:tc>
+          <w:tcPr>
+            <w:tcW w:type="dxa" w:w="1560"/>
+            <w:shd w:val="clear" w:color="auto" w:fill="E3EEFB"/>
+          </w:tcPr>
+          <w:p>
+            <w:r>
+              <w:rPr>
+                <w:b/>
+              </w:rPr>
+            </w:r>
+            <w:r>
+              <w:rPr>
+                <w:b/>
+                <w:sz w:val="16"/>
+              </w:rPr>
+              <w:t>Note</w:t>
+            </w:r>
+          </w:p>
+        </w:tc>
+      </w:tr>
+      <w:tr>
+        <w:tc>
+          <w:tcPr>
+            <w:tcW w:type="dxa" w:w="1560"/>
+          </w:tcPr>
+          <w:p>
+            <w:r/>
+            <w:r>
+              <w:rPr>
+                <w:sz w:val="16"/>
+              </w:rPr>
+              <w:t>GPT-2 Medium (initial)</w:t>
+            </w:r>
+          </w:p>
+        </w:tc>
+        <w:tc>
+          <w:tcPr>
+            <w:tcW w:type="dxa" w:w="1560"/>
+          </w:tcPr>
+          <w:p>
+            <w:r/>
+            <w:r>
+              <w:rPr>
+                <w:sz w:val="16"/>
+              </w:rPr>
+              <w:t xml:space="preserve">situation </w:t>
+            </w:r>
+            <w:r>
+              <w:rPr>
+                <w:rFonts w:ascii="Consolas" w:hAnsi="Consolas"/>
+                <w:sz w:val="16"/>
+              </w:rPr>
+              <w:t>prompt</w:t>
+            </w:r>
+            <w:r>
+              <w:rPr>
+                <w:sz w:val="16"/>
+              </w:rPr>
+              <w:t xml:space="preserve"> field</w:t>
+            </w:r>
+          </w:p>
+        </w:tc>
+        <w:tc>
+          <w:tcPr>
+            <w:tcW w:type="dxa" w:w="1560"/>
+          </w:tcPr>
+          <w:p>
+            <w:r/>
+            <w:r>
+              <w:rPr>
+                <w:sz w:val="16"/>
+              </w:rPr>
+              <w:t>situation text</w:t>
+            </w:r>
+          </w:p>
+        </w:tc>
+        <w:tc>
+          <w:tcPr>
+            <w:tcW w:type="dxa" w:w="1560"/>
+          </w:tcPr>
+          <w:p>
+            <w:r/>
+            <w:r>
+              <w:rPr>
+                <w:sz w:val="16"/>
+              </w:rPr>
+              <w:t>56.9</w:t>
+            </w:r>
+          </w:p>
+        </w:tc>
+        <w:tc>
+          <w:tcPr>
+            <w:tcW w:type="dxa" w:w="1560"/>
+          </w:tcPr>
+          <w:p>
+            <w:r/>
+            <w:r>
+              <w:rPr>
+                <w:sz w:val="16"/>
+              </w:rPr>
+              <w:t>90.5</w:t>
+            </w:r>
+          </w:p>
+        </w:tc>
+        <w:tc>
+          <w:tcPr>
+            <w:tcW w:type="dxa" w:w="1560"/>
+          </w:tcPr>
+          <w:p>
+            <w:r/>
+            <w:r>
+              <w:rPr>
+                <w:sz w:val="16"/>
+              </w:rPr>
+              <w:t>Matches training text, but NOT what the system receives at inference</w:t>
+            </w:r>
+          </w:p>
+        </w:tc>
+      </w:tr>
+      <w:tr>
+        <w:tc>
+          <w:tcPr>
+            <w:tcW w:type="dxa" w:w="1560"/>
+          </w:tcPr>
+          <w:p>
+            <w:r/>
+            <w:r>
+              <w:rPr>
+                <w:sz w:val="16"/>
+              </w:rPr>
+              <w:t>GPT-2 Medium (initial)</w:t>
+            </w:r>
+          </w:p>
+        </w:tc>
+        <w:tc>
+          <w:tcPr>
+            <w:tcW w:type="dxa" w:w="1560"/>
+          </w:tcPr>
+          <w:p>
+            <w:r/>
+            <w:r>
+              <w:rPr>
+                <w:sz w:val="16"/>
+              </w:rPr>
+              <w:t xml:space="preserve">situation </w:t>
+            </w:r>
+            <w:r>
+              <w:rPr>
+                <w:rFonts w:ascii="Consolas" w:hAnsi="Consolas"/>
+                <w:sz w:val="16"/>
+              </w:rPr>
+              <w:t>prompt</w:t>
+            </w:r>
+            <w:r>
+              <w:rPr>
+                <w:sz w:val="16"/>
+              </w:rPr>
+              <w:t xml:space="preserve"> field</w:t>
+            </w:r>
+          </w:p>
+        </w:tc>
+        <w:tc>
+          <w:tcPr>
+            <w:tcW w:type="dxa" w:w="1560"/>
+          </w:tcPr>
+          <w:p>
+            <w:r/>
+            <w:r>
+              <w:rPr>
+                <w:sz w:val="16"/>
+              </w:rPr>
+              <w:t>first user message (real input)</w:t>
+            </w:r>
+          </w:p>
+        </w:tc>
+        <w:tc>
+          <w:tcPr>
+            <w:tcW w:type="dxa" w:w="1560"/>
+          </w:tcPr>
+          <w:p>
+            <w:r/>
+            <w:r>
+              <w:rPr>
+                <w:sz w:val="16"/>
+              </w:rPr>
+              <w:t>48.2</w:t>
+            </w:r>
+          </w:p>
+        </w:tc>
+        <w:tc>
+          <w:tcPr>
+            <w:tcW w:type="dxa" w:w="1560"/>
+          </w:tcPr>
+          <w:p>
+            <w:r/>
+            <w:r>
+              <w:rPr>
+                <w:sz w:val="16"/>
+              </w:rPr>
+              <w:t>82.7</w:t>
+            </w:r>
+          </w:p>
+        </w:tc>
+        <w:tc>
+          <w:tcPr>
+            <w:tcW w:type="dxa" w:w="1560"/>
+          </w:tcPr>
+          <w:p>
+            <w:r/>
+            <w:r>
+              <w:rPr>
+                <w:sz w:val="16"/>
+              </w:rPr>
+              <w:t>Honest deployment number - train/inference mismatch costs ~9 points</w:t>
+            </w:r>
+          </w:p>
+        </w:tc>
+      </w:tr>
+      <w:tr>
+        <w:tc>
+          <w:tcPr>
+            <w:tcW w:type="dxa" w:w="1560"/>
+          </w:tcPr>
+          <w:p>
+            <w:r/>
+            <w:r>
+              <w:rPr>
+                <w:sz w:val="16"/>
+              </w:rPr>
+              <w:t>RoBERTa-base (final)</w:t>
+            </w:r>
+          </w:p>
+        </w:tc>
+        <w:tc>
+          <w:tcPr>
+            <w:tcW w:type="dxa" w:w="1560"/>
+          </w:tcPr>
+          <w:p>
+            <w:r/>
+            <w:r>
+              <w:rPr>
+                <w:sz w:val="16"/>
+              </w:rPr>
+              <w:t>first user message</w:t>
+            </w:r>
+          </w:p>
+        </w:tc>
+        <w:tc>
+          <w:tcPr>
+            <w:tcW w:type="dxa" w:w="1560"/>
+          </w:tcPr>
+          <w:p>
+            <w:r/>
+            <w:r>
+              <w:rPr>
+                <w:sz w:val="16"/>
+              </w:rPr>
+              <w:t>first user message (real input)</w:t>
+            </w:r>
+          </w:p>
+        </w:tc>
+        <w:tc>
+          <w:tcPr>
+            <w:tcW w:type="dxa" w:w="1560"/>
+          </w:tcPr>
+          <w:p>
+            <w:r/>
+            <w:r>
+              <w:rPr>
+                <w:sz w:val="16"/>
+              </w:rPr>
+              <w:t>50.3</w:t>
+            </w:r>
+          </w:p>
+        </w:tc>
+        <w:tc>
+          <w:tcPr>
+            <w:tcW w:type="dxa" w:w="1560"/>
+          </w:tcPr>
+          <w:p>
+            <w:r/>
+            <w:r>
+              <w:rPr>
+                <w:sz w:val="16"/>
+              </w:rPr>
+              <w:t>84.3</w:t>
+            </w:r>
+          </w:p>
+        </w:tc>
+        <w:tc>
+          <w:tcPr>
+            <w:tcW w:type="dxa" w:w="1560"/>
+          </w:tcPr>
+          <w:p>
+            <w:r/>
+            <w:r>
+              <w:rPr>
+                <w:sz w:val="16"/>
+              </w:rPr>
+              <w:t>Deployed checkpoint; top-3 = 76.5%</w:t>
+            </w:r>
+          </w:p>
+        </w:tc>
+      </w:tr>
+    </w:tbl>
+    <w:p/>
+    <w:p>
+      <w:r>
+        <w:rPr>
+          <w:i/>
+          <w:sz w:val="20"/>
+        </w:rPr>
+        <w:t>Table 5.8: Effect of training the detector on the text it receives in use</w:t>
+      </w:r>
+    </w:p>
+    <w:tbl>
+      <w:tblPr>
+        <w:tblStyle w:val="TableGrid"/>
+        <w:tblW w:type="auto" w:w="0"/>
+        <w:tblLook w:firstColumn="1" w:firstRow="1" w:lastColumn="0" w:lastRow="0" w:noHBand="0" w:noVBand="1" w:val="04A0"/>
+      </w:tblPr>
+      <w:tblGrid>
+        <w:gridCol w:w="1170"/>
+        <w:gridCol w:w="1170"/>
+        <w:gridCol w:w="1170"/>
+        <w:gridCol w:w="1170"/>
+        <w:gridCol w:w="1170"/>
+        <w:gridCol w:w="1170"/>
+        <w:gridCol w:w="1170"/>
+        <w:gridCol w:w="1170"/>
+      </w:tblGrid>
+      <w:tr>
+        <w:tc>
+          <w:tcPr>
+            <w:tcW w:type="dxa" w:w="1170"/>
+            <w:shd w:val="clear" w:color="auto" w:fill="E3EEFB"/>
+          </w:tcPr>
+          <w:p>
+            <w:r>
+              <w:rPr>
+                <w:b/>
+              </w:rPr>
+            </w:r>
+            <w:r>
+              <w:rPr>
+                <w:b/>
+                <w:sz w:val="13"/>
+              </w:rPr>
+              <w:t>Backbone</w:t>
+            </w:r>
+          </w:p>
+        </w:tc>
+        <w:tc>
+          <w:tcPr>
+            <w:tcW w:type="dxa" w:w="1170"/>
+            <w:shd w:val="clear" w:color="auto" w:fill="E3EEFB"/>
+          </w:tcPr>
+          <w:p>
+            <w:r>
+              <w:rPr>
+                <w:b/>
+              </w:rPr>
+            </w:r>
+            <w:r>
+              <w:rPr>
+                <w:b/>
+                <w:sz w:val="13"/>
+              </w:rPr>
+              <w:t>Parameters (M)</w:t>
+            </w:r>
+          </w:p>
+        </w:tc>
+        <w:tc>
+          <w:tcPr>
+            <w:tcW w:type="dxa" w:w="1170"/>
+            <w:shd w:val="clear" w:color="auto" w:fill="E3EEFB"/>
+          </w:tcPr>
+          <w:p>
+            <w:r>
+              <w:rPr>
+                <w:b/>
+              </w:rPr>
+            </w:r>
+            <w:r>
+              <w:rPr>
+                <w:b/>
+                <w:sz w:val="13"/>
+              </w:rPr>
+              <w:t>Learning rate</w:t>
+            </w:r>
+          </w:p>
+        </w:tc>
+        <w:tc>
+          <w:tcPr>
+            <w:tcW w:type="dxa" w:w="1170"/>
+            <w:shd w:val="clear" w:color="auto" w:fill="E3EEFB"/>
+          </w:tcPr>
+          <w:p>
+            <w:r>
+              <w:rPr>
+                <w:b/>
+              </w:rPr>
+            </w:r>
+            <w:r>
+              <w:rPr>
+                <w:b/>
+                <w:sz w:val="13"/>
+              </w:rPr>
+              <w:t>Batch size</w:t>
+            </w:r>
+          </w:p>
+        </w:tc>
+        <w:tc>
+          <w:tcPr>
+            <w:tcW w:type="dxa" w:w="1170"/>
+            <w:shd w:val="clear" w:color="auto" w:fill="E3EEFB"/>
+          </w:tcPr>
+          <w:p>
+            <w:r>
+              <w:rPr>
+                <w:b/>
+              </w:rPr>
+            </w:r>
+            <w:r>
+              <w:rPr>
+                <w:b/>
+                <w:sz w:val="13"/>
+              </w:rPr>
+              <w:t>Top-1 acc (%)</w:t>
+            </w:r>
+          </w:p>
+        </w:tc>
+        <w:tc>
+          <w:tcPr>
+            <w:tcW w:type="dxa" w:w="1170"/>
+            <w:shd w:val="clear" w:color="auto" w:fill="E3EEFB"/>
+          </w:tcPr>
+          <w:p>
+            <w:r>
+              <w:rPr>
+                <w:b/>
+              </w:rPr>
+            </w:r>
+            <w:r>
+              <w:rPr>
+                <w:b/>
+                <w:sz w:val="13"/>
+              </w:rPr>
+              <w:t>Top-5 acc (%)</w:t>
+            </w:r>
+          </w:p>
+        </w:tc>
+        <w:tc>
+          <w:tcPr>
+            <w:tcW w:type="dxa" w:w="1170"/>
+            <w:shd w:val="clear" w:color="auto" w:fill="E3EEFB"/>
+          </w:tcPr>
+          <w:p>
+            <w:r>
+              <w:rPr>
+                <w:b/>
+              </w:rPr>
+            </w:r>
+            <w:r>
+              <w:rPr>
+                <w:b/>
+                <w:sz w:val="13"/>
+              </w:rPr>
+              <w:t>Macro-F1 (%)</w:t>
+            </w:r>
+          </w:p>
+        </w:tc>
+        <w:tc>
+          <w:tcPr>
+            <w:tcW w:type="dxa" w:w="1170"/>
+            <w:shd w:val="clear" w:color="auto" w:fill="E3EEFB"/>
+          </w:tcPr>
+          <w:p>
+            <w:r>
+              <w:rPr>
+                <w:b/>
+              </w:rPr>
+            </w:r>
+            <w:r>
+              <w:rPr>
+                <w:b/>
+                <w:sz w:val="13"/>
+              </w:rPr>
+              <w:t>Train time (min)</w:t>
+            </w:r>
+          </w:p>
+        </w:tc>
+      </w:tr>
+      <w:tr>
+        <w:tc>
+          <w:tcPr>
+            <w:tcW w:type="dxa" w:w="1170"/>
+          </w:tcPr>
+          <w:p>
+            <w:r/>
+            <w:r>
+              <w:rPr>
+                <w:sz w:val="13"/>
+              </w:rPr>
+              <w:t>bert-base-uncased</w:t>
+            </w:r>
+          </w:p>
+        </w:tc>
+        <w:tc>
+          <w:tcPr>
+            <w:tcW w:type="dxa" w:w="1170"/>
+          </w:tcPr>
+          <w:p>
+            <w:r/>
+            <w:r>
+              <w:rPr>
+                <w:sz w:val="13"/>
+              </w:rPr>
+              <w:t>110</w:t>
+            </w:r>
+          </w:p>
+        </w:tc>
+        <w:tc>
+          <w:tcPr>
+            <w:tcW w:type="dxa" w:w="1170"/>
+          </w:tcPr>
+          <w:p>
+            <w:r/>
+            <w:r>
+              <w:rPr>
+                <w:sz w:val="13"/>
+              </w:rPr>
+              <w:t>0</w:t>
+            </w:r>
+          </w:p>
+        </w:tc>
+        <w:tc>
+          <w:tcPr>
+            <w:tcW w:type="dxa" w:w="1170"/>
+          </w:tcPr>
+          <w:p>
+            <w:r/>
+            <w:r>
+              <w:rPr>
+                <w:sz w:val="13"/>
+              </w:rPr>
+              <w:t>8</w:t>
+            </w:r>
+          </w:p>
+        </w:tc>
+        <w:tc>
+          <w:tcPr>
+            <w:tcW w:type="dxa" w:w="1170"/>
+          </w:tcPr>
+          <w:p>
+            <w:r/>
+            <w:r>
+              <w:rPr>
+                <w:sz w:val="13"/>
+              </w:rPr>
+              <w:t>48.8</w:t>
+            </w:r>
+          </w:p>
+        </w:tc>
+        <w:tc>
+          <w:tcPr>
+            <w:tcW w:type="dxa" w:w="1170"/>
+          </w:tcPr>
+          <w:p>
+            <w:r/>
+            <w:r>
+              <w:rPr>
+                <w:sz w:val="13"/>
+              </w:rPr>
+              <w:t>81.7</w:t>
+            </w:r>
+          </w:p>
+        </w:tc>
+        <w:tc>
+          <w:tcPr>
+            <w:tcW w:type="dxa" w:w="1170"/>
+          </w:tcPr>
+          <w:p>
+            <w:r/>
+            <w:r>
+              <w:rPr>
+                <w:sz w:val="13"/>
+              </w:rPr>
+              <w:t>47.9</w:t>
+            </w:r>
+          </w:p>
+        </w:tc>
+        <w:tc>
+          <w:tcPr>
+            <w:tcW w:type="dxa" w:w="1170"/>
+          </w:tcPr>
+          <w:p>
+            <w:r/>
+            <w:r>
+              <w:rPr>
+                <w:sz w:val="13"/>
+              </w:rPr>
+              <w:t>8.6</w:t>
+            </w:r>
+          </w:p>
+        </w:tc>
+      </w:tr>
+      <w:tr>
+        <w:tc>
+          <w:tcPr>
+            <w:tcW w:type="dxa" w:w="1170"/>
+          </w:tcPr>
+          <w:p>
+            <w:r/>
+            <w:r>
+              <w:rPr>
+                <w:sz w:val="13"/>
+              </w:rPr>
+              <w:t>google/electra-base-discriminator</w:t>
+            </w:r>
+          </w:p>
+        </w:tc>
+        <w:tc>
+          <w:tcPr>
+            <w:tcW w:type="dxa" w:w="1170"/>
+          </w:tcPr>
+          <w:p>
+            <w:r/>
+            <w:r>
+              <w:rPr>
+                <w:sz w:val="13"/>
+              </w:rPr>
+              <w:t>110</w:t>
+            </w:r>
+          </w:p>
+        </w:tc>
+        <w:tc>
+          <w:tcPr>
+            <w:tcW w:type="dxa" w:w="1170"/>
+          </w:tcPr>
+          <w:p>
+            <w:r/>
+            <w:r>
+              <w:rPr>
+                <w:sz w:val="13"/>
+              </w:rPr>
+              <w:t>0</w:t>
+            </w:r>
+          </w:p>
+        </w:tc>
+        <w:tc>
+          <w:tcPr>
+            <w:tcW w:type="dxa" w:w="1170"/>
+          </w:tcPr>
+          <w:p>
+            <w:r/>
+            <w:r>
+              <w:rPr>
+                <w:sz w:val="13"/>
+              </w:rPr>
+              <w:t>8</w:t>
+            </w:r>
+          </w:p>
+        </w:tc>
+        <w:tc>
+          <w:tcPr>
+            <w:tcW w:type="dxa" w:w="1170"/>
+          </w:tcPr>
+          <w:p>
+            <w:r/>
+            <w:r>
+              <w:rPr>
+                <w:sz w:val="13"/>
+              </w:rPr>
+              <w:t>50.2</w:t>
+            </w:r>
+          </w:p>
+        </w:tc>
+        <w:tc>
+          <w:tcPr>
+            <w:tcW w:type="dxa" w:w="1170"/>
+          </w:tcPr>
+          <w:p>
+            <w:r/>
+            <w:r>
+              <w:rPr>
+                <w:sz w:val="13"/>
+              </w:rPr>
+              <w:t>82.7</w:t>
+            </w:r>
+          </w:p>
+        </w:tc>
+        <w:tc>
+          <w:tcPr>
+            <w:tcW w:type="dxa" w:w="1170"/>
+          </w:tcPr>
+          <w:p>
+            <w:r/>
+            <w:r>
+              <w:rPr>
+                <w:sz w:val="13"/>
+              </w:rPr>
+              <w:t>48.9</w:t>
+            </w:r>
+          </w:p>
+        </w:tc>
+        <w:tc>
+          <w:tcPr>
+            <w:tcW w:type="dxa" w:w="1170"/>
+          </w:tcPr>
+          <w:p>
+            <w:r/>
+            <w:r>
+              <w:rPr>
+                <w:sz w:val="13"/>
+              </w:rPr>
+              <w:t>8.7</w:t>
+            </w:r>
+          </w:p>
+        </w:tc>
+      </w:tr>
+      <w:tr>
+        <w:tc>
+          <w:tcPr>
+            <w:tcW w:type="dxa" w:w="1170"/>
+          </w:tcPr>
+          <w:p>
+            <w:r/>
+            <w:r>
+              <w:rPr>
+                <w:sz w:val="13"/>
+              </w:rPr>
+              <w:t>roberta-base</w:t>
+            </w:r>
+          </w:p>
+        </w:tc>
+        <w:tc>
+          <w:tcPr>
+            <w:tcW w:type="dxa" w:w="1170"/>
+          </w:tcPr>
+          <w:p>
+            <w:r/>
+            <w:r>
+              <w:rPr>
+                <w:sz w:val="13"/>
+              </w:rPr>
+              <w:t>125</w:t>
+            </w:r>
+          </w:p>
+        </w:tc>
+        <w:tc>
+          <w:tcPr>
+            <w:tcW w:type="dxa" w:w="1170"/>
+          </w:tcPr>
+          <w:p>
+            <w:r/>
+            <w:r>
+              <w:rPr>
+                <w:sz w:val="13"/>
+              </w:rPr>
+              <w:t>0</w:t>
+            </w:r>
+          </w:p>
+        </w:tc>
+        <w:tc>
+          <w:tcPr>
+            <w:tcW w:type="dxa" w:w="1170"/>
+          </w:tcPr>
+          <w:p>
+            <w:r/>
+            <w:r>
+              <w:rPr>
+                <w:sz w:val="13"/>
+              </w:rPr>
+              <w:t>8</w:t>
+            </w:r>
+          </w:p>
+        </w:tc>
+        <w:tc>
+          <w:tcPr>
+            <w:tcW w:type="dxa" w:w="1170"/>
+          </w:tcPr>
+          <w:p>
+            <w:r/>
+            <w:r>
+              <w:rPr>
+                <w:sz w:val="13"/>
+              </w:rPr>
+              <w:t>50.1</w:t>
+            </w:r>
+          </w:p>
+        </w:tc>
+        <w:tc>
+          <w:tcPr>
+            <w:tcW w:type="dxa" w:w="1170"/>
+          </w:tcPr>
+          <w:p>
+            <w:r/>
+            <w:r>
+              <w:rPr>
+                <w:sz w:val="13"/>
+              </w:rPr>
+              <w:t>85</w:t>
+            </w:r>
+          </w:p>
+        </w:tc>
+        <w:tc>
+          <w:tcPr>
+            <w:tcW w:type="dxa" w:w="1170"/>
+          </w:tcPr>
+          <w:p>
+            <w:r/>
+            <w:r>
+              <w:rPr>
+                <w:sz w:val="13"/>
+              </w:rPr>
+              <w:t>49.1</w:t>
+            </w:r>
+          </w:p>
+        </w:tc>
+        <w:tc>
+          <w:tcPr>
+            <w:tcW w:type="dxa" w:w="1170"/>
+          </w:tcPr>
+          <w:p>
+            <w:r/>
+            <w:r>
+              <w:rPr>
+                <w:sz w:val="13"/>
+              </w:rPr>
+              <w:t>8.8</w:t>
+            </w:r>
+          </w:p>
+        </w:tc>
+      </w:tr>
+      <w:tr>
+        <w:tc>
+          <w:tcPr>
+            <w:tcW w:type="dxa" w:w="1170"/>
+          </w:tcPr>
+          <w:p>
+            <w:r/>
+            <w:r>
+              <w:rPr>
+                <w:sz w:val="13"/>
+              </w:rPr>
+              <w:t>roberta-large</w:t>
+            </w:r>
+          </w:p>
+        </w:tc>
+        <w:tc>
+          <w:tcPr>
+            <w:tcW w:type="dxa" w:w="1170"/>
+          </w:tcPr>
+          <w:p>
+            <w:r/>
+            <w:r>
+              <w:rPr>
+                <w:sz w:val="13"/>
+              </w:rPr>
+              <w:t>355</w:t>
+            </w:r>
+          </w:p>
+        </w:tc>
+        <w:tc>
+          <w:tcPr>
+            <w:tcW w:type="dxa" w:w="1170"/>
+          </w:tcPr>
+          <w:p>
+            <w:r/>
+            <w:r>
+              <w:rPr>
+                <w:sz w:val="13"/>
+              </w:rPr>
+              <w:t>0</w:t>
+            </w:r>
+          </w:p>
+        </w:tc>
+        <w:tc>
+          <w:tcPr>
+            <w:tcW w:type="dxa" w:w="1170"/>
+          </w:tcPr>
+          <w:p>
+            <w:r/>
+            <w:r>
+              <w:rPr>
+                <w:sz w:val="13"/>
+              </w:rPr>
+              <w:t>4</w:t>
+            </w:r>
+          </w:p>
+        </w:tc>
+        <w:tc>
+          <w:tcPr>
+            <w:tcW w:type="dxa" w:w="1170"/>
+          </w:tcPr>
+          <w:p>
+            <w:r/>
+            <w:r>
+              <w:rPr>
+                <w:sz w:val="13"/>
+              </w:rPr>
+              <w:t>53</w:t>
+            </w:r>
+          </w:p>
+        </w:tc>
+        <w:tc>
+          <w:tcPr>
+            <w:tcW w:type="dxa" w:w="1170"/>
+          </w:tcPr>
+          <w:p>
+            <w:r/>
+            <w:r>
+              <w:rPr>
+                <w:sz w:val="13"/>
+              </w:rPr>
+              <w:t>87.2</w:t>
+            </w:r>
+          </w:p>
+        </w:tc>
+        <w:tc>
+          <w:tcPr>
+            <w:tcW w:type="dxa" w:w="1170"/>
+          </w:tcPr>
+          <w:p>
+            <w:r/>
+            <w:r>
+              <w:rPr>
+                <w:sz w:val="13"/>
+              </w:rPr>
+              <w:t>52.4</w:t>
+            </w:r>
+          </w:p>
+        </w:tc>
+        <w:tc>
+          <w:tcPr>
+            <w:tcW w:type="dxa" w:w="1170"/>
+          </w:tcPr>
+          <w:p>
+            <w:r/>
+            <w:r>
+              <w:rPr>
+                <w:sz w:val="13"/>
+              </w:rPr>
+              <w:t>64.7</w:t>
+            </w:r>
+          </w:p>
+        </w:tc>
+      </w:tr>
+    </w:tbl>
+    <w:p/>
+    <w:p>
+      <w:r>
+        <w:rPr>
+          <w:i/>
+          <w:sz w:val="20"/>
+        </w:rPr>
+        <w:t>Table 5.9: Detector candidates trained and tested under identical settings</w:t>
+      </w:r>
+    </w:p>
+    <w:p>
+      <w:r>
+        <w:drawing>
+          <wp:inline xmlns:a="http://schemas.openxmlformats.org/drawingml/2006/main" xmlns:pic="http://schemas.openxmlformats.org/drawingml/2006/picture">
+            <wp:extent cx="5486400" cy="2619563"/>
+            <wp:docPr id="3" name="Picture 3"/>
+            <wp:cNvGraphicFramePr>
+              <a:graphicFrameLocks noChangeAspect="1"/>
+            </wp:cNvGraphicFramePr>
+            <a:graphic>
+              <a:graphicData uri="http://schemas.openxmlformats.org/drawingml/2006/picture">
+                <pic:pic>
+                  <pic:nvPicPr>
+                    <pic:cNvPr id="0" name="fig_d1_backbone_comparison.png"/>
+                    <pic:cNvPicPr/>
+                  </pic:nvPicPr>
+                  <pic:blipFill>
+                    <a:blip r:embed="rId11"/>
+                    <a:stretch>
+                      <a:fillRect/>
+                    </a:stretch>
+                  </pic:blipFill>
+                  <pic:spPr>
+                    <a:xfrm>
+                      <a:off x="0" y="0"/>
+                      <a:ext cx="5486400" cy="2619563"/>
+                    </a:xfrm>
+                    <a:prstGeom prst="rect"/>
+                  </pic:spPr>
+                </pic:pic>
+              </a:graphicData>
+            </a:graphic>
+          </wp:inline>
+        </w:drawing>
+      </w:r>
+    </w:p>
+    <w:p>
+      <w:r>
+        <w:rPr>
+          <w:i/>
+          <w:sz w:val="20"/>
+        </w:rPr>
+        <w:t>Figure 5.3: Top-1 and top-5 accuracy of the detector candidates</w:t>
       </w:r>
     </w:p>
     <w:p>
@@ -7613,7 +8734,7 @@
         <w:spacing w:after="120"/>
       </w:pPr>
       <w:r>
-        <w:t>With the detector and prompt held fixed, the choice of generator determines rule adherence: 65.3% for Phi-4-mini, 57.7% for Qwen2.5-1.5B and 22.0% for Gemma-3-4B (Table 4.5). Gemma is the instructive case. It acknowledges feelings in 96.7% of replies and has a higher WASSA score than Phi-4-mini (5.30 against 4.89), which might suggest that it is the more empathetic model. However, it disregards the length rule, averaging 133 words with 72% of replies over the limit, and WASSA scores rise with reply length in every system (Section 5.5). When replies of similar length are compared (Figure 5.3, Table A.8), Phi-4-mini matches or exceeds Gemma in every length band in which both have replies, and Gemma's advantage appears only above 120 words. Gemma's apparent advantage in empathy is therefore an effect of reply length, echoing the observation that longer LLM responses may be mistaken for greater empathy [15]. Its failure to respect the length constraint rules it out for a support setting in which brevity is a requirement.</w:t>
+        <w:t>With the detector and prompt held fixed, the choice of generator determines rule adherence: 65.3% for Phi-4-mini, 57.7% for Qwen2.5-1.5B and 22.0% for Gemma-3-4B (Table 5.10). Gemma is the instructive case. It acknowledges feelings in 96.7% of replies and has a higher WASSA score than Phi-4-mini (5.30 against 4.89), which might suggest that it is the more empathetic model. However, it disregards the length rule, averaging 133 words with 72% of replies over the limit, and WASSA scores rise with reply length in every system (Section 5.5). When replies of similar length are compared (Figure 5.4, Table A.8), Phi-4-mini matches or exceeds Gemma in every length band in which both have replies, and Gemma's advantage appears only above 120 words. Gemma's apparent advantage in empathy is therefore an effect of reply length, echoing the observation that longer LLM responses may be mistaken for greater empathy [15]. Its failure to respect the length constraint rules it out for a support setting in which brevity is a requirement.</w:t>
       </w:r>
     </w:p>
     <w:p>
@@ -7621,7 +8742,7 @@
         <w:drawing>
           <wp:inline xmlns:a="http://schemas.openxmlformats.org/drawingml/2006/main" xmlns:pic="http://schemas.openxmlformats.org/drawingml/2006/picture">
             <wp:extent cx="5486400" cy="3283052"/>
-            <wp:docPr id="3" name="Picture 3"/>
+            <wp:docPr id="4" name="Picture 4"/>
             <wp:cNvGraphicFramePr>
               <a:graphicFrameLocks noChangeAspect="1"/>
             </wp:cNvGraphicFramePr>
@@ -7633,7 +8754,7 @@
                     <pic:cNvPicPr/>
                   </pic:nvPicPr>
                   <pic:blipFill>
-                    <a:blip r:embed="rId11"/>
+                    <a:blip r:embed="rId12"/>
                     <a:stretch>
                       <a:fillRect/>
                     </a:stretch>
@@ -7658,7 +8779,916 @@
           <w:i/>
           <w:sz w:val="20"/>
         </w:rPr>
-        <w:t>Figure 5.3: WASSA empathy score by reply length for Gemma-3-4B, Phi-4-mini (top-1) and the final system</w:t>
+        <w:t>Figure 5.4: WASSA empathy score by reply length for Gemma-3-4B, Phi-4-mini (top-1) and the final system</w:t>
+      </w:r>
+    </w:p>
+    <w:tbl>
+      <w:tblPr>
+        <w:tblStyle w:val="TableGrid"/>
+        <w:tblW w:type="auto" w:w="0"/>
+        <w:tblLook w:firstColumn="1" w:firstRow="1" w:lastColumn="0" w:lastRow="0" w:noHBand="0" w:noVBand="1" w:val="04A0"/>
+      </w:tblPr>
+      <w:tblGrid>
+        <w:gridCol w:w="669"/>
+        <w:gridCol w:w="669"/>
+        <w:gridCol w:w="669"/>
+        <w:gridCol w:w="669"/>
+        <w:gridCol w:w="669"/>
+        <w:gridCol w:w="669"/>
+        <w:gridCol w:w="669"/>
+        <w:gridCol w:w="669"/>
+        <w:gridCol w:w="669"/>
+        <w:gridCol w:w="669"/>
+        <w:gridCol w:w="669"/>
+        <w:gridCol w:w="669"/>
+        <w:gridCol w:w="669"/>
+        <w:gridCol w:w="669"/>
+      </w:tblGrid>
+      <w:tr>
+        <w:tc>
+          <w:tcPr>
+            <w:tcW w:type="dxa" w:w="669"/>
+            <w:shd w:val="clear" w:color="auto" w:fill="E3EEFB"/>
+          </w:tcPr>
+          <w:p>
+            <w:r>
+              <w:rPr>
+                <w:b/>
+              </w:rPr>
+            </w:r>
+            <w:r>
+              <w:rPr>
+                <w:b/>
+                <w:sz w:val="13"/>
+              </w:rPr>
+              <w:t>Setting ID</w:t>
+            </w:r>
+          </w:p>
+        </w:tc>
+        <w:tc>
+          <w:tcPr>
+            <w:tcW w:type="dxa" w:w="669"/>
+            <w:shd w:val="clear" w:color="auto" w:fill="E3EEFB"/>
+          </w:tcPr>
+          <w:p>
+            <w:r>
+              <w:rPr>
+                <w:b/>
+              </w:rPr>
+            </w:r>
+            <w:r>
+              <w:rPr>
+                <w:b/>
+                <w:sz w:val="13"/>
+              </w:rPr>
+              <w:t>System</w:t>
+            </w:r>
+          </w:p>
+        </w:tc>
+        <w:tc>
+          <w:tcPr>
+            <w:tcW w:type="dxa" w:w="669"/>
+            <w:shd w:val="clear" w:color="auto" w:fill="E3EEFB"/>
+          </w:tcPr>
+          <w:p>
+            <w:r>
+              <w:rPr>
+                <w:b/>
+              </w:rPr>
+            </w:r>
+            <w:r>
+              <w:rPr>
+                <w:b/>
+                <w:sz w:val="13"/>
+              </w:rPr>
+              <w:t>Ack (%)</w:t>
+            </w:r>
+          </w:p>
+        </w:tc>
+        <w:tc>
+          <w:tcPr>
+            <w:tcW w:type="dxa" w:w="669"/>
+            <w:shd w:val="clear" w:color="auto" w:fill="E3EEFB"/>
+          </w:tcPr>
+          <w:p>
+            <w:r>
+              <w:rPr>
+                <w:b/>
+              </w:rPr>
+            </w:r>
+            <w:r>
+              <w:rPr>
+                <w:b/>
+                <w:sz w:val="13"/>
+              </w:rPr>
+              <w:t>One question (%)</w:t>
+            </w:r>
+          </w:p>
+        </w:tc>
+        <w:tc>
+          <w:tcPr>
+            <w:tcW w:type="dxa" w:w="669"/>
+            <w:shd w:val="clear" w:color="auto" w:fill="E3EEFB"/>
+          </w:tcPr>
+          <w:p>
+            <w:r>
+              <w:rPr>
+                <w:b/>
+              </w:rPr>
+            </w:r>
+            <w:r>
+              <w:rPr>
+                <w:b/>
+                <w:sz w:val="13"/>
+              </w:rPr>
+              <w:t>Length OK (%)</w:t>
+            </w:r>
+          </w:p>
+        </w:tc>
+        <w:tc>
+          <w:tcPr>
+            <w:tcW w:type="dxa" w:w="669"/>
+            <w:shd w:val="clear" w:color="auto" w:fill="E3EEFB"/>
+          </w:tcPr>
+          <w:p>
+            <w:r>
+              <w:rPr>
+                <w:b/>
+              </w:rPr>
+            </w:r>
+            <w:r>
+              <w:rPr>
+                <w:b/>
+                <w:sz w:val="13"/>
+              </w:rPr>
+              <w:t>All rules (%)</w:t>
+            </w:r>
+          </w:p>
+        </w:tc>
+        <w:tc>
+          <w:tcPr>
+            <w:tcW w:type="dxa" w:w="669"/>
+            <w:shd w:val="clear" w:color="auto" w:fill="E3EEFB"/>
+          </w:tcPr>
+          <w:p>
+            <w:r>
+              <w:rPr>
+                <w:b/>
+              </w:rPr>
+            </w:r>
+            <w:r>
+              <w:rPr>
+                <w:b/>
+                <w:sz w:val="13"/>
+              </w:rPr>
+              <w:t>Mean words</w:t>
+            </w:r>
+          </w:p>
+        </w:tc>
+        <w:tc>
+          <w:tcPr>
+            <w:tcW w:type="dxa" w:w="669"/>
+            <w:shd w:val="clear" w:color="auto" w:fill="E3EEFB"/>
+          </w:tcPr>
+          <w:p>
+            <w:r>
+              <w:rPr>
+                <w:b/>
+              </w:rPr>
+            </w:r>
+            <w:r>
+              <w:rPr>
+                <w:b/>
+                <w:sz w:val="13"/>
+              </w:rPr>
+              <w:t>Questions / reply</w:t>
+            </w:r>
+          </w:p>
+        </w:tc>
+        <w:tc>
+          <w:tcPr>
+            <w:tcW w:type="dxa" w:w="669"/>
+            <w:shd w:val="clear" w:color="auto" w:fill="E3EEFB"/>
+          </w:tcPr>
+          <w:p>
+            <w:r>
+              <w:rPr>
+                <w:b/>
+              </w:rPr>
+            </w:r>
+            <w:r>
+              <w:rPr>
+                <w:b/>
+                <w:sz w:val="13"/>
+              </w:rPr>
+              <w:t>&gt;1 question (%)</w:t>
+            </w:r>
+          </w:p>
+        </w:tc>
+        <w:tc>
+          <w:tcPr>
+            <w:tcW w:type="dxa" w:w="669"/>
+            <w:shd w:val="clear" w:color="auto" w:fill="E3EEFB"/>
+          </w:tcPr>
+          <w:p>
+            <w:r>
+              <w:rPr>
+                <w:b/>
+              </w:rPr>
+            </w:r>
+            <w:r>
+              <w:rPr>
+                <w:b/>
+                <w:sz w:val="13"/>
+              </w:rPr>
+              <w:t>WASSA empathy (0-10)</w:t>
+            </w:r>
+          </w:p>
+        </w:tc>
+        <w:tc>
+          <w:tcPr>
+            <w:tcW w:type="dxa" w:w="669"/>
+            <w:shd w:val="clear" w:color="auto" w:fill="E3EEFB"/>
+          </w:tcPr>
+          <w:p>
+            <w:r>
+              <w:rPr>
+                <w:b/>
+              </w:rPr>
+            </w:r>
+            <w:r>
+              <w:rPr>
+                <w:b/>
+                <w:sz w:val="13"/>
+              </w:rPr>
+              <w:t>WASSA SD</w:t>
+            </w:r>
+          </w:p>
+        </w:tc>
+        <w:tc>
+          <w:tcPr>
+            <w:tcW w:type="dxa" w:w="669"/>
+            <w:shd w:val="clear" w:color="auto" w:fill="E3EEFB"/>
+          </w:tcPr>
+          <w:p>
+            <w:r>
+              <w:rPr>
+                <w:b/>
+              </w:rPr>
+            </w:r>
+            <w:r>
+              <w:rPr>
+                <w:b/>
+                <w:sz w:val="13"/>
+              </w:rPr>
+              <w:t>Emotion validation (%)</w:t>
+            </w:r>
+          </w:p>
+        </w:tc>
+        <w:tc>
+          <w:tcPr>
+            <w:tcW w:type="dxa" w:w="669"/>
+            <w:shd w:val="clear" w:color="auto" w:fill="E3EEFB"/>
+          </w:tcPr>
+          <w:p>
+            <w:r>
+              <w:rPr>
+                <w:b/>
+              </w:rPr>
+            </w:r>
+            <w:r>
+              <w:rPr>
+                <w:b/>
+                <w:sz w:val="13"/>
+              </w:rPr>
+              <w:t>Context awareness (%)</w:t>
+            </w:r>
+          </w:p>
+        </w:tc>
+        <w:tc>
+          <w:tcPr>
+            <w:tcW w:type="dxa" w:w="669"/>
+            <w:shd w:val="clear" w:color="auto" w:fill="E3EEFB"/>
+          </w:tcPr>
+          <w:p>
+            <w:r>
+              <w:rPr>
+                <w:b/>
+              </w:rPr>
+            </w:r>
+            <w:r>
+              <w:rPr>
+                <w:b/>
+                <w:sz w:val="13"/>
+              </w:rPr>
+              <w:t>N</w:t>
+            </w:r>
+          </w:p>
+        </w:tc>
+      </w:tr>
+      <w:tr>
+        <w:tc>
+          <w:tcPr>
+            <w:tcW w:type="dxa" w:w="669"/>
+          </w:tcPr>
+          <w:p>
+            <w:r/>
+            <w:r>
+              <w:rPr>
+                <w:sz w:val="13"/>
+              </w:rPr>
+              <w:t>bakeoff_qwen</w:t>
+            </w:r>
+          </w:p>
+        </w:tc>
+        <w:tc>
+          <w:tcPr>
+            <w:tcW w:type="dxa" w:w="669"/>
+          </w:tcPr>
+          <w:p>
+            <w:r/>
+            <w:r>
+              <w:rPr>
+                <w:sz w:val="13"/>
+              </w:rPr>
+              <w:t>RoBERTa d1 + Qwen2.5-1.5B d2 (top-1 emotion)</w:t>
+            </w:r>
+          </w:p>
+        </w:tc>
+        <w:tc>
+          <w:tcPr>
+            <w:tcW w:type="dxa" w:w="669"/>
+          </w:tcPr>
+          <w:p>
+            <w:r/>
+            <w:r>
+              <w:rPr>
+                <w:sz w:val="13"/>
+              </w:rPr>
+              <w:t>67.67</w:t>
+            </w:r>
+          </w:p>
+        </w:tc>
+        <w:tc>
+          <w:tcPr>
+            <w:tcW w:type="dxa" w:w="669"/>
+          </w:tcPr>
+          <w:p>
+            <w:r/>
+            <w:r>
+              <w:rPr>
+                <w:sz w:val="13"/>
+              </w:rPr>
+              <w:t>84.33</w:t>
+            </w:r>
+          </w:p>
+        </w:tc>
+        <w:tc>
+          <w:tcPr>
+            <w:tcW w:type="dxa" w:w="669"/>
+          </w:tcPr>
+          <w:p>
+            <w:r/>
+            <w:r>
+              <w:rPr>
+                <w:sz w:val="13"/>
+              </w:rPr>
+              <w:t>100</w:t>
+            </w:r>
+          </w:p>
+        </w:tc>
+        <w:tc>
+          <w:tcPr>
+            <w:tcW w:type="dxa" w:w="669"/>
+          </w:tcPr>
+          <w:p>
+            <w:r/>
+            <w:r>
+              <w:rPr>
+                <w:sz w:val="13"/>
+              </w:rPr>
+              <w:t>57.67</w:t>
+            </w:r>
+          </w:p>
+        </w:tc>
+        <w:tc>
+          <w:tcPr>
+            <w:tcW w:type="dxa" w:w="669"/>
+          </w:tcPr>
+          <w:p>
+            <w:r/>
+            <w:r>
+              <w:rPr>
+                <w:sz w:val="13"/>
+              </w:rPr>
+              <w:t>34.72</w:t>
+            </w:r>
+          </w:p>
+        </w:tc>
+        <w:tc>
+          <w:tcPr>
+            <w:tcW w:type="dxa" w:w="669"/>
+          </w:tcPr>
+          <w:p>
+            <w:r/>
+            <w:r>
+              <w:rPr>
+                <w:sz w:val="13"/>
+              </w:rPr>
+              <w:t>1.07</w:t>
+            </w:r>
+          </w:p>
+        </w:tc>
+        <w:tc>
+          <w:tcPr>
+            <w:tcW w:type="dxa" w:w="669"/>
+          </w:tcPr>
+          <w:p>
+            <w:r/>
+            <w:r>
+              <w:rPr>
+                <w:sz w:val="13"/>
+              </w:rPr>
+              <w:t>10.33</w:t>
+            </w:r>
+          </w:p>
+        </w:tc>
+        <w:tc>
+          <w:tcPr>
+            <w:tcW w:type="dxa" w:w="669"/>
+          </w:tcPr>
+          <w:p>
+            <w:r/>
+            <w:r>
+              <w:rPr>
+                <w:sz w:val="13"/>
+              </w:rPr>
+              <w:t>4.78</w:t>
+            </w:r>
+          </w:p>
+        </w:tc>
+        <w:tc>
+          <w:tcPr>
+            <w:tcW w:type="dxa" w:w="669"/>
+          </w:tcPr>
+          <w:p>
+            <w:r/>
+            <w:r>
+              <w:rPr>
+                <w:sz w:val="13"/>
+              </w:rPr>
+              <w:t>1.31</w:t>
+            </w:r>
+          </w:p>
+        </w:tc>
+        <w:tc>
+          <w:tcPr>
+            <w:tcW w:type="dxa" w:w="669"/>
+          </w:tcPr>
+          <w:p>
+            <w:r/>
+            <w:r>
+              <w:rPr>
+                <w:sz w:val="13"/>
+              </w:rPr>
+              <w:t>25.33</w:t>
+            </w:r>
+          </w:p>
+        </w:tc>
+        <w:tc>
+          <w:tcPr>
+            <w:tcW w:type="dxa" w:w="669"/>
+          </w:tcPr>
+          <w:p>
+            <w:r/>
+            <w:r>
+              <w:rPr>
+                <w:sz w:val="13"/>
+              </w:rPr>
+              <w:t>31</w:t>
+            </w:r>
+          </w:p>
+        </w:tc>
+        <w:tc>
+          <w:tcPr>
+            <w:tcW w:type="dxa" w:w="669"/>
+          </w:tcPr>
+          <w:p>
+            <w:r/>
+            <w:r>
+              <w:rPr>
+                <w:sz w:val="13"/>
+              </w:rPr>
+              <w:t>300</w:t>
+            </w:r>
+          </w:p>
+        </w:tc>
+      </w:tr>
+      <w:tr>
+        <w:tc>
+          <w:tcPr>
+            <w:tcW w:type="dxa" w:w="669"/>
+          </w:tcPr>
+          <w:p>
+            <w:r/>
+            <w:r>
+              <w:rPr>
+                <w:sz w:val="13"/>
+              </w:rPr>
+              <w:t>bakeoff_gemma</w:t>
+            </w:r>
+          </w:p>
+        </w:tc>
+        <w:tc>
+          <w:tcPr>
+            <w:tcW w:type="dxa" w:w="669"/>
+          </w:tcPr>
+          <w:p>
+            <w:r/>
+            <w:r>
+              <w:rPr>
+                <w:sz w:val="13"/>
+              </w:rPr>
+              <w:t>RoBERTa d1 + Gemma-3-4B d2 (top-1 emotion)</w:t>
+            </w:r>
+          </w:p>
+        </w:tc>
+        <w:tc>
+          <w:tcPr>
+            <w:tcW w:type="dxa" w:w="669"/>
+          </w:tcPr>
+          <w:p>
+            <w:r/>
+            <w:r>
+              <w:rPr>
+                <w:sz w:val="13"/>
+              </w:rPr>
+              <w:t>96.67</w:t>
+            </w:r>
+          </w:p>
+        </w:tc>
+        <w:tc>
+          <w:tcPr>
+            <w:tcW w:type="dxa" w:w="669"/>
+          </w:tcPr>
+          <w:p>
+            <w:r/>
+            <w:r>
+              <w:rPr>
+                <w:sz w:val="13"/>
+              </w:rPr>
+              <w:t>92</w:t>
+            </w:r>
+          </w:p>
+        </w:tc>
+        <w:tc>
+          <w:tcPr>
+            <w:tcW w:type="dxa" w:w="669"/>
+          </w:tcPr>
+          <w:p>
+            <w:r/>
+            <w:r>
+              <w:rPr>
+                <w:sz w:val="13"/>
+              </w:rPr>
+              <w:t>27.67</w:t>
+            </w:r>
+          </w:p>
+        </w:tc>
+        <w:tc>
+          <w:tcPr>
+            <w:tcW w:type="dxa" w:w="669"/>
+          </w:tcPr>
+          <w:p>
+            <w:r/>
+            <w:r>
+              <w:rPr>
+                <w:sz w:val="13"/>
+              </w:rPr>
+              <w:t>22</w:t>
+            </w:r>
+          </w:p>
+        </w:tc>
+        <w:tc>
+          <w:tcPr>
+            <w:tcW w:type="dxa" w:w="669"/>
+          </w:tcPr>
+          <w:p>
+            <w:r/>
+            <w:r>
+              <w:rPr>
+                <w:sz w:val="13"/>
+              </w:rPr>
+              <w:t>133.25</w:t>
+            </w:r>
+          </w:p>
+        </w:tc>
+        <w:tc>
+          <w:tcPr>
+            <w:tcW w:type="dxa" w:w="669"/>
+          </w:tcPr>
+          <w:p>
+            <w:r/>
+            <w:r>
+              <w:rPr>
+                <w:sz w:val="13"/>
+              </w:rPr>
+              <w:t>1.08</w:t>
+            </w:r>
+          </w:p>
+        </w:tc>
+        <w:tc>
+          <w:tcPr>
+            <w:tcW w:type="dxa" w:w="669"/>
+          </w:tcPr>
+          <w:p>
+            <w:r/>
+            <w:r>
+              <w:rPr>
+                <w:sz w:val="13"/>
+              </w:rPr>
+              <w:t>8</w:t>
+            </w:r>
+          </w:p>
+        </w:tc>
+        <w:tc>
+          <w:tcPr>
+            <w:tcW w:type="dxa" w:w="669"/>
+          </w:tcPr>
+          <w:p>
+            <w:r/>
+            <w:r>
+              <w:rPr>
+                <w:sz w:val="13"/>
+              </w:rPr>
+              <w:t>5.3</w:t>
+            </w:r>
+          </w:p>
+        </w:tc>
+        <w:tc>
+          <w:tcPr>
+            <w:tcW w:type="dxa" w:w="669"/>
+          </w:tcPr>
+          <w:p>
+            <w:r/>
+            <w:r>
+              <w:rPr>
+                <w:sz w:val="13"/>
+              </w:rPr>
+              <w:t>0.84</w:t>
+            </w:r>
+          </w:p>
+        </w:tc>
+        <w:tc>
+          <w:tcPr>
+            <w:tcW w:type="dxa" w:w="669"/>
+          </w:tcPr>
+          <w:p>
+            <w:r/>
+            <w:r>
+              <w:rPr>
+                <w:sz w:val="13"/>
+              </w:rPr>
+              <w:t>35</w:t>
+            </w:r>
+          </w:p>
+        </w:tc>
+        <w:tc>
+          <w:tcPr>
+            <w:tcW w:type="dxa" w:w="669"/>
+          </w:tcPr>
+          <w:p>
+            <w:r/>
+            <w:r>
+              <w:rPr>
+                <w:sz w:val="13"/>
+              </w:rPr>
+              <w:t>48.67</w:t>
+            </w:r>
+          </w:p>
+        </w:tc>
+        <w:tc>
+          <w:tcPr>
+            <w:tcW w:type="dxa" w:w="669"/>
+          </w:tcPr>
+          <w:p>
+            <w:r/>
+            <w:r>
+              <w:rPr>
+                <w:sz w:val="13"/>
+              </w:rPr>
+              <w:t>300</w:t>
+            </w:r>
+          </w:p>
+        </w:tc>
+      </w:tr>
+      <w:tr>
+        <w:tc>
+          <w:tcPr>
+            <w:tcW w:type="dxa" w:w="669"/>
+          </w:tcPr>
+          <w:p>
+            <w:r/>
+            <w:r>
+              <w:rPr>
+                <w:sz w:val="13"/>
+              </w:rPr>
+              <w:t>bakeoff_phi</w:t>
+            </w:r>
+          </w:p>
+        </w:tc>
+        <w:tc>
+          <w:tcPr>
+            <w:tcW w:type="dxa" w:w="669"/>
+          </w:tcPr>
+          <w:p>
+            <w:r/>
+            <w:r>
+              <w:rPr>
+                <w:sz w:val="13"/>
+              </w:rPr>
+              <w:t>RoBERTa d1 + Phi-4-mini d2 (top-1 emotion)</w:t>
+            </w:r>
+          </w:p>
+        </w:tc>
+        <w:tc>
+          <w:tcPr>
+            <w:tcW w:type="dxa" w:w="669"/>
+          </w:tcPr>
+          <w:p>
+            <w:r/>
+            <w:r>
+              <w:rPr>
+                <w:sz w:val="13"/>
+              </w:rPr>
+              <w:t>72</w:t>
+            </w:r>
+          </w:p>
+        </w:tc>
+        <w:tc>
+          <w:tcPr>
+            <w:tcW w:type="dxa" w:w="669"/>
+          </w:tcPr>
+          <w:p>
+            <w:r/>
+            <w:r>
+              <w:rPr>
+                <w:sz w:val="13"/>
+              </w:rPr>
+              <w:t>94.67</w:t>
+            </w:r>
+          </w:p>
+        </w:tc>
+        <w:tc>
+          <w:tcPr>
+            <w:tcW w:type="dxa" w:w="669"/>
+          </w:tcPr>
+          <w:p>
+            <w:r/>
+            <w:r>
+              <w:rPr>
+                <w:sz w:val="13"/>
+              </w:rPr>
+              <w:t>96</w:t>
+            </w:r>
+          </w:p>
+        </w:tc>
+        <w:tc>
+          <w:tcPr>
+            <w:tcW w:type="dxa" w:w="669"/>
+          </w:tcPr>
+          <w:p>
+            <w:r/>
+            <w:r>
+              <w:rPr>
+                <w:sz w:val="13"/>
+              </w:rPr>
+              <w:t>65.33</w:t>
+            </w:r>
+          </w:p>
+        </w:tc>
+        <w:tc>
+          <w:tcPr>
+            <w:tcW w:type="dxa" w:w="669"/>
+          </w:tcPr>
+          <w:p>
+            <w:r/>
+            <w:r>
+              <w:rPr>
+                <w:sz w:val="13"/>
+              </w:rPr>
+              <w:t>80.45</w:t>
+            </w:r>
+          </w:p>
+        </w:tc>
+        <w:tc>
+          <w:tcPr>
+            <w:tcW w:type="dxa" w:w="669"/>
+          </w:tcPr>
+          <w:p>
+            <w:r/>
+            <w:r>
+              <w:rPr>
+                <w:sz w:val="13"/>
+              </w:rPr>
+              <w:t>1.05</w:t>
+            </w:r>
+          </w:p>
+        </w:tc>
+        <w:tc>
+          <w:tcPr>
+            <w:tcW w:type="dxa" w:w="669"/>
+          </w:tcPr>
+          <w:p>
+            <w:r/>
+            <w:r>
+              <w:rPr>
+                <w:sz w:val="13"/>
+              </w:rPr>
+              <w:t>5</w:t>
+            </w:r>
+          </w:p>
+        </w:tc>
+        <w:tc>
+          <w:tcPr>
+            <w:tcW w:type="dxa" w:w="669"/>
+          </w:tcPr>
+          <w:p>
+            <w:r/>
+            <w:r>
+              <w:rPr>
+                <w:sz w:val="13"/>
+              </w:rPr>
+              <w:t>4.89</w:t>
+            </w:r>
+          </w:p>
+        </w:tc>
+        <w:tc>
+          <w:tcPr>
+            <w:tcW w:type="dxa" w:w="669"/>
+          </w:tcPr>
+          <w:p>
+            <w:r/>
+            <w:r>
+              <w:rPr>
+                <w:sz w:val="13"/>
+              </w:rPr>
+              <w:t>1.04</w:t>
+            </w:r>
+          </w:p>
+        </w:tc>
+        <w:tc>
+          <w:tcPr>
+            <w:tcW w:type="dxa" w:w="669"/>
+          </w:tcPr>
+          <w:p>
+            <w:r/>
+            <w:r>
+              <w:rPr>
+                <w:sz w:val="13"/>
+              </w:rPr>
+              <w:t>28.33</w:t>
+            </w:r>
+          </w:p>
+        </w:tc>
+        <w:tc>
+          <w:tcPr>
+            <w:tcW w:type="dxa" w:w="669"/>
+          </w:tcPr>
+          <w:p>
+            <w:r/>
+            <w:r>
+              <w:rPr>
+                <w:sz w:val="13"/>
+              </w:rPr>
+              <w:t>36.67</w:t>
+            </w:r>
+          </w:p>
+        </w:tc>
+        <w:tc>
+          <w:tcPr>
+            <w:tcW w:type="dxa" w:w="669"/>
+          </w:tcPr>
+          <w:p>
+            <w:r/>
+            <w:r>
+              <w:rPr>
+                <w:sz w:val="13"/>
+              </w:rPr>
+              <w:t>300</w:t>
+            </w:r>
+          </w:p>
+        </w:tc>
+      </w:tr>
+    </w:tbl>
+    <w:p/>
+    <w:p>
+      <w:r>
+        <w:rPr>
+          <w:i/>
+          <w:sz w:val="20"/>
+        </w:rPr>
+        <w:t>Table 5.10: Generator candidates with the detector, prompt and conversations held fixed</w:t>
       </w:r>
     </w:p>
     <w:p>
@@ -7674,39 +9704,7 @@
         <w:spacing w:after="120"/>
       </w:pPr>
       <w:r>
-        <w:t>To assess the contribution of the two-stage design, we compare it with a system that uses the same detector and generator but passes only the top-1 emotion with a generic prompt. With Phi-4-mini, the two-stage design raises emotion validation from 28.3% to 36.7% and WASSA empathy from 4.89 to 5.05, both significant after correction, and shortens replies from 80.4 to 57.1 words. Its rule adherence is 5.3 points lower (60.0% against 65.3%), a difference that is not statistically significant. The benefit depends on the capacity of the generator: with Qwen2.5-1.5B, two-stage prompting lowers rule adherence to 36.7% (against 57.7% with top-1) and acknowledgement to 47.0%, consistent with the earlier finding that a small model loses rule-following when given more to reason about, as with the candidate-pick variant (54.0%, Table 4.6). The larger instruction-tuned generator can use the richer, emotion-specific prompt without losing control of the output format. This comparison removes three elements together: the top-3 selection, the emotion-specific guidance and the attention cues. Their individual contributions were not separated, so the improvement is attributed to the combined design.</w:t>
-      </w:r>
-    </w:p>
-    <w:p>
-      <w:pPr>
-        <w:pStyle w:val="Heading2"/>
-      </w:pPr>
-      <w:r>
-        <w:t>5.2.5 Retrieval Augmentation</w:t>
-      </w:r>
-    </w:p>
-    <w:p>
-      <w:pPr>
-        <w:spacing w:after="120"/>
-      </w:pPr>
-      <w:r>
-        <w:t>Providing the generator with one or two similar training conversations [25] reduced rule adherence in both versions tested, to 54.3% and 43.7% against 63.7% without retrieval (Table 4.7). The retrieved listener replies model a different style from the one the rules require, since only 4.3% of EmpatheticDialogues listener replies satisfy all three rules, and compliance with the one-question rule fell to 76.0% in the first version. Filtering the examples and adding a further reminder about questions instead reduced acknowledgement from 70.3% to 57.0%. Retrieval also produced the least consistent empathy scores of any system, with a WASSA standard deviation of 1.46. For this task, examples of real human replies conflict with explicit behavioural rules rather than reinforcing them.</w:t>
-      </w:r>
-    </w:p>
-    <w:p>
-      <w:pPr>
-        <w:pStyle w:val="Heading2"/>
-      </w:pPr>
-      <w:r>
-        <w:t>5.2.6 Multi-Criteria Assessment</w:t>
-      </w:r>
-    </w:p>
-    <w:p>
-      <w:pPr>
-        <w:spacing w:after="120"/>
-      </w:pPr>
-      <w:r>
-        <w:t>Table 5.8 assesses the main alternatives against criteria beyond performance: cost, efficiency, usability and maintainability.</w:t>
+        <w:t>To assess the contribution of the two-stage design, we compare it with a system that uses the same detector and generator but passes only the top-1 emotion with a generic prompt. With Phi-4-mini, the two-stage design raises emotion validation from 28.3% to 36.7% and WASSA empathy from 4.89 to 5.05, both significant after correction, and shortens replies from 80.4 to 57.1 words. Its rule adherence is 5.3 points lower (60.0% against 65.3%), a difference that is not statistically significant. The benefit depends on the capacity of the generator: with Qwen2.5-1.5B, two-stage prompting lowers rule adherence to 36.7% (against 57.7% with top-1) and acknowledgement to 47.0%, consistent with the earlier finding that a small model loses rule-following when given more to reason about, as with the candidate-pick variant (54.0%, Table 5.11). The larger instruction-tuned generator can use the richer, emotion-specific prompt without losing control of the output format. This comparison removes three elements together: the top-3 selection, the emotion-specific guidance and the attention cues. Their individual contributions were not separated, so the improvement is attributed to the combined design.</w:t>
       </w:r>
     </w:p>
     <w:tbl>
@@ -7740,7 +9738,7 @@
                 <w:b/>
                 <w:sz w:val="16"/>
               </w:rPr>
-              <w:t>Design</w:t>
+              <w:t>Variant</w:t>
             </w:r>
           </w:p>
         </w:tc>
@@ -7760,7 +9758,7 @@
                 <w:b/>
                 <w:sz w:val="16"/>
               </w:rPr>
-              <w:t>Performance (all rules / WASSA / emotion validation)</w:t>
+              <w:t>Ack%</w:t>
             </w:r>
           </w:p>
         </w:tc>
@@ -7780,7 +9778,7 @@
                 <w:b/>
                 <w:sz w:val="16"/>
               </w:rPr>
-              <w:t>Cost to build</w:t>
+              <w:t>OneQ%</w:t>
             </w:r>
           </w:p>
         </w:tc>
@@ -7800,7 +9798,7 @@
                 <w:b/>
                 <w:sz w:val="16"/>
               </w:rPr>
-              <w:t>Efficiency (model size, GPU memory)</w:t>
+              <w:t>LenOK%</w:t>
             </w:r>
           </w:p>
         </w:tc>
@@ -7820,7 +9818,7 @@
                 <w:b/>
                 <w:sz w:val="16"/>
               </w:rPr>
-              <w:t>Usability and inspectability</w:t>
+              <w:t>AllRules%</w:t>
             </w:r>
           </w:p>
         </w:tc>
@@ -7840,7 +9838,7 @@
                 <w:b/>
                 <w:sz w:val="16"/>
               </w:rPr>
-              <w:t>Maintainability</w:t>
+              <w:t>LowConfHedge%</w:t>
             </w:r>
           </w:p>
         </w:tc>
@@ -7856,7 +9854,7 @@
               <w:rPr>
                 <w:sz w:val="16"/>
               </w:rPr>
-              <w:t>Monolithic fine-tuned 1.5B</w:t>
+              <w:t>argmax - top-1 emotion only (adopted)</w:t>
             </w:r>
           </w:p>
         </w:tc>
@@ -7870,7 +9868,7 @@
               <w:rPr>
                 <w:sz w:val="16"/>
               </w:rPr>
-              <w:t>22.3% / 3.36 / 18.3%</w:t>
+              <w:t>70.3</w:t>
             </w:r>
           </w:p>
         </w:tc>
@@ -7884,7 +9882,7 @@
               <w:rPr>
                 <w:sz w:val="16"/>
               </w:rPr>
-              <w:t>GPU training</w:t>
+              <w:t>87.3</w:t>
             </w:r>
           </w:p>
         </w:tc>
@@ -7898,7 +9896,7 @@
               <w:rPr>
                 <w:sz w:val="16"/>
               </w:rPr>
-              <w:t>1.5B</w:t>
+              <w:t>100</w:t>
             </w:r>
           </w:p>
         </w:tc>
@@ -7912,7 +9910,7 @@
               <w:rPr>
                 <w:sz w:val="16"/>
               </w:rPr>
-              <w:t>No emotion exposed; casual replies that rarely acknowledge feelings</w:t>
+              <w:t>63.7</w:t>
             </w:r>
           </w:p>
         </w:tc>
@@ -7926,7 +9924,7 @@
               <w:rPr>
                 <w:sz w:val="16"/>
               </w:rPr>
-              <w:t>Retraining needed to change behaviour</w:t>
+              <w:t>-</w:t>
             </w:r>
           </w:p>
         </w:tc>
@@ -7942,7 +9940,7 @@
               <w:rPr>
                 <w:sz w:val="16"/>
               </w:rPr>
-              <w:t>Zero-shot 1.5B</w:t>
+              <w:t>confidence-gated - hedge when d1 is unsure</w:t>
             </w:r>
           </w:p>
         </w:tc>
@@ -7956,7 +9954,7 @@
               <w:rPr>
                 <w:sz w:val="16"/>
               </w:rPr>
-              <w:t>19.0% / 4.25 / 24.7%</w:t>
+              <w:t>71</w:t>
             </w:r>
           </w:p>
         </w:tc>
@@ -7970,7 +9968,7 @@
               <w:rPr>
                 <w:sz w:val="16"/>
               </w:rPr>
-              <w:t>None</w:t>
+              <w:t>88.3</w:t>
             </w:r>
           </w:p>
         </w:tc>
@@ -7984,7 +9982,7 @@
               <w:rPr>
                 <w:sz w:val="16"/>
               </w:rPr>
-              <w:t>1.5B</w:t>
+              <w:t>100</w:t>
             </w:r>
           </w:p>
         </w:tc>
@@ -7998,7 +9996,7 @@
               <w:rPr>
                 <w:sz w:val="16"/>
               </w:rPr>
-              <w:t>No emotion exposed</w:t>
+              <w:t>63.3</w:t>
             </w:r>
           </w:p>
         </w:tc>
@@ -8012,7 +10010,7 @@
               <w:rPr>
                 <w:sz w:val="16"/>
               </w:rPr>
-              <w:t>Prompt edit</w:t>
+              <w:t>28.7</w:t>
             </w:r>
           </w:p>
         </w:tc>
@@ -8028,7 +10026,7 @@
               <w:rPr>
                 <w:sz w:val="16"/>
               </w:rPr>
-              <w:t>Single model 1.5B (detect and respond)</w:t>
+              <w:t>distribution - list all emotions above p=0.05</w:t>
             </w:r>
           </w:p>
         </w:tc>
@@ -8042,7 +10040,7 @@
               <w:rPr>
                 <w:sz w:val="16"/>
               </w:rPr>
-              <w:t>51.3% / 4.84 / 25.7%</w:t>
+              <w:t>72.7</w:t>
             </w:r>
           </w:p>
         </w:tc>
@@ -8056,7 +10054,7 @@
               <w:rPr>
                 <w:sz w:val="16"/>
               </w:rPr>
-              <w:t>None</w:t>
+              <w:t>83.7</w:t>
             </w:r>
           </w:p>
         </w:tc>
@@ -8070,7 +10068,7 @@
               <w:rPr>
                 <w:sz w:val="16"/>
               </w:rPr>
-              <w:t>1.5B</w:t>
+              <w:t>100</w:t>
             </w:r>
           </w:p>
         </w:tc>
@@ -8084,7 +10082,7 @@
               <w:rPr>
                 <w:sz w:val="16"/>
               </w:rPr>
-              <w:t>Emotion hidden inside the model</w:t>
+              <w:t>62</w:t>
             </w:r>
           </w:p>
         </w:tc>
@@ -8098,7 +10096,7 @@
               <w:rPr>
                 <w:sz w:val="16"/>
               </w:rPr>
-              <w:t>Prompt edit</w:t>
+              <w:t>-</w:t>
             </w:r>
           </w:p>
         </w:tc>
@@ -8114,7 +10112,7 @@
               <w:rPr>
                 <w:sz w:val="16"/>
               </w:rPr>
-              <w:t>Single model 7.6B (detect and respond)</w:t>
+              <w:t>candidate-pick - d2 chooses AND generates in one pass</w:t>
             </w:r>
           </w:p>
         </w:tc>
@@ -8128,7 +10126,7 @@
               <w:rPr>
                 <w:sz w:val="16"/>
               </w:rPr>
-              <w:t>82.3% / 5.76 / 32.3%</w:t>
+              <w:t>65.3</w:t>
             </w:r>
           </w:p>
         </w:tc>
@@ -8142,7 +10140,7 @@
               <w:rPr>
                 <w:sz w:val="16"/>
               </w:rPr>
-              <w:t>None</w:t>
+              <w:t>82.7</w:t>
             </w:r>
           </w:p>
         </w:tc>
@@ -8156,7 +10154,7 @@
               <w:rPr>
                 <w:sz w:val="16"/>
               </w:rPr>
-              <w:t>7.6B, about 5.6 GB (4-bit)</w:t>
+              <w:t>100</w:t>
             </w:r>
           </w:p>
         </w:tc>
@@ -8170,7 +10168,7 @@
               <w:rPr>
                 <w:sz w:val="16"/>
               </w:rPr>
-              <w:t>Emotion hidden inside the model</w:t>
+              <w:t>54</w:t>
             </w:r>
           </w:p>
         </w:tc>
@@ -8184,352 +10182,7 @@
               <w:rPr>
                 <w:sz w:val="16"/>
               </w:rPr>
-              <w:t>Prompt edit</w:t>
-            </w:r>
-          </w:p>
-        </w:tc>
-      </w:tr>
-      <w:tr>
-        <w:tc>
-          <w:tcPr>
-            <w:tcW w:type="dxa" w:w="1560"/>
-          </w:tcPr>
-          <w:p>
-            <w:r/>
-            <w:r>
-              <w:rPr>
-                <w:sz w:val="16"/>
-              </w:rPr>
-              <w:t>Initial pipeline (GPT-2 + Qwen 1.5B)</w:t>
-            </w:r>
-          </w:p>
-        </w:tc>
-        <w:tc>
-          <w:tcPr>
-            <w:tcW w:type="dxa" w:w="1560"/>
-          </w:tcPr>
-          <w:p>
-            <w:r/>
-            <w:r>
-              <w:rPr>
-                <w:sz w:val="16"/>
-              </w:rPr>
-              <w:t>63.7% / 4.80 / 26.0%</w:t>
-            </w:r>
-          </w:p>
-        </w:tc>
-        <w:tc>
-          <w:tcPr>
-            <w:tcW w:type="dxa" w:w="1560"/>
-          </w:tcPr>
-          <w:p>
-            <w:r/>
-            <w:r>
-              <w:rPr>
-                <w:sz w:val="16"/>
-              </w:rPr>
-              <w:t>Detector training</w:t>
-            </w:r>
-          </w:p>
-        </w:tc>
-        <w:tc>
-          <w:tcPr>
-            <w:tcW w:type="dxa" w:w="1560"/>
-          </w:tcPr>
-          <w:p>
-            <w:r/>
-            <w:r>
-              <w:rPr>
-                <w:sz w:val="16"/>
-              </w:rPr>
-              <w:t>0.36B + 1.5B</w:t>
-            </w:r>
-          </w:p>
-        </w:tc>
-        <w:tc>
-          <w:tcPr>
-            <w:tcW w:type="dxa" w:w="1560"/>
-          </w:tcPr>
-          <w:p>
-            <w:r/>
-            <w:r>
-              <w:rPr>
-                <w:sz w:val="16"/>
-              </w:rPr>
-              <w:t>Top-1 emotion visible</w:t>
-            </w:r>
-          </w:p>
-        </w:tc>
-        <w:tc>
-          <w:tcPr>
-            <w:tcW w:type="dxa" w:w="1560"/>
-          </w:tcPr>
-          <w:p>
-            <w:r/>
-            <w:r>
-              <w:rPr>
-                <w:sz w:val="16"/>
-              </w:rPr>
-              <w:t>Components independent</w:t>
-            </w:r>
-          </w:p>
-        </w:tc>
-      </w:tr>
-      <w:tr>
-        <w:tc>
-          <w:tcPr>
-            <w:tcW w:type="dxa" w:w="1560"/>
-          </w:tcPr>
-          <w:p>
-            <w:r/>
-            <w:r>
-              <w:rPr>
-                <w:sz w:val="16"/>
-              </w:rPr>
-              <w:t>Initial pipeline with retrieval</w:t>
-            </w:r>
-          </w:p>
-        </w:tc>
-        <w:tc>
-          <w:tcPr>
-            <w:tcW w:type="dxa" w:w="1560"/>
-          </w:tcPr>
-          <w:p>
-            <w:r/>
-            <w:r>
-              <w:rPr>
-                <w:sz w:val="16"/>
-              </w:rPr>
-              <w:t>43.7% / 4.85 / 27.7%</w:t>
-            </w:r>
-          </w:p>
-        </w:tc>
-        <w:tc>
-          <w:tcPr>
-            <w:tcW w:type="dxa" w:w="1560"/>
-          </w:tcPr>
-          <w:p>
-            <w:r/>
-            <w:r>
-              <w:rPr>
-                <w:sz w:val="16"/>
-              </w:rPr>
-              <w:t>Retrieval index</w:t>
-            </w:r>
-          </w:p>
-        </w:tc>
-        <w:tc>
-          <w:tcPr>
-            <w:tcW w:type="dxa" w:w="1560"/>
-          </w:tcPr>
-          <w:p>
-            <w:r/>
-            <w:r>
-              <w:rPr>
-                <w:sz w:val="16"/>
-              </w:rPr>
-              <w:t>Adds an embedding model</w:t>
-            </w:r>
-          </w:p>
-        </w:tc>
-        <w:tc>
-          <w:tcPr>
-            <w:tcW w:type="dxa" w:w="1560"/>
-          </w:tcPr>
-          <w:p>
-            <w:r/>
-            <w:r>
-              <w:rPr>
-                <w:sz w:val="16"/>
-              </w:rPr>
-              <w:t>Retrieved examples visible</w:t>
-            </w:r>
-          </w:p>
-        </w:tc>
-        <w:tc>
-          <w:tcPr>
-            <w:tcW w:type="dxa" w:w="1560"/>
-          </w:tcPr>
-          <w:p>
-            <w:r/>
-            <w:r>
-              <w:rPr>
-                <w:sz w:val="16"/>
-              </w:rPr>
-              <w:t>Additional component</w:t>
-            </w:r>
-          </w:p>
-        </w:tc>
-      </w:tr>
-      <w:tr>
-        <w:tc>
-          <w:tcPr>
-            <w:tcW w:type="dxa" w:w="1560"/>
-          </w:tcPr>
-          <w:p>
-            <w:r/>
-            <w:r>
-              <w:rPr>
-                <w:sz w:val="16"/>
-              </w:rPr>
-              <w:t>RoBERTa + Gemma-3-4B</w:t>
-            </w:r>
-          </w:p>
-        </w:tc>
-        <w:tc>
-          <w:tcPr>
-            <w:tcW w:type="dxa" w:w="1560"/>
-          </w:tcPr>
-          <w:p>
-            <w:r/>
-            <w:r>
-              <w:rPr>
-                <w:sz w:val="16"/>
-              </w:rPr>
-              <w:t>22.0% / 5.30 / 35.0%</w:t>
-            </w:r>
-          </w:p>
-        </w:tc>
-        <w:tc>
-          <w:tcPr>
-            <w:tcW w:type="dxa" w:w="1560"/>
-          </w:tcPr>
-          <w:p>
-            <w:r/>
-            <w:r>
-              <w:rPr>
-                <w:sz w:val="16"/>
-              </w:rPr>
-              <w:t>Detector training</w:t>
-            </w:r>
-          </w:p>
-        </w:tc>
-        <w:tc>
-          <w:tcPr>
-            <w:tcW w:type="dxa" w:w="1560"/>
-          </w:tcPr>
-          <w:p>
-            <w:r/>
-            <w:r>
-              <w:rPr>
-                <w:sz w:val="16"/>
-              </w:rPr>
-              <w:t>0.13B + 4B (4-bit)</w:t>
-            </w:r>
-          </w:p>
-        </w:tc>
-        <w:tc>
-          <w:tcPr>
-            <w:tcW w:type="dxa" w:w="1560"/>
-          </w:tcPr>
-          <w:p>
-            <w:r/>
-            <w:r>
-              <w:rPr>
-                <w:sz w:val="16"/>
-              </w:rPr>
-              <w:t>Top-1 emotion visible</w:t>
-            </w:r>
-          </w:p>
-        </w:tc>
-        <w:tc>
-          <w:tcPr>
-            <w:tcW w:type="dxa" w:w="1560"/>
-          </w:tcPr>
-          <w:p>
-            <w:r/>
-            <w:r>
-              <w:rPr>
-                <w:sz w:val="16"/>
-              </w:rPr>
-              <w:t>Components independent</w:t>
-            </w:r>
-          </w:p>
-        </w:tc>
-      </w:tr>
-      <w:tr>
-        <w:tc>
-          <w:tcPr>
-            <w:tcW w:type="dxa" w:w="1560"/>
-          </w:tcPr>
-          <w:p>
-            <w:r/>
-            <w:r>
-              <w:rPr>
-                <w:b/>
-                <w:sz w:val="16"/>
-              </w:rPr>
-              <w:t>Final: two-stage RoBERTa + Phi-4-mini</w:t>
-            </w:r>
-          </w:p>
-        </w:tc>
-        <w:tc>
-          <w:tcPr>
-            <w:tcW w:type="dxa" w:w="1560"/>
-          </w:tcPr>
-          <w:p>
-            <w:r/>
-            <w:r>
-              <w:rPr>
-                <w:sz w:val="16"/>
-              </w:rPr>
-              <w:t>60.0% / 5.05 / 36.7%</w:t>
-            </w:r>
-          </w:p>
-        </w:tc>
-        <w:tc>
-          <w:tcPr>
-            <w:tcW w:type="dxa" w:w="1560"/>
-          </w:tcPr>
-          <w:p>
-            <w:r/>
-            <w:r>
-              <w:rPr>
-                <w:sz w:val="16"/>
-              </w:rPr>
-              <w:t>Detector training (8.8 min)</w:t>
-            </w:r>
-          </w:p>
-        </w:tc>
-        <w:tc>
-          <w:tcPr>
-            <w:tcW w:type="dxa" w:w="1560"/>
-          </w:tcPr>
-          <w:p>
-            <w:r/>
-            <w:r>
-              <w:rPr>
-                <w:sz w:val="16"/>
-              </w:rPr>
-              <w:t>0.13B + 3.8B (4-bit)</w:t>
-            </w:r>
-          </w:p>
-        </w:tc>
-        <w:tc>
-          <w:tcPr>
-            <w:tcW w:type="dxa" w:w="1560"/>
-          </w:tcPr>
-          <w:p>
-            <w:r/>
-            <w:r>
-              <w:rPr>
-                <w:sz w:val="16"/>
-              </w:rPr>
-              <w:t>Top-3 candidates, chosen emotion and cue words visible</w:t>
-            </w:r>
-          </w:p>
-        </w:tc>
-        <w:tc>
-          <w:tcPr>
-            <w:tcW w:type="dxa" w:w="1560"/>
-          </w:tcPr>
-          <w:p>
-            <w:r/>
-            <w:r>
-              <w:rPr>
-                <w:sz w:val="16"/>
-              </w:rPr>
-              <w:t>Detector, prompts and generator independently replaceable</w:t>
+              <w:t>-</w:t>
             </w:r>
           </w:p>
         </w:tc>
@@ -8542,7 +10195,1268 @@
           <w:i/>
           <w:sz w:val="20"/>
         </w:rPr>
-        <w:t>Table 5.8: Assessment of the main design alternatives against multiple criteria</w:t>
+        <w:t>Table 5.11: Rule adherence of the four ways of passing the detector's output to the generator</w:t>
+      </w:r>
+    </w:p>
+    <w:p>
+      <w:pPr>
+        <w:pStyle w:val="Heading2"/>
+      </w:pPr>
+      <w:r>
+        <w:t>5.2.5 Retrieval Augmentation</w:t>
+      </w:r>
+    </w:p>
+    <w:p>
+      <w:pPr>
+        <w:spacing w:after="120"/>
+      </w:pPr>
+      <w:r>
+        <w:t>Providing the generator with one or two similar training conversations [25] reduced rule adherence in both versions tested, to 54.3% and 43.7% against 63.7% without retrieval (Table 5.12). The retrieved listener replies model a different style from the one the rules require, since only 4.3% of EmpatheticDialogues listener replies satisfy all three rules, and compliance with the one-question rule fell to 76.0% in the first version. Filtering the examples and adding a further reminder about questions instead reduced acknowledgement from 70.3% to 57.0%. Retrieval also produced the least consistent empathy scores of any system, with a WASSA standard deviation of 1.46. For this task, examples of real human replies conflict with explicit behavioural rules rather than reinforcing them.</w:t>
+      </w:r>
+    </w:p>
+    <w:tbl>
+      <w:tblPr>
+        <w:tblStyle w:val="TableGrid"/>
+        <w:tblW w:type="auto" w:w="0"/>
+        <w:tblLook w:firstColumn="1" w:firstRow="1" w:lastColumn="0" w:lastRow="0" w:noHBand="0" w:noVBand="1" w:val="04A0"/>
+      </w:tblPr>
+      <w:tblGrid>
+        <w:gridCol w:w="1560"/>
+        <w:gridCol w:w="1560"/>
+        <w:gridCol w:w="1560"/>
+        <w:gridCol w:w="1560"/>
+        <w:gridCol w:w="1560"/>
+        <w:gridCol w:w="1560"/>
+      </w:tblGrid>
+      <w:tr>
+        <w:tc>
+          <w:tcPr>
+            <w:tcW w:type="dxa" w:w="1560"/>
+            <w:shd w:val="clear" w:color="auto" w:fill="E3EEFB"/>
+          </w:tcPr>
+          <w:p>
+            <w:r>
+              <w:rPr>
+                <w:b/>
+              </w:rPr>
+            </w:r>
+            <w:r>
+              <w:rPr>
+                <w:b/>
+                <w:sz w:val="16"/>
+              </w:rPr>
+              <w:t>Variant</w:t>
+            </w:r>
+          </w:p>
+        </w:tc>
+        <w:tc>
+          <w:tcPr>
+            <w:tcW w:type="dxa" w:w="1560"/>
+            <w:shd w:val="clear" w:color="auto" w:fill="E3EEFB"/>
+          </w:tcPr>
+          <w:p>
+            <w:r>
+              <w:rPr>
+                <w:b/>
+              </w:rPr>
+            </w:r>
+            <w:r>
+              <w:rPr>
+                <w:b/>
+                <w:sz w:val="16"/>
+              </w:rPr>
+              <w:t>Ack (%)</w:t>
+            </w:r>
+          </w:p>
+        </w:tc>
+        <w:tc>
+          <w:tcPr>
+            <w:tcW w:type="dxa" w:w="1560"/>
+            <w:shd w:val="clear" w:color="auto" w:fill="E3EEFB"/>
+          </w:tcPr>
+          <w:p>
+            <w:r>
+              <w:rPr>
+                <w:b/>
+              </w:rPr>
+            </w:r>
+            <w:r>
+              <w:rPr>
+                <w:b/>
+                <w:sz w:val="16"/>
+              </w:rPr>
+              <w:t>One question (%)</w:t>
+            </w:r>
+          </w:p>
+        </w:tc>
+        <w:tc>
+          <w:tcPr>
+            <w:tcW w:type="dxa" w:w="1560"/>
+            <w:shd w:val="clear" w:color="auto" w:fill="E3EEFB"/>
+          </w:tcPr>
+          <w:p>
+            <w:r>
+              <w:rPr>
+                <w:b/>
+              </w:rPr>
+            </w:r>
+            <w:r>
+              <w:rPr>
+                <w:b/>
+                <w:sz w:val="16"/>
+              </w:rPr>
+              <w:t>All rules (%)</w:t>
+            </w:r>
+          </w:p>
+        </w:tc>
+        <w:tc>
+          <w:tcPr>
+            <w:tcW w:type="dxa" w:w="1560"/>
+            <w:shd w:val="clear" w:color="auto" w:fill="E3EEFB"/>
+          </w:tcPr>
+          <w:p>
+            <w:r>
+              <w:rPr>
+                <w:b/>
+              </w:rPr>
+            </w:r>
+            <w:r>
+              <w:rPr>
+                <w:b/>
+                <w:sz w:val="16"/>
+              </w:rPr>
+              <w:t>WASSA SD</w:t>
+            </w:r>
+          </w:p>
+        </w:tc>
+        <w:tc>
+          <w:tcPr>
+            <w:tcW w:type="dxa" w:w="1560"/>
+            <w:shd w:val="clear" w:color="auto" w:fill="E3EEFB"/>
+          </w:tcPr>
+          <w:p>
+            <w:r>
+              <w:rPr>
+                <w:b/>
+              </w:rPr>
+            </w:r>
+            <w:r>
+              <w:rPr>
+                <w:b/>
+                <w:sz w:val="16"/>
+              </w:rPr>
+              <w:t>Source</w:t>
+            </w:r>
+          </w:p>
+        </w:tc>
+      </w:tr>
+      <w:tr>
+        <w:tc>
+          <w:tcPr>
+            <w:tcW w:type="dxa" w:w="1560"/>
+          </w:tcPr>
+          <w:p>
+            <w:r/>
+            <w:r>
+              <w:rPr>
+                <w:sz w:val="16"/>
+              </w:rPr>
+              <w:t>Initial pipeline (no retrieval)</w:t>
+            </w:r>
+          </w:p>
+        </w:tc>
+        <w:tc>
+          <w:tcPr>
+            <w:tcW w:type="dxa" w:w="1560"/>
+          </w:tcPr>
+          <w:p>
+            <w:r/>
+            <w:r>
+              <w:rPr>
+                <w:sz w:val="16"/>
+              </w:rPr>
+              <w:t>70.33</w:t>
+            </w:r>
+          </w:p>
+        </w:tc>
+        <w:tc>
+          <w:tcPr>
+            <w:tcW w:type="dxa" w:w="1560"/>
+          </w:tcPr>
+          <w:p>
+            <w:r/>
+            <w:r>
+              <w:rPr>
+                <w:sz w:val="16"/>
+              </w:rPr>
+              <w:t>87.33</w:t>
+            </w:r>
+          </w:p>
+        </w:tc>
+        <w:tc>
+          <w:tcPr>
+            <w:tcW w:type="dxa" w:w="1560"/>
+          </w:tcPr>
+          <w:p>
+            <w:r/>
+            <w:r>
+              <w:rPr>
+                <w:sz w:val="16"/>
+              </w:rPr>
+              <w:t>63.67</w:t>
+            </w:r>
+          </w:p>
+        </w:tc>
+        <w:tc>
+          <w:tcPr>
+            <w:tcW w:type="dxa" w:w="1560"/>
+          </w:tcPr>
+          <w:p>
+            <w:r/>
+            <w:r>
+              <w:rPr>
+                <w:sz w:val="16"/>
+              </w:rPr>
+              <w:t>1.33</w:t>
+            </w:r>
+          </w:p>
+        </w:tc>
+        <w:tc>
+          <w:tcPr>
+            <w:tcW w:type="dxa" w:w="1560"/>
+          </w:tcPr>
+          <w:p>
+            <w:r/>
+            <w:r>
+              <w:rPr>
+                <w:sz w:val="16"/>
+              </w:rPr>
+              <w:t>result files</w:t>
+            </w:r>
+          </w:p>
+        </w:tc>
+      </w:tr>
+      <w:tr>
+        <w:tc>
+          <w:tcPr>
+            <w:tcW w:type="dxa" w:w="1560"/>
+          </w:tcPr>
+          <w:p>
+            <w:r/>
+            <w:r>
+              <w:rPr>
+                <w:sz w:val="16"/>
+              </w:rPr>
+              <w:t>RAG attempt 1 (1-2 retrieved ED examples)</w:t>
+            </w:r>
+          </w:p>
+        </w:tc>
+        <w:tc>
+          <w:tcPr>
+            <w:tcW w:type="dxa" w:w="1560"/>
+          </w:tcPr>
+          <w:p>
+            <w:r/>
+          </w:p>
+        </w:tc>
+        <w:tc>
+          <w:tcPr>
+            <w:tcW w:type="dxa" w:w="1560"/>
+          </w:tcPr>
+          <w:p>
+            <w:r/>
+            <w:r>
+              <w:rPr>
+                <w:sz w:val="16"/>
+              </w:rPr>
+              <w:t>76</w:t>
+            </w:r>
+          </w:p>
+        </w:tc>
+        <w:tc>
+          <w:tcPr>
+            <w:tcW w:type="dxa" w:w="1560"/>
+          </w:tcPr>
+          <w:p>
+            <w:r/>
+            <w:r>
+              <w:rPr>
+                <w:sz w:val="16"/>
+              </w:rPr>
+              <w:t>54.3</w:t>
+            </w:r>
+          </w:p>
+        </w:tc>
+        <w:tc>
+          <w:tcPr>
+            <w:tcW w:type="dxa" w:w="1560"/>
+          </w:tcPr>
+          <w:p>
+            <w:r/>
+          </w:p>
+        </w:tc>
+        <w:tc>
+          <w:tcPr>
+            <w:tcW w:type="dxa" w:w="1560"/>
+          </w:tcPr>
+          <w:p>
+            <w:r/>
+            <w:r>
+              <w:rPr>
+                <w:sz w:val="16"/>
+              </w:rPr>
+              <w:t>recorded in Full_Project_Documentation (outputs overwritten by attempt 2)</w:t>
+            </w:r>
+          </w:p>
+        </w:tc>
+      </w:tr>
+      <w:tr>
+        <w:tc>
+          <w:tcPr>
+            <w:tcW w:type="dxa" w:w="1560"/>
+          </w:tcPr>
+          <w:p>
+            <w:r/>
+            <w:r>
+              <w:rPr>
+                <w:sz w:val="16"/>
+              </w:rPr>
+              <w:t>RAG attempt 2 (+ single-question filter + reminder)</w:t>
+            </w:r>
+          </w:p>
+        </w:tc>
+        <w:tc>
+          <w:tcPr>
+            <w:tcW w:type="dxa" w:w="1560"/>
+          </w:tcPr>
+          <w:p>
+            <w:r/>
+            <w:r>
+              <w:rPr>
+                <w:sz w:val="16"/>
+              </w:rPr>
+              <w:t>57</w:t>
+            </w:r>
+          </w:p>
+        </w:tc>
+        <w:tc>
+          <w:tcPr>
+            <w:tcW w:type="dxa" w:w="1560"/>
+          </w:tcPr>
+          <w:p>
+            <w:r/>
+            <w:r>
+              <w:rPr>
+                <w:sz w:val="16"/>
+              </w:rPr>
+              <w:t>78</w:t>
+            </w:r>
+          </w:p>
+        </w:tc>
+        <w:tc>
+          <w:tcPr>
+            <w:tcW w:type="dxa" w:w="1560"/>
+          </w:tcPr>
+          <w:p>
+            <w:r/>
+            <w:r>
+              <w:rPr>
+                <w:sz w:val="16"/>
+              </w:rPr>
+              <w:t>43.67</w:t>
+            </w:r>
+          </w:p>
+        </w:tc>
+        <w:tc>
+          <w:tcPr>
+            <w:tcW w:type="dxa" w:w="1560"/>
+          </w:tcPr>
+          <w:p>
+            <w:r/>
+            <w:r>
+              <w:rPr>
+                <w:sz w:val="16"/>
+              </w:rPr>
+              <w:t>1.46</w:t>
+            </w:r>
+          </w:p>
+        </w:tc>
+        <w:tc>
+          <w:tcPr>
+            <w:tcW w:type="dxa" w:w="1560"/>
+          </w:tcPr>
+          <w:p>
+            <w:r/>
+            <w:r>
+              <w:rPr>
+                <w:sz w:val="16"/>
+              </w:rPr>
+              <w:t>result files</w:t>
+            </w:r>
+          </w:p>
+        </w:tc>
+      </w:tr>
+    </w:tbl>
+    <w:p/>
+    <w:p>
+      <w:r>
+        <w:rPr>
+          <w:i/>
+          <w:sz w:val="20"/>
+        </w:rPr>
+        <w:t>Table 5.12: Effect of retrieval augmentation on rule adherence</w:t>
+      </w:r>
+    </w:p>
+    <w:p>
+      <w:pPr>
+        <w:pStyle w:val="Heading2"/>
+      </w:pPr>
+      <w:r>
+        <w:t>5.2.6 Multi-Criteria Assessment</w:t>
+      </w:r>
+    </w:p>
+    <w:p>
+      <w:pPr>
+        <w:spacing w:after="120"/>
+      </w:pPr>
+      <w:r>
+        <w:t>Table 5.13 assesses the main alternatives against criteria beyond performance: cost, efficiency, usability and maintainability.</w:t>
+      </w:r>
+    </w:p>
+    <w:tbl>
+      <w:tblPr>
+        <w:tblStyle w:val="TableGrid"/>
+        <w:tblW w:type="auto" w:w="0"/>
+        <w:tblLook w:firstColumn="1" w:firstRow="1" w:lastColumn="0" w:lastRow="0" w:noHBand="0" w:noVBand="1" w:val="04A0"/>
+      </w:tblPr>
+      <w:tblGrid>
+        <w:gridCol w:w="1560"/>
+        <w:gridCol w:w="1560"/>
+        <w:gridCol w:w="1560"/>
+        <w:gridCol w:w="1560"/>
+        <w:gridCol w:w="1560"/>
+        <w:gridCol w:w="1560"/>
+      </w:tblGrid>
+      <w:tr>
+        <w:tc>
+          <w:tcPr>
+            <w:tcW w:type="dxa" w:w="1560"/>
+            <w:shd w:val="clear" w:color="auto" w:fill="E3EEFB"/>
+          </w:tcPr>
+          <w:p>
+            <w:r>
+              <w:rPr>
+                <w:b/>
+              </w:rPr>
+            </w:r>
+            <w:r>
+              <w:rPr>
+                <w:b/>
+                <w:sz w:val="16"/>
+              </w:rPr>
+              <w:t>Design</w:t>
+            </w:r>
+          </w:p>
+        </w:tc>
+        <w:tc>
+          <w:tcPr>
+            <w:tcW w:type="dxa" w:w="1560"/>
+            <w:shd w:val="clear" w:color="auto" w:fill="E3EEFB"/>
+          </w:tcPr>
+          <w:p>
+            <w:r>
+              <w:rPr>
+                <w:b/>
+              </w:rPr>
+            </w:r>
+            <w:r>
+              <w:rPr>
+                <w:b/>
+                <w:sz w:val="16"/>
+              </w:rPr>
+              <w:t>Performance (all rules / WASSA / emotion validation)</w:t>
+            </w:r>
+          </w:p>
+        </w:tc>
+        <w:tc>
+          <w:tcPr>
+            <w:tcW w:type="dxa" w:w="1560"/>
+            <w:shd w:val="clear" w:color="auto" w:fill="E3EEFB"/>
+          </w:tcPr>
+          <w:p>
+            <w:r>
+              <w:rPr>
+                <w:b/>
+              </w:rPr>
+            </w:r>
+            <w:r>
+              <w:rPr>
+                <w:b/>
+                <w:sz w:val="16"/>
+              </w:rPr>
+              <w:t>Cost to build</w:t>
+            </w:r>
+          </w:p>
+        </w:tc>
+        <w:tc>
+          <w:tcPr>
+            <w:tcW w:type="dxa" w:w="1560"/>
+            <w:shd w:val="clear" w:color="auto" w:fill="E3EEFB"/>
+          </w:tcPr>
+          <w:p>
+            <w:r>
+              <w:rPr>
+                <w:b/>
+              </w:rPr>
+            </w:r>
+            <w:r>
+              <w:rPr>
+                <w:b/>
+                <w:sz w:val="16"/>
+              </w:rPr>
+              <w:t>Efficiency (model size, GPU memory)</w:t>
+            </w:r>
+          </w:p>
+        </w:tc>
+        <w:tc>
+          <w:tcPr>
+            <w:tcW w:type="dxa" w:w="1560"/>
+            <w:shd w:val="clear" w:color="auto" w:fill="E3EEFB"/>
+          </w:tcPr>
+          <w:p>
+            <w:r>
+              <w:rPr>
+                <w:b/>
+              </w:rPr>
+            </w:r>
+            <w:r>
+              <w:rPr>
+                <w:b/>
+                <w:sz w:val="16"/>
+              </w:rPr>
+              <w:t>Usability and inspectability</w:t>
+            </w:r>
+          </w:p>
+        </w:tc>
+        <w:tc>
+          <w:tcPr>
+            <w:tcW w:type="dxa" w:w="1560"/>
+            <w:shd w:val="clear" w:color="auto" w:fill="E3EEFB"/>
+          </w:tcPr>
+          <w:p>
+            <w:r>
+              <w:rPr>
+                <w:b/>
+              </w:rPr>
+            </w:r>
+            <w:r>
+              <w:rPr>
+                <w:b/>
+                <w:sz w:val="16"/>
+              </w:rPr>
+              <w:t>Maintainability</w:t>
+            </w:r>
+          </w:p>
+        </w:tc>
+      </w:tr>
+      <w:tr>
+        <w:tc>
+          <w:tcPr>
+            <w:tcW w:type="dxa" w:w="1560"/>
+          </w:tcPr>
+          <w:p>
+            <w:r/>
+            <w:r>
+              <w:rPr>
+                <w:sz w:val="16"/>
+              </w:rPr>
+              <w:t>Monolithic fine-tuned 1.5B</w:t>
+            </w:r>
+          </w:p>
+        </w:tc>
+        <w:tc>
+          <w:tcPr>
+            <w:tcW w:type="dxa" w:w="1560"/>
+          </w:tcPr>
+          <w:p>
+            <w:r/>
+            <w:r>
+              <w:rPr>
+                <w:sz w:val="16"/>
+              </w:rPr>
+              <w:t>22.3% / 3.36 / 18.3%</w:t>
+            </w:r>
+          </w:p>
+        </w:tc>
+        <w:tc>
+          <w:tcPr>
+            <w:tcW w:type="dxa" w:w="1560"/>
+          </w:tcPr>
+          <w:p>
+            <w:r/>
+            <w:r>
+              <w:rPr>
+                <w:sz w:val="16"/>
+              </w:rPr>
+              <w:t>GPU training</w:t>
+            </w:r>
+          </w:p>
+        </w:tc>
+        <w:tc>
+          <w:tcPr>
+            <w:tcW w:type="dxa" w:w="1560"/>
+          </w:tcPr>
+          <w:p>
+            <w:r/>
+            <w:r>
+              <w:rPr>
+                <w:sz w:val="16"/>
+              </w:rPr>
+              <w:t>1.5B</w:t>
+            </w:r>
+          </w:p>
+        </w:tc>
+        <w:tc>
+          <w:tcPr>
+            <w:tcW w:type="dxa" w:w="1560"/>
+          </w:tcPr>
+          <w:p>
+            <w:r/>
+            <w:r>
+              <w:rPr>
+                <w:sz w:val="16"/>
+              </w:rPr>
+              <w:t>No emotion exposed; casual replies that rarely acknowledge feelings</w:t>
+            </w:r>
+          </w:p>
+        </w:tc>
+        <w:tc>
+          <w:tcPr>
+            <w:tcW w:type="dxa" w:w="1560"/>
+          </w:tcPr>
+          <w:p>
+            <w:r/>
+            <w:r>
+              <w:rPr>
+                <w:sz w:val="16"/>
+              </w:rPr>
+              <w:t>Retraining needed to change behaviour</w:t>
+            </w:r>
+          </w:p>
+        </w:tc>
+      </w:tr>
+      <w:tr>
+        <w:tc>
+          <w:tcPr>
+            <w:tcW w:type="dxa" w:w="1560"/>
+          </w:tcPr>
+          <w:p>
+            <w:r/>
+            <w:r>
+              <w:rPr>
+                <w:sz w:val="16"/>
+              </w:rPr>
+              <w:t>Zero-shot 1.5B</w:t>
+            </w:r>
+          </w:p>
+        </w:tc>
+        <w:tc>
+          <w:tcPr>
+            <w:tcW w:type="dxa" w:w="1560"/>
+          </w:tcPr>
+          <w:p>
+            <w:r/>
+            <w:r>
+              <w:rPr>
+                <w:sz w:val="16"/>
+              </w:rPr>
+              <w:t>19.0% / 4.25 / 24.7%</w:t>
+            </w:r>
+          </w:p>
+        </w:tc>
+        <w:tc>
+          <w:tcPr>
+            <w:tcW w:type="dxa" w:w="1560"/>
+          </w:tcPr>
+          <w:p>
+            <w:r/>
+            <w:r>
+              <w:rPr>
+                <w:sz w:val="16"/>
+              </w:rPr>
+              <w:t>None</w:t>
+            </w:r>
+          </w:p>
+        </w:tc>
+        <w:tc>
+          <w:tcPr>
+            <w:tcW w:type="dxa" w:w="1560"/>
+          </w:tcPr>
+          <w:p>
+            <w:r/>
+            <w:r>
+              <w:rPr>
+                <w:sz w:val="16"/>
+              </w:rPr>
+              <w:t>1.5B</w:t>
+            </w:r>
+          </w:p>
+        </w:tc>
+        <w:tc>
+          <w:tcPr>
+            <w:tcW w:type="dxa" w:w="1560"/>
+          </w:tcPr>
+          <w:p>
+            <w:r/>
+            <w:r>
+              <w:rPr>
+                <w:sz w:val="16"/>
+              </w:rPr>
+              <w:t>No emotion exposed</w:t>
+            </w:r>
+          </w:p>
+        </w:tc>
+        <w:tc>
+          <w:tcPr>
+            <w:tcW w:type="dxa" w:w="1560"/>
+          </w:tcPr>
+          <w:p>
+            <w:r/>
+            <w:r>
+              <w:rPr>
+                <w:sz w:val="16"/>
+              </w:rPr>
+              <w:t>Prompt edit</w:t>
+            </w:r>
+          </w:p>
+        </w:tc>
+      </w:tr>
+      <w:tr>
+        <w:tc>
+          <w:tcPr>
+            <w:tcW w:type="dxa" w:w="1560"/>
+          </w:tcPr>
+          <w:p>
+            <w:r/>
+            <w:r>
+              <w:rPr>
+                <w:sz w:val="16"/>
+              </w:rPr>
+              <w:t>Single model 1.5B (detect and respond)</w:t>
+            </w:r>
+          </w:p>
+        </w:tc>
+        <w:tc>
+          <w:tcPr>
+            <w:tcW w:type="dxa" w:w="1560"/>
+          </w:tcPr>
+          <w:p>
+            <w:r/>
+            <w:r>
+              <w:rPr>
+                <w:sz w:val="16"/>
+              </w:rPr>
+              <w:t>51.3% / 4.84 / 25.7%</w:t>
+            </w:r>
+          </w:p>
+        </w:tc>
+        <w:tc>
+          <w:tcPr>
+            <w:tcW w:type="dxa" w:w="1560"/>
+          </w:tcPr>
+          <w:p>
+            <w:r/>
+            <w:r>
+              <w:rPr>
+                <w:sz w:val="16"/>
+              </w:rPr>
+              <w:t>None</w:t>
+            </w:r>
+          </w:p>
+        </w:tc>
+        <w:tc>
+          <w:tcPr>
+            <w:tcW w:type="dxa" w:w="1560"/>
+          </w:tcPr>
+          <w:p>
+            <w:r/>
+            <w:r>
+              <w:rPr>
+                <w:sz w:val="16"/>
+              </w:rPr>
+              <w:t>1.5B</w:t>
+            </w:r>
+          </w:p>
+        </w:tc>
+        <w:tc>
+          <w:tcPr>
+            <w:tcW w:type="dxa" w:w="1560"/>
+          </w:tcPr>
+          <w:p>
+            <w:r/>
+            <w:r>
+              <w:rPr>
+                <w:sz w:val="16"/>
+              </w:rPr>
+              <w:t>Emotion hidden inside the model</w:t>
+            </w:r>
+          </w:p>
+        </w:tc>
+        <w:tc>
+          <w:tcPr>
+            <w:tcW w:type="dxa" w:w="1560"/>
+          </w:tcPr>
+          <w:p>
+            <w:r/>
+            <w:r>
+              <w:rPr>
+                <w:sz w:val="16"/>
+              </w:rPr>
+              <w:t>Prompt edit</w:t>
+            </w:r>
+          </w:p>
+        </w:tc>
+      </w:tr>
+      <w:tr>
+        <w:tc>
+          <w:tcPr>
+            <w:tcW w:type="dxa" w:w="1560"/>
+          </w:tcPr>
+          <w:p>
+            <w:r/>
+            <w:r>
+              <w:rPr>
+                <w:sz w:val="16"/>
+              </w:rPr>
+              <w:t>Single model 7.6B (detect and respond)</w:t>
+            </w:r>
+          </w:p>
+        </w:tc>
+        <w:tc>
+          <w:tcPr>
+            <w:tcW w:type="dxa" w:w="1560"/>
+          </w:tcPr>
+          <w:p>
+            <w:r/>
+            <w:r>
+              <w:rPr>
+                <w:sz w:val="16"/>
+              </w:rPr>
+              <w:t>82.3% / 5.76 / 32.3%</w:t>
+            </w:r>
+          </w:p>
+        </w:tc>
+        <w:tc>
+          <w:tcPr>
+            <w:tcW w:type="dxa" w:w="1560"/>
+          </w:tcPr>
+          <w:p>
+            <w:r/>
+            <w:r>
+              <w:rPr>
+                <w:sz w:val="16"/>
+              </w:rPr>
+              <w:t>None</w:t>
+            </w:r>
+          </w:p>
+        </w:tc>
+        <w:tc>
+          <w:tcPr>
+            <w:tcW w:type="dxa" w:w="1560"/>
+          </w:tcPr>
+          <w:p>
+            <w:r/>
+            <w:r>
+              <w:rPr>
+                <w:sz w:val="16"/>
+              </w:rPr>
+              <w:t>7.6B, about 5.6 GB (4-bit)</w:t>
+            </w:r>
+          </w:p>
+        </w:tc>
+        <w:tc>
+          <w:tcPr>
+            <w:tcW w:type="dxa" w:w="1560"/>
+          </w:tcPr>
+          <w:p>
+            <w:r/>
+            <w:r>
+              <w:rPr>
+                <w:sz w:val="16"/>
+              </w:rPr>
+              <w:t>Emotion hidden inside the model</w:t>
+            </w:r>
+          </w:p>
+        </w:tc>
+        <w:tc>
+          <w:tcPr>
+            <w:tcW w:type="dxa" w:w="1560"/>
+          </w:tcPr>
+          <w:p>
+            <w:r/>
+            <w:r>
+              <w:rPr>
+                <w:sz w:val="16"/>
+              </w:rPr>
+              <w:t>Prompt edit</w:t>
+            </w:r>
+          </w:p>
+        </w:tc>
+      </w:tr>
+      <w:tr>
+        <w:tc>
+          <w:tcPr>
+            <w:tcW w:type="dxa" w:w="1560"/>
+          </w:tcPr>
+          <w:p>
+            <w:r/>
+            <w:r>
+              <w:rPr>
+                <w:sz w:val="16"/>
+              </w:rPr>
+              <w:t>Initial pipeline (GPT-2 + Qwen 1.5B)</w:t>
+            </w:r>
+          </w:p>
+        </w:tc>
+        <w:tc>
+          <w:tcPr>
+            <w:tcW w:type="dxa" w:w="1560"/>
+          </w:tcPr>
+          <w:p>
+            <w:r/>
+            <w:r>
+              <w:rPr>
+                <w:sz w:val="16"/>
+              </w:rPr>
+              <w:t>63.7% / 4.80 / 26.0%</w:t>
+            </w:r>
+          </w:p>
+        </w:tc>
+        <w:tc>
+          <w:tcPr>
+            <w:tcW w:type="dxa" w:w="1560"/>
+          </w:tcPr>
+          <w:p>
+            <w:r/>
+            <w:r>
+              <w:rPr>
+                <w:sz w:val="16"/>
+              </w:rPr>
+              <w:t>Detector training</w:t>
+            </w:r>
+          </w:p>
+        </w:tc>
+        <w:tc>
+          <w:tcPr>
+            <w:tcW w:type="dxa" w:w="1560"/>
+          </w:tcPr>
+          <w:p>
+            <w:r/>
+            <w:r>
+              <w:rPr>
+                <w:sz w:val="16"/>
+              </w:rPr>
+              <w:t>0.36B + 1.5B</w:t>
+            </w:r>
+          </w:p>
+        </w:tc>
+        <w:tc>
+          <w:tcPr>
+            <w:tcW w:type="dxa" w:w="1560"/>
+          </w:tcPr>
+          <w:p>
+            <w:r/>
+            <w:r>
+              <w:rPr>
+                <w:sz w:val="16"/>
+              </w:rPr>
+              <w:t>Top-1 emotion visible</w:t>
+            </w:r>
+          </w:p>
+        </w:tc>
+        <w:tc>
+          <w:tcPr>
+            <w:tcW w:type="dxa" w:w="1560"/>
+          </w:tcPr>
+          <w:p>
+            <w:r/>
+            <w:r>
+              <w:rPr>
+                <w:sz w:val="16"/>
+              </w:rPr>
+              <w:t>Components independent</w:t>
+            </w:r>
+          </w:p>
+        </w:tc>
+      </w:tr>
+      <w:tr>
+        <w:tc>
+          <w:tcPr>
+            <w:tcW w:type="dxa" w:w="1560"/>
+          </w:tcPr>
+          <w:p>
+            <w:r/>
+            <w:r>
+              <w:rPr>
+                <w:sz w:val="16"/>
+              </w:rPr>
+              <w:t>Initial pipeline with retrieval</w:t>
+            </w:r>
+          </w:p>
+        </w:tc>
+        <w:tc>
+          <w:tcPr>
+            <w:tcW w:type="dxa" w:w="1560"/>
+          </w:tcPr>
+          <w:p>
+            <w:r/>
+            <w:r>
+              <w:rPr>
+                <w:sz w:val="16"/>
+              </w:rPr>
+              <w:t>43.7% / 4.85 / 27.7%</w:t>
+            </w:r>
+          </w:p>
+        </w:tc>
+        <w:tc>
+          <w:tcPr>
+            <w:tcW w:type="dxa" w:w="1560"/>
+          </w:tcPr>
+          <w:p>
+            <w:r/>
+            <w:r>
+              <w:rPr>
+                <w:sz w:val="16"/>
+              </w:rPr>
+              <w:t>Retrieval index</w:t>
+            </w:r>
+          </w:p>
+        </w:tc>
+        <w:tc>
+          <w:tcPr>
+            <w:tcW w:type="dxa" w:w="1560"/>
+          </w:tcPr>
+          <w:p>
+            <w:r/>
+            <w:r>
+              <w:rPr>
+                <w:sz w:val="16"/>
+              </w:rPr>
+              <w:t>Adds an embedding model</w:t>
+            </w:r>
+          </w:p>
+        </w:tc>
+        <w:tc>
+          <w:tcPr>
+            <w:tcW w:type="dxa" w:w="1560"/>
+          </w:tcPr>
+          <w:p>
+            <w:r/>
+            <w:r>
+              <w:rPr>
+                <w:sz w:val="16"/>
+              </w:rPr>
+              <w:t>Retrieved examples visible</w:t>
+            </w:r>
+          </w:p>
+        </w:tc>
+        <w:tc>
+          <w:tcPr>
+            <w:tcW w:type="dxa" w:w="1560"/>
+          </w:tcPr>
+          <w:p>
+            <w:r/>
+            <w:r>
+              <w:rPr>
+                <w:sz w:val="16"/>
+              </w:rPr>
+              <w:t>Additional component</w:t>
+            </w:r>
+          </w:p>
+        </w:tc>
+      </w:tr>
+      <w:tr>
+        <w:tc>
+          <w:tcPr>
+            <w:tcW w:type="dxa" w:w="1560"/>
+          </w:tcPr>
+          <w:p>
+            <w:r/>
+            <w:r>
+              <w:rPr>
+                <w:sz w:val="16"/>
+              </w:rPr>
+              <w:t>RoBERTa + Gemma-3-4B</w:t>
+            </w:r>
+          </w:p>
+        </w:tc>
+        <w:tc>
+          <w:tcPr>
+            <w:tcW w:type="dxa" w:w="1560"/>
+          </w:tcPr>
+          <w:p>
+            <w:r/>
+            <w:r>
+              <w:rPr>
+                <w:sz w:val="16"/>
+              </w:rPr>
+              <w:t>22.0% / 5.30 / 35.0%</w:t>
+            </w:r>
+          </w:p>
+        </w:tc>
+        <w:tc>
+          <w:tcPr>
+            <w:tcW w:type="dxa" w:w="1560"/>
+          </w:tcPr>
+          <w:p>
+            <w:r/>
+            <w:r>
+              <w:rPr>
+                <w:sz w:val="16"/>
+              </w:rPr>
+              <w:t>Detector training</w:t>
+            </w:r>
+          </w:p>
+        </w:tc>
+        <w:tc>
+          <w:tcPr>
+            <w:tcW w:type="dxa" w:w="1560"/>
+          </w:tcPr>
+          <w:p>
+            <w:r/>
+            <w:r>
+              <w:rPr>
+                <w:sz w:val="16"/>
+              </w:rPr>
+              <w:t>0.13B + 4B (4-bit)</w:t>
+            </w:r>
+          </w:p>
+        </w:tc>
+        <w:tc>
+          <w:tcPr>
+            <w:tcW w:type="dxa" w:w="1560"/>
+          </w:tcPr>
+          <w:p>
+            <w:r/>
+            <w:r>
+              <w:rPr>
+                <w:sz w:val="16"/>
+              </w:rPr>
+              <w:t>Top-1 emotion visible</w:t>
+            </w:r>
+          </w:p>
+        </w:tc>
+        <w:tc>
+          <w:tcPr>
+            <w:tcW w:type="dxa" w:w="1560"/>
+          </w:tcPr>
+          <w:p>
+            <w:r/>
+            <w:r>
+              <w:rPr>
+                <w:sz w:val="16"/>
+              </w:rPr>
+              <w:t>Components independent</w:t>
+            </w:r>
+          </w:p>
+        </w:tc>
+      </w:tr>
+      <w:tr>
+        <w:tc>
+          <w:tcPr>
+            <w:tcW w:type="dxa" w:w="1560"/>
+          </w:tcPr>
+          <w:p>
+            <w:r/>
+            <w:r>
+              <w:rPr>
+                <w:b/>
+                <w:sz w:val="16"/>
+              </w:rPr>
+              <w:t>Final: two-stage RoBERTa + Phi-4-mini</w:t>
+            </w:r>
+          </w:p>
+        </w:tc>
+        <w:tc>
+          <w:tcPr>
+            <w:tcW w:type="dxa" w:w="1560"/>
+          </w:tcPr>
+          <w:p>
+            <w:r/>
+            <w:r>
+              <w:rPr>
+                <w:sz w:val="16"/>
+              </w:rPr>
+              <w:t>60.0% / 5.05 / 36.7%</w:t>
+            </w:r>
+          </w:p>
+        </w:tc>
+        <w:tc>
+          <w:tcPr>
+            <w:tcW w:type="dxa" w:w="1560"/>
+          </w:tcPr>
+          <w:p>
+            <w:r/>
+            <w:r>
+              <w:rPr>
+                <w:sz w:val="16"/>
+              </w:rPr>
+              <w:t>Detector training (8.8 min)</w:t>
+            </w:r>
+          </w:p>
+        </w:tc>
+        <w:tc>
+          <w:tcPr>
+            <w:tcW w:type="dxa" w:w="1560"/>
+          </w:tcPr>
+          <w:p>
+            <w:r/>
+            <w:r>
+              <w:rPr>
+                <w:sz w:val="16"/>
+              </w:rPr>
+              <w:t>0.13B + 3.8B (4-bit)</w:t>
+            </w:r>
+          </w:p>
+        </w:tc>
+        <w:tc>
+          <w:tcPr>
+            <w:tcW w:type="dxa" w:w="1560"/>
+          </w:tcPr>
+          <w:p>
+            <w:r/>
+            <w:r>
+              <w:rPr>
+                <w:sz w:val="16"/>
+              </w:rPr>
+              <w:t>Top-3 candidates, chosen emotion and cue words visible</w:t>
+            </w:r>
+          </w:p>
+        </w:tc>
+        <w:tc>
+          <w:tcPr>
+            <w:tcW w:type="dxa" w:w="1560"/>
+          </w:tcPr>
+          <w:p>
+            <w:r/>
+            <w:r>
+              <w:rPr>
+                <w:sz w:val="16"/>
+              </w:rPr>
+              <w:t>Detector, prompts and generator independently replaceable</w:t>
+            </w:r>
+          </w:p>
+        </w:tc>
+      </w:tr>
+    </w:tbl>
+    <w:p/>
+    <w:p>
+      <w:r>
+        <w:rPr>
+          <w:i/>
+          <w:sz w:val="20"/>
+        </w:rPr>
+        <w:t>Table 5.13: Assessment of the main design alternatives against multiple criteria</w:t>
       </w:r>
     </w:p>
     <w:p>
@@ -8558,7 +11472,7 @@
         <w:spacing w:after="120"/>
       </w:pPr>
       <w:r>
-        <w:t>Because the measures disagree with one another, Table 5.9 summarises them in a single ranking. Each of five independent measures, namely rule adherence, WASSA empathy, emotion validation, AI-judge empathy and freedom from boilerplate, is standardised across the systems and the five standardised values are averaged with equal weight. Nothing is tuned: the weights are equal, every judged system is included, and the measures are the ones already reported in Table 5.1.</w:t>
+        <w:t>Because the measures disagree with one another, Table 5.14 summarises them in a single ranking. Each of five independent measures, namely rule adherence, WASSA empathy, emotion validation, AI-judge empathy and freedom from boilerplate, is standardised across the systems and the five standardised values are averaged with equal weight. Nothing is tuned: the weights are equal, every judged system is included, and the measures are the ones already reported in Table 5.1.</w:t>
       </w:r>
     </w:p>
     <w:p>
@@ -8581,7 +11495,7 @@
         <w:rPr>
           <w:b/>
         </w:rPr>
-        <w:t>Among the systems that fit the 8 GB budget set as an objective in Section 4.1.1, the final system ranks first.</w:t>
+        <w:t>Among the systems that fit the 8 GB budget set as requirement N1 in Section 3.1.2, the final system ranks first.</w:t>
       </w:r>
       <w:r>
         <w:t xml:space="preserve"> The ranking is not an artefact of one favourable measure: removing any single measure leaves the final system in second or third place, always behind the larger single model.</w:t>
@@ -9560,7 +12474,7 @@
           <w:i/>
           <w:sz w:val="20"/>
         </w:rPr>
-        <w:t>Table 5.9: Equal-weight composite of five independent measures across the judged systems</w:t>
+        <w:t>Table 5.14: Equal-weight composite of five independent measures across the judged systems</w:t>
       </w:r>
     </w:p>
     <w:p>
@@ -9576,7 +12490,7 @@
         <w:spacing w:after="120"/>
       </w:pPr>
       <w:r>
-        <w:t>The performance evaluation of the initial pipeline, which combined a GPT-2 Medium detector with a Qwen2.5-1.5B generator, identified several weaknesses. Each adjustment described in this section was made in response to a measured result and was re-evaluated on the same conversations before being kept. Table 5.10 summarises all adjustments.</w:t>
+        <w:t>The performance evaluation of the initial pipeline, which combined a GPT-2 Medium detector with a Qwen2.5-1.5B generator, identified several weaknesses. Each adjustment described in this section was made in response to a measured result and was re-evaluated on the same conversations before being kept. Table 5.15 summarises all adjustments.</w:t>
       </w:r>
     </w:p>
     <w:tbl>
@@ -10494,7 +13408,7 @@
           <w:i/>
           <w:sz w:val="20"/>
         </w:rPr>
-        <w:t>Table 5.10: Summary of design adjustments, the evidence behind each and its measured effect</w:t>
+        <w:t>Table 5.15: Summary of design adjustments, the evidence behind each and its measured effect</w:t>
       </w:r>
     </w:p>
     <w:p>
@@ -10510,7 +13424,7 @@
         <w:spacing w:after="120"/>
       </w:pPr>
       <w:r>
-        <w:t>Evaluating the initial detector on the input it actually receives revealed a mismatch between training and use. The model had been trained on the dataset's situation descriptions, which state the feeling explicitly, but the pipeline supplied the user's conversational message instead. The two texts are identical in only 11.7% of conversations, and accuracy fell from 56.9% on situation descriptions to 48.2% on user messages (Table 4.3). We retrained the detector on first utterances and, following the comparison of encoder models in Section 4.2.2, replaced GPT-2 Medium with RoBERTa-base. The adjusted detector reaches 50.3% top-1 and 84.3% top-5 accuracy on the real input, so its reported accuracy now reflects its use, and the quality of ranking needed for top-3 selection is improved.</w:t>
+        <w:t>Evaluating the initial detector on the input it actually receives revealed a mismatch between training and use. The model had been trained on the dataset's situation descriptions, which state the feeling explicitly, but the pipeline supplied the user's conversational message instead. The two texts are identical in only 11.7% of conversations, and accuracy fell from 56.9% on situation descriptions to 48.2% on user messages (Table 4.4). We retrained the detector on first utterances and, following the comparison of encoder models in Section 4.2.2, replaced GPT-2 Medium with RoBERTa-base. The adjusted detector reaches 50.3% top-1 and 84.3% top-5 accuracy on the real input, so its reported accuracy now reflects its use, and the quality of ranking needed for top-3 selection is improved.</w:t>
       </w:r>
     </w:p>
     <w:p>
@@ -10742,7 +13656,7 @@
         <w:t>&lt;|im_end|&gt;</w:t>
       </w:r>
       <w:r>
-        <w:t xml:space="preserve"> as the padding token, and the data collator excludes padding tokens from the loss, so the model was never trained to end a reply. As a result, 99% of its replies ran to the 250-token limit, averaging 200.7 words and 7.07 questions, and none followed all three rules. We retrained the baseline with Qwen's own padding token, a start-up check that aborts training if the end-of-turn token would be masked, and the published LoRA settings described in Section 4.2.7; the best epoch was selected by validation loss. The corrected model ends its replies normally (10.0 words on average, none reaching the limit) and follows all rules in 22.3% of replies. All results in this thesis use the corrected baseline; the original run is reported here only as a documented error.</w:t>
+        <w:t xml:space="preserve"> as the padding token, and the data collator excludes padding tokens from the loss, so the model was never trained to end a reply. As a result, 99% of its replies ran to the 250-token limit, averaging 200.7 words and 7.07 questions, and none followed all three rules. We retrained the baseline with Qwen's own padding token, a start-up check that aborts training if the end-of-turn token would be masked, and the published LoRA settings described in Section 4.4.4; the best epoch was selected by validation loss. The corrected model ends its replies normally (10.0 words on average, none reaching the limit) and follows all rules in 22.3% of replies. All results in this thesis use the corrected baseline; the original run is reported here only as a documented error.</w:t>
       </w:r>
     </w:p>
     <w:p>
@@ -10750,7 +13664,7 @@
         <w:spacing w:after="120"/>
       </w:pPr>
       <w:r>
-        <w:t>The final configuration after all adjustments is listed in Table 4.8.</w:t>
+        <w:t>The final configuration after all adjustments is listed in Table A.5, with the justification of every value.</w:t>
       </w:r>
     </w:p>
     <w:p>
@@ -10852,7 +13766,7 @@
         <w:spacing w:after="120"/>
       </w:pPr>
       <w:r>
-        <w:t>Table 5.11 reports all comparisons between the final system and the baselines. Three patterns emerge.</w:t>
+        <w:t>Table 5.16 reports all comparisons between the final system and the baselines. Three patterns emerge.</w:t>
       </w:r>
     </w:p>
     <w:p>
@@ -17404,7 +20318,7 @@
           <w:i/>
           <w:sz w:val="20"/>
         </w:rPr>
-        <w:t>Table 5.11: Paired significance tests comparing the final system with each baseline</w:t>
+        <w:t>Table 5.16: Paired significance tests comparing the final system with each baseline</w:t>
       </w:r>
     </w:p>
     <w:p>
@@ -17429,7 +20343,7 @@
         <w:t>error-propagation analysis</w:t>
       </w:r>
       <w:r>
-        <w:t xml:space="preserve">, each pipeline's replies are divided according to whether the detector's emotion matched the gold label, and the two groups are compared (Table 5.12). In no pipeline does an incorrect label significantly reduce rule adherence; for the initial pipeline, for example, adherence is 61.2% when the label is correct and 66.0% when it is wrong (p = 0.40), and for the final system the difference is also not significant (p = 0.096). For the initial pipeline, where WASSA scores were divided in the same way, an incorrect label does not reduce empathy either (4.83 against 4.78, p = 0.72). Second, in a </w:t>
+        <w:t xml:space="preserve">, each pipeline's replies are divided according to whether the detector's emotion matched the gold label, and the two groups are compared (Table 5.17). In no pipeline does an incorrect label significantly reduce rule adherence; for the initial pipeline, for example, adherence is 61.2% when the label is correct and 66.0% when it is wrong (p = 0.40), and for the final system the difference is also not significant (p = 0.096). For the initial pipeline, where WASSA scores were divided in the same way, an incorrect label does not reduce empathy either (4.83 against 4.78, p = 0.72). Second, in a </w:t>
       </w:r>
       <w:r>
         <w:rPr>
@@ -17455,7 +20369,7 @@
         <w:t>substituted RoBERTa-large into the final system</w:t>
       </w:r>
       <w:r>
-        <w:t xml:space="preserve"> and regenerated replies for the same 300 conversations, changing nothing else (Table 5.13). The larger detector was 3.0 points more accurate on these conversations (53.3% against 50.3%, p = 0.21), but no measure of reply quality improved: rule adherence was 60.0% against 54.7% (adjusted p = 0.60), WASSA empathy 5.05 against 5.01 (p = 0.85), emotion validation 36.7% against 38.0% (p = 0.85), and the one-question rule 92.7% against 95.7% (p = 0.60). Acknowledgement was nominally lower with the larger detector (66.3% against 57.7%, unadjusted p = 0.012) but not significantly so after correction (p = 0.06). Together, these results show that </w:t>
+        <w:t xml:space="preserve"> and regenerated replies for the same 300 conversations, changing nothing else (Table 5.18). The larger detector was 3.0 points more accurate on these conversations (53.3% against 50.3%, p = 0.21), but no measure of reply quality improved: rule adherence was 60.0% against 54.7% (adjusted p = 0.60), WASSA empathy 5.05 against 5.01 (p = 0.85), emotion validation 36.7% against 38.0% (p = 0.85), and the one-question rule 92.7% against 95.7% (p = 0.60). Acknowledgement was nominally lower with the larger detector (66.3% against 57.7%, unadjusted p = 0.012) but not significantly so after correction (p = 0.06). Together, these results show that </w:t>
       </w:r>
       <w:r>
         <w:rPr>
@@ -19607,7 +22521,7 @@
           <w:i/>
           <w:sz w:val="20"/>
         </w:rPr>
-        <w:t>Table 5.12: Error-propagation analysis: reply quality when the detector's label is correct and when it is wrong</w:t>
+        <w:t>Table 5.17: Error-propagation analysis: reply quality when the detector's label is correct and when it is wrong</w:t>
       </w:r>
     </w:p>
     <w:tbl>
@@ -20956,7 +23870,7 @@
           <w:i/>
           <w:sz w:val="20"/>
         </w:rPr>
-        <w:t>Table 5.13: Final system with RoBERTa-base and with RoBERTa-large as the detector</w:t>
+        <w:t>Table 5.18: Final system with RoBERTa-base and with RoBERTa-large as the detector</w:t>
       </w:r>
     </w:p>
     <w:p>
@@ -21056,7 +23970,7 @@
         <w:spacing w:after="120"/>
       </w:pPr>
       <w:r>
-        <w:t xml:space="preserve">Table 5.14 compares the final system's AI-judge scores with those of each judged baseline on the same 64 conversations. </w:t>
+        <w:t xml:space="preserve">Table 5.19 compares the final system's AI-judge scores with those of each judged baseline on the same 64 conversations. </w:t>
       </w:r>
       <w:r>
         <w:rPr>
@@ -21091,7 +24005,7 @@
         <w:spacing w:after="120"/>
       </w:pPr>
       <w:r>
-        <w:t>The two judges agree well with each other (Table 5.15). Across the 512 replies of the eight judged systems, the Spearman correlation between Nemotron 3 Ultra and gpt-oss-120b is 0.69 for empathy and 0.68 for the overall score. The judges rank the eight systems in the same order, except that the final system and top-1 Phi-4-mini, whose panel scores differ by only 0.03, exchange places. Both judges scored every one of the 512 replies, so all systems are rated by identical judges and their scores are directly comparable. This agreement is consistent with the reduced bias expected from a panel of judges drawn from different model families [19].</w:t>
+        <w:t>The two judges agree well with each other (Table 5.20). Across the 512 replies of the eight judged systems, the Spearman correlation between Nemotron 3 Ultra and gpt-oss-120b is 0.69 for empathy and 0.68 for the overall score. The judges rank the eight systems in the same order, except that the final system and top-1 Phi-4-mini, whose panel scores differ by only 0.03, exchange places. Both judges scored every one of the 512 replies, so all systems are rated by identical judges and their scores are directly comparable. This agreement is consistent with the reduced bias expected from a panel of judges drawn from different model families [19].</w:t>
       </w:r>
     </w:p>
     <w:tbl>
@@ -25298,7 +28212,7 @@
           <w:i/>
           <w:sz w:val="20"/>
         </w:rPr>
-        <w:t>Table 5.14: Paired significance tests comparing the final system's AI-judge scores with each judged baseline</w:t>
+        <w:t>Table 5.19: Paired significance tests comparing the final system's AI-judge scores with each judged baseline</w:t>
       </w:r>
     </w:p>
     <w:tbl>
@@ -25577,7 +28491,7 @@
           <w:i/>
           <w:sz w:val="20"/>
         </w:rPr>
-        <w:t>Table 5.15: Agreement between the two AI judges</w:t>
+        <w:t>Table 5.20: Agreement between the two AI judges</w:t>
       </w:r>
     </w:p>
     <w:p>
@@ -25645,7 +28559,7 @@
         <w:spacing w:after="120"/>
       </w:pPr>
       <w:r>
-        <w:t xml:space="preserve">Table 5.16 places our detector among published emotion-recognition results for the 32 classes of EmpatheticDialogues. Two differences must be taken into account when comparing them: </w:t>
+        <w:t xml:space="preserve">Table 5.21 places our detector among published emotion-recognition results for the 32 classes of EmpatheticDialogues. Two differences must be taken into account when comparing them: </w:t>
       </w:r>
       <w:r>
         <w:rPr>
@@ -25671,7 +28585,7 @@
         <w:spacing w:after="120"/>
       </w:pPr>
       <w:r>
-        <w:t xml:space="preserve">Our detector (50.3% top-1) exceeds all of the joint recognition-and-generation models listed, including MoEL [7], MIME [8], EmpDG [9], KEMP [10], CEM [11], CASE [12] and ESCM [27], at 30.6-41.2%, as well as personality-aware and related models at 45.4-48.3% [29]. It is on par with RoBERTa-GPT2 (51.5%) [48]. Two differences explain this gap. First, our detector is initialised from RoBERTa, which was pre-trained on about 160 GB of text, whereas joint models such as MoEL and CASE initialise their word representations from GloVe vectors and train their encoders on EmpatheticDialogues alone. RoBERTa-GPT2, which is built on pre-trained RoBERTa and GPT-2 models, is the only joint model in Table 5.16 that matches our accuracy, showing that pre-training, rather than access to the whole conversation, drives the higher accuracy. Second, our detector is trained and selected only for emotion classification, whereas the joint models learn emotion recognition as an auxiliary task and share their capacity with response generation. Our detector reads only the user's first message, whereas these models read the whole conversation, so </w:t>
+        <w:t xml:space="preserve">Our detector (50.3% top-1) exceeds all of the joint recognition-and-generation models listed, including MoEL [7], MIME [8], EmpDG [9], KEMP [10], CEM [11], CASE [12] and ESCM [27], at 30.6-41.2%, as well as personality-aware and related models at 45.4-48.3% [29]. It is on par with RoBERTa-GPT2 (51.5%) [48]. Two differences explain this gap. First, our detector is initialised from RoBERTa, which was pre-trained on about 160 GB of text, whereas joint models such as MoEL and CASE initialise their word representations from GloVe vectors and train their encoders on EmpatheticDialogues alone. RoBERTa-GPT2, which is built on pre-trained RoBERTa and GPT-2 models, is the only joint model in Table 5.21 that matches our accuracy, showing that pre-training, rather than access to the whole conversation, drives the higher accuracy. Second, our detector is trained and selected only for emotion classification, whereas the joint models learn emotion recognition as an auxiliary task and share their capacity with response generation. Our detector reads only the user's first message, whereas these models read the whole conversation, so </w:t>
       </w:r>
       <w:r>
         <w:rPr>
@@ -26924,7 +29838,7 @@
           <w:i/>
           <w:sz w:val="20"/>
         </w:rPr>
-        <w:t>Table 5.16: Emotion recognition accuracy on EmpatheticDialogues reported in published work and in this thesis</w:t>
+        <w:t>Table 5.21: Emotion recognition accuracy on EmpatheticDialogues reported in published work and in this thesis</w:t>
       </w:r>
     </w:p>
     <w:p>
@@ -26957,7 +29871,7 @@
         <w:spacing w:after="120"/>
       </w:pPr>
       <w:r>
-        <w:t xml:space="preserve">Human evaluation allows a comparison of direction rather than magnitude. In the literature, human raters strongly prefer LLM replies to those of trained empathetic models, rating ChatGPT at 4.64 out of 5 against 3.08 for CEM [13], and fine-tuned tool-augmented LLMs win 61-72% of A/B empathy comparisons against models fine-tuned without tools [28] (Table 5.17). </w:t>
+        <w:t xml:space="preserve">Human evaluation allows a comparison of direction rather than magnitude. In the literature, human raters strongly prefer LLM replies to those of trained empathetic models, rating ChatGPT at 4.64 out of 5 against 3.08 for CEM [13], and fine-tuned tool-augmented LLMs win 61-72% of A/B empathy comparisons against models fine-tuned without tools [28] (Table 5.22). </w:t>
       </w:r>
       <w:r>
         <w:rPr>
@@ -27422,7 +30336,7 @@
           <w:i/>
           <w:sz w:val="20"/>
         </w:rPr>
-        <w:t>Table 5.17: Human evaluation of empathy in published work and in this thesis</w:t>
+        <w:t>Table 5.22: Human evaluation of empathy in published work and in this thesis</w:t>
       </w:r>
     </w:p>
     <w:p>
@@ -27438,7 +30352,7 @@
         <w:spacing w:after="120"/>
       </w:pPr>
       <w:r>
-        <w:t xml:space="preserve">In this system, detection accuracy and reply quality are only weakly related. In a controlled comparison in which the generator (Qwen2.5-1.5B), the prompt and the conversations are held fixed and only the detector changes, from GPT-2 (48.2% on real input) to RoBERTa (50.3%), neither emotion validation (26.0% against 25.3%, p = 0.91) nor rule adherence (63.7% against 57.7%, p = 0.09) improves (Table A.12). Within a single pipeline, replies built on a wrong emotion label follow the rules as often as those built on a correct label, and are scored as equally empathetic (Table 5.12). Replies are robust to label errors partly because most errors occur between neighbouring emotions (Section 5.5.6), for which appropriate responses are similar. By contrast, </w:t>
+        <w:t xml:space="preserve">In this system, detection accuracy and reply quality are only weakly related. In a controlled comparison in which the generator (Qwen2.5-1.5B), the prompt and the conversations are held fixed and only the detector changes, from GPT-2 (48.2% on real input) to RoBERTa (50.3%), neither emotion validation (26.0% against 25.3%, p = 0.91) nor rule adherence (63.7% against 57.7%, p = 0.09) improves (Table A.12). Within a single pipeline, replies built on a wrong emotion label follow the rules as often as those built on a correct label, and are scored as equally empathetic (Table 5.17). Replies are robust to label errors partly because most errors occur between neighbouring emotions (Section 5.5.6), for which appropriate responses are similar. By contrast, </w:t>
       </w:r>
       <w:r>
         <w:rPr>
@@ -27455,7 +30369,7 @@
         <w:spacing w:after="120"/>
       </w:pPr>
       <w:r>
-        <w:t>The same relationship holds in the final system. Replacing RoBERTa-base with RoBERTa-large raised detector accuracy on the evaluation conversations from 50.3% to 53.3%, but the emotion chosen in stage 1 changed in only 31% of conversations, and rule adherence, WASSA empathy and emotion validation did not change significantly (Table 5.13). Across three independent tests, namely label errors, a GPT-2 to RoBERTa swap and a RoBERTa-base to RoBERTa-large swap, gains of two to three points in detection accuracy never translated into better replies.</w:t>
+        <w:t>The same relationship holds in the final system. Replacing RoBERTa-base with RoBERTa-large raised detector accuracy on the evaluation conversations from 50.3% to 53.3%, but the emotion chosen in stage 1 changed in only 31% of conversations, and rule adherence, WASSA empathy and emotion validation did not change significantly (Table 5.18). Across three independent tests, namely label errors, a GPT-2 to RoBERTa swap and a RoBERTa-base to RoBERTa-large swap, gains of two to three points in detection accuracy never translated into better replies.</w:t>
       </w:r>
     </w:p>
     <w:p>
@@ -27471,7 +30385,7 @@
         <w:spacing w:after="120"/>
       </w:pPr>
       <w:r>
-        <w:t>WASSA empathy increases with reply length within every system, with Spearman correlations from 0.14 (top-1 Phi-4-mini) to 0.54 (zero-shot prompting) (Table A.10). Measured empathy is therefore partly a function of verbosity, in line with the observation that longer LLM responses may be mistaken for greater empathy. Gemma-3-4B illustrates why this matters. It has the second-highest WASSA score overall (5.30), but when replies of similar length are compared it does not outperform Phi-4-mini: in every length band in which both have replies, Phi-4-mini matches or exceeds it, and Gemma's advantage appears only above 120 words (Figure 5.3). The final system reverses the usual pattern, achieving a higher WASSA score than top-1 Phi-4-mini prompting while writing about 30% fewer words. Empathy classifiers and LLM judges, which are also known to favour longer answers [18], should therefore be interpreted together with reply length.</w:t>
+        <w:t>WASSA empathy increases with reply length within every system, with Spearman correlations from 0.14 (top-1 Phi-4-mini) to 0.54 (zero-shot prompting) (Table A.10). Measured empathy is therefore partly a function of verbosity, in line with the observation that longer LLM responses may be mistaken for greater empathy. Gemma-3-4B illustrates why this matters. It has the second-highest WASSA score overall (5.30), but when replies of similar length are compared it does not outperform Phi-4-mini: in every length band in which both have replies, Phi-4-mini matches or exceeds it, and Gemma's advantage appears only above 120 words (Figure 5.4). The final system reverses the usual pattern, achieving a higher WASSA score than top-1 Phi-4-mini prompting while writing about 30% fewer words. Empathy classifiers and LLM judges, which are also known to favour longer answers [18], should therefore be interpreted together with reply length.</w:t>
       </w:r>
     </w:p>
     <w:p>
@@ -27496,7 +30410,7 @@
         <w:t>lowers</w:t>
       </w:r>
       <w:r>
-        <w:t xml:space="preserve"> rule adherence from 57.7% to 36.7% and acknowledgement from 67.7% to 47.0%. The same additions with Phi-4-mini, which has 3.8 billion parameters, leave rule adherence statistically unchanged while improving empathy and emotion validation. The earlier candidate-pick experiment showed the same pattern for the 1.5-billion-parameter model: asking a single call both to choose the emotion and to respond reduced adherence from 63.7% to 54.0% (Table 4.6). Across model sizes, rule adherence under the single-model prompt rises from 51.3% at 1.5 billion parameters to 82.3% at 7.6 billion. These results suggest that the complexity of instructions should increase with the capacity of the generator, and that for models below a few billion parameters a simpler prompt is the safer choice.</w:t>
+        <w:t xml:space="preserve"> rule adherence from 57.7% to 36.7% and acknowledgement from 67.7% to 47.0%. The same additions with Phi-4-mini, which has 3.8 billion parameters, leave rule adherence statistically unchanged while improving empathy and emotion validation. The earlier candidate-pick experiment showed the same pattern for the 1.5-billion-parameter model: asking a single call both to choose the emotion and to respond reduced adherence from 63.7% to 54.0% (Table 5.11). Across model sizes, rule adherence under the single-model prompt rises from 51.3% at 1.5 billion parameters to 82.3% at 7.6 billion. These results suggest that the complexity of instructions should increase with the capacity of the generator, and that for models below a few billion parameters a simpler prompt is the safer choice.</w:t>
       </w:r>
     </w:p>
     <w:p>
@@ -27636,7 +30550,7 @@
         <w:spacing w:after="120"/>
       </w:pPr>
       <w:r>
-        <w:t xml:space="preserve">Table 5.18 relates reply quality to the total number of parameters. With 3.96 billion parameters, 52.0% of those of the Qwen2.5-7B single model, </w:t>
+        <w:t xml:space="preserve">Table 5.23 relates reply quality to the total number of parameters. With 3.96 billion parameters, 52.0% of those of the Qwen2.5-7B single model, </w:t>
       </w:r>
       <w:r>
         <w:rPr>
@@ -28230,7 +31144,7 @@
           <w:i/>
           <w:sz w:val="20"/>
         </w:rPr>
-        <w:t>Table 5.18: Reply quality against total parameters for the final system and the single models</w:t>
+        <w:t>Table 5.23: Reply quality against total parameters for the final system and the single models</w:t>
       </w:r>
     </w:p>
     <w:p>
@@ -28856,7 +31770,7 @@
           <w:i/>
           <w:sz w:val="20"/>
         </w:rPr>
-        <w:t>Table 5.19: GPU memory and response time of the final system and the single models</w:t>
+        <w:t>Table 5.24: GPU memory and response time of the final system and the single models</w:t>
       </w:r>
     </w:p>
     <w:p>
@@ -28872,7 +31786,7 @@
         <w:spacing w:after="120"/>
       </w:pPr>
       <w:r>
-        <w:t xml:space="preserve">Because rule adherence is one of our main measures, the rules themselves require justification: a system that follows our rules is only better if the rules describe something that matters. Table 5.20 gives the origin of each rule and its measured effect. The effects are computed </w:t>
+        <w:t xml:space="preserve">Because rule adherence is one of our main measures, the rules themselves require justification: a system that follows our rules is only better if the rules describe something that matters. Table 5.25 gives the origin of each rule and its measured effect. The effects are computed </w:t>
       </w:r>
       <w:r>
         <w:rPr>
@@ -29237,7 +32151,7 @@
           <w:i/>
           <w:sz w:val="20"/>
         </w:rPr>
-        <w:t>Table 5.20: Origin of each response rule and its measured effect within systems</w:t>
+        <w:t>Table 5.25: Origin of each response rule and its measured effect within systems</w:t>
       </w:r>
     </w:p>
     <w:p>
@@ -29245,7 +32159,7 @@
         <w:spacing w:after="120"/>
       </w:pPr>
       <w:r>
-        <w:t>Table 5.21 sets the two systems side by side on every measure we collect, and adds a length control, because the single model writes 29% longer replies (73.5 against 57.1 words) and both the AI judges and the acknowledgement check reward length (Sections 5.5.4 and 5.5.8).</w:t>
+        <w:t>Table 5.26 sets the two systems side by side on every measure we collect, and adds a length control, because the single model writes 29% longer replies (73.5 against 57.1 words) and both the AI judges and the acknowledgement check reward length (Sections 5.5.4 and 5.5.8).</w:t>
       </w:r>
     </w:p>
     <w:p>
@@ -30928,7 +33842,7 @@
           <w:i/>
           <w:sz w:val="20"/>
         </w:rPr>
-        <w:t>Table 5.21: The decoupled system against the same generator used alone, measure by measure, with reply length held constant</w:t>
+        <w:t>Table 5.26: The decoupled system against the same generator used alone, measure by measure, with reply length held constant</w:t>
       </w:r>
     </w:p>
     <w:p>

--- a/final writing/Chapter_5_Results_and_Analysis.docx
+++ b/final writing/Chapter_5_Results_and_Analysis.docx
@@ -1513,7 +1513,7 @@
         <w:t>joyful</w:t>
       </w:r>
       <w:r>
-        <w:t xml:space="preserve"> (30.9%) are the hardest. Per-emotion figures for all 32 classes are in Table A.6.</w:t>
+        <w:t xml:space="preserve"> (30.9%) are the hardest. Per-emotion figures for all 32 classes are in Table A.7.</w:t>
       </w:r>
     </w:p>
     <w:p>
@@ -2548,7 +2548,7 @@
         <w:spacing w:after="120"/>
       </w:pPr>
       <w:r>
-        <w:t xml:space="preserve">Repetitiveness is the most common complaint about machine-written empathy [15], so we measure it directly (Table A.8). Alongside distinct-n diversity we report a </w:t>
+        <w:t xml:space="preserve">Repetitiveness is the most common complaint about machine-written empathy [15], so we measure it directly (Table A.9). Alongside distinct-n diversity we report a </w:t>
       </w:r>
       <w:r>
         <w:rPr>
@@ -3677,7 +3677,7 @@
         <w:spacing w:after="120"/>
       </w:pPr>
       <w:r>
-        <w:t>Rating rather than only choosing gives every system a score on every situation, so the size of a difference can be measured and not only its direction. The situations cover the four emotions most central to supportive conversation (sad, lonely, angry and anxious), three drawn from student life and one positive emotion; five of the eight are also scored by the AI judges, which is what lets the human and AI rankings be compared. There are no attention-check items: with 24 ratings each, the study relies on a short questionnaire and committed volunteers rather than on decoy replies. Table A.9 gives the item-by-item design.</w:t>
+        <w:t>Rating rather than only choosing gives every system a score on every situation, so the size of a difference can be measured and not only its direction. The situations cover the four emotions most central to supportive conversation (sad, lonely, angry and anxious), three drawn from student life and one positive emotion; five of the eight are also scored by the AI judges, which is what lets the human and AI rankings be compared. There are no attention-check items: with 24 ratings each, the study relies on a short questionnaire and committed volunteers rather than on decoy replies. Table A.10 gives the item-by-item design.</w:t>
       </w:r>
     </w:p>
     <w:p>
@@ -8035,7 +8035,7 @@
         <w:spacing w:after="120"/>
       </w:pPr>
       <w:r>
-        <w:t>Evaluating the initial pipeline, a GPT-2 Medium detector with a Qwen2.5-1.5B generator, exposed several weaknesses. Each adjustment below was made in answer to a measured result, and each was re-evaluated on the same 300 conversations before it was kept. Table A.13 is the full log, with the evidence behind every change and its measured effect.</w:t>
+        <w:t>Evaluating the initial pipeline, a GPT-2 Medium detector with a Qwen2.5-1.5B generator, exposed several weaknesses. Each adjustment below was made in answer to a measured result, and each was re-evaluated on the same 300 conversations before it was kept. Table A.14 is the full log, with the evidence behind every change and its measured effect.</w:t>
       </w:r>
     </w:p>
     <w:p>
@@ -8151,7 +8151,13 @@
         <w:spacing w:after="120"/>
       </w:pPr>
       <w:r>
-        <w:t>The evaluation assumes one message and one reply. Turning the design into an agent people can talk to needed three further adjustments.</w:t>
+        <w:t xml:space="preserve">The evaluation assumes one message and one reply. Turning the design into the agent specified in Section 4.2.7 raised one question that had to be measured rather than assumed: </w:t>
+      </w:r>
+      <w:r>
+        <w:rPr>
+          <w:b/>
+        </w:rPr>
+        <w:t>how much of the conversation should the detector read?</w:t>
       </w:r>
     </w:p>
     <w:p>
@@ -8162,19 +8168,19 @@
         <w:rPr>
           <w:b/>
         </w:rPr>
-        <w:t>The detector reads four turns, not one:</w:t>
-      </w:r>
-      <w:r>
-        <w:t xml:space="preserve"> classifying only the latest message throws away context. "I am okay. Well, not properly." on its own is classified as </w:t>
+        <w:t>Why the dataset cannot answer it:</w:t>
+      </w:r>
+      <w:r>
+        <w:t xml:space="preserve"> EmpatheticDialogues conversations have a median of 2 turns and a maximum of 4, and the gold emotion never changes inside a conversation: in all 2,542 test conversations, not one. There is therefore no multi-turn emotion shift in the data to tune a window against or to test for significance. We instead wrote conversations that contain the shifts a real support conversation produces, above all the "I'm fine, actually I'm not" pattern in which the latest message alone says the opposite of what the person means, and recorded what the detector predicts at each window size. The column saying what a listener would hear is our own judgement, not an annotation, so this is </w:t>
       </w:r>
       <w:r>
         <w:rPr>
-          <w:i/>
+          <w:b/>
         </w:rPr>
-        <w:t>content</w:t>
-      </w:r>
-      <w:r>
-        <w:t xml:space="preserve"> with 72% confidence, although in context the person was angry. We tested several context windows on long scenarios; four user turns was best or joint best in three of four, while six turns degraded two of them, in one case flipping a break-up scenario to the wrong emotion with 64% confidence as older turns competed with the current one.</w:t>
+        <w:t>illustrative evidence for a design choice and not a statistical result</w:t>
+      </w:r>
+      <w:r>
+        <w:t>, and it is reported as such.</w:t>
       </w:r>
     </w:p>
     <w:p>
@@ -8185,10 +8191,37 @@
         <w:rPr>
           <w:b/>
         </w:rPr>
-        <w:t>The generator remembers ten exchanges verbatim:</w:t>
-      </w:r>
-      <w:r>
-        <w:t xml:space="preserve"> the last ten exchanges are passed as they were written rather than summarised, so that emotional detail is not lost in compression.</w:t>
+        <w:t>Reading only the latest message loses the thread:</w:t>
+      </w:r>
+      <w:r>
+        <w:t xml:space="preserve"> Across ten short conversations with a deliberate shift (Table A.15), moving from one turn to four moved the prediction to what a listener would hear in five of them, left it unchanged in three, and in two exchanged one neighbour of the intended emotion for another. In none of the ten did a correct single-message reading become wrong. The clearest case is the one that started this test: "I am okay. Well, not properly." on its own is read as </w:t>
+      </w:r>
+      <w:r>
+        <w:rPr>
+          <w:i/>
+        </w:rPr>
+        <w:t>content</w:t>
+      </w:r>
+      <w:r>
+        <w:t xml:space="preserve"> with 72% confidence; with the previous turn, "Someone yelled at me today very badly", it is read as </w:t>
+      </w:r>
+      <w:r>
+        <w:rPr>
+          <w:i/>
+        </w:rPr>
+        <w:t>angry</w:t>
+      </w:r>
+      <w:r>
+        <w:t xml:space="preserve">. The control conversation, where the feeling never changes, behaves as it should: </w:t>
+      </w:r>
+      <w:r>
+        <w:rPr>
+          <w:i/>
+        </w:rPr>
+        <w:t>anxious</w:t>
+      </w:r>
+      <w:r>
+        <w:t xml:space="preserve"> at both two and four turns.</w:t>
       </w:r>
     </w:p>
     <w:p>
@@ -8199,10 +8232,37 @@
         <w:rPr>
           <w:b/>
         </w:rPr>
-        <w:t>The rules become turn-aware:</w:t>
-      </w:r>
-      <w:r>
-        <w:t xml:space="preserve"> one mandatory question suits a first reply but turns a long conversation into an interrogation, so from the second turn the question is optional and reuse of earlier phrasing is discouraged. The first turn keeps the original rules, which is what keeps the single-turn results in this chapter comparable. The agent also notices when the user's emotion changes between turns and instructs the generator to answer the current one.</w:t>
+        <w:t>But a window can also be too wide:</w:t>
+      </w:r>
+      <w:r>
+        <w:t xml:space="preserve"> Table 5.12 widens the window on four long conversations of six to eight turns. Four turns is the widest setting that degrades none of them. At six turns two of the four move away from the listener's reading, and one does so confidently: the break-up conversation, correct at four turns (</w:t>
+      </w:r>
+      <w:r>
+        <w:rPr>
+          <w:i/>
+        </w:rPr>
+        <w:t>lonely</w:t>
+      </w:r>
+      <w:r>
+        <w:t xml:space="preserve">, 61%), becomes </w:t>
+      </w:r>
+      <w:r>
+        <w:rPr>
+          <w:i/>
+        </w:rPr>
+        <w:t>guilty</w:t>
+      </w:r>
+      <w:r>
+        <w:t xml:space="preserve"> at 64% once the anger of the earlier turns re-enters the window. The control conversation stays </w:t>
+      </w:r>
+      <w:r>
+        <w:rPr>
+          <w:i/>
+        </w:rPr>
+        <w:t>anxious</w:t>
+      </w:r>
+      <w:r>
+        <w:t xml:space="preserve"> at every window with rising confidence, which shows that the damage comes from stale emotions competing with the current one, not from the length of the input. Neither setting recovers the intended reading of the burnout conversation, which we report rather than leave out.</w:t>
       </w:r>
     </w:p>
     <w:p>
@@ -8210,6 +8270,742 @@
         <w:spacing w:after="120"/>
       </w:pPr>
       <w:r>
+        <w:rPr>
+          <w:b/>
+        </w:rPr>
+        <w:t>Four turns, fixed:</w:t>
+      </w:r>
+      <w:r>
+        <w:t xml:space="preserve"> We also tried widening the window only when the detector was unsure, using the median detector confidence of 0.632 measured in the confidence-gating ablation as the threshold. It produced the same answer as the fixed four-turn window in all ten scenarios, so the fixed window was kept as the simpler of the two. The generator's memory needed no such test, because it is an instruction-following model with a large context window rather than a classifier trained on short messages.</w:t>
+      </w:r>
+    </w:p>
+    <w:tbl>
+      <w:tblPr>
+        <w:tblStyle w:val="TableGrid"/>
+        <w:tblW w:type="auto" w:w="0"/>
+        <w:tblLook w:firstColumn="1" w:firstRow="1" w:lastColumn="0" w:lastRow="0" w:noHBand="0" w:noVBand="1" w:val="04A0"/>
+      </w:tblPr>
+      <w:tblGrid>
+        <w:gridCol w:w="1040"/>
+        <w:gridCol w:w="1040"/>
+        <w:gridCol w:w="1040"/>
+        <w:gridCol w:w="1040"/>
+        <w:gridCol w:w="1040"/>
+        <w:gridCol w:w="1040"/>
+        <w:gridCol w:w="1040"/>
+        <w:gridCol w:w="1040"/>
+        <w:gridCol w:w="1040"/>
+      </w:tblGrid>
+      <w:tr>
+        <w:tc>
+          <w:tcPr>
+            <w:tcW w:type="dxa" w:w="1040"/>
+            <w:shd w:val="clear" w:color="auto" w:fill="E3EEFB"/>
+          </w:tcPr>
+          <w:p>
+            <w:r>
+              <w:rPr>
+                <w:b/>
+              </w:rPr>
+            </w:r>
+            <w:r>
+              <w:rPr>
+                <w:b/>
+                <w:sz w:val="13"/>
+              </w:rPr>
+              <w:t>Conversation</w:t>
+            </w:r>
+          </w:p>
+        </w:tc>
+        <w:tc>
+          <w:tcPr>
+            <w:tcW w:type="dxa" w:w="1040"/>
+            <w:shd w:val="clear" w:color="auto" w:fill="E3EEFB"/>
+          </w:tcPr>
+          <w:p>
+            <w:r>
+              <w:rPr>
+                <w:b/>
+              </w:rPr>
+            </w:r>
+            <w:r>
+              <w:rPr>
+                <w:b/>
+                <w:sz w:val="13"/>
+              </w:rPr>
+              <w:t>Turns</w:t>
+            </w:r>
+          </w:p>
+        </w:tc>
+        <w:tc>
+          <w:tcPr>
+            <w:tcW w:type="dxa" w:w="1040"/>
+            <w:shd w:val="clear" w:color="auto" w:fill="E3EEFB"/>
+          </w:tcPr>
+          <w:p>
+            <w:r>
+              <w:rPr>
+                <w:b/>
+              </w:rPr>
+            </w:r>
+            <w:r>
+              <w:rPr>
+                <w:b/>
+                <w:sz w:val="13"/>
+              </w:rPr>
+              <w:t>A listener would hear</w:t>
+            </w:r>
+          </w:p>
+        </w:tc>
+        <w:tc>
+          <w:tcPr>
+            <w:tcW w:type="dxa" w:w="1040"/>
+            <w:shd w:val="clear" w:color="auto" w:fill="E3EEFB"/>
+          </w:tcPr>
+          <w:p>
+            <w:r>
+              <w:rPr>
+                <w:b/>
+              </w:rPr>
+            </w:r>
+            <w:r>
+              <w:rPr>
+                <w:b/>
+                <w:sz w:val="13"/>
+              </w:rPr>
+              <w:t>Last 1</w:t>
+            </w:r>
+          </w:p>
+        </w:tc>
+        <w:tc>
+          <w:tcPr>
+            <w:tcW w:type="dxa" w:w="1040"/>
+            <w:shd w:val="clear" w:color="auto" w:fill="E3EEFB"/>
+          </w:tcPr>
+          <w:p>
+            <w:r>
+              <w:rPr>
+                <w:b/>
+              </w:rPr>
+            </w:r>
+            <w:r>
+              <w:rPr>
+                <w:b/>
+                <w:sz w:val="13"/>
+              </w:rPr>
+              <w:t>Last 2</w:t>
+            </w:r>
+          </w:p>
+        </w:tc>
+        <w:tc>
+          <w:tcPr>
+            <w:tcW w:type="dxa" w:w="1040"/>
+            <w:shd w:val="clear" w:color="auto" w:fill="E3EEFB"/>
+          </w:tcPr>
+          <w:p>
+            <w:r>
+              <w:rPr>
+                <w:b/>
+              </w:rPr>
+            </w:r>
+            <w:r>
+              <w:rPr>
+                <w:b/>
+                <w:sz w:val="13"/>
+              </w:rPr>
+              <w:t>Last 3</w:t>
+            </w:r>
+          </w:p>
+        </w:tc>
+        <w:tc>
+          <w:tcPr>
+            <w:tcW w:type="dxa" w:w="1040"/>
+            <w:shd w:val="clear" w:color="auto" w:fill="E3EEFB"/>
+          </w:tcPr>
+          <w:p>
+            <w:r>
+              <w:rPr>
+                <w:b/>
+              </w:rPr>
+            </w:r>
+            <w:r>
+              <w:rPr>
+                <w:b/>
+                <w:sz w:val="13"/>
+              </w:rPr>
+              <w:t>Last 4</w:t>
+            </w:r>
+          </w:p>
+        </w:tc>
+        <w:tc>
+          <w:tcPr>
+            <w:tcW w:type="dxa" w:w="1040"/>
+            <w:shd w:val="clear" w:color="auto" w:fill="E3EEFB"/>
+          </w:tcPr>
+          <w:p>
+            <w:r>
+              <w:rPr>
+                <w:b/>
+              </w:rPr>
+            </w:r>
+            <w:r>
+              <w:rPr>
+                <w:b/>
+                <w:sz w:val="13"/>
+              </w:rPr>
+              <w:t>Last 6</w:t>
+            </w:r>
+          </w:p>
+        </w:tc>
+        <w:tc>
+          <w:tcPr>
+            <w:tcW w:type="dxa" w:w="1040"/>
+            <w:shd w:val="clear" w:color="auto" w:fill="E3EEFB"/>
+          </w:tcPr>
+          <w:p>
+            <w:r>
+              <w:rPr>
+                <w:b/>
+              </w:rPr>
+            </w:r>
+            <w:r>
+              <w:rPr>
+                <w:b/>
+                <w:sz w:val="13"/>
+              </w:rPr>
+              <w:t>Last 8</w:t>
+            </w:r>
+          </w:p>
+        </w:tc>
+      </w:tr>
+      <w:tr>
+        <w:tc>
+          <w:tcPr>
+            <w:tcW w:type="dxa" w:w="1040"/>
+          </w:tcPr>
+          <w:p>
+            <w:r/>
+            <w:r>
+              <w:rPr>
+                <w:sz w:val="13"/>
+              </w:rPr>
+              <w:t>work stress -&gt; burnout -&gt; quiet despair</w:t>
+            </w:r>
+          </w:p>
+        </w:tc>
+        <w:tc>
+          <w:tcPr>
+            <w:tcW w:type="dxa" w:w="1040"/>
+          </w:tcPr>
+          <w:p>
+            <w:r/>
+            <w:r>
+              <w:rPr>
+                <w:sz w:val="13"/>
+              </w:rPr>
+              <w:t>8</w:t>
+            </w:r>
+          </w:p>
+        </w:tc>
+        <w:tc>
+          <w:tcPr>
+            <w:tcW w:type="dxa" w:w="1040"/>
+          </w:tcPr>
+          <w:p>
+            <w:r/>
+            <w:r>
+              <w:rPr>
+                <w:sz w:val="13"/>
+              </w:rPr>
+              <w:t>devastated / empty - NOT ordinary work stress</w:t>
+            </w:r>
+          </w:p>
+        </w:tc>
+        <w:tc>
+          <w:tcPr>
+            <w:tcW w:type="dxa" w:w="1040"/>
+          </w:tcPr>
+          <w:p>
+            <w:r/>
+            <w:r>
+              <w:rPr>
+                <w:sz w:val="13"/>
+              </w:rPr>
+              <w:t>content (50%)</w:t>
+            </w:r>
+          </w:p>
+        </w:tc>
+        <w:tc>
+          <w:tcPr>
+            <w:tcW w:type="dxa" w:w="1040"/>
+          </w:tcPr>
+          <w:p>
+            <w:r/>
+            <w:r>
+              <w:rPr>
+                <w:sz w:val="13"/>
+              </w:rPr>
+              <w:t>lonely (62%)</w:t>
+            </w:r>
+          </w:p>
+        </w:tc>
+        <w:tc>
+          <w:tcPr>
+            <w:tcW w:type="dxa" w:w="1040"/>
+          </w:tcPr>
+          <w:p>
+            <w:r/>
+            <w:r>
+              <w:rPr>
+                <w:sz w:val="13"/>
+              </w:rPr>
+              <w:t>ashamed (41%)</w:t>
+            </w:r>
+          </w:p>
+        </w:tc>
+        <w:tc>
+          <w:tcPr>
+            <w:tcW w:type="dxa" w:w="1040"/>
+          </w:tcPr>
+          <w:p>
+            <w:r/>
+            <w:r>
+              <w:rPr>
+                <w:sz w:val="13"/>
+              </w:rPr>
+              <w:t>lonely (20%)</w:t>
+            </w:r>
+          </w:p>
+        </w:tc>
+        <w:tc>
+          <w:tcPr>
+            <w:tcW w:type="dxa" w:w="1040"/>
+          </w:tcPr>
+          <w:p>
+            <w:r/>
+            <w:r>
+              <w:rPr>
+                <w:sz w:val="13"/>
+              </w:rPr>
+              <w:t>ashamed (49%)</w:t>
+            </w:r>
+          </w:p>
+        </w:tc>
+        <w:tc>
+          <w:tcPr>
+            <w:tcW w:type="dxa" w:w="1040"/>
+          </w:tcPr>
+          <w:p>
+            <w:r/>
+            <w:r>
+              <w:rPr>
+                <w:sz w:val="13"/>
+              </w:rPr>
+              <w:t>ashamed (54%)</w:t>
+            </w:r>
+          </w:p>
+        </w:tc>
+      </w:tr>
+      <w:tr>
+        <w:tc>
+          <w:tcPr>
+            <w:tcW w:type="dxa" w:w="1040"/>
+          </w:tcPr>
+          <w:p>
+            <w:r/>
+            <w:r>
+              <w:rPr>
+                <w:sz w:val="13"/>
+              </w:rPr>
+              <w:t>breakup -&gt; anger -&gt; loneliness</w:t>
+            </w:r>
+          </w:p>
+        </w:tc>
+        <w:tc>
+          <w:tcPr>
+            <w:tcW w:type="dxa" w:w="1040"/>
+          </w:tcPr>
+          <w:p>
+            <w:r/>
+            <w:r>
+              <w:rPr>
+                <w:sz w:val="13"/>
+              </w:rPr>
+              <w:t>7</w:t>
+            </w:r>
+          </w:p>
+        </w:tc>
+        <w:tc>
+          <w:tcPr>
+            <w:tcW w:type="dxa" w:w="1040"/>
+          </w:tcPr>
+          <w:p>
+            <w:r/>
+            <w:r>
+              <w:rPr>
+                <w:sz w:val="13"/>
+              </w:rPr>
+              <w:t>lonely / sad</w:t>
+            </w:r>
+          </w:p>
+        </w:tc>
+        <w:tc>
+          <w:tcPr>
+            <w:tcW w:type="dxa" w:w="1040"/>
+          </w:tcPr>
+          <w:p>
+            <w:r/>
+            <w:r>
+              <w:rPr>
+                <w:sz w:val="13"/>
+              </w:rPr>
+              <w:t>anxious (31%)</w:t>
+            </w:r>
+          </w:p>
+        </w:tc>
+        <w:tc>
+          <w:tcPr>
+            <w:tcW w:type="dxa" w:w="1040"/>
+          </w:tcPr>
+          <w:p>
+            <w:r/>
+            <w:r>
+              <w:rPr>
+                <w:sz w:val="13"/>
+              </w:rPr>
+              <w:t>lonely (26%)</w:t>
+            </w:r>
+          </w:p>
+        </w:tc>
+        <w:tc>
+          <w:tcPr>
+            <w:tcW w:type="dxa" w:w="1040"/>
+          </w:tcPr>
+          <w:p>
+            <w:r/>
+            <w:r>
+              <w:rPr>
+                <w:sz w:val="13"/>
+              </w:rPr>
+              <w:t>lonely (40%)</w:t>
+            </w:r>
+          </w:p>
+        </w:tc>
+        <w:tc>
+          <w:tcPr>
+            <w:tcW w:type="dxa" w:w="1040"/>
+          </w:tcPr>
+          <w:p>
+            <w:r/>
+            <w:r>
+              <w:rPr>
+                <w:sz w:val="13"/>
+              </w:rPr>
+              <w:t>lonely (61%)</w:t>
+            </w:r>
+          </w:p>
+        </w:tc>
+        <w:tc>
+          <w:tcPr>
+            <w:tcW w:type="dxa" w:w="1040"/>
+          </w:tcPr>
+          <w:p>
+            <w:r/>
+            <w:r>
+              <w:rPr>
+                <w:sz w:val="13"/>
+              </w:rPr>
+              <w:t>guilty (64%)</w:t>
+            </w:r>
+          </w:p>
+        </w:tc>
+        <w:tc>
+          <w:tcPr>
+            <w:tcW w:type="dxa" w:w="1040"/>
+          </w:tcPr>
+          <w:p>
+            <w:r/>
+            <w:r>
+              <w:rPr>
+                <w:sz w:val="13"/>
+              </w:rPr>
+              <w:t>-</w:t>
+            </w:r>
+          </w:p>
+        </w:tc>
+      </w:tr>
+      <w:tr>
+        <w:tc>
+          <w:tcPr>
+            <w:tcW w:type="dxa" w:w="1040"/>
+          </w:tcPr>
+          <w:p>
+            <w:r/>
+            <w:r>
+              <w:rPr>
+                <w:sz w:val="13"/>
+              </w:rPr>
+              <w:t>illness scare ending in relief</w:t>
+            </w:r>
+          </w:p>
+        </w:tc>
+        <w:tc>
+          <w:tcPr>
+            <w:tcW w:type="dxa" w:w="1040"/>
+          </w:tcPr>
+          <w:p>
+            <w:r/>
+            <w:r>
+              <w:rPr>
+                <w:sz w:val="13"/>
+              </w:rPr>
+              <w:t>7</w:t>
+            </w:r>
+          </w:p>
+        </w:tc>
+        <w:tc>
+          <w:tcPr>
+            <w:tcW w:type="dxa" w:w="1040"/>
+          </w:tcPr>
+          <w:p>
+            <w:r/>
+            <w:r>
+              <w:rPr>
+                <w:sz w:val="13"/>
+              </w:rPr>
+              <w:t>grateful / relieved</w:t>
+            </w:r>
+          </w:p>
+        </w:tc>
+        <w:tc>
+          <w:tcPr>
+            <w:tcW w:type="dxa" w:w="1040"/>
+          </w:tcPr>
+          <w:p>
+            <w:r/>
+            <w:r>
+              <w:rPr>
+                <w:sz w:val="13"/>
+              </w:rPr>
+              <w:t>content (78%)</w:t>
+            </w:r>
+          </w:p>
+        </w:tc>
+        <w:tc>
+          <w:tcPr>
+            <w:tcW w:type="dxa" w:w="1040"/>
+          </w:tcPr>
+          <w:p>
+            <w:r/>
+            <w:r>
+              <w:rPr>
+                <w:sz w:val="13"/>
+              </w:rPr>
+              <w:t>content (36%)</w:t>
+            </w:r>
+          </w:p>
+        </w:tc>
+        <w:tc>
+          <w:tcPr>
+            <w:tcW w:type="dxa" w:w="1040"/>
+          </w:tcPr>
+          <w:p>
+            <w:r/>
+            <w:r>
+              <w:rPr>
+                <w:sz w:val="13"/>
+              </w:rPr>
+              <w:t>faithful (32%)</w:t>
+            </w:r>
+          </w:p>
+        </w:tc>
+        <w:tc>
+          <w:tcPr>
+            <w:tcW w:type="dxa" w:w="1040"/>
+          </w:tcPr>
+          <w:p>
+            <w:r/>
+            <w:r>
+              <w:rPr>
+                <w:sz w:val="13"/>
+              </w:rPr>
+              <w:t>hopeful (33%)</w:t>
+            </w:r>
+          </w:p>
+        </w:tc>
+        <w:tc>
+          <w:tcPr>
+            <w:tcW w:type="dxa" w:w="1040"/>
+          </w:tcPr>
+          <w:p>
+            <w:r/>
+            <w:r>
+              <w:rPr>
+                <w:sz w:val="13"/>
+              </w:rPr>
+              <w:t>faithful (25%)</w:t>
+            </w:r>
+          </w:p>
+        </w:tc>
+        <w:tc>
+          <w:tcPr>
+            <w:tcW w:type="dxa" w:w="1040"/>
+          </w:tcPr>
+          <w:p>
+            <w:r/>
+            <w:r>
+              <w:rPr>
+                <w:sz w:val="13"/>
+              </w:rPr>
+              <w:t>-</w:t>
+            </w:r>
+          </w:p>
+        </w:tc>
+      </w:tr>
+      <w:tr>
+        <w:tc>
+          <w:tcPr>
+            <w:tcW w:type="dxa" w:w="1040"/>
+          </w:tcPr>
+          <w:p>
+            <w:r/>
+            <w:r>
+              <w:rPr>
+                <w:sz w:val="13"/>
+              </w:rPr>
+              <w:t>Control: emotion stays constant throughout</w:t>
+            </w:r>
+          </w:p>
+        </w:tc>
+        <w:tc>
+          <w:tcPr>
+            <w:tcW w:type="dxa" w:w="1040"/>
+          </w:tcPr>
+          <w:p>
+            <w:r/>
+            <w:r>
+              <w:rPr>
+                <w:sz w:val="13"/>
+              </w:rPr>
+              <w:t>6</w:t>
+            </w:r>
+          </w:p>
+        </w:tc>
+        <w:tc>
+          <w:tcPr>
+            <w:tcW w:type="dxa" w:w="1040"/>
+          </w:tcPr>
+          <w:p>
+            <w:r/>
+            <w:r>
+              <w:rPr>
+                <w:sz w:val="13"/>
+              </w:rPr>
+              <w:t>anxious (should stay stable at every window)</w:t>
+            </w:r>
+          </w:p>
+        </w:tc>
+        <w:tc>
+          <w:tcPr>
+            <w:tcW w:type="dxa" w:w="1040"/>
+          </w:tcPr>
+          <w:p>
+            <w:r/>
+            <w:r>
+              <w:rPr>
+                <w:sz w:val="13"/>
+              </w:rPr>
+              <w:t>anxious (25%)</w:t>
+            </w:r>
+          </w:p>
+        </w:tc>
+        <w:tc>
+          <w:tcPr>
+            <w:tcW w:type="dxa" w:w="1040"/>
+          </w:tcPr>
+          <w:p>
+            <w:r/>
+            <w:r>
+              <w:rPr>
+                <w:sz w:val="13"/>
+              </w:rPr>
+              <w:t>anxious (30%)</w:t>
+            </w:r>
+          </w:p>
+        </w:tc>
+        <w:tc>
+          <w:tcPr>
+            <w:tcW w:type="dxa" w:w="1040"/>
+          </w:tcPr>
+          <w:p>
+            <w:r/>
+            <w:r>
+              <w:rPr>
+                <w:sz w:val="13"/>
+              </w:rPr>
+              <w:t>anxious (66%)</w:t>
+            </w:r>
+          </w:p>
+        </w:tc>
+        <w:tc>
+          <w:tcPr>
+            <w:tcW w:type="dxa" w:w="1040"/>
+          </w:tcPr>
+          <w:p>
+            <w:r/>
+            <w:r>
+              <w:rPr>
+                <w:sz w:val="13"/>
+              </w:rPr>
+              <w:t>anxious (75%)</w:t>
+            </w:r>
+          </w:p>
+        </w:tc>
+        <w:tc>
+          <w:tcPr>
+            <w:tcW w:type="dxa" w:w="1040"/>
+          </w:tcPr>
+          <w:p>
+            <w:r/>
+            <w:r>
+              <w:rPr>
+                <w:sz w:val="13"/>
+              </w:rPr>
+              <w:t>anxious (81%)</w:t>
+            </w:r>
+          </w:p>
+        </w:tc>
+        <w:tc>
+          <w:tcPr>
+            <w:tcW w:type="dxa" w:w="1040"/>
+          </w:tcPr>
+          <w:p>
+            <w:r/>
+            <w:r>
+              <w:rPr>
+                <w:sz w:val="13"/>
+              </w:rPr>
+              <w:t>-</w:t>
+            </w:r>
+          </w:p>
+        </w:tc>
+      </w:tr>
+    </w:tbl>
+    <w:p/>
+    <w:p>
+      <w:r>
+        <w:rPr>
+          <w:i/>
+          <w:sz w:val="20"/>
+        </w:rPr>
+        <w:t>Table 5.12: The same test on four long conversations, where a window can become too wide</w:t>
+      </w:r>
+    </w:p>
+    <w:p>
+      <w:pPr>
+        <w:spacing w:after="120"/>
+      </w:pPr>
+      <w:r>
         <w:t xml:space="preserve">A web demonstration of the agent was prepared for Hugging Face Spaces, with disclaimers and crisis resources shown on the page. </w:t>
       </w:r>
       <w:r>
@@ -8290,7 +9086,7 @@
         <w:spacing w:after="120"/>
       </w:pPr>
       <w:r>
-        <w:t>The complete configuration after all adjustments, with the justification of every value, is listed in Table A.5.</w:t>
+        <w:t>The complete configuration after all adjustments, with the justification of every value, is listed in Table A.6.</w:t>
       </w:r>
     </w:p>
     <w:p>
@@ -8400,7 +9196,7 @@
         <w:spacing w:after="120"/>
       </w:pPr>
       <w:r>
-        <w:t>Figure 5.7 shows every comparison at once: the difference between the final system and each baseline on the three headline measures, with its confidence interval, coloured by whether it survives correction. Table A.14 gives the same comparisons with exact p-values. Three patterns run through it.</w:t>
+        <w:t>Figure 5.7 shows every comparison at once: the difference between the final system and each baseline on the three headline measures, with its confidence interval, coloured by whether it survives correction. Table A.16 gives the same comparisons with exact p-values. Three patterns run through it.</w:t>
       </w:r>
     </w:p>
     <w:p>
@@ -8535,7 +9331,7 @@
         <w:t>Replies built on a wrong label are no worse:</w:t>
       </w:r>
       <w:r>
-        <w:t xml:space="preserve"> Splitting each pipeline's replies by whether the detector matched the gold label shows no reliable loss of rule adherence in any pipeline: 61.2% against 66.0% for the initial pipeline (p = 0.40), and no reliable difference for the final system (p = 0.096). Empathy is unaffected as well (4.83 against 4.78, p = 0.72). Table A.15 has the full breakdown.</w:t>
+        <w:t xml:space="preserve"> Splitting each pipeline's replies by whether the detector matched the gold label shows no reliable loss of rule adherence in any pipeline: 61.2% against 66.0% for the initial pipeline (p = 0.40), and no reliable difference for the final system (p = 0.096). Empathy is unaffected as well (4.83 against 4.78, p = 0.72). Table A.17 has the full breakdown.</w:t>
       </w:r>
     </w:p>
     <w:p>
@@ -8549,7 +9345,7 @@
         <w:t>Swapping in a better detector changes nothing downstream:</w:t>
       </w:r>
       <w:r>
-        <w:t xml:space="preserve"> With the generator fixed as Qwen2.5-1.5B, replacing GPT-2 with the more accurate RoBERTa detector moves neither emotion fidelity (p = 0.91) nor rule adherence (p = 0.09), although the two differ sharply as classifiers (Table A.16).</w:t>
+        <w:t xml:space="preserve"> With the generator fixed as Qwen2.5-1.5B, replacing GPT-2 with the more accurate RoBERTa detector moves neither emotion fidelity (p = 0.91) nor rule adherence (p = 0.09), although the two differ sharply as classifiers (Table A.18).</w:t>
       </w:r>
     </w:p>
     <w:p>
@@ -8563,7 +9359,7 @@
         <w:t>Doubling the detector changes nothing either:</w:t>
       </w:r>
       <w:r>
-        <w:t xml:space="preserve"> Substituting RoBERTa-large into the complete final system and regenerating all 300 replies made the detector 3.0 points more accurate on those conversations (53.3% against 50.3%) while leaving rule adherence (p = 0.60), empathy (p = 0.85), emotion fidelity (p = 0.85) and the one-question rule (p = 0.60) unchanged (Table A.17).</w:t>
+        <w:t xml:space="preserve"> Substituting RoBERTa-large into the complete final system and regenerating all 300 replies made the detector 3.0 points more accurate on those conversations (53.3% against 50.3%) while leaving rule adherence (p = 0.60), empathy (p = 0.85), emotion fidelity (p = 0.85) and the one-question rule (p = 0.60) unchanged (Table A.19).</w:t>
       </w:r>
     </w:p>
     <w:p>
@@ -8604,7 +9400,7 @@
         <w:spacing w:after="120"/>
       </w:pPr>
       <w:r>
-        <w:t xml:space="preserve">Longer replies score higher on the empathy classifier in every system, with Spearman correlations from 0.14 to 0.54, all p &lt; 0.02 (Table A.18). A verbose system can therefore look empathetic without being so, which is the same bias reported for LLM judges [18]. This affects two comparisons in opposite directions. It explains Gemma-3-4B's high score entirely (Section 5.2.3). And it </w:t>
+        <w:t xml:space="preserve">Longer replies score higher on the empathy classifier in every system, with Spearman correlations from 0.14 to 0.54, all p &lt; 0.02 (Table A.20). A verbose system can therefore look empathetic without being so, which is the same bias reported for LLM judges [18]. This affects two comparisons in opposite directions. It explains Gemma-3-4B's high score entirely (Section 5.2.3). And it </w:t>
       </w:r>
       <w:r>
         <w:rPr>
@@ -8629,7 +9425,7 @@
         <w:spacing w:after="120"/>
       </w:pPr>
       <w:r>
-        <w:t xml:space="preserve">Several conclusions lean on the empathy classifier, so we tested it against the judges on the 512 replies both scored (Table A.19). </w:t>
+        <w:t xml:space="preserve">Several conclusions lean on the empathy classifier, so we tested it against the judges on the 512 replies both scored (Table A.21). </w:t>
       </w:r>
       <w:r>
         <w:rPr>
@@ -8689,7 +9485,7 @@
         <w:t>The judges do not separate the three systems built on the same generator at all</w:t>
       </w:r>
       <w:r>
-        <w:t>: top-1 prompting (overall +0.04, p = 0.71) and that generator used alone (overall -0.10, p = 0.16). Table A.20 lists every comparison.</w:t>
+        <w:t>: top-1 prompting (overall +0.04, p = 0.71) and that generator used alone (overall -0.10, p = 0.16). Table A.22 lists every comparison.</w:t>
       </w:r>
     </w:p>
     <w:p>
@@ -8697,7 +9493,7 @@
         <w:spacing w:after="120"/>
       </w:pPr>
       <w:r>
-        <w:t>The panel itself holds up well (Table 5.12). Across the 512 replies the two judges correlate at rho = 0.69 for empathy and 0.68 overall, and they rank the eight systems identically except for the final system and top-1 Phi-4-mini, whose panel scores differ by 0.03 and which swap places. Both judges scored all 512 replies, so every system was rated by the same two judges. Drawing the judges from different model families is what the literature recommends to limit a single model's bias [19], and the agreement we observe is consistent with that.</w:t>
+        <w:t>The panel itself holds up well (Table 5.13). Across the 512 replies the two judges correlate at rho = 0.69 for empathy and 0.68 overall, and they rank the eight systems identically except for the final system and top-1 Phi-4-mini, whose panel scores differ by 0.03 and which swap places. Both judges scored all 512 replies, so every system was rated by the same two judges. Drawing the judges from different model families is what the literature recommends to limit a single model's bias [19], and the agreement we observe is consistent with that.</w:t>
       </w:r>
     </w:p>
     <w:tbl>
@@ -8976,7 +9772,7 @@
           <w:i/>
           <w:sz w:val="20"/>
         </w:rPr>
-        <w:t>Table 5.12: Agreement between the two AI judges</w:t>
+        <w:t>Table 5.13: Agreement between the two AI judges</w:t>
       </w:r>
     </w:p>
     <w:p>
@@ -9044,7 +9840,7 @@
         <w:spacing w:after="120"/>
       </w:pPr>
       <w:r>
-        <w:t xml:space="preserve">Table 5.13 places our detector among published results on the same 32 emotions. Two things have to be held in mind when reading it: </w:t>
+        <w:t xml:space="preserve">Table 5.14 places our detector among published results on the same 32 emotions. Two things have to be held in mind when reading it: </w:t>
       </w:r>
       <w:r>
         <w:rPr>
@@ -10279,7 +11075,7 @@
           <w:i/>
           <w:sz w:val="20"/>
         </w:rPr>
-        <w:t>Table 5.13: Emotion recognition on EmpatheticDialogues in published work and in this thesis</w:t>
+        <w:t>Table 5.14: Emotion recognition on EmpatheticDialogues in published work and in this thesis</w:t>
       </w:r>
     </w:p>
     <w:p>
@@ -10312,7 +11108,7 @@
         <w:spacing w:after="120"/>
       </w:pPr>
       <w:r>
-        <w:t xml:space="preserve">Human evaluation allows a comparison of direction, if not of size. People in published studies strongly prefer LLM replies to those of purpose-built empathetic models, rating ChatGPT at 4.64 out of 5 against 3.08 for CEM [13], and tool-augmented fine-tuned models win 61-72% of head-to-head empathy comparisons [28] (Table 5.14). </w:t>
+        <w:t xml:space="preserve">Human evaluation allows a comparison of direction, if not of size. People in published studies strongly prefer LLM replies to those of purpose-built empathetic models, rating ChatGPT at 4.64 out of 5 against 3.08 for CEM [13], and tool-augmented fine-tuned models win 61-72% of head-to-head empathy comparisons [28] (Table 5.15). </w:t>
       </w:r>
       <w:r>
         <w:rPr>
@@ -10777,7 +11573,7 @@
           <w:i/>
           <w:sz w:val="20"/>
         </w:rPr>
-        <w:t>Table 5.14: Human evaluation of empathy in published work and in this thesis</w:t>
+        <w:t>Table 5.15: Human evaluation of empathy in published work and in this thesis</w:t>
       </w:r>
     </w:p>
     <w:p>
@@ -10982,7 +11778,7 @@
         <w:spacing w:after="120"/>
       </w:pPr>
       <w:r>
-        <w:t xml:space="preserve">Rule adherence is one of our headline measures, so the rules themselves need justification: following our rules is only a virtue if the rules describe something worth doing. Table A.25 gives the origin of each rule and its measured effect, computed </w:t>
+        <w:t xml:space="preserve">Rule adherence is one of our headline measures, so the rules themselves need justification: following our rules is only a virtue if the rules describe something worth doing. Table A.27 gives the origin of each rule and its measured effect, computed </w:t>
       </w:r>
       <w:r>
         <w:rPr>
@@ -11084,7 +11880,7 @@
         <w:t>the final system's own generator the single-model prompt and no detector at all</w:t>
       </w:r>
       <w:r>
-        <w:t>. Figure 5.9 shows the result measure by measure, and Table A.26 adds a length control, because the single model writes 29% longer replies and both the judges and the acknowledgement check reward length.</w:t>
+        <w:t>. Figure 5.9 shows the result measure by measure, and Table A.28 adds a length control, because the single model writes 29% longer replies and both the judges and the acknowledgement check reward length.</w:t>
       </w:r>
     </w:p>
     <w:p>

--- a/final writing/Chapter_5_Results_and_Analysis.docx
+++ b/final writing/Chapter_5_Results_and_Analysis.docx
@@ -1513,7 +1513,7 @@
         <w:t>joyful</w:t>
       </w:r>
       <w:r>
-        <w:t xml:space="preserve"> (30.9%) are the hardest. Per-emotion figures for all 32 classes are in Table A.7.</w:t>
+        <w:t xml:space="preserve"> (30.9%) are the hardest, a spread of 52 points with 7 of the 32 emotions below 40%. Macro-F1 is reported for exactly that reason: it counts every emotion equally, so a detector that scored well by neglecting the harder classes could not hide behind its accuracy. Accuracy (50.3%), weighted-F1 (49.7%) and macro-F1 (49.4%) agree to within 0.9 points, which says the result is not produced by the commoner emotions; the test partition is close to balanced, with 50 to 127 conversations per emotion. Per-emotion figures for all 32 classes are in Table A.7.</w:t>
       </w:r>
     </w:p>
     <w:p>
@@ -5852,7 +5852,21 @@
         <w:spacing w:after="120"/>
       </w:pPr>
       <w:r>
-        <w:t>Showing the generator one or two similar conversations from the training set [25] lowered rule adherence in both versions we built, to 54.3% and 43.7% against 63.7% without retrieval (Table 5.9). The reason is visible in the data: real listener replies satisfy all three rules in only 4.3% of cases, so the retrieved examples teach a style that contradicts the instructions given in the same prompt. Compliance with the one-question rule fell to 76.0% in the first version; filtering the examples and repeating the rule recovered that but cut acknowledgement from 70.3% to 57.0%. Retrieval also produced the least consistent empathy scores of any system. For this task, examples of how people actually reply work against explicit behavioural rules rather than reinforcing them.</w:t>
+        <w:t>Showing the generator one or two similar conversations from the training set [25] lowered rule adherence in both versions we built, to 54.3% and 43.7% against 63.7% without retrieval (Table 5.9). The reason is visible in the data: real listener replies satisfy all three rules in only 4.3% of cases, so the retrieved examples teach a style that contradicts the instructions given in the same prompt. Compliance with the one-question rule fell to 76.0% in the first version; filtering the examples and repeating the rule recovered that but cut acknowledgement from 70.3% to 57.0%.</w:t>
+      </w:r>
+    </w:p>
+    <w:p>
+      <w:pPr>
+        <w:spacing w:after="120"/>
+      </w:pPr>
+      <w:r>
+        <w:rPr>
+          <w:b/>
+        </w:rPr>
+        <w:t>What the cost bought was nothing:</w:t>
+      </w:r>
+      <w:r>
+        <w:t xml:space="preserve"> Table 5.9 reports retrieval on the same measures as every other system, not on the rules alone, because a design that loses rule adherence could still be worth keeping if it gained elsewhere. It did not. Empathy is 4.85 against 4.80 without retrieval and emotion fidelity is 27.7% against 26.0%, differences well inside the confidence intervals of Figure 5.2, while the spread of its empathy scores is the widest of any system (SD 1.46). Retrieval therefore cost 20 points of rule adherence and returned no measurable gain, which is why it was rejected before the AI-judge panel was run; it is the one design in Table 5.1 that the judges never scored, and it is absent from Table A.8 and the composite in Table 5.11 for that reason rather than by selection. Three cells of the first attempt cannot be recovered, because its outputs were overwritten by the second attempt before those measures were computed, and the table says so instead of leaving the cells blank. For this task, examples of how people actually reply work against explicit behavioural rules rather than reinforcing them.</w:t>
       </w:r>
     </w:p>
     <w:tbl>
@@ -5862,17 +5876,18 @@
         <w:tblLook w:firstColumn="1" w:firstRow="1" w:lastColumn="0" w:lastRow="0" w:noHBand="0" w:noVBand="1" w:val="04A0"/>
       </w:tblPr>
       <w:tblGrid>
-        <w:gridCol w:w="1560"/>
-        <w:gridCol w:w="1560"/>
-        <w:gridCol w:w="1560"/>
-        <w:gridCol w:w="1560"/>
-        <w:gridCol w:w="1560"/>
-        <w:gridCol w:w="1560"/>
+        <w:gridCol w:w="1337"/>
+        <w:gridCol w:w="1337"/>
+        <w:gridCol w:w="1337"/>
+        <w:gridCol w:w="1337"/>
+        <w:gridCol w:w="1337"/>
+        <w:gridCol w:w="1337"/>
+        <w:gridCol w:w="1337"/>
       </w:tblGrid>
       <w:tr>
         <w:tc>
           <w:tcPr>
-            <w:tcW w:type="dxa" w:w="1560"/>
+            <w:tcW w:type="dxa" w:w="1337"/>
             <w:shd w:val="clear" w:color="auto" w:fill="E3EEFB"/>
           </w:tcPr>
           <w:p>
@@ -5884,7 +5899,7 @@
             <w:r>
               <w:rPr>
                 <w:b/>
-                <w:sz w:val="16"/>
+                <w:sz w:val="13"/>
               </w:rPr>
               <w:t>Variant</w:t>
             </w:r>
@@ -5892,7 +5907,7 @@
         </w:tc>
         <w:tc>
           <w:tcPr>
-            <w:tcW w:type="dxa" w:w="1560"/>
+            <w:tcW w:type="dxa" w:w="1337"/>
             <w:shd w:val="clear" w:color="auto" w:fill="E3EEFB"/>
           </w:tcPr>
           <w:p>
@@ -5904,7 +5919,7 @@
             <w:r>
               <w:rPr>
                 <w:b/>
-                <w:sz w:val="16"/>
+                <w:sz w:val="13"/>
               </w:rPr>
               <w:t>Ack (%)</w:t>
             </w:r>
@@ -5912,7 +5927,7 @@
         </w:tc>
         <w:tc>
           <w:tcPr>
-            <w:tcW w:type="dxa" w:w="1560"/>
+            <w:tcW w:type="dxa" w:w="1337"/>
             <w:shd w:val="clear" w:color="auto" w:fill="E3EEFB"/>
           </w:tcPr>
           <w:p>
@@ -5924,7 +5939,7 @@
             <w:r>
               <w:rPr>
                 <w:b/>
-                <w:sz w:val="16"/>
+                <w:sz w:val="13"/>
               </w:rPr>
               <w:t>One question (%)</w:t>
             </w:r>
@@ -5932,7 +5947,7 @@
         </w:tc>
         <w:tc>
           <w:tcPr>
-            <w:tcW w:type="dxa" w:w="1560"/>
+            <w:tcW w:type="dxa" w:w="1337"/>
             <w:shd w:val="clear" w:color="auto" w:fill="E3EEFB"/>
           </w:tcPr>
           <w:p>
@@ -5944,7 +5959,7 @@
             <w:r>
               <w:rPr>
                 <w:b/>
-                <w:sz w:val="16"/>
+                <w:sz w:val="13"/>
               </w:rPr>
               <w:t>All rules (%)</w:t>
             </w:r>
@@ -5952,7 +5967,7 @@
         </w:tc>
         <w:tc>
           <w:tcPr>
-            <w:tcW w:type="dxa" w:w="1560"/>
+            <w:tcW w:type="dxa" w:w="1337"/>
             <w:shd w:val="clear" w:color="auto" w:fill="E3EEFB"/>
           </w:tcPr>
           <w:p>
@@ -5964,15 +5979,15 @@
             <w:r>
               <w:rPr>
                 <w:b/>
-                <w:sz w:val="16"/>
-              </w:rPr>
-              <w:t>WASSA SD</w:t>
-            </w:r>
-          </w:p>
-        </w:tc>
-        <w:tc>
-          <w:tcPr>
-            <w:tcW w:type="dxa" w:w="1560"/>
+                <w:sz w:val="13"/>
+              </w:rPr>
+              <w:t>Mean words</w:t>
+            </w:r>
+          </w:p>
+        </w:tc>
+        <w:tc>
+          <w:tcPr>
+            <w:tcW w:type="dxa" w:w="1337"/>
             <w:shd w:val="clear" w:color="auto" w:fill="E3EEFB"/>
           </w:tcPr>
           <w:p>
@@ -5984,9 +5999,29 @@
             <w:r>
               <w:rPr>
                 <w:b/>
-                <w:sz w:val="16"/>
-              </w:rPr>
-              <w:t>Source</w:t>
+                <w:sz w:val="13"/>
+              </w:rPr>
+              <w:t>WASSA empathy</w:t>
+            </w:r>
+          </w:p>
+        </w:tc>
+        <w:tc>
+          <w:tcPr>
+            <w:tcW w:type="dxa" w:w="1337"/>
+            <w:shd w:val="clear" w:color="auto" w:fill="E3EEFB"/>
+          </w:tcPr>
+          <w:p>
+            <w:r>
+              <w:rPr>
+                <w:b/>
+              </w:rPr>
+            </w:r>
+            <w:r>
+              <w:rPr>
+                <w:b/>
+                <w:sz w:val="13"/>
+              </w:rPr>
+              <w:t>Emotion validation (%)</w:t>
             </w:r>
           </w:p>
         </w:tc>
@@ -5994,85 +6029,99 @@
       <w:tr>
         <w:tc>
           <w:tcPr>
-            <w:tcW w:type="dxa" w:w="1560"/>
-          </w:tcPr>
-          <w:p>
-            <w:r/>
-            <w:r>
-              <w:rPr>
-                <w:sz w:val="16"/>
-              </w:rPr>
-              <w:t>Initial pipeline (no retrieval)</w:t>
-            </w:r>
-          </w:p>
-        </w:tc>
-        <w:tc>
-          <w:tcPr>
-            <w:tcW w:type="dxa" w:w="1560"/>
-          </w:tcPr>
-          <w:p>
-            <w:r/>
-            <w:r>
-              <w:rPr>
-                <w:sz w:val="16"/>
-              </w:rPr>
-              <w:t>70.33</w:t>
-            </w:r>
-          </w:p>
-        </w:tc>
-        <w:tc>
-          <w:tcPr>
-            <w:tcW w:type="dxa" w:w="1560"/>
-          </w:tcPr>
-          <w:p>
-            <w:r/>
-            <w:r>
-              <w:rPr>
-                <w:sz w:val="16"/>
-              </w:rPr>
-              <w:t>87.33</w:t>
-            </w:r>
-          </w:p>
-        </w:tc>
-        <w:tc>
-          <w:tcPr>
-            <w:tcW w:type="dxa" w:w="1560"/>
-          </w:tcPr>
-          <w:p>
-            <w:r/>
-            <w:r>
-              <w:rPr>
-                <w:sz w:val="16"/>
-              </w:rPr>
-              <w:t>63.67</w:t>
-            </w:r>
-          </w:p>
-        </w:tc>
-        <w:tc>
-          <w:tcPr>
-            <w:tcW w:type="dxa" w:w="1560"/>
-          </w:tcPr>
-          <w:p>
-            <w:r/>
-            <w:r>
-              <w:rPr>
-                <w:sz w:val="16"/>
-              </w:rPr>
-              <w:t>1.33</w:t>
-            </w:r>
-          </w:p>
-        </w:tc>
-        <w:tc>
-          <w:tcPr>
-            <w:tcW w:type="dxa" w:w="1560"/>
-          </w:tcPr>
-          <w:p>
-            <w:r/>
-            <w:r>
-              <w:rPr>
-                <w:sz w:val="16"/>
-              </w:rPr>
-              <w:t>result files</w:t>
+            <w:tcW w:type="dxa" w:w="1337"/>
+          </w:tcPr>
+          <w:p>
+            <w:r/>
+            <w:r>
+              <w:rPr>
+                <w:sz w:val="13"/>
+              </w:rPr>
+              <w:t>Without retrieval</w:t>
+            </w:r>
+          </w:p>
+        </w:tc>
+        <w:tc>
+          <w:tcPr>
+            <w:tcW w:type="dxa" w:w="1337"/>
+          </w:tcPr>
+          <w:p>
+            <w:r/>
+            <w:r>
+              <w:rPr>
+                <w:sz w:val="13"/>
+              </w:rPr>
+              <w:t>70.3</w:t>
+            </w:r>
+          </w:p>
+        </w:tc>
+        <w:tc>
+          <w:tcPr>
+            <w:tcW w:type="dxa" w:w="1337"/>
+          </w:tcPr>
+          <w:p>
+            <w:r/>
+            <w:r>
+              <w:rPr>
+                <w:sz w:val="13"/>
+              </w:rPr>
+              <w:t>87.3</w:t>
+            </w:r>
+          </w:p>
+        </w:tc>
+        <w:tc>
+          <w:tcPr>
+            <w:tcW w:type="dxa" w:w="1337"/>
+          </w:tcPr>
+          <w:p>
+            <w:r/>
+            <w:r>
+              <w:rPr>
+                <w:sz w:val="13"/>
+              </w:rPr>
+              <w:t>63.7</w:t>
+            </w:r>
+          </w:p>
+        </w:tc>
+        <w:tc>
+          <w:tcPr>
+            <w:tcW w:type="dxa" w:w="1337"/>
+          </w:tcPr>
+          <w:p>
+            <w:r/>
+            <w:r>
+              <w:rPr>
+                <w:sz w:val="13"/>
+              </w:rPr>
+              <w:t>35.2</w:t>
+            </w:r>
+          </w:p>
+        </w:tc>
+        <w:tc>
+          <w:tcPr>
+            <w:tcW w:type="dxa" w:w="1337"/>
+          </w:tcPr>
+          <w:p>
+            <w:r/>
+            <w:r>
+              <w:rPr>
+                <w:sz w:val="13"/>
+              </w:rPr>
+              <w:t>4.80 (SD 1.33)</w:t>
+            </w:r>
+          </w:p>
+        </w:tc>
+        <w:tc>
+          <w:tcPr>
+            <w:tcW w:type="dxa" w:w="1337"/>
+          </w:tcPr>
+          <w:p>
+            <w:r/>
+            <w:r>
+              <w:rPr>
+                <w:sz w:val="13"/>
+              </w:rPr>
+              <w:t>26.0</w:t>
             </w:r>
           </w:p>
         </w:tc>
@@ -6080,35 +6129,41 @@
       <w:tr>
         <w:tc>
           <w:tcPr>
-            <w:tcW w:type="dxa" w:w="1560"/>
-          </w:tcPr>
-          <w:p>
-            <w:r/>
-            <w:r>
-              <w:rPr>
-                <w:sz w:val="16"/>
-              </w:rPr>
-              <w:t>RAG attempt 1 (1-2 retrieved ED examples)</w:t>
-            </w:r>
-          </w:p>
-        </w:tc>
-        <w:tc>
-          <w:tcPr>
-            <w:tcW w:type="dxa" w:w="1560"/>
-          </w:tcPr>
-          <w:p>
-            <w:r/>
-          </w:p>
-        </w:tc>
-        <w:tc>
-          <w:tcPr>
-            <w:tcW w:type="dxa" w:w="1560"/>
-          </w:tcPr>
-          <w:p>
-            <w:r/>
-            <w:r>
-              <w:rPr>
-                <w:sz w:val="16"/>
+            <w:tcW w:type="dxa" w:w="1337"/>
+          </w:tcPr>
+          <w:p>
+            <w:r/>
+            <w:r>
+              <w:rPr>
+                <w:sz w:val="13"/>
+              </w:rPr>
+              <w:t>With retrieval, attempt 1: 1-2 retrieved examples</w:t>
+            </w:r>
+          </w:p>
+        </w:tc>
+        <w:tc>
+          <w:tcPr>
+            <w:tcW w:type="dxa" w:w="1337"/>
+          </w:tcPr>
+          <w:p>
+            <w:r/>
+            <w:r>
+              <w:rPr>
+                <w:sz w:val="13"/>
+              </w:rPr>
+              <w:t>not recoverable</w:t>
+            </w:r>
+          </w:p>
+        </w:tc>
+        <w:tc>
+          <w:tcPr>
+            <w:tcW w:type="dxa" w:w="1337"/>
+          </w:tcPr>
+          <w:p>
+            <w:r/>
+            <w:r>
+              <w:rPr>
+                <w:sz w:val="13"/>
               </w:rPr>
               <w:t>76</w:t>
             </w:r>
@@ -6116,13 +6171,13 @@
         </w:tc>
         <w:tc>
           <w:tcPr>
-            <w:tcW w:type="dxa" w:w="1560"/>
-          </w:tcPr>
-          <w:p>
-            <w:r/>
-            <w:r>
-              <w:rPr>
-                <w:sz w:val="16"/>
+            <w:tcW w:type="dxa" w:w="1337"/>
+          </w:tcPr>
+          <w:p>
+            <w:r/>
+            <w:r>
+              <w:rPr>
+                <w:sz w:val="13"/>
               </w:rPr>
               <w:t>54.3</w:t>
             </w:r>
@@ -6130,23 +6185,43 @@
         </w:tc>
         <w:tc>
           <w:tcPr>
-            <w:tcW w:type="dxa" w:w="1560"/>
-          </w:tcPr>
-          <w:p>
-            <w:r/>
-          </w:p>
-        </w:tc>
-        <w:tc>
-          <w:tcPr>
-            <w:tcW w:type="dxa" w:w="1560"/>
-          </w:tcPr>
-          <w:p>
-            <w:r/>
-            <w:r>
-              <w:rPr>
-                <w:sz w:val="16"/>
-              </w:rPr>
-              <w:t>recorded in Full_Project_Documentation (outputs overwritten by attempt 2)</w:t>
+            <w:tcW w:type="dxa" w:w="1337"/>
+          </w:tcPr>
+          <w:p>
+            <w:r/>
+            <w:r>
+              <w:rPr>
+                <w:sz w:val="13"/>
+              </w:rPr>
+              <w:t>not recoverable</w:t>
+            </w:r>
+          </w:p>
+        </w:tc>
+        <w:tc>
+          <w:tcPr>
+            <w:tcW w:type="dxa" w:w="1337"/>
+          </w:tcPr>
+          <w:p>
+            <w:r/>
+            <w:r>
+              <w:rPr>
+                <w:sz w:val="13"/>
+              </w:rPr>
+              <w:t>not recoverable</w:t>
+            </w:r>
+          </w:p>
+        </w:tc>
+        <w:tc>
+          <w:tcPr>
+            <w:tcW w:type="dxa" w:w="1337"/>
+          </w:tcPr>
+          <w:p>
+            <w:r/>
+            <w:r>
+              <w:rPr>
+                <w:sz w:val="13"/>
+              </w:rPr>
+              <w:t>not recoverable</w:t>
             </w:r>
           </w:p>
         </w:tc>
@@ -6154,41 +6229,41 @@
       <w:tr>
         <w:tc>
           <w:tcPr>
-            <w:tcW w:type="dxa" w:w="1560"/>
-          </w:tcPr>
-          <w:p>
-            <w:r/>
-            <w:r>
-              <w:rPr>
-                <w:sz w:val="16"/>
-              </w:rPr>
-              <w:t>RAG attempt 2 (+ single-question filter + reminder)</w:t>
-            </w:r>
-          </w:p>
-        </w:tc>
-        <w:tc>
-          <w:tcPr>
-            <w:tcW w:type="dxa" w:w="1560"/>
-          </w:tcPr>
-          <w:p>
-            <w:r/>
-            <w:r>
-              <w:rPr>
-                <w:sz w:val="16"/>
-              </w:rPr>
-              <w:t>57</w:t>
-            </w:r>
-          </w:p>
-        </w:tc>
-        <w:tc>
-          <w:tcPr>
-            <w:tcW w:type="dxa" w:w="1560"/>
-          </w:tcPr>
-          <w:p>
-            <w:r/>
-            <w:r>
-              <w:rPr>
-                <w:sz w:val="16"/>
+            <w:tcW w:type="dxa" w:w="1337"/>
+          </w:tcPr>
+          <w:p>
+            <w:r/>
+            <w:r>
+              <w:rPr>
+                <w:sz w:val="13"/>
+              </w:rPr>
+              <w:t>With retrieval, attempt 2: filtered examples + rule reminder</w:t>
+            </w:r>
+          </w:p>
+        </w:tc>
+        <w:tc>
+          <w:tcPr>
+            <w:tcW w:type="dxa" w:w="1337"/>
+          </w:tcPr>
+          <w:p>
+            <w:r/>
+            <w:r>
+              <w:rPr>
+                <w:sz w:val="13"/>
+              </w:rPr>
+              <w:t>57.0</w:t>
+            </w:r>
+          </w:p>
+        </w:tc>
+        <w:tc>
+          <w:tcPr>
+            <w:tcW w:type="dxa" w:w="1337"/>
+          </w:tcPr>
+          <w:p>
+            <w:r/>
+            <w:r>
+              <w:rPr>
+                <w:sz w:val="13"/>
               </w:rPr>
               <w:t>78</w:t>
             </w:r>
@@ -6196,43 +6271,57 @@
         </w:tc>
         <w:tc>
           <w:tcPr>
-            <w:tcW w:type="dxa" w:w="1560"/>
-          </w:tcPr>
-          <w:p>
-            <w:r/>
-            <w:r>
-              <w:rPr>
-                <w:sz w:val="16"/>
-              </w:rPr>
-              <w:t>43.67</w:t>
-            </w:r>
-          </w:p>
-        </w:tc>
-        <w:tc>
-          <w:tcPr>
-            <w:tcW w:type="dxa" w:w="1560"/>
-          </w:tcPr>
-          <w:p>
-            <w:r/>
-            <w:r>
-              <w:rPr>
-                <w:sz w:val="16"/>
-              </w:rPr>
-              <w:t>1.46</w:t>
-            </w:r>
-          </w:p>
-        </w:tc>
-        <w:tc>
-          <w:tcPr>
-            <w:tcW w:type="dxa" w:w="1560"/>
-          </w:tcPr>
-          <w:p>
-            <w:r/>
-            <w:r>
-              <w:rPr>
-                <w:sz w:val="16"/>
-              </w:rPr>
-              <w:t>result files</w:t>
+            <w:tcW w:type="dxa" w:w="1337"/>
+          </w:tcPr>
+          <w:p>
+            <w:r/>
+            <w:r>
+              <w:rPr>
+                <w:sz w:val="13"/>
+              </w:rPr>
+              <w:t>43.7</w:t>
+            </w:r>
+          </w:p>
+        </w:tc>
+        <w:tc>
+          <w:tcPr>
+            <w:tcW w:type="dxa" w:w="1337"/>
+          </w:tcPr>
+          <w:p>
+            <w:r/>
+            <w:r>
+              <w:rPr>
+                <w:sz w:val="13"/>
+              </w:rPr>
+              <w:t>34.0</w:t>
+            </w:r>
+          </w:p>
+        </w:tc>
+        <w:tc>
+          <w:tcPr>
+            <w:tcW w:type="dxa" w:w="1337"/>
+          </w:tcPr>
+          <w:p>
+            <w:r/>
+            <w:r>
+              <w:rPr>
+                <w:sz w:val="13"/>
+              </w:rPr>
+              <w:t>4.85 (SD 1.46)</w:t>
+            </w:r>
+          </w:p>
+        </w:tc>
+        <w:tc>
+          <w:tcPr>
+            <w:tcW w:type="dxa" w:w="1337"/>
+          </w:tcPr>
+          <w:p>
+            <w:r/>
+            <w:r>
+              <w:rPr>
+                <w:sz w:val="13"/>
+              </w:rPr>
+              <w:t>27.7</w:t>
             </w:r>
           </w:p>
         </w:tc>
@@ -6245,7 +6334,7 @@
           <w:i/>
           <w:sz w:val="20"/>
         </w:rPr>
-        <w:t>Table 5.9: Effect of retrieval augmentation on rule adherence</w:t>
+        <w:t>Table 5.9: Retrieval augmentation on every measure, against the same pipeline without it</w:t>
       </w:r>
     </w:p>
     <w:p>

--- a/final writing/Chapter_5_Results_and_Analysis.docx
+++ b/final writing/Chapter_5_Results_and_Analysis.docx
@@ -49,6 +49,68 @@
       </w:r>
       <w:r>
         <w:t xml:space="preserve"> means the two-stage pipeline with a RoBERTa-base detector and a Phi-4-mini generator.</w:t>
+      </w:r>
+    </w:p>
+    <w:p>
+      <w:pPr>
+        <w:spacing w:after="120"/>
+      </w:pPr>
+      <w:r>
+        <w:t xml:space="preserve">Its seven columns are used throughout the chapter and each means one thing. </w:t>
+      </w:r>
+      <w:r>
+        <w:rPr>
+          <w:b/>
+        </w:rPr>
+        <w:t>Ack</w:t>
+      </w:r>
+      <w:r>
+        <w:t xml:space="preserve"> is the share of replies that acknowledge the feeling, from a keyword check; </w:t>
+      </w:r>
+      <w:r>
+        <w:rPr>
+          <w:b/>
+        </w:rPr>
+        <w:t>one question</w:t>
+      </w:r>
+      <w:r>
+        <w:t xml:space="preserve"> the share asking exactly one; </w:t>
+      </w:r>
+      <w:r>
+        <w:rPr>
+          <w:b/>
+        </w:rPr>
+        <w:t>all rules</w:t>
+      </w:r>
+      <w:r>
+        <w:t xml:space="preserve"> the share passing all three checks at once, which is the strictest column and the one quoted in the text. </w:t>
+      </w:r>
+      <w:r>
+        <w:rPr>
+          <w:b/>
+        </w:rPr>
+        <w:t>Mean words</w:t>
+      </w:r>
+      <w:r>
+        <w:t xml:space="preserve"> is the average length of a reply, which matters because both the empathy classifier and the judges reward length (Section 5.4.4). </w:t>
+      </w:r>
+      <w:r>
+        <w:rPr>
+          <w:b/>
+        </w:rPr>
+        <w:t>WASSA empathy</w:t>
+      </w:r>
+      <w:r>
+        <w:t xml:space="preserve"> is the 0-10 score of an independent empathy classifier (Section 5.1.4), and </w:t>
+      </w:r>
+      <w:r>
+        <w:rPr>
+          <w:b/>
+        </w:rPr>
+        <w:t>emotion validation</w:t>
+      </w:r>
+      <w:r>
+        <w:t xml:space="preserve"> the share of replies that, read back by the detector, express the conversation's true emotion (Section 5.1.5).</w:t>
       </w:r>
     </w:p>
     <w:tbl>
@@ -1459,7 +1521,7 @@
         <w:t>84.3% top-5</w:t>
       </w:r>
       <w:r>
-        <w:t xml:space="preserve"> accuracy over 32 emotions, with a macro-F1 of 49.4% against a chance level of 3.1% (Table 5.2). Accuracy is uneven across the emotion set: </w:t>
+        <w:t xml:space="preserve"> accuracy over 32 emotions, with a macro-F1 of 49.4% against a chance level of 3.1% (Table A.7). Accuracy is uneven across the emotion set: </w:t>
       </w:r>
       <w:r>
         <w:rPr>
@@ -1513,7 +1575,7 @@
         <w:t>joyful</w:t>
       </w:r>
       <w:r>
-        <w:t xml:space="preserve"> (30.9%) are the hardest, a spread of 52 points with 7 of the 32 emotions below 40%. Macro-F1 is reported for exactly that reason: it counts every emotion equally, so a detector that scored well by neglecting the harder classes could not hide behind its accuracy. Accuracy (50.3%), weighted-F1 (49.7%) and macro-F1 (49.4%) agree to within 0.9 points, which says the result is not produced by the commoner emotions; the test partition is close to balanced, with 50 to 127 conversations per emotion. Per-emotion figures for all 32 classes are in Table A.7.</w:t>
+        <w:t xml:space="preserve"> (30.9%) are the hardest, a spread of 52 points with 7 of the 32 emotions below 40%. Macro-F1 is reported for exactly that reason: it counts every emotion equally, so a detector that scored well by neglecting the harder classes could not hide behind its accuracy. Accuracy (50.3%), weighted-F1 (49.7%) and macro-F1 (49.4%) agree to within 0.9 points, which says the result is not produced by the commoner emotions; the test partition is close to balanced, with 50 to 127 conversations per emotion. Per-emotion figures for all 32 classes are in Table A.8.</w:t>
       </w:r>
     </w:p>
     <w:p>
@@ -1603,354 +1665,6 @@
       </w:r>
       <w:r>
         <w:t xml:space="preserve"> of feeling; and the correct label is far more often inside the top three than at the top, which is why the final design passes three candidates to the generator instead of one.</w:t>
-      </w:r>
-    </w:p>
-    <w:tbl>
-      <w:tblPr>
-        <w:tblStyle w:val="TableGrid"/>
-        <w:tblW w:type="auto" w:w="0"/>
-        <w:tblLook w:firstColumn="1" w:firstRow="1" w:lastColumn="0" w:lastRow="0" w:noHBand="0" w:noVBand="1" w:val="04A0"/>
-      </w:tblPr>
-      <w:tblGrid>
-        <w:gridCol w:w="3120"/>
-        <w:gridCol w:w="3120"/>
-        <w:gridCol w:w="3120"/>
-      </w:tblGrid>
-      <w:tr>
-        <w:tc>
-          <w:tcPr>
-            <w:tcW w:type="dxa" w:w="3120"/>
-            <w:shd w:val="clear" w:color="auto" w:fill="E3EEFB"/>
-          </w:tcPr>
-          <w:p>
-            <w:r>
-              <w:rPr>
-                <w:b/>
-              </w:rPr>
-            </w:r>
-            <w:r>
-              <w:rPr>
-                <w:b/>
-                <w:sz w:val="16"/>
-              </w:rPr>
-              <w:t>Metric</w:t>
-            </w:r>
-          </w:p>
-        </w:tc>
-        <w:tc>
-          <w:tcPr>
-            <w:tcW w:type="dxa" w:w="3120"/>
-            <w:shd w:val="clear" w:color="auto" w:fill="E3EEFB"/>
-          </w:tcPr>
-          <w:p>
-            <w:r>
-              <w:rPr>
-                <w:b/>
-              </w:rPr>
-            </w:r>
-            <w:r>
-              <w:rPr>
-                <w:b/>
-                <w:sz w:val="16"/>
-              </w:rPr>
-              <w:t>Value (%)</w:t>
-            </w:r>
-          </w:p>
-        </w:tc>
-        <w:tc>
-          <w:tcPr>
-            <w:tcW w:type="dxa" w:w="3120"/>
-            <w:shd w:val="clear" w:color="auto" w:fill="E3EEFB"/>
-          </w:tcPr>
-          <w:p>
-            <w:r>
-              <w:rPr>
-                <w:b/>
-              </w:rPr>
-            </w:r>
-            <w:r>
-              <w:rPr>
-                <w:b/>
-                <w:sz w:val="16"/>
-              </w:rPr>
-              <w:t>Source</w:t>
-            </w:r>
-          </w:p>
-        </w:tc>
-      </w:tr>
-      <w:tr>
-        <w:tc>
-          <w:tcPr>
-            <w:tcW w:type="dxa" w:w="3120"/>
-          </w:tcPr>
-          <w:p>
-            <w:r/>
-            <w:r>
-              <w:rPr>
-                <w:sz w:val="16"/>
-              </w:rPr>
-              <w:t>Top-1 accuracy</w:t>
-            </w:r>
-          </w:p>
-        </w:tc>
-        <w:tc>
-          <w:tcPr>
-            <w:tcW w:type="dxa" w:w="3120"/>
-          </w:tcPr>
-          <w:p>
-            <w:r/>
-            <w:r>
-              <w:rPr>
-                <w:sz w:val="16"/>
-              </w:rPr>
-              <w:t>50.28</w:t>
-            </w:r>
-          </w:p>
-        </w:tc>
-        <w:tc>
-          <w:tcPr>
-            <w:tcW w:type="dxa" w:w="3120"/>
-          </w:tcPr>
-          <w:p>
-            <w:r/>
-            <w:r>
-              <w:rPr>
-                <w:sz w:val="16"/>
-              </w:rPr>
-              <w:t>recomputed from test_predictions.csv</w:t>
-            </w:r>
-          </w:p>
-        </w:tc>
-      </w:tr>
-      <w:tr>
-        <w:tc>
-          <w:tcPr>
-            <w:tcW w:type="dxa" w:w="3120"/>
-          </w:tcPr>
-          <w:p>
-            <w:r/>
-            <w:r>
-              <w:rPr>
-                <w:sz w:val="16"/>
-              </w:rPr>
-              <w:t>Macro-F1</w:t>
-            </w:r>
-          </w:p>
-        </w:tc>
-        <w:tc>
-          <w:tcPr>
-            <w:tcW w:type="dxa" w:w="3120"/>
-          </w:tcPr>
-          <w:p>
-            <w:r/>
-            <w:r>
-              <w:rPr>
-                <w:sz w:val="16"/>
-              </w:rPr>
-              <w:t>49.39</w:t>
-            </w:r>
-          </w:p>
-        </w:tc>
-        <w:tc>
-          <w:tcPr>
-            <w:tcW w:type="dxa" w:w="3120"/>
-          </w:tcPr>
-          <w:p>
-            <w:r/>
-            <w:r>
-              <w:rPr>
-                <w:sz w:val="16"/>
-              </w:rPr>
-              <w:t>recomputed from test_predictions.csv</w:t>
-            </w:r>
-          </w:p>
-        </w:tc>
-      </w:tr>
-      <w:tr>
-        <w:tc>
-          <w:tcPr>
-            <w:tcW w:type="dxa" w:w="3120"/>
-          </w:tcPr>
-          <w:p>
-            <w:r/>
-            <w:r>
-              <w:rPr>
-                <w:sz w:val="16"/>
-              </w:rPr>
-              <w:t>Weighted-F1</w:t>
-            </w:r>
-          </w:p>
-        </w:tc>
-        <w:tc>
-          <w:tcPr>
-            <w:tcW w:type="dxa" w:w="3120"/>
-          </w:tcPr>
-          <w:p>
-            <w:r/>
-            <w:r>
-              <w:rPr>
-                <w:sz w:val="16"/>
-              </w:rPr>
-              <w:t>49.73</w:t>
-            </w:r>
-          </w:p>
-        </w:tc>
-        <w:tc>
-          <w:tcPr>
-            <w:tcW w:type="dxa" w:w="3120"/>
-          </w:tcPr>
-          <w:p>
-            <w:r/>
-            <w:r>
-              <w:rPr>
-                <w:sz w:val="16"/>
-              </w:rPr>
-              <w:t>recomputed from test_predictions.csv</w:t>
-            </w:r>
-          </w:p>
-        </w:tc>
-      </w:tr>
-      <w:tr>
-        <w:tc>
-          <w:tcPr>
-            <w:tcW w:type="dxa" w:w="3120"/>
-          </w:tcPr>
-          <w:p>
-            <w:r/>
-            <w:r>
-              <w:rPr>
-                <w:sz w:val="16"/>
-              </w:rPr>
-              <w:t>Top-3 accuracy</w:t>
-            </w:r>
-          </w:p>
-        </w:tc>
-        <w:tc>
-          <w:tcPr>
-            <w:tcW w:type="dxa" w:w="3120"/>
-          </w:tcPr>
-          <w:p>
-            <w:r/>
-            <w:r>
-              <w:rPr>
-                <w:sz w:val="16"/>
-              </w:rPr>
-              <w:t>76.5</w:t>
-            </w:r>
-          </w:p>
-        </w:tc>
-        <w:tc>
-          <w:tcPr>
-            <w:tcW w:type="dxa" w:w="3120"/>
-          </w:tcPr>
-          <w:p>
-            <w:r/>
-            <w:r>
-              <w:rPr>
-                <w:sz w:val="16"/>
-              </w:rPr>
-              <w:t>recorded at training time (model card)</w:t>
-            </w:r>
-          </w:p>
-        </w:tc>
-      </w:tr>
-      <w:tr>
-        <w:tc>
-          <w:tcPr>
-            <w:tcW w:type="dxa" w:w="3120"/>
-          </w:tcPr>
-          <w:p>
-            <w:r/>
-            <w:r>
-              <w:rPr>
-                <w:sz w:val="16"/>
-              </w:rPr>
-              <w:t>Top-5 accuracy</w:t>
-            </w:r>
-          </w:p>
-        </w:tc>
-        <w:tc>
-          <w:tcPr>
-            <w:tcW w:type="dxa" w:w="3120"/>
-          </w:tcPr>
-          <w:p>
-            <w:r/>
-            <w:r>
-              <w:rPr>
-                <w:sz w:val="16"/>
-              </w:rPr>
-              <w:t>84.3</w:t>
-            </w:r>
-          </w:p>
-        </w:tc>
-        <w:tc>
-          <w:tcPr>
-            <w:tcW w:type="dxa" w:w="3120"/>
-          </w:tcPr>
-          <w:p>
-            <w:r/>
-            <w:r>
-              <w:rPr>
-                <w:sz w:val="16"/>
-              </w:rPr>
-              <w:t>recorded at training time (model card)</w:t>
-            </w:r>
-          </w:p>
-        </w:tc>
-      </w:tr>
-      <w:tr>
-        <w:tc>
-          <w:tcPr>
-            <w:tcW w:type="dxa" w:w="3120"/>
-          </w:tcPr>
-          <w:p>
-            <w:r/>
-            <w:r>
-              <w:rPr>
-                <w:sz w:val="16"/>
-              </w:rPr>
-              <w:t>Chance level (1 of 32)</w:t>
-            </w:r>
-          </w:p>
-        </w:tc>
-        <w:tc>
-          <w:tcPr>
-            <w:tcW w:type="dxa" w:w="3120"/>
-          </w:tcPr>
-          <w:p>
-            <w:r/>
-            <w:r>
-              <w:rPr>
-                <w:sz w:val="16"/>
-              </w:rPr>
-              <w:t>3.12</w:t>
-            </w:r>
-          </w:p>
-        </w:tc>
-        <w:tc>
-          <w:tcPr>
-            <w:tcW w:type="dxa" w:w="3120"/>
-          </w:tcPr>
-          <w:p>
-            <w:r/>
-            <w:r>
-              <w:rPr>
-                <w:sz w:val="16"/>
-              </w:rPr>
-              <w:t>arithmetic</w:t>
-            </w:r>
-          </w:p>
-        </w:tc>
-      </w:tr>
-    </w:tbl>
-    <w:p/>
-    <w:p>
-      <w:r>
-        <w:rPr>
-          <w:i/>
-          <w:sz w:val="20"/>
-        </w:rPr>
-        <w:t>Table 5.2: Overall accuracy of the final detector on the test partition</w:t>
       </w:r>
     </w:p>
     <w:p>
@@ -2089,7 +1803,7 @@
         <w:spacing w:after="120"/>
       </w:pPr>
       <w:r>
-        <w:t xml:space="preserve">The WASSA 2024 empathy classifier scores each reply from 0 to 10. The middle panel of Figure 5.2 gives every system's mean with a 95% confidence interval, so that each difference can be read against the uncertainty of the estimate behind it. The final system scores </w:t>
+        <w:t xml:space="preserve">The empathy measure is not ours, and that is the point of using it. It is the hyy33 system from the WASSA 2024 shared task on empathy detection [17], [16], a transformer trained on conversation turns that people had rated for empathy, which returns one score from 0 to 10 for a piece of text. It was built and peer-reviewed for this exact purpose, it knows nothing about our systems, and it shares no model family with any generator compared here, so it has no way to prefer our design. Section 5.4.5 tests it rather than assuming it: it correlates with human empathy ratings at r = 0.544, and across our systems it ranks them much as the AI judges do (rho = 0.74). The middle panel of Figure 5.2 gives every system's mean with a 95% confidence interval, so that each difference can be read against the uncertainty of the estimate behind it. The final system scores </w:t>
       </w:r>
       <w:r>
         <w:rPr>
@@ -2173,7 +1887,7 @@
         <w:spacing w:after="120"/>
       </w:pPr>
       <w:r>
-        <w:t xml:space="preserve">Table 5.3 opens up the stage-1 choice. The true emotion is among the detector's three candidates in 78.0% of the 300 evaluation conversations, and every stage-1 answer named one of the three, so the fallback was never needed. The generator overrides the detector's first choice in 40.7% of conversations, and its final choice matches the gold label in </w:t>
+        <w:t xml:space="preserve">Table A.10 opens up the stage-1 choice. The true emotion is among the detector's three candidates in 78.0% of the 300 evaluation conversations, and every stage-1 answer named one of the three, so the fallback was never needed. The generator overrides the detector's first choice in 40.7% of conversations, and its final choice matches the gold label in </w:t>
       </w:r>
       <w:r>
         <w:rPr>
@@ -2202,337 +1916,29 @@
         <w:t xml:space="preserve"> than the detector's own top-1 accuracy on the same conversations (50.3%), and the difference is statistically reliable (Section 5.4.3). The two-stage design therefore does not earn its gains in empathy and emotion fidelity by picking the gold label more often. Section 5.6.2 explains what it does instead.</w:t>
       </w:r>
     </w:p>
-    <w:tbl>
-      <w:tblPr>
-        <w:tblStyle w:val="TableGrid"/>
-        <w:tblW w:type="auto" w:w="0"/>
-        <w:tblLook w:firstColumn="1" w:firstRow="1" w:lastColumn="0" w:lastRow="0" w:noHBand="0" w:noVBand="1" w:val="04A0"/>
-      </w:tblPr>
-      <w:tblGrid>
-        <w:gridCol w:w="4680"/>
-        <w:gridCol w:w="4680"/>
-      </w:tblGrid>
-      <w:tr>
-        <w:tc>
-          <w:tcPr>
-            <w:tcW w:type="dxa" w:w="4680"/>
-            <w:shd w:val="clear" w:color="auto" w:fill="E3EEFB"/>
-          </w:tcPr>
-          <w:p>
-            <w:r>
-              <w:rPr>
-                <w:b/>
-              </w:rPr>
-            </w:r>
-            <w:r>
-              <w:rPr>
-                <w:b/>
-                <w:sz w:val="16"/>
-              </w:rPr>
-              <w:t>Quantity</w:t>
-            </w:r>
-          </w:p>
-        </w:tc>
-        <w:tc>
-          <w:tcPr>
-            <w:tcW w:type="dxa" w:w="4680"/>
-            <w:shd w:val="clear" w:color="auto" w:fill="E3EEFB"/>
-          </w:tcPr>
-          <w:p>
-            <w:r>
-              <w:rPr>
-                <w:b/>
-              </w:rPr>
-            </w:r>
-            <w:r>
-              <w:rPr>
-                <w:b/>
-                <w:sz w:val="16"/>
-              </w:rPr>
-              <w:t>Value</w:t>
-            </w:r>
-          </w:p>
-        </w:tc>
-      </w:tr>
-      <w:tr>
-        <w:tc>
-          <w:tcPr>
-            <w:tcW w:type="dxa" w:w="4680"/>
-          </w:tcPr>
-          <w:p>
-            <w:r/>
-            <w:r>
-              <w:rPr>
-                <w:sz w:val="16"/>
-              </w:rPr>
-              <w:t>Stage-1 reply parsed to a valid candidate</w:t>
-            </w:r>
-          </w:p>
-        </w:tc>
-        <w:tc>
-          <w:tcPr>
-            <w:tcW w:type="dxa" w:w="4680"/>
-          </w:tcPr>
-          <w:p>
-            <w:r/>
-            <w:r>
-              <w:rPr>
-                <w:sz w:val="16"/>
-              </w:rPr>
-              <w:t>100.0%</w:t>
-            </w:r>
-          </w:p>
-        </w:tc>
-      </w:tr>
-      <w:tr>
-        <w:tc>
-          <w:tcPr>
-            <w:tcW w:type="dxa" w:w="4680"/>
-          </w:tcPr>
-          <w:p>
-            <w:r/>
-            <w:r>
-              <w:rPr>
-                <w:sz w:val="16"/>
-              </w:rPr>
-              <w:t>True emotion inside d1's top-3</w:t>
-            </w:r>
-          </w:p>
-        </w:tc>
-        <w:tc>
-          <w:tcPr>
-            <w:tcW w:type="dxa" w:w="4680"/>
-          </w:tcPr>
-          <w:p>
-            <w:r/>
-            <w:r>
-              <w:rPr>
-                <w:sz w:val="16"/>
-              </w:rPr>
-              <w:t>78.0%</w:t>
-            </w:r>
-          </w:p>
-        </w:tc>
-      </w:tr>
-      <w:tr>
-        <w:tc>
-          <w:tcPr>
-            <w:tcW w:type="dxa" w:w="4680"/>
-          </w:tcPr>
-          <w:p>
-            <w:r/>
-            <w:r>
-              <w:rPr>
-                <w:sz w:val="16"/>
-              </w:rPr>
-              <w:t>d1 top-1 equals true emotion</w:t>
-            </w:r>
-          </w:p>
-        </w:tc>
-        <w:tc>
-          <w:tcPr>
-            <w:tcW w:type="dxa" w:w="4680"/>
-          </w:tcPr>
-          <w:p>
-            <w:r/>
-            <w:r>
-              <w:rPr>
-                <w:sz w:val="16"/>
-              </w:rPr>
-              <w:t>50.3%</w:t>
-            </w:r>
-          </w:p>
-        </w:tc>
-      </w:tr>
-      <w:tr>
-        <w:tc>
-          <w:tcPr>
-            <w:tcW w:type="dxa" w:w="4680"/>
-          </w:tcPr>
-          <w:p>
-            <w:r/>
-            <w:r>
-              <w:rPr>
-                <w:sz w:val="16"/>
-              </w:rPr>
-              <w:t>d2's pick equals true emotion</w:t>
-            </w:r>
-          </w:p>
-        </w:tc>
-        <w:tc>
-          <w:tcPr>
-            <w:tcW w:type="dxa" w:w="4680"/>
-          </w:tcPr>
-          <w:p>
-            <w:r/>
-            <w:r>
-              <w:rPr>
-                <w:sz w:val="16"/>
-              </w:rPr>
-              <w:t>42.3%</w:t>
-            </w:r>
-          </w:p>
-        </w:tc>
-      </w:tr>
-      <w:tr>
-        <w:tc>
-          <w:tcPr>
-            <w:tcW w:type="dxa" w:w="4680"/>
-          </w:tcPr>
-          <w:p>
-            <w:r/>
-            <w:r>
-              <w:rPr>
-                <w:sz w:val="16"/>
-              </w:rPr>
-              <w:t>d2 overrode d1's top-1</w:t>
-            </w:r>
-          </w:p>
-        </w:tc>
-        <w:tc>
-          <w:tcPr>
-            <w:tcW w:type="dxa" w:w="4680"/>
-          </w:tcPr>
-          <w:p>
-            <w:r/>
-            <w:r>
-              <w:rPr>
-                <w:sz w:val="16"/>
-              </w:rPr>
-              <w:t>40.7%</w:t>
-            </w:r>
-          </w:p>
-        </w:tc>
-      </w:tr>
-      <w:tr>
-        <w:tc>
-          <w:tcPr>
-            <w:tcW w:type="dxa" w:w="4680"/>
-          </w:tcPr>
-          <w:p>
-            <w:r/>
-            <w:r>
-              <w:rPr>
-                <w:sz w:val="16"/>
-              </w:rPr>
-              <w:t>Cases only d1 top-1 was right / only d2 pick was right</w:t>
-            </w:r>
-          </w:p>
-        </w:tc>
-        <w:tc>
-          <w:tcPr>
-            <w:tcW w:type="dxa" w:w="4680"/>
-          </w:tcPr>
-          <w:p>
-            <w:r/>
-            <w:r>
-              <w:rPr>
-                <w:sz w:val="16"/>
-              </w:rPr>
-              <w:t>46 / 22</w:t>
-            </w:r>
-          </w:p>
-        </w:tc>
-      </w:tr>
-      <w:tr>
-        <w:tc>
-          <w:tcPr>
-            <w:tcW w:type="dxa" w:w="4680"/>
-          </w:tcPr>
-          <w:p>
-            <w:r/>
-            <w:r>
-              <w:rPr>
-                <w:sz w:val="16"/>
-              </w:rPr>
-              <w:t>Pick minus top-1 accuracy, 95% bootstrap CI</w:t>
-            </w:r>
-          </w:p>
-        </w:tc>
-        <w:tc>
-          <w:tcPr>
-            <w:tcW w:type="dxa" w:w="4680"/>
-          </w:tcPr>
-          <w:p>
-            <w:r/>
-            <w:r>
-              <w:rPr>
-                <w:sz w:val="16"/>
-              </w:rPr>
-              <w:t>-8.0% [-13.3%, -2.7%]</w:t>
-            </w:r>
-          </w:p>
-        </w:tc>
-      </w:tr>
-      <w:tr>
-        <w:tc>
-          <w:tcPr>
-            <w:tcW w:type="dxa" w:w="4680"/>
-          </w:tcPr>
-          <w:p>
-            <w:r/>
-            <w:r>
-              <w:rPr>
-                <w:sz w:val="16"/>
-              </w:rPr>
-              <w:t>McNemar exact p (pick vs top-1)</w:t>
-            </w:r>
-          </w:p>
-        </w:tc>
-        <w:tc>
-          <w:tcPr>
-            <w:tcW w:type="dxa" w:w="4680"/>
-          </w:tcPr>
-          <w:p>
-            <w:r/>
-            <w:r>
-              <w:rPr>
-                <w:sz w:val="16"/>
-              </w:rPr>
-              <w:t>0.0049</w:t>
-            </w:r>
-          </w:p>
-        </w:tc>
-      </w:tr>
-      <w:tr>
-        <w:tc>
-          <w:tcPr>
-            <w:tcW w:type="dxa" w:w="4680"/>
-          </w:tcPr>
-          <w:p>
-            <w:r/>
-            <w:r>
-              <w:rPr>
-                <w:sz w:val="16"/>
-              </w:rPr>
-              <w:t>N</w:t>
-            </w:r>
-          </w:p>
-        </w:tc>
-        <w:tc>
-          <w:tcPr>
-            <w:tcW w:type="dxa" w:w="4680"/>
-          </w:tcPr>
-          <w:p>
-            <w:r/>
-            <w:r>
-              <w:rPr>
-                <w:sz w:val="16"/>
-              </w:rPr>
-              <w:t>300</w:t>
-            </w:r>
-          </w:p>
-        </w:tc>
-      </w:tr>
-    </w:tbl>
-    <w:p/>
     <w:p>
+      <w:pPr>
+        <w:pStyle w:val="Heading2"/>
+      </w:pPr>
+      <w:r>
+        <w:t>5.1.7 Diversity and Repetition</w:t>
+      </w:r>
+    </w:p>
+    <w:p>
+      <w:pPr>
+        <w:spacing w:after="120"/>
+      </w:pPr>
+      <w:r>
+        <w:t xml:space="preserve">Repetitiveness is the most common complaint about machine-written empathy [15], so we measure it directly (Table A.11). Beside distinct-n diversity we report a </w:t>
+      </w:r>
       <w:r>
         <w:rPr>
-          <w:i/>
-          <w:sz w:val="20"/>
+          <w:b/>
         </w:rPr>
-        <w:t>Table 5.3: The stage-1 emotion choice compared with the detector's own top-1 prediction</w:t>
+        <w:t>boilerplate rate</w:t>
+      </w:r>
+      <w:r>
+        <w:t>: the share of replies containing one of that system's ten most frequent five-word phrases. The final system's rate is 58.7%, with "how are you feeling right" appearing in 49 replies. The comparison that matters is with the same generator prompted generically, which reaches 77.0%: per-emotion prompts reduce repetition in an identical model without curing it. Computed over 300 replies, these values cannot be compared with distinct-n scores published for a full test set.</w:t>
       </w:r>
     </w:p>
     <w:p>
@@ -2540,7 +1946,7 @@
         <w:pStyle w:val="Heading2"/>
       </w:pPr>
       <w:r>
-        <w:t>5.1.7 Diversity and Repetition</w:t>
+        <w:t>5.1.8 The AI-Judge Panel</w:t>
       </w:r>
     </w:p>
     <w:p>
@@ -2548,24 +1954,13 @@
         <w:spacing w:after="120"/>
       </w:pPr>
       <w:r>
-        <w:t xml:space="preserve">Repetitiveness is the most common complaint about machine-written empathy [15], so we measure it directly (Table A.9). Alongside distinct-n diversity we report a </w:t>
-      </w:r>
-      <w:r>
         <w:rPr>
           <w:b/>
         </w:rPr>
-        <w:t>boilerplate rate</w:t>
-      </w:r>
-      <w:r>
-        <w:t>: the share of replies containing one of that system's ten most frequent five-word phrases. The final system's distinct-2 of 47.8% is close to the initial pipeline's 49.5%, but its boilerplate rate is higher, 58.7% against 23.7%; its most reused phrase, "how are you feeling right", appears in 49 replies. The comparison that matters for the design is with the same generator prompted generically, which repeats itself far more (77.0%): emotion-specific prompts reduce repetition for an identical model without curing it. Because these values are computed over 300 replies, they cannot be compared with distinct-n scores published for a full test set.</w:t>
-      </w:r>
-    </w:p>
-    <w:p>
-      <w:pPr>
-        <w:pStyle w:val="Heading2"/>
-      </w:pPr>
-      <w:r>
-        <w:t>5.1.8 The AI-Judge Panel</w:t>
+        <w:t>Why these two models:</w:t>
+      </w:r>
+      <w:r>
+        <w:t xml:space="preserve"> three requirements fixed the panel. A judge had to be flagship-scale, because only strong judges track human preference reliably [18]; it could not share a family with anything it judges, because LLM evaluators recognise and favour their own generations [33]; and one judge is not enough, because a panel drawn from different developers shows less of any single model's bias [19]. Nemotron 3 Ultra (NVIDIA) and gpt-oss-120b (OpenAI, open weights) meet all three, and neither is related to Phi-4-mini (Microsoft) or Qwen (Alibaba). Both are reachable on free tiers, which a project with no compute budget needs. Four other candidates were prepared and lost to circumstances outside the work, listed with the rest of the selection criteria in Table A.12.</w:t>
       </w:r>
     </w:p>
     <w:p>
@@ -2573,7 +1968,7 @@
         <w:spacing w:after="120"/>
       </w:pPr>
       <w:r>
-        <w:t>Two judges from different model families, Nemotron 3 Ultra and gpt-oss-120b, score every reply blind from 1 to 10 for empathy, relevance and safety; the panel score is the mean of the two. They read a stratified sample of 64 conversations, the shortest and the longest message for each of the 32 emotions. Table 5.4 gives the results for all eight judged systems and Figure 5.3 breaks them down by dimension.</w:t>
+        <w:t>Each judge scores every reply from 1 to 10 for empathy, relevance and safety, and the panel score is the mean of the two. They read a stratified sample of 64 conversations, the shortest and the longest message for each of the 32 emotions. Table 5.2 gives the results for all eight judged systems and Figure 5.4 breaks them down by dimension.</w:t>
       </w:r>
     </w:p>
     <w:p>
@@ -2613,7 +2008,21 @@
         <w:t>What the ranking settles, and what it does not:</w:t>
       </w:r>
       <w:r>
-        <w:t xml:space="preserve"> the final system is third of eight, and that position has to be read together with what the panel can actually separate. The four leading systems all use a generator of 3.8 billion parameters or more, they lie within 0.22 points of each other, and none of the differences among them survives correction (Section 5.4.6); the judges also reward longer replies (Section 5.4.4), and of those four the final system writes the shortest. What the panel does separate is scale: every system below the four leaders uses a generator of 1.5 billion parameters or fewer. The decision to keep the two-stage design rather than prompt the same generator directly was therefore not taken on the judges' scores, which rate the two configurations equally (8.68 against 8.78, p = 0.16), but on the measures that do distinguish them, set out in Section 5.5.8.</w:t>
+        <w:t xml:space="preserve"> the final system is third of eight, and that has to be read against what the panel can separate at all. The four leaders all use a generator of 3.8 billion parameters or more, lie within 0.22 points of one another, and none of the differences among them survives correction (Section 5.4.6); the judges also reward length (Section 5.4.4), and of the four the final system writes the shortest replies. What the panel does separate is scale, since every system below those four uses 1.5 billion parameters or fewer. The judges therefore rate the two-stage design and the same generator prompted directly as equal (8.68 against 8.78, p = 0.16), and the choice between them rests on the measures that do separate them (Section 5.5.7).</w:t>
+      </w:r>
+    </w:p>
+    <w:p>
+      <w:pPr>
+        <w:spacing w:after="120"/>
+      </w:pPr>
+      <w:r>
+        <w:rPr>
+          <w:b/>
+        </w:rPr>
+        <w:t>How we checked that the scoring was fair:</w:t>
+      </w:r>
+      <w:r>
+        <w:t xml:space="preserve"> Figure 5.3 prints the prompt a judge receives and the five controls around it. The judge sees the user's message and one reply and nothing else, so it cannot know which design wrote the text, whether that design is ours, or what a human replied. Both judges scored all 512 replies, so no system was rated by a different judge from another. The rubric fixes what each band of the scale means, the temperature is zero so the same reply always receives the same score, and the answer is constrained to JSON with every parse recorded. Finally the two judges are compared against each other rather than trusted: they agree at rho = 0.69 on empathy and order the eight systems the same way (Section 5.4.6).</w:t>
       </w:r>
     </w:p>
     <w:tbl>
@@ -3581,7 +2990,52 @@
           <w:i/>
           <w:sz w:val="20"/>
         </w:rPr>
-        <w:t>Table 5.4: Average AI-judge scores (1-10) by system</w:t>
+        <w:t>Table 5.2: Average AI-judge scores (1-10) by system</w:t>
+      </w:r>
+    </w:p>
+    <w:p>
+      <w:r>
+        <w:drawing>
+          <wp:inline xmlns:a="http://schemas.openxmlformats.org/drawingml/2006/main" xmlns:pic="http://schemas.openxmlformats.org/drawingml/2006/picture">
+            <wp:extent cx="5486400" cy="5118838"/>
+            <wp:docPr id="3" name="Picture 3"/>
+            <wp:cNvGraphicFramePr>
+              <a:graphicFrameLocks noChangeAspect="1"/>
+            </wp:cNvGraphicFramePr>
+            <a:graphic>
+              <a:graphicData uri="http://schemas.openxmlformats.org/drawingml/2006/picture">
+                <pic:pic>
+                  <pic:nvPicPr>
+                    <pic:cNvPr id="0" name="fig_judge_prompt.png"/>
+                    <pic:cNvPicPr/>
+                  </pic:nvPicPr>
+                  <pic:blipFill>
+                    <a:blip r:embed="rId11"/>
+                    <a:stretch>
+                      <a:fillRect/>
+                    </a:stretch>
+                  </pic:blipFill>
+                  <pic:spPr>
+                    <a:xfrm>
+                      <a:off x="0" y="0"/>
+                      <a:ext cx="5486400" cy="5118838"/>
+                    </a:xfrm>
+                    <a:prstGeom prst="rect"/>
+                  </pic:spPr>
+                </pic:pic>
+              </a:graphicData>
+            </a:graphic>
+          </wp:inline>
+        </w:drawing>
+      </w:r>
+    </w:p>
+    <w:p>
+      <w:r>
+        <w:rPr>
+          <w:i/>
+          <w:sz w:val="20"/>
+        </w:rPr>
+        <w:t>Figure 5.3: The prompt each judge receives, and the controls that keep the scoring fair</w:t>
       </w:r>
     </w:p>
     <w:p>
@@ -3589,7 +3043,7 @@
         <w:drawing>
           <wp:inline xmlns:a="http://schemas.openxmlformats.org/drawingml/2006/main" xmlns:pic="http://schemas.openxmlformats.org/drawingml/2006/picture">
             <wp:extent cx="5486400" cy="3060915"/>
-            <wp:docPr id="3" name="Picture 3"/>
+            <wp:docPr id="4" name="Picture 4"/>
             <wp:cNvGraphicFramePr>
               <a:graphicFrameLocks noChangeAspect="1"/>
             </wp:cNvGraphicFramePr>
@@ -3601,7 +3055,7 @@
                     <pic:cNvPicPr/>
                   </pic:nvPicPr>
                   <pic:blipFill>
-                    <a:blip r:embed="rId11"/>
+                    <a:blip r:embed="rId12"/>
                     <a:stretch>
                       <a:fillRect/>
                     </a:stretch>
@@ -3626,7 +3080,7 @@
           <w:i/>
           <w:sz w:val="20"/>
         </w:rPr>
-        <w:t>Figure 5.3: Judge scores split into empathy, relevance and safety</w:t>
+        <w:t>Figure 5.4: Judge scores split into empathy, relevance and safety</w:t>
       </w:r>
     </w:p>
     <w:p>
@@ -3677,7 +3131,7 @@
         <w:spacing w:after="120"/>
       </w:pPr>
       <w:r>
-        <w:t>Rating rather than only choosing gives every system a score on every situation, so the size of a difference can be measured and not only its direction. The situations cover the four emotions most central to supportive conversation (sad, lonely, angry and anxious), three drawn from student life and one positive emotion; five of the eight are also scored by the AI judges, which is what lets the human and AI rankings be compared. There are no attention-check items: with 24 ratings each, the study relies on a short questionnaire and committed volunteers rather than on decoy replies. Table A.10 gives the item-by-item design.</w:t>
+        <w:t>Rating rather than only choosing gives every system a score on every situation, so the size of a difference can be measured and not only its direction. The situations cover the four emotions most central to supportive conversation (sad, lonely, angry and anxious), three drawn from student life and one positive emotion; five of the eight are also scored by the AI judges, which is what lets the human and AI rankings be compared. There are no attention-check items: with 24 ratings each, the study relies on a short questionnaire and committed volunteers rather than on decoy replies. Table A.13 gives the item-by-item design.</w:t>
       </w:r>
     </w:p>
     <w:p>
@@ -4124,7 +3578,7 @@
           <w:i/>
           <w:sz w:val="20"/>
         </w:rPr>
-        <w:t>Table 5.5: Human-evaluation results (to be completed)</w:t>
+        <w:t>Table 5.3: Human-evaluation results (to be completed)</w:t>
       </w:r>
     </w:p>
     <w:p>
@@ -4190,7 +3644,25 @@
         <w:t>Fine-tuning a single model teaches the dataset's style, not the wanted behaviour:</w:t>
       </w:r>
       <w:r>
-        <w:t xml:space="preserve"> the LoRA-tuned generator writes short, casual replies (10.0 words) that usually ask a question (74.0%) but seldom acknowledge the feeling (30.0%). It has the lowest empathy score (3.36), the lowest emotion fidelity (18.3%) and the lowest judge scores (5.96) of any system. It learned its training data correctly; the training data simply does not contain the behaviour we want.</w:t>
+        <w:t xml:space="preserve"> the LoRA-tuned generator writes short, casual replies that usually ask a question but seldom acknowledge the feeling, and it comes last on empathy, emotion fidelity and the judges. It learned its training data correctly; the training data does not contain the behaviour we want. </w:t>
+      </w:r>
+      <w:r>
+        <w:rPr>
+          <w:b/>
+        </w:rPr>
+        <w:t>Prompting without an emotion leaves the model nothing to work from:</w:t>
+      </w:r>
+      <w:r>
+        <w:t xml:space="preserve"> zero-shot prompting asks the required single question in 22.7% of replies and scores 4.25 on empathy. </w:t>
+      </w:r>
+      <w:r>
+        <w:rPr>
+          <w:b/>
+        </w:rPr>
+        <w:t>Asking one model to do both jobs closes part of the gap, but not the part that matters here:</w:t>
+      </w:r>
+      <w:r>
+        <w:t xml:space="preserve"> the same-size single model satisfies all rules in 51.3% of replies and scores 4.84, yet its replies are barely more faithful to the true emotion than zero-shot prompting (25.7% against 24.7%).</w:t>
       </w:r>
     </w:p>
     <w:p>
@@ -4198,13 +3670,16 @@
         <w:spacing w:after="120"/>
       </w:pPr>
       <w:r>
+        <w:t xml:space="preserve">Because that comparison changes the generator as well as the design, we built the test that changes only the design: </w:t>
+      </w:r>
+      <w:r>
         <w:rPr>
           <w:b/>
         </w:rPr>
-        <w:t>Prompting without an emotion leaves the model nothing to work from:</w:t>
-      </w:r>
-      <w:r>
-        <w:t xml:space="preserve"> zero-shot prompting keeps replies to a reasonable length but asks the required single question in only 22.7% of them, and scores 4.25 on empathy.</w:t>
+        <w:t>the final system's own generator, given the single-model prompt and no detector at all.</w:t>
+      </w:r>
+      <w:r>
+        <w:t xml:space="preserve"> It follows the rules more often than the decoupled system (73.7% against 60.0%), but its empathy and emotional fidelity stay at the level of the smaller single model (4.75 and 27.0%); adding the detector and the per-emotion guidance to that same generator raises them to 5.05 and 36.7%. Section 5.5.7 reports it in full, and it is the strongest evidence in this thesis that the second model earns its place.</w:t>
       </w:r>
     </w:p>
     <w:p>
@@ -4215,10 +3690,18 @@
         <w:rPr>
           <w:b/>
         </w:rPr>
-        <w:t>Asking one model to do both jobs closes part of the gap, but not the part that matters here:</w:t>
-      </w:r>
-      <w:r>
-        <w:t xml:space="preserve"> the same-size single model satisfies all rules in 51.3% of replies and scores 4.84 on empathy, yet its replies are barely more faithful to the true emotion than zero-shot prompting (25.7% against 24.7%). The final system, whose generator is about 2.5 times larger, reaches 60.0%, 5.05 and 36.7%.</w:t>
+        <w:t>A larger single model is still stronger overall:</w:t>
+      </w:r>
+      <w:r>
+        <w:t xml:space="preserve"> Qwen2.5-7B leads on rule adherence, empathy and the judges, and since it shares a prompt with the same-size single model, capacity rather than structure explains that gap. Section 5.2.6 weighs what decoupling costs against what it makes possible.</w:t>
+      </w:r>
+    </w:p>
+    <w:p>
+      <w:pPr>
+        <w:pStyle w:val="Heading2"/>
+      </w:pPr>
+      <w:r>
+        <w:t>5.2.2 Detector Alternatives</w:t>
       </w:r>
     </w:p>
     <w:p>
@@ -4226,16 +3709,16 @@
         <w:spacing w:after="120"/>
       </w:pPr>
       <w:r>
-        <w:t xml:space="preserve">Because that comparison changes the generator as well as the design, we built the test that changes only the design: </w:t>
+        <w:t xml:space="preserve">Two findings settled the detector. First, </w:t>
       </w:r>
       <w:r>
         <w:rPr>
           <w:b/>
         </w:rPr>
-        <w:t>the final system's own generator, given the single-model prompt and no detector at all.</w:t>
-      </w:r>
-      <w:r>
-        <w:t xml:space="preserve"> It follows the rules more often than the decoupled system (73.7% against 60.0%), but its empathy and emotional fidelity stay at the level of the smaller single model (4.75 and 27.0%); adding the detector and the per-emotion guidance to that same generator raises them to 5.05 and 36.7%. Section 5.5.7 reports it in full, and it is the strongest evidence in this thesis that the second model earns its place.</w:t>
+        <w:t>what the detector is trained on matters more than which network is used.</w:t>
+      </w:r>
+      <w:r>
+        <w:t xml:space="preserve"> Training GPT-2 Medium on the dataset's situation descriptions but deploying it on the user's own message cost about nine points of accuracy (56.9% against 48.2%); retraining on the text the model actually receives was the single largest improvement made to the detector (Table 5.4).</w:t>
       </w:r>
     </w:p>
     <w:p>
@@ -4243,45 +3726,6 @@
         <w:spacing w:after="120"/>
       </w:pPr>
       <w:r>
-        <w:rPr>
-          <w:b/>
-        </w:rPr>
-        <w:t>A larger single model is still stronger overall:</w:t>
-      </w:r>
-      <w:r>
-        <w:t xml:space="preserve"> Qwen2.5-7B leads on rule adherence (82.3%), empathy (5.76) and the judges (8.90). The same-size and larger single models share one prompt, so capacity, not structure, explains that gap. The case for decoupling is therefore not that separation beats scale. It is that separation makes the emotional decision explicit, inspectable and replaceable at a scale that fits an ordinary GPU, which Section 5.2.6 weighs against the performance it costs.</w:t>
-      </w:r>
-    </w:p>
-    <w:p>
-      <w:pPr>
-        <w:pStyle w:val="Heading2"/>
-      </w:pPr>
-      <w:r>
-        <w:t>5.2.2 Detector Alternatives</w:t>
-      </w:r>
-    </w:p>
-    <w:p>
-      <w:pPr>
-        <w:spacing w:after="120"/>
-      </w:pPr>
-      <w:r>
-        <w:t xml:space="preserve">Two findings settled the detector. First, </w:t>
-      </w:r>
-      <w:r>
-        <w:rPr>
-          <w:b/>
-        </w:rPr>
-        <w:t>what the detector is trained on matters more than which network is used.</w:t>
-      </w:r>
-      <w:r>
-        <w:t xml:space="preserve"> Training GPT-2 Medium on the dataset's situation descriptions but deploying it on the user's own message cost about nine points of accuracy (56.9% against 48.2%); retraining on the text the model actually receives was the single largest improvement made to the detector (Table 5.6).</w:t>
-      </w:r>
-    </w:p>
-    <w:p>
-      <w:pPr>
-        <w:spacing w:after="120"/>
-      </w:pPr>
-      <w:r>
         <w:t xml:space="preserve">Second, </w:t>
       </w:r>
       <w:r>
@@ -4291,7 +3735,7 @@
         <w:t>among encoders trained on the right input, models of the same size are indistinguishable on top-1 accuracy</w:t>
       </w:r>
       <w:r>
-        <w:t xml:space="preserve"> (48.8-50.2%); RoBERTa-base separates itself only on the quality of its ranking, with 85.0% top-5 against 81.7-82.7% for BERT and ELECTRA (Figure 5.4, Tables 5.11 and 5.12). Ranking is exactly what the two-stage design consumes. RoBERTa-large adds 2.9 points of top-1 accuracy for 7.4 times the training cost and changed no measure of reply quality inside the pipeline (Section 5.4.3), so RoBERTa-base was kept.</w:t>
+        <w:t xml:space="preserve"> (48.8-50.2%); RoBERTa-base separates itself only on the quality of its ranking, with 85.0% top-5 against 81.7-82.7% for BERT and ELECTRA (Figure 5.5, Tables 5.11 and 5.12). Ranking is exactly what the two-stage design consumes. RoBERTa-large adds 2.9 points of top-1 accuracy for 7.4 times the training cost and changed no measure of reply quality inside the pipeline (Section 5.4.3), so RoBERTa-base was kept.</w:t>
       </w:r>
     </w:p>
     <w:tbl>
@@ -4659,7 +4103,7 @@
           <w:i/>
           <w:sz w:val="20"/>
         </w:rPr>
-        <w:t>Table 5.6: Effect of training the detector on the text it actually receives</w:t>
+        <w:t>Table 5.4: Effect of training the detector on the text it actually receives</w:t>
       </w:r>
     </w:p>
     <w:p>
@@ -4667,7 +4111,7 @@
         <w:drawing>
           <wp:inline xmlns:a="http://schemas.openxmlformats.org/drawingml/2006/main" xmlns:pic="http://schemas.openxmlformats.org/drawingml/2006/picture">
             <wp:extent cx="5486400" cy="2619563"/>
-            <wp:docPr id="4" name="Picture 4"/>
+            <wp:docPr id="5" name="Picture 5"/>
             <wp:cNvGraphicFramePr>
               <a:graphicFrameLocks noChangeAspect="1"/>
             </wp:cNvGraphicFramePr>
@@ -4679,7 +4123,7 @@
                     <pic:cNvPicPr/>
                   </pic:nvPicPr>
                   <pic:blipFill>
-                    <a:blip r:embed="rId12"/>
+                    <a:blip r:embed="rId13"/>
                     <a:stretch>
                       <a:fillRect/>
                     </a:stretch>
@@ -4704,7 +4148,7 @@
           <w:i/>
           <w:sz w:val="20"/>
         </w:rPr>
-        <w:t>Figure 5.4: Top-1 and top-5 accuracy of the detector candidates under identical training</w:t>
+        <w:t>Figure 5.5: Top-1 and top-5 accuracy of the detector candidates under identical training</w:t>
       </w:r>
     </w:p>
     <w:p>
@@ -4720,7 +4164,7 @@
         <w:spacing w:after="120"/>
       </w:pPr>
       <w:r>
-        <w:t>With the detector, the prompt and the conversations held fixed, the generator decides how well the rules are followed: 65.3% for Phi-4-mini, 57.7% for Qwen2.5-1.5B and 22.0% for Gemma-3-4B (Table 5.7).</w:t>
+        <w:t>With the detector, the prompt and the conversations held fixed, the generator decides how well the rules are followed: 65.3% for Phi-4-mini, 57.7% for Qwen2.5-1.5B and 22.0% for Gemma-3-4B (Table 5.5).</w:t>
       </w:r>
     </w:p>
     <w:p>
@@ -4728,7 +4172,7 @@
         <w:spacing w:after="120"/>
       </w:pPr>
       <w:r>
-        <w:t>Gemma is the instructive case, because on the surface it looks like the most empathetic model: it acknowledges the feeling in 96.7% of replies and scores higher than Phi-4-mini on the empathy classifier (5.30 against 4.89). But it averages 133 words, with 72% of replies over the limit, and the classifier rewards length in every system we measured (Section 5.4.4). Figure 5.5 removes that advantage by comparing replies of similar length: in every band where both have replies, Phi-4-mini matches or beats Gemma, and Gemma leads only above 120 words, where Phi-4-mini has no replies at all. Its apparent empathy is verbosity, and a system meant to answer someone in distress briefly cannot ignore the length rule.</w:t>
+        <w:t>Gemma is the instructive case, because on the surface it looks like the most empathetic model: it acknowledges the feeling in 96.7% of replies and scores higher than Phi-4-mini on the empathy classifier (5.30 against 4.89). But it averages 133 words, with 72% of replies over the limit, and the classifier rewards length in every system we measured (Section 5.4.4). Figure 5.6 removes that advantage by comparing replies of similar length: in every band where both have replies, Phi-4-mini matches or beats Gemma, and Gemma leads only above 120 words, where Phi-4-mini has no replies at all. Its apparent empathy is verbosity, and a system meant to answer someone in distress briefly cannot ignore the length rule.</w:t>
       </w:r>
     </w:p>
     <w:tbl>
@@ -5259,7 +4703,7 @@
           <w:i/>
           <w:sz w:val="20"/>
         </w:rPr>
-        <w:t>Table 5.7: Generator candidates with the detector, prompt and conversations held fixed</w:t>
+        <w:t>Table 5.5: Generator candidates with the detector, prompt and conversations held fixed</w:t>
       </w:r>
     </w:p>
     <w:p>
@@ -5267,7 +4711,7 @@
         <w:drawing>
           <wp:inline xmlns:a="http://schemas.openxmlformats.org/drawingml/2006/main" xmlns:pic="http://schemas.openxmlformats.org/drawingml/2006/picture">
             <wp:extent cx="5486400" cy="3283052"/>
-            <wp:docPr id="5" name="Picture 5"/>
+            <wp:docPr id="6" name="Picture 6"/>
             <wp:cNvGraphicFramePr>
               <a:graphicFrameLocks noChangeAspect="1"/>
             </wp:cNvGraphicFramePr>
@@ -5279,7 +4723,7 @@
                     <pic:cNvPicPr/>
                   </pic:nvPicPr>
                   <pic:blipFill>
-                    <a:blip r:embed="rId13"/>
+                    <a:blip r:embed="rId14"/>
                     <a:stretch>
                       <a:fillRect/>
                     </a:stretch>
@@ -5304,7 +4748,7 @@
           <w:i/>
           <w:sz w:val="20"/>
         </w:rPr>
-        <w:t>Figure 5.5: Empathy score by reply length for Gemma-3-4B, Phi-4-mini and the final system</w:t>
+        <w:t>Figure 5.6: Empathy score by reply length for Gemma-3-4B, Phi-4-mini and the final system</w:t>
       </w:r>
     </w:p>
     <w:p>
@@ -5320,7 +4764,7 @@
         <w:spacing w:after="120"/>
       </w:pPr>
       <w:r>
-        <w:t>The link between the two models is itself a design choice, and the four ways of making it differ mainly in how much reasoning they ask of the generator (Table 5.8). Against the same detector and generator with only the top-1 emotion and a generic prompt, the two-stage design raises emotion fidelity from 28.3% to 36.7% and empathy from 4.89 to 5.05, both reliable after correction, and shortens replies from 80.4 to 57.1 words. It costs 5.3 points of rule adherence, which is not a reliable difference.</w:t>
+        <w:t>The link between the two models is itself a design choice, and the four ways of making it differ mainly in how much reasoning they ask of the generator (Table 5.6). Against the same detector and generator with only the top-1 emotion and a generic prompt, the two-stage design raises emotion fidelity from 28.3% to 36.7% and empathy from 4.89 to 5.05, both reliable after correction, and shortens replies from 80.4 to 57.1 words. It costs 5.3 points of rule adherence, which is not a reliable difference.</w:t>
       </w:r>
     </w:p>
     <w:p>
@@ -5345,7 +4789,7 @@
         <w:spacing w:after="120"/>
       </w:pPr>
       <w:r>
-        <w:t>One limitation is worth stating plainly: this comparison removes three things at once, the top-3 selection, the emotion-specific guidance and the attention cues. Their individual contributions were not separated, so the improvement is credited to the combined design, and separating them is listed as future work (Section 5.6.7).</w:t>
+        <w:t>One limitation is worth stating plainly: this comparison removes three things at once, the top-3 selection, the emotion-specific guidance and the attention cues. Their individual contributions were not separated, so the improvement is credited to the combined design, and separating them is listed as future work (Section 5.6.6).</w:t>
       </w:r>
     </w:p>
     <w:tbl>
@@ -5836,7 +5280,7 @@
           <w:i/>
           <w:sz w:val="20"/>
         </w:rPr>
-        <w:t>Table 5.8: The four ways of passing the detector's output to the generator</w:t>
+        <w:t>Table 5.6: The four ways of passing the detector's output to the generator</w:t>
       </w:r>
     </w:p>
     <w:p>
@@ -5852,7 +5296,13 @@
         <w:spacing w:after="120"/>
       </w:pPr>
       <w:r>
-        <w:t>Showing the generator one or two similar conversations from the training set [25] lowered rule adherence in both versions we built, to 54.3% and 43.7% against 63.7% without retrieval (Table 5.9). The reason is visible in the data: real listener replies satisfy all three rules in only 4.3% of cases, so the retrieved examples teach a style that contradicts the instructions given in the same prompt. Compliance with the one-question rule fell to 76.0% in the first version; filtering the examples and repeating the rule recovered that but cut acknowledgement from 70.3% to 57.0%.</w:t>
+        <w:rPr>
+          <w:b/>
+        </w:rPr>
+        <w:t>How retrieval was used:</w:t>
+      </w:r>
+      <w:r>
+        <w:t xml:space="preserve"> every training conversation was embedded as a message-and-reply pair with all-MiniLM-L6-v2 [26]. At generation time the detector's emotion narrowed the pool to conversations carrying that emotion, the two most similar messages were retrieved by cosine similarity, and their human replies were pasted into the system prompt as worked examples above the same three rules [25]. The second attempt narrowed the pool further to replies asking at most one question, and added an explicit reminder that the reply must contain exactly one question mark.</w:t>
       </w:r>
     </w:p>
     <w:p>
@@ -5860,13 +5310,21 @@
         <w:spacing w:after="120"/>
       </w:pPr>
       <w:r>
+        <w:t>It lowered rule adherence in both versions, to 54.3% and 43.7% against 63.7% without retrieval (Table 5.7). The reason is visible in the data: real listener replies satisfy all three rules in only 4.3% of cases, so the retrieved examples teach a style that contradicts the instructions given in the same prompt. Compliance with the one-question rule fell to 76.0% in the first version; filtering the examples and repeating the rule recovered that but cut acknowledgement from 70.3% to 57.0%.</w:t>
+      </w:r>
+    </w:p>
+    <w:p>
+      <w:pPr>
+        <w:spacing w:after="120"/>
+      </w:pPr>
+      <w:r>
         <w:rPr>
           <w:b/>
         </w:rPr>
         <w:t>What the cost bought was nothing:</w:t>
       </w:r>
       <w:r>
-        <w:t xml:space="preserve"> Table 5.9 reports retrieval on the same measures as every other system, not on the rules alone, because a design that loses rule adherence could still be worth keeping if it gained elsewhere. It did not. Empathy is 4.85 against 4.80 without retrieval and emotion fidelity is 27.7% against 26.0%, differences well inside the confidence intervals of Figure 5.2, while the spread of its empathy scores is the widest of any system (SD 1.46). Retrieval therefore cost 20 points of rule adherence and returned no measurable gain, which is why it was rejected before the AI-judge panel was run; it is the one design in Table 5.1 that the judges never scored, and it is absent from Table A.8 and the composite in Table 5.11 for that reason rather than by selection. Three cells of the first attempt cannot be recovered, because its outputs were overwritten by the second attempt before those measures were computed, and the table says so instead of leaving the cells blank. For this task, examples of how people actually reply work against explicit behavioural rules rather than reinforcing them.</w:t>
+        <w:t xml:space="preserve"> Table 5.7 reports retrieval on the same measures as every other system, not on the rules alone, because a design that loses rule adherence could still be worth keeping if it gained elsewhere. It did not. Empathy is 4.85 against 4.80 without retrieval and emotion fidelity is 27.7% against 26.0%, differences well inside the confidence intervals of Figure 5.2, while the spread of its empathy scores is the widest of any system (SD 1.46). Retrieval therefore cost 20 points of rule adherence and returned no measurable gain, which is why it was rejected before the AI-judge panel was run; it is the one design in Table 5.1 that the judges never scored, and it is absent from Table A.9 and the composite in Table 5.9 for that reason rather than by selection. Three cells of the first attempt cannot be recovered, because its outputs were overwritten by the second attempt before those measures were computed, and the table says so instead of leaving the cells blank. For this task, examples of how people actually reply work against explicit behavioural rules rather than reinforcing them.</w:t>
       </w:r>
     </w:p>
     <w:tbl>
@@ -6334,7 +5792,7 @@
           <w:i/>
           <w:sz w:val="20"/>
         </w:rPr>
-        <w:t>Table 5.9: Retrieval augmentation on every measure, against the same pipeline without it</w:t>
+        <w:t>Table 5.7: Retrieval augmentation on every measure, against the same pipeline without it</w:t>
       </w:r>
     </w:p>
     <w:p>
@@ -6350,7 +5808,7 @@
         <w:spacing w:after="120"/>
       </w:pPr>
       <w:r>
-        <w:t>Performance is not the only criterion a design has to meet. Table 5.10 sets the main alternatives against cost, efficiency, inspectability and maintainability.</w:t>
+        <w:t>Performance is not the only criterion a design has to meet. Table 5.8 sets the main alternatives against cost, efficiency, inspectability and maintainability.</w:t>
       </w:r>
     </w:p>
     <w:tbl>
@@ -7053,7 +6511,7 @@
           <w:i/>
           <w:sz w:val="20"/>
         </w:rPr>
-        <w:t>Table 5.10: The main design alternatives against criteria beyond raw performance</w:t>
+        <w:t>Table 5.8: The main design alternatives against criteria beyond raw performance</w:t>
       </w:r>
     </w:p>
     <w:p>
@@ -7061,7 +6519,7 @@
         <w:spacing w:after="120"/>
       </w:pPr>
       <w:r>
-        <w:t>Because the measures disagree with one another, Table 5.11 combines five of them into one ranking: rule adherence, empathy, emotion fidelity, judge-rated empathy and freedom from boilerplate, each standardised across the systems and averaged with equal weight. Nothing is tuned: the weights are equal, every judged system is included, and the measures are those already in Table 5.1. Figure 5.6 shows the same five for the four strongest systems.</w:t>
+        <w:t>Because the measures disagree with one another, Table 5.9 combines five of them into one ranking: rule adherence, empathy, emotion fidelity, judge-rated empathy and freedom from boilerplate, each standardised across the systems and averaged with equal weight. Nothing is tuned: the weights are equal, every judged system is included, and the measures are those already in Table 5.1.</w:t>
       </w:r>
     </w:p>
     <w:p>
@@ -7078,24 +6536,16 @@
         <w:t>second of eight</w:t>
       </w:r>
       <w:r>
-        <w:t xml:space="preserve">, behind only the 7.6-billion-parameter single model, which needs 1.9 times as many parameters and 62% more GPU memory. It is ahead of the single model built on its own generator (+0.50 against +0.09), of top-1 prompting with that generator (+0.04) and of the same-size single model (+0.06). </w:t>
+        <w:t xml:space="preserve">, behind only the 7.6-billion-parameter single model, and </w:t>
       </w:r>
       <w:r>
         <w:rPr>
           <w:b/>
         </w:rPr>
-        <w:t>Among the systems that fit the 8 GB budget set as requirement N1 in Section 3.1.2, it ranks first.</w:t>
-      </w:r>
-      <w:r>
-        <w:t xml:space="preserve"> The result does not rest on one favourable measure: dropping any single measure leaves it second or third, always behind the larger single model.</w:t>
-      </w:r>
-    </w:p>
-    <w:p>
-      <w:pPr>
-        <w:spacing w:after="120"/>
-      </w:pPr>
-      <w:r>
-        <w:t>A composite depends on what goes into it, so we report it as a summary of the per-measure results and not as evidence in its own right. The per-measure comparisons in Sections 5.4.2 and 5.5.7, with their significance tests, remain the basis for every claim in this thesis.</w:t>
+        <w:t>first among the systems that fit the 8 GB budget set as requirement N1 in Section 3.1.2</w:t>
+      </w:r>
+      <w:r>
+        <w:t>. The result does not rest on one favourable measure: dropping any single measure leaves it second or third, always behind the larger single model. A composite depends on what goes into it, so we report it as a summary and not as evidence in its own right; the per-measure comparisons in Sections 5.4.2 and 5.5.7, with their significance tests, remain the basis for every claim in this thesis.</w:t>
       </w:r>
     </w:p>
     <w:tbl>
@@ -8063,52 +7513,7 @@
           <w:i/>
           <w:sz w:val="20"/>
         </w:rPr>
-        <w:t>Table 5.11: Equal-weight composite of five independent measures across the judged systems</w:t>
-      </w:r>
-    </w:p>
-    <w:p>
-      <w:r>
-        <w:drawing>
-          <wp:inline xmlns:a="http://schemas.openxmlformats.org/drawingml/2006/main" xmlns:pic="http://schemas.openxmlformats.org/drawingml/2006/picture">
-            <wp:extent cx="5486400" cy="4628635"/>
-            <wp:docPr id="6" name="Picture 6"/>
-            <wp:cNvGraphicFramePr>
-              <a:graphicFrameLocks noChangeAspect="1"/>
-            </wp:cNvGraphicFramePr>
-            <a:graphic>
-              <a:graphicData uri="http://schemas.openxmlformats.org/drawingml/2006/picture">
-                <pic:pic>
-                  <pic:nvPicPr>
-                    <pic:cNvPr id="0" name="fig_radar_composite.png"/>
-                    <pic:cNvPicPr/>
-                  </pic:nvPicPr>
-                  <pic:blipFill>
-                    <a:blip r:embed="rId14"/>
-                    <a:stretch>
-                      <a:fillRect/>
-                    </a:stretch>
-                  </pic:blipFill>
-                  <pic:spPr>
-                    <a:xfrm>
-                      <a:off x="0" y="0"/>
-                      <a:ext cx="5486400" cy="4628635"/>
-                    </a:xfrm>
-                    <a:prstGeom prst="rect"/>
-                  </pic:spPr>
-                </pic:pic>
-              </a:graphicData>
-            </a:graphic>
-          </wp:inline>
-        </w:drawing>
-      </w:r>
-    </w:p>
-    <w:p>
-      <w:r>
-        <w:rPr>
-          <w:i/>
-          <w:sz w:val="20"/>
-        </w:rPr>
-        <w:t>Figure 5.6: Five measures at once for the four strongest systems; each axis runs from the weakest to the best of the eight</w:t>
+        <w:t>Table 5.9: Equal-weight composite of five independent measures across the judged systems</w:t>
       </w:r>
     </w:p>
     <w:p>
@@ -8124,7 +7529,7 @@
         <w:spacing w:after="120"/>
       </w:pPr>
       <w:r>
-        <w:t>Evaluating the initial pipeline, a GPT-2 Medium detector with a Qwen2.5-1.5B generator, exposed several weaknesses. Each adjustment below was made in answer to a measured result, and each was re-evaluated on the same 300 conversations before it was kept. Table A.14 is the full log, with the evidence behind every change and its measured effect.</w:t>
+        <w:t>Evaluating the initial pipeline, a GPT-2 Medium detector with a Qwen2.5-1.5B generator, exposed several weaknesses. Each adjustment below was made in answer to a measured result, and each was re-evaluated on the same 300 conversations before it was kept. Table A.17 is the full log, with the evidence behind every change and its measured effect.</w:t>
       </w:r>
     </w:p>
     <w:p>
@@ -8140,7 +7545,7 @@
         <w:spacing w:after="120"/>
       </w:pPr>
       <w:r>
-        <w:t>Measuring the first detector on the input it actually receives revealed a mismatch between training and use: it had been trained on the dataset's situation descriptions, which name the feeling almost explicitly, while the pipeline hands it the user's conversational message. The two texts are identical in only 11.7% of conversations, and accuracy fell from 56.9% to 48.2% across that gap (Table 5.6). The detector was retrained on first messages and, following the encoder comparison in Section 5.2.2, GPT-2 Medium was replaced by RoBERTa-base. The corrected detector reaches 50.3% top-1 and 84.3% top-5 on the real input, so its reported accuracy now describes its actual job and its ranking is good enough for top-3 selection.</w:t>
+        <w:t>Measuring the first detector on the input it actually receives revealed a mismatch between training and use: it had been trained on the dataset's situation descriptions, which name the feeling almost explicitly, while the pipeline hands it the user's conversational message. The detector was retrained on first messages and, following the encoder comparison in Section 5.2.2, GPT-2 Medium was replaced by RoBERTa-base. Its accuracy now describes the job it actually does, and its ranking is good enough for top-3 selection.</w:t>
       </w:r>
     </w:p>
     <w:p>
@@ -8156,13 +7561,60 @@
         <w:spacing w:after="120"/>
       </w:pPr>
       <w:r>
+        <w:t xml:space="preserve">Three changes followed from the comparisons in Section 5.2, each kept only after it was re-measured on the same conversations. </w:t>
+      </w:r>
+      <w:r>
         <w:rPr>
           <w:b/>
         </w:rPr>
-        <w:t>Replacing the generator:</w:t>
-      </w:r>
-      <w:r>
-        <w:t xml:space="preserve"> with the corrected detector held fixed, Phi-4-mini followed the rules more often than Qwen2.5-1.5B (65.3% against 57.7%), so it became d2, loaded in 4-bit form to fit beside the detector.</w:t>
+        <w:t>The generator was replaced:</w:t>
+      </w:r>
+      <w:r>
+        <w:t xml:space="preserve"> with the corrected detector held fixed, Phi-4-mini followed the rules more often than Qwen2.5-1.5B, so it became d2 in 4-bit form. </w:t>
+      </w:r>
+      <w:r>
+        <w:rPr>
+          <w:b/>
+        </w:rPr>
+        <w:t>The emotion decision was given its own call:</w:t>
+      </w:r>
+      <w:r>
+        <w:t xml:space="preserve"> the detector's top label is wrong in about half of conversations while the correct one is among its top three in 76.5%, and an earlier variant that chose and replied in a single call had damaged rule-following. </w:t>
+      </w:r>
+      <w:r>
+        <w:rPr>
+          <w:b/>
+        </w:rPr>
+        <w:t>Guidance was written for each of the 32 emotions:</w:t>
+      </w:r>
+      <w:r>
+        <w:t xml:space="preserve"> a generic "the user is feeling X" says nothing about how a reply to </w:t>
+      </w:r>
+      <w:r>
+        <w:rPr>
+          <w:i/>
+        </w:rPr>
+        <w:t>lonely</w:t>
+      </w:r>
+      <w:r>
+        <w:t xml:space="preserve"> should differ from a reply to </w:t>
+      </w:r>
+      <w:r>
+        <w:rPr>
+          <w:i/>
+        </w:rPr>
+        <w:t>proud</w:t>
+      </w:r>
+      <w:r>
+        <w:t>. Together, and with detector and generator fixed, these raised emotion fidelity from 28.3% to 36.7% and empathy from 4.89 to 5.05, both reliable after correction, while the 5.3-point drop in rule adherence was not; replies also fell from 80.4 to 57.1 words, all within the limit.</w:t>
+      </w:r>
+    </w:p>
+    <w:p>
+      <w:pPr>
+        <w:pStyle w:val="Heading2"/>
+      </w:pPr>
+      <w:r>
+        <w:t>5.3.3 Making the Attention Mechanism Real</w:t>
       </w:r>
     </w:p>
     <w:p>
@@ -8170,13 +7622,15 @@
         <w:spacing w:after="120"/>
       </w:pPr>
       <w:r>
-        <w:rPr>
-          <w:b/>
-        </w:rPr>
-        <w:t>Splitting the emotion decision into its own call:</w:t>
-      </w:r>
-      <w:r>
-        <w:t xml:space="preserve"> the detector's top label is wrong in about half of conversations, but the correct one is among its top three in 76.5%. An earlier variant that asked the generator to choose the emotion and write the reply in a single call had damaged rule-following, so the choice was given a short, greedy call of its own, leaving the generation prompt to describe exactly one feeling.</w:t>
+        <w:t>The original design specified an attention mechanism but never implemented one. When extraction of the detector's attention weights was added, a verification check found that the library's default attention implementation returns no weights at all and raises no error, which would have left the feature silently inactive while appearing to work. The adjustment selects an implementation that returns weights, stops execution if they are missing, merges sub-word fragments back into whole words, and passes only the highest-scoring 40% of words to the generator so that the cues do not simply repeat the message.</w:t>
+      </w:r>
+    </w:p>
+    <w:p>
+      <w:pPr>
+        <w:pStyle w:val="Heading2"/>
+      </w:pPr>
+      <w:r>
+        <w:t>5.3.4 From Single Replies to a Conversation</w:t>
       </w:r>
     </w:p>
     <w:p>
@@ -8184,39 +7638,13 @@
         <w:spacing w:after="120"/>
       </w:pPr>
       <w:r>
+        <w:t xml:space="preserve">The evaluation assumes one message and one reply. Turning the design into the agent specified in Section 4.2.7 raised one question that had to be measured rather than assumed: </w:t>
+      </w:r>
+      <w:r>
         <w:rPr>
           <w:b/>
         </w:rPr>
-        <w:t>Writing guidance for each emotion:</w:t>
-      </w:r>
-      <w:r>
-        <w:t xml:space="preserve"> a generic instruction such as "the user is feeling X" tells the generator nothing about how a reply to </w:t>
-      </w:r>
-      <w:r>
-        <w:rPr>
-          <w:i/>
-        </w:rPr>
-        <w:t>lonely</w:t>
-      </w:r>
-      <w:r>
-        <w:t xml:space="preserve"> should differ from a reply to </w:t>
-      </w:r>
-      <w:r>
-        <w:rPr>
-          <w:i/>
-        </w:rPr>
-        <w:t>proud</w:t>
-      </w:r>
-      <w:r>
-        <w:t>, so we wrote guidance on what to focus on and what to avoid for all 32 emotions. Together with the two-stage selection and the attention cues, and with the detector and generator held fixed, these changes raised emotion fidelity from 28.3% to 36.7% and empathy from 4.89 to 5.05, both reliable after correction, while the drop in rule adherence (-5.3 points) was not. Replies also became shorter, 57.1 against 80.4 words, and every one stayed within the length limit.</w:t>
-      </w:r>
-    </w:p>
-    <w:p>
-      <w:pPr>
-        <w:pStyle w:val="Heading2"/>
-      </w:pPr>
-      <w:r>
-        <w:t>5.3.3 Making the Attention Mechanism Real</w:t>
+        <w:t>how much of the conversation should the detector read?</w:t>
       </w:r>
     </w:p>
     <w:p>
@@ -8224,15 +7652,22 @@
         <w:spacing w:after="120"/>
       </w:pPr>
       <w:r>
-        <w:t>The original design specified an attention mechanism but never implemented one. When extraction of the detector's attention weights was added, a verification check found that the library's default attention implementation returns no weights at all and raises no error, which would have left the feature silently inactive while appearing to work. The adjustment selects an implementation that returns weights, stops execution if they are missing, merges sub-word fragments back into whole words, and passes only the highest-scoring 40% of words to the generator so that the cues do not simply repeat the message.</w:t>
-      </w:r>
-    </w:p>
-    <w:p>
-      <w:pPr>
-        <w:pStyle w:val="Heading2"/>
-      </w:pPr>
-      <w:r>
-        <w:t>5.3.4 From Single Replies to a Conversation</w:t>
+        <w:rPr>
+          <w:b/>
+        </w:rPr>
+        <w:t>Why the dataset cannot answer it:</w:t>
+      </w:r>
+      <w:r>
+        <w:t xml:space="preserve"> EmpatheticDialogues conversations have a median of 2 turns and a maximum of 4, and the gold emotion never changes inside a conversation: in all 2,542 test conversations, not one. There is therefore no multi-turn emotion shift in the data to tune a window against or to test for significance. We instead wrote conversations that contain the shifts a real support conversation produces, above all the "I'm fine, actually I'm not" pattern in which the latest message alone says the opposite of what the person means, and recorded what the detector predicts at each window size. The column saying what a listener would hear is our own judgement, not an annotation, so this is </w:t>
+      </w:r>
+      <w:r>
+        <w:rPr>
+          <w:b/>
+        </w:rPr>
+        <w:t>illustrative evidence for a design choice and not a statistical result</w:t>
+      </w:r>
+      <w:r>
+        <w:t>, and it is reported as such.</w:t>
       </w:r>
     </w:p>
     <w:p>
@@ -8240,13 +7675,40 @@
         <w:spacing w:after="120"/>
       </w:pPr>
       <w:r>
-        <w:t xml:space="preserve">The evaluation assumes one message and one reply. Turning the design into the agent specified in Section 4.2.7 raised one question that had to be measured rather than assumed: </w:t>
-      </w:r>
-      <w:r>
         <w:rPr>
           <w:b/>
         </w:rPr>
-        <w:t>how much of the conversation should the detector read?</w:t>
+        <w:t>Reading only the latest message loses the thread:</w:t>
+      </w:r>
+      <w:r>
+        <w:t xml:space="preserve"> Across ten short conversations with a deliberate shift (Table A.18), moving from one turn to four moved the prediction to what a listener would hear in five of them, left it unchanged in three, and in two exchanged one neighbour of the intended emotion for another. In none of the ten did a correct single-message reading become wrong. The clearest case is the one that started this test: "I am okay. Well, not properly." on its own is read as </w:t>
+      </w:r>
+      <w:r>
+        <w:rPr>
+          <w:i/>
+        </w:rPr>
+        <w:t>content</w:t>
+      </w:r>
+      <w:r>
+        <w:t xml:space="preserve"> with 72% confidence; with the previous turn, "Someone yelled at me today very badly", it is read as </w:t>
+      </w:r>
+      <w:r>
+        <w:rPr>
+          <w:i/>
+        </w:rPr>
+        <w:t>angry</w:t>
+      </w:r>
+      <w:r>
+        <w:t xml:space="preserve">. The control conversation, where the feeling never changes, behaves as it should: </w:t>
+      </w:r>
+      <w:r>
+        <w:rPr>
+          <w:i/>
+        </w:rPr>
+        <w:t>anxious</w:t>
+      </w:r>
+      <w:r>
+        <w:t xml:space="preserve"> at both two and four turns.</w:t>
       </w:r>
     </w:p>
     <w:p>
@@ -8257,74 +7719,10 @@
         <w:rPr>
           <w:b/>
         </w:rPr>
-        <w:t>Why the dataset cannot answer it:</w:t>
-      </w:r>
-      <w:r>
-        <w:t xml:space="preserve"> EmpatheticDialogues conversations have a median of 2 turns and a maximum of 4, and the gold emotion never changes inside a conversation: in all 2,542 test conversations, not one. There is therefore no multi-turn emotion shift in the data to tune a window against or to test for significance. We instead wrote conversations that contain the shifts a real support conversation produces, above all the "I'm fine, actually I'm not" pattern in which the latest message alone says the opposite of what the person means, and recorded what the detector predicts at each window size. The column saying what a listener would hear is our own judgement, not an annotation, so this is </w:t>
-      </w:r>
-      <w:r>
-        <w:rPr>
-          <w:b/>
-        </w:rPr>
-        <w:t>illustrative evidence for a design choice and not a statistical result</w:t>
-      </w:r>
-      <w:r>
-        <w:t>, and it is reported as such.</w:t>
-      </w:r>
-    </w:p>
-    <w:p>
-      <w:pPr>
-        <w:spacing w:after="120"/>
-      </w:pPr>
-      <w:r>
-        <w:rPr>
-          <w:b/>
-        </w:rPr>
-        <w:t>Reading only the latest message loses the thread:</w:t>
-      </w:r>
-      <w:r>
-        <w:t xml:space="preserve"> Across ten short conversations with a deliberate shift (Table A.15), moving from one turn to four moved the prediction to what a listener would hear in five of them, left it unchanged in three, and in two exchanged one neighbour of the intended emotion for another. In none of the ten did a correct single-message reading become wrong. The clearest case is the one that started this test: "I am okay. Well, not properly." on its own is read as </w:t>
-      </w:r>
-      <w:r>
-        <w:rPr>
-          <w:i/>
-        </w:rPr>
-        <w:t>content</w:t>
-      </w:r>
-      <w:r>
-        <w:t xml:space="preserve"> with 72% confidence; with the previous turn, "Someone yelled at me today very badly", it is read as </w:t>
-      </w:r>
-      <w:r>
-        <w:rPr>
-          <w:i/>
-        </w:rPr>
-        <w:t>angry</w:t>
-      </w:r>
-      <w:r>
-        <w:t xml:space="preserve">. The control conversation, where the feeling never changes, behaves as it should: </w:t>
-      </w:r>
-      <w:r>
-        <w:rPr>
-          <w:i/>
-        </w:rPr>
-        <w:t>anxious</w:t>
-      </w:r>
-      <w:r>
-        <w:t xml:space="preserve"> at both two and four turns.</w:t>
-      </w:r>
-    </w:p>
-    <w:p>
-      <w:pPr>
-        <w:spacing w:after="120"/>
-      </w:pPr>
-      <w:r>
-        <w:rPr>
-          <w:b/>
-        </w:rPr>
         <w:t>But a window can also be too wide:</w:t>
       </w:r>
       <w:r>
-        <w:t xml:space="preserve"> Table 5.12 widens the window on four long conversations of six to eight turns. Four turns is the widest setting that degrades none of them. At six turns two of the four move away from the listener's reading, and one does so confidently: the break-up conversation, correct at four turns (</w:t>
+        <w:t xml:space="preserve"> Table 5.10 widens the window on four long conversations of six to eight turns. Four turns is the widest setting that degrades none of them. At six turns two of the four move away from the listener's reading, and one does so confidently: the break-up conversation, correct at four turns (</w:t>
       </w:r>
       <w:r>
         <w:rPr>
@@ -9087,7 +8485,7 @@
           <w:i/>
           <w:sz w:val="20"/>
         </w:rPr>
-        <w:t>Table 5.12: The same test on four long conversations, where a window can become too wide</w:t>
+        <w:t>Table 5.10: The same test on four long conversations, where a window can become too wide</w:t>
       </w:r>
     </w:p>
     <w:p>
@@ -9285,7 +8683,7 @@
         <w:spacing w:after="120"/>
       </w:pPr>
       <w:r>
-        <w:t>Figure 5.7 shows every comparison at once: the difference between the final system and each baseline on the three headline measures, with its confidence interval, coloured by whether it survives correction. Table A.16 gives the same comparisons with exact p-values. Three patterns run through it.</w:t>
+        <w:t>Figure 5.7 shows every comparison at once: the difference between the final system and each baseline on the three headline measures, with its confidence interval, coloured by whether it survives correction. Table A.19 gives the same comparisons with exact p-values. Three patterns run through it.</w:t>
       </w:r>
     </w:p>
     <w:p>
@@ -9299,16 +8697,16 @@
         <w:t>Empathy and emotion fidelity improve reliably over every comparable design.</w:t>
       </w:r>
       <w:r>
-        <w:t xml:space="preserve"> The empathy score is higher than the same-size single model by 0.21 points (95% CI [+0.08, +0.35], adjusted p = 0.012), the initial pipeline by 0.25 (p = 0.003), top-1 prompting on the same generator by 0.16 (p = 0.008) and </w:t>
+        <w:t xml:space="preserve"> The empathy score is higher than every baseline except the largest single model, by 0.16 to 0.25 points, and </w:t>
       </w:r>
       <w:r>
         <w:rPr>
           <w:b/>
         </w:rPr>
-        <w:t>that same generator used alone by 0.30</w:t>
-      </w:r>
-      <w:r>
-        <w:t xml:space="preserve"> ([+0.19, +0.41], p &lt; 0.001). Emotion fidelity is higher than every baseline except the largest single model, by 8.3 to 18.3 points, all adjusted p &lt; 0.013. Because the single-model baseline built on our own generator does no better than the 1.5-billion-parameter one on these two measures, the gains belong to the design and not to generator size (Section 5.5.7).</w:t>
+        <w:t>by 0.30 over the same generator used alone</w:t>
+      </w:r>
+      <w:r>
+        <w:t xml:space="preserve"> (95% CI [+0.19, +0.41], adjusted p &lt; 0.001). Emotion fidelity is likewise higher than every baseline except the largest single model, by 8.3 to 18.3 points, all adjusted p &lt; 0.013. Because the single-model baseline built on our own generator does no better than the 1.5-billion-parameter one on these two measures, the gains belong to the design and not to generator size (Section 5.5.7).</w:t>
       </w:r>
     </w:p>
     <w:p>
@@ -9322,7 +8720,7 @@
         <w:t>Rule adherence does not beat the same-size single model once corrected:</w:t>
       </w:r>
       <w:r>
-        <w:t xml:space="preserve"> The gap is 8.7 points (60.0% against 51.3%); its raw p-value of 0.032 becomes 0.095 after Holm correction, so we do not claim it. The final system is reliably better than zero-shot prompting (+41.0), the fine-tuned model (+37.7) and the retrieval pipeline (+16.3), no different from the initial pipeline or top-1 Phi-4-mini prompting, and reliably </w:t>
+        <w:t xml:space="preserve"> the gap of 8.7 points has a raw p-value of 0.032 that becomes 0.095 after Holm correction, so we do not claim it. The final system is reliably better than zero-shot prompting, the fine-tuned model and the retrieval pipeline, no different from the initial pipeline or top-1 Phi-4-mini prompting, and reliably </w:t>
       </w:r>
       <w:r>
         <w:rPr>
@@ -9420,7 +8818,7 @@
         <w:t>Replies built on a wrong label are no worse:</w:t>
       </w:r>
       <w:r>
-        <w:t xml:space="preserve"> Splitting each pipeline's replies by whether the detector matched the gold label shows no reliable loss of rule adherence in any pipeline: 61.2% against 66.0% for the initial pipeline (p = 0.40), and no reliable difference for the final system (p = 0.096). Empathy is unaffected as well (4.83 against 4.78, p = 0.72). Table A.17 has the full breakdown.</w:t>
+        <w:t xml:space="preserve"> Splitting each pipeline's replies by whether the detector matched the gold label shows no reliable loss of rule adherence in any pipeline: 61.2% against 66.0% for the initial pipeline (p = 0.40), and no reliable difference for the final system (p = 0.096). Empathy is unaffected as well (4.83 against 4.78, p = 0.72). Table A.20 has the full breakdown.</w:t>
       </w:r>
     </w:p>
     <w:p>
@@ -9434,7 +8832,7 @@
         <w:t>Swapping in a better detector changes nothing downstream:</w:t>
       </w:r>
       <w:r>
-        <w:t xml:space="preserve"> With the generator fixed as Qwen2.5-1.5B, replacing GPT-2 with the more accurate RoBERTa detector moves neither emotion fidelity (p = 0.91) nor rule adherence (p = 0.09), although the two differ sharply as classifiers (Table A.18).</w:t>
+        <w:t xml:space="preserve"> With the generator fixed as Qwen2.5-1.5B, replacing GPT-2 with the more accurate RoBERTa detector moves neither emotion fidelity (p = 0.91) nor rule adherence (p = 0.09), although the two differ sharply as classifiers (Table A.21).</w:t>
       </w:r>
     </w:p>
     <w:p>
@@ -9448,7 +8846,7 @@
         <w:t>Doubling the detector changes nothing either:</w:t>
       </w:r>
       <w:r>
-        <w:t xml:space="preserve"> Substituting RoBERTa-large into the complete final system and regenerating all 300 replies made the detector 3.0 points more accurate on those conversations (53.3% against 50.3%) while leaving rule adherence (p = 0.60), empathy (p = 0.85), emotion fidelity (p = 0.85) and the one-question rule (p = 0.60) unchanged (Table A.19).</w:t>
+        <w:t xml:space="preserve"> Substituting RoBERTa-large into the complete final system and regenerating all 300 replies made the detector 3.0 points more accurate on those conversations (53.3% against 50.3%) while leaving rule adherence (p = 0.60), empathy (p = 0.85), emotion fidelity (p = 0.85) and the one-question rule (p = 0.60) unchanged (Table A.22).</w:t>
       </w:r>
     </w:p>
     <w:p>
@@ -9489,7 +8887,7 @@
         <w:spacing w:after="120"/>
       </w:pPr>
       <w:r>
-        <w:t xml:space="preserve">Longer replies score higher on the empathy classifier in every system, with Spearman correlations from 0.14 to 0.54, all p &lt; 0.02 (Table A.20). A verbose system can therefore look empathetic without being so, which is the same bias reported for LLM judges [18]. This affects two comparisons in opposite directions. It explains Gemma-3-4B's high score entirely (Section 5.2.3). And it </w:t>
+        <w:t xml:space="preserve">Longer replies score higher on the empathy classifier in every system, with Spearman correlations from 0.14 to 0.54, all p &lt; 0.02 (Table A.23). A verbose system can therefore look empathetic without being so, which is the same bias reported for LLM judges [18]. This affects two comparisons in opposite directions. It explains Gemma-3-4B's high score entirely (Section 5.2.3). And it </w:t>
       </w:r>
       <w:r>
         <w:rPr>
@@ -9514,7 +8912,7 @@
         <w:spacing w:after="120"/>
       </w:pPr>
       <w:r>
-        <w:t xml:space="preserve">Several conclusions lean on the empathy classifier, so we tested it against the judges on the 512 replies both scored (Table A.21). </w:t>
+        <w:t xml:space="preserve">Several conclusions lean on the empathy classifier, so we tested it against the judges on the 512 replies both scored (Table A.24). </w:t>
       </w:r>
       <w:r>
         <w:rPr>
@@ -9549,7 +8947,7 @@
         <w:spacing w:after="120"/>
       </w:pPr>
       <w:r>
-        <w:t>This is the evidence behind the rule we follow throughout: the classifier compares system averages over 300 replies, never single replies, and always beside a second measure. Its provenance supports that use, a peer-reviewed ACL 2024 shared-task model trained on human empathy ratings and correlating with them at r = 0.544.</w:t>
+        <w:t>This is the evidence behind the rule we follow throughout: the classifier compares system averages over 300 replies, never single replies, and always beside a second measure.</w:t>
       </w:r>
     </w:p>
     <w:p>
@@ -9574,7 +8972,7 @@
         <w:t>The judges do not separate the three systems built on the same generator at all</w:t>
       </w:r>
       <w:r>
-        <w:t>: top-1 prompting (overall +0.04, p = 0.71) and that generator used alone (overall -0.10, p = 0.16). Table A.22 lists every comparison.</w:t>
+        <w:t>: top-1 prompting (overall +0.04, p = 0.71) and that generator used alone (overall -0.10, p = 0.16). Table A.25 lists every comparison.</w:t>
       </w:r>
     </w:p>
     <w:p>
@@ -9582,7 +8980,7 @@
         <w:spacing w:after="120"/>
       </w:pPr>
       <w:r>
-        <w:t>The panel itself holds up well (Table 5.13). Across the 512 replies the two judges correlate at rho = 0.69 for empathy and 0.68 overall, and they rank the eight systems identically except for the final system and top-1 Phi-4-mini, whose panel scores differ by 0.03 and which swap places. Both judges scored all 512 replies, so every system was rated by the same two judges. Drawing the judges from different model families is what the literature recommends to limit a single model's bias [19], and the agreement we observe is consistent with that.</w:t>
+        <w:t>The panel itself holds up well (Table 5.11). Across the 512 replies the two judges correlate at rho = 0.69 for empathy and 0.68 overall, and they rank the eight systems identically except for the final system and top-1 Phi-4-mini, whose panel scores differ by 0.03 and which swap places. Both judges scored all 512 replies, so every system was rated by the same two judges. Drawing the judges from different model families is what the literature recommends to limit a single model's bias [19], and the agreement we observe is consistent with that.</w:t>
       </w:r>
     </w:p>
     <w:tbl>
@@ -9861,7 +9259,7 @@
           <w:i/>
           <w:sz w:val="20"/>
         </w:rPr>
-        <w:t>Table 5.13: Agreement between the two AI judges</w:t>
+        <w:t>Table 5.11: Agreement between the two AI judges</w:t>
       </w:r>
     </w:p>
     <w:p>
@@ -9929,7 +9327,7 @@
         <w:spacing w:after="120"/>
       </w:pPr>
       <w:r>
-        <w:t xml:space="preserve">Table 5.14 places our detector among published results on the same 32 emotions. Two things have to be held in mind when reading it: </w:t>
+        <w:t xml:space="preserve">Table 5.12 places our detector among published results on the same 32 emotions. Two things have to be held in mind when reading it: </w:t>
       </w:r>
       <w:r>
         <w:rPr>
@@ -9955,7 +9353,7 @@
         <w:spacing w:after="120"/>
       </w:pPr>
       <w:r>
-        <w:t xml:space="preserve">Our detector's 50.3% exceeds every joint recognition-and-generation model listed, which reach 30.6-41.2% [7], [8], [11], [12], and the personality-aware models at 45.4-48.3% [29]. It is on par with RoBERTa-GPT2 at 51.5% [48]. Two differences explain the gap, and neither is an architectural insight of ours: our detector starts from RoBERTa, pre-trained on about 160 GB of text, while the joint models initialise from GloVe vectors and train on EmpatheticDialogues alone, and RoBERTa-GPT2, the one joint model built on pre-trained components, is also the one that matches us; and our detector is trained for classification only, while the joint models share their capacity with generation. The fair summary is that </w:t>
+        <w:t xml:space="preserve">Our detector's 50.3% exceeds every joint recognition-and-generation model listed, at 30.6-41.2% [7], [8], [11], [12], and the personality-aware models at 45.4-48.3% [29]; it is on par with RoBERTa-GPT2 at 51.5% [48]. Neither difference that explains this is an insight of ours. Our detector starts from RoBERTa, pre-trained on about 160 GB of text, while the joint models initialise from GloVe vectors and train on EmpatheticDialogues alone, and RoBERTa-GPT2, the one joint model built on pre-trained components, is also the one that matches us; and our detector is trained for classification only, while the joint models share capacity with generation. The fair summary is that </w:t>
       </w:r>
       <w:r>
         <w:rPr>
@@ -11164,7 +10562,7 @@
           <w:i/>
           <w:sz w:val="20"/>
         </w:rPr>
-        <w:t>Table 5.14: Emotion recognition on EmpatheticDialogues in published work and in this thesis</w:t>
+        <w:t>Table 5.12: Emotion recognition on EmpatheticDialogues in published work and in this thesis</w:t>
       </w:r>
     </w:p>
     <w:p>
@@ -11189,7 +10587,7 @@
         <w:t>cannot</w:t>
       </w:r>
       <w:r>
-        <w:t xml:space="preserve"> be compared with ours, and saying so is more useful than forcing a comparison. Distinct-n is reported over a full test set while ours covers 300 replies, and the measure falls as the sample grows: on our own output it drops from 32.3% at 50 replies to 15.6% at 300. Published BERTScore values compare a reply with a reference answer after a multi-turn context, while our systems answer a first message. We therefore do not rank our system against published automatic scores, and instead report measures that published work does not: explicit rule adherence, an independent empathy classifier, emotion fidelity and paired significance tests.</w:t>
+        <w:t xml:space="preserve"> be compared with ours, and saying so is more useful than forcing a comparison. Distinct-n is reported over a full test set while ours covers 300 replies, and the measure falls as the sample grows: on our own output it drops from 32.3% at 50 replies to 15.6% at 300. Published BERTScore values compare a reply with a reference answer after a multi-turn context, while our systems answer a first message. We therefore report measures that published work does not: rule adherence, an independent empathy classifier, emotion fidelity and paired significance tests.</w:t>
       </w:r>
     </w:p>
     <w:p>
@@ -11197,7 +10595,7 @@
         <w:spacing w:after="120"/>
       </w:pPr>
       <w:r>
-        <w:t xml:space="preserve">Human evaluation allows a comparison of direction, if not of size. People in published studies strongly prefer LLM replies to those of purpose-built empathetic models, rating ChatGPT at 4.64 out of 5 against 3.08 for CEM [13], and tool-augmented fine-tuned models win 61-72% of head-to-head empathy comparisons [28] (Table 5.15). </w:t>
+        <w:t xml:space="preserve">Human evaluation allows a comparison of direction, if not of size. People in published studies strongly prefer LLM replies to those of purpose-built empathetic models, rating ChatGPT at 4.64 out of 5 against 3.08 for CEM [13], and tool-augmented fine-tuned models win 61-72% of head-to-head empathy comparisons [28] (Table 5.13). </w:t>
       </w:r>
       <w:r>
         <w:rPr>
@@ -11662,7 +11060,7 @@
           <w:i/>
           <w:sz w:val="20"/>
         </w:rPr>
-        <w:t>Table 5.15: Human evaluation of empathy in published work and in this thesis</w:t>
+        <w:t>Table 5.13: Human evaluation of empathy in published work and in this thesis</w:t>
       </w:r>
     </w:p>
     <w:p>
@@ -11678,7 +11076,42 @@
         <w:spacing w:after="120"/>
       </w:pPr>
       <w:r>
-        <w:t>Across three independent tests, gains of two to three points in detection accuracy never reached the user (Section 5.4.3): replies built on a wrong label are as good as replies built on a right one, swapping GPT-2 for RoBERTa changed nothing with the generator fixed, and RoBERTa-large changed nothing inside the final system.</w:t>
+        <w:t xml:space="preserve">Across the three tests of Section 5.4.3, gains of two to three points in detection accuracy never reached the user. The reason lies in Figure 5.1: because almost all errors fall on neighbouring emotions, a reply written for </w:t>
+      </w:r>
+      <w:r>
+        <w:rPr>
+          <w:i/>
+        </w:rPr>
+        <w:t>terrified</w:t>
+      </w:r>
+      <w:r>
+        <w:t xml:space="preserve"> when the person was </w:t>
+      </w:r>
+      <w:r>
+        <w:rPr>
+          <w:i/>
+        </w:rPr>
+        <w:t>afraid</w:t>
+      </w:r>
+      <w:r>
+        <w:t xml:space="preserve"> is still a reply to fear, and the same closeness is what makes the top-3 candidate set worth passing on, since the correct label sits within it in 76.5% of cases against 50.3% for the single most probable. </w:t>
+      </w:r>
+      <w:r>
+        <w:rPr>
+          <w:b/>
+        </w:rPr>
+        <w:t>What is done with the emotion matters more than how accurately it is found</w:t>
+      </w:r>
+      <w:r>
+        <w:t>: with detector and generator unchanged, per-emotion two-stage prompting raised emotion fidelity by 8.3 points, more than any detector upgrade we tested achieved.</w:t>
+      </w:r>
+    </w:p>
+    <w:p>
+      <w:pPr>
+        <w:pStyle w:val="Heading2"/>
+      </w:pPr>
+      <w:r>
+        <w:t>5.5.4 Generator Capacity and How Much Instruction It Can Take</w:t>
       </w:r>
     </w:p>
     <w:p>
@@ -11686,34 +11119,25 @@
         <w:spacing w:after="120"/>
       </w:pPr>
       <w:r>
-        <w:t xml:space="preserve">The reason lies in Figure 5.1. Because almost all errors fall on neighbouring emotions, a reply written for </w:t>
+        <w:t xml:space="preserve">Richer prompts help only a generator with the capacity to follow them. The same additions that leave Phi-4-mini's rule adherence unchanged while raising its empathy and emotion fidelity </w:t>
       </w:r>
       <w:r>
         <w:rPr>
           <w:i/>
         </w:rPr>
-        <w:t>terrified</w:t>
-      </w:r>
-      <w:r>
-        <w:t xml:space="preserve"> when the person was </w:t>
-      </w:r>
-      <w:r>
-        <w:rPr>
-          <w:i/>
-        </w:rPr>
-        <w:t>afraid</w:t>
-      </w:r>
-      <w:r>
-        <w:t xml:space="preserve"> is still a reply to fear. The same closeness is what makes the top-3 candidate set worth passing on: the correct label sits within the three most probable in 76.5% of cases against 50.3% for the single most probable. </w:t>
+        <w:t>lower</w:t>
+      </w:r>
+      <w:r>
+        <w:t xml:space="preserve"> Qwen2.5-1.5B's adherence from 57.7% to 36.7% (Section 5.2.4), the earlier candidate-pick variant showed the same pattern on the smaller model, and adherence under a plain single-model prompt climbs from 51.3% at 1.5 billion parameters to 82.3% at 7.6 billion. The rule this suggests is that </w:t>
       </w:r>
       <w:r>
         <w:rPr>
           <w:b/>
         </w:rPr>
-        <w:t>What is done with the emotion matters more than how accurately it is found</w:t>
-      </w:r>
-      <w:r>
-        <w:t>: with detector and generator unchanged, emotion-specific two-stage prompting raised emotion fidelity by 8.3 points, which is more than any detector upgrade we tested achieved.</w:t>
+        <w:t>instruction complexity should be matched to generator capacity</w:t>
+      </w:r>
+      <w:r>
+        <w:t>, and that below a few billion parameters the simpler prompt is the safer choice.</w:t>
       </w:r>
     </w:p>
     <w:p>
@@ -11721,7 +11145,7 @@
         <w:pStyle w:val="Heading2"/>
       </w:pPr>
       <w:r>
-        <w:t>5.5.4 Generator Capacity and How Much Instruction It Can Take</w:t>
+        <w:t>5.5.5 Cost: Parameters, Memory and Time</w:t>
       </w:r>
     </w:p>
     <w:p>
@@ -11729,25 +11153,50 @@
         <w:spacing w:after="120"/>
       </w:pPr>
       <w:r>
-        <w:t xml:space="preserve">Richer prompts help only a generator with the capacity to follow them. With Qwen2.5-1.5B, adding the stage-1 selection, per-emotion guidance and cue words </w:t>
-      </w:r>
-      <w:r>
-        <w:rPr>
-          <w:i/>
-        </w:rPr>
-        <w:t>lowers</w:t>
-      </w:r>
-      <w:r>
-        <w:t xml:space="preserve"> rule adherence from 57.7% to 36.7% and acknowledgement from 67.7% to 47.0%. The same additions on Phi-4-mini leave rule adherence statistically unchanged while raising empathy and emotion fidelity. The earlier candidate-pick variant showed the same pattern on the smaller model, and rule adherence under a plain single-model prompt climbs from 51.3% at 1.5 billion parameters to 82.3% at 7.6 billion. The practical rule this suggests is that </w:t>
+        <w:t>Parameters alone do not decide what a system costs to run, because the final system loads two models and calls the generator twice per reply. We therefore measured peak GPU memory and response time for the final system and both single models on the same 50 conversations, on the RTX 4060 used throughout. Tables 5.30 to 5.33 give the measurements, and Table 5.14 sets them beside the other systems.</w:t>
+      </w:r>
+    </w:p>
+    <w:p>
+      <w:pPr>
+        <w:spacing w:after="120"/>
+      </w:pPr>
+      <w:r>
+        <w:t xml:space="preserve">At 52.0% of the Qwen2.5-7B single model's parameters, the final system reaches </w:t>
       </w:r>
       <w:r>
         <w:rPr>
           <w:b/>
         </w:rPr>
-        <w:t>instruction complexity should be matched to generator capacity</w:t>
-      </w:r>
-      <w:r>
-        <w:t>, and that below a few billion parameters the simpler prompt is the safer choice.</w:t>
+        <w:t>97.5% of its overall judge score</w:t>
+      </w:r>
+      <w:r>
+        <w:t xml:space="preserve"> and 96.2% of its judge-rated empathy, keeps 87.7% of its empathy-classifier score and 72.9% of its rule adherence, and exceeds it on emotion fidelity. It does this with </w:t>
+      </w:r>
+      <w:r>
+        <w:rPr>
+          <w:b/>
+        </w:rPr>
+        <w:t>38% less peak GPU memory</w:t>
+      </w:r>
+      <w:r>
+        <w:t xml:space="preserve"> and </w:t>
+      </w:r>
+      <w:r>
+        <w:rPr>
+          <w:b/>
+        </w:rPr>
+        <w:t>no reliable difference in response time</w:t>
+      </w:r>
+      <w:r>
+        <w:t xml:space="preserve"> (CI [-0.03, +0.56] s, p = 0.10); per generated token the two are practically identical (65.7 ms against 65.4 ms, p = 0.91). The extra steps of the decoupled design are cheap: detection and cue extraction take 0.016 s and the stage-1 call 0.29 s, together about 7% of the time per reply.</w:t>
+      </w:r>
+    </w:p>
+    <w:p>
+      <w:pPr>
+        <w:spacing w:after="120"/>
+      </w:pPr>
+      <w:r>
+        <w:t>Two qualifications keep this honest. The Qwen2.5-1.5B single model is lighter (2.90 GB) and 2.6 times faster, so the final system is efficient relative to the large model whose quality it approaches, not relative to the smallest baseline, whose replies are reliably less empathetic. And the measurements come from one GPU and 50 messages, so they are indicative rather than general.</w:t>
       </w:r>
     </w:p>
     <w:p>
@@ -11755,7 +11204,7 @@
         <w:pStyle w:val="Heading2"/>
       </w:pPr>
       <w:r>
-        <w:t>5.5.5 Cost: Parameters, Memory and Time</w:t>
+        <w:t>5.5.6 Do the Response Rules Measure Something That Matters?</w:t>
       </w:r>
     </w:p>
     <w:p>
@@ -11763,7 +11212,16 @@
         <w:spacing w:after="120"/>
       </w:pPr>
       <w:r>
-        <w:t>Parameters alone do not decide what a system costs to run, because the final system loads two models and calls the generator twice per reply. We therefore measured peak GPU memory and response time for the final system and both single models on the same 50 conversations, on the RTX 4060 used throughout. Figure 5.8 puts rated quality, size and memory in one picture, and Tables 5.30 to 5.33 give the underlying figures.</w:t>
+        <w:t xml:space="preserve">Rule adherence is one of our headline measures, so the rules themselves need justification: following our rules is only a virtue if the rules describe something worth doing. Table A.30 gives the origin of each rule and its measured effect, computed </w:t>
+      </w:r>
+      <w:r>
+        <w:rPr>
+          <w:b/>
+        </w:rPr>
+        <w:t>within</w:t>
+      </w:r>
+      <w:r>
+        <w:t xml:space="preserve"> each system by removing that system's own mean, so the effects cannot come from differences between systems.</w:t>
       </w:r>
     </w:p>
     <w:p>
@@ -11771,34 +11229,22 @@
         <w:spacing w:after="120"/>
       </w:pPr>
       <w:r>
-        <w:t xml:space="preserve">With 3.96 billion parameters, </w:t>
-      </w:r>
-      <w:r>
         <w:rPr>
           <w:b/>
         </w:rPr>
-        <w:t>52.0% of those of the Qwen2.5-7B single model, the final system reaches 97.5% of its overall judge score</w:t>
-      </w:r>
-      <w:r>
-        <w:t xml:space="preserve"> and 96.2% of its judge-rated empathy, keeps 87.7% of its empathy-classifier score and 72.9% of its rule adherence, and exceeds it on emotion fidelity by 4.3 points. It does this with </w:t>
+        <w:t>Acknowledging the feeling</w:t>
+      </w:r>
+      <w:r>
+        <w:t xml:space="preserve"> is the </w:t>
       </w:r>
       <w:r>
         <w:rPr>
-          <w:b/>
+          <w:i/>
         </w:rPr>
-        <w:t>38% less peak GPU memory</w:t>
-      </w:r>
-      <w:r>
-        <w:t xml:space="preserve"> (3.40 GB against 5.47 GB) and </w:t>
-      </w:r>
-      <w:r>
-        <w:rPr>
-          <w:b/>
-        </w:rPr>
-        <w:t>no reliable difference in response time</w:t>
-      </w:r>
-      <w:r>
-        <w:t xml:space="preserve"> (4.17 s against 3.91 s per reply, CI [-0.03, +0.56] s, p = 0.10); per generated token the two are practically identical (65.7 ms against 65.4 ms, p = 0.91). The extra steps of the decoupled design are cheap: detection and cue extraction take 0.016 s and the stage-1 call 0.29 s, together about 7% of the time per reply.</w:t>
+        <w:t>emotional reactions</w:t>
+      </w:r>
+      <w:r>
+        <w:t xml:space="preserve"> mechanism of EPITOME, a framework of empathy in text-based support built on established empathy scales [1]. In our data, replies with an acknowledgement score 0.36 points higher on the empathy classifier within the same system (p &lt; 0.001, 3,300 replies); the judges point the same way but not reliably.</w:t>
       </w:r>
     </w:p>
     <w:p>
@@ -11806,52 +11252,44 @@
         <w:spacing w:after="120"/>
       </w:pPr>
       <w:r>
-        <w:t>Two qualifications keep this honest. The Qwen2.5-1.5B single model is lighter (2.90 GB) and 2.6 times faster, so the final system is efficient relative to the large model whose quality it approaches, not relative to the smallest baseline, whose replies are reliably less empathetic. And the measurements come from one GPU and 50 messages, so they are indicative rather than general.</w:t>
+        <w:rPr>
+          <w:b/>
+        </w:rPr>
+        <w:t>Asking exactly one question</w:t>
+      </w:r>
+      <w:r>
+        <w:t xml:space="preserve"> balances two things: a reply with no question closes the conversation, while several questions produce the interrogation that counselling guidance warns against [41], and only 4.7% of the dataset's listener replies ask more than one. </w:t>
+      </w:r>
+      <w:r>
+        <w:rPr>
+          <w:b/>
+        </w:rPr>
+        <w:t>Neither automatic measure rewards this rule:</w:t>
+      </w:r>
+      <w:r>
+        <w:t xml:space="preserve"> We therefore present it as a usability and safety requirement, visible in the failure mode of the uncorrected fine-tuned baseline, rather than as a route to a higher score.</w:t>
       </w:r>
     </w:p>
     <w:p>
-      <w:r>
-        <w:drawing>
-          <wp:inline xmlns:a="http://schemas.openxmlformats.org/drawingml/2006/main" xmlns:pic="http://schemas.openxmlformats.org/drawingml/2006/picture">
-            <wp:extent cx="5486400" cy="3098988"/>
-            <wp:docPr id="8" name="Picture 8"/>
-            <wp:cNvGraphicFramePr>
-              <a:graphicFrameLocks noChangeAspect="1"/>
-            </wp:cNvGraphicFramePr>
-            <a:graphic>
-              <a:graphicData uri="http://schemas.openxmlformats.org/drawingml/2006/picture">
-                <pic:pic>
-                  <pic:nvPicPr>
-                    <pic:cNvPr id="0" name="fig_quality_vs_cost.png"/>
-                    <pic:cNvPicPr/>
-                  </pic:nvPicPr>
-                  <pic:blipFill>
-                    <a:blip r:embed="rId16"/>
-                    <a:stretch>
-                      <a:fillRect/>
-                    </a:stretch>
-                  </pic:blipFill>
-                  <pic:spPr>
-                    <a:xfrm>
-                      <a:off x="0" y="0"/>
-                      <a:ext cx="5486400" cy="3098988"/>
-                    </a:xfrm>
-                    <a:prstGeom prst="rect"/>
-                  </pic:spPr>
-                </pic:pic>
-              </a:graphicData>
-            </a:graphic>
-          </wp:inline>
-        </w:drawing>
+      <w:pPr>
+        <w:spacing w:after="120"/>
+      </w:pPr>
+      <w:r>
+        <w:rPr>
+          <w:b/>
+        </w:rPr>
+        <w:t>Staying within 120 words</w:t>
+      </w:r>
+      <w:r>
+        <w:t xml:space="preserve"> keeps a reply readable for someone in distress. Here the two measures disagree: the judges rate replies within the limit 0.65 points higher on empathy within the same system (p = 0.006), while the classifier rates them 0.22 points lower, which is its known length preference. We follow the judges, because they read the text rather than a length-sensitive proxy.</w:t>
       </w:r>
     </w:p>
     <w:p>
-      <w:r>
-        <w:rPr>
-          <w:i/>
-          <w:sz w:val="20"/>
-        </w:rPr>
-        <w:t>Figure 5.8: Rated quality against total parameters, with peak GPU memory as the size of each bubble</w:t>
+      <w:pPr>
+        <w:spacing w:after="120"/>
+      </w:pPr>
+      <w:r>
+        <w:t>In short, two of the three rules are supported both by published practice and by our own data, and the third is supported by practice but not by our automatic measures. The human study is the test that can settle it, and it is still in progress.</w:t>
       </w:r>
     </w:p>
     <w:p>
@@ -11859,7 +11297,7 @@
         <w:pStyle w:val="Heading2"/>
       </w:pPr>
       <w:r>
-        <w:t>5.5.6 Do the Response Rules Measure Something That Matters?</w:t>
+        <w:t>5.5.7 What the Detector Itself Contributes</w:t>
       </w:r>
     </w:p>
     <w:p>
@@ -11867,16 +11305,16 @@
         <w:spacing w:after="120"/>
       </w:pPr>
       <w:r>
-        <w:t xml:space="preserve">Rule adherence is one of our headline measures, so the rules themselves need justification: following our rules is only a virtue if the rules describe something worth doing. Table A.27 gives the origin of each rule and its measured effect, computed </w:t>
+        <w:t xml:space="preserve">Every comparison so far holds the conversations and decoding fixed, but not the generator. The test that isolates the design is the one that gives </w:t>
       </w:r>
       <w:r>
         <w:rPr>
           <w:b/>
         </w:rPr>
-        <w:t>within</w:t>
-      </w:r>
-      <w:r>
-        <w:t xml:space="preserve"> each system by removing that system's own mean, so the effects cannot come from differences between systems.</w:t>
+        <w:t>the final system's own generator the single-model prompt and no detector at all</w:t>
+      </w:r>
+      <w:r>
+        <w:t>. Figure 5.8 shows the result measure by measure, and Table A.31 adds a length control, because the single model writes 29% longer replies and both the judges and the acknowledgement check reward length.</w:t>
       </w:r>
     </w:p>
     <w:p>
@@ -11887,19 +11325,19 @@
         <w:rPr>
           <w:b/>
         </w:rPr>
-        <w:t>Acknowledging the feeling</w:t>
-      </w:r>
-      <w:r>
-        <w:t xml:space="preserve"> is the </w:t>
+        <w:t>The gains belong to the design, not to the generator:</w:t>
+      </w:r>
+      <w:r>
+        <w:t xml:space="preserve"> moving from Qwen2.5-1.5B to Phi-4-mini as a single model raises rule adherence sharply (51.3% to 73.7%, p &lt; 0.001) but leaves empathy and emotional fidelity where they were (4.84 to 4.75, p = 0.18; 25.7% to 27.0%, p = 0.70), so a larger generator on its own buys none of the empathy we report. Adding the detector, the three candidates and the per-emotion guidance to that same generator raises </w:t>
       </w:r>
       <w:r>
         <w:rPr>
-          <w:i/>
+          <w:b/>
         </w:rPr>
-        <w:t>emotional reactions</w:t>
-      </w:r>
-      <w:r>
-        <w:t xml:space="preserve"> mechanism of EPITOME, a framework of empathy in text-based support built on established empathy scales [1]. In our data, replies with an acknowledgement score 0.36 points higher on the empathy classifier within the same system (p &lt; 0.001, 3,300 replies); the judges point the same way but not reliably.</w:t>
+        <w:t>empathy to 5.05 (p &lt; 0.001) and emotion fidelity to 36.7% (p = 0.007)</w:t>
+      </w:r>
+      <w:r>
+        <w:t>. The empathy gain is the more robust of the two: it holds despite shorter replies and strengthens when length is held constant, whereas the fidelity gain weakens under that control (p = 0.13).</w:t>
       </w:r>
     </w:p>
     <w:p>
@@ -11910,19 +11348,19 @@
         <w:rPr>
           <w:b/>
         </w:rPr>
-        <w:t>Asking exactly one question</w:t>
-      </w:r>
-      <w:r>
-        <w:t xml:space="preserve"> balances two things: a reply with no question closes the conversation, while several questions produce the interrogation that counselling guidance warns against [41], and only 4.7% of the dataset's listener replies ask more than one. </w:t>
+        <w:t>The cost is rule adherence:</w:t>
+      </w:r>
+      <w:r>
+        <w:t xml:space="preserve"> with the generator fixed, the decoupled system follows all three rules less often (60.0% against 73.7%, p = 0.002), mostly through acknowledgement; the one-question rule does not differ and every reply stays within the length limit. The likely cause is the prompt, where the rules share space with per-emotion guidance and cue words while the single-model prompt carries the rules alone. With length held constant the acknowledgement difference disappears (p = 0.36) and the rule difference shrinks to the edge of significance (p = 0.04), so part of the cost is length and part is real. </w:t>
       </w:r>
       <w:r>
         <w:rPr>
           <w:b/>
         </w:rPr>
-        <w:t>Neither automatic measure rewards this rule:</w:t>
-      </w:r>
-      <w:r>
-        <w:t xml:space="preserve"> We therefore present it as a usability and safety requirement, visible in the failure mode of the uncorrected fine-tuned baseline, rather than as a route to a higher score.</w:t>
+        <w:t>The judges see no difference at all</w:t>
+      </w:r>
+      <w:r>
+        <w:t xml:space="preserve"> (overall 8.68 against 8.78, p = 0.16), and at matched length their scores almost coincide.</w:t>
       </w:r>
     </w:p>
     <w:p>
@@ -11930,105 +11368,7 @@
         <w:spacing w:after="120"/>
       </w:pPr>
       <w:r>
-        <w:rPr>
-          <w:b/>
-        </w:rPr>
-        <w:t>Staying within 120 words</w:t>
-      </w:r>
-      <w:r>
-        <w:t xml:space="preserve"> keeps a reply readable for someone in distress. Here the two measures disagree: the judges rate replies within the limit 0.65 points higher on empathy within the same system (p = 0.006), while the classifier rates them 0.22 points lower, which is its known length preference. We follow the judges, because they read the text rather than a length-sensitive proxy.</w:t>
-      </w:r>
-    </w:p>
-    <w:p>
-      <w:pPr>
-        <w:spacing w:after="120"/>
-      </w:pPr>
-      <w:r>
-        <w:t>In short, two of the three rules are supported both by published practice and by our own data, and the third is supported by practice but not by our automatic measures. The human study is the test that can settle it, and it is still in progress.</w:t>
-      </w:r>
-    </w:p>
-    <w:p>
-      <w:pPr>
-        <w:pStyle w:val="Heading2"/>
-      </w:pPr>
-      <w:r>
-        <w:t>5.5.7 What the Detector Itself Contributes</w:t>
-      </w:r>
-    </w:p>
-    <w:p>
-      <w:pPr>
-        <w:spacing w:after="120"/>
-      </w:pPr>
-      <w:r>
-        <w:t xml:space="preserve">Every comparison so far holds the conversations and decoding fixed, but not the generator. The test that isolates the design is the one that gives </w:t>
-      </w:r>
-      <w:r>
-        <w:rPr>
-          <w:b/>
-        </w:rPr>
-        <w:t>the final system's own generator the single-model prompt and no detector at all</w:t>
-      </w:r>
-      <w:r>
-        <w:t>. Figure 5.9 shows the result measure by measure, and Table A.28 adds a length control, because the single model writes 29% longer replies and both the judges and the acknowledgement check reward length.</w:t>
-      </w:r>
-    </w:p>
-    <w:p>
-      <w:pPr>
-        <w:spacing w:after="120"/>
-      </w:pPr>
-      <w:r>
-        <w:rPr>
-          <w:b/>
-        </w:rPr>
-        <w:t>The gains belong to the design, not to the generator:</w:t>
-      </w:r>
-      <w:r>
-        <w:t xml:space="preserve"> Moving from Qwen2.5-1.5B to Phi-4-mini as a single model raises rule adherence sharply (51.3% to 73.7%, p &lt; 0.001) but leaves empathy and emotional fidelity where they were (4.84 to 4.75, p = 0.18; 25.7% to 27.0%, p = 0.70). In other words, a larger generator on its own buys none of the empathy we report. Adding the detector, the three candidates and the per-emotion guidance to that same generator raises </w:t>
-      </w:r>
-      <w:r>
-        <w:rPr>
-          <w:b/>
-        </w:rPr>
-        <w:t>empathy from 4.75 to 5.05 (p &lt; 0.001) and emotion fidelity from 27.0% to 36.7% (p = 0.007)</w:t>
-      </w:r>
-      <w:r>
-        <w:t>. The empathy gain is the more robust of the two: it holds despite shorter replies and strengthens when length is held constant, whereas the fidelity gain weakens under that control (p = 0.13). The decoupled system also repeats itself less (boilerplate 58.7% against 72.3%, distinct-2 47.8% against 39.1%) while writing 22% fewer words.</w:t>
-      </w:r>
-    </w:p>
-    <w:p>
-      <w:pPr>
-        <w:spacing w:after="120"/>
-      </w:pPr>
-      <w:r>
-        <w:rPr>
-          <w:b/>
-        </w:rPr>
-        <w:t>The cost is rule adherence:</w:t>
-      </w:r>
-      <w:r>
-        <w:t xml:space="preserve"> With the generator fixed, the decoupled system follows all three rules less often (60.0% against 73.7%, p = 0.002), mostly through acknowledgement (66.3% against 77.3%, p = 0.013); the one-question rule does not differ and every reply stays within the length limit. The likely cause is the prompt: in the decoupled system the rules share space with per-emotion guidance and cue words, while the single-model prompt carries the rules alone. With length held constant the acknowledgement difference disappears (p = 0.36) and the rule difference shrinks to the edge of significance (p = 0.04), so part of the cost is length and part is real.</w:t>
-      </w:r>
-    </w:p>
-    <w:p>
-      <w:pPr>
-        <w:spacing w:after="120"/>
-      </w:pPr>
-      <w:r>
-        <w:rPr>
-          <w:b/>
-        </w:rPr>
-        <w:t>The judges see no difference at all</w:t>
-      </w:r>
-      <w:r>
-        <w:t xml:space="preserve"> (empathy 7.84 against 8.04, p = 0.077; overall 8.68 against 8.78, p = 0.16), and at matched reply length their scores almost coincide.</w:t>
-      </w:r>
-    </w:p>
-    <w:p>
-      <w:pPr>
-        <w:spacing w:after="120"/>
-      </w:pPr>
-      <w:r>
-        <w:t>The exchange, then, is this: at an equal generator, the decoupled design produces replies that express the person's emotion more accurately and score higher on an independent empathy classifier, that repeat themselves less and are shorter, and whose emotional decision can be logged, audited or intercepted; it pays for that with some adherence to the response rules. For a system whose purpose is to make someone feel understood, and whose emotional decision must be inspectable, we judge that a good exchange, but it is an exchange and not a clean win.</w:t>
+        <w:t>The exchange, then, is this: at an equal generator the decoupled design expresses the person's emotion more accurately, scores higher on an independent empathy classifier, repeats itself less and writes shorter replies, and its emotional decision can be logged, audited or intercepted; it pays for that with some adherence to the response rules. For a system whose purpose is to make someone feel understood, that is a good exchange, but it is an exchange and not a clean win.</w:t>
       </w:r>
     </w:p>
     <w:p>
@@ -12036,7 +11376,7 @@
         <w:drawing>
           <wp:inline xmlns:a="http://schemas.openxmlformats.org/drawingml/2006/main" xmlns:pic="http://schemas.openxmlformats.org/drawingml/2006/picture">
             <wp:extent cx="5486400" cy="2946202"/>
-            <wp:docPr id="9" name="Picture 9"/>
+            <wp:docPr id="8" name="Picture 8"/>
             <wp:cNvGraphicFramePr>
               <a:graphicFrameLocks noChangeAspect="1"/>
             </wp:cNvGraphicFramePr>
@@ -12048,7 +11388,7 @@
                     <pic:cNvPicPr/>
                   </pic:nvPicPr>
                   <pic:blipFill>
-                    <a:blip r:embed="rId17"/>
+                    <a:blip r:embed="rId16"/>
                     <a:stretch>
                       <a:fillRect/>
                     </a:stretch>
@@ -12073,7 +11413,7 @@
           <w:i/>
           <w:sz w:val="20"/>
         </w:rPr>
-        <w:t>Figure 5.9: The decoupled design against the same generator used alone, measure by measure</w:t>
+        <w:t>Figure 5.8: The decoupled design against the same generator used alone, measure by measure</w:t>
       </w:r>
     </w:p>
     <w:p>
@@ -12105,7 +11445,7 @@
         <w:spacing w:after="120"/>
       </w:pPr>
       <w:r>
-        <w:t>The thesis asked whether separating emotion detection from response generation produces better empathetic replies than asking one model to do both, on a single consumer GPU. The answer is a qualified yes.</w:t>
+        <w:t>The thesis asked whether separating emotion detection from response generation produces better empathetic replies than asking one model to do both, on a single consumer GPU. The answer is a qualified yes, and Table 5.14 sets out the whole of it: our system against the same generator used alone, which isolates the design, and against the bigger single model, which is the strongest thing that fits the hardware.</w:t>
       </w:r>
     </w:p>
     <w:p>
@@ -12113,13 +11453,960 @@
         <w:spacing w:after="120"/>
       </w:pPr>
       <w:r>
+        <w:t xml:space="preserve">Read down that table, three claims hold and one does not. </w:t>
+      </w:r>
+      <w:r>
         <w:rPr>
           <w:b/>
         </w:rPr>
-        <w:t>At a comparable scale, the decoupled design produces replies that are measurably more empathetic and more faithful to the person's actual feeling.</w:t>
-      </w:r>
-      <w:r>
-        <w:t xml:space="preserve"> The test that isolates the design, giving the final system's own generator the single-model prompt and no detector, shows the gains coming from the structure rather than from size: alone, that generator scores 4.75 on the empathy classifier and 27.0% on emotion fidelity, against 5.05 and 36.7% for the decoupled system (Section 5.5.7). The cost is rule adherence, 60.0% against 73.7%.</w:t>
+        <w:t>It is parameter-efficient:</w:t>
+      </w:r>
+      <w:r>
+        <w:t xml:space="preserve"> 3.96 billion parameters against 7.62 billion, 52% of the size, for 97.5% of the bigger model's judge score. </w:t>
+      </w:r>
+      <w:r>
+        <w:rPr>
+          <w:b/>
+        </w:rPr>
+        <w:t>It is resource-efficient:</w:t>
+      </w:r>
+      <w:r>
+        <w:t xml:space="preserve"> 3.40 GB of GPU memory against 5.47 GB, a 38% saving, at a response time that is not reliably different (4.17 s against 3.91 s). </w:t>
+      </w:r>
+      <w:r>
+        <w:rPr>
+          <w:b/>
+        </w:rPr>
+        <w:t>It is more emotionally faithful than either:</w:t>
+      </w:r>
+      <w:r>
+        <w:t xml:space="preserve"> 36.7% of its replies express the person's true feeling, against 32.3% for the bigger model and 27.0% for the same generator alone, and it repeats itself less than that generator does (58.7% against 72.3% of replies carrying a stock phrase) while writing 22% fewer words. </w:t>
+      </w:r>
+      <w:r>
+        <w:rPr>
+          <w:b/>
+        </w:rPr>
+        <w:t>What it does not win is rule adherence:</w:t>
+      </w:r>
+      <w:r>
+        <w:t xml:space="preserve"> 60.0% against 73.7% and 82.3%, and we do not claim otherwise. Two cells of the table are empty because the single Phi-4-mini baseline was never put through the resource measurement; it loads the same generator without the detector, so its memory would be somewhat lower than ours, and we leave it unmeasured rather than estimate it.</w:t>
+      </w:r>
+    </w:p>
+    <w:tbl>
+      <w:tblPr>
+        <w:tblStyle w:val="TableGrid"/>
+        <w:tblW w:type="auto" w:w="0"/>
+        <w:tblLook w:firstColumn="1" w:firstRow="1" w:lastColumn="0" w:lastRow="0" w:noHBand="0" w:noVBand="1" w:val="04A0"/>
+      </w:tblPr>
+      <w:tblGrid>
+        <w:gridCol w:w="2340"/>
+        <w:gridCol w:w="2340"/>
+        <w:gridCol w:w="2340"/>
+        <w:gridCol w:w="2340"/>
+      </w:tblGrid>
+      <w:tr>
+        <w:tc>
+          <w:tcPr>
+            <w:tcW w:type="dxa" w:w="2340"/>
+            <w:shd w:val="clear" w:color="auto" w:fill="E3EEFB"/>
+          </w:tcPr>
+          <w:p>
+            <w:r>
+              <w:rPr>
+                <w:b/>
+              </w:rPr>
+            </w:r>
+            <w:r>
+              <w:rPr>
+                <w:b/>
+                <w:sz w:val="16"/>
+              </w:rPr>
+              <w:t>What a reader wants to know</w:t>
+            </w:r>
+          </w:p>
+        </w:tc>
+        <w:tc>
+          <w:tcPr>
+            <w:tcW w:type="dxa" w:w="2340"/>
+            <w:shd w:val="clear" w:color="auto" w:fill="E3EEFB"/>
+          </w:tcPr>
+          <w:p>
+            <w:r>
+              <w:rPr>
+                <w:b/>
+              </w:rPr>
+            </w:r>
+            <w:r>
+              <w:rPr>
+                <w:b/>
+                <w:sz w:val="16"/>
+              </w:rPr>
+              <w:t>Our system</w:t>
+            </w:r>
+          </w:p>
+        </w:tc>
+        <w:tc>
+          <w:tcPr>
+            <w:tcW w:type="dxa" w:w="2340"/>
+            <w:shd w:val="clear" w:color="auto" w:fill="E3EEFB"/>
+          </w:tcPr>
+          <w:p>
+            <w:r>
+              <w:rPr>
+                <w:b/>
+              </w:rPr>
+            </w:r>
+            <w:r>
+              <w:rPr>
+                <w:b/>
+                <w:sz w:val="16"/>
+              </w:rPr>
+              <w:t>The same generator alone</w:t>
+            </w:r>
+          </w:p>
+        </w:tc>
+        <w:tc>
+          <w:tcPr>
+            <w:tcW w:type="dxa" w:w="2340"/>
+            <w:shd w:val="clear" w:color="auto" w:fill="E3EEFB"/>
+          </w:tcPr>
+          <w:p>
+            <w:r>
+              <w:rPr>
+                <w:b/>
+              </w:rPr>
+            </w:r>
+            <w:r>
+              <w:rPr>
+                <w:b/>
+                <w:sz w:val="16"/>
+              </w:rPr>
+              <w:t>The bigger single model</w:t>
+            </w:r>
+          </w:p>
+        </w:tc>
+      </w:tr>
+      <w:tr>
+        <w:tc>
+          <w:tcPr>
+            <w:tcW w:type="dxa" w:w="2340"/>
+          </w:tcPr>
+          <w:p>
+            <w:r/>
+            <w:r>
+              <w:rPr>
+                <w:sz w:val="16"/>
+              </w:rPr>
+              <w:t>What is it?</w:t>
+            </w:r>
+          </w:p>
+        </w:tc>
+        <w:tc>
+          <w:tcPr>
+            <w:tcW w:type="dxa" w:w="2340"/>
+          </w:tcPr>
+          <w:p>
+            <w:r/>
+            <w:r>
+              <w:rPr>
+                <w:sz w:val="16"/>
+              </w:rPr>
+              <w:t>A detector and a generator, two short calls per reply</w:t>
+            </w:r>
+          </w:p>
+        </w:tc>
+        <w:tc>
+          <w:tcPr>
+            <w:tcW w:type="dxa" w:w="2340"/>
+          </w:tcPr>
+          <w:p>
+            <w:r/>
+            <w:r>
+              <w:rPr>
+                <w:sz w:val="16"/>
+              </w:rPr>
+              <w:t>One model, one call per reply</w:t>
+            </w:r>
+          </w:p>
+        </w:tc>
+        <w:tc>
+          <w:tcPr>
+            <w:tcW w:type="dxa" w:w="2340"/>
+          </w:tcPr>
+          <w:p>
+            <w:r/>
+            <w:r>
+              <w:rPr>
+                <w:sz w:val="16"/>
+              </w:rPr>
+              <w:t>One model, one call per reply</w:t>
+            </w:r>
+          </w:p>
+        </w:tc>
+      </w:tr>
+      <w:tr>
+        <w:tc>
+          <w:tcPr>
+            <w:tcW w:type="dxa" w:w="2340"/>
+          </w:tcPr>
+          <w:p>
+            <w:r/>
+            <w:r>
+              <w:rPr>
+                <w:sz w:val="16"/>
+              </w:rPr>
+              <w:t>Models it loads</w:t>
+            </w:r>
+          </w:p>
+        </w:tc>
+        <w:tc>
+          <w:tcPr>
+            <w:tcW w:type="dxa" w:w="2340"/>
+          </w:tcPr>
+          <w:p>
+            <w:r/>
+            <w:r>
+              <w:rPr>
+                <w:sz w:val="16"/>
+              </w:rPr>
+              <w:t>RoBERTa-base + Phi-4-mini (4-bit)</w:t>
+            </w:r>
+          </w:p>
+        </w:tc>
+        <w:tc>
+          <w:tcPr>
+            <w:tcW w:type="dxa" w:w="2340"/>
+          </w:tcPr>
+          <w:p>
+            <w:r/>
+            <w:r>
+              <w:rPr>
+                <w:sz w:val="16"/>
+              </w:rPr>
+              <w:t>Phi-4-mini (4-bit)</w:t>
+            </w:r>
+          </w:p>
+        </w:tc>
+        <w:tc>
+          <w:tcPr>
+            <w:tcW w:type="dxa" w:w="2340"/>
+          </w:tcPr>
+          <w:p>
+            <w:r/>
+            <w:r>
+              <w:rPr>
+                <w:sz w:val="16"/>
+              </w:rPr>
+              <w:t>Qwen2.5-7B (4-bit)</w:t>
+            </w:r>
+          </w:p>
+        </w:tc>
+      </w:tr>
+      <w:tr>
+        <w:tc>
+          <w:tcPr>
+            <w:tcW w:type="dxa" w:w="2340"/>
+          </w:tcPr>
+          <w:p>
+            <w:r/>
+            <w:r>
+              <w:rPr>
+                <w:sz w:val="16"/>
+              </w:rPr>
+              <w:t>Total parameters</w:t>
+            </w:r>
+          </w:p>
+        </w:tc>
+        <w:tc>
+          <w:tcPr>
+            <w:tcW w:type="dxa" w:w="2340"/>
+          </w:tcPr>
+          <w:p>
+            <w:r/>
+            <w:r>
+              <w:rPr>
+                <w:sz w:val="16"/>
+              </w:rPr>
+              <w:t>3.96 billion</w:t>
+            </w:r>
+          </w:p>
+        </w:tc>
+        <w:tc>
+          <w:tcPr>
+            <w:tcW w:type="dxa" w:w="2340"/>
+          </w:tcPr>
+          <w:p>
+            <w:r/>
+            <w:r>
+              <w:rPr>
+                <w:sz w:val="16"/>
+              </w:rPr>
+              <w:t>3.84 billion</w:t>
+            </w:r>
+          </w:p>
+        </w:tc>
+        <w:tc>
+          <w:tcPr>
+            <w:tcW w:type="dxa" w:w="2340"/>
+          </w:tcPr>
+          <w:p>
+            <w:r/>
+            <w:r>
+              <w:rPr>
+                <w:sz w:val="16"/>
+              </w:rPr>
+              <w:t>7.62 billion</w:t>
+            </w:r>
+          </w:p>
+        </w:tc>
+      </w:tr>
+      <w:tr>
+        <w:tc>
+          <w:tcPr>
+            <w:tcW w:type="dxa" w:w="2340"/>
+          </w:tcPr>
+          <w:p>
+            <w:r/>
+            <w:r>
+              <w:rPr>
+                <w:sz w:val="16"/>
+              </w:rPr>
+              <w:t>Peak GPU memory</w:t>
+            </w:r>
+          </w:p>
+        </w:tc>
+        <w:tc>
+          <w:tcPr>
+            <w:tcW w:type="dxa" w:w="2340"/>
+          </w:tcPr>
+          <w:p>
+            <w:r/>
+            <w:r>
+              <w:rPr>
+                <w:sz w:val="16"/>
+              </w:rPr>
+              <w:t>3.40 GB</w:t>
+            </w:r>
+          </w:p>
+        </w:tc>
+        <w:tc>
+          <w:tcPr>
+            <w:tcW w:type="dxa" w:w="2340"/>
+          </w:tcPr>
+          <w:p>
+            <w:r/>
+            <w:r>
+              <w:rPr>
+                <w:sz w:val="16"/>
+              </w:rPr>
+              <w:t>not measured</w:t>
+            </w:r>
+          </w:p>
+        </w:tc>
+        <w:tc>
+          <w:tcPr>
+            <w:tcW w:type="dxa" w:w="2340"/>
+          </w:tcPr>
+          <w:p>
+            <w:r/>
+            <w:r>
+              <w:rPr>
+                <w:sz w:val="16"/>
+              </w:rPr>
+              <w:t>5.47 GB</w:t>
+            </w:r>
+          </w:p>
+        </w:tc>
+      </w:tr>
+      <w:tr>
+        <w:tc>
+          <w:tcPr>
+            <w:tcW w:type="dxa" w:w="2340"/>
+          </w:tcPr>
+          <w:p>
+            <w:r/>
+            <w:r>
+              <w:rPr>
+                <w:sz w:val="16"/>
+              </w:rPr>
+              <w:t>Seconds per reply</w:t>
+            </w:r>
+          </w:p>
+        </w:tc>
+        <w:tc>
+          <w:tcPr>
+            <w:tcW w:type="dxa" w:w="2340"/>
+          </w:tcPr>
+          <w:p>
+            <w:r/>
+            <w:r>
+              <w:rPr>
+                <w:sz w:val="16"/>
+              </w:rPr>
+              <w:t>4.17 s</w:t>
+            </w:r>
+          </w:p>
+        </w:tc>
+        <w:tc>
+          <w:tcPr>
+            <w:tcW w:type="dxa" w:w="2340"/>
+          </w:tcPr>
+          <w:p>
+            <w:r/>
+            <w:r>
+              <w:rPr>
+                <w:sz w:val="16"/>
+              </w:rPr>
+              <w:t>not measured</w:t>
+            </w:r>
+          </w:p>
+        </w:tc>
+        <w:tc>
+          <w:tcPr>
+            <w:tcW w:type="dxa" w:w="2340"/>
+          </w:tcPr>
+          <w:p>
+            <w:r/>
+            <w:r>
+              <w:rPr>
+                <w:sz w:val="16"/>
+              </w:rPr>
+              <w:t>3.91 s</w:t>
+            </w:r>
+          </w:p>
+        </w:tc>
+      </w:tr>
+      <w:tr>
+        <w:tc>
+          <w:tcPr>
+            <w:tcW w:type="dxa" w:w="2340"/>
+          </w:tcPr>
+          <w:p>
+            <w:r/>
+            <w:r>
+              <w:rPr>
+                <w:sz w:val="16"/>
+              </w:rPr>
+              <w:t>Follows all three rules</w:t>
+            </w:r>
+          </w:p>
+        </w:tc>
+        <w:tc>
+          <w:tcPr>
+            <w:tcW w:type="dxa" w:w="2340"/>
+          </w:tcPr>
+          <w:p>
+            <w:r/>
+            <w:r>
+              <w:rPr>
+                <w:sz w:val="16"/>
+              </w:rPr>
+              <w:t>60.0%</w:t>
+            </w:r>
+          </w:p>
+        </w:tc>
+        <w:tc>
+          <w:tcPr>
+            <w:tcW w:type="dxa" w:w="2340"/>
+          </w:tcPr>
+          <w:p>
+            <w:r/>
+            <w:r>
+              <w:rPr>
+                <w:sz w:val="16"/>
+              </w:rPr>
+              <w:t>73.7%</w:t>
+            </w:r>
+          </w:p>
+        </w:tc>
+        <w:tc>
+          <w:tcPr>
+            <w:tcW w:type="dxa" w:w="2340"/>
+          </w:tcPr>
+          <w:p>
+            <w:r/>
+            <w:r>
+              <w:rPr>
+                <w:sz w:val="16"/>
+              </w:rPr>
+              <w:t>82.3%</w:t>
+            </w:r>
+          </w:p>
+        </w:tc>
+      </w:tr>
+      <w:tr>
+        <w:tc>
+          <w:tcPr>
+            <w:tcW w:type="dxa" w:w="2340"/>
+          </w:tcPr>
+          <w:p>
+            <w:r/>
+            <w:r>
+              <w:rPr>
+                <w:sz w:val="16"/>
+              </w:rPr>
+              <w:t>Empathy classifier (0-10)</w:t>
+            </w:r>
+          </w:p>
+        </w:tc>
+        <w:tc>
+          <w:tcPr>
+            <w:tcW w:type="dxa" w:w="2340"/>
+          </w:tcPr>
+          <w:p>
+            <w:r/>
+            <w:r>
+              <w:rPr>
+                <w:sz w:val="16"/>
+              </w:rPr>
+              <w:t>5.05</w:t>
+            </w:r>
+          </w:p>
+        </w:tc>
+        <w:tc>
+          <w:tcPr>
+            <w:tcW w:type="dxa" w:w="2340"/>
+          </w:tcPr>
+          <w:p>
+            <w:r/>
+            <w:r>
+              <w:rPr>
+                <w:sz w:val="16"/>
+              </w:rPr>
+              <w:t>4.75</w:t>
+            </w:r>
+          </w:p>
+        </w:tc>
+        <w:tc>
+          <w:tcPr>
+            <w:tcW w:type="dxa" w:w="2340"/>
+          </w:tcPr>
+          <w:p>
+            <w:r/>
+            <w:r>
+              <w:rPr>
+                <w:sz w:val="16"/>
+              </w:rPr>
+              <w:t>5.76</w:t>
+            </w:r>
+          </w:p>
+        </w:tc>
+      </w:tr>
+      <w:tr>
+        <w:tc>
+          <w:tcPr>
+            <w:tcW w:type="dxa" w:w="2340"/>
+          </w:tcPr>
+          <w:p>
+            <w:r/>
+            <w:r>
+              <w:rPr>
+                <w:sz w:val="16"/>
+              </w:rPr>
+              <w:t>Reply expresses the true feeling</w:t>
+            </w:r>
+          </w:p>
+        </w:tc>
+        <w:tc>
+          <w:tcPr>
+            <w:tcW w:type="dxa" w:w="2340"/>
+          </w:tcPr>
+          <w:p>
+            <w:r/>
+            <w:r>
+              <w:rPr>
+                <w:sz w:val="16"/>
+              </w:rPr>
+              <w:t>36.7%</w:t>
+            </w:r>
+          </w:p>
+        </w:tc>
+        <w:tc>
+          <w:tcPr>
+            <w:tcW w:type="dxa" w:w="2340"/>
+          </w:tcPr>
+          <w:p>
+            <w:r/>
+            <w:r>
+              <w:rPr>
+                <w:sz w:val="16"/>
+              </w:rPr>
+              <w:t>27.0%</w:t>
+            </w:r>
+          </w:p>
+        </w:tc>
+        <w:tc>
+          <w:tcPr>
+            <w:tcW w:type="dxa" w:w="2340"/>
+          </w:tcPr>
+          <w:p>
+            <w:r/>
+            <w:r>
+              <w:rPr>
+                <w:sz w:val="16"/>
+              </w:rPr>
+              <w:t>32.3%</w:t>
+            </w:r>
+          </w:p>
+        </w:tc>
+      </w:tr>
+      <w:tr>
+        <w:tc>
+          <w:tcPr>
+            <w:tcW w:type="dxa" w:w="2340"/>
+          </w:tcPr>
+          <w:p>
+            <w:r/>
+            <w:r>
+              <w:rPr>
+                <w:sz w:val="16"/>
+              </w:rPr>
+              <w:t>AI judges, overall (1-10)</w:t>
+            </w:r>
+          </w:p>
+        </w:tc>
+        <w:tc>
+          <w:tcPr>
+            <w:tcW w:type="dxa" w:w="2340"/>
+          </w:tcPr>
+          <w:p>
+            <w:r/>
+            <w:r>
+              <w:rPr>
+                <w:sz w:val="16"/>
+              </w:rPr>
+              <w:t>8.68</w:t>
+            </w:r>
+          </w:p>
+        </w:tc>
+        <w:tc>
+          <w:tcPr>
+            <w:tcW w:type="dxa" w:w="2340"/>
+          </w:tcPr>
+          <w:p>
+            <w:r/>
+            <w:r>
+              <w:rPr>
+                <w:sz w:val="16"/>
+              </w:rPr>
+              <w:t>8.78</w:t>
+            </w:r>
+          </w:p>
+        </w:tc>
+        <w:tc>
+          <w:tcPr>
+            <w:tcW w:type="dxa" w:w="2340"/>
+          </w:tcPr>
+          <w:p>
+            <w:r/>
+            <w:r>
+              <w:rPr>
+                <w:sz w:val="16"/>
+              </w:rPr>
+              <w:t>8.90</w:t>
+            </w:r>
+          </w:p>
+        </w:tc>
+      </w:tr>
+      <w:tr>
+        <w:tc>
+          <w:tcPr>
+            <w:tcW w:type="dxa" w:w="2340"/>
+          </w:tcPr>
+          <w:p>
+            <w:r/>
+            <w:r>
+              <w:rPr>
+                <w:sz w:val="16"/>
+              </w:rPr>
+              <w:t>AI judges, empathy (1-10)</w:t>
+            </w:r>
+          </w:p>
+        </w:tc>
+        <w:tc>
+          <w:tcPr>
+            <w:tcW w:type="dxa" w:w="2340"/>
+          </w:tcPr>
+          <w:p>
+            <w:r/>
+            <w:r>
+              <w:rPr>
+                <w:sz w:val="16"/>
+              </w:rPr>
+              <w:t>7.84</w:t>
+            </w:r>
+          </w:p>
+        </w:tc>
+        <w:tc>
+          <w:tcPr>
+            <w:tcW w:type="dxa" w:w="2340"/>
+          </w:tcPr>
+          <w:p>
+            <w:r/>
+            <w:r>
+              <w:rPr>
+                <w:sz w:val="16"/>
+              </w:rPr>
+              <w:t>8.04</w:t>
+            </w:r>
+          </w:p>
+        </w:tc>
+        <w:tc>
+          <w:tcPr>
+            <w:tcW w:type="dxa" w:w="2340"/>
+          </w:tcPr>
+          <w:p>
+            <w:r/>
+            <w:r>
+              <w:rPr>
+                <w:sz w:val="16"/>
+              </w:rPr>
+              <w:t>8.15</w:t>
+            </w:r>
+          </w:p>
+        </w:tc>
+      </w:tr>
+      <w:tr>
+        <w:tc>
+          <w:tcPr>
+            <w:tcW w:type="dxa" w:w="2340"/>
+          </w:tcPr>
+          <w:p>
+            <w:r/>
+            <w:r>
+              <w:rPr>
+                <w:sz w:val="16"/>
+              </w:rPr>
+              <w:t>Replies using a stock phrase</w:t>
+            </w:r>
+          </w:p>
+        </w:tc>
+        <w:tc>
+          <w:tcPr>
+            <w:tcW w:type="dxa" w:w="2340"/>
+          </w:tcPr>
+          <w:p>
+            <w:r/>
+            <w:r>
+              <w:rPr>
+                <w:sz w:val="16"/>
+              </w:rPr>
+              <w:t>58.7%</w:t>
+            </w:r>
+          </w:p>
+        </w:tc>
+        <w:tc>
+          <w:tcPr>
+            <w:tcW w:type="dxa" w:w="2340"/>
+          </w:tcPr>
+          <w:p>
+            <w:r/>
+            <w:r>
+              <w:rPr>
+                <w:sz w:val="16"/>
+              </w:rPr>
+              <w:t>72.3%</w:t>
+            </w:r>
+          </w:p>
+        </w:tc>
+        <w:tc>
+          <w:tcPr>
+            <w:tcW w:type="dxa" w:w="2340"/>
+          </w:tcPr>
+          <w:p>
+            <w:r/>
+            <w:r>
+              <w:rPr>
+                <w:sz w:val="16"/>
+              </w:rPr>
+              <w:t>58.7%</w:t>
+            </w:r>
+          </w:p>
+        </w:tc>
+      </w:tr>
+      <w:tr>
+        <w:tc>
+          <w:tcPr>
+            <w:tcW w:type="dxa" w:w="2340"/>
+          </w:tcPr>
+          <w:p>
+            <w:r/>
+            <w:r>
+              <w:rPr>
+                <w:sz w:val="16"/>
+              </w:rPr>
+              <w:t>Words per reply</w:t>
+            </w:r>
+          </w:p>
+        </w:tc>
+        <w:tc>
+          <w:tcPr>
+            <w:tcW w:type="dxa" w:w="2340"/>
+          </w:tcPr>
+          <w:p>
+            <w:r/>
+            <w:r>
+              <w:rPr>
+                <w:sz w:val="16"/>
+              </w:rPr>
+              <w:t>57</w:t>
+            </w:r>
+          </w:p>
+        </w:tc>
+        <w:tc>
+          <w:tcPr>
+            <w:tcW w:type="dxa" w:w="2340"/>
+          </w:tcPr>
+          <w:p>
+            <w:r/>
+            <w:r>
+              <w:rPr>
+                <w:sz w:val="16"/>
+              </w:rPr>
+              <w:t>73</w:t>
+            </w:r>
+          </w:p>
+        </w:tc>
+        <w:tc>
+          <w:tcPr>
+            <w:tcW w:type="dxa" w:w="2340"/>
+          </w:tcPr>
+          <w:p>
+            <w:r/>
+            <w:r>
+              <w:rPr>
+                <w:sz w:val="16"/>
+              </w:rPr>
+              <w:t>53</w:t>
+            </w:r>
+          </w:p>
+        </w:tc>
+      </w:tr>
+      <w:tr>
+        <w:tc>
+          <w:tcPr>
+            <w:tcW w:type="dxa" w:w="2340"/>
+          </w:tcPr>
+          <w:p>
+            <w:r/>
+            <w:r>
+              <w:rPr>
+                <w:sz w:val="16"/>
+              </w:rPr>
+              <w:t>Shows which emotion it answered</w:t>
+            </w:r>
+          </w:p>
+        </w:tc>
+        <w:tc>
+          <w:tcPr>
+            <w:tcW w:type="dxa" w:w="2340"/>
+          </w:tcPr>
+          <w:p>
+            <w:r/>
+            <w:r>
+              <w:rPr>
+                <w:sz w:val="16"/>
+              </w:rPr>
+              <w:t>Yes: three candidates, the chosen one, and the cue words</w:t>
+            </w:r>
+          </w:p>
+        </w:tc>
+        <w:tc>
+          <w:tcPr>
+            <w:tcW w:type="dxa" w:w="2340"/>
+          </w:tcPr>
+          <w:p>
+            <w:r/>
+            <w:r>
+              <w:rPr>
+                <w:sz w:val="16"/>
+              </w:rPr>
+              <w:t>No</w:t>
+            </w:r>
+          </w:p>
+        </w:tc>
+        <w:tc>
+          <w:tcPr>
+            <w:tcW w:type="dxa" w:w="2340"/>
+          </w:tcPr>
+          <w:p>
+            <w:r/>
+            <w:r>
+              <w:rPr>
+                <w:sz w:val="16"/>
+              </w:rPr>
+              <w:t>No</w:t>
+            </w:r>
+          </w:p>
+        </w:tc>
+      </w:tr>
+      <w:tr>
+        <w:tc>
+          <w:tcPr>
+            <w:tcW w:type="dxa" w:w="2340"/>
+          </w:tcPr>
+          <w:p>
+            <w:r/>
+            <w:r>
+              <w:rPr>
+                <w:sz w:val="16"/>
+              </w:rPr>
+              <w:t>A safeguard can run before the reply is written</w:t>
+            </w:r>
+          </w:p>
+        </w:tc>
+        <w:tc>
+          <w:tcPr>
+            <w:tcW w:type="dxa" w:w="2340"/>
+          </w:tcPr>
+          <w:p>
+            <w:r/>
+            <w:r>
+              <w:rPr>
+                <w:sz w:val="16"/>
+              </w:rPr>
+              <w:t>Yes</w:t>
+            </w:r>
+          </w:p>
+        </w:tc>
+        <w:tc>
+          <w:tcPr>
+            <w:tcW w:type="dxa" w:w="2340"/>
+          </w:tcPr>
+          <w:p>
+            <w:r/>
+            <w:r>
+              <w:rPr>
+                <w:sz w:val="16"/>
+              </w:rPr>
+              <w:t>No</w:t>
+            </w:r>
+          </w:p>
+        </w:tc>
+        <w:tc>
+          <w:tcPr>
+            <w:tcW w:type="dxa" w:w="2340"/>
+          </w:tcPr>
+          <w:p>
+            <w:r/>
+            <w:r>
+              <w:rPr>
+                <w:sz w:val="16"/>
+              </w:rPr>
+              <w:t>No</w:t>
+            </w:r>
+          </w:p>
+        </w:tc>
+      </w:tr>
+    </w:tbl>
+    <w:p/>
+    <w:p>
+      <w:r>
+        <w:rPr>
+          <w:i/>
+          <w:sz w:val="20"/>
+        </w:rPr>
+        <w:t>Table 5.14: The three systems a reader has to choose between, measure by measure</w:t>
       </w:r>
     </w:p>
     <w:p>
@@ -12127,13 +12414,55 @@
         <w:spacing w:after="120"/>
       </w:pPr>
       <w:r>
-        <w:rPr>
-          <w:b/>
-        </w:rPr>
-        <w:t>A larger single model is still better on raw quality</w:t>
-      </w:r>
-      <w:r>
-        <w:t>, leading on rule adherence and empathy, although the judges separate neither its empathy nor its overall score from ours after correction (8.90 against 8.68). The case for decoupling is therefore not that separation beats scale. It is that separation produces an explicit emotional decision that can be conditioned on, logged, audited and, where necessary, intercepted, at a size that fits the hardware most people have, reaching 97.5% of the larger model's judge score with 52% of its parameters and 38% less GPU memory (Section 5.5.5).</w:t>
+        <w:t>The empathy and fidelity gains come from the structure and not from the size of the generator, which is "</w:t>
+      </w:r>
+    </w:p>
+    <w:p>
+      <w:pPr>
+        <w:spacing w:after="120"/>
+      </w:pPr>
+      <w:r>
+        <w:t>what the middle column establishes: the same generator alone scores 4.75 and 27.0%, and gains nothing on "</w:t>
+      </w:r>
+    </w:p>
+    <w:p>
+      <w:pPr>
+        <w:spacing w:after="120"/>
+      </w:pPr>
+      <w:r>
+        <w:t>either measure over the 1.5-billion-parameter single model (Section 5.5.7). The bigger single model remains "</w:t>
+      </w:r>
+    </w:p>
+    <w:p>
+      <w:pPr>
+        <w:spacing w:after="120"/>
+      </w:pPr>
+      <w:r>
+        <w:t>ahead on rules and on the empathy classifier, though the judges separate neither its empathy nor its overall "</w:t>
+      </w:r>
+    </w:p>
+    <w:p>
+      <w:pPr>
+        <w:spacing w:after="120"/>
+      </w:pPr>
+      <w:r>
+        <w:t>score from ours after correction. The case for decoupling is therefore not that separation beats scale. It is "</w:t>
+      </w:r>
+    </w:p>
+    <w:p>
+      <w:pPr>
+        <w:spacing w:after="120"/>
+      </w:pPr>
+      <w:r>
+        <w:t>that separation produces an emotional decision that is written down, at a size that fits the hardware most "</w:t>
+      </w:r>
+    </w:p>
+    <w:p>
+      <w:pPr>
+        <w:spacing w:after="120"/>
+      </w:pPr>
+      <w:r>
+        <w:t>people have.</w:t>
       </w:r>
     </w:p>
     <w:p>
@@ -12200,7 +12529,7 @@
         <w:pStyle w:val="Heading2"/>
       </w:pPr>
       <w:r>
-        <w:t>5.6.3 The Two Main Objections</w:t>
+        <w:t>5.6.3 Objections, and When a Single Model Is the Better Choice</w:t>
       </w:r>
     </w:p>
     <w:p>
@@ -12208,7 +12537,25 @@
         <w:spacing w:after="120"/>
       </w:pPr>
       <w:r>
-        <w:t>Two objections can be made to this design, and both were tested rather than argued.</w:t>
+        <w:t xml:space="preserve">Two objections can be made to this design, and both were tested rather than argued. </w:t>
+      </w:r>
+      <w:r>
+        <w:rPr>
+          <w:b/>
+        </w:rPr>
+        <w:t>That a second model is unnecessary:</w:t>
+      </w:r>
+      <w:r>
+        <w:t xml:space="preserve"> a single model of the same size, and our own generator used the same way, both produced less empathetic and less emotionally faithful replies; the detector costs 125 million parameters and under ten minutes of training, and a larger one would not change the conclusion. </w:t>
+      </w:r>
+      <w:r>
+        <w:rPr>
+          <w:b/>
+        </w:rPr>
+        <w:t>That retrieval would do the job more simply:</w:t>
+      </w:r>
+      <w:r>
+        <w:t xml:space="preserve"> showing the generator real conversations with the same emotion [25] cut rule adherence in both versions we built, because real listener replies seldom follow the rules themselves. We did not build the full agentic system that was suggested to us, so this evidence concerns retrieval-augmented prompting and not agentic designs in general.</w:t>
       </w:r>
     </w:p>
     <w:p>
@@ -12216,13 +12563,15 @@
         <w:spacing w:after="120"/>
       </w:pPr>
       <w:r>
-        <w:rPr>
-          <w:b/>
-        </w:rPr>
-        <w:t>That a second model is unnecessary:</w:t>
-      </w:r>
-      <w:r>
-        <w:t xml:space="preserve"> a single model of the same size, asked to work out the emotion and reply in one step, produced less empathetic and less emotionally faithful replies, and so did our own generator used the same way. The detector costs 125 million parameters and under ten minutes of training, and a larger one would not change the conclusion.</w:t>
+        <w:t>There is also a case against our own design. If the only goal is the best reply, on hardware that can hold a 7-billion-parameter model, our results favour the larger single model. Decoupling is the better choice when the emotional reasoning has to be visible: to audit why a reply took a particular tone, to show a user or a clinician which emotion was read, or to place a safeguard before any text is generated, and when components must be replaceable one at a time. The two are not exclusive, and combining the detector and per-emotion prompting with a larger generator is the most obvious next experiment.</w:t>
+      </w:r>
+    </w:p>
+    <w:p>
+      <w:pPr>
+        <w:pStyle w:val="Heading2"/>
+      </w:pPr>
+      <w:r>
+        <w:t>5.6.4 Built to Be Used</w:t>
       </w:r>
     </w:p>
     <w:p>
@@ -12230,13 +12579,43 @@
         <w:spacing w:after="120"/>
       </w:pPr>
       <w:r>
+        <w:t xml:space="preserve">The thesis calls this design application-oriented, and the word has to earn its place: a benchmark entry becomes a usable system only if someone can run it, talk to it, see what it decided and change what it does. Four properties, each measured rather than asserted, are what make the claim. </w:t>
+      </w:r>
+      <w:r>
         <w:rPr>
           <w:b/>
         </w:rPr>
-        <w:t>That retrieval would do the job more simply:</w:t>
-      </w:r>
-      <w:r>
-        <w:t xml:space="preserve"> showing the generator real conversations with the same emotion [25] cut rule adherence in both versions we built, because real listener replies seldom follow the rules themselves. We did not build the full agentic system that was suggested to us, so this evidence concerns retrieval-augmented prompting and not agentic designs in general.</w:t>
+        <w:t>It runs locally</w:t>
+      </w:r>
+      <w:r>
+        <w:t xml:space="preserve">, within 8 GB, so a deployed instance need not send anyone's disclosure to an external service. </w:t>
+      </w:r>
+      <w:r>
+        <w:rPr>
+          <w:b/>
+        </w:rPr>
+        <w:t>It holds a conversation</w:t>
+      </w:r>
+      <w:r>
+        <w:t xml:space="preserve">, reading the last four user turns, keeping ten exchanges of memory, and relaxing the question rule after the first turn so the exchange does not become an interrogation. </w:t>
+      </w:r>
+      <w:r>
+        <w:rPr>
+          <w:b/>
+        </w:rPr>
+        <w:t>It shows its work</w:t>
+      </w:r>
+      <w:r>
+        <w:t xml:space="preserve">: every turn exposes the three candidate emotions with their confidence, the emotion chosen, the words that drove the detection and any change of emotion, which an end-to-end model cannot offer. </w:t>
+      </w:r>
+      <w:r>
+        <w:rPr>
+          <w:b/>
+        </w:rPr>
+        <w:t>Its behaviour is controllable and replaceable</w:t>
+      </w:r>
+      <w:r>
+        <w:t>: replies stay short and ask exactly one question in 92.7% of first turns, and the detector, the guidance and the generator can each be swapped out on their own. None of these four is available from an end-to-end model of any size: it can produce the same reply, but not the emotion it answered, not a place to put a safeguard, and not a part that can be replaced on its own. Together they make the design a plausible first-line listener, for example in a student well-being service, once the limitations below are addressed.</w:t>
       </w:r>
     </w:p>
     <w:p>
@@ -12244,7 +12623,7 @@
         <w:pStyle w:val="Heading2"/>
       </w:pPr>
       <w:r>
-        <w:t>5.6.4 When a Larger Single Model Is the Better Choice</w:t>
+        <w:t>5.6.5 Limitations</w:t>
       </w:r>
     </w:p>
     <w:p>
@@ -12252,7 +12631,80 @@
         <w:spacing w:after="120"/>
       </w:pPr>
       <w:r>
-        <w:t>If the only goal is the best reply on hardware that can hold a 7-billion-parameter model, our results favour the larger single model. The decoupled design is the better choice when the emotional reasoning has to be visible: to audit why a reply took a particular tone, to show a user or a clinician which emotion was read, or to place a safeguard such as a crisis filter before any text is generated. It is also better when components must be replaceable one at a time. The two are not exclusive, and combining the detector and per-emotion prompting with a larger generator is the most obvious next experiment.</w:t>
+        <w:t xml:space="preserve">Seven limitations bound what this work can claim. </w:t>
+      </w:r>
+      <w:r>
+        <w:rPr>
+          <w:b/>
+        </w:rPr>
+        <w:t>Data:</w:t>
+      </w:r>
+      <w:r>
+        <w:t xml:space="preserve"> EmpatheticDialogues is English, crowd-sourced and single-labelled, so neither the detection accuracy nor the suitability of the replies can be assumed to carry over to Bangla speakers or to people in real distress. </w:t>
+      </w:r>
+      <w:r>
+        <w:rPr>
+          <w:b/>
+        </w:rPr>
+        <w:t>Safety:</w:t>
+      </w:r>
+      <w:r>
+        <w:t xml:space="preserve"> the label set has no category for suicidal ideation and the system has no crisis safeguard beyond interface disclaimers. </w:t>
+      </w:r>
+      <w:r>
+        <w:rPr>
+          <w:b/>
+        </w:rPr>
+        <w:t>Measures:</w:t>
+      </w:r>
+      <w:r>
+        <w:t xml:space="preserve"> all the automatic measures are proxies; the acknowledgement check is keyword-based, the one-question rule is not rewarded by either empathy measure, the classifier was trained on a different domain and rewards length, emotion fidelity depends on our own detector, and the judge panel has only two members. </w:t>
+      </w:r>
+      <w:r>
+        <w:rPr>
+          <w:b/>
+        </w:rPr>
+        <w:t>Scale of evidence:</w:t>
+      </w:r>
+      <w:r>
+        <w:t xml:space="preserve"> 300 conversations for generation, 64 for the judges, and a small human study </w:t>
+      </w:r>
+      <w:r>
+        <w:rPr>
+          <w:b/>
+          <w:color w:val="B03A00"/>
+        </w:rPr>
+        <w:t>[[PENDING: final number of participants]]</w:t>
+      </w:r>
+      <w:r>
+        <w:t xml:space="preserve">. </w:t>
+      </w:r>
+      <w:r>
+        <w:rPr>
+          <w:b/>
+        </w:rPr>
+        <w:t>Single turns:</w:t>
+      </w:r>
+      <w:r>
+        <w:t xml:space="preserve"> the quantitative results all concern first replies; the multi-turn agent was checked only on scenarios. </w:t>
+      </w:r>
+      <w:r>
+        <w:rPr>
+          <w:b/>
+        </w:rPr>
+        <w:t>Repetition:</w:t>
+      </w:r>
+      <w:r>
+        <w:t xml:space="preserve"> 58.7% of replies still reuse stock phrases. </w:t>
+      </w:r>
+      <w:r>
+        <w:rPr>
+          <w:b/>
+        </w:rPr>
+        <w:t>Efficiency:</w:t>
+      </w:r>
+      <w:r>
+        <w:t xml:space="preserve"> memory and time were measured on one GPU over 50 messages.</w:t>
       </w:r>
     </w:p>
     <w:p>
@@ -12260,7 +12712,7 @@
         <w:pStyle w:val="Heading2"/>
       </w:pPr>
       <w:r>
-        <w:t>5.6.5 Built to Be Used</w:t>
+        <w:t>5.6.6 Future Work</w:t>
       </w:r>
     </w:p>
     <w:p>
@@ -12268,43 +12720,7 @@
         <w:spacing w:after="120"/>
       </w:pPr>
       <w:r>
-        <w:t xml:space="preserve">Four properties follow from designing the system to be used rather than only measured. </w:t>
-      </w:r>
-      <w:r>
-        <w:rPr>
-          <w:b/>
-        </w:rPr>
-        <w:t>It runs locally</w:t>
-      </w:r>
-      <w:r>
-        <w:t xml:space="preserve">, within 8 GB, so a deployed instance need not send anyone's disclosure to an external service. </w:t>
-      </w:r>
-      <w:r>
-        <w:rPr>
-          <w:b/>
-        </w:rPr>
-        <w:t>It holds a conversation</w:t>
-      </w:r>
-      <w:r>
-        <w:t xml:space="preserve">, reading the last four user turns, keeping ten exchanges of memory, and relaxing the question rule after the first turn so the exchange does not become an interrogation. </w:t>
-      </w:r>
-      <w:r>
-        <w:rPr>
-          <w:b/>
-        </w:rPr>
-        <w:t>It shows its work</w:t>
-      </w:r>
-      <w:r>
-        <w:t xml:space="preserve">: every turn exposes the three candidate emotions with their confidence, the emotion chosen, the words that drove the detection and any change of emotion, which an end-to-end model cannot offer. </w:t>
-      </w:r>
-      <w:r>
-        <w:rPr>
-          <w:b/>
-        </w:rPr>
-        <w:t>Its behaviour is controllable and replaceable</w:t>
-      </w:r>
-      <w:r>
-        <w:t>: replies stay short and ask exactly one question in 92.7% of first turns, and the detector, the guidance and the generator can each be swapped out on their own. Together these make the design a plausible first-line listener, for example in a student well-being service, once the limitations below are addressed.</w:t>
+        <w:t>In order of priority: add a pre-generation crisis filter with reviewed safe responses, which is required before any public deployment [39]; run a component-wise ablation that separates emotion selection, per-emotion guidance and attention cues; combine the detector and per-emotion prompting with a larger generator; control repetition at decoding time; evaluate on real multi-turn conversations and with mental-health professionals; build a Bangla or code-mixed dataset for the detector; and measure memory and response time on other hardware, including CPU-only and mobile devices.</w:t>
       </w:r>
     </w:p>
     <w:p>
@@ -12312,112 +12728,7 @@
         <w:pStyle w:val="Heading2"/>
       </w:pPr>
       <w:r>
-        <w:t>5.6.6 Limitations</w:t>
-      </w:r>
-    </w:p>
-    <w:p>
-      <w:pPr>
-        <w:spacing w:after="120"/>
-      </w:pPr>
-      <w:r>
-        <w:t xml:space="preserve">Seven limitations bound what this work can claim. </w:t>
-      </w:r>
-      <w:r>
-        <w:rPr>
-          <w:b/>
-        </w:rPr>
-        <w:t>Data:</w:t>
-      </w:r>
-      <w:r>
-        <w:t xml:space="preserve"> EmpatheticDialogues is English, crowd-sourced and single-labelled, so neither the detection accuracy nor the suitability of the replies can be assumed to carry over to Bangla speakers or to people in real distress. </w:t>
-      </w:r>
-      <w:r>
-        <w:rPr>
-          <w:b/>
-        </w:rPr>
-        <w:t>Safety:</w:t>
-      </w:r>
-      <w:r>
-        <w:t xml:space="preserve"> the label set has no category for suicidal ideation and the system has no crisis safeguard beyond interface disclaimers. </w:t>
-      </w:r>
-      <w:r>
-        <w:rPr>
-          <w:b/>
-        </w:rPr>
-        <w:t>Measures:</w:t>
-      </w:r>
-      <w:r>
-        <w:t xml:space="preserve"> all the automatic measures are proxies; the acknowledgement check is keyword-based, the one-question rule is not rewarded by either empathy measure, the classifier was trained on a different domain and rewards length, emotion fidelity depends on our own detector, and the judge panel has only two members. </w:t>
-      </w:r>
-      <w:r>
-        <w:rPr>
-          <w:b/>
-        </w:rPr>
-        <w:t>Scale of evidence:</w:t>
-      </w:r>
-      <w:r>
-        <w:t xml:space="preserve"> 300 conversations for generation, 64 for the judges, and a small human study </w:t>
-      </w:r>
-      <w:r>
-        <w:rPr>
-          <w:b/>
-          <w:color w:val="B03A00"/>
-        </w:rPr>
-        <w:t>[[PENDING: final number of participants]]</w:t>
-      </w:r>
-      <w:r>
-        <w:t xml:space="preserve">. </w:t>
-      </w:r>
-      <w:r>
-        <w:rPr>
-          <w:b/>
-        </w:rPr>
-        <w:t>Single turns:</w:t>
-      </w:r>
-      <w:r>
-        <w:t xml:space="preserve"> the quantitative results all concern first replies; the multi-turn agent was checked only on scenarios. </w:t>
-      </w:r>
-      <w:r>
-        <w:rPr>
-          <w:b/>
-        </w:rPr>
-        <w:t>Repetition:</w:t>
-      </w:r>
-      <w:r>
-        <w:t xml:space="preserve"> 58.7% of replies still reuse stock phrases. </w:t>
-      </w:r>
-      <w:r>
-        <w:rPr>
-          <w:b/>
-        </w:rPr>
-        <w:t>Efficiency:</w:t>
-      </w:r>
-      <w:r>
-        <w:t xml:space="preserve"> memory and time were measured on one GPU over 50 messages.</w:t>
-      </w:r>
-    </w:p>
-    <w:p>
-      <w:pPr>
-        <w:pStyle w:val="Heading2"/>
-      </w:pPr>
-      <w:r>
-        <w:t>5.6.7 Future Work</w:t>
-      </w:r>
-    </w:p>
-    <w:p>
-      <w:pPr>
-        <w:spacing w:after="120"/>
-      </w:pPr>
-      <w:r>
-        <w:t>In order of priority: add a pre-generation crisis filter with reviewed safe responses, which is required before any public deployment [39]; run a component-wise ablation that separates emotion selection, per-emotion guidance and attention cues; combine the detector and per-emotion prompting with a larger generator; control repetition at decoding time; evaluate on real multi-turn conversations and with mental-health professionals; build a Bangla or code-mixed dataset for the detector; and measure memory and response time on other hardware, including CPU-only and mobile devices.</w:t>
-      </w:r>
-    </w:p>
-    <w:p>
-      <w:pPr>
-        <w:pStyle w:val="Heading2"/>
-      </w:pPr>
-      <w:r>
-        <w:t>5.6.8 Concluding Remarks</w:t>
+        <w:t>5.6.7 Concluding Remarks</w:t>
       </w:r>
     </w:p>
     <w:p>

--- a/final writing/Chapter_5_Results_and_Analysis.docx
+++ b/final writing/Chapter_5_Results_and_Analysis.docx
@@ -1968,7 +1968,7 @@
         <w:spacing w:after="120"/>
       </w:pPr>
       <w:r>
-        <w:t>Each judge scores every reply from 1 to 10 for empathy, relevance and safety, and the panel score is the mean of the two. They read a stratified sample of 64 conversations, the shortest and the longest message for each of the 32 emotions. Table 5.2 gives the results for all eight judged systems and Figure 5.4 breaks them down by dimension.</w:t>
+        <w:t>Each judge scores every reply from 1 to 10 for empathy, relevance and safety, and the panel score is the mean of the two. They read a stratified sample of 64 conversations, the shortest and the longest message for each of the 32 emotions. Table 5.2 gives the results for all eight judged systems and Figure 5.5 breaks them down by dimension.</w:t>
       </w:r>
     </w:p>
     <w:p>
@@ -2022,7 +2022,102 @@
         <w:t>How we checked that the scoring was fair:</w:t>
       </w:r>
       <w:r>
-        <w:t xml:space="preserve"> Figure 5.3 prints the prompt a judge receives and the five controls around it. The judge sees the user's message and one reply and nothing else, so it cannot know which design wrote the text, whether that design is ours, or what a human replied. Both judges scored all 512 replies, so no system was rated by a different judge from another. The rubric fixes what each band of the scale means, the temperature is zero so the same reply always receives the same score, and the answer is constrained to JSON with every parse recorded. Finally the two judges are compared against each other rather than trusted: they agree at rho = 0.69 on empathy and order the eight systems the same way (Section 5.4.6).</w:t>
+        <w:t xml:space="preserve"> Figure 5.4 prints the prompt a judge receives and the five controls around it. The judge sees the user's message and one reply and nothing else, so it cannot know which design wrote the text, whether that design is ours, or what a human replied. Both judges scored all 512 replies, so no system was rated by a different judge from another. The rubric fixes what each band of the scale means, the temperature is zero so the same reply always receives the same score, and the answer is constrained to JSON with every parse recorded. Finally the two judges are compared against each other rather than trusted: they agree at rho = 0.69 on empathy and order the eight systems the same way (Section 5.4.6).</w:t>
+      </w:r>
+    </w:p>
+    <w:p>
+      <w:pPr>
+        <w:spacing w:after="120"/>
+      </w:pPr>
+      <w:r>
+        <w:rPr>
+          <w:b/>
+        </w:rPr>
+        <w:t>Every emotion was judged, not a favourable subset:</w:t>
+      </w:r>
+      <w:r>
+        <w:t xml:space="preserve"> the sample holds two conversations for each of the 32 emotions, the shortest and the longest message in that category, so no emotion is missing and no length band is over-represented; the judged messages run from 4 to 54 words. Figure 5.7 gives the final system's judge empathy for each emotion separately, and the spread is wide and patterned: above its own mean on acute distress (</w:t>
+      </w:r>
+      <w:r>
+        <w:rPr>
+          <w:i/>
+        </w:rPr>
+        <w:t>terrified</w:t>
+      </w:r>
+      <w:r>
+        <w:t xml:space="preserve"> 9.0, </w:t>
+      </w:r>
+      <w:r>
+        <w:rPr>
+          <w:i/>
+        </w:rPr>
+        <w:t>sad</w:t>
+      </w:r>
+      <w:r>
+        <w:t xml:space="preserve">, </w:t>
+      </w:r>
+      <w:r>
+        <w:rPr>
+          <w:i/>
+        </w:rPr>
+        <w:t>devastated</w:t>
+      </w:r>
+      <w:r>
+        <w:t xml:space="preserve">, </w:t>
+      </w:r>
+      <w:r>
+        <w:rPr>
+          <w:i/>
+        </w:rPr>
+        <w:t>afraid</w:t>
+      </w:r>
+      <w:r>
+        <w:t xml:space="preserve">, </w:t>
+      </w:r>
+      <w:r>
+        <w:rPr>
+          <w:i/>
+        </w:rPr>
+        <w:t>angry</w:t>
+      </w:r>
+      <w:r>
+        <w:t>), below it on positive or settled states (</w:t>
+      </w:r>
+      <w:r>
+        <w:rPr>
+          <w:i/>
+        </w:rPr>
+        <w:t>confident</w:t>
+      </w:r>
+      <w:r>
+        <w:t xml:space="preserve"> 5.5, </w:t>
+      </w:r>
+      <w:r>
+        <w:rPr>
+          <w:i/>
+        </w:rPr>
+        <w:t>trusting</w:t>
+      </w:r>
+      <w:r>
+        <w:t xml:space="preserve">, </w:t>
+      </w:r>
+      <w:r>
+        <w:rPr>
+          <w:i/>
+        </w:rPr>
+        <w:t>grateful</w:t>
+      </w:r>
+      <w:r>
+        <w:t xml:space="preserve">, </w:t>
+      </w:r>
+      <w:r>
+        <w:rPr>
+          <w:i/>
+        </w:rPr>
+        <w:t>hopeful</w:t>
+      </w:r>
+      <w:r>
+        <w:t>). That is what a system built for support should look like, and it also marks where it is weakest. With two conversations behind each value, these are indicative and no significance is claimed for them.</w:t>
       </w:r>
     </w:p>
     <w:tbl>
@@ -2997,8 +3092,53 @@
       <w:r>
         <w:drawing>
           <wp:inline xmlns:a="http://schemas.openxmlformats.org/drawingml/2006/main" xmlns:pic="http://schemas.openxmlformats.org/drawingml/2006/picture">
+            <wp:extent cx="5486400" cy="3989857"/>
+            <wp:docPr id="3" name="Picture 3"/>
+            <wp:cNvGraphicFramePr>
+              <a:graphicFrameLocks noChangeAspect="1"/>
+            </wp:cNvGraphicFramePr>
+            <a:graphic>
+              <a:graphicData uri="http://schemas.openxmlformats.org/drawingml/2006/picture">
+                <pic:pic>
+                  <pic:nvPicPr>
+                    <pic:cNvPr id="0" name="fig_judge_emotion_coverage.png"/>
+                    <pic:cNvPicPr/>
+                  </pic:nvPicPr>
+                  <pic:blipFill>
+                    <a:blip r:embed="rId11"/>
+                    <a:stretch>
+                      <a:fillRect/>
+                    </a:stretch>
+                  </pic:blipFill>
+                  <pic:spPr>
+                    <a:xfrm>
+                      <a:off x="0" y="0"/>
+                      <a:ext cx="5486400" cy="3989857"/>
+                    </a:xfrm>
+                    <a:prstGeom prst="rect"/>
+                  </pic:spPr>
+                </pic:pic>
+              </a:graphicData>
+            </a:graphic>
+          </wp:inline>
+        </w:drawing>
+      </w:r>
+    </w:p>
+    <w:p>
+      <w:r>
+        <w:rPr>
+          <w:i/>
+          <w:sz w:val="20"/>
+        </w:rPr>
+        <w:t>Figure 5.3: Judge empathy of the final system for each of the 32 emotions, two conversations each</w:t>
+      </w:r>
+    </w:p>
+    <w:p>
+      <w:r>
+        <w:drawing>
+          <wp:inline xmlns:a="http://schemas.openxmlformats.org/drawingml/2006/main" xmlns:pic="http://schemas.openxmlformats.org/drawingml/2006/picture">
             <wp:extent cx="5486400" cy="5118838"/>
-            <wp:docPr id="3" name="Picture 3"/>
+            <wp:docPr id="4" name="Picture 4"/>
             <wp:cNvGraphicFramePr>
               <a:graphicFrameLocks noChangeAspect="1"/>
             </wp:cNvGraphicFramePr>
@@ -3010,7 +3150,7 @@
                     <pic:cNvPicPr/>
                   </pic:nvPicPr>
                   <pic:blipFill>
-                    <a:blip r:embed="rId11"/>
+                    <a:blip r:embed="rId12"/>
                     <a:stretch>
                       <a:fillRect/>
                     </a:stretch>
@@ -3035,7 +3175,7 @@
           <w:i/>
           <w:sz w:val="20"/>
         </w:rPr>
-        <w:t>Figure 5.3: The prompt each judge receives, and the controls that keep the scoring fair</w:t>
+        <w:t>Figure 5.4: The prompt each judge receives, and the controls that keep the scoring fair</w:t>
       </w:r>
     </w:p>
     <w:p>
@@ -3043,7 +3183,7 @@
         <w:drawing>
           <wp:inline xmlns:a="http://schemas.openxmlformats.org/drawingml/2006/main" xmlns:pic="http://schemas.openxmlformats.org/drawingml/2006/picture">
             <wp:extent cx="5486400" cy="3060915"/>
-            <wp:docPr id="4" name="Picture 4"/>
+            <wp:docPr id="5" name="Picture 5"/>
             <wp:cNvGraphicFramePr>
               <a:graphicFrameLocks noChangeAspect="1"/>
             </wp:cNvGraphicFramePr>
@@ -3055,7 +3195,7 @@
                     <pic:cNvPicPr/>
                   </pic:nvPicPr>
                   <pic:blipFill>
-                    <a:blip r:embed="rId12"/>
+                    <a:blip r:embed="rId13"/>
                     <a:stretch>
                       <a:fillRect/>
                     </a:stretch>
@@ -3080,7 +3220,7 @@
           <w:i/>
           <w:sz w:val="20"/>
         </w:rPr>
-        <w:t>Figure 5.4: Judge scores split into empathy, relevance and safety</w:t>
+        <w:t>Figure 5.5: Judge scores split into empathy, relevance and safety</w:t>
       </w:r>
     </w:p>
     <w:p>
@@ -3131,7 +3271,7 @@
         <w:spacing w:after="120"/>
       </w:pPr>
       <w:r>
-        <w:t>Rating rather than only choosing gives every system a score on every situation, so the size of a difference can be measured and not only its direction. The situations cover the four emotions most central to supportive conversation (sad, lonely, angry and anxious), three drawn from student life and one positive emotion; five of the eight are also scored by the AI judges, which is what lets the human and AI rankings be compared. There are no attention-check items: with 24 ratings each, the study relies on a short questionnaire and committed volunteers rather than on decoy replies. Table A.13 gives the item-by-item design.</w:t>
+        <w:t>Rating rather than only choosing gives every system a score on every situation, so the size of a difference can be measured and not only its direction. The situations cover the four emotions most central to supportive conversation (sad, lonely, angry and anxious), three drawn from student life and one positive emotion; five of the eight are also scored by the AI judges, which is what lets the human and AI rankings be compared. Table A.13 gives the item-by-item design.</w:t>
       </w:r>
     </w:p>
     <w:p>
@@ -3586,7 +3726,7 @@
         <w:pStyle w:val="Heading2"/>
       </w:pPr>
       <w:r>
-        <w:t>5.1.10 Case Study</w:t>
+        <w:t>5.1.10 The System at Work</w:t>
       </w:r>
     </w:p>
     <w:p>
@@ -3594,11 +3734,112 @@
         <w:spacing w:after="120"/>
       </w:pPr>
       <w:r>
+        <w:t>Numbers say how often something happens; they do not show what the system does. Two figures close this section with the system running on real input, printing the audit trail rather than a summary of it.</w:t>
+      </w:r>
+    </w:p>
+    <w:p>
+      <w:pPr>
+        <w:spacing w:after="120"/>
+      </w:pPr>
+      <w:r>
+        <w:rPr>
+          <w:b/>
+        </w:rPr>
+        <w:t>The detector, on three messages:</w:t>
+      </w:r>
+      <w:r>
+        <w:t xml:space="preserve"> For each one it returns three candidates with their confidence and the words its attention selected: </w:t>
+      </w:r>
+      <w:r>
+        <w:rPr>
+          <w:i/>
+        </w:rPr>
+        <w:t>lonely</w:t>
+      </w:r>
+      <w:r>
+        <w:t xml:space="preserve"> at 91.9% for someone who moved city and stopped speaking to people, </w:t>
+      </w:r>
+      <w:r>
+        <w:rPr>
+          <w:i/>
+        </w:rPr>
+        <w:t>devastated</w:t>
+      </w:r>
+      <w:r>
+        <w:t xml:space="preserve"> at 54.3% ahead of </w:t>
+      </w:r>
+      <w:r>
+        <w:rPr>
+          <w:i/>
+        </w:rPr>
+        <w:t>sad</w:t>
+      </w:r>
+      <w:r>
+        <w:t xml:space="preserve"> at 30.9% for a lost dog, </w:t>
+      </w:r>
+      <w:r>
+        <w:rPr>
+          <w:i/>
+        </w:rPr>
+        <w:t>proud</w:t>
+      </w:r>
+      <w:r>
+        <w:t xml:space="preserve"> at 57.5% for a finished thesis draft. Those candidates and cue words are exactly what the generator receives next.</w:t>
+      </w:r>
+    </w:p>
+    <w:p>
+      <w:pPr>
+        <w:spacing w:after="120"/>
+      </w:pPr>
+      <w:r>
         <w:rPr>
           <w:b/>
           <w:color w:val="B03A00"/>
         </w:rPr>
-        <w:t>[[TEAM TO FILL: two or three conversations presented as a table, giving the user's message followed by the reply of each system. To avoid selecting favourable examples, use items from the human evaluation, which were drawn at random, and state this in the text.]]</w:t>
+        <w:t>[[TEAM TO FILL: run `python demo_for_screenshots.py d1` and place the screenshot here, captioned as a figure.]]</w:t>
+      </w:r>
+    </w:p>
+    <w:p>
+      <w:pPr>
+        <w:spacing w:after="120"/>
+      </w:pPr>
+      <w:r>
+        <w:rPr>
+          <w:b/>
+        </w:rPr>
+        <w:t>The agent, over four turns:</w:t>
+      </w:r>
+      <w:r>
+        <w:t xml:space="preserve"> A break-up told in the order people actually tell it, moving from sadness through anger into loneliness. The last message, </w:t>
+      </w:r>
+      <w:r>
+        <w:rPr>
+          <w:i/>
+        </w:rPr>
+        <w:t>"I keep reaching for my phone to text them"</w:t>
+      </w:r>
+      <w:r>
+        <w:t>, is not read as lonely on its own; the agent reads it correctly because it sees the earlier turns, and it announces the change of emotion when it happens.</w:t>
+      </w:r>
+    </w:p>
+    <w:p>
+      <w:pPr>
+        <w:spacing w:after="120"/>
+      </w:pPr>
+      <w:r>
+        <w:rPr>
+          <w:b/>
+          <w:color w:val="B03A00"/>
+        </w:rPr>
+        <w:t>[[TEAM TO FILL: run `python conversational_agent/chat.py`, type the four turns printed by `python demo_for_screenshots.py agent`, and place the screenshot here, captioned as a figure.]]</w:t>
+      </w:r>
+    </w:p>
+    <w:p>
+      <w:pPr>
+        <w:spacing w:after="120"/>
+      </w:pPr>
+      <w:r>
+        <w:t>Neither is a mock-up: both print the record the system keeps for every turn.</w:t>
       </w:r>
     </w:p>
     <w:p>
@@ -3735,7 +3976,7 @@
         <w:t>among encoders trained on the right input, models of the same size are indistinguishable on top-1 accuracy</w:t>
       </w:r>
       <w:r>
-        <w:t xml:space="preserve"> (48.8-50.2%); RoBERTa-base separates itself only on the quality of its ranking, with 85.0% top-5 against 81.7-82.7% for BERT and ELECTRA (Figure 5.5, Tables 5.11 and 5.12). Ranking is exactly what the two-stage design consumes. RoBERTa-large adds 2.9 points of top-1 accuracy for 7.4 times the training cost and changed no measure of reply quality inside the pipeline (Section 5.4.3), so RoBERTa-base was kept.</w:t>
+        <w:t xml:space="preserve"> (48.8-50.2%); RoBERTa-base separates itself only on the quality of its ranking, with 85.0% top-5 against 81.7-82.7% for BERT and ELECTRA (Figure 5.6, Tables 5.11 and 5.12). Ranking is exactly what the two-stage design consumes. RoBERTa-large adds 2.9 points of top-1 accuracy for 7.4 times the training cost and changed no measure of reply quality inside the pipeline (Section 5.4.3), so RoBERTa-base was kept.</w:t>
       </w:r>
     </w:p>
     <w:tbl>
@@ -4111,7 +4352,7 @@
         <w:drawing>
           <wp:inline xmlns:a="http://schemas.openxmlformats.org/drawingml/2006/main" xmlns:pic="http://schemas.openxmlformats.org/drawingml/2006/picture">
             <wp:extent cx="5486400" cy="2619563"/>
-            <wp:docPr id="5" name="Picture 5"/>
+            <wp:docPr id="6" name="Picture 6"/>
             <wp:cNvGraphicFramePr>
               <a:graphicFrameLocks noChangeAspect="1"/>
             </wp:cNvGraphicFramePr>
@@ -4123,7 +4364,7 @@
                     <pic:cNvPicPr/>
                   </pic:nvPicPr>
                   <pic:blipFill>
-                    <a:blip r:embed="rId13"/>
+                    <a:blip r:embed="rId14"/>
                     <a:stretch>
                       <a:fillRect/>
                     </a:stretch>
@@ -4148,7 +4389,7 @@
           <w:i/>
           <w:sz w:val="20"/>
         </w:rPr>
-        <w:t>Figure 5.5: Top-1 and top-5 accuracy of the detector candidates under identical training</w:t>
+        <w:t>Figure 5.6: Top-1 and top-5 accuracy of the detector candidates under identical training</w:t>
       </w:r>
     </w:p>
     <w:p>
@@ -4172,7 +4413,7 @@
         <w:spacing w:after="120"/>
       </w:pPr>
       <w:r>
-        <w:t>Gemma is the instructive case, because on the surface it looks like the most empathetic model: it acknowledges the feeling in 96.7% of replies and scores higher than Phi-4-mini on the empathy classifier (5.30 against 4.89). But it averages 133 words, with 72% of replies over the limit, and the classifier rewards length in every system we measured (Section 5.4.4). Figure 5.6 removes that advantage by comparing replies of similar length: in every band where both have replies, Phi-4-mini matches or beats Gemma, and Gemma leads only above 120 words, where Phi-4-mini has no replies at all. Its apparent empathy is verbosity, and a system meant to answer someone in distress briefly cannot ignore the length rule.</w:t>
+        <w:t>Gemma is the instructive case, because on the surface it looks like the most empathetic model: it acknowledges the feeling in 96.7% of replies and scores higher than Phi-4-mini on the empathy classifier (5.30 against 4.89). But it averages 133 words, with 72% of replies over the limit, and the classifier rewards length in every system we measured (Section 5.4.4). Figure 5.7 removes that advantage by comparing replies of similar length: in every band where both have replies, Phi-4-mini matches or beats Gemma, and Gemma leads only above 120 words, where Phi-4-mini has no replies at all. Its apparent empathy is verbosity, and a system meant to answer someone in distress briefly cannot ignore the length rule.</w:t>
       </w:r>
     </w:p>
     <w:tbl>
@@ -4711,7 +4952,7 @@
         <w:drawing>
           <wp:inline xmlns:a="http://schemas.openxmlformats.org/drawingml/2006/main" xmlns:pic="http://schemas.openxmlformats.org/drawingml/2006/picture">
             <wp:extent cx="5486400" cy="3283052"/>
-            <wp:docPr id="6" name="Picture 6"/>
+            <wp:docPr id="7" name="Picture 7"/>
             <wp:cNvGraphicFramePr>
               <a:graphicFrameLocks noChangeAspect="1"/>
             </wp:cNvGraphicFramePr>
@@ -4723,7 +4964,7 @@
                     <pic:cNvPicPr/>
                   </pic:nvPicPr>
                   <pic:blipFill>
-                    <a:blip r:embed="rId14"/>
+                    <a:blip r:embed="rId15"/>
                     <a:stretch>
                       <a:fillRect/>
                     </a:stretch>
@@ -4748,7 +4989,7 @@
           <w:i/>
           <w:sz w:val="20"/>
         </w:rPr>
-        <w:t>Figure 5.6: Empathy score by reply length for Gemma-3-4B, Phi-4-mini and the final system</w:t>
+        <w:t>Figure 5.7: Empathy score by reply length for Gemma-3-4B, Phi-4-mini and the final system</w:t>
       </w:r>
     </w:p>
     <w:p>
@@ -5324,7 +5565,7 @@
         <w:t>What the cost bought was nothing:</w:t>
       </w:r>
       <w:r>
-        <w:t xml:space="preserve"> Table 5.7 reports retrieval on the same measures as every other system, not on the rules alone, because a design that loses rule adherence could still be worth keeping if it gained elsewhere. It did not. Empathy is 4.85 against 4.80 without retrieval and emotion fidelity is 27.7% against 26.0%, differences well inside the confidence intervals of Figure 5.2, while the spread of its empathy scores is the widest of any system (SD 1.46). Retrieval therefore cost 20 points of rule adherence and returned no measurable gain, which is why it was rejected before the AI-judge panel was run; it is the one design in Table 5.1 that the judges never scored, and it is absent from Table A.9 and the composite in Table 5.9 for that reason rather than by selection. Three cells of the first attempt cannot be recovered, because its outputs were overwritten by the second attempt before those measures were computed, and the table says so instead of leaving the cells blank. For this task, examples of how people actually reply work against explicit behavioural rules rather than reinforcing them.</w:t>
+        <w:t xml:space="preserve"> Table 5.7 reports retrieval on the same measures as every other system, not on the rules alone, because a design that loses rule adherence could still be worth keeping if it gained elsewhere. It did not. Empathy is 4.85 against 4.80 without retrieval and emotion fidelity is 27.7% against 26.0%, differences well inside the confidence intervals of Figure 5.2, while the spread of its empathy scores is the widest of any system (SD 1.46). Retrieval therefore cost 20 points of rule adherence and returned no measurable gain, which is why it was rejected before the AI-judge panel was run; it is the one design in Table 5.1 that the judges never scored, and it is absent from Table A.9 and the composite in Table 5.8 for that reason rather than by selection. Three cells of the first attempt cannot be recovered, because its outputs were overwritten by the second attempt before those measures were computed, and the table says so instead of leaving the cells blank. For this task, examples of how people actually reply work against explicit behavioural rules rather than reinforcing them.</w:t>
       </w:r>
     </w:p>
     <w:tbl>
@@ -5808,710 +6049,7 @@
         <w:spacing w:after="120"/>
       </w:pPr>
       <w:r>
-        <w:t>Performance is not the only criterion a design has to meet. Table 5.8 sets the main alternatives against cost, efficiency, inspectability and maintainability.</w:t>
-      </w:r>
-    </w:p>
-    <w:tbl>
-      <w:tblPr>
-        <w:tblStyle w:val="TableGrid"/>
-        <w:tblW w:type="auto" w:w="0"/>
-        <w:tblLook w:firstColumn="1" w:firstRow="1" w:lastColumn="0" w:lastRow="0" w:noHBand="0" w:noVBand="1" w:val="04A0"/>
-      </w:tblPr>
-      <w:tblGrid>
-        <w:gridCol w:w="1872"/>
-        <w:gridCol w:w="1872"/>
-        <w:gridCol w:w="1872"/>
-        <w:gridCol w:w="1872"/>
-        <w:gridCol w:w="1872"/>
-      </w:tblGrid>
-      <w:tr>
-        <w:tc>
-          <w:tcPr>
-            <w:tcW w:type="dxa" w:w="1872"/>
-            <w:shd w:val="clear" w:color="auto" w:fill="E3EEFB"/>
-          </w:tcPr>
-          <w:p>
-            <w:r>
-              <w:rPr>
-                <w:b/>
-              </w:rPr>
-            </w:r>
-            <w:r>
-              <w:rPr>
-                <w:b/>
-                <w:sz w:val="16"/>
-              </w:rPr>
-              <w:t>Design</w:t>
-            </w:r>
-          </w:p>
-        </w:tc>
-        <w:tc>
-          <w:tcPr>
-            <w:tcW w:type="dxa" w:w="1872"/>
-            <w:shd w:val="clear" w:color="auto" w:fill="E3EEFB"/>
-          </w:tcPr>
-          <w:p>
-            <w:r>
-              <w:rPr>
-                <w:b/>
-              </w:rPr>
-            </w:r>
-            <w:r>
-              <w:rPr>
-                <w:b/>
-                <w:sz w:val="16"/>
-              </w:rPr>
-              <w:t>Rules / empathy / fidelity</w:t>
-            </w:r>
-          </w:p>
-        </w:tc>
-        <w:tc>
-          <w:tcPr>
-            <w:tcW w:type="dxa" w:w="1872"/>
-            <w:shd w:val="clear" w:color="auto" w:fill="E3EEFB"/>
-          </w:tcPr>
-          <w:p>
-            <w:r>
-              <w:rPr>
-                <w:b/>
-              </w:rPr>
-            </w:r>
-            <w:r>
-              <w:rPr>
-                <w:b/>
-                <w:sz w:val="16"/>
-              </w:rPr>
-              <w:t>Size and memory</w:t>
-            </w:r>
-          </w:p>
-        </w:tc>
-        <w:tc>
-          <w:tcPr>
-            <w:tcW w:type="dxa" w:w="1872"/>
-            <w:shd w:val="clear" w:color="auto" w:fill="E3EEFB"/>
-          </w:tcPr>
-          <w:p>
-            <w:r>
-              <w:rPr>
-                <w:b/>
-              </w:rPr>
-            </w:r>
-            <w:r>
-              <w:rPr>
-                <w:b/>
-                <w:sz w:val="16"/>
-              </w:rPr>
-              <w:t>What can be inspected</w:t>
-            </w:r>
-          </w:p>
-        </w:tc>
-        <w:tc>
-          <w:tcPr>
-            <w:tcW w:type="dxa" w:w="1872"/>
-            <w:shd w:val="clear" w:color="auto" w:fill="E3EEFB"/>
-          </w:tcPr>
-          <w:p>
-            <w:r>
-              <w:rPr>
-                <w:b/>
-              </w:rPr>
-            </w:r>
-            <w:r>
-              <w:rPr>
-                <w:b/>
-                <w:sz w:val="16"/>
-              </w:rPr>
-              <w:t>Maintainability</w:t>
-            </w:r>
-          </w:p>
-        </w:tc>
-      </w:tr>
-      <w:tr>
-        <w:tc>
-          <w:tcPr>
-            <w:tcW w:type="dxa" w:w="1872"/>
-          </w:tcPr>
-          <w:p>
-            <w:r/>
-            <w:r>
-              <w:rPr>
-                <w:sz w:val="16"/>
-              </w:rPr>
-              <w:t>Monolithic fine-tuned 1.5B</w:t>
-            </w:r>
-          </w:p>
-        </w:tc>
-        <w:tc>
-          <w:tcPr>
-            <w:tcW w:type="dxa" w:w="1872"/>
-          </w:tcPr>
-          <w:p>
-            <w:r/>
-            <w:r>
-              <w:rPr>
-                <w:sz w:val="16"/>
-              </w:rPr>
-              <w:t>22.3% / 3.36 / 18.3%</w:t>
-            </w:r>
-          </w:p>
-        </w:tc>
-        <w:tc>
-          <w:tcPr>
-            <w:tcW w:type="dxa" w:w="1872"/>
-          </w:tcPr>
-          <w:p>
-            <w:r/>
-            <w:r>
-              <w:rPr>
-                <w:sz w:val="16"/>
-              </w:rPr>
-              <w:t>1.5B</w:t>
-            </w:r>
-          </w:p>
-        </w:tc>
-        <w:tc>
-          <w:tcPr>
-            <w:tcW w:type="dxa" w:w="1872"/>
-          </w:tcPr>
-          <w:p>
-            <w:r/>
-            <w:r>
-              <w:rPr>
-                <w:sz w:val="16"/>
-              </w:rPr>
-              <w:t>Nothing; the emotion is never named</w:t>
-            </w:r>
-          </w:p>
-        </w:tc>
-        <w:tc>
-          <w:tcPr>
-            <w:tcW w:type="dxa" w:w="1872"/>
-          </w:tcPr>
-          <w:p>
-            <w:r/>
-            <w:r>
-              <w:rPr>
-                <w:sz w:val="16"/>
-              </w:rPr>
-              <w:t>Retraining needed for any change</w:t>
-            </w:r>
-          </w:p>
-        </w:tc>
-      </w:tr>
-      <w:tr>
-        <w:tc>
-          <w:tcPr>
-            <w:tcW w:type="dxa" w:w="1872"/>
-          </w:tcPr>
-          <w:p>
-            <w:r/>
-            <w:r>
-              <w:rPr>
-                <w:sz w:val="16"/>
-              </w:rPr>
-              <w:t>Zero-shot 1.5B</w:t>
-            </w:r>
-          </w:p>
-        </w:tc>
-        <w:tc>
-          <w:tcPr>
-            <w:tcW w:type="dxa" w:w="1872"/>
-          </w:tcPr>
-          <w:p>
-            <w:r/>
-            <w:r>
-              <w:rPr>
-                <w:sz w:val="16"/>
-              </w:rPr>
-              <w:t>19.0% / 4.25 / 24.7%</w:t>
-            </w:r>
-          </w:p>
-        </w:tc>
-        <w:tc>
-          <w:tcPr>
-            <w:tcW w:type="dxa" w:w="1872"/>
-          </w:tcPr>
-          <w:p>
-            <w:r/>
-            <w:r>
-              <w:rPr>
-                <w:sz w:val="16"/>
-              </w:rPr>
-              <w:t>1.5B</w:t>
-            </w:r>
-          </w:p>
-        </w:tc>
-        <w:tc>
-          <w:tcPr>
-            <w:tcW w:type="dxa" w:w="1872"/>
-          </w:tcPr>
-          <w:p>
-            <w:r/>
-            <w:r>
-              <w:rPr>
-                <w:sz w:val="16"/>
-              </w:rPr>
-              <w:t>Nothing</w:t>
-            </w:r>
-          </w:p>
-        </w:tc>
-        <w:tc>
-          <w:tcPr>
-            <w:tcW w:type="dxa" w:w="1872"/>
-          </w:tcPr>
-          <w:p>
-            <w:r/>
-            <w:r>
-              <w:rPr>
-                <w:sz w:val="16"/>
-              </w:rPr>
-              <w:t>Prompt edit</w:t>
-            </w:r>
-          </w:p>
-        </w:tc>
-      </w:tr>
-      <w:tr>
-        <w:tc>
-          <w:tcPr>
-            <w:tcW w:type="dxa" w:w="1872"/>
-          </w:tcPr>
-          <w:p>
-            <w:r/>
-            <w:r>
-              <w:rPr>
-                <w:sz w:val="16"/>
-              </w:rPr>
-              <w:t>Single model 1.5B</w:t>
-            </w:r>
-          </w:p>
-        </w:tc>
-        <w:tc>
-          <w:tcPr>
-            <w:tcW w:type="dxa" w:w="1872"/>
-          </w:tcPr>
-          <w:p>
-            <w:r/>
-            <w:r>
-              <w:rPr>
-                <w:sz w:val="16"/>
-              </w:rPr>
-              <w:t>51.3% / 4.84 / 25.7%</w:t>
-            </w:r>
-          </w:p>
-        </w:tc>
-        <w:tc>
-          <w:tcPr>
-            <w:tcW w:type="dxa" w:w="1872"/>
-          </w:tcPr>
-          <w:p>
-            <w:r/>
-            <w:r>
-              <w:rPr>
-                <w:sz w:val="16"/>
-              </w:rPr>
-              <w:t>1.5B</w:t>
-            </w:r>
-          </w:p>
-        </w:tc>
-        <w:tc>
-          <w:tcPr>
-            <w:tcW w:type="dxa" w:w="1872"/>
-          </w:tcPr>
-          <w:p>
-            <w:r/>
-            <w:r>
-              <w:rPr>
-                <w:sz w:val="16"/>
-              </w:rPr>
-              <w:t>Nothing; the emotion stays inside the model</w:t>
-            </w:r>
-          </w:p>
-        </w:tc>
-        <w:tc>
-          <w:tcPr>
-            <w:tcW w:type="dxa" w:w="1872"/>
-          </w:tcPr>
-          <w:p>
-            <w:r/>
-            <w:r>
-              <w:rPr>
-                <w:sz w:val="16"/>
-              </w:rPr>
-              <w:t>Prompt edit</w:t>
-            </w:r>
-          </w:p>
-        </w:tc>
-      </w:tr>
-      <w:tr>
-        <w:tc>
-          <w:tcPr>
-            <w:tcW w:type="dxa" w:w="1872"/>
-          </w:tcPr>
-          <w:p>
-            <w:r/>
-            <w:r>
-              <w:rPr>
-                <w:sz w:val="16"/>
-              </w:rPr>
-              <w:t>Single model 7.6B</w:t>
-            </w:r>
-          </w:p>
-        </w:tc>
-        <w:tc>
-          <w:tcPr>
-            <w:tcW w:type="dxa" w:w="1872"/>
-          </w:tcPr>
-          <w:p>
-            <w:r/>
-            <w:r>
-              <w:rPr>
-                <w:sz w:val="16"/>
-              </w:rPr>
-              <w:t>82.3% / 5.76 / 32.3%</w:t>
-            </w:r>
-          </w:p>
-        </w:tc>
-        <w:tc>
-          <w:tcPr>
-            <w:tcW w:type="dxa" w:w="1872"/>
-          </w:tcPr>
-          <w:p>
-            <w:r/>
-            <w:r>
-              <w:rPr>
-                <w:sz w:val="16"/>
-              </w:rPr>
-              <w:t>7.6B, 5.47 GB peak</w:t>
-            </w:r>
-          </w:p>
-        </w:tc>
-        <w:tc>
-          <w:tcPr>
-            <w:tcW w:type="dxa" w:w="1872"/>
-          </w:tcPr>
-          <w:p>
-            <w:r/>
-            <w:r>
-              <w:rPr>
-                <w:sz w:val="16"/>
-              </w:rPr>
-              <w:t>Nothing; the emotion stays inside the model</w:t>
-            </w:r>
-          </w:p>
-        </w:tc>
-        <w:tc>
-          <w:tcPr>
-            <w:tcW w:type="dxa" w:w="1872"/>
-          </w:tcPr>
-          <w:p>
-            <w:r/>
-            <w:r>
-              <w:rPr>
-                <w:sz w:val="16"/>
-              </w:rPr>
-              <w:t>Prompt edit</w:t>
-            </w:r>
-          </w:p>
-        </w:tc>
-      </w:tr>
-      <w:tr>
-        <w:tc>
-          <w:tcPr>
-            <w:tcW w:type="dxa" w:w="1872"/>
-          </w:tcPr>
-          <w:p>
-            <w:r/>
-            <w:r>
-              <w:rPr>
-                <w:sz w:val="16"/>
-              </w:rPr>
-              <w:t>Initial pipeline (GPT-2 + Qwen)</w:t>
-            </w:r>
-          </w:p>
-        </w:tc>
-        <w:tc>
-          <w:tcPr>
-            <w:tcW w:type="dxa" w:w="1872"/>
-          </w:tcPr>
-          <w:p>
-            <w:r/>
-            <w:r>
-              <w:rPr>
-                <w:sz w:val="16"/>
-              </w:rPr>
-              <w:t>63.7% / 4.80 / 26.0%</w:t>
-            </w:r>
-          </w:p>
-        </w:tc>
-        <w:tc>
-          <w:tcPr>
-            <w:tcW w:type="dxa" w:w="1872"/>
-          </w:tcPr>
-          <w:p>
-            <w:r/>
-            <w:r>
-              <w:rPr>
-                <w:sz w:val="16"/>
-              </w:rPr>
-              <w:t>0.36B + 1.5B</w:t>
-            </w:r>
-          </w:p>
-        </w:tc>
-        <w:tc>
-          <w:tcPr>
-            <w:tcW w:type="dxa" w:w="1872"/>
-          </w:tcPr>
-          <w:p>
-            <w:r/>
-            <w:r>
-              <w:rPr>
-                <w:sz w:val="16"/>
-              </w:rPr>
-              <w:t>The top-1 emotion</w:t>
-            </w:r>
-          </w:p>
-        </w:tc>
-        <w:tc>
-          <w:tcPr>
-            <w:tcW w:type="dxa" w:w="1872"/>
-          </w:tcPr>
-          <w:p>
-            <w:r/>
-            <w:r>
-              <w:rPr>
-                <w:sz w:val="16"/>
-              </w:rPr>
-              <w:t>Components independent</w:t>
-            </w:r>
-          </w:p>
-        </w:tc>
-      </w:tr>
-      <w:tr>
-        <w:tc>
-          <w:tcPr>
-            <w:tcW w:type="dxa" w:w="1872"/>
-          </w:tcPr>
-          <w:p>
-            <w:r/>
-            <w:r>
-              <w:rPr>
-                <w:sz w:val="16"/>
-              </w:rPr>
-              <w:t>Initial pipeline with retrieval</w:t>
-            </w:r>
-          </w:p>
-        </w:tc>
-        <w:tc>
-          <w:tcPr>
-            <w:tcW w:type="dxa" w:w="1872"/>
-          </w:tcPr>
-          <w:p>
-            <w:r/>
-            <w:r>
-              <w:rPr>
-                <w:sz w:val="16"/>
-              </w:rPr>
-              <w:t>43.7% / 4.85 / 27.7%</w:t>
-            </w:r>
-          </w:p>
-        </w:tc>
-        <w:tc>
-          <w:tcPr>
-            <w:tcW w:type="dxa" w:w="1872"/>
-          </w:tcPr>
-          <w:p>
-            <w:r/>
-            <w:r>
-              <w:rPr>
-                <w:sz w:val="16"/>
-              </w:rPr>
-              <w:t>Adds an embedding model</w:t>
-            </w:r>
-          </w:p>
-        </w:tc>
-        <w:tc>
-          <w:tcPr>
-            <w:tcW w:type="dxa" w:w="1872"/>
-          </w:tcPr>
-          <w:p>
-            <w:r/>
-            <w:r>
-              <w:rPr>
-                <w:sz w:val="16"/>
-              </w:rPr>
-              <w:t>Emotion and retrieved examples</w:t>
-            </w:r>
-          </w:p>
-        </w:tc>
-        <w:tc>
-          <w:tcPr>
-            <w:tcW w:type="dxa" w:w="1872"/>
-          </w:tcPr>
-          <w:p>
-            <w:r/>
-            <w:r>
-              <w:rPr>
-                <w:sz w:val="16"/>
-              </w:rPr>
-              <w:t>An extra component to maintain</w:t>
-            </w:r>
-          </w:p>
-        </w:tc>
-      </w:tr>
-      <w:tr>
-        <w:tc>
-          <w:tcPr>
-            <w:tcW w:type="dxa" w:w="1872"/>
-          </w:tcPr>
-          <w:p>
-            <w:r/>
-            <w:r>
-              <w:rPr>
-                <w:sz w:val="16"/>
-              </w:rPr>
-              <w:t>RoBERTa + Gemma-3-4B</w:t>
-            </w:r>
-          </w:p>
-        </w:tc>
-        <w:tc>
-          <w:tcPr>
-            <w:tcW w:type="dxa" w:w="1872"/>
-          </w:tcPr>
-          <w:p>
-            <w:r/>
-            <w:r>
-              <w:rPr>
-                <w:sz w:val="16"/>
-              </w:rPr>
-              <w:t>22.0% / 5.30 / 35.0%</w:t>
-            </w:r>
-          </w:p>
-        </w:tc>
-        <w:tc>
-          <w:tcPr>
-            <w:tcW w:type="dxa" w:w="1872"/>
-          </w:tcPr>
-          <w:p>
-            <w:r/>
-            <w:r>
-              <w:rPr>
-                <w:sz w:val="16"/>
-              </w:rPr>
-              <w:t>0.13B + 4B</w:t>
-            </w:r>
-          </w:p>
-        </w:tc>
-        <w:tc>
-          <w:tcPr>
-            <w:tcW w:type="dxa" w:w="1872"/>
-          </w:tcPr>
-          <w:p>
-            <w:r/>
-            <w:r>
-              <w:rPr>
-                <w:sz w:val="16"/>
-              </w:rPr>
-              <w:t>The top-1 emotion</w:t>
-            </w:r>
-          </w:p>
-        </w:tc>
-        <w:tc>
-          <w:tcPr>
-            <w:tcW w:type="dxa" w:w="1872"/>
-          </w:tcPr>
-          <w:p>
-            <w:r/>
-            <w:r>
-              <w:rPr>
-                <w:sz w:val="16"/>
-              </w:rPr>
-              <w:t>Components independent</w:t>
-            </w:r>
-          </w:p>
-        </w:tc>
-      </w:tr>
-      <w:tr>
-        <w:tc>
-          <w:tcPr>
-            <w:tcW w:type="dxa" w:w="1872"/>
-          </w:tcPr>
-          <w:p>
-            <w:r/>
-            <w:r>
-              <w:rPr>
-                <w:b/>
-                <w:sz w:val="16"/>
-              </w:rPr>
-              <w:t>Final: two-stage RoBERTa + Phi-4-mini</w:t>
-            </w:r>
-          </w:p>
-        </w:tc>
-        <w:tc>
-          <w:tcPr>
-            <w:tcW w:type="dxa" w:w="1872"/>
-          </w:tcPr>
-          <w:p>
-            <w:r/>
-            <w:r>
-              <w:rPr>
-                <w:sz w:val="16"/>
-              </w:rPr>
-              <w:t>60.0% / 5.05 / 36.7%</w:t>
-            </w:r>
-          </w:p>
-        </w:tc>
-        <w:tc>
-          <w:tcPr>
-            <w:tcW w:type="dxa" w:w="1872"/>
-          </w:tcPr>
-          <w:p>
-            <w:r/>
-            <w:r>
-              <w:rPr>
-                <w:sz w:val="16"/>
-              </w:rPr>
-              <w:t>0.13B + 3.8B, 3.40 GB peak</w:t>
-            </w:r>
-          </w:p>
-        </w:tc>
-        <w:tc>
-          <w:tcPr>
-            <w:tcW w:type="dxa" w:w="1872"/>
-          </w:tcPr>
-          <w:p>
-            <w:r/>
-            <w:r>
-              <w:rPr>
-                <w:sz w:val="16"/>
-              </w:rPr>
-              <w:t>Three candidates, the chosen emotion and the cue words</w:t>
-            </w:r>
-          </w:p>
-        </w:tc>
-        <w:tc>
-          <w:tcPr>
-            <w:tcW w:type="dxa" w:w="1872"/>
-          </w:tcPr>
-          <w:p>
-            <w:r/>
-            <w:r>
-              <w:rPr>
-                <w:sz w:val="16"/>
-              </w:rPr>
-              <w:t>Detector, prompts and generator replaceable one at a time</w:t>
-            </w:r>
-          </w:p>
-        </w:tc>
-      </w:tr>
-    </w:tbl>
-    <w:p/>
-    <w:p>
-      <w:r>
-        <w:rPr>
-          <w:i/>
-          <w:sz w:val="20"/>
-        </w:rPr>
-        <w:t>Table 5.8: The main design alternatives against criteria beyond raw performance</w:t>
+        <w:t>Performance is not the only criterion a design has to meet, and the alternatives separate cleanly on the others. The two designs that need training, the fine-tuned baseline and the retrieval pipeline, are also the two that cost most to change: one needs retraining for any new behaviour, the other an extra model and an index to maintain. Every single-model design, of any size, keeps its emotional decision inside itself, so there is nothing to inspect and nowhere to place a safeguard. The decoupled designs expose the emotion, and the selected one exposes the most of any design built here: three candidates, the emotion chosen and the words that drove it, with the detector, the guidance and the generator each replaceable on their own.</w:t>
       </w:r>
     </w:p>
     <w:p>
@@ -6519,7 +6057,7 @@
         <w:spacing w:after="120"/>
       </w:pPr>
       <w:r>
-        <w:t>Because the measures disagree with one another, Table 5.9 combines five of them into one ranking: rule adherence, empathy, emotion fidelity, judge-rated empathy and freedom from boilerplate, each standardised across the systems and averaged with equal weight. Nothing is tuned: the weights are equal, every judged system is included, and the measures are those already in Table 5.1.</w:t>
+        <w:t>Because the performance measures disagree with one another, Table 5.8 combines five of them into one ranking: rule adherence, empathy, emotion fidelity, judge-rated empathy and freedom from boilerplate, each standardised across the systems and averaged with equal weight. Nothing is tuned: the weights are equal, every judged system is included, and the measures are those already in Table 5.1.</w:t>
       </w:r>
     </w:p>
     <w:p>
@@ -6527,7 +6065,7 @@
         <w:spacing w:after="120"/>
       </w:pPr>
       <w:r>
-        <w:t xml:space="preserve">The final system ranks </w:t>
+        <w:t xml:space="preserve">On that ranking the final system is </w:t>
       </w:r>
       <w:r>
         <w:rPr>
@@ -7513,7 +7051,7 @@
           <w:i/>
           <w:sz w:val="20"/>
         </w:rPr>
-        <w:t>Table 5.9: Equal-weight composite of five independent measures across the judged systems</w:t>
+        <w:t>Table 5.8: Equal-weight composite of five independent measures across the judged systems</w:t>
       </w:r>
     </w:p>
     <w:p>
@@ -7681,7 +7219,7 @@
         <w:t>Reading only the latest message loses the thread:</w:t>
       </w:r>
       <w:r>
-        <w:t xml:space="preserve"> Across ten short conversations with a deliberate shift (Table A.18), moving from one turn to four moved the prediction to what a listener would hear in five of them, left it unchanged in three, and in two exchanged one neighbour of the intended emotion for another. In none of the ten did a correct single-message reading become wrong. The clearest case is the one that started this test: "I am okay. Well, not properly." on its own is read as </w:t>
+        <w:t xml:space="preserve"> across ten short conversations with a deliberate shift (Table A.18), moving from one turn to four moved the prediction to what a listener would hear in five of them, left it unchanged in three, and in two exchanged one neighbour of the intended emotion for another; in none did a correct single-message reading become wrong. The clearest case is the one that started this test: "I am okay. Well, not properly." alone is read as </w:t>
       </w:r>
       <w:r>
         <w:rPr>
@@ -7690,7 +7228,7 @@
         <w:t>content</w:t>
       </w:r>
       <w:r>
-        <w:t xml:space="preserve"> with 72% confidence; with the previous turn, "Someone yelled at me today very badly", it is read as </w:t>
+        <w:t xml:space="preserve"> at 72% confidence, and with the previous turn, "Someone yelled at me today very badly", as </w:t>
       </w:r>
       <w:r>
         <w:rPr>
@@ -7699,16 +7237,7 @@
         <w:t>angry</w:t>
       </w:r>
       <w:r>
-        <w:t xml:space="preserve">. The control conversation, where the feeling never changes, behaves as it should: </w:t>
-      </w:r>
-      <w:r>
-        <w:rPr>
-          <w:i/>
-        </w:rPr>
-        <w:t>anxious</w:t>
-      </w:r>
-      <w:r>
-        <w:t xml:space="preserve"> at both two and four turns.</w:t>
+        <w:t>.</w:t>
       </w:r>
     </w:p>
     <w:p>
@@ -7722,7 +7251,7 @@
         <w:t>But a window can also be too wide:</w:t>
       </w:r>
       <w:r>
-        <w:t xml:space="preserve"> Table 5.10 widens the window on four long conversations of six to eight turns. Four turns is the widest setting that degrades none of them. At six turns two of the four move away from the listener's reading, and one does so confidently: the break-up conversation, correct at four turns (</w:t>
+        <w:t xml:space="preserve"> Table 5.9 widens the window on four long conversations of six to eight turns, and four turns is the widest setting that degrades none of them. At six turns two of the four move away from the listener's reading, one of them confidently: the break-up conversation, correct at four turns (</w:t>
       </w:r>
       <w:r>
         <w:rPr>
@@ -7740,7 +7269,7 @@
         <w:t>guilty</w:t>
       </w:r>
       <w:r>
-        <w:t xml:space="preserve"> at 64% once the anger of the earlier turns re-enters the window. The control conversation stays </w:t>
+        <w:t xml:space="preserve"> at 64% once the anger of the earlier turns re-enters the window. The control stays </w:t>
       </w:r>
       <w:r>
         <w:rPr>
@@ -7749,7 +7278,7 @@
         <w:t>anxious</w:t>
       </w:r>
       <w:r>
-        <w:t xml:space="preserve"> at every window with rising confidence, which shows that the damage comes from stale emotions competing with the current one, not from the length of the input. Neither setting recovers the intended reading of the burnout conversation, which we report rather than leave out.</w:t>
+        <w:t xml:space="preserve"> at every width with rising confidence, so the damage comes from stale emotions competing with the current one and not from the length of the input. Neither setting recovers the burnout conversation, which we report rather than leave out.</w:t>
       </w:r>
     </w:p>
     <w:p>
@@ -8485,7 +8014,7 @@
           <w:i/>
           <w:sz w:val="20"/>
         </w:rPr>
-        <w:t>Table 5.10: The same test on four long conversations, where a window can become too wide</w:t>
+        <w:t>Table 5.9: The same test on four long conversations, where a window can become too wide</w:t>
       </w:r>
     </w:p>
     <w:p>
@@ -8525,16 +8054,16 @@
         <w:t>Retrieval augmentation</w:t>
       </w:r>
       <w:r>
-        <w:t xml:space="preserve"> cut rule adherence from 63.7% to 43.7% and was rejected (Section 5.2.5). </w:t>
+        <w:t xml:space="preserve"> cut rule adherence from 63.7% to 43.7% and was rejected (Section 5.2.5), and </w:t>
       </w:r>
       <w:r>
         <w:rPr>
           <w:b/>
         </w:rPr>
-        <w:t>A larger detector</w:t>
-      </w:r>
-      <w:r>
-        <w:t xml:space="preserve"> was tested and rejected as well: RoBERTa-large is 2.9 points more accurate on the test partition, but inside the pipeline it improved nothing, moving rule adherence from 60.0% to 54.7% (p = 0.16), empathy from 5.05 to 5.01 (p = 0.43) and emotion fidelity from 36.7% to 38.0% (p = 0.68).</w:t>
+        <w:t>a larger detector</w:t>
+      </w:r>
+      <w:r>
+        <w:t xml:space="preserve"> improved no measure of reply quality inside the pipeline despite being 2.9 points more accurate on its own (Section 5.4.3).</w:t>
       </w:r>
     </w:p>
     <w:p>
@@ -8683,7 +8212,7 @@
         <w:spacing w:after="120"/>
       </w:pPr>
       <w:r>
-        <w:t>Figure 5.7 shows every comparison at once: the difference between the final system and each baseline on the three headline measures, with its confidence interval, coloured by whether it survives correction. Table A.19 gives the same comparisons with exact p-values. Three patterns run through it.</w:t>
+        <w:t>Figure 5.8 shows every comparison at once: the difference between the final system and each baseline on the three headline measures, with its confidence interval, coloured by whether it survives correction. Table A.19 gives the same comparisons with exact p-values. Three patterns run through it.</w:t>
       </w:r>
     </w:p>
     <w:p>
@@ -8751,7 +8280,7 @@
         <w:drawing>
           <wp:inline xmlns:a="http://schemas.openxmlformats.org/drawingml/2006/main" xmlns:pic="http://schemas.openxmlformats.org/drawingml/2006/picture">
             <wp:extent cx="5486400" cy="2924797"/>
-            <wp:docPr id="7" name="Picture 7"/>
+            <wp:docPr id="8" name="Picture 8"/>
             <wp:cNvGraphicFramePr>
               <a:graphicFrameLocks noChangeAspect="1"/>
             </wp:cNvGraphicFramePr>
@@ -8763,7 +8292,7 @@
                     <pic:cNvPicPr/>
                   </pic:nvPicPr>
                   <pic:blipFill>
-                    <a:blip r:embed="rId15"/>
+                    <a:blip r:embed="rId16"/>
                     <a:stretch>
                       <a:fillRect/>
                     </a:stretch>
@@ -8788,7 +8317,7 @@
           <w:i/>
           <w:sz w:val="20"/>
         </w:rPr>
-        <w:t>Figure 5.7: The final system against each baseline on three measures, with 95% confidence intervals</w:t>
+        <w:t>Figure 5.8: The final system against each baseline on three measures, with 95% confidence intervals</w:t>
       </w:r>
     </w:p>
     <w:p>
@@ -8980,7 +8509,7 @@
         <w:spacing w:after="120"/>
       </w:pPr>
       <w:r>
-        <w:t>The panel itself holds up well (Table 5.11). Across the 512 replies the two judges correlate at rho = 0.69 for empathy and 0.68 overall, and they rank the eight systems identically except for the final system and top-1 Phi-4-mini, whose panel scores differ by 0.03 and which swap places. Both judges scored all 512 replies, so every system was rated by the same two judges. Drawing the judges from different model families is what the literature recommends to limit a single model's bias [19], and the agreement we observe is consistent with that.</w:t>
+        <w:t>The panel itself holds up well (Table 5.10). Across the 512 replies the two judges correlate at rho = 0.69 for empathy and 0.68 overall, and they rank the eight systems identically except for the final system and top-1 Phi-4-mini, whose panel scores differ by 0.03 and which swap places. Both judges scored all 512 replies, so every system was rated by the same two judges. Drawing the judges from different model families is what the literature recommends to limit a single model's bias [19], and the agreement we observe is consistent with that.</w:t>
       </w:r>
     </w:p>
     <w:tbl>
@@ -9259,7 +8788,7 @@
           <w:i/>
           <w:sz w:val="20"/>
         </w:rPr>
-        <w:t>Table 5.11: Agreement between the two AI judges</w:t>
+        <w:t>Table 5.10: Agreement between the two AI judges</w:t>
       </w:r>
     </w:p>
     <w:p>
@@ -9327,7 +8856,7 @@
         <w:spacing w:after="120"/>
       </w:pPr>
       <w:r>
-        <w:t xml:space="preserve">Table 5.12 places our detector among published results on the same 32 emotions. Two things have to be held in mind when reading it: </w:t>
+        <w:t xml:space="preserve">Table 5.11 places our detector among published results on the same 32 emotions. Two things have to be held in mind when reading it: </w:t>
       </w:r>
       <w:r>
         <w:rPr>
@@ -9353,7 +8882,83 @@
         <w:spacing w:after="120"/>
       </w:pPr>
       <w:r>
-        <w:t xml:space="preserve">Our detector's 50.3% exceeds every joint recognition-and-generation model listed, at 30.6-41.2% [7], [8], [11], [12], and the personality-aware models at 45.4-48.3% [29]; it is on par with RoBERTa-GPT2 at 51.5% [48]. Neither difference that explains this is an insight of ours. Our detector starts from RoBERTa, pre-trained on about 160 GB of text, while the joint models initialise from GloVe vectors and train on EmpatheticDialogues alone, and RoBERTa-GPT2, the one joint model built on pre-trained components, is also the one that matches us; and our detector is trained for classification only, while the joint models share capacity with generation. The fair summary is that </w:t>
+        <w:t>Our detector's 50.3% exceeds every joint recognition-and-generation model listed, at 30.6-41.2% [7], [8], [11], [12], and the personality-aware models at 45.4-48.3% [29]; it is on par with RoBERTa-GPT2 at 51.5% [48]. Four things explain that gap, and only the last is a decision we can take credit for.</w:t>
+      </w:r>
+    </w:p>
+    <w:p>
+      <w:pPr>
+        <w:spacing w:after="120"/>
+      </w:pPr>
+      <w:r>
+        <w:t xml:space="preserve">1. </w:t>
+      </w:r>
+      <w:r>
+        <w:rPr>
+          <w:b/>
+        </w:rPr>
+        <w:t>It starts from a far stronger encoder:</w:t>
+      </w:r>
+      <w:r>
+        <w:t xml:space="preserve"> Our detector is fine-tuned from RoBERTa, pre-trained on about 160 GB of text, while MoEL, MIME, CEM and CASE initialise their word representations from GloVe vectors and train their encoders on EmpatheticDialogues alone. The one joint model in the table that is built on pre-trained components, RoBERTa-GPT2, is also the only one that matches us.</w:t>
+      </w:r>
+    </w:p>
+    <w:p>
+      <w:pPr>
+        <w:spacing w:after="120"/>
+      </w:pPr>
+      <w:r>
+        <w:t xml:space="preserve">2. </w:t>
+      </w:r>
+      <w:r>
+        <w:rPr>
+          <w:b/>
+        </w:rPr>
+        <w:t>It does one job:</w:t>
+      </w:r>
+      <w:r>
+        <w:t xml:space="preserve"> The joint models learn emotion recognition as an auxiliary task and share their capacity with response generation; ours is trained and selected for classification and nothing else.</w:t>
+      </w:r>
+    </w:p>
+    <w:p>
+      <w:pPr>
+        <w:spacing w:after="120"/>
+      </w:pPr>
+      <w:r>
+        <w:t xml:space="preserve">3. </w:t>
+      </w:r>
+      <w:r>
+        <w:rPr>
+          <w:b/>
+        </w:rPr>
+        <w:t>It is selected on the measure it is used for:</w:t>
+      </w:r>
+      <w:r>
+        <w:t xml:space="preserve"> The checkpoint kept is the one with the best validation accuracy, and the candidate chosen is the one with the best top-5 accuracy, because the design consumes a ranking rather than a single label.</w:t>
+      </w:r>
+    </w:p>
+    <w:p>
+      <w:pPr>
+        <w:spacing w:after="120"/>
+      </w:pPr>
+      <w:r>
+        <w:t xml:space="preserve">4. </w:t>
+      </w:r>
+      <w:r>
+        <w:rPr>
+          <w:b/>
+        </w:rPr>
+        <w:t>It is trained on the text it will actually be given:</w:t>
+      </w:r>
+      <w:r>
+        <w:t xml:space="preserve"> Training on the situation description, as the first version of this project did, reads as a better number and is a worse detector: the same model loses about nine points when moved to the message a user really writes (Section 5.3.1).</w:t>
+      </w:r>
+    </w:p>
+    <w:p>
+      <w:pPr>
+        <w:spacing w:after="120"/>
+      </w:pPr>
+      <w:r>
+        <w:t xml:space="preserve">The fair summary is that </w:t>
       </w:r>
       <w:r>
         <w:rPr>
@@ -10562,7 +10167,7 @@
           <w:i/>
           <w:sz w:val="20"/>
         </w:rPr>
-        <w:t>Table 5.12: Emotion recognition on EmpatheticDialogues in published work and in this thesis</w:t>
+        <w:t>Table 5.11: Emotion recognition on EmpatheticDialogues in published work and in this thesis</w:t>
       </w:r>
     </w:p>
     <w:p>
@@ -10595,7 +10200,7 @@
         <w:spacing w:after="120"/>
       </w:pPr>
       <w:r>
-        <w:t xml:space="preserve">Human evaluation allows a comparison of direction, if not of size. People in published studies strongly prefer LLM replies to those of purpose-built empathetic models, rating ChatGPT at 4.64 out of 5 against 3.08 for CEM [13], and tool-augmented fine-tuned models win 61-72% of head-to-head empathy comparisons [28] (Table 5.13). </w:t>
+        <w:t xml:space="preserve">Human evaluation allows a comparison of direction, if not of size. People in published studies strongly prefer LLM replies to those of purpose-built empathetic models, rating ChatGPT at 4.64 out of 5 against 3.08 for CEM [13], and tool-augmented fine-tuned models win 61-72% of head-to-head empathy comparisons [28] (Table 5.12). </w:t>
       </w:r>
       <w:r>
         <w:rPr>
@@ -11060,7 +10665,7 @@
           <w:i/>
           <w:sz w:val="20"/>
         </w:rPr>
-        <w:t>Table 5.13: Human evaluation of empathy in published work and in this thesis</w:t>
+        <w:t>Table 5.12: Human evaluation of empathy in published work and in this thesis</w:t>
       </w:r>
     </w:p>
     <w:p>
@@ -11153,7 +10758,7 @@
         <w:spacing w:after="120"/>
       </w:pPr>
       <w:r>
-        <w:t>Parameters alone do not decide what a system costs to run, because the final system loads two models and calls the generator twice per reply. We therefore measured peak GPU memory and response time for the final system and both single models on the same 50 conversations, on the RTX 4060 used throughout. Tables 5.30 to 5.33 give the measurements, and Table 5.14 sets them beside the other systems.</w:t>
+        <w:t>Parameters alone do not decide what a system costs to run, because the final system loads two models and calls the generator twice per reply. We therefore measured peak GPU memory and response time for the final system and both single models on the same 50 conversations, on the RTX 4060 used throughout. Tables 5.30 to 5.33 give the measurements, and Table 5.13 sets them beside the other systems.</w:t>
       </w:r>
     </w:p>
     <w:p>
@@ -11314,7 +10919,7 @@
         <w:t>the final system's own generator the single-model prompt and no detector at all</w:t>
       </w:r>
       <w:r>
-        <w:t>. Figure 5.8 shows the result measure by measure, and Table A.31 adds a length control, because the single model writes 29% longer replies and both the judges and the acknowledgement check reward length.</w:t>
+        <w:t>. Figure 5.9 shows the result measure by measure, and Table A.31 adds a length control, because the single model writes 29% longer replies and both the judges and the acknowledgement check reward length.</w:t>
       </w:r>
     </w:p>
     <w:p>
@@ -11376,7 +10981,7 @@
         <w:drawing>
           <wp:inline xmlns:a="http://schemas.openxmlformats.org/drawingml/2006/main" xmlns:pic="http://schemas.openxmlformats.org/drawingml/2006/picture">
             <wp:extent cx="5486400" cy="2946202"/>
-            <wp:docPr id="8" name="Picture 8"/>
+            <wp:docPr id="9" name="Picture 9"/>
             <wp:cNvGraphicFramePr>
               <a:graphicFrameLocks noChangeAspect="1"/>
             </wp:cNvGraphicFramePr>
@@ -11388,7 +10993,7 @@
                     <pic:cNvPicPr/>
                   </pic:nvPicPr>
                   <pic:blipFill>
-                    <a:blip r:embed="rId16"/>
+                    <a:blip r:embed="rId17"/>
                     <a:stretch>
                       <a:fillRect/>
                     </a:stretch>
@@ -11413,7 +11018,7 @@
           <w:i/>
           <w:sz w:val="20"/>
         </w:rPr>
-        <w:t>Figure 5.8: The decoupled design against the same generator used alone, measure by measure</w:t>
+        <w:t>Figure 5.9: The decoupled design against the same generator used alone, measure by measure</w:t>
       </w:r>
     </w:p>
     <w:p>
@@ -11445,7 +11050,7 @@
         <w:spacing w:after="120"/>
       </w:pPr>
       <w:r>
-        <w:t>The thesis asked whether separating emotion detection from response generation produces better empathetic replies than asking one model to do both, on a single consumer GPU. The answer is a qualified yes, and Table 5.14 sets out the whole of it: our system against the same generator used alone, which isolates the design, and against the bigger single model, which is the strongest thing that fits the hardware.</w:t>
+        <w:t>The thesis asked whether separating emotion detection from response generation produces better empathetic replies than asking one model to do both, on a single consumer GPU. The answer is a qualified yes, and Table 5.13 sets out the whole of it: our system against the same generator used alone, which isolates the design, and against the bigger single model, which is the strongest thing that fits the hardware.</w:t>
       </w:r>
     </w:p>
     <w:p>
@@ -12406,7 +12011,7 @@
           <w:i/>
           <w:sz w:val="20"/>
         </w:rPr>
-        <w:t>Table 5.14: The three systems a reader has to choose between, measure by measure</w:t>
+        <w:t>Table 5.13: The three systems a reader has to choose between, measure by measure</w:t>
       </w:r>
     </w:p>
     <w:p>
@@ -12720,7 +12325,29 @@
         <w:spacing w:after="120"/>
       </w:pPr>
       <w:r>
-        <w:t>In order of priority: add a pre-generation crisis filter with reviewed safe responses, which is required before any public deployment [39]; run a component-wise ablation that separates emotion selection, per-emotion guidance and attention cues; combine the detector and per-emotion prompting with a larger generator; control repetition at decoding time; evaluate on real multi-turn conversations and with mental-health professionals; build a Bangla or code-mixed dataset for the detector; and measure memory and response time on other hardware, including CPU-only and mobile devices.</w:t>
+        <w:t>In order of priority: add a pre-generation crisis filter with reviewed safe responses, which is required before any public deployment [39]; run a component-wise ablation that separates emotion selection, per-emotion guidance and attention cues; and combine the detector and per-emotion prompting with a larger generator.</w:t>
+      </w:r>
+    </w:p>
+    <w:p>
+      <w:pPr>
+        <w:spacing w:after="120"/>
+      </w:pPr>
+      <w:r>
+        <w:rPr>
+          <w:b/>
+        </w:rPr>
+        <w:t>Beyond English:</w:t>
+      </w:r>
+      <w:r>
+        <w:t xml:space="preserve"> Everything here is English, because the corpus is English and both models were pre-trained mostly on English text, so none of it should be assumed to hold for someone writing in another language. Extending the work is the next substantial piece, in three steps: collect or adapt labelled emotional conversations in Bangla, including the code-mixed Bangla-English people here actually type; retrain the detector from a multilingual encoder, which is cheap because only 125 million parameters sit behind it; and rewrite the per-emotion guidance with speakers of the language, since how loneliness or shame should be answered is not the same everywhere and a translated prompt would carry English assumptions with it. The decoupled structure helps: a new language needs a new detector and new guidance, not a new generator.</w:t>
+      </w:r>
+    </w:p>
+    <w:p>
+      <w:pPr>
+        <w:spacing w:after="120"/>
+      </w:pPr>
+      <w:r>
+        <w:t>After that: control repetition at decoding time; evaluate on real multi-turn conversations and with mental-health professionals; and measure memory and response time on other hardware, including CPU-only and mobile devices.</w:t>
       </w:r>
     </w:p>
     <w:p>

--- a/final writing/Chapter_5_Results_and_Analysis.docx
+++ b/final writing/Chapter_5_Results_and_Analysis.docx
@@ -23,7 +23,7 @@
         <w:spacing w:after="120"/>
       </w:pPr>
       <w:r>
-        <w:t>Every design built in Chapter 4 was run on the same conversations and measured with the same five signals. This section reports what each one achieved. Why the designs differ is analysed in Section 5.2, and which differences are large enough to trust is settled in Section 5.4.</w:t>
+        <w:t>Every design built in Chapter 4 answered the same conversations and was measured with the same five signals. This section reports what each achieved; why they differ is analysed in Section 5.2, and which differences are large enough to trust in Section 5.4.</w:t>
       </w:r>
     </w:p>
     <w:p>
@@ -39,16 +39,7 @@
         <w:spacing w:after="120"/>
       </w:pPr>
       <w:r>
-        <w:t xml:space="preserve">All twelve generation systems answer the same 300 conversations, drawn with seed 42 from the EmpatheticDialogues test partition, with identical decoding settings (Section 4.4.2). The detector is measured on all 2,542 test conversations. Nothing else changes between runs, so any difference is a property of the design and not of the sample or the sampling temperature. Table 5.1 is the scoreboard for the chapter: it holds every system, the three rule checks, reply length, the empathy score and emotion fidelity in one place, and later sections take their numbers from it. Throughout, </w:t>
-      </w:r>
-      <w:r>
-        <w:rPr>
-          <w:b/>
-        </w:rPr>
-        <w:t>the final system</w:t>
-      </w:r>
-      <w:r>
-        <w:t xml:space="preserve"> means the two-stage pipeline with a RoBERTa-base detector and a Phi-4-mini generator.</w:t>
+        <w:t>All twelve generation systems answer the same 300 conversations, drawn with seed 42 from the EmpatheticDialogues test partition, with identical decoding settings (Section 4.4.2). The detector is measured on all 2,542 test conversations. Nothing else changes between runs, so any difference is a property of the design rather than of the sample.</w:t>
       </w:r>
     </w:p>
     <w:p>
@@ -56,7 +47,7 @@
         <w:spacing w:after="120"/>
       </w:pPr>
       <w:r>
-        <w:t xml:space="preserve">Its seven columns are used throughout the chapter and each means one thing. </w:t>
+        <w:t xml:space="preserve">Table 5.1 is the scoreboard for the chapter, and its seven columns are used throughout. </w:t>
       </w:r>
       <w:r>
         <w:rPr>
@@ -92,7 +83,7 @@
         <w:t>Mean words</w:t>
       </w:r>
       <w:r>
-        <w:t xml:space="preserve"> is the average length of a reply, which matters because both the empathy classifier and the judges reward length (Section 5.4.4). </w:t>
+        <w:t xml:space="preserve"> is the average reply length, which matters because both the empathy classifier and the judges reward length (Section 5.4.4). </w:t>
       </w:r>
       <w:r>
         <w:rPr>
@@ -101,7 +92,7 @@
         <w:t>WASSA empathy</w:t>
       </w:r>
       <w:r>
-        <w:t xml:space="preserve"> is the 0-10 score of an independent empathy classifier (Section 5.1.4), and </w:t>
+        <w:t xml:space="preserve"> is the 0-10 score of an independent empathy classifier, and </w:t>
       </w:r>
       <w:r>
         <w:rPr>
@@ -110,7 +101,16 @@
         <w:t>emotion validation</w:t>
       </w:r>
       <w:r>
-        <w:t xml:space="preserve"> the share of replies that, read back by the detector, express the conversation's true emotion (Section 5.1.5).</w:t>
+        <w:t xml:space="preserve"> the share of replies that, read back by the detector, express the conversation's true emotion. Throughout, </w:t>
+      </w:r>
+      <w:r>
+        <w:rPr>
+          <w:b/>
+        </w:rPr>
+        <w:t>the final system</w:t>
+      </w:r>
+      <w:r>
+        <w:t xml:space="preserve"> means the two-stage pipeline with a RoBERTa-base detector and a Phi-4-mini generator.</w:t>
       </w:r>
     </w:p>
     <w:tbl>
@@ -1521,7 +1521,7 @@
         <w:t>84.3% top-5</w:t>
       </w:r>
       <w:r>
-        <w:t xml:space="preserve"> accuracy over 32 emotions, with a macro-F1 of 49.4% against a chance level of 3.1% (Table A.7). Accuracy is uneven across the emotion set: </w:t>
+        <w:t xml:space="preserve"> accuracy over 32 emotions, with a macro-F1 of 49.4% against a chance level of 3.1%. Accuracy is uneven across the set: </w:t>
       </w:r>
       <w:r>
         <w:rPr>
@@ -1575,7 +1575,7 @@
         <w:t>joyful</w:t>
       </w:r>
       <w:r>
-        <w:t xml:space="preserve"> (30.9%) are the hardest, a spread of 52 points with 7 of the 32 emotions below 40%. Macro-F1 is reported for exactly that reason: it counts every emotion equally, so a detector that scored well by neglecting the harder classes could not hide behind its accuracy. Accuracy (50.3%), weighted-F1 (49.7%) and macro-F1 (49.4%) agree to within 0.9 points, which says the result is not produced by the commoner emotions; the test partition is close to balanced, with 50 to 127 conversations per emotion. Per-emotion figures for all 32 classes are in Table A.8.</w:t>
+        <w:t xml:space="preserve"> (30.9%) are hardest, a spread of 52 points with 7 of the 32 emotions below 40%. Macro-F1 is reported for exactly that reason: it counts every emotion equally, so a detector scoring well by neglecting the harder classes could not hide behind its accuracy. Accuracy, weighted-F1 (49.7%) and macro-F1 agree to within 0.9 points, which says the result is not produced by the commoner emotions; the test partition is close to balanced, at 50 to 127 conversations per emotion. Per-emotion figures for all 32 classes are in Table A.7.</w:t>
       </w:r>
     </w:p>
     <w:p>
@@ -1583,7 +1583,7 @@
         <w:spacing w:after="120"/>
       </w:pPr>
       <w:r>
-        <w:t xml:space="preserve">The shape of the errors matters more than their number. Figure 5.1 shows the twelve most frequent mistakes, and every one of them is a near neighbour: </w:t>
+        <w:t xml:space="preserve">The shape of the errors matters more than their number. The twelve most frequent mistakes (Table A.8) are every one of them a near neighbour: </w:t>
       </w:r>
       <w:r>
         <w:rPr>
@@ -1655,7 +1655,7 @@
         <w:t>devastated</w:t>
       </w:r>
       <w:r>
-        <w:t xml:space="preserve">. These are differences of intensity or shade within one family of feeling, not confusions between unrelated emotions, which is the same error pattern reported for a comparable classifier [31]. Two consequences follow, and both shaped the design: the correct emotion is usually close to the predicted one, so a reply built on the wrong label is rarely built on the wrong </w:t>
+        <w:t xml:space="preserve">. These are differences of intensity within one family of feeling, not confusions between unrelated emotions, the same pattern reported for a comparable classifier [31]. Two consequences shaped the design: a reply built on the wrong label is rarely built on the wrong </w:t>
       </w:r>
       <w:r>
         <w:rPr>
@@ -1664,52 +1664,7 @@
         <w:t>kind</w:t>
       </w:r>
       <w:r>
-        <w:t xml:space="preserve"> of feeling; and the correct label is far more often inside the top three than at the top, which is why the final design passes three candidates to the generator instead of one.</w:t>
-      </w:r>
-    </w:p>
-    <w:p>
-      <w:r>
-        <w:drawing>
-          <wp:inline xmlns:a="http://schemas.openxmlformats.org/drawingml/2006/main" xmlns:pic="http://schemas.openxmlformats.org/drawingml/2006/picture">
-            <wp:extent cx="5486400" cy="2729832"/>
-            <wp:docPr id="1" name="Picture 1"/>
-            <wp:cNvGraphicFramePr>
-              <a:graphicFrameLocks noChangeAspect="1"/>
-            </wp:cNvGraphicFramePr>
-            <a:graphic>
-              <a:graphicData uri="http://schemas.openxmlformats.org/drawingml/2006/picture">
-                <pic:pic>
-                  <pic:nvPicPr>
-                    <pic:cNvPr id="0" name="fig_confusion_pairs.png"/>
-                    <pic:cNvPicPr/>
-                  </pic:nvPicPr>
-                  <pic:blipFill>
-                    <a:blip r:embed="rId9"/>
-                    <a:stretch>
-                      <a:fillRect/>
-                    </a:stretch>
-                  </pic:blipFill>
-                  <pic:spPr>
-                    <a:xfrm>
-                      <a:off x="0" y="0"/>
-                      <a:ext cx="5486400" cy="2729832"/>
-                    </a:xfrm>
-                    <a:prstGeom prst="rect"/>
-                  </pic:spPr>
-                </pic:pic>
-              </a:graphicData>
-            </a:graphic>
-          </wp:inline>
-        </w:drawing>
-      </w:r>
-    </w:p>
-    <w:p>
-      <w:r>
-        <w:rPr>
-          <w:i/>
-          <w:sz w:val="20"/>
-        </w:rPr>
-        <w:t>Figure 5.1: The detector's twelve most frequent mistakes, all between neighbouring emotions</w:t>
+        <w:t xml:space="preserve"> of feeling, and the correct label is far more often inside the top three than at the top, which is why three candidates are passed to the generator instead of one.</w:t>
       </w:r>
     </w:p>
     <w:p>
@@ -1717,7 +1672,7 @@
         <w:pStyle w:val="Heading2"/>
       </w:pPr>
       <w:r>
-        <w:t>5.1.3 Following the Three Response Rules</w:t>
+        <w:t>5.1.3 Rules, Empathy and Emotional Fidelity</w:t>
       </w:r>
     </w:p>
     <w:p>
@@ -1725,16 +1680,7 @@
         <w:spacing w:after="120"/>
       </w:pPr>
       <w:r>
-        <w:t xml:space="preserve">A reply passes the rule check only if it acknowledges the feeling, asks exactly one question and stays within 120 words. The left panel of Figure 5.2 shows how often each system manages all three. The final system passes in </w:t>
-      </w:r>
-      <w:r>
-        <w:rPr>
-          <w:b/>
-        </w:rPr>
-        <w:t>60.0%</w:t>
-      </w:r>
-      <w:r>
-        <w:t xml:space="preserve"> of replies, built from 66.3% acknowledgement, 92.7% exactly one question and 100% within the limit, at an average of 57.1 words. Among systems of its own scale it sits behind top-1 Phi-4-mini prompting (65.3%) and the initial pipeline (63.7%), and well ahead of the same-size single model (51.3%), the fine-tuned model (22.3%) and zero-shot prompting (19.0%). The largest single model, Qwen2.5-7B, leads every system at 82.3%.</w:t>
+        <w:t>Figure 5.1 carries the three headline measures for every system.</w:t>
       </w:r>
     </w:p>
     <w:p>
@@ -1742,7 +1688,68 @@
         <w:spacing w:after="120"/>
       </w:pPr>
       <w:r>
-        <w:t>Two results are worth reading carefully. The fine-tuned model reproduces the style of the replies it was trained on rather than the behaviour the rules ask for: 10.0 words on average, usually one question (74.0%), but acknowledgement in only 30.0%. That is faithful learning, because the human listener replies it was trained on behave the same way, satisfying all three rules in 4.3% of cases. And Gemma-3-4B fails almost entirely (22.0%) not because its replies are poor but because it ignores the length limit, averaging 133 words (Section 5.2.3).</w:t>
+        <w:rPr>
+          <w:b/>
+        </w:rPr>
+        <w:t>Rule adherence:</w:t>
+      </w:r>
+      <w:r>
+        <w:t xml:space="preserve"> a reply passes only if it acknowledges the feeling, asks exactly one question and stays within 120 words. The final system passes in </w:t>
+      </w:r>
+      <w:r>
+        <w:rPr>
+          <w:b/>
+        </w:rPr>
+        <w:t>60.0%</w:t>
+      </w:r>
+      <w:r>
+        <w:t xml:space="preserve"> of replies, from 66.3% acknowledgement, 92.7% exactly one question and 100% within the limit, averaging 57.1 words. Among systems of its own scale it sits behind top-1 Phi-4-mini prompting (65.3%) and the initial pipeline (63.7%), well ahead of the same-size single model (51.3%), the fine-tuned model (22.3%) and zero-shot prompting (19.0%); the largest single model leads at 82.3%. Two results are worth reading carefully. The fine-tuned model reproduces the style it was trained on rather than the behaviour the rules ask for, averaging 10.0 words and acknowledging the feeling in only 30.0% of replies, which is faithful learning, because the human listener replies it was trained on satisfy all three rules in 4.3% of cases. And Gemma-3-4B fails almost entirely (22.0%) not because its replies are poor but because it ignores the length limit at 133 words (Section 5.2.3).</w:t>
+      </w:r>
+    </w:p>
+    <w:p>
+      <w:pPr>
+        <w:spacing w:after="120"/>
+      </w:pPr>
+      <w:r>
+        <w:rPr>
+          <w:b/>
+        </w:rPr>
+        <w:t>Empathy:</w:t>
+      </w:r>
+      <w:r>
+        <w:t xml:space="preserve"> the empathy measure is not ours, and that is the point of using it. It is the hyy33 system from the WASSA 2024 shared task [17], [16], a transformer trained on conversation turns that people had rated for empathy, returning one score from 0 to 10. It shares no model family with any generator compared here, so it has no way to prefer our design, and Section 5.4.4 tests rather than assumes it. The final system scores </w:t>
+      </w:r>
+      <w:r>
+        <w:rPr>
+          <w:b/>
+        </w:rPr>
+        <w:t>5.05</w:t>
+      </w:r>
+      <w:r>
+        <w:t>, the highest of any system no larger than Phi-4-mini, above the same-size single model (4.84), the initial pipeline (4.80) and zero-shot prompting (4.25); only Gemma-3-4B (5.30) and the 7.6-billion-parameter single model (5.76) score higher.</w:t>
+      </w:r>
+    </w:p>
+    <w:p>
+      <w:pPr>
+        <w:spacing w:after="120"/>
+      </w:pPr>
+      <w:r>
+        <w:rPr>
+          <w:b/>
+        </w:rPr>
+        <w:t>Emotional fidelity:</w:t>
+      </w:r>
+      <w:r>
+        <w:t xml:space="preserve"> a reply can be well formed and still answer the wrong feeling, so each reply is passed back through the detector and compared with the conversation's true label. The final system is the highest of all twelve at </w:t>
+      </w:r>
+      <w:r>
+        <w:rPr>
+          <w:b/>
+        </w:rPr>
+        <w:t>36.7%</w:t>
+      </w:r>
+      <w:r>
+        <w:t>, ahead of the largest single model (32.3%), top-1 Phi-4-mini prompting (28.3%) and the same-size single model (25.7%). A second measure, context awareness, compares the reply with the emotion the system conditioned on, where it reaches 54.3%; we prefer the first, because the detector reads replies it was never trained on and because context awareness uses the very detector that fed our pipelines.</w:t>
       </w:r>
     </w:p>
     <w:p>
@@ -1750,7 +1757,7 @@
         <w:drawing>
           <wp:inline xmlns:a="http://schemas.openxmlformats.org/drawingml/2006/main" xmlns:pic="http://schemas.openxmlformats.org/drawingml/2006/picture">
             <wp:extent cx="5486400" cy="3168372"/>
-            <wp:docPr id="2" name="Picture 2"/>
+            <wp:docPr id="1" name="Picture 1"/>
             <wp:cNvGraphicFramePr>
               <a:graphicFrameLocks noChangeAspect="1"/>
             </wp:cNvGraphicFramePr>
@@ -1762,7 +1769,7 @@
                     <pic:cNvPicPr/>
                   </pic:nvPicPr>
                   <pic:blipFill>
-                    <a:blip r:embed="rId10"/>
+                    <a:blip r:embed="rId9"/>
                     <a:stretch>
                       <a:fillRect/>
                     </a:stretch>
@@ -1787,7 +1794,7 @@
           <w:i/>
           <w:sz w:val="20"/>
         </w:rPr>
-        <w:t>Figure 5.2: The three headline measures for every system: rule adherence, empathy score with 95% confidence intervals, and emotion fidelity</w:t>
+        <w:t>Figure 5.1: The three headline measures for every system: rule adherence, empathy with 95% confidence intervals, and emotion fidelity</w:t>
       </w:r>
     </w:p>
     <w:p>
@@ -1795,7 +1802,7 @@
         <w:pStyle w:val="Heading2"/>
       </w:pPr>
       <w:r>
-        <w:t>5.1.4 Empathy Classifier Score</w:t>
+        <w:t>5.1.4 Inside the Two-Stage Decision, and Repetition</w:t>
       </w:r>
     </w:p>
     <w:p>
@@ -1803,16 +1810,25 @@
         <w:spacing w:after="120"/>
       </w:pPr>
       <w:r>
-        <w:t xml:space="preserve">The empathy measure is not ours, and that is the point of using it. It is the hyy33 system from the WASSA 2024 shared task on empathy detection [17], [16], a transformer trained on conversation turns that people had rated for empathy, which returns one score from 0 to 10 for a piece of text. It was built and peer-reviewed for this exact purpose, it knows nothing about our systems, and it shares no model family with any generator compared here, so it has no way to prefer our design. Section 5.4.5 tests it rather than assuming it: it correlates with human empathy ratings at r = 0.544, and across our systems it ranks them much as the AI judges do (rho = 0.74). The middle panel of Figure 5.2 gives every system's mean with a 95% confidence interval, so that each difference can be read against the uncertainty of the estimate behind it. The final system scores </w:t>
+        <w:t xml:space="preserve">The true emotion is among the detector's three candidates in 78.0% of the evaluation conversations, every stage-1 answer named one of the three, so the fallback was never needed, and the generator overrides the detector's first choice in 40.7% of cases. Its final choice matches the gold label in </w:t>
       </w:r>
       <w:r>
         <w:rPr>
           <w:b/>
         </w:rPr>
-        <w:t>5.05</w:t>
-      </w:r>
-      <w:r>
-        <w:t>, the highest of any system no larger than Phi-4-mini, above the same-size single model (4.84), the initial pipeline (4.80), zero-shot prompting (4.25) and the fine-tuned model (3.36). Two systems score higher: Gemma-3-4B (5.30) and the 7.6-billion-parameter single model (5.76).</w:t>
+        <w:t>42.3%</w:t>
+      </w:r>
+      <w:r>
+        <w:t xml:space="preserve"> of conversations, which is </w:t>
+      </w:r>
+      <w:r>
+        <w:rPr>
+          <w:i/>
+        </w:rPr>
+        <w:t>lower</w:t>
+      </w:r>
+      <w:r>
+        <w:t xml:space="preserve"> than the detector's own 50.3% on the same conversations, and reliably so (Section 5.4.3). The two-stage design therefore does not earn its gains by picking the gold label more often; Section 5.6.2 explains what it does instead.</w:t>
       </w:r>
     </w:p>
     <w:p>
@@ -1820,7 +1836,16 @@
         <w:spacing w:after="120"/>
       </w:pPr>
       <w:r>
-        <w:t>The classifier has to be read with care: it was trained on empathy ratings of peer discussions of news articles, it produces coarse classes, and it rewards longer replies (Section 5.4.4). We therefore use it only to compare system averages over 300 replies, never to judge a single reply, and always beside the judges and emotion fidelity. Section 5.4.5 sets out the evidence for and against trusting it.</w:t>
+        <w:t xml:space="preserve">Repetitiveness is the most common complaint about machine-written empathy [15], so we measure it as a </w:t>
+      </w:r>
+      <w:r>
+        <w:rPr>
+          <w:b/>
+        </w:rPr>
+        <w:t>boilerplate rate</w:t>
+      </w:r>
+      <w:r>
+        <w:t>: the share of replies containing one of that system's ten most frequent five-word phrases. The final system's rate is 58.7%, with "how are you feeling right" appearing in 49 replies. The comparison that matters is the same generator prompted generically, at 77.0%: per-emotion prompts reduce repetition in an identical model without curing it.</w:t>
       </w:r>
     </w:p>
     <w:p>
@@ -1828,7 +1853,7 @@
         <w:pStyle w:val="Heading2"/>
       </w:pPr>
       <w:r>
-        <w:t>5.1.5 Emotion Fidelity</w:t>
+        <w:t>5.1.5 The AI-Judge Panel</w:t>
       </w:r>
     </w:p>
     <w:p>
@@ -1836,34 +1861,13 @@
         <w:spacing w:after="120"/>
       </w:pPr>
       <w:r>
-        <w:t xml:space="preserve">A reply can be well formed and still answer the wrong feeling. To test this, each reply is passed back through the detector and its reading is compared with the conversation's true label, a measure we call </w:t>
-      </w:r>
-      <w:r>
         <w:rPr>
           <w:b/>
         </w:rPr>
-        <w:t>emotion validation</w:t>
-      </w:r>
-      <w:r>
-        <w:t xml:space="preserve"> (right panel of Figure 5.2). The final system is the highest of all twelve systems at </w:t>
-      </w:r>
-      <w:r>
-        <w:rPr>
-          <w:b/>
-        </w:rPr>
-        <w:t>36.7%</w:t>
-      </w:r>
-      <w:r>
-        <w:t xml:space="preserve">, ahead of the largest single model (32.3%), top-1 Phi-4-mini prompting (28.3%), the initial pipeline (26.0%) and the same-size single model (25.7%). A second measure, </w:t>
-      </w:r>
-      <w:r>
-        <w:rPr>
-          <w:b/>
-        </w:rPr>
-        <w:t>context awareness</w:t>
-      </w:r>
-      <w:r>
-        <w:t>, compares the reply with the emotion the system itself conditioned on; the final system reaches 54.3% there.</w:t>
+        <w:t>Why these two models:</w:t>
+      </w:r>
+      <w:r>
+        <w:t xml:space="preserve"> three requirements fixed the panel. A judge had to be flagship-scale, because only strong judges track human preference reliably [18]; it could not share a family with anything it judges, because LLM evaluators favour their own generations [33]; and one judge is not enough, because a panel from different developers shows less of any single model's bias [19]. Nemotron 3 Ultra (NVIDIA) and gpt-oss-120b (OpenAI, open weights) meet all three, neither is related to Phi-4-mini (Microsoft) or Qwen (Alibaba), and both are reachable on free tiers, which a project with no compute budget needs. Four further candidates were prepared and lost to circumstances outside the work (Table A.9).</w:t>
       </w:r>
     </w:p>
     <w:p>
@@ -1871,15 +1875,25 @@
         <w:spacing w:after="120"/>
       </w:pPr>
       <w:r>
-        <w:t>Both measures have limits and we prefer the first. The detector was trained on user messages, not on replies, so its reading of a reply is noisy; and context awareness uses the very detector that fed our own pipelines, which favours them. Emotion validation is checked against the dataset's independent label, so it is the more trustworthy of the two.</w:t>
-      </w:r>
-    </w:p>
-    <w:p>
-      <w:pPr>
-        <w:pStyle w:val="Heading2"/>
-      </w:pPr>
-      <w:r>
-        <w:t>5.1.6 Inside the Two-Stage Decision</w:t>
+        <w:t>Each judge scores every reply from 1 to 10 for empathy, relevance and safety, and the panel score is the mean of the two. The ordering is led by the largest single model (</w:t>
+      </w:r>
+      <w:r>
+        <w:rPr>
+          <w:b/>
+        </w:rPr>
+        <w:t>8.90</w:t>
+      </w:r>
+      <w:r>
+        <w:t xml:space="preserve">), then the single model built on our own generator (8.78), the </w:t>
+      </w:r>
+      <w:r>
+        <w:rPr>
+          <w:b/>
+        </w:rPr>
+        <w:t>final system (8.68)</w:t>
+      </w:r>
+      <w:r>
+        <w:t xml:space="preserve"> and top-1 Phi-4-mini prompting (8.65), followed by the same-size single model (8.24), the initial pipeline (8.04), zero-shot prompting (7.51) and the fine-tuned model (5.96). One pattern repeats in every system: safety is easy to satisfy (9.31 to 9.86 for all but the fine-tuned model), relevance is harder, and empathy hardest; the final system scores 7.84, 8.45 and 9.76.</w:t>
       </w:r>
     </w:p>
     <w:p>
@@ -1887,16 +1901,13 @@
         <w:spacing w:after="120"/>
       </w:pPr>
       <w:r>
-        <w:t xml:space="preserve">Table A.10 opens up the stage-1 choice. The true emotion is among the detector's three candidates in 78.0% of the 300 evaluation conversations, and every stage-1 answer named one of the three, so the fallback was never needed. The generator overrides the detector's first choice in 40.7% of conversations, and its final choice matches the gold label in </w:t>
-      </w:r>
-      <w:r>
         <w:rPr>
           <w:b/>
         </w:rPr>
-        <w:t>42.3%</w:t>
-      </w:r>
-      <w:r>
-        <w:t xml:space="preserve"> of them.</w:t>
+        <w:t>How we checked that the scoring was fair:</w:t>
+      </w:r>
+      <w:r>
+        <w:t xml:space="preserve"> Figure 5.2 prints the prompt a judge receives and the five controls around it. The judge sees the user's message and one reply and nothing else, so it cannot know which design wrote the text or whether that design is ours. Both judges scored all 512 replies, so no system was rated by a different judge from another. The rubric fixes what each band of the scale means, the temperature is zero so the same reply always receives the same score, and the answer is constrained to JSON with every parse recorded. Finally the judges are compared against each other rather than trusted: they agree at rho = 0.69 on empathy and order the eight systems the same way (Section 5.4.5).</w:t>
       </w:r>
     </w:p>
     <w:p>
@@ -1904,24 +1915,94 @@
         <w:spacing w:after="120"/>
       </w:pPr>
       <w:r>
-        <w:t xml:space="preserve">That is </w:t>
+        <w:rPr>
+          <w:b/>
+        </w:rPr>
+        <w:t>Every emotion was judged, not a favourable subset:</w:t>
+      </w:r>
+      <w:r>
+        <w:t xml:space="preserve"> the sample holds two conversations for each of the 32 emotions, the shortest and the longest message in that category, so no emotion is missing and no length band is over-represented; the judged messages run from 4 to 54 words. Figure 5.3 gives the final system's judge empathy for each emotion, and the spread is wide and patterned: above its own mean on acute distress (</w:t>
       </w:r>
       <w:r>
         <w:rPr>
           <w:i/>
         </w:rPr>
-        <w:t>lower</w:t>
-      </w:r>
-      <w:r>
-        <w:t xml:space="preserve"> than the detector's own top-1 accuracy on the same conversations (50.3%), and the difference is statistically reliable (Section 5.4.3). The two-stage design therefore does not earn its gains in empathy and emotion fidelity by picking the gold label more often. Section 5.6.2 explains what it does instead.</w:t>
-      </w:r>
-    </w:p>
-    <w:p>
-      <w:pPr>
-        <w:pStyle w:val="Heading2"/>
-      </w:pPr>
-      <w:r>
-        <w:t>5.1.7 Diversity and Repetition</w:t>
+        <w:t>terrified</w:t>
+      </w:r>
+      <w:r>
+        <w:t xml:space="preserve"> 9.0, </w:t>
+      </w:r>
+      <w:r>
+        <w:rPr>
+          <w:i/>
+        </w:rPr>
+        <w:t>sad</w:t>
+      </w:r>
+      <w:r>
+        <w:t xml:space="preserve">, </w:t>
+      </w:r>
+      <w:r>
+        <w:rPr>
+          <w:i/>
+        </w:rPr>
+        <w:t>devastated</w:t>
+      </w:r>
+      <w:r>
+        <w:t xml:space="preserve">, </w:t>
+      </w:r>
+      <w:r>
+        <w:rPr>
+          <w:i/>
+        </w:rPr>
+        <w:t>afraid</w:t>
+      </w:r>
+      <w:r>
+        <w:t xml:space="preserve">, </w:t>
+      </w:r>
+      <w:r>
+        <w:rPr>
+          <w:i/>
+        </w:rPr>
+        <w:t>angry</w:t>
+      </w:r>
+      <w:r>
+        <w:t>), below it on positive or settled states (</w:t>
+      </w:r>
+      <w:r>
+        <w:rPr>
+          <w:i/>
+        </w:rPr>
+        <w:t>confident</w:t>
+      </w:r>
+      <w:r>
+        <w:t xml:space="preserve"> 5.5, </w:t>
+      </w:r>
+      <w:r>
+        <w:rPr>
+          <w:i/>
+        </w:rPr>
+        <w:t>trusting</w:t>
+      </w:r>
+      <w:r>
+        <w:t xml:space="preserve">, </w:t>
+      </w:r>
+      <w:r>
+        <w:rPr>
+          <w:i/>
+        </w:rPr>
+        <w:t>grateful</w:t>
+      </w:r>
+      <w:r>
+        <w:t xml:space="preserve">, </w:t>
+      </w:r>
+      <w:r>
+        <w:rPr>
+          <w:i/>
+        </w:rPr>
+        <w:t>hopeful</w:t>
+      </w:r>
+      <w:r>
+        <w:t>). That is what a system built for support should look like, and it also marks where it is weakest. With two conversations behind each value, these are indicative and no significance is claimed for them.</w:t>
       </w:r>
     </w:p>
     <w:p>
@@ -1929,195 +2010,13 @@
         <w:spacing w:after="120"/>
       </w:pPr>
       <w:r>
-        <w:t xml:space="preserve">Repetitiveness is the most common complaint about machine-written empathy [15], so we measure it directly (Table A.11). Beside distinct-n diversity we report a </w:t>
-      </w:r>
-      <w:r>
-        <w:rPr>
-          <w:b/>
-        </w:rPr>
-        <w:t>boilerplate rate</w:t>
-      </w:r>
-      <w:r>
-        <w:t>: the share of replies containing one of that system's ten most frequent five-word phrases. The final system's rate is 58.7%, with "how are you feeling right" appearing in 49 replies. The comparison that matters is with the same generator prompted generically, which reaches 77.0%: per-emotion prompts reduce repetition in an identical model without curing it. Computed over 300 replies, these values cannot be compared with distinct-n scores published for a full test set.</w:t>
-      </w:r>
-    </w:p>
-    <w:p>
-      <w:pPr>
-        <w:pStyle w:val="Heading2"/>
-      </w:pPr>
-      <w:r>
-        <w:t>5.1.8 The AI-Judge Panel</w:t>
-      </w:r>
-    </w:p>
-    <w:p>
-      <w:pPr>
-        <w:spacing w:after="120"/>
-      </w:pPr>
-      <w:r>
-        <w:rPr>
-          <w:b/>
-        </w:rPr>
-        <w:t>Why these two models:</w:t>
-      </w:r>
-      <w:r>
-        <w:t xml:space="preserve"> three requirements fixed the panel. A judge had to be flagship-scale, because only strong judges track human preference reliably [18]; it could not share a family with anything it judges, because LLM evaluators recognise and favour their own generations [33]; and one judge is not enough, because a panel drawn from different developers shows less of any single model's bias [19]. Nemotron 3 Ultra (NVIDIA) and gpt-oss-120b (OpenAI, open weights) meet all three, and neither is related to Phi-4-mini (Microsoft) or Qwen (Alibaba). Both are reachable on free tiers, which a project with no compute budget needs. Four other candidates were prepared and lost to circumstances outside the work, listed with the rest of the selection criteria in Table A.12.</w:t>
-      </w:r>
-    </w:p>
-    <w:p>
-      <w:pPr>
-        <w:spacing w:after="120"/>
-      </w:pPr>
-      <w:r>
-        <w:t>Each judge scores every reply from 1 to 10 for empathy, relevance and safety, and the panel score is the mean of the two. They read a stratified sample of 64 conversations, the shortest and the longest message for each of the 32 emotions. Table 5.2 gives the results for all eight judged systems and Figure 5.5 breaks them down by dimension.</w:t>
-      </w:r>
-    </w:p>
-    <w:p>
-      <w:pPr>
-        <w:spacing w:after="120"/>
-      </w:pPr>
-      <w:r>
-        <w:t>The ordering is led by the largest single model (</w:t>
-      </w:r>
-      <w:r>
-        <w:rPr>
-          <w:b/>
-        </w:rPr>
-        <w:t>8.90</w:t>
-      </w:r>
-      <w:r>
-        <w:t xml:space="preserve">), then the single model built on our own generator (8.78), the </w:t>
-      </w:r>
-      <w:r>
-        <w:rPr>
-          <w:b/>
-        </w:rPr>
-        <w:t>final system (8.68)</w:t>
-      </w:r>
-      <w:r>
-        <w:t xml:space="preserve"> and top-1 Phi-4-mini prompting (8.65), followed by the same-size single model (8.24), the initial pipeline (8.04), zero-shot prompting (7.51) and the fine-tuned model (5.96). One pattern repeats in every system: safety is easy to satisfy (9.31 to 9.86 for all but the fine-tuned model), relevance is harder, and empathy is hardest. The final system scores 7.84 for empathy, 8.45 for relevance and 9.76 for safety.</w:t>
-      </w:r>
-    </w:p>
-    <w:p>
-      <w:pPr>
-        <w:spacing w:after="120"/>
-      </w:pPr>
-      <w:r>
         <w:rPr>
           <w:b/>
         </w:rPr>
         <w:t>What the ranking settles, and what it does not:</w:t>
       </w:r>
       <w:r>
-        <w:t xml:space="preserve"> the final system is third of eight, and that has to be read against what the panel can separate at all. The four leaders all use a generator of 3.8 billion parameters or more, lie within 0.22 points of one another, and none of the differences among them survives correction (Section 5.4.6); the judges also reward length (Section 5.4.4), and of the four the final system writes the shortest replies. What the panel does separate is scale, since every system below those four uses 1.5 billion parameters or fewer. The judges therefore rate the two-stage design and the same generator prompted directly as equal (8.68 against 8.78, p = 0.16), and the choice between them rests on the measures that do separate them (Section 5.5.7).</w:t>
-      </w:r>
-    </w:p>
-    <w:p>
-      <w:pPr>
-        <w:spacing w:after="120"/>
-      </w:pPr>
-      <w:r>
-        <w:rPr>
-          <w:b/>
-        </w:rPr>
-        <w:t>How we checked that the scoring was fair:</w:t>
-      </w:r>
-      <w:r>
-        <w:t xml:space="preserve"> Figure 5.4 prints the prompt a judge receives and the five controls around it. The judge sees the user's message and one reply and nothing else, so it cannot know which design wrote the text, whether that design is ours, or what a human replied. Both judges scored all 512 replies, so no system was rated by a different judge from another. The rubric fixes what each band of the scale means, the temperature is zero so the same reply always receives the same score, and the answer is constrained to JSON with every parse recorded. Finally the two judges are compared against each other rather than trusted: they agree at rho = 0.69 on empathy and order the eight systems the same way (Section 5.4.6).</w:t>
-      </w:r>
-    </w:p>
-    <w:p>
-      <w:pPr>
-        <w:spacing w:after="120"/>
-      </w:pPr>
-      <w:r>
-        <w:rPr>
-          <w:b/>
-        </w:rPr>
-        <w:t>Every emotion was judged, not a favourable subset:</w:t>
-      </w:r>
-      <w:r>
-        <w:t xml:space="preserve"> the sample holds two conversations for each of the 32 emotions, the shortest and the longest message in that category, so no emotion is missing and no length band is over-represented; the judged messages run from 4 to 54 words. Figure 5.7 gives the final system's judge empathy for each emotion separately, and the spread is wide and patterned: above its own mean on acute distress (</w:t>
-      </w:r>
-      <w:r>
-        <w:rPr>
-          <w:i/>
-        </w:rPr>
-        <w:t>terrified</w:t>
-      </w:r>
-      <w:r>
-        <w:t xml:space="preserve"> 9.0, </w:t>
-      </w:r>
-      <w:r>
-        <w:rPr>
-          <w:i/>
-        </w:rPr>
-        <w:t>sad</w:t>
-      </w:r>
-      <w:r>
-        <w:t xml:space="preserve">, </w:t>
-      </w:r>
-      <w:r>
-        <w:rPr>
-          <w:i/>
-        </w:rPr>
-        <w:t>devastated</w:t>
-      </w:r>
-      <w:r>
-        <w:t xml:space="preserve">, </w:t>
-      </w:r>
-      <w:r>
-        <w:rPr>
-          <w:i/>
-        </w:rPr>
-        <w:t>afraid</w:t>
-      </w:r>
-      <w:r>
-        <w:t xml:space="preserve">, </w:t>
-      </w:r>
-      <w:r>
-        <w:rPr>
-          <w:i/>
-        </w:rPr>
-        <w:t>angry</w:t>
-      </w:r>
-      <w:r>
-        <w:t>), below it on positive or settled states (</w:t>
-      </w:r>
-      <w:r>
-        <w:rPr>
-          <w:i/>
-        </w:rPr>
-        <w:t>confident</w:t>
-      </w:r>
-      <w:r>
-        <w:t xml:space="preserve"> 5.5, </w:t>
-      </w:r>
-      <w:r>
-        <w:rPr>
-          <w:i/>
-        </w:rPr>
-        <w:t>trusting</w:t>
-      </w:r>
-      <w:r>
-        <w:t xml:space="preserve">, </w:t>
-      </w:r>
-      <w:r>
-        <w:rPr>
-          <w:i/>
-        </w:rPr>
-        <w:t>grateful</w:t>
-      </w:r>
-      <w:r>
-        <w:t xml:space="preserve">, </w:t>
-      </w:r>
-      <w:r>
-        <w:rPr>
-          <w:i/>
-        </w:rPr>
-        <w:t>hopeful</w:t>
-      </w:r>
-      <w:r>
-        <w:t>). That is what a system built for support should look like, and it also marks where it is weakest. With two conversations behind each value, these are indicative and no significance is claimed for them.</w:t>
+        <w:t xml:space="preserve"> the final system is third of eight, and that has to be read against what the panel can separate at all. The four leaders all use a generator of 3.8 billion parameters or more, lie within 0.22 points of one another, and none of the differences among them survives correction (Section 5.4.5); what the panel does separate is scale, since every system below them uses 1.5 billion parameters or fewer. The judges therefore rate the two-stage design and the same generator prompted directly as equal (8.68 against 8.78, p = 0.16), and the choice between them rests on the measures that do separate them (Section 5.5.5).</w:t>
       </w:r>
     </w:p>
     <w:tbl>
@@ -3086,6 +2985,51 @@
           <w:sz w:val="20"/>
         </w:rPr>
         <w:t>Table 5.2: Average AI-judge scores (1-10) by system</w:t>
+      </w:r>
+    </w:p>
+    <w:p>
+      <w:r>
+        <w:drawing>
+          <wp:inline xmlns:a="http://schemas.openxmlformats.org/drawingml/2006/main" xmlns:pic="http://schemas.openxmlformats.org/drawingml/2006/picture">
+            <wp:extent cx="5486400" cy="5118838"/>
+            <wp:docPr id="2" name="Picture 2"/>
+            <wp:cNvGraphicFramePr>
+              <a:graphicFrameLocks noChangeAspect="1"/>
+            </wp:cNvGraphicFramePr>
+            <a:graphic>
+              <a:graphicData uri="http://schemas.openxmlformats.org/drawingml/2006/picture">
+                <pic:pic>
+                  <pic:nvPicPr>
+                    <pic:cNvPr id="0" name="fig_judge_prompt.png"/>
+                    <pic:cNvPicPr/>
+                  </pic:nvPicPr>
+                  <pic:blipFill>
+                    <a:blip r:embed="rId10"/>
+                    <a:stretch>
+                      <a:fillRect/>
+                    </a:stretch>
+                  </pic:blipFill>
+                  <pic:spPr>
+                    <a:xfrm>
+                      <a:off x="0" y="0"/>
+                      <a:ext cx="5486400" cy="5118838"/>
+                    </a:xfrm>
+                    <a:prstGeom prst="rect"/>
+                  </pic:spPr>
+                </pic:pic>
+              </a:graphicData>
+            </a:graphic>
+          </wp:inline>
+        </w:drawing>
+      </w:r>
+    </w:p>
+    <w:p>
+      <w:r>
+        <w:rPr>
+          <w:i/>
+          <w:sz w:val="20"/>
+        </w:rPr>
+        <w:t>Figure 5.2: The prompt each judge receives, and the controls that keep the scoring fair</w:t>
       </w:r>
     </w:p>
     <w:p>
@@ -3134,10 +3078,163 @@
       </w:r>
     </w:p>
     <w:p>
+      <w:pPr>
+        <w:pStyle w:val="Heading2"/>
+      </w:pPr>
+      <w:r>
+        <w:t>5.1.6 Human Evaluation</w:t>
+      </w:r>
+    </w:p>
+    <w:p>
+      <w:pPr>
+        <w:spacing w:after="120"/>
+      </w:pPr>
+      <w:r>
+        <w:t xml:space="preserve">To check the automatic measures against people, we ran a rating study. Participants read 8 situations; for each they saw three replies in counterbalanced order, from the final system, the same-size single model and the largest single model, and rated each from 1 to 5 on three dimensions with written anchors: </w:t>
+      </w:r>
+      <w:r>
+        <w:rPr>
+          <w:b/>
+        </w:rPr>
+        <w:t>empathy and emotional validation</w:t>
+      </w:r>
+      <w:r>
+        <w:t xml:space="preserve">, how well the reply recognises and validates the feeling; </w:t>
+      </w:r>
+      <w:r>
+        <w:rPr>
+          <w:b/>
+        </w:rPr>
+        <w:t>contextual relevance</w:t>
+      </w:r>
+      <w:r>
+        <w:t xml:space="preserve">, how well it addresses this person's situation rather than giving a generic answer; and </w:t>
+      </w:r>
+      <w:r>
+        <w:rPr>
+          <w:b/>
+        </w:rPr>
+        <w:t>supportiveness</w:t>
+      </w:r>
+      <w:r>
+        <w:t>, how supported the reader would feel on receiving it. Each situation ends with a preference question, which keeps the head-to-head comparison used in similar studies [28] beside the ratings; rating as well as choosing gives every system a score on every situation, so the size of a difference can be measured and not only its direction. The situations cover the four emotions most central to supportive conversation and five of the eight are also scored by the AI judges, which is what lets the two rankings be compared. Table A.10 gives the item-by-item design.</w:t>
+      </w:r>
+    </w:p>
+    <w:p>
+      <w:pPr>
+        <w:spacing w:after="120"/>
+      </w:pPr>
+      <w:r>
+        <w:rPr>
+          <w:b/>
+          <w:color w:val="B03A00"/>
+        </w:rPr>
+        <w:t>[[PENDING: number of participants; mean rating of each system on each of the three dimensions, with paired tests; preference rate of each system against the chance level of 33.3%; agreement between participants; and agreement between the human ranking and the AI-judge ranking.]]</w:t>
+      </w:r>
+    </w:p>
+    <w:p>
+      <w:pPr>
+        <w:pStyle w:val="Heading2"/>
+      </w:pPr>
+      <w:r>
+        <w:t>5.1.7 The System at Work</w:t>
+      </w:r>
+    </w:p>
+    <w:p>
+      <w:pPr>
+        <w:spacing w:after="120"/>
+      </w:pPr>
+      <w:r>
+        <w:t>Numbers say how often something happens; they do not show what the system does. Two figures close this section with the system running on real input, printing its audit trail.</w:t>
+      </w:r>
+    </w:p>
+    <w:p>
+      <w:pPr>
+        <w:spacing w:after="120"/>
+      </w:pPr>
+      <w:r>
+        <w:rPr>
+          <w:b/>
+        </w:rPr>
+        <w:t>The detector (Figure 5.4):</w:t>
+      </w:r>
+      <w:r>
+        <w:t xml:space="preserve"> for each message it returns three candidates with their confidence and the words its attention selected: </w:t>
+      </w:r>
+      <w:r>
+        <w:rPr>
+          <w:i/>
+        </w:rPr>
+        <w:t>lonely</w:t>
+      </w:r>
+      <w:r>
+        <w:t xml:space="preserve"> at 91.9% for someone who moved city and stopped speaking to people, and </w:t>
+      </w:r>
+      <w:r>
+        <w:rPr>
+          <w:i/>
+        </w:rPr>
+        <w:t>devastated</w:t>
+      </w:r>
+      <w:r>
+        <w:t xml:space="preserve"> at 54.3% ahead of </w:t>
+      </w:r>
+      <w:r>
+        <w:rPr>
+          <w:i/>
+        </w:rPr>
+        <w:t>sad</w:t>
+      </w:r>
+      <w:r>
+        <w:t xml:space="preserve"> at 30.9% for a dog lost while its owner was away, where the attention picks out "My dog disappeared" and "and nobody told". Those candidates and cue words are exactly what the generator receives next.</w:t>
+      </w:r>
+    </w:p>
+    <w:p>
+      <w:pPr>
+        <w:spacing w:after="120"/>
+      </w:pPr>
+      <w:r>
+        <w:rPr>
+          <w:b/>
+        </w:rPr>
+        <w:t>The agent (Figure 5.5):</w:t>
+      </w:r>
+      <w:r>
+        <w:t xml:space="preserve"> three turns of a conversation about having no time for one's parents. The trail above each reply shows the detector's window widening as the conversation grows, from one message to three, and the emotion it read at each turn: </w:t>
+      </w:r>
+      <w:r>
+        <w:rPr>
+          <w:i/>
+        </w:rPr>
+        <w:t>guilty</w:t>
+      </w:r>
+      <w:r>
+        <w:t xml:space="preserve"> at 56%, then </w:t>
+      </w:r>
+      <w:r>
+        <w:rPr>
+          <w:i/>
+        </w:rPr>
+        <w:t>guilty</w:t>
+      </w:r>
+      <w:r>
+        <w:t xml:space="preserve"> again at 67% once the second message is read together with the first, then </w:t>
+      </w:r>
+      <w:r>
+        <w:rPr>
+          <w:i/>
+        </w:rPr>
+        <w:t>apprehensive</w:t>
+      </w:r>
+      <w:r>
+        <w:t xml:space="preserve"> at 35% when the person asks whether they should talk to their parents, where the agent announces the change, guilty to apprehensive, and answers the feeling the person has now. Every reply obeys the rules it was given: 52, 44 and 49 words, exactly one question each. Neither figure is a mock-up; both print the record the system keeps for every turn.</w:t>
+      </w:r>
+    </w:p>
+    <w:p>
       <w:r>
         <w:drawing>
           <wp:inline xmlns:a="http://schemas.openxmlformats.org/drawingml/2006/main" xmlns:pic="http://schemas.openxmlformats.org/drawingml/2006/picture">
-            <wp:extent cx="5486400" cy="5118838"/>
+            <wp:extent cx="5486400" cy="2390152"/>
             <wp:docPr id="4" name="Picture 4"/>
             <wp:cNvGraphicFramePr>
               <a:graphicFrameLocks noChangeAspect="1"/>
@@ -3146,7 +3243,7 @@
               <a:graphicData uri="http://schemas.openxmlformats.org/drawingml/2006/picture">
                 <pic:pic>
                   <pic:nvPicPr>
-                    <pic:cNvPr id="0" name="fig_judge_prompt.png"/>
+                    <pic:cNvPr id="0" name="fig_demo_d1.png"/>
                     <pic:cNvPicPr/>
                   </pic:nvPicPr>
                   <pic:blipFill>
@@ -3158,7 +3255,7 @@
                   <pic:spPr>
                     <a:xfrm>
                       <a:off x="0" y="0"/>
-                      <a:ext cx="5486400" cy="5118838"/>
+                      <a:ext cx="5486400" cy="2390152"/>
                     </a:xfrm>
                     <a:prstGeom prst="rect"/>
                   </pic:spPr>
@@ -3175,14 +3272,14 @@
           <w:i/>
           <w:sz w:val="20"/>
         </w:rPr>
-        <w:t>Figure 5.4: The prompt each judge receives, and the controls that keep the scoring fair</w:t>
+        <w:t>Figure 5.4: The detector on two messages: three candidates, their confidence, and the words its attention selected</w:t>
       </w:r>
     </w:p>
     <w:p>
       <w:r>
         <w:drawing>
           <wp:inline xmlns:a="http://schemas.openxmlformats.org/drawingml/2006/main" xmlns:pic="http://schemas.openxmlformats.org/drawingml/2006/picture">
-            <wp:extent cx="5486400" cy="3060915"/>
+            <wp:extent cx="5486400" cy="2683888"/>
             <wp:docPr id="5" name="Picture 5"/>
             <wp:cNvGraphicFramePr>
               <a:graphicFrameLocks noChangeAspect="1"/>
@@ -3191,7 +3288,7 @@
               <a:graphicData uri="http://schemas.openxmlformats.org/drawingml/2006/picture">
                 <pic:pic>
                   <pic:nvPicPr>
-                    <pic:cNvPr id="0" name="fig_judge_dimensions.png"/>
+                    <pic:cNvPr id="0" name="fig_demo_agent.png"/>
                     <pic:cNvPicPr/>
                   </pic:nvPicPr>
                   <pic:blipFill>
@@ -3203,7 +3300,7 @@
                   <pic:spPr>
                     <a:xfrm>
                       <a:off x="0" y="0"/>
-                      <a:ext cx="5486400" cy="3060915"/>
+                      <a:ext cx="5486400" cy="2683888"/>
                     </a:xfrm>
                     <a:prstGeom prst="rect"/>
                   </pic:spPr>
@@ -3220,7 +3317,23 @@
           <w:i/>
           <w:sz w:val="20"/>
         </w:rPr>
-        <w:t>Figure 5.5: Judge scores split into empathy, relevance and safety</w:t>
+        <w:t>Figure 5.5: Three turns of the agent, with the audit trail it prints before each reply</w:t>
+      </w:r>
+    </w:p>
+    <w:p>
+      <w:pPr>
+        <w:pStyle w:val="Heading1"/>
+      </w:pPr>
+      <w:r>
+        <w:t>5.2 Analysis of Design Solutions</w:t>
+      </w:r>
+    </w:p>
+    <w:p>
+      <w:pPr>
+        <w:spacing w:after="120"/>
+      </w:pPr>
+      <w:r>
+        <w:t>Section 5.1 reported what each design achieved. This section explains why they differ, taking one design question at a time, and ends by weighing the alternatives against criteria that performance figures do not capture.</w:t>
       </w:r>
     </w:p>
     <w:p>
@@ -3228,7 +3341,7 @@
         <w:pStyle w:val="Heading2"/>
       </w:pPr>
       <w:r>
-        <w:t>5.1.9 Human Evaluation</w:t>
+        <w:t>5.2.1 Decoupled against Monolithic Designs</w:t>
       </w:r>
     </w:p>
     <w:p>
@@ -3236,34 +3349,7 @@
         <w:spacing w:after="120"/>
       </w:pPr>
       <w:r>
-        <w:t xml:space="preserve">To check the automatic measures against people, we ran a rating study. Participants read 8 situations; for each one they saw three replies in counterbalanced order, from the final system, the same-size single model and the largest single model, and rated each reply from 1 to 5 on three dimensions with written anchors: </w:t>
-      </w:r>
-      <w:r>
-        <w:rPr>
-          <w:b/>
-        </w:rPr>
-        <w:t>empathy and emotional validation</w:t>
-      </w:r>
-      <w:r>
-        <w:t xml:space="preserve">, how well the reply recognises and validates the feeling; </w:t>
-      </w:r>
-      <w:r>
-        <w:rPr>
-          <w:b/>
-        </w:rPr>
-        <w:t>contextual relevance</w:t>
-      </w:r>
-      <w:r>
-        <w:t xml:space="preserve">, how well it addresses this person's situation rather than giving a generic answer; and </w:t>
-      </w:r>
-      <w:r>
-        <w:rPr>
-          <w:b/>
-        </w:rPr>
-        <w:t>supportiveness</w:t>
-      </w:r>
-      <w:r>
-        <w:t>, how supported the reader would feel on receiving it. Each situation ends with a preference question, which keeps the head-to-head comparison used in similar studies [28] beside the ratings.</w:t>
+        <w:t>The central question of the thesis is whether emotion detection deserves a model of its own. Four designs without a detector answer the same conversations, and they fail in three different ways.</w:t>
       </w:r>
     </w:p>
     <w:p>
@@ -3271,7 +3357,31 @@
         <w:spacing w:after="120"/>
       </w:pPr>
       <w:r>
-        <w:t>Rating rather than only choosing gives every system a score on every situation, so the size of a difference can be measured and not only its direction. The situations cover the four emotions most central to supportive conversation (sad, lonely, angry and anxious), three drawn from student life and one positive emotion; five of the eight are also scored by the AI judges, which is what lets the human and AI rankings be compared. Table A.13 gives the item-by-item design.</w:t>
+        <w:rPr>
+          <w:b/>
+        </w:rPr>
+        <w:t>Fine-tuning a single model teaches the dataset's style, not the wanted behaviour:</w:t>
+      </w:r>
+      <w:r>
+        <w:t xml:space="preserve"> the LoRA-tuned generator writes short, casual replies that seldom acknowledge the feeling, and comes last on empathy, emotion fidelity and the judges; it learned its training data correctly, and the training data does not contain the behaviour we want. </w:t>
+      </w:r>
+      <w:r>
+        <w:rPr>
+          <w:b/>
+        </w:rPr>
+        <w:t>Prompting without an emotion leaves the model nothing to work from:</w:t>
+      </w:r>
+      <w:r>
+        <w:t xml:space="preserve"> zero-shot prompting asks the required single question in 22.7% of replies. </w:t>
+      </w:r>
+      <w:r>
+        <w:rPr>
+          <w:b/>
+        </w:rPr>
+        <w:t>Asking one model to do both jobs closes part of the gap, but not the part that matters here:</w:t>
+      </w:r>
+      <w:r>
+        <w:t xml:space="preserve"> the same-size single model satisfies all rules in 51.3% of replies, yet its replies are barely more faithful to the true emotion than zero-shot prompting (25.7% against 24.7%).</w:t>
       </w:r>
     </w:p>
     <w:p>
@@ -3279,446 +3389,30 @@
         <w:spacing w:after="120"/>
       </w:pPr>
       <w:r>
+        <w:t xml:space="preserve">Because that comparison changes the generator as well as the design, we built the test that changes only the design: </w:t>
+      </w:r>
+      <w:r>
         <w:rPr>
           <w:b/>
-          <w:color w:val="B03A00"/>
         </w:rPr>
-        <w:t>[[PENDING: number of participants; mean rating of each system on each of the three dimensions, with paired tests; preference rate of each system against the chance level of 33.3%; agreement between participants; and agreement between the human ranking and the AI-judge ranking.]]</w:t>
+        <w:t>the final system's own generator, given the single-model prompt and no detector at all.</w:t>
+      </w:r>
+      <w:r>
+        <w:t xml:space="preserve"> It follows the rules more often than the decoupled system (73.7% against 60.0%), but its empathy and emotional fidelity stay at the level of the smaller single model (4.75 and 27.0%); adding the detector and the per-emotion guidance to that same generator raises them to 5.05 and 36.7%. Section 5.5.5 reports it in full, and it is the strongest evidence in this thesis that the second model earns its place.</w:t>
       </w:r>
     </w:p>
-    <w:tbl>
-      <w:tblPr>
-        <w:tblStyle w:val="TableGrid"/>
-        <w:tblW w:type="auto" w:w="0"/>
-        <w:tblLook w:firstColumn="1" w:firstRow="1" w:lastColumn="0" w:lastRow="0" w:noHBand="0" w:noVBand="1" w:val="04A0"/>
-      </w:tblPr>
-      <w:tblGrid>
-        <w:gridCol w:w="1560"/>
-        <w:gridCol w:w="1560"/>
-        <w:gridCol w:w="1560"/>
-        <w:gridCol w:w="1560"/>
-        <w:gridCol w:w="1560"/>
-        <w:gridCol w:w="1560"/>
-      </w:tblGrid>
-      <w:tr>
-        <w:tc>
-          <w:tcPr>
-            <w:tcW w:type="dxa" w:w="1560"/>
-            <w:shd w:val="clear" w:color="auto" w:fill="E3EEFB"/>
-          </w:tcPr>
-          <w:p>
-            <w:r>
-              <w:rPr>
-                <w:b/>
-              </w:rPr>
-            </w:r>
-            <w:r>
-              <w:rPr>
-                <w:b/>
-                <w:sz w:val="16"/>
-              </w:rPr>
-              <w:t>System</w:t>
-            </w:r>
-          </w:p>
-        </w:tc>
-        <w:tc>
-          <w:tcPr>
-            <w:tcW w:type="dxa" w:w="1560"/>
-            <w:shd w:val="clear" w:color="auto" w:fill="E3EEFB"/>
-          </w:tcPr>
-          <w:p>
-            <w:r>
-              <w:rPr>
-                <w:b/>
-              </w:rPr>
-            </w:r>
-            <w:r>
-              <w:rPr>
-                <w:b/>
-                <w:sz w:val="16"/>
-              </w:rPr>
-              <w:t>Empathy (1-5)</w:t>
-            </w:r>
-          </w:p>
-        </w:tc>
-        <w:tc>
-          <w:tcPr>
-            <w:tcW w:type="dxa" w:w="1560"/>
-            <w:shd w:val="clear" w:color="auto" w:fill="E3EEFB"/>
-          </w:tcPr>
-          <w:p>
-            <w:r>
-              <w:rPr>
-                <w:b/>
-              </w:rPr>
-            </w:r>
-            <w:r>
-              <w:rPr>
-                <w:b/>
-                <w:sz w:val="16"/>
-              </w:rPr>
-              <w:t>Contextual relevance (1-5)</w:t>
-            </w:r>
-          </w:p>
-        </w:tc>
-        <w:tc>
-          <w:tcPr>
-            <w:tcW w:type="dxa" w:w="1560"/>
-            <w:shd w:val="clear" w:color="auto" w:fill="E3EEFB"/>
-          </w:tcPr>
-          <w:p>
-            <w:r>
-              <w:rPr>
-                <w:b/>
-              </w:rPr>
-            </w:r>
-            <w:r>
-              <w:rPr>
-                <w:b/>
-                <w:sz w:val="16"/>
-              </w:rPr>
-              <w:t>Supportiveness (1-5)</w:t>
-            </w:r>
-          </w:p>
-        </w:tc>
-        <w:tc>
-          <w:tcPr>
-            <w:tcW w:type="dxa" w:w="1560"/>
-            <w:shd w:val="clear" w:color="auto" w:fill="E3EEFB"/>
-          </w:tcPr>
-          <w:p>
-            <w:r>
-              <w:rPr>
-                <w:b/>
-              </w:rPr>
-            </w:r>
-            <w:r>
-              <w:rPr>
-                <w:b/>
-                <w:sz w:val="16"/>
-              </w:rPr>
-              <w:t>Preferred (%)</w:t>
-            </w:r>
-          </w:p>
-        </w:tc>
-        <w:tc>
-          <w:tcPr>
-            <w:tcW w:type="dxa" w:w="1560"/>
-            <w:shd w:val="clear" w:color="auto" w:fill="E3EEFB"/>
-          </w:tcPr>
-          <w:p>
-            <w:r>
-              <w:rPr>
-                <w:b/>
-              </w:rPr>
-            </w:r>
-            <w:r>
-              <w:rPr>
-                <w:b/>
-                <w:sz w:val="16"/>
-              </w:rPr>
-              <w:t>Paired p vs final system</w:t>
-            </w:r>
-          </w:p>
-        </w:tc>
-      </w:tr>
-      <w:tr>
-        <w:tc>
-          <w:tcPr>
-            <w:tcW w:type="dxa" w:w="1560"/>
-          </w:tcPr>
-          <w:p>
-            <w:r/>
-            <w:r>
-              <w:rPr>
-                <w:sz w:val="16"/>
-              </w:rPr>
-              <w:t>FINAL SYSTEM - Two-stage: RoBERTa top-3 -&gt; Phi-4-mini picks + per-emotion prompt</w:t>
-            </w:r>
-          </w:p>
-        </w:tc>
-        <w:tc>
-          <w:tcPr>
-            <w:tcW w:type="dxa" w:w="1560"/>
-          </w:tcPr>
-          <w:p>
-            <w:r/>
-            <w:r>
-              <w:rPr>
-                <w:b/>
-                <w:color w:val="B03A00"/>
-                <w:sz w:val="16"/>
-              </w:rPr>
-              <w:t>[[PENDING - human evaluation responses not yet collected]]</w:t>
-            </w:r>
-          </w:p>
-        </w:tc>
-        <w:tc>
-          <w:tcPr>
-            <w:tcW w:type="dxa" w:w="1560"/>
-          </w:tcPr>
-          <w:p>
-            <w:r/>
-            <w:r>
-              <w:rPr>
-                <w:b/>
-                <w:color w:val="B03A00"/>
-                <w:sz w:val="16"/>
-              </w:rPr>
-              <w:t>[[PENDING - human evaluation responses not yet collected]]</w:t>
-            </w:r>
-          </w:p>
-        </w:tc>
-        <w:tc>
-          <w:tcPr>
-            <w:tcW w:type="dxa" w:w="1560"/>
-          </w:tcPr>
-          <w:p>
-            <w:r/>
-            <w:r>
-              <w:rPr>
-                <w:b/>
-                <w:color w:val="B03A00"/>
-                <w:sz w:val="16"/>
-              </w:rPr>
-              <w:t>[[PENDING - human evaluation responses not yet collected]]</w:t>
-            </w:r>
-          </w:p>
-        </w:tc>
-        <w:tc>
-          <w:tcPr>
-            <w:tcW w:type="dxa" w:w="1560"/>
-          </w:tcPr>
-          <w:p>
-            <w:r/>
-            <w:r>
-              <w:rPr>
-                <w:b/>
-                <w:color w:val="B03A00"/>
-                <w:sz w:val="16"/>
-              </w:rPr>
-              <w:t>[[PENDING - human evaluation responses not yet collected]]</w:t>
-            </w:r>
-          </w:p>
-        </w:tc>
-        <w:tc>
-          <w:tcPr>
-            <w:tcW w:type="dxa" w:w="1560"/>
-          </w:tcPr>
-          <w:p>
-            <w:r/>
-            <w:r>
-              <w:rPr>
-                <w:b/>
-                <w:color w:val="B03A00"/>
-                <w:sz w:val="16"/>
-              </w:rPr>
-              <w:t>[[PENDING - human evaluation responses not yet collected]]</w:t>
-            </w:r>
-          </w:p>
-        </w:tc>
-      </w:tr>
-      <w:tr>
-        <w:tc>
-          <w:tcPr>
-            <w:tcW w:type="dxa" w:w="1560"/>
-          </w:tcPr>
-          <w:p>
-            <w:r/>
-            <w:r>
-              <w:rPr>
-                <w:sz w:val="16"/>
-              </w:rPr>
-              <w:t>Single model, same size: Qwen2.5-1.5B detects + responds</w:t>
-            </w:r>
-          </w:p>
-        </w:tc>
-        <w:tc>
-          <w:tcPr>
-            <w:tcW w:type="dxa" w:w="1560"/>
-          </w:tcPr>
-          <w:p>
-            <w:r/>
-            <w:r>
-              <w:rPr>
-                <w:b/>
-                <w:color w:val="B03A00"/>
-                <w:sz w:val="16"/>
-              </w:rPr>
-              <w:t>[[PENDING - human evaluation responses not yet collected]]</w:t>
-            </w:r>
-          </w:p>
-        </w:tc>
-        <w:tc>
-          <w:tcPr>
-            <w:tcW w:type="dxa" w:w="1560"/>
-          </w:tcPr>
-          <w:p>
-            <w:r/>
-            <w:r>
-              <w:rPr>
-                <w:b/>
-                <w:color w:val="B03A00"/>
-                <w:sz w:val="16"/>
-              </w:rPr>
-              <w:t>[[PENDING - human evaluation responses not yet collected]]</w:t>
-            </w:r>
-          </w:p>
-        </w:tc>
-        <w:tc>
-          <w:tcPr>
-            <w:tcW w:type="dxa" w:w="1560"/>
-          </w:tcPr>
-          <w:p>
-            <w:r/>
-            <w:r>
-              <w:rPr>
-                <w:b/>
-                <w:color w:val="B03A00"/>
-                <w:sz w:val="16"/>
-              </w:rPr>
-              <w:t>[[PENDING - human evaluation responses not yet collected]]</w:t>
-            </w:r>
-          </w:p>
-        </w:tc>
-        <w:tc>
-          <w:tcPr>
-            <w:tcW w:type="dxa" w:w="1560"/>
-          </w:tcPr>
-          <w:p>
-            <w:r/>
-            <w:r>
-              <w:rPr>
-                <w:b/>
-                <w:color w:val="B03A00"/>
-                <w:sz w:val="16"/>
-              </w:rPr>
-              <w:t>[[PENDING - human evaluation responses not yet collected]]</w:t>
-            </w:r>
-          </w:p>
-        </w:tc>
-        <w:tc>
-          <w:tcPr>
-            <w:tcW w:type="dxa" w:w="1560"/>
-          </w:tcPr>
-          <w:p>
-            <w:r/>
-            <w:r>
-              <w:rPr>
-                <w:b/>
-                <w:color w:val="B03A00"/>
-                <w:sz w:val="16"/>
-              </w:rPr>
-              <w:t>[[PENDING - human evaluation responses not yet collected]]</w:t>
-            </w:r>
-          </w:p>
-        </w:tc>
-      </w:tr>
-      <w:tr>
-        <w:tc>
-          <w:tcPr>
-            <w:tcW w:type="dxa" w:w="1560"/>
-          </w:tcPr>
-          <w:p>
-            <w:r/>
-            <w:r>
-              <w:rPr>
-                <w:sz w:val="16"/>
-              </w:rPr>
-              <w:t>Single model, bigger: Qwen2.5-7B (4-bit) detects + responds</w:t>
-            </w:r>
-          </w:p>
-        </w:tc>
-        <w:tc>
-          <w:tcPr>
-            <w:tcW w:type="dxa" w:w="1560"/>
-          </w:tcPr>
-          <w:p>
-            <w:r/>
-            <w:r>
-              <w:rPr>
-                <w:b/>
-                <w:color w:val="B03A00"/>
-                <w:sz w:val="16"/>
-              </w:rPr>
-              <w:t>[[PENDING - human evaluation responses not yet collected]]</w:t>
-            </w:r>
-          </w:p>
-        </w:tc>
-        <w:tc>
-          <w:tcPr>
-            <w:tcW w:type="dxa" w:w="1560"/>
-          </w:tcPr>
-          <w:p>
-            <w:r/>
-            <w:r>
-              <w:rPr>
-                <w:b/>
-                <w:color w:val="B03A00"/>
-                <w:sz w:val="16"/>
-              </w:rPr>
-              <w:t>[[PENDING - human evaluation responses not yet collected]]</w:t>
-            </w:r>
-          </w:p>
-        </w:tc>
-        <w:tc>
-          <w:tcPr>
-            <w:tcW w:type="dxa" w:w="1560"/>
-          </w:tcPr>
-          <w:p>
-            <w:r/>
-            <w:r>
-              <w:rPr>
-                <w:b/>
-                <w:color w:val="B03A00"/>
-                <w:sz w:val="16"/>
-              </w:rPr>
-              <w:t>[[PENDING - human evaluation responses not yet collected]]</w:t>
-            </w:r>
-          </w:p>
-        </w:tc>
-        <w:tc>
-          <w:tcPr>
-            <w:tcW w:type="dxa" w:w="1560"/>
-          </w:tcPr>
-          <w:p>
-            <w:r/>
-            <w:r>
-              <w:rPr>
-                <w:b/>
-                <w:color w:val="B03A00"/>
-                <w:sz w:val="16"/>
-              </w:rPr>
-              <w:t>[[PENDING - human evaluation responses not yet collected]]</w:t>
-            </w:r>
-          </w:p>
-        </w:tc>
-        <w:tc>
-          <w:tcPr>
-            <w:tcW w:type="dxa" w:w="1560"/>
-          </w:tcPr>
-          <w:p>
-            <w:r/>
-            <w:r>
-              <w:rPr>
-                <w:b/>
-                <w:color w:val="B03A00"/>
-                <w:sz w:val="16"/>
-              </w:rPr>
-              <w:t>[[PENDING - human evaluation responses not yet collected]]</w:t>
-            </w:r>
-          </w:p>
-        </w:tc>
-      </w:tr>
-    </w:tbl>
-    <w:p/>
     <w:p>
+      <w:pPr>
+        <w:spacing w:after="120"/>
+      </w:pPr>
       <w:r>
         <w:rPr>
-          <w:i/>
-          <w:sz w:val="20"/>
+          <w:b/>
         </w:rPr>
-        <w:t>Table 5.3: Human-evaluation results (to be completed)</w:t>
+        <w:t>A larger single model is still stronger overall:</w:t>
+      </w:r>
+      <w:r>
+        <w:t xml:space="preserve"> Qwen2.5-7B leads on rule adherence, empathy and the judges, and since it shares a prompt with the same-size single model, capacity rather than structure explains that gap. Section 5.2.6 weighs what decoupling costs against what it makes possible.</w:t>
       </w:r>
     </w:p>
     <w:p>
@@ -3726,7 +3420,7 @@
         <w:pStyle w:val="Heading2"/>
       </w:pPr>
       <w:r>
-        <w:t>5.1.10 The System at Work</w:t>
+        <w:t>5.2.2 Detector Alternatives</w:t>
       </w:r>
     </w:p>
     <w:p>
@@ -3734,7 +3428,16 @@
         <w:spacing w:after="120"/>
       </w:pPr>
       <w:r>
-        <w:t>Numbers say how often something happens; they do not show what the system does. Two figures close this section with the system running on real input, printing the audit trail rather than a summary of it.</w:t>
+        <w:t xml:space="preserve">Two findings settled the detector. First, </w:t>
+      </w:r>
+      <w:r>
+        <w:rPr>
+          <w:b/>
+        </w:rPr>
+        <w:t>what the detector is trained on matters more than which network is used.</w:t>
+      </w:r>
+      <w:r>
+        <w:t xml:space="preserve"> Training GPT-2 Medium on the dataset's situation descriptions but deploying it on the user's own message cost about nine points of accuracy (56.9% against 48.2%); retraining on the text the model actually receives was the single largest improvement made to the detector (Table A.11).</w:t>
       </w:r>
     </w:p>
     <w:p>
@@ -3742,231 +3445,6 @@
         <w:spacing w:after="120"/>
       </w:pPr>
       <w:r>
-        <w:rPr>
-          <w:b/>
-        </w:rPr>
-        <w:t>The detector, on three messages:</w:t>
-      </w:r>
-      <w:r>
-        <w:t xml:space="preserve"> For each one it returns three candidates with their confidence and the words its attention selected: </w:t>
-      </w:r>
-      <w:r>
-        <w:rPr>
-          <w:i/>
-        </w:rPr>
-        <w:t>lonely</w:t>
-      </w:r>
-      <w:r>
-        <w:t xml:space="preserve"> at 91.9% for someone who moved city and stopped speaking to people, </w:t>
-      </w:r>
-      <w:r>
-        <w:rPr>
-          <w:i/>
-        </w:rPr>
-        <w:t>devastated</w:t>
-      </w:r>
-      <w:r>
-        <w:t xml:space="preserve"> at 54.3% ahead of </w:t>
-      </w:r>
-      <w:r>
-        <w:rPr>
-          <w:i/>
-        </w:rPr>
-        <w:t>sad</w:t>
-      </w:r>
-      <w:r>
-        <w:t xml:space="preserve"> at 30.9% for a lost dog, </w:t>
-      </w:r>
-      <w:r>
-        <w:rPr>
-          <w:i/>
-        </w:rPr>
-        <w:t>proud</w:t>
-      </w:r>
-      <w:r>
-        <w:t xml:space="preserve"> at 57.5% for a finished thesis draft. Those candidates and cue words are exactly what the generator receives next.</w:t>
-      </w:r>
-    </w:p>
-    <w:p>
-      <w:pPr>
-        <w:spacing w:after="120"/>
-      </w:pPr>
-      <w:r>
-        <w:rPr>
-          <w:b/>
-          <w:color w:val="B03A00"/>
-        </w:rPr>
-        <w:t>[[TEAM TO FILL: run `python demo_for_screenshots.py d1` and place the screenshot here, captioned as a figure.]]</w:t>
-      </w:r>
-    </w:p>
-    <w:p>
-      <w:pPr>
-        <w:spacing w:after="120"/>
-      </w:pPr>
-      <w:r>
-        <w:rPr>
-          <w:b/>
-        </w:rPr>
-        <w:t>The agent, over four turns:</w:t>
-      </w:r>
-      <w:r>
-        <w:t xml:space="preserve"> A break-up told in the order people actually tell it, moving from sadness through anger into loneliness. The last message, </w:t>
-      </w:r>
-      <w:r>
-        <w:rPr>
-          <w:i/>
-        </w:rPr>
-        <w:t>"I keep reaching for my phone to text them"</w:t>
-      </w:r>
-      <w:r>
-        <w:t>, is not read as lonely on its own; the agent reads it correctly because it sees the earlier turns, and it announces the change of emotion when it happens.</w:t>
-      </w:r>
-    </w:p>
-    <w:p>
-      <w:pPr>
-        <w:spacing w:after="120"/>
-      </w:pPr>
-      <w:r>
-        <w:rPr>
-          <w:b/>
-          <w:color w:val="B03A00"/>
-        </w:rPr>
-        <w:t>[[TEAM TO FILL: run `python conversational_agent/chat.py`, type the four turns printed by `python demo_for_screenshots.py agent`, and place the screenshot here, captioned as a figure.]]</w:t>
-      </w:r>
-    </w:p>
-    <w:p>
-      <w:pPr>
-        <w:spacing w:after="120"/>
-      </w:pPr>
-      <w:r>
-        <w:t>Neither is a mock-up: both print the record the system keeps for every turn.</w:t>
-      </w:r>
-    </w:p>
-    <w:p>
-      <w:pPr>
-        <w:pStyle w:val="Heading1"/>
-      </w:pPr>
-      <w:r>
-        <w:t>5.2 Analysis of Design Solutions</w:t>
-      </w:r>
-    </w:p>
-    <w:p>
-      <w:pPr>
-        <w:spacing w:after="120"/>
-      </w:pPr>
-      <w:r>
-        <w:t>Section 5.1 reported what each design achieved. This section explains why they differ, taking one design question at a time, and ends by weighing the alternatives against criteria that performance figures do not capture.</w:t>
-      </w:r>
-    </w:p>
-    <w:p>
-      <w:pPr>
-        <w:pStyle w:val="Heading2"/>
-      </w:pPr>
-      <w:r>
-        <w:t>5.2.1 Decoupled against Monolithic Designs</w:t>
-      </w:r>
-    </w:p>
-    <w:p>
-      <w:pPr>
-        <w:spacing w:after="120"/>
-      </w:pPr>
-      <w:r>
-        <w:t>The central question of the thesis is whether emotion detection deserves a model of its own. Four designs without a detector answer the same conversations, and they fail in three different ways.</w:t>
-      </w:r>
-    </w:p>
-    <w:p>
-      <w:pPr>
-        <w:spacing w:after="120"/>
-      </w:pPr>
-      <w:r>
-        <w:rPr>
-          <w:b/>
-        </w:rPr>
-        <w:t>Fine-tuning a single model teaches the dataset's style, not the wanted behaviour:</w:t>
-      </w:r>
-      <w:r>
-        <w:t xml:space="preserve"> the LoRA-tuned generator writes short, casual replies that usually ask a question but seldom acknowledge the feeling, and it comes last on empathy, emotion fidelity and the judges. It learned its training data correctly; the training data does not contain the behaviour we want. </w:t>
-      </w:r>
-      <w:r>
-        <w:rPr>
-          <w:b/>
-        </w:rPr>
-        <w:t>Prompting without an emotion leaves the model nothing to work from:</w:t>
-      </w:r>
-      <w:r>
-        <w:t xml:space="preserve"> zero-shot prompting asks the required single question in 22.7% of replies and scores 4.25 on empathy. </w:t>
-      </w:r>
-      <w:r>
-        <w:rPr>
-          <w:b/>
-        </w:rPr>
-        <w:t>Asking one model to do both jobs closes part of the gap, but not the part that matters here:</w:t>
-      </w:r>
-      <w:r>
-        <w:t xml:space="preserve"> the same-size single model satisfies all rules in 51.3% of replies and scores 4.84, yet its replies are barely more faithful to the true emotion than zero-shot prompting (25.7% against 24.7%).</w:t>
-      </w:r>
-    </w:p>
-    <w:p>
-      <w:pPr>
-        <w:spacing w:after="120"/>
-      </w:pPr>
-      <w:r>
-        <w:t xml:space="preserve">Because that comparison changes the generator as well as the design, we built the test that changes only the design: </w:t>
-      </w:r>
-      <w:r>
-        <w:rPr>
-          <w:b/>
-        </w:rPr>
-        <w:t>the final system's own generator, given the single-model prompt and no detector at all.</w:t>
-      </w:r>
-      <w:r>
-        <w:t xml:space="preserve"> It follows the rules more often than the decoupled system (73.7% against 60.0%), but its empathy and emotional fidelity stay at the level of the smaller single model (4.75 and 27.0%); adding the detector and the per-emotion guidance to that same generator raises them to 5.05 and 36.7%. Section 5.5.7 reports it in full, and it is the strongest evidence in this thesis that the second model earns its place.</w:t>
-      </w:r>
-    </w:p>
-    <w:p>
-      <w:pPr>
-        <w:spacing w:after="120"/>
-      </w:pPr>
-      <w:r>
-        <w:rPr>
-          <w:b/>
-        </w:rPr>
-        <w:t>A larger single model is still stronger overall:</w:t>
-      </w:r>
-      <w:r>
-        <w:t xml:space="preserve"> Qwen2.5-7B leads on rule adherence, empathy and the judges, and since it shares a prompt with the same-size single model, capacity rather than structure explains that gap. Section 5.2.6 weighs what decoupling costs against what it makes possible.</w:t>
-      </w:r>
-    </w:p>
-    <w:p>
-      <w:pPr>
-        <w:pStyle w:val="Heading2"/>
-      </w:pPr>
-      <w:r>
-        <w:t>5.2.2 Detector Alternatives</w:t>
-      </w:r>
-    </w:p>
-    <w:p>
-      <w:pPr>
-        <w:spacing w:after="120"/>
-      </w:pPr>
-      <w:r>
-        <w:t xml:space="preserve">Two findings settled the detector. First, </w:t>
-      </w:r>
-      <w:r>
-        <w:rPr>
-          <w:b/>
-        </w:rPr>
-        <w:t>what the detector is trained on matters more than which network is used.</w:t>
-      </w:r>
-      <w:r>
-        <w:t xml:space="preserve"> Training GPT-2 Medium on the dataset's situation descriptions but deploying it on the user's own message cost about nine points of accuracy (56.9% against 48.2%); retraining on the text the model actually receives was the single largest improvement made to the detector (Table 5.4).</w:t>
-      </w:r>
-    </w:p>
-    <w:p>
-      <w:pPr>
-        <w:spacing w:after="120"/>
-      </w:pPr>
-      <w:r>
         <w:t xml:space="preserve">Second, </w:t>
       </w:r>
       <w:r>
@@ -3977,374 +3455,6 @@
       </w:r>
       <w:r>
         <w:t xml:space="preserve"> (48.8-50.2%); RoBERTa-base separates itself only on the quality of its ranking, with 85.0% top-5 against 81.7-82.7% for BERT and ELECTRA (Figure 5.6, Tables 5.11 and 5.12). Ranking is exactly what the two-stage design consumes. RoBERTa-large adds 2.9 points of top-1 accuracy for 7.4 times the training cost and changed no measure of reply quality inside the pipeline (Section 5.4.3), so RoBERTa-base was kept.</w:t>
-      </w:r>
-    </w:p>
-    <w:tbl>
-      <w:tblPr>
-        <w:tblStyle w:val="TableGrid"/>
-        <w:tblW w:type="auto" w:w="0"/>
-        <w:tblLook w:firstColumn="1" w:firstRow="1" w:lastColumn="0" w:lastRow="0" w:noHBand="0" w:noVBand="1" w:val="04A0"/>
-      </w:tblPr>
-      <w:tblGrid>
-        <w:gridCol w:w="1872"/>
-        <w:gridCol w:w="1872"/>
-        <w:gridCol w:w="1872"/>
-        <w:gridCol w:w="1872"/>
-        <w:gridCol w:w="1872"/>
-      </w:tblGrid>
-      <w:tr>
-        <w:tc>
-          <w:tcPr>
-            <w:tcW w:type="dxa" w:w="1872"/>
-            <w:shd w:val="clear" w:color="auto" w:fill="E3EEFB"/>
-          </w:tcPr>
-          <w:p>
-            <w:r>
-              <w:rPr>
-                <w:b/>
-              </w:rPr>
-            </w:r>
-            <w:r>
-              <w:rPr>
-                <w:b/>
-                <w:sz w:val="16"/>
-              </w:rPr>
-              <w:t>d1 version</w:t>
-            </w:r>
-          </w:p>
-        </w:tc>
-        <w:tc>
-          <w:tcPr>
-            <w:tcW w:type="dxa" w:w="1872"/>
-            <w:shd w:val="clear" w:color="auto" w:fill="E3EEFB"/>
-          </w:tcPr>
-          <w:p>
-            <w:r>
-              <w:rPr>
-                <w:b/>
-              </w:rPr>
-            </w:r>
-            <w:r>
-              <w:rPr>
-                <w:b/>
-                <w:sz w:val="16"/>
-              </w:rPr>
-              <w:t>Trained on</w:t>
-            </w:r>
-          </w:p>
-        </w:tc>
-        <w:tc>
-          <w:tcPr>
-            <w:tcW w:type="dxa" w:w="1872"/>
-            <w:shd w:val="clear" w:color="auto" w:fill="E3EEFB"/>
-          </w:tcPr>
-          <w:p>
-            <w:r>
-              <w:rPr>
-                <w:b/>
-              </w:rPr>
-            </w:r>
-            <w:r>
-              <w:rPr>
-                <w:b/>
-                <w:sz w:val="16"/>
-              </w:rPr>
-              <w:t>Evaluated on</w:t>
-            </w:r>
-          </w:p>
-        </w:tc>
-        <w:tc>
-          <w:tcPr>
-            <w:tcW w:type="dxa" w:w="1872"/>
-            <w:shd w:val="clear" w:color="auto" w:fill="E3EEFB"/>
-          </w:tcPr>
-          <w:p>
-            <w:r>
-              <w:rPr>
-                <w:b/>
-              </w:rPr>
-            </w:r>
-            <w:r>
-              <w:rPr>
-                <w:b/>
-                <w:sz w:val="16"/>
-              </w:rPr>
-              <w:t>Top-1 (%)</w:t>
-            </w:r>
-          </w:p>
-        </w:tc>
-        <w:tc>
-          <w:tcPr>
-            <w:tcW w:type="dxa" w:w="1872"/>
-            <w:shd w:val="clear" w:color="auto" w:fill="E3EEFB"/>
-          </w:tcPr>
-          <w:p>
-            <w:r>
-              <w:rPr>
-                <w:b/>
-              </w:rPr>
-            </w:r>
-            <w:r>
-              <w:rPr>
-                <w:b/>
-                <w:sz w:val="16"/>
-              </w:rPr>
-              <w:t>Top-5 (%)</w:t>
-            </w:r>
-          </w:p>
-        </w:tc>
-      </w:tr>
-      <w:tr>
-        <w:tc>
-          <w:tcPr>
-            <w:tcW w:type="dxa" w:w="1872"/>
-          </w:tcPr>
-          <w:p>
-            <w:r/>
-            <w:r>
-              <w:rPr>
-                <w:sz w:val="16"/>
-              </w:rPr>
-              <w:t>GPT-2 Medium (initial)</w:t>
-            </w:r>
-          </w:p>
-        </w:tc>
-        <w:tc>
-          <w:tcPr>
-            <w:tcW w:type="dxa" w:w="1872"/>
-          </w:tcPr>
-          <w:p>
-            <w:r/>
-            <w:r>
-              <w:rPr>
-                <w:sz w:val="16"/>
-              </w:rPr>
-              <w:t xml:space="preserve">situation </w:t>
-            </w:r>
-            <w:r>
-              <w:rPr>
-                <w:rFonts w:ascii="Consolas" w:hAnsi="Consolas"/>
-                <w:sz w:val="16"/>
-              </w:rPr>
-              <w:t>prompt</w:t>
-            </w:r>
-            <w:r>
-              <w:rPr>
-                <w:sz w:val="16"/>
-              </w:rPr>
-              <w:t xml:space="preserve"> field</w:t>
-            </w:r>
-          </w:p>
-        </w:tc>
-        <w:tc>
-          <w:tcPr>
-            <w:tcW w:type="dxa" w:w="1872"/>
-          </w:tcPr>
-          <w:p>
-            <w:r/>
-            <w:r>
-              <w:rPr>
-                <w:sz w:val="16"/>
-              </w:rPr>
-              <w:t>situation text</w:t>
-            </w:r>
-          </w:p>
-        </w:tc>
-        <w:tc>
-          <w:tcPr>
-            <w:tcW w:type="dxa" w:w="1872"/>
-          </w:tcPr>
-          <w:p>
-            <w:r/>
-            <w:r>
-              <w:rPr>
-                <w:sz w:val="16"/>
-              </w:rPr>
-              <w:t>56.9</w:t>
-            </w:r>
-          </w:p>
-        </w:tc>
-        <w:tc>
-          <w:tcPr>
-            <w:tcW w:type="dxa" w:w="1872"/>
-          </w:tcPr>
-          <w:p>
-            <w:r/>
-            <w:r>
-              <w:rPr>
-                <w:sz w:val="16"/>
-              </w:rPr>
-              <w:t>90.5</w:t>
-            </w:r>
-          </w:p>
-        </w:tc>
-      </w:tr>
-      <w:tr>
-        <w:tc>
-          <w:tcPr>
-            <w:tcW w:type="dxa" w:w="1872"/>
-          </w:tcPr>
-          <w:p>
-            <w:r/>
-            <w:r>
-              <w:rPr>
-                <w:sz w:val="16"/>
-              </w:rPr>
-              <w:t>GPT-2 Medium (initial)</w:t>
-            </w:r>
-          </w:p>
-        </w:tc>
-        <w:tc>
-          <w:tcPr>
-            <w:tcW w:type="dxa" w:w="1872"/>
-          </w:tcPr>
-          <w:p>
-            <w:r/>
-            <w:r>
-              <w:rPr>
-                <w:sz w:val="16"/>
-              </w:rPr>
-              <w:t xml:space="preserve">situation </w:t>
-            </w:r>
-            <w:r>
-              <w:rPr>
-                <w:rFonts w:ascii="Consolas" w:hAnsi="Consolas"/>
-                <w:sz w:val="16"/>
-              </w:rPr>
-              <w:t>prompt</w:t>
-            </w:r>
-            <w:r>
-              <w:rPr>
-                <w:sz w:val="16"/>
-              </w:rPr>
-              <w:t xml:space="preserve"> field</w:t>
-            </w:r>
-          </w:p>
-        </w:tc>
-        <w:tc>
-          <w:tcPr>
-            <w:tcW w:type="dxa" w:w="1872"/>
-          </w:tcPr>
-          <w:p>
-            <w:r/>
-            <w:r>
-              <w:rPr>
-                <w:sz w:val="16"/>
-              </w:rPr>
-              <w:t>first user message (real input)</w:t>
-            </w:r>
-          </w:p>
-        </w:tc>
-        <w:tc>
-          <w:tcPr>
-            <w:tcW w:type="dxa" w:w="1872"/>
-          </w:tcPr>
-          <w:p>
-            <w:r/>
-            <w:r>
-              <w:rPr>
-                <w:sz w:val="16"/>
-              </w:rPr>
-              <w:t>48.2</w:t>
-            </w:r>
-          </w:p>
-        </w:tc>
-        <w:tc>
-          <w:tcPr>
-            <w:tcW w:type="dxa" w:w="1872"/>
-          </w:tcPr>
-          <w:p>
-            <w:r/>
-            <w:r>
-              <w:rPr>
-                <w:sz w:val="16"/>
-              </w:rPr>
-              <w:t>82.7</w:t>
-            </w:r>
-          </w:p>
-        </w:tc>
-      </w:tr>
-      <w:tr>
-        <w:tc>
-          <w:tcPr>
-            <w:tcW w:type="dxa" w:w="1872"/>
-          </w:tcPr>
-          <w:p>
-            <w:r/>
-            <w:r>
-              <w:rPr>
-                <w:sz w:val="16"/>
-              </w:rPr>
-              <w:t>RoBERTa-base (final)</w:t>
-            </w:r>
-          </w:p>
-        </w:tc>
-        <w:tc>
-          <w:tcPr>
-            <w:tcW w:type="dxa" w:w="1872"/>
-          </w:tcPr>
-          <w:p>
-            <w:r/>
-            <w:r>
-              <w:rPr>
-                <w:sz w:val="16"/>
-              </w:rPr>
-              <w:t>first user message</w:t>
-            </w:r>
-          </w:p>
-        </w:tc>
-        <w:tc>
-          <w:tcPr>
-            <w:tcW w:type="dxa" w:w="1872"/>
-          </w:tcPr>
-          <w:p>
-            <w:r/>
-            <w:r>
-              <w:rPr>
-                <w:sz w:val="16"/>
-              </w:rPr>
-              <w:t>first user message (real input)</w:t>
-            </w:r>
-          </w:p>
-        </w:tc>
-        <w:tc>
-          <w:tcPr>
-            <w:tcW w:type="dxa" w:w="1872"/>
-          </w:tcPr>
-          <w:p>
-            <w:r/>
-            <w:r>
-              <w:rPr>
-                <w:sz w:val="16"/>
-              </w:rPr>
-              <w:t>50.3</w:t>
-            </w:r>
-          </w:p>
-        </w:tc>
-        <w:tc>
-          <w:tcPr>
-            <w:tcW w:type="dxa" w:w="1872"/>
-          </w:tcPr>
-          <w:p>
-            <w:r/>
-            <w:r>
-              <w:rPr>
-                <w:sz w:val="16"/>
-              </w:rPr>
-              <w:t>84.3</w:t>
-            </w:r>
-          </w:p>
-        </w:tc>
-      </w:tr>
-    </w:tbl>
-    <w:p/>
-    <w:p>
-      <w:r>
-        <w:rPr>
-          <w:i/>
-          <w:sz w:val="20"/>
-        </w:rPr>
-        <w:t>Table 5.4: Effect of training the detector on the text it actually receives</w:t>
       </w:r>
     </w:p>
     <w:p>
@@ -4405,7 +3515,7 @@
         <w:spacing w:after="120"/>
       </w:pPr>
       <w:r>
-        <w:t>With the detector, the prompt and the conversations held fixed, the generator decides how well the rules are followed: 65.3% for Phi-4-mini, 57.7% for Qwen2.5-1.5B and 22.0% for Gemma-3-4B (Table 5.5).</w:t>
+        <w:t>With the detector, the prompt and the conversations held fixed, the generator decides how well the rules are followed: 65.3% for Phi-4-mini, 57.7% for Qwen2.5-1.5B and 22.0% for Gemma-3-4B (Table A.14).</w:t>
       </w:r>
     </w:p>
     <w:p>
@@ -4413,583 +3523,7 @@
         <w:spacing w:after="120"/>
       </w:pPr>
       <w:r>
-        <w:t>Gemma is the instructive case, because on the surface it looks like the most empathetic model: it acknowledges the feeling in 96.7% of replies and scores higher than Phi-4-mini on the empathy classifier (5.30 against 4.89). But it averages 133 words, with 72% of replies over the limit, and the classifier rewards length in every system we measured (Section 5.4.4). Figure 5.7 removes that advantage by comparing replies of similar length: in every band where both have replies, Phi-4-mini matches or beats Gemma, and Gemma leads only above 120 words, where Phi-4-mini has no replies at all. Its apparent empathy is verbosity, and a system meant to answer someone in distress briefly cannot ignore the length rule.</w:t>
-      </w:r>
-    </w:p>
-    <w:tbl>
-      <w:tblPr>
-        <w:tblStyle w:val="TableGrid"/>
-        <w:tblW w:type="auto" w:w="0"/>
-        <w:tblLook w:firstColumn="1" w:firstRow="1" w:lastColumn="0" w:lastRow="0" w:noHBand="0" w:noVBand="1" w:val="04A0"/>
-      </w:tblPr>
-      <w:tblGrid>
-        <w:gridCol w:w="1170"/>
-        <w:gridCol w:w="1170"/>
-        <w:gridCol w:w="1170"/>
-        <w:gridCol w:w="1170"/>
-        <w:gridCol w:w="1170"/>
-        <w:gridCol w:w="1170"/>
-        <w:gridCol w:w="1170"/>
-        <w:gridCol w:w="1170"/>
-      </w:tblGrid>
-      <w:tr>
-        <w:tc>
-          <w:tcPr>
-            <w:tcW w:type="dxa" w:w="1170"/>
-            <w:shd w:val="clear" w:color="auto" w:fill="E3EEFB"/>
-          </w:tcPr>
-          <w:p>
-            <w:r>
-              <w:rPr>
-                <w:b/>
-              </w:rPr>
-            </w:r>
-            <w:r>
-              <w:rPr>
-                <w:b/>
-                <w:sz w:val="13"/>
-              </w:rPr>
-              <w:t>Generator</w:t>
-            </w:r>
-          </w:p>
-        </w:tc>
-        <w:tc>
-          <w:tcPr>
-            <w:tcW w:type="dxa" w:w="1170"/>
-            <w:shd w:val="clear" w:color="auto" w:fill="E3EEFB"/>
-          </w:tcPr>
-          <w:p>
-            <w:r>
-              <w:rPr>
-                <w:b/>
-              </w:rPr>
-            </w:r>
-            <w:r>
-              <w:rPr>
-                <w:b/>
-                <w:sz w:val="13"/>
-              </w:rPr>
-              <w:t>Ack (%)</w:t>
-            </w:r>
-          </w:p>
-        </w:tc>
-        <w:tc>
-          <w:tcPr>
-            <w:tcW w:type="dxa" w:w="1170"/>
-            <w:shd w:val="clear" w:color="auto" w:fill="E3EEFB"/>
-          </w:tcPr>
-          <w:p>
-            <w:r>
-              <w:rPr>
-                <w:b/>
-              </w:rPr>
-            </w:r>
-            <w:r>
-              <w:rPr>
-                <w:b/>
-                <w:sz w:val="13"/>
-              </w:rPr>
-              <w:t>One question (%)</w:t>
-            </w:r>
-          </w:p>
-        </w:tc>
-        <w:tc>
-          <w:tcPr>
-            <w:tcW w:type="dxa" w:w="1170"/>
-            <w:shd w:val="clear" w:color="auto" w:fill="E3EEFB"/>
-          </w:tcPr>
-          <w:p>
-            <w:r>
-              <w:rPr>
-                <w:b/>
-              </w:rPr>
-            </w:r>
-            <w:r>
-              <w:rPr>
-                <w:b/>
-                <w:sz w:val="13"/>
-              </w:rPr>
-              <w:t>Length OK (%)</w:t>
-            </w:r>
-          </w:p>
-        </w:tc>
-        <w:tc>
-          <w:tcPr>
-            <w:tcW w:type="dxa" w:w="1170"/>
-            <w:shd w:val="clear" w:color="auto" w:fill="E3EEFB"/>
-          </w:tcPr>
-          <w:p>
-            <w:r>
-              <w:rPr>
-                <w:b/>
-              </w:rPr>
-            </w:r>
-            <w:r>
-              <w:rPr>
-                <w:b/>
-                <w:sz w:val="13"/>
-              </w:rPr>
-              <w:t>All rules (%)</w:t>
-            </w:r>
-          </w:p>
-        </w:tc>
-        <w:tc>
-          <w:tcPr>
-            <w:tcW w:type="dxa" w:w="1170"/>
-            <w:shd w:val="clear" w:color="auto" w:fill="E3EEFB"/>
-          </w:tcPr>
-          <w:p>
-            <w:r>
-              <w:rPr>
-                <w:b/>
-              </w:rPr>
-            </w:r>
-            <w:r>
-              <w:rPr>
-                <w:b/>
-                <w:sz w:val="13"/>
-              </w:rPr>
-              <w:t>Mean words</w:t>
-            </w:r>
-          </w:p>
-        </w:tc>
-        <w:tc>
-          <w:tcPr>
-            <w:tcW w:type="dxa" w:w="1170"/>
-            <w:shd w:val="clear" w:color="auto" w:fill="E3EEFB"/>
-          </w:tcPr>
-          <w:p>
-            <w:r>
-              <w:rPr>
-                <w:b/>
-              </w:rPr>
-            </w:r>
-            <w:r>
-              <w:rPr>
-                <w:b/>
-                <w:sz w:val="13"/>
-              </w:rPr>
-              <w:t>WASSA empathy (0-10)</w:t>
-            </w:r>
-          </w:p>
-        </w:tc>
-        <w:tc>
-          <w:tcPr>
-            <w:tcW w:type="dxa" w:w="1170"/>
-            <w:shd w:val="clear" w:color="auto" w:fill="E3EEFB"/>
-          </w:tcPr>
-          <w:p>
-            <w:r>
-              <w:rPr>
-                <w:b/>
-              </w:rPr>
-            </w:r>
-            <w:r>
-              <w:rPr>
-                <w:b/>
-                <w:sz w:val="13"/>
-              </w:rPr>
-              <w:t>Emotion validation (%)</w:t>
-            </w:r>
-          </w:p>
-        </w:tc>
-      </w:tr>
-      <w:tr>
-        <w:tc>
-          <w:tcPr>
-            <w:tcW w:type="dxa" w:w="1170"/>
-          </w:tcPr>
-          <w:p>
-            <w:r/>
-            <w:r>
-              <w:rPr>
-                <w:sz w:val="13"/>
-              </w:rPr>
-              <w:t>Qwen (top-1)</w:t>
-            </w:r>
-          </w:p>
-        </w:tc>
-        <w:tc>
-          <w:tcPr>
-            <w:tcW w:type="dxa" w:w="1170"/>
-          </w:tcPr>
-          <w:p>
-            <w:r/>
-            <w:r>
-              <w:rPr>
-                <w:sz w:val="13"/>
-              </w:rPr>
-              <w:t>67.67</w:t>
-            </w:r>
-          </w:p>
-        </w:tc>
-        <w:tc>
-          <w:tcPr>
-            <w:tcW w:type="dxa" w:w="1170"/>
-          </w:tcPr>
-          <w:p>
-            <w:r/>
-            <w:r>
-              <w:rPr>
-                <w:sz w:val="13"/>
-              </w:rPr>
-              <w:t>84.33</w:t>
-            </w:r>
-          </w:p>
-        </w:tc>
-        <w:tc>
-          <w:tcPr>
-            <w:tcW w:type="dxa" w:w="1170"/>
-          </w:tcPr>
-          <w:p>
-            <w:r/>
-            <w:r>
-              <w:rPr>
-                <w:sz w:val="13"/>
-              </w:rPr>
-              <w:t>100</w:t>
-            </w:r>
-          </w:p>
-        </w:tc>
-        <w:tc>
-          <w:tcPr>
-            <w:tcW w:type="dxa" w:w="1170"/>
-          </w:tcPr>
-          <w:p>
-            <w:r/>
-            <w:r>
-              <w:rPr>
-                <w:sz w:val="13"/>
-              </w:rPr>
-              <w:t>57.67</w:t>
-            </w:r>
-          </w:p>
-        </w:tc>
-        <w:tc>
-          <w:tcPr>
-            <w:tcW w:type="dxa" w:w="1170"/>
-          </w:tcPr>
-          <w:p>
-            <w:r/>
-            <w:r>
-              <w:rPr>
-                <w:sz w:val="13"/>
-              </w:rPr>
-              <w:t>34.72</w:t>
-            </w:r>
-          </w:p>
-        </w:tc>
-        <w:tc>
-          <w:tcPr>
-            <w:tcW w:type="dxa" w:w="1170"/>
-          </w:tcPr>
-          <w:p>
-            <w:r/>
-            <w:r>
-              <w:rPr>
-                <w:sz w:val="13"/>
-              </w:rPr>
-              <w:t>4.78</w:t>
-            </w:r>
-          </w:p>
-        </w:tc>
-        <w:tc>
-          <w:tcPr>
-            <w:tcW w:type="dxa" w:w="1170"/>
-          </w:tcPr>
-          <w:p>
-            <w:r/>
-            <w:r>
-              <w:rPr>
-                <w:sz w:val="13"/>
-              </w:rPr>
-              <w:t>25.33</w:t>
-            </w:r>
-          </w:p>
-        </w:tc>
-      </w:tr>
-      <w:tr>
-        <w:tc>
-          <w:tcPr>
-            <w:tcW w:type="dxa" w:w="1170"/>
-          </w:tcPr>
-          <w:p>
-            <w:r/>
-            <w:r>
-              <w:rPr>
-                <w:sz w:val="13"/>
-              </w:rPr>
-              <w:t>Gemma-4B (top-1)</w:t>
-            </w:r>
-          </w:p>
-        </w:tc>
-        <w:tc>
-          <w:tcPr>
-            <w:tcW w:type="dxa" w:w="1170"/>
-          </w:tcPr>
-          <w:p>
-            <w:r/>
-            <w:r>
-              <w:rPr>
-                <w:sz w:val="13"/>
-              </w:rPr>
-              <w:t>96.67</w:t>
-            </w:r>
-          </w:p>
-        </w:tc>
-        <w:tc>
-          <w:tcPr>
-            <w:tcW w:type="dxa" w:w="1170"/>
-          </w:tcPr>
-          <w:p>
-            <w:r/>
-            <w:r>
-              <w:rPr>
-                <w:sz w:val="13"/>
-              </w:rPr>
-              <w:t>92</w:t>
-            </w:r>
-          </w:p>
-        </w:tc>
-        <w:tc>
-          <w:tcPr>
-            <w:tcW w:type="dxa" w:w="1170"/>
-          </w:tcPr>
-          <w:p>
-            <w:r/>
-            <w:r>
-              <w:rPr>
-                <w:sz w:val="13"/>
-              </w:rPr>
-              <w:t>27.67</w:t>
-            </w:r>
-          </w:p>
-        </w:tc>
-        <w:tc>
-          <w:tcPr>
-            <w:tcW w:type="dxa" w:w="1170"/>
-          </w:tcPr>
-          <w:p>
-            <w:r/>
-            <w:r>
-              <w:rPr>
-                <w:sz w:val="13"/>
-              </w:rPr>
-              <w:t>22</w:t>
-            </w:r>
-          </w:p>
-        </w:tc>
-        <w:tc>
-          <w:tcPr>
-            <w:tcW w:type="dxa" w:w="1170"/>
-          </w:tcPr>
-          <w:p>
-            <w:r/>
-            <w:r>
-              <w:rPr>
-                <w:sz w:val="13"/>
-              </w:rPr>
-              <w:t>133.25</w:t>
-            </w:r>
-          </w:p>
-        </w:tc>
-        <w:tc>
-          <w:tcPr>
-            <w:tcW w:type="dxa" w:w="1170"/>
-          </w:tcPr>
-          <w:p>
-            <w:r/>
-            <w:r>
-              <w:rPr>
-                <w:sz w:val="13"/>
-              </w:rPr>
-              <w:t>5.3</w:t>
-            </w:r>
-          </w:p>
-        </w:tc>
-        <w:tc>
-          <w:tcPr>
-            <w:tcW w:type="dxa" w:w="1170"/>
-          </w:tcPr>
-          <w:p>
-            <w:r/>
-            <w:r>
-              <w:rPr>
-                <w:sz w:val="13"/>
-              </w:rPr>
-              <w:t>35</w:t>
-            </w:r>
-          </w:p>
-        </w:tc>
-      </w:tr>
-      <w:tr>
-        <w:tc>
-          <w:tcPr>
-            <w:tcW w:type="dxa" w:w="1170"/>
-          </w:tcPr>
-          <w:p>
-            <w:r/>
-            <w:r>
-              <w:rPr>
-                <w:sz w:val="13"/>
-              </w:rPr>
-              <w:t>Phi-4-mini (top-1)</w:t>
-            </w:r>
-          </w:p>
-        </w:tc>
-        <w:tc>
-          <w:tcPr>
-            <w:tcW w:type="dxa" w:w="1170"/>
-          </w:tcPr>
-          <w:p>
-            <w:r/>
-            <w:r>
-              <w:rPr>
-                <w:sz w:val="13"/>
-              </w:rPr>
-              <w:t>72</w:t>
-            </w:r>
-          </w:p>
-        </w:tc>
-        <w:tc>
-          <w:tcPr>
-            <w:tcW w:type="dxa" w:w="1170"/>
-          </w:tcPr>
-          <w:p>
-            <w:r/>
-            <w:r>
-              <w:rPr>
-                <w:sz w:val="13"/>
-              </w:rPr>
-              <w:t>94.67</w:t>
-            </w:r>
-          </w:p>
-        </w:tc>
-        <w:tc>
-          <w:tcPr>
-            <w:tcW w:type="dxa" w:w="1170"/>
-          </w:tcPr>
-          <w:p>
-            <w:r/>
-            <w:r>
-              <w:rPr>
-                <w:sz w:val="13"/>
-              </w:rPr>
-              <w:t>96</w:t>
-            </w:r>
-          </w:p>
-        </w:tc>
-        <w:tc>
-          <w:tcPr>
-            <w:tcW w:type="dxa" w:w="1170"/>
-          </w:tcPr>
-          <w:p>
-            <w:r/>
-            <w:r>
-              <w:rPr>
-                <w:sz w:val="13"/>
-              </w:rPr>
-              <w:t>65.33</w:t>
-            </w:r>
-          </w:p>
-        </w:tc>
-        <w:tc>
-          <w:tcPr>
-            <w:tcW w:type="dxa" w:w="1170"/>
-          </w:tcPr>
-          <w:p>
-            <w:r/>
-            <w:r>
-              <w:rPr>
-                <w:sz w:val="13"/>
-              </w:rPr>
-              <w:t>80.45</w:t>
-            </w:r>
-          </w:p>
-        </w:tc>
-        <w:tc>
-          <w:tcPr>
-            <w:tcW w:type="dxa" w:w="1170"/>
-          </w:tcPr>
-          <w:p>
-            <w:r/>
-            <w:r>
-              <w:rPr>
-                <w:sz w:val="13"/>
-              </w:rPr>
-              <w:t>4.89</w:t>
-            </w:r>
-          </w:p>
-        </w:tc>
-        <w:tc>
-          <w:tcPr>
-            <w:tcW w:type="dxa" w:w="1170"/>
-          </w:tcPr>
-          <w:p>
-            <w:r/>
-            <w:r>
-              <w:rPr>
-                <w:sz w:val="13"/>
-              </w:rPr>
-              <w:t>28.33</w:t>
-            </w:r>
-          </w:p>
-        </w:tc>
-      </w:tr>
-    </w:tbl>
-    <w:p/>
-    <w:p>
-      <w:r>
-        <w:rPr>
-          <w:i/>
-          <w:sz w:val="20"/>
-        </w:rPr>
-        <w:t>Table 5.5: Generator candidates with the detector, prompt and conversations held fixed</w:t>
-      </w:r>
-    </w:p>
-    <w:p>
-      <w:r>
-        <w:drawing>
-          <wp:inline xmlns:a="http://schemas.openxmlformats.org/drawingml/2006/main" xmlns:pic="http://schemas.openxmlformats.org/drawingml/2006/picture">
-            <wp:extent cx="5486400" cy="3283052"/>
-            <wp:docPr id="7" name="Picture 7"/>
-            <wp:cNvGraphicFramePr>
-              <a:graphicFrameLocks noChangeAspect="1"/>
-            </wp:cNvGraphicFramePr>
-            <a:graphic>
-              <a:graphicData uri="http://schemas.openxmlformats.org/drawingml/2006/picture">
-                <pic:pic>
-                  <pic:nvPicPr>
-                    <pic:cNvPr id="0" name="fig_wassa_by_length_band.png"/>
-                    <pic:cNvPicPr/>
-                  </pic:nvPicPr>
-                  <pic:blipFill>
-                    <a:blip r:embed="rId15"/>
-                    <a:stretch>
-                      <a:fillRect/>
-                    </a:stretch>
-                  </pic:blipFill>
-                  <pic:spPr>
-                    <a:xfrm>
-                      <a:off x="0" y="0"/>
-                      <a:ext cx="5486400" cy="3283052"/>
-                    </a:xfrm>
-                    <a:prstGeom prst="rect"/>
-                  </pic:spPr>
-                </pic:pic>
-              </a:graphicData>
-            </a:graphic>
-          </wp:inline>
-        </w:drawing>
-      </w:r>
-    </w:p>
-    <w:p>
-      <w:r>
-        <w:rPr>
-          <w:i/>
-          <w:sz w:val="20"/>
-        </w:rPr>
-        <w:t>Figure 5.7: Empathy score by reply length for Gemma-3-4B, Phi-4-mini and the final system</w:t>
+        <w:t>Gemma is the instructive case, because on the surface it looks like the most empathetic model: it acknowledges the feeling in 96.7% of replies and scores higher than Phi-4-mini on the empathy classifier (5.30 against 4.89). But it averages 133 words, with 72% of replies over the limit, and the classifier rewards length in every system we measured (Section 5.4.4). Comparing replies of similar length removes that advantage (Table A.15): in every band where both have replies, Phi-4-mini matches or beats Gemma, and Gemma leads only above 120 words, where Phi-4-mini has no replies at all. Its apparent empathy is verbosity, and a system meant to answer someone in distress briefly cannot ignore the length rule.</w:t>
       </w:r>
     </w:p>
     <w:p>
@@ -5005,7 +3539,7 @@
         <w:spacing w:after="120"/>
       </w:pPr>
       <w:r>
-        <w:t>The link between the two models is itself a design choice, and the four ways of making it differ mainly in how much reasoning they ask of the generator (Table 5.6). Against the same detector and generator with only the top-1 emotion and a generic prompt, the two-stage design raises emotion fidelity from 28.3% to 36.7% and empathy from 4.89 to 5.05, both reliable after correction, and shortens replies from 80.4 to 57.1 words. It costs 5.3 points of rule adherence, which is not a reliable difference.</w:t>
+        <w:t>The link between the two models is itself a design choice, and the four ways of making it differ mainly in how much reasoning they ask of the generator (Table A.16). Against the same detector and generator with only the top-1 emotion and a generic prompt, the two-stage design raises emotion fidelity from 28.3% to 36.7% and empathy from 4.89 to 5.05, both reliable after correction, and shortens replies from 80.4 to 57.1 words. It costs 5.3 points of rule adherence, which is not a reliable difference.</w:t>
       </w:r>
     </w:p>
     <w:p>
@@ -5033,497 +3567,6 @@
         <w:t>One limitation is worth stating plainly: this comparison removes three things at once, the top-3 selection, the emotion-specific guidance and the attention cues. Their individual contributions were not separated, so the improvement is credited to the combined design, and separating them is listed as future work (Section 5.6.6).</w:t>
       </w:r>
     </w:p>
-    <w:tbl>
-      <w:tblPr>
-        <w:tblStyle w:val="TableGrid"/>
-        <w:tblW w:type="auto" w:w="0"/>
-        <w:tblLook w:firstColumn="1" w:firstRow="1" w:lastColumn="0" w:lastRow="0" w:noHBand="0" w:noVBand="1" w:val="04A0"/>
-      </w:tblPr>
-      <w:tblGrid>
-        <w:gridCol w:w="1560"/>
-        <w:gridCol w:w="1560"/>
-        <w:gridCol w:w="1560"/>
-        <w:gridCol w:w="1560"/>
-        <w:gridCol w:w="1560"/>
-        <w:gridCol w:w="1560"/>
-      </w:tblGrid>
-      <w:tr>
-        <w:tc>
-          <w:tcPr>
-            <w:tcW w:type="dxa" w:w="1560"/>
-            <w:shd w:val="clear" w:color="auto" w:fill="E3EEFB"/>
-          </w:tcPr>
-          <w:p>
-            <w:r>
-              <w:rPr>
-                <w:b/>
-              </w:rPr>
-            </w:r>
-            <w:r>
-              <w:rPr>
-                <w:b/>
-                <w:sz w:val="16"/>
-              </w:rPr>
-              <w:t>Variant</w:t>
-            </w:r>
-          </w:p>
-        </w:tc>
-        <w:tc>
-          <w:tcPr>
-            <w:tcW w:type="dxa" w:w="1560"/>
-            <w:shd w:val="clear" w:color="auto" w:fill="E3EEFB"/>
-          </w:tcPr>
-          <w:p>
-            <w:r>
-              <w:rPr>
-                <w:b/>
-              </w:rPr>
-            </w:r>
-            <w:r>
-              <w:rPr>
-                <w:b/>
-                <w:sz w:val="16"/>
-              </w:rPr>
-              <w:t>Ack%</w:t>
-            </w:r>
-          </w:p>
-        </w:tc>
-        <w:tc>
-          <w:tcPr>
-            <w:tcW w:type="dxa" w:w="1560"/>
-            <w:shd w:val="clear" w:color="auto" w:fill="E3EEFB"/>
-          </w:tcPr>
-          <w:p>
-            <w:r>
-              <w:rPr>
-                <w:b/>
-              </w:rPr>
-            </w:r>
-            <w:r>
-              <w:rPr>
-                <w:b/>
-                <w:sz w:val="16"/>
-              </w:rPr>
-              <w:t>OneQ%</w:t>
-            </w:r>
-          </w:p>
-        </w:tc>
-        <w:tc>
-          <w:tcPr>
-            <w:tcW w:type="dxa" w:w="1560"/>
-            <w:shd w:val="clear" w:color="auto" w:fill="E3EEFB"/>
-          </w:tcPr>
-          <w:p>
-            <w:r>
-              <w:rPr>
-                <w:b/>
-              </w:rPr>
-            </w:r>
-            <w:r>
-              <w:rPr>
-                <w:b/>
-                <w:sz w:val="16"/>
-              </w:rPr>
-              <w:t>LenOK%</w:t>
-            </w:r>
-          </w:p>
-        </w:tc>
-        <w:tc>
-          <w:tcPr>
-            <w:tcW w:type="dxa" w:w="1560"/>
-            <w:shd w:val="clear" w:color="auto" w:fill="E3EEFB"/>
-          </w:tcPr>
-          <w:p>
-            <w:r>
-              <w:rPr>
-                <w:b/>
-              </w:rPr>
-            </w:r>
-            <w:r>
-              <w:rPr>
-                <w:b/>
-                <w:sz w:val="16"/>
-              </w:rPr>
-              <w:t>AllRules%</w:t>
-            </w:r>
-          </w:p>
-        </w:tc>
-        <w:tc>
-          <w:tcPr>
-            <w:tcW w:type="dxa" w:w="1560"/>
-            <w:shd w:val="clear" w:color="auto" w:fill="E3EEFB"/>
-          </w:tcPr>
-          <w:p>
-            <w:r>
-              <w:rPr>
-                <w:b/>
-              </w:rPr>
-            </w:r>
-            <w:r>
-              <w:rPr>
-                <w:b/>
-                <w:sz w:val="16"/>
-              </w:rPr>
-              <w:t>LowConfHedge%</w:t>
-            </w:r>
-          </w:p>
-        </w:tc>
-      </w:tr>
-      <w:tr>
-        <w:tc>
-          <w:tcPr>
-            <w:tcW w:type="dxa" w:w="1560"/>
-          </w:tcPr>
-          <w:p>
-            <w:r/>
-            <w:r>
-              <w:rPr>
-                <w:sz w:val="16"/>
-              </w:rPr>
-              <w:t>argmax - top-1 emotion only (adopted)</w:t>
-            </w:r>
-          </w:p>
-        </w:tc>
-        <w:tc>
-          <w:tcPr>
-            <w:tcW w:type="dxa" w:w="1560"/>
-          </w:tcPr>
-          <w:p>
-            <w:r/>
-            <w:r>
-              <w:rPr>
-                <w:sz w:val="16"/>
-              </w:rPr>
-              <w:t>70.3</w:t>
-            </w:r>
-          </w:p>
-        </w:tc>
-        <w:tc>
-          <w:tcPr>
-            <w:tcW w:type="dxa" w:w="1560"/>
-          </w:tcPr>
-          <w:p>
-            <w:r/>
-            <w:r>
-              <w:rPr>
-                <w:sz w:val="16"/>
-              </w:rPr>
-              <w:t>87.3</w:t>
-            </w:r>
-          </w:p>
-        </w:tc>
-        <w:tc>
-          <w:tcPr>
-            <w:tcW w:type="dxa" w:w="1560"/>
-          </w:tcPr>
-          <w:p>
-            <w:r/>
-            <w:r>
-              <w:rPr>
-                <w:sz w:val="16"/>
-              </w:rPr>
-              <w:t>100</w:t>
-            </w:r>
-          </w:p>
-        </w:tc>
-        <w:tc>
-          <w:tcPr>
-            <w:tcW w:type="dxa" w:w="1560"/>
-          </w:tcPr>
-          <w:p>
-            <w:r/>
-            <w:r>
-              <w:rPr>
-                <w:sz w:val="16"/>
-              </w:rPr>
-              <w:t>63.7</w:t>
-            </w:r>
-          </w:p>
-        </w:tc>
-        <w:tc>
-          <w:tcPr>
-            <w:tcW w:type="dxa" w:w="1560"/>
-          </w:tcPr>
-          <w:p>
-            <w:r/>
-            <w:r>
-              <w:rPr>
-                <w:sz w:val="16"/>
-              </w:rPr>
-              <w:t>-</w:t>
-            </w:r>
-          </w:p>
-        </w:tc>
-      </w:tr>
-      <w:tr>
-        <w:tc>
-          <w:tcPr>
-            <w:tcW w:type="dxa" w:w="1560"/>
-          </w:tcPr>
-          <w:p>
-            <w:r/>
-            <w:r>
-              <w:rPr>
-                <w:sz w:val="16"/>
-              </w:rPr>
-              <w:t>confidence-gated - hedge when d1 is unsure</w:t>
-            </w:r>
-          </w:p>
-        </w:tc>
-        <w:tc>
-          <w:tcPr>
-            <w:tcW w:type="dxa" w:w="1560"/>
-          </w:tcPr>
-          <w:p>
-            <w:r/>
-            <w:r>
-              <w:rPr>
-                <w:sz w:val="16"/>
-              </w:rPr>
-              <w:t>71</w:t>
-            </w:r>
-          </w:p>
-        </w:tc>
-        <w:tc>
-          <w:tcPr>
-            <w:tcW w:type="dxa" w:w="1560"/>
-          </w:tcPr>
-          <w:p>
-            <w:r/>
-            <w:r>
-              <w:rPr>
-                <w:sz w:val="16"/>
-              </w:rPr>
-              <w:t>88.3</w:t>
-            </w:r>
-          </w:p>
-        </w:tc>
-        <w:tc>
-          <w:tcPr>
-            <w:tcW w:type="dxa" w:w="1560"/>
-          </w:tcPr>
-          <w:p>
-            <w:r/>
-            <w:r>
-              <w:rPr>
-                <w:sz w:val="16"/>
-              </w:rPr>
-              <w:t>100</w:t>
-            </w:r>
-          </w:p>
-        </w:tc>
-        <w:tc>
-          <w:tcPr>
-            <w:tcW w:type="dxa" w:w="1560"/>
-          </w:tcPr>
-          <w:p>
-            <w:r/>
-            <w:r>
-              <w:rPr>
-                <w:sz w:val="16"/>
-              </w:rPr>
-              <w:t>63.3</w:t>
-            </w:r>
-          </w:p>
-        </w:tc>
-        <w:tc>
-          <w:tcPr>
-            <w:tcW w:type="dxa" w:w="1560"/>
-          </w:tcPr>
-          <w:p>
-            <w:r/>
-            <w:r>
-              <w:rPr>
-                <w:sz w:val="16"/>
-              </w:rPr>
-              <w:t>28.7</w:t>
-            </w:r>
-          </w:p>
-        </w:tc>
-      </w:tr>
-      <w:tr>
-        <w:tc>
-          <w:tcPr>
-            <w:tcW w:type="dxa" w:w="1560"/>
-          </w:tcPr>
-          <w:p>
-            <w:r/>
-            <w:r>
-              <w:rPr>
-                <w:sz w:val="16"/>
-              </w:rPr>
-              <w:t>distribution - list all emotions above p=0.05</w:t>
-            </w:r>
-          </w:p>
-        </w:tc>
-        <w:tc>
-          <w:tcPr>
-            <w:tcW w:type="dxa" w:w="1560"/>
-          </w:tcPr>
-          <w:p>
-            <w:r/>
-            <w:r>
-              <w:rPr>
-                <w:sz w:val="16"/>
-              </w:rPr>
-              <w:t>72.7</w:t>
-            </w:r>
-          </w:p>
-        </w:tc>
-        <w:tc>
-          <w:tcPr>
-            <w:tcW w:type="dxa" w:w="1560"/>
-          </w:tcPr>
-          <w:p>
-            <w:r/>
-            <w:r>
-              <w:rPr>
-                <w:sz w:val="16"/>
-              </w:rPr>
-              <w:t>83.7</w:t>
-            </w:r>
-          </w:p>
-        </w:tc>
-        <w:tc>
-          <w:tcPr>
-            <w:tcW w:type="dxa" w:w="1560"/>
-          </w:tcPr>
-          <w:p>
-            <w:r/>
-            <w:r>
-              <w:rPr>
-                <w:sz w:val="16"/>
-              </w:rPr>
-              <w:t>100</w:t>
-            </w:r>
-          </w:p>
-        </w:tc>
-        <w:tc>
-          <w:tcPr>
-            <w:tcW w:type="dxa" w:w="1560"/>
-          </w:tcPr>
-          <w:p>
-            <w:r/>
-            <w:r>
-              <w:rPr>
-                <w:sz w:val="16"/>
-              </w:rPr>
-              <w:t>62</w:t>
-            </w:r>
-          </w:p>
-        </w:tc>
-        <w:tc>
-          <w:tcPr>
-            <w:tcW w:type="dxa" w:w="1560"/>
-          </w:tcPr>
-          <w:p>
-            <w:r/>
-            <w:r>
-              <w:rPr>
-                <w:sz w:val="16"/>
-              </w:rPr>
-              <w:t>-</w:t>
-            </w:r>
-          </w:p>
-        </w:tc>
-      </w:tr>
-      <w:tr>
-        <w:tc>
-          <w:tcPr>
-            <w:tcW w:type="dxa" w:w="1560"/>
-          </w:tcPr>
-          <w:p>
-            <w:r/>
-            <w:r>
-              <w:rPr>
-                <w:sz w:val="16"/>
-              </w:rPr>
-              <w:t>candidate-pick - d2 chooses AND generates in one pass</w:t>
-            </w:r>
-          </w:p>
-        </w:tc>
-        <w:tc>
-          <w:tcPr>
-            <w:tcW w:type="dxa" w:w="1560"/>
-          </w:tcPr>
-          <w:p>
-            <w:r/>
-            <w:r>
-              <w:rPr>
-                <w:sz w:val="16"/>
-              </w:rPr>
-              <w:t>65.3</w:t>
-            </w:r>
-          </w:p>
-        </w:tc>
-        <w:tc>
-          <w:tcPr>
-            <w:tcW w:type="dxa" w:w="1560"/>
-          </w:tcPr>
-          <w:p>
-            <w:r/>
-            <w:r>
-              <w:rPr>
-                <w:sz w:val="16"/>
-              </w:rPr>
-              <w:t>82.7</w:t>
-            </w:r>
-          </w:p>
-        </w:tc>
-        <w:tc>
-          <w:tcPr>
-            <w:tcW w:type="dxa" w:w="1560"/>
-          </w:tcPr>
-          <w:p>
-            <w:r/>
-            <w:r>
-              <w:rPr>
-                <w:sz w:val="16"/>
-              </w:rPr>
-              <w:t>100</w:t>
-            </w:r>
-          </w:p>
-        </w:tc>
-        <w:tc>
-          <w:tcPr>
-            <w:tcW w:type="dxa" w:w="1560"/>
-          </w:tcPr>
-          <w:p>
-            <w:r/>
-            <w:r>
-              <w:rPr>
-                <w:sz w:val="16"/>
-              </w:rPr>
-              <w:t>54</w:t>
-            </w:r>
-          </w:p>
-        </w:tc>
-        <w:tc>
-          <w:tcPr>
-            <w:tcW w:type="dxa" w:w="1560"/>
-          </w:tcPr>
-          <w:p>
-            <w:r/>
-            <w:r>
-              <w:rPr>
-                <w:sz w:val="16"/>
-              </w:rPr>
-              <w:t>-</w:t>
-            </w:r>
-          </w:p>
-        </w:tc>
-      </w:tr>
-    </w:tbl>
-    <w:p/>
-    <w:p>
-      <w:r>
-        <w:rPr>
-          <w:i/>
-          <w:sz w:val="20"/>
-        </w:rPr>
-        <w:t>Table 5.6: The four ways of passing the detector's output to the generator</w:t>
-      </w:r>
-    </w:p>
     <w:p>
       <w:pPr>
         <w:pStyle w:val="Heading2"/>
@@ -5551,7 +3594,7 @@
         <w:spacing w:after="120"/>
       </w:pPr>
       <w:r>
-        <w:t>It lowered rule adherence in both versions, to 54.3% and 43.7% against 63.7% without retrieval (Table 5.7). The reason is visible in the data: real listener replies satisfy all three rules in only 4.3% of cases, so the retrieved examples teach a style that contradicts the instructions given in the same prompt. Compliance with the one-question rule fell to 76.0% in the first version; filtering the examples and repeating the rule recovered that but cut acknowledgement from 70.3% to 57.0%.</w:t>
+        <w:t>It lowered rule adherence in both versions, to 54.3% and 43.7% against 63.7% without retrieval (Table 5.3). The reason is visible in the data: real listener replies satisfy all three rules in only 4.3% of cases, so the retrieved examples teach a style that contradicts the instructions given in the same prompt. Compliance with the one-question rule fell to 76.0% in the first version; filtering the examples and repeating the rule recovered that but cut acknowledgement from 70.3% to 57.0%.</w:t>
       </w:r>
     </w:p>
     <w:p>
@@ -5565,7 +3608,7 @@
         <w:t>What the cost bought was nothing:</w:t>
       </w:r>
       <w:r>
-        <w:t xml:space="preserve"> Table 5.7 reports retrieval on the same measures as every other system, not on the rules alone, because a design that loses rule adherence could still be worth keeping if it gained elsewhere. It did not. Empathy is 4.85 against 4.80 without retrieval and emotion fidelity is 27.7% against 26.0%, differences well inside the confidence intervals of Figure 5.2, while the spread of its empathy scores is the widest of any system (SD 1.46). Retrieval therefore cost 20 points of rule adherence and returned no measurable gain, which is why it was rejected before the AI-judge panel was run; it is the one design in Table 5.1 that the judges never scored, and it is absent from Table A.9 and the composite in Table 5.8 for that reason rather than by selection. Three cells of the first attempt cannot be recovered, because its outputs were overwritten by the second attempt before those measures were computed, and the table says so instead of leaving the cells blank. For this task, examples of how people actually reply work against explicit behavioural rules rather than reinforcing them.</w:t>
+        <w:t xml:space="preserve"> Table 5.3 reports retrieval on the same measures as every other system, because a design that loses rule adherence could still be worth keeping if it gained elsewhere. It did not: empathy is 4.85 against 4.80 without retrieval and emotion fidelity 27.7% against 26.0%, both well inside the confidence intervals of Figure 5.1, while the spread of its empathy scores is the widest of any system. Retrieval therefore cost 20 points of rule adherence and returned no measurable gain, which is why it was rejected before the judge panel was run; it is the one design in Table 5.1 the judges never scored, and its absence from the judge table and the composite follows from that rather than from selection. Three cells of the first attempt cannot be recovered, because its outputs were overwritten before those measures were computed, and the table says so instead of leaving them blank. For this task, examples of how people actually reply work against explicit behavioural rules rather than reinforcing them.</w:t>
       </w:r>
     </w:p>
     <w:tbl>
@@ -6033,7 +4076,7 @@
           <w:i/>
           <w:sz w:val="20"/>
         </w:rPr>
-        <w:t>Table 5.7: Retrieval augmentation on every measure, against the same pipeline without it</w:t>
+        <w:t>Table 5.3: Retrieval augmentation on every measure, against the same pipeline without it</w:t>
       </w:r>
     </w:p>
     <w:p>
@@ -6049,7 +4092,7 @@
         <w:spacing w:after="120"/>
       </w:pPr>
       <w:r>
-        <w:t>Performance is not the only criterion a design has to meet, and the alternatives separate cleanly on the others. The two designs that need training, the fine-tuned baseline and the retrieval pipeline, are also the two that cost most to change: one needs retraining for any new behaviour, the other an extra model and an index to maintain. Every single-model design, of any size, keeps its emotional decision inside itself, so there is nothing to inspect and nowhere to place a safeguard. The decoupled designs expose the emotion, and the selected one exposes the most of any design built here: three candidates, the emotion chosen and the words that drove it, with the detector, the guidance and the generator each replaceable on their own.</w:t>
+        <w:t>Performance is not the only criterion, and the alternatives separate cleanly on the others. The two designs that need training, the fine-tuned baseline and the retrieval pipeline, are also the two that cost most to change. Every single-model design, of any size, keeps its emotional decision inside itself, so there is nothing to inspect and nowhere to place a safeguard. The decoupled designs expose the emotion, and the selected one exposes the most: three candidates, the emotion chosen and the words that drove it, with the detector, the guidance and the generator each replaceable on their own.</w:t>
       </w:r>
     </w:p>
     <w:p>
@@ -6057,7 +4100,7 @@
         <w:spacing w:after="120"/>
       </w:pPr>
       <w:r>
-        <w:t>Because the performance measures disagree with one another, Table 5.8 combines five of them into one ranking: rule adherence, empathy, emotion fidelity, judge-rated empathy and freedom from boilerplate, each standardised across the systems and averaged with equal weight. Nothing is tuned: the weights are equal, every judged system is included, and the measures are those already in Table 5.1.</w:t>
+        <w:t>Because the performance measures disagree with one another, Table A.17 combines five of them into one ranking: rule adherence, empathy, emotion fidelity, judge-rated empathy and freedom from boilerplate, each standardised across the systems and averaged with equal weight. Nothing is tuned: the weights are equal, every judged system is included, and the measures are those already in Table 5.1.</w:t>
       </w:r>
     </w:p>
     <w:p>
@@ -6086,974 +4129,6 @@
         <w:t>. The result does not rest on one favourable measure: dropping any single measure leaves it second or third, always behind the larger single model. A composite depends on what goes into it, so we report it as a summary and not as evidence in its own right; the per-measure comparisons in Sections 5.4.2 and 5.5.7, with their significance tests, remain the basis for every claim in this thesis.</w:t>
       </w:r>
     </w:p>
-    <w:tbl>
-      <w:tblPr>
-        <w:tblStyle w:val="TableGrid"/>
-        <w:tblW w:type="auto" w:w="0"/>
-        <w:tblLook w:firstColumn="1" w:firstRow="1" w:lastColumn="0" w:lastRow="0" w:noHBand="0" w:noVBand="1" w:val="04A0"/>
-      </w:tblPr>
-      <w:tblGrid>
-        <w:gridCol w:w="1337"/>
-        <w:gridCol w:w="1337"/>
-        <w:gridCol w:w="1337"/>
-        <w:gridCol w:w="1337"/>
-        <w:gridCol w:w="1337"/>
-        <w:gridCol w:w="1337"/>
-        <w:gridCol w:w="1337"/>
-      </w:tblGrid>
-      <w:tr>
-        <w:tc>
-          <w:tcPr>
-            <w:tcW w:type="dxa" w:w="1337"/>
-            <w:shd w:val="clear" w:color="auto" w:fill="E3EEFB"/>
-          </w:tcPr>
-          <w:p>
-            <w:r>
-              <w:rPr>
-                <w:b/>
-              </w:rPr>
-            </w:r>
-            <w:r>
-              <w:rPr>
-                <w:b/>
-                <w:sz w:val="13"/>
-              </w:rPr>
-              <w:t>System</w:t>
-            </w:r>
-          </w:p>
-        </w:tc>
-        <w:tc>
-          <w:tcPr>
-            <w:tcW w:type="dxa" w:w="1337"/>
-            <w:shd w:val="clear" w:color="auto" w:fill="E3EEFB"/>
-          </w:tcPr>
-          <w:p>
-            <w:r>
-              <w:rPr>
-                <w:b/>
-              </w:rPr>
-            </w:r>
-            <w:r>
-              <w:rPr>
-                <w:b/>
-                <w:sz w:val="13"/>
-              </w:rPr>
-              <w:t>All rules (%)</w:t>
-            </w:r>
-          </w:p>
-        </w:tc>
-        <w:tc>
-          <w:tcPr>
-            <w:tcW w:type="dxa" w:w="1337"/>
-            <w:shd w:val="clear" w:color="auto" w:fill="E3EEFB"/>
-          </w:tcPr>
-          <w:p>
-            <w:r>
-              <w:rPr>
-                <w:b/>
-              </w:rPr>
-            </w:r>
-            <w:r>
-              <w:rPr>
-                <w:b/>
-                <w:sz w:val="13"/>
-              </w:rPr>
-              <w:t>WASSA empathy</w:t>
-            </w:r>
-          </w:p>
-        </w:tc>
-        <w:tc>
-          <w:tcPr>
-            <w:tcW w:type="dxa" w:w="1337"/>
-            <w:shd w:val="clear" w:color="auto" w:fill="E3EEFB"/>
-          </w:tcPr>
-          <w:p>
-            <w:r>
-              <w:rPr>
-                <w:b/>
-              </w:rPr>
-            </w:r>
-            <w:r>
-              <w:rPr>
-                <w:b/>
-                <w:sz w:val="13"/>
-              </w:rPr>
-              <w:t>Emotion validation (%)</w:t>
-            </w:r>
-          </w:p>
-        </w:tc>
-        <w:tc>
-          <w:tcPr>
-            <w:tcW w:type="dxa" w:w="1337"/>
-            <w:shd w:val="clear" w:color="auto" w:fill="E3EEFB"/>
-          </w:tcPr>
-          <w:p>
-            <w:r>
-              <w:rPr>
-                <w:b/>
-              </w:rPr>
-            </w:r>
-            <w:r>
-              <w:rPr>
-                <w:b/>
-                <w:sz w:val="13"/>
-              </w:rPr>
-              <w:t>AI-judge empathy</w:t>
-            </w:r>
-          </w:p>
-        </w:tc>
-        <w:tc>
-          <w:tcPr>
-            <w:tcW w:type="dxa" w:w="1337"/>
-            <w:shd w:val="clear" w:color="auto" w:fill="E3EEFB"/>
-          </w:tcPr>
-          <w:p>
-            <w:r>
-              <w:rPr>
-                <w:b/>
-              </w:rPr>
-            </w:r>
-            <w:r>
-              <w:rPr>
-                <w:b/>
-                <w:sz w:val="13"/>
-              </w:rPr>
-              <w:t>Non-repetition (%)</w:t>
-            </w:r>
-          </w:p>
-        </w:tc>
-        <w:tc>
-          <w:tcPr>
-            <w:tcW w:type="dxa" w:w="1337"/>
-            <w:shd w:val="clear" w:color="auto" w:fill="E3EEFB"/>
-          </w:tcPr>
-          <w:p>
-            <w:r>
-              <w:rPr>
-                <w:b/>
-              </w:rPr>
-            </w:r>
-            <w:r>
-              <w:rPr>
-                <w:b/>
-                <w:sz w:val="13"/>
-              </w:rPr>
-              <w:t>Composite (equal weights)</w:t>
-            </w:r>
-          </w:p>
-        </w:tc>
-      </w:tr>
-      <w:tr>
-        <w:tc>
-          <w:tcPr>
-            <w:tcW w:type="dxa" w:w="1337"/>
-          </w:tcPr>
-          <w:p>
-            <w:r/>
-            <w:r>
-              <w:rPr>
-                <w:sz w:val="13"/>
-              </w:rPr>
-              <w:t>Single model Qwen-7B</w:t>
-            </w:r>
-          </w:p>
-        </w:tc>
-        <w:tc>
-          <w:tcPr>
-            <w:tcW w:type="dxa" w:w="1337"/>
-          </w:tcPr>
-          <w:p>
-            <w:r/>
-            <w:r>
-              <w:rPr>
-                <w:sz w:val="13"/>
-              </w:rPr>
-              <w:t>82.33</w:t>
-            </w:r>
-          </w:p>
-        </w:tc>
-        <w:tc>
-          <w:tcPr>
-            <w:tcW w:type="dxa" w:w="1337"/>
-          </w:tcPr>
-          <w:p>
-            <w:r/>
-            <w:r>
-              <w:rPr>
-                <w:sz w:val="13"/>
-              </w:rPr>
-              <w:t>5.76</w:t>
-            </w:r>
-          </w:p>
-        </w:tc>
-        <w:tc>
-          <w:tcPr>
-            <w:tcW w:type="dxa" w:w="1337"/>
-          </w:tcPr>
-          <w:p>
-            <w:r/>
-            <w:r>
-              <w:rPr>
-                <w:sz w:val="13"/>
-              </w:rPr>
-              <w:t>32.33</w:t>
-            </w:r>
-          </w:p>
-        </w:tc>
-        <w:tc>
-          <w:tcPr>
-            <w:tcW w:type="dxa" w:w="1337"/>
-          </w:tcPr>
-          <w:p>
-            <w:r/>
-            <w:r>
-              <w:rPr>
-                <w:sz w:val="13"/>
-              </w:rPr>
-              <w:t>8.15</w:t>
-            </w:r>
-          </w:p>
-        </w:tc>
-        <w:tc>
-          <w:tcPr>
-            <w:tcW w:type="dxa" w:w="1337"/>
-          </w:tcPr>
-          <w:p>
-            <w:r/>
-            <w:r>
-              <w:rPr>
-                <w:sz w:val="13"/>
-              </w:rPr>
-              <w:t>41.3</w:t>
-            </w:r>
-          </w:p>
-        </w:tc>
-        <w:tc>
-          <w:tcPr>
-            <w:tcW w:type="dxa" w:w="1337"/>
-          </w:tcPr>
-          <w:p>
-            <w:r/>
-            <w:r>
-              <w:rPr>
-                <w:sz w:val="13"/>
-              </w:rPr>
-              <w:t>0.79</w:t>
-            </w:r>
-          </w:p>
-        </w:tc>
-      </w:tr>
-      <w:tr>
-        <w:tc>
-          <w:tcPr>
-            <w:tcW w:type="dxa" w:w="1337"/>
-          </w:tcPr>
-          <w:p>
-            <w:r/>
-            <w:r>
-              <w:rPr>
-                <w:sz w:val="13"/>
-              </w:rPr>
-              <w:t>FINAL: two-stage Phi-4-mini</w:t>
-            </w:r>
-          </w:p>
-        </w:tc>
-        <w:tc>
-          <w:tcPr>
-            <w:tcW w:type="dxa" w:w="1337"/>
-          </w:tcPr>
-          <w:p>
-            <w:r/>
-            <w:r>
-              <w:rPr>
-                <w:sz w:val="13"/>
-              </w:rPr>
-              <w:t>60</w:t>
-            </w:r>
-          </w:p>
-        </w:tc>
-        <w:tc>
-          <w:tcPr>
-            <w:tcW w:type="dxa" w:w="1337"/>
-          </w:tcPr>
-          <w:p>
-            <w:r/>
-            <w:r>
-              <w:rPr>
-                <w:sz w:val="13"/>
-              </w:rPr>
-              <w:t>5.05</w:t>
-            </w:r>
-          </w:p>
-        </w:tc>
-        <w:tc>
-          <w:tcPr>
-            <w:tcW w:type="dxa" w:w="1337"/>
-          </w:tcPr>
-          <w:p>
-            <w:r/>
-            <w:r>
-              <w:rPr>
-                <w:sz w:val="13"/>
-              </w:rPr>
-              <w:t>36.67</w:t>
-            </w:r>
-          </w:p>
-        </w:tc>
-        <w:tc>
-          <w:tcPr>
-            <w:tcW w:type="dxa" w:w="1337"/>
-          </w:tcPr>
-          <w:p>
-            <w:r/>
-            <w:r>
-              <w:rPr>
-                <w:sz w:val="13"/>
-              </w:rPr>
-              <w:t>7.84</w:t>
-            </w:r>
-          </w:p>
-        </w:tc>
-        <w:tc>
-          <w:tcPr>
-            <w:tcW w:type="dxa" w:w="1337"/>
-          </w:tcPr>
-          <w:p>
-            <w:r/>
-            <w:r>
-              <w:rPr>
-                <w:sz w:val="13"/>
-              </w:rPr>
-              <w:t>41.3</w:t>
-            </w:r>
-          </w:p>
-        </w:tc>
-        <w:tc>
-          <w:tcPr>
-            <w:tcW w:type="dxa" w:w="1337"/>
-          </w:tcPr>
-          <w:p>
-            <w:r/>
-            <w:r>
-              <w:rPr>
-                <w:sz w:val="13"/>
-              </w:rPr>
-              <w:t>0.5</w:t>
-            </w:r>
-          </w:p>
-        </w:tc>
-      </w:tr>
-      <w:tr>
-        <w:tc>
-          <w:tcPr>
-            <w:tcW w:type="dxa" w:w="1337"/>
-          </w:tcPr>
-          <w:p>
-            <w:r/>
-            <w:r>
-              <w:rPr>
-                <w:sz w:val="13"/>
-              </w:rPr>
-              <w:t>Initial pipeline (GPT-2 + Qwen)</w:t>
-            </w:r>
-          </w:p>
-        </w:tc>
-        <w:tc>
-          <w:tcPr>
-            <w:tcW w:type="dxa" w:w="1337"/>
-          </w:tcPr>
-          <w:p>
-            <w:r/>
-            <w:r>
-              <w:rPr>
-                <w:sz w:val="13"/>
-              </w:rPr>
-              <w:t>63.67</w:t>
-            </w:r>
-          </w:p>
-        </w:tc>
-        <w:tc>
-          <w:tcPr>
-            <w:tcW w:type="dxa" w:w="1337"/>
-          </w:tcPr>
-          <w:p>
-            <w:r/>
-            <w:r>
-              <w:rPr>
-                <w:sz w:val="13"/>
-              </w:rPr>
-              <w:t>4.8</w:t>
-            </w:r>
-          </w:p>
-        </w:tc>
-        <w:tc>
-          <w:tcPr>
-            <w:tcW w:type="dxa" w:w="1337"/>
-          </w:tcPr>
-          <w:p>
-            <w:r/>
-            <w:r>
-              <w:rPr>
-                <w:sz w:val="13"/>
-              </w:rPr>
-              <w:t>26</w:t>
-            </w:r>
-          </w:p>
-        </w:tc>
-        <w:tc>
-          <w:tcPr>
-            <w:tcW w:type="dxa" w:w="1337"/>
-          </w:tcPr>
-          <w:p>
-            <w:r/>
-            <w:r>
-              <w:rPr>
-                <w:sz w:val="13"/>
-              </w:rPr>
-              <w:t>6.98</w:t>
-            </w:r>
-          </w:p>
-        </w:tc>
-        <w:tc>
-          <w:tcPr>
-            <w:tcW w:type="dxa" w:w="1337"/>
-          </w:tcPr>
-          <w:p>
-            <w:r/>
-            <w:r>
-              <w:rPr>
-                <w:sz w:val="13"/>
-              </w:rPr>
-              <w:t>76.3</w:t>
-            </w:r>
-          </w:p>
-        </w:tc>
-        <w:tc>
-          <w:tcPr>
-            <w:tcW w:type="dxa" w:w="1337"/>
-          </w:tcPr>
-          <w:p>
-            <w:r/>
-            <w:r>
-              <w:rPr>
-                <w:sz w:val="13"/>
-              </w:rPr>
-              <w:t>0.24</w:t>
-            </w:r>
-          </w:p>
-        </w:tc>
-      </w:tr>
-      <w:tr>
-        <w:tc>
-          <w:tcPr>
-            <w:tcW w:type="dxa" w:w="1337"/>
-          </w:tcPr>
-          <w:p>
-            <w:r/>
-            <w:r>
-              <w:rPr>
-                <w:sz w:val="13"/>
-              </w:rPr>
-              <w:t>Single model Phi-4-mini</w:t>
-            </w:r>
-          </w:p>
-        </w:tc>
-        <w:tc>
-          <w:tcPr>
-            <w:tcW w:type="dxa" w:w="1337"/>
-          </w:tcPr>
-          <w:p>
-            <w:r/>
-            <w:r>
-              <w:rPr>
-                <w:sz w:val="13"/>
-              </w:rPr>
-              <w:t>73.67</w:t>
-            </w:r>
-          </w:p>
-        </w:tc>
-        <w:tc>
-          <w:tcPr>
-            <w:tcW w:type="dxa" w:w="1337"/>
-          </w:tcPr>
-          <w:p>
-            <w:r/>
-            <w:r>
-              <w:rPr>
-                <w:sz w:val="13"/>
-              </w:rPr>
-              <w:t>4.75</w:t>
-            </w:r>
-          </w:p>
-        </w:tc>
-        <w:tc>
-          <w:tcPr>
-            <w:tcW w:type="dxa" w:w="1337"/>
-          </w:tcPr>
-          <w:p>
-            <w:r/>
-            <w:r>
-              <w:rPr>
-                <w:sz w:val="13"/>
-              </w:rPr>
-              <w:t>27</w:t>
-            </w:r>
-          </w:p>
-        </w:tc>
-        <w:tc>
-          <w:tcPr>
-            <w:tcW w:type="dxa" w:w="1337"/>
-          </w:tcPr>
-          <w:p>
-            <w:r/>
-            <w:r>
-              <w:rPr>
-                <w:sz w:val="13"/>
-              </w:rPr>
-              <w:t>8.04</w:t>
-            </w:r>
-          </w:p>
-        </w:tc>
-        <w:tc>
-          <w:tcPr>
-            <w:tcW w:type="dxa" w:w="1337"/>
-          </w:tcPr>
-          <w:p>
-            <w:r/>
-            <w:r>
-              <w:rPr>
-                <w:sz w:val="13"/>
-              </w:rPr>
-              <w:t>27.7</w:t>
-            </w:r>
-          </w:p>
-        </w:tc>
-        <w:tc>
-          <w:tcPr>
-            <w:tcW w:type="dxa" w:w="1337"/>
-          </w:tcPr>
-          <w:p>
-            <w:r/>
-            <w:r>
-              <w:rPr>
-                <w:sz w:val="13"/>
-              </w:rPr>
-              <w:t>0.09</w:t>
-            </w:r>
-          </w:p>
-        </w:tc>
-      </w:tr>
-      <w:tr>
-        <w:tc>
-          <w:tcPr>
-            <w:tcW w:type="dxa" w:w="1337"/>
-          </w:tcPr>
-          <w:p>
-            <w:r/>
-            <w:r>
-              <w:rPr>
-                <w:sz w:val="13"/>
-              </w:rPr>
-              <w:t>Single model Qwen-1.5B</w:t>
-            </w:r>
-          </w:p>
-        </w:tc>
-        <w:tc>
-          <w:tcPr>
-            <w:tcW w:type="dxa" w:w="1337"/>
-          </w:tcPr>
-          <w:p>
-            <w:r/>
-            <w:r>
-              <w:rPr>
-                <w:sz w:val="13"/>
-              </w:rPr>
-              <w:t>51.33</w:t>
-            </w:r>
-          </w:p>
-        </w:tc>
-        <w:tc>
-          <w:tcPr>
-            <w:tcW w:type="dxa" w:w="1337"/>
-          </w:tcPr>
-          <w:p>
-            <w:r/>
-            <w:r>
-              <w:rPr>
-                <w:sz w:val="13"/>
-              </w:rPr>
-              <w:t>4.84</w:t>
-            </w:r>
-          </w:p>
-        </w:tc>
-        <w:tc>
-          <w:tcPr>
-            <w:tcW w:type="dxa" w:w="1337"/>
-          </w:tcPr>
-          <w:p>
-            <w:r/>
-            <w:r>
-              <w:rPr>
-                <w:sz w:val="13"/>
-              </w:rPr>
-              <w:t>25.67</w:t>
-            </w:r>
-          </w:p>
-        </w:tc>
-        <w:tc>
-          <w:tcPr>
-            <w:tcW w:type="dxa" w:w="1337"/>
-          </w:tcPr>
-          <w:p>
-            <w:r/>
-            <w:r>
-              <w:rPr>
-                <w:sz w:val="13"/>
-              </w:rPr>
-              <w:t>7.15</w:t>
-            </w:r>
-          </w:p>
-        </w:tc>
-        <w:tc>
-          <w:tcPr>
-            <w:tcW w:type="dxa" w:w="1337"/>
-          </w:tcPr>
-          <w:p>
-            <w:r/>
-            <w:r>
-              <w:rPr>
-                <w:sz w:val="13"/>
-              </w:rPr>
-              <w:t>65</w:t>
-            </w:r>
-          </w:p>
-        </w:tc>
-        <w:tc>
-          <w:tcPr>
-            <w:tcW w:type="dxa" w:w="1337"/>
-          </w:tcPr>
-          <w:p>
-            <w:r/>
-            <w:r>
-              <w:rPr>
-                <w:sz w:val="13"/>
-              </w:rPr>
-              <w:t>0.06</w:t>
-            </w:r>
-          </w:p>
-        </w:tc>
-      </w:tr>
-      <w:tr>
-        <w:tc>
-          <w:tcPr>
-            <w:tcW w:type="dxa" w:w="1337"/>
-          </w:tcPr>
-          <w:p>
-            <w:r/>
-            <w:r>
-              <w:rPr>
-                <w:sz w:val="13"/>
-              </w:rPr>
-              <w:t>RoBERTa + Phi-4-mini (top-1)</w:t>
-            </w:r>
-          </w:p>
-        </w:tc>
-        <w:tc>
-          <w:tcPr>
-            <w:tcW w:type="dxa" w:w="1337"/>
-          </w:tcPr>
-          <w:p>
-            <w:r/>
-            <w:r>
-              <w:rPr>
-                <w:sz w:val="13"/>
-              </w:rPr>
-              <w:t>65.33</w:t>
-            </w:r>
-          </w:p>
-        </w:tc>
-        <w:tc>
-          <w:tcPr>
-            <w:tcW w:type="dxa" w:w="1337"/>
-          </w:tcPr>
-          <w:p>
-            <w:r/>
-            <w:r>
-              <w:rPr>
-                <w:sz w:val="13"/>
-              </w:rPr>
-              <w:t>4.89</w:t>
-            </w:r>
-          </w:p>
-        </w:tc>
-        <w:tc>
-          <w:tcPr>
-            <w:tcW w:type="dxa" w:w="1337"/>
-          </w:tcPr>
-          <w:p>
-            <w:r/>
-            <w:r>
-              <w:rPr>
-                <w:sz w:val="13"/>
-              </w:rPr>
-              <w:t>28.33</w:t>
-            </w:r>
-          </w:p>
-        </w:tc>
-        <w:tc>
-          <w:tcPr>
-            <w:tcW w:type="dxa" w:w="1337"/>
-          </w:tcPr>
-          <w:p>
-            <w:r/>
-            <w:r>
-              <w:rPr>
-                <w:sz w:val="13"/>
-              </w:rPr>
-              <w:t>7.84</w:t>
-            </w:r>
-          </w:p>
-        </w:tc>
-        <w:tc>
-          <w:tcPr>
-            <w:tcW w:type="dxa" w:w="1337"/>
-          </w:tcPr>
-          <w:p>
-            <w:r/>
-            <w:r>
-              <w:rPr>
-                <w:sz w:val="13"/>
-              </w:rPr>
-              <w:t>23</w:t>
-            </w:r>
-          </w:p>
-        </w:tc>
-        <w:tc>
-          <w:tcPr>
-            <w:tcW w:type="dxa" w:w="1337"/>
-          </w:tcPr>
-          <w:p>
-            <w:r/>
-            <w:r>
-              <w:rPr>
-                <w:sz w:val="13"/>
-              </w:rPr>
-              <w:t>0.04</w:t>
-            </w:r>
-          </w:p>
-        </w:tc>
-      </w:tr>
-      <w:tr>
-        <w:tc>
-          <w:tcPr>
-            <w:tcW w:type="dxa" w:w="1337"/>
-          </w:tcPr>
-          <w:p>
-            <w:r/>
-            <w:r>
-              <w:rPr>
-                <w:sz w:val="13"/>
-              </w:rPr>
-              <w:t>Zero-shot Qwen-1.5B</w:t>
-            </w:r>
-          </w:p>
-        </w:tc>
-        <w:tc>
-          <w:tcPr>
-            <w:tcW w:type="dxa" w:w="1337"/>
-          </w:tcPr>
-          <w:p>
-            <w:r/>
-            <w:r>
-              <w:rPr>
-                <w:sz w:val="13"/>
-              </w:rPr>
-              <w:t>19</w:t>
-            </w:r>
-          </w:p>
-        </w:tc>
-        <w:tc>
-          <w:tcPr>
-            <w:tcW w:type="dxa" w:w="1337"/>
-          </w:tcPr>
-          <w:p>
-            <w:r/>
-            <w:r>
-              <w:rPr>
-                <w:sz w:val="13"/>
-              </w:rPr>
-              <w:t>4.25</w:t>
-            </w:r>
-          </w:p>
-        </w:tc>
-        <w:tc>
-          <w:tcPr>
-            <w:tcW w:type="dxa" w:w="1337"/>
-          </w:tcPr>
-          <w:p>
-            <w:r/>
-            <w:r>
-              <w:rPr>
-                <w:sz w:val="13"/>
-              </w:rPr>
-              <w:t>24.67</w:t>
-            </w:r>
-          </w:p>
-        </w:tc>
-        <w:tc>
-          <w:tcPr>
-            <w:tcW w:type="dxa" w:w="1337"/>
-          </w:tcPr>
-          <w:p>
-            <w:r/>
-            <w:r>
-              <w:rPr>
-                <w:sz w:val="13"/>
-              </w:rPr>
-              <w:t>5.98</w:t>
-            </w:r>
-          </w:p>
-        </w:tc>
-        <w:tc>
-          <w:tcPr>
-            <w:tcW w:type="dxa" w:w="1337"/>
-          </w:tcPr>
-          <w:p>
-            <w:r/>
-            <w:r>
-              <w:rPr>
-                <w:sz w:val="13"/>
-              </w:rPr>
-              <w:t>65.3</w:t>
-            </w:r>
-          </w:p>
-        </w:tc>
-        <w:tc>
-          <w:tcPr>
-            <w:tcW w:type="dxa" w:w="1337"/>
-          </w:tcPr>
-          <w:p>
-            <w:r/>
-            <w:r>
-              <w:rPr>
-                <w:sz w:val="13"/>
-              </w:rPr>
-              <w:t>-0.59</w:t>
-            </w:r>
-          </w:p>
-        </w:tc>
-      </w:tr>
-      <w:tr>
-        <w:tc>
-          <w:tcPr>
-            <w:tcW w:type="dxa" w:w="1337"/>
-          </w:tcPr>
-          <w:p>
-            <w:r/>
-            <w:r>
-              <w:rPr>
-                <w:sz w:val="13"/>
-              </w:rPr>
-              <w:t>Fine-tuned Qwen-1.5B</w:t>
-            </w:r>
-          </w:p>
-        </w:tc>
-        <w:tc>
-          <w:tcPr>
-            <w:tcW w:type="dxa" w:w="1337"/>
-          </w:tcPr>
-          <w:p>
-            <w:r/>
-            <w:r>
-              <w:rPr>
-                <w:sz w:val="13"/>
-              </w:rPr>
-              <w:t>22.33</w:t>
-            </w:r>
-          </w:p>
-        </w:tc>
-        <w:tc>
-          <w:tcPr>
-            <w:tcW w:type="dxa" w:w="1337"/>
-          </w:tcPr>
-          <w:p>
-            <w:r/>
-            <w:r>
-              <w:rPr>
-                <w:sz w:val="13"/>
-              </w:rPr>
-              <w:t>3.36</w:t>
-            </w:r>
-          </w:p>
-        </w:tc>
-        <w:tc>
-          <w:tcPr>
-            <w:tcW w:type="dxa" w:w="1337"/>
-          </w:tcPr>
-          <w:p>
-            <w:r/>
-            <w:r>
-              <w:rPr>
-                <w:sz w:val="13"/>
-              </w:rPr>
-              <w:t>18.33</w:t>
-            </w:r>
-          </w:p>
-        </w:tc>
-        <w:tc>
-          <w:tcPr>
-            <w:tcW w:type="dxa" w:w="1337"/>
-          </w:tcPr>
-          <w:p>
-            <w:r/>
-            <w:r>
-              <w:rPr>
-                <w:sz w:val="13"/>
-              </w:rPr>
-              <w:t>3.88</w:t>
-            </w:r>
-          </w:p>
-        </w:tc>
-        <w:tc>
-          <w:tcPr>
-            <w:tcW w:type="dxa" w:w="1337"/>
-          </w:tcPr>
-          <w:p>
-            <w:r/>
-            <w:r>
-              <w:rPr>
-                <w:sz w:val="13"/>
-              </w:rPr>
-              <w:t>90.3</w:t>
-            </w:r>
-          </w:p>
-        </w:tc>
-        <w:tc>
-          <w:tcPr>
-            <w:tcW w:type="dxa" w:w="1337"/>
-          </w:tcPr>
-          <w:p>
-            <w:r/>
-            <w:r>
-              <w:rPr>
-                <w:sz w:val="13"/>
-              </w:rPr>
-              <w:t>-1.13</w:t>
-            </w:r>
-          </w:p>
-        </w:tc>
-      </w:tr>
-    </w:tbl>
-    <w:p/>
-    <w:p>
-      <w:r>
-        <w:rPr>
-          <w:i/>
-          <w:sz w:val="20"/>
-        </w:rPr>
-        <w:t>Table 5.8: Equal-weight composite of five independent measures across the judged systems</w:t>
-      </w:r>
-    </w:p>
     <w:p>
       <w:pPr>
         <w:pStyle w:val="Heading1"/>
@@ -7067,7 +4142,7 @@
         <w:spacing w:after="120"/>
       </w:pPr>
       <w:r>
-        <w:t>Evaluating the initial pipeline, a GPT-2 Medium detector with a Qwen2.5-1.5B generator, exposed several weaknesses. Each adjustment below was made in answer to a measured result, and each was re-evaluated on the same 300 conversations before it was kept. Table A.17 is the full log, with the evidence behind every change and its measured effect.</w:t>
+        <w:t>Evaluating the initial pipeline, a GPT-2 Medium detector with a Qwen2.5-1.5B generator, exposed several weaknesses. Each adjustment below was made in answer to a measured result, and each was re-evaluated on the same 300 conversations before it was kept. Table A.18 is the full log, with the evidence behind every change and its measured effect.</w:t>
       </w:r>
     </w:p>
     <w:p>
@@ -7075,7 +4150,7 @@
         <w:pStyle w:val="Heading2"/>
       </w:pPr>
       <w:r>
-        <w:t>5.3.1 Correcting What the Detector Is Trained On</w:t>
+        <w:t>5.3.1 Adjustments to the Detector, the Generator and the Prompt</w:t>
       </w:r>
     </w:p>
     <w:p>
@@ -7088,10 +4163,55 @@
     </w:p>
     <w:p>
       <w:pPr>
-        <w:pStyle w:val="Heading2"/>
+        <w:spacing w:after="120"/>
       </w:pPr>
       <w:r>
-        <w:t>5.3.2 Generator and Prompting</w:t>
+        <w:t xml:space="preserve">Three changes followed from the comparisons in Section 5.2, each kept only after it was re-measured on the same conversations. </w:t>
+      </w:r>
+      <w:r>
+        <w:rPr>
+          <w:b/>
+        </w:rPr>
+        <w:t>The generator was replaced:</w:t>
+      </w:r>
+      <w:r>
+        <w:t xml:space="preserve"> with the corrected detector held fixed, Phi-4-mini followed the rules more often than Qwen2.5-1.5B, so it became d2 in 4-bit form. </w:t>
+      </w:r>
+      <w:r>
+        <w:rPr>
+          <w:b/>
+        </w:rPr>
+        <w:t>The emotion decision was given its own call:</w:t>
+      </w:r>
+      <w:r>
+        <w:t xml:space="preserve"> the detector's top label is wrong in about half of conversations while the correct one is among its top three in 76.5%, and an earlier variant that chose and replied in a single call had damaged rule-following. </w:t>
+      </w:r>
+      <w:r>
+        <w:rPr>
+          <w:b/>
+        </w:rPr>
+        <w:t>Guidance was written for each of the 32 emotions:</w:t>
+      </w:r>
+      <w:r>
+        <w:t xml:space="preserve"> a generic "the user is feeling X" says nothing about how a reply to </w:t>
+      </w:r>
+      <w:r>
+        <w:rPr>
+          <w:i/>
+        </w:rPr>
+        <w:t>lonely</w:t>
+      </w:r>
+      <w:r>
+        <w:t xml:space="preserve"> should differ from a reply to </w:t>
+      </w:r>
+      <w:r>
+        <w:rPr>
+          <w:i/>
+        </w:rPr>
+        <w:t>proud</w:t>
+      </w:r>
+      <w:r>
+        <w:t>. Together, and with detector and generator fixed, these raised emotion fidelity from 28.3% to 36.7% and empathy from 4.89 to 5.05, both reliable after correction, while the 5.3-point drop in rule adherence was not; replies also fell from 80.4 to 57.1 words, all within the limit.</w:t>
       </w:r>
     </w:p>
     <w:p>
@@ -7099,52 +4219,7 @@
         <w:spacing w:after="120"/>
       </w:pPr>
       <w:r>
-        <w:t xml:space="preserve">Three changes followed from the comparisons in Section 5.2, each kept only after it was re-measured on the same conversations. </w:t>
-      </w:r>
-      <w:r>
-        <w:rPr>
-          <w:b/>
-        </w:rPr>
-        <w:t>The generator was replaced:</w:t>
-      </w:r>
-      <w:r>
-        <w:t xml:space="preserve"> with the corrected detector held fixed, Phi-4-mini followed the rules more often than Qwen2.5-1.5B, so it became d2 in 4-bit form. </w:t>
-      </w:r>
-      <w:r>
-        <w:rPr>
-          <w:b/>
-        </w:rPr>
-        <w:t>The emotion decision was given its own call:</w:t>
-      </w:r>
-      <w:r>
-        <w:t xml:space="preserve"> the detector's top label is wrong in about half of conversations while the correct one is among its top three in 76.5%, and an earlier variant that chose and replied in a single call had damaged rule-following. </w:t>
-      </w:r>
-      <w:r>
-        <w:rPr>
-          <w:b/>
-        </w:rPr>
-        <w:t>Guidance was written for each of the 32 emotions:</w:t>
-      </w:r>
-      <w:r>
-        <w:t xml:space="preserve"> a generic "the user is feeling X" says nothing about how a reply to </w:t>
-      </w:r>
-      <w:r>
-        <w:rPr>
-          <w:i/>
-        </w:rPr>
-        <w:t>lonely</w:t>
-      </w:r>
-      <w:r>
-        <w:t xml:space="preserve"> should differ from a reply to </w:t>
-      </w:r>
-      <w:r>
-        <w:rPr>
-          <w:i/>
-        </w:rPr>
-        <w:t>proud</w:t>
-      </w:r>
-      <w:r>
-        <w:t>. Together, and with detector and generator fixed, these raised emotion fidelity from 28.3% to 36.7% and empathy from 4.89 to 5.05, both reliable after correction, while the 5.3-point drop in rule adherence was not; replies also fell from 80.4 to 57.1 words, all within the limit.</w:t>
+        <w:t>The original design specified an attention mechanism but never implemented one. When extraction of the detector's attention weights was added, a verification check found that the library's default attention implementation returns no weights at all and raises no error, which would have left the feature silently inactive while appearing to work. The adjustment selects an implementation that returns weights, stops execution if they are missing, merges sub-word fragments back into whole words, and passes only the highest-scoring 40% of words to the generator so that the cues do not simply repeat the message.</w:t>
       </w:r>
     </w:p>
     <w:p>
@@ -7152,7 +4227,7 @@
         <w:pStyle w:val="Heading2"/>
       </w:pPr>
       <w:r>
-        <w:t>5.3.3 Making the Attention Mechanism Real</w:t>
+        <w:t>5.3.2 From Single Replies to a Conversation</w:t>
       </w:r>
     </w:p>
     <w:p>
@@ -7160,15 +4235,13 @@
         <w:spacing w:after="120"/>
       </w:pPr>
       <w:r>
-        <w:t>The original design specified an attention mechanism but never implemented one. When extraction of the detector's attention weights was added, a verification check found that the library's default attention implementation returns no weights at all and raises no error, which would have left the feature silently inactive while appearing to work. The adjustment selects an implementation that returns weights, stops execution if they are missing, merges sub-word fragments back into whole words, and passes only the highest-scoring 40% of words to the generator so that the cues do not simply repeat the message.</w:t>
-      </w:r>
-    </w:p>
-    <w:p>
-      <w:pPr>
-        <w:pStyle w:val="Heading2"/>
-      </w:pPr>
-      <w:r>
-        <w:t>5.3.4 From Single Replies to a Conversation</w:t>
+        <w:t xml:space="preserve">The evaluation assumes one message and one reply. Turning the design into the agent specified in Section 4.2.7 raised one question that had to be measured rather than assumed: </w:t>
+      </w:r>
+      <w:r>
+        <w:rPr>
+          <w:b/>
+        </w:rPr>
+        <w:t>how much of the conversation should the detector read?</w:t>
       </w:r>
     </w:p>
     <w:p>
@@ -7176,13 +4249,22 @@
         <w:spacing w:after="120"/>
       </w:pPr>
       <w:r>
-        <w:t xml:space="preserve">The evaluation assumes one message and one reply. Turning the design into the agent specified in Section 4.2.7 raised one question that had to be measured rather than assumed: </w:t>
-      </w:r>
-      <w:r>
         <w:rPr>
           <w:b/>
         </w:rPr>
-        <w:t>how much of the conversation should the detector read?</w:t>
+        <w:t>Why the dataset cannot answer it:</w:t>
+      </w:r>
+      <w:r>
+        <w:t xml:space="preserve"> EmpatheticDialogues conversations have a median of 2 turns and a maximum of 4, and the gold emotion never changes inside one, in none of the 2,542 test conversations, so there is no multi-turn emotion shift in the data to tune a window against. We instead wrote conversations containing the shifts a real support conversation produces, above all the "I'm fine, actually I'm not" pattern in which the latest message alone says the opposite of what the person means. The column saying what a listener would hear is our own judgement, not an annotation, so this is </w:t>
+      </w:r>
+      <w:r>
+        <w:rPr>
+          <w:b/>
+        </w:rPr>
+        <w:t>illustrative evidence for a design choice and not a statistical result</w:t>
+      </w:r>
+      <w:r>
+        <w:t>.</w:t>
       </w:r>
     </w:p>
     <w:p>
@@ -7193,19 +4275,28 @@
         <w:rPr>
           <w:b/>
         </w:rPr>
-        <w:t>Why the dataset cannot answer it:</w:t>
-      </w:r>
-      <w:r>
-        <w:t xml:space="preserve"> EmpatheticDialogues conversations have a median of 2 turns and a maximum of 4, and the gold emotion never changes inside a conversation: in all 2,542 test conversations, not one. There is therefore no multi-turn emotion shift in the data to tune a window against or to test for significance. We instead wrote conversations that contain the shifts a real support conversation produces, above all the "I'm fine, actually I'm not" pattern in which the latest message alone says the opposite of what the person means, and recorded what the detector predicts at each window size. The column saying what a listener would hear is our own judgement, not an annotation, so this is </w:t>
+        <w:t>Reading only the latest message loses the thread:</w:t>
+      </w:r>
+      <w:r>
+        <w:t xml:space="preserve"> across ten short conversations with a deliberate shift (Table A.19), moving from one turn to four moved the prediction to what a listener would hear in five of them, left it unchanged in three, and in two exchanged one neighbour of the intended emotion for another; in none did a correct single-message reading become wrong. The clearest case is the one that started this test: "I am okay. Well, not properly." alone is read as </w:t>
       </w:r>
       <w:r>
         <w:rPr>
-          <w:b/>
+          <w:i/>
         </w:rPr>
-        <w:t>illustrative evidence for a design choice and not a statistical result</w:t>
-      </w:r>
-      <w:r>
-        <w:t>, and it is reported as such.</w:t>
+        <w:t>content</w:t>
+      </w:r>
+      <w:r>
+        <w:t xml:space="preserve"> at 72% confidence, and with the previous turn, "Someone yelled at me today very badly", as </w:t>
+      </w:r>
+      <w:r>
+        <w:rPr>
+          <w:i/>
+        </w:rPr>
+        <w:t>angry</w:t>
+      </w:r>
+      <w:r>
+        <w:t>.</w:t>
       </w:r>
     </w:p>
     <w:p>
@@ -7216,28 +4307,37 @@
         <w:rPr>
           <w:b/>
         </w:rPr>
-        <w:t>Reading only the latest message loses the thread:</w:t>
-      </w:r>
-      <w:r>
-        <w:t xml:space="preserve"> across ten short conversations with a deliberate shift (Table A.18), moving from one turn to four moved the prediction to what a listener would hear in five of them, left it unchanged in three, and in two exchanged one neighbour of the intended emotion for another; in none did a correct single-message reading become wrong. The clearest case is the one that started this test: "I am okay. Well, not properly." alone is read as </w:t>
+        <w:t>But a window can also be too wide:</w:t>
+      </w:r>
+      <w:r>
+        <w:t xml:space="preserve"> Table 5.4 widens the window on four long conversations of six to eight turns, and four turns is the widest setting that degrades none of them. At six turns two of the four move away from the listener's reading, one of them confidently: the break-up conversation, correct at four turns (</w:t>
       </w:r>
       <w:r>
         <w:rPr>
           <w:i/>
         </w:rPr>
-        <w:t>content</w:t>
-      </w:r>
-      <w:r>
-        <w:t xml:space="preserve"> at 72% confidence, and with the previous turn, "Someone yelled at me today very badly", as </w:t>
+        <w:t>lonely</w:t>
+      </w:r>
+      <w:r>
+        <w:t xml:space="preserve">, 61%), becomes </w:t>
       </w:r>
       <w:r>
         <w:rPr>
           <w:i/>
         </w:rPr>
-        <w:t>angry</w:t>
-      </w:r>
-      <w:r>
-        <w:t>.</w:t>
+        <w:t>guilty</w:t>
+      </w:r>
+      <w:r>
+        <w:t xml:space="preserve"> at 64% once the anger of the earlier turns re-enters the window. The control stays </w:t>
+      </w:r>
+      <w:r>
+        <w:rPr>
+          <w:i/>
+        </w:rPr>
+        <w:t>anxious</w:t>
+      </w:r>
+      <w:r>
+        <w:t xml:space="preserve"> at every width with rising confidence, so the damage comes from stale emotions competing with the current one and not from the length of the input. Neither setting recovers the burnout conversation, which we report rather than leave out.</w:t>
       </w:r>
     </w:p>
     <w:p>
@@ -7248,51 +4348,10 @@
         <w:rPr>
           <w:b/>
         </w:rPr>
-        <w:t>But a window can also be too wide:</w:t>
-      </w:r>
-      <w:r>
-        <w:t xml:space="preserve"> Table 5.9 widens the window on four long conversations of six to eight turns, and four turns is the widest setting that degrades none of them. At six turns two of the four move away from the listener's reading, one of them confidently: the break-up conversation, correct at four turns (</w:t>
-      </w:r>
-      <w:r>
-        <w:rPr>
-          <w:i/>
-        </w:rPr>
-        <w:t>lonely</w:t>
-      </w:r>
-      <w:r>
-        <w:t xml:space="preserve">, 61%), becomes </w:t>
-      </w:r>
-      <w:r>
-        <w:rPr>
-          <w:i/>
-        </w:rPr>
-        <w:t>guilty</w:t>
-      </w:r>
-      <w:r>
-        <w:t xml:space="preserve"> at 64% once the anger of the earlier turns re-enters the window. The control stays </w:t>
-      </w:r>
-      <w:r>
-        <w:rPr>
-          <w:i/>
-        </w:rPr>
-        <w:t>anxious</w:t>
-      </w:r>
-      <w:r>
-        <w:t xml:space="preserve"> at every width with rising confidence, so the damage comes from stale emotions competing with the current one and not from the length of the input. Neither setting recovers the burnout conversation, which we report rather than leave out.</w:t>
-      </w:r>
-    </w:p>
-    <w:p>
-      <w:pPr>
-        <w:spacing w:after="120"/>
-      </w:pPr>
-      <w:r>
-        <w:rPr>
-          <w:b/>
-        </w:rPr>
         <w:t>Four turns, fixed:</w:t>
       </w:r>
       <w:r>
-        <w:t xml:space="preserve"> We also tried widening the window only when the detector was unsure, using the median detector confidence of 0.632 measured in the confidence-gating ablation as the threshold. It produced the same answer as the fixed four-turn window in all ten scenarios, so the fixed window was kept as the simpler of the two. The generator's memory needed no such test, because it is an instruction-following model with a large context window rather than a classifier trained on short messages.</w:t>
+        <w:t xml:space="preserve"> widening the window only when the detector was unsure, using the median detector confidence of 0.632 as the threshold, produced the same answer as the fixed four-turn window in all ten scenarios, so the simpler of the two was kept. The generator's memory needed no such test, being an instruction-following model with a large context window rather than a classifier trained on short messages.</w:t>
       </w:r>
     </w:p>
     <w:tbl>
@@ -8014,7 +5073,7 @@
           <w:i/>
           <w:sz w:val="20"/>
         </w:rPr>
-        <w:t>Table 5.9: The same test on four long conversations, where a window can become too wide</w:t>
+        <w:t>Table 5.4: The same test on four long conversations, where a window can become too wide</w:t>
       </w:r>
     </w:p>
     <w:p>
@@ -8037,7 +5096,7 @@
         <w:pStyle w:val="Heading2"/>
       </w:pPr>
       <w:r>
-        <w:t>5.3.5 Adjustments That Were Rejected or Deferred</w:t>
+        <w:t>5.3.3 Adjustments That Were Rejected or Deferred</w:t>
       </w:r>
     </w:p>
     <w:p>
@@ -8212,7 +5271,7 @@
         <w:spacing w:after="120"/>
       </w:pPr>
       <w:r>
-        <w:t>Figure 5.8 shows every comparison at once: the difference between the final system and each baseline on the three headline measures, with its confidence interval, coloured by whether it survives correction. Table A.19 gives the same comparisons with exact p-values. Three patterns run through it.</w:t>
+        <w:t>Figure 5.7 shows every comparison at once: the difference between the final system and each baseline on the three headline measures, with its confidence interval, coloured by whether it survives correction. Table A.20 gives the same comparisons with exact p-values. Three patterns run through it.</w:t>
       </w:r>
     </w:p>
     <w:p>
@@ -8235,7 +5294,7 @@
         <w:t>by 0.30 over the same generator used alone</w:t>
       </w:r>
       <w:r>
-        <w:t xml:space="preserve"> (95% CI [+0.19, +0.41], adjusted p &lt; 0.001). Emotion fidelity is likewise higher than every baseline except the largest single model, by 8.3 to 18.3 points, all adjusted p &lt; 0.013. Because the single-model baseline built on our own generator does no better than the 1.5-billion-parameter one on these two measures, the gains belong to the design and not to generator size (Section 5.5.7).</w:t>
+        <w:t xml:space="preserve"> (95% CI [+0.19, +0.41], adjusted p &lt; 0.001). Emotion fidelity is likewise higher than every baseline except the largest single model, by 8.3 to 18.3 points, all adjusted p &lt; 0.013. Because the single-model baseline built on our own generator does no better than the 1.5-billion-parameter one on these two measures, the gains belong to the design and not to generator size (Section 5.5.5).</w:t>
       </w:r>
     </w:p>
     <w:p>
@@ -8280,7 +5339,7 @@
         <w:drawing>
           <wp:inline xmlns:a="http://schemas.openxmlformats.org/drawingml/2006/main" xmlns:pic="http://schemas.openxmlformats.org/drawingml/2006/picture">
             <wp:extent cx="5486400" cy="2924797"/>
-            <wp:docPr id="8" name="Picture 8"/>
+            <wp:docPr id="7" name="Picture 7"/>
             <wp:cNvGraphicFramePr>
               <a:graphicFrameLocks noChangeAspect="1"/>
             </wp:cNvGraphicFramePr>
@@ -8292,7 +5351,7 @@
                     <pic:cNvPicPr/>
                   </pic:nvPicPr>
                   <pic:blipFill>
-                    <a:blip r:embed="rId16"/>
+                    <a:blip r:embed="rId15"/>
                     <a:stretch>
                       <a:fillRect/>
                     </a:stretch>
@@ -8317,7 +5376,7 @@
           <w:i/>
           <w:sz w:val="20"/>
         </w:rPr>
-        <w:t>Figure 5.8: The final system against each baseline on three measures, with 95% confidence intervals</w:t>
+        <w:t>Figure 5.7: The final system against each baseline on three measures, with 95% confidence intervals</w:t>
       </w:r>
     </w:p>
     <w:p>
@@ -8347,7 +5406,7 @@
         <w:t>Replies built on a wrong label are no worse:</w:t>
       </w:r>
       <w:r>
-        <w:t xml:space="preserve"> Splitting each pipeline's replies by whether the detector matched the gold label shows no reliable loss of rule adherence in any pipeline: 61.2% against 66.0% for the initial pipeline (p = 0.40), and no reliable difference for the final system (p = 0.096). Empathy is unaffected as well (4.83 against 4.78, p = 0.72). Table A.20 has the full breakdown.</w:t>
+        <w:t xml:space="preserve"> Splitting each pipeline's replies by whether the detector matched the gold label shows no reliable loss of rule adherence in any pipeline: 61.2% against 66.0% for the initial pipeline (p = 0.40), and no reliable difference for the final system (p = 0.096). Empathy is unaffected as well (4.83 against 4.78, p = 0.72). Table A.21 has the full breakdown.</w:t>
       </w:r>
     </w:p>
     <w:p>
@@ -8361,7 +5420,7 @@
         <w:t>Swapping in a better detector changes nothing downstream:</w:t>
       </w:r>
       <w:r>
-        <w:t xml:space="preserve"> With the generator fixed as Qwen2.5-1.5B, replacing GPT-2 with the more accurate RoBERTa detector moves neither emotion fidelity (p = 0.91) nor rule adherence (p = 0.09), although the two differ sharply as classifiers (Table A.21).</w:t>
+        <w:t xml:space="preserve"> With the generator fixed as Qwen2.5-1.5B, replacing GPT-2 with the more accurate RoBERTa detector moves neither emotion fidelity (p = 0.91) nor rule adherence (p = 0.09), although the two differ sharply as classifiers (Table A.22).</w:t>
       </w:r>
     </w:p>
     <w:p>
@@ -8375,7 +5434,7 @@
         <w:t>Doubling the detector changes nothing either:</w:t>
       </w:r>
       <w:r>
-        <w:t xml:space="preserve"> Substituting RoBERTa-large into the complete final system and regenerating all 300 replies made the detector 3.0 points more accurate on those conversations (53.3% against 50.3%) while leaving rule adherence (p = 0.60), empathy (p = 0.85), emotion fidelity (p = 0.85) and the one-question rule (p = 0.60) unchanged (Table A.22).</w:t>
+        <w:t xml:space="preserve"> Substituting RoBERTa-large into the complete final system and regenerating all 300 replies made the detector 3.0 points more accurate on those conversations (53.3% against 50.3%) while leaving rule adherence (p = 0.60), empathy (p = 0.85), emotion fidelity (p = 0.85) and the one-question rule (p = 0.60) unchanged (Table A.23).</w:t>
       </w:r>
     </w:p>
     <w:p>
@@ -8408,7 +5467,7 @@
         <w:pStyle w:val="Heading2"/>
       </w:pPr>
       <w:r>
-        <w:t>5.4.4 Reply Length as a Confounder</w:t>
+        <w:t>5.4.4 What the Empathy Classifier Is Worth</w:t>
       </w:r>
     </w:p>
     <w:p>
@@ -8416,7 +5475,7 @@
         <w:spacing w:after="120"/>
       </w:pPr>
       <w:r>
-        <w:t xml:space="preserve">Longer replies score higher on the empathy classifier in every system, with Spearman correlations from 0.14 to 0.54, all p &lt; 0.02 (Table A.23). A verbose system can therefore look empathetic without being so, which is the same bias reported for LLM judges [18]. This affects two comparisons in opposite directions. It explains Gemma-3-4B's high score entirely (Section 5.2.3). And it </w:t>
+        <w:t xml:space="preserve">Longer replies score higher on the empathy classifier in every system, with Spearman correlations from 0.14 to 0.54, all p &lt; 0.02 (Table A.24). A verbose system can therefore look empathetic without being so, which is the same bias reported for LLM judges [18]. This affects two comparisons in opposite directions. It explains Gemma-3-4B's high score entirely (Section 5.2.3). And it </w:t>
       </w:r>
       <w:r>
         <w:rPr>
@@ -8426,6 +5485,49 @@
       </w:r>
       <w:r>
         <w:t xml:space="preserve"> the final system's advantage over top-1 prompting, because the final system earns the higher score with shorter replies (57.1 against 80.4 words). The largest single model's lead cannot be explained this way either, since its replies average 52.9 words.</w:t>
+      </w:r>
+    </w:p>
+    <w:p>
+      <w:pPr>
+        <w:spacing w:after="120"/>
+      </w:pPr>
+      <w:r>
+        <w:t xml:space="preserve">Several conclusions lean on the empathy classifier, so we tested it against the judges on the 512 replies both scored (Table A.25). </w:t>
+      </w:r>
+      <w:r>
+        <w:rPr>
+          <w:b/>
+        </w:rPr>
+        <w:t>Across systems</w:t>
+      </w:r>
+      <w:r>
+        <w:t xml:space="preserve"> it agrees with the judges well (rho = 0.74) but disagrees on one: the single model built on our generator is second by judge empathy and seventh by classifier score. </w:t>
+      </w:r>
+      <w:r>
+        <w:rPr>
+          <w:b/>
+        </w:rPr>
+        <w:t>Across individual replies</w:t>
+      </w:r>
+      <w:r>
+        <w:t xml:space="preserve"> agreement is weak but real (rho = 0.30, p &lt; 0.001) and survives controlling for length (partial rho = 0.25), so it is not merely a shared taste for long answers. </w:t>
+      </w:r>
+      <w:r>
+        <w:rPr>
+          <w:b/>
+        </w:rPr>
+        <w:t>Within a single system</w:t>
+      </w:r>
+      <w:r>
+        <w:t xml:space="preserve"> agreement is weak (rho = 0.05 to 0.41, reliable in four of eight systems), against 0.69 between the two judges.</w:t>
+      </w:r>
+    </w:p>
+    <w:p>
+      <w:pPr>
+        <w:spacing w:after="120"/>
+      </w:pPr>
+      <w:r>
+        <w:t>This is the evidence behind the rule we follow throughout: the classifier compares system averages over 300 replies, never single replies, and always beside a second measure.</w:t>
       </w:r>
     </w:p>
     <w:p>
@@ -8433,7 +5535,7 @@
         <w:pStyle w:val="Heading2"/>
       </w:pPr>
       <w:r>
-        <w:t>5.4.5 How Far the Empathy Classifier Can Be Trusted</w:t>
+        <w:t>5.4.5 What the Judges Separate, and How Much They Agree</w:t>
       </w:r>
     </w:p>
     <w:p>
@@ -8441,34 +5543,16 @@
         <w:spacing w:after="120"/>
       </w:pPr>
       <w:r>
-        <w:t xml:space="preserve">Several conclusions lean on the empathy classifier, so we tested it against the judges on the 512 replies both scored (Table A.24). </w:t>
+        <w:t xml:space="preserve">Against the same-size single model the final system is rated reliably higher on empathy (+0.70, CI [+0.39, +1.01], p &lt; 0.001), relevance (+0.44, p = 0.023) and overall (+0.44, p = 0.001), and reliably higher overall than the initial pipeline (+0.65), zero-shot prompting (+1.18) and the fine-tuned model (+2.73), all p &lt; 0.001. Against the largest single model it scores lower on empathy (-0.30) and overall (-0.21), but neither difference survives correction (p = 0.073 and p = 0.109). </w:t>
       </w:r>
       <w:r>
         <w:rPr>
           <w:b/>
         </w:rPr>
-        <w:t>Across systems</w:t>
-      </w:r>
-      <w:r>
-        <w:t xml:space="preserve"> it agrees with the judges well (rho = 0.74) but disagrees on one: the single model built on our generator is second by judge empathy and seventh by classifier score. </w:t>
-      </w:r>
-      <w:r>
-        <w:rPr>
-          <w:b/>
-        </w:rPr>
-        <w:t>Across individual replies</w:t>
-      </w:r>
-      <w:r>
-        <w:t xml:space="preserve"> agreement is weak but real (rho = 0.30, p &lt; 0.001) and survives controlling for length (partial rho = 0.25), so it is not merely a shared taste for long answers. </w:t>
-      </w:r>
-      <w:r>
-        <w:rPr>
-          <w:b/>
-        </w:rPr>
-        <w:t>Within a single system</w:t>
-      </w:r>
-      <w:r>
-        <w:t xml:space="preserve"> agreement is weak (rho = 0.05 to 0.41, reliable in four of eight systems), against 0.69 between the two judges.</w:t>
+        <w:t>The judges do not separate the three systems built on the same generator at all</w:t>
+      </w:r>
+      <w:r>
+        <w:t>: top-1 prompting (overall +0.04, p = 0.71) and that generator used alone (overall -0.10, p = 0.16). Table A.26 lists every comparison.</w:t>
       </w:r>
     </w:p>
     <w:p>
@@ -8476,7 +5560,7 @@
         <w:spacing w:after="120"/>
       </w:pPr>
       <w:r>
-        <w:t>This is the evidence behind the rule we follow throughout: the classifier compares system averages over 300 replies, never single replies, and always beside a second measure.</w:t>
+        <w:t>The panel itself holds up well (Table A.27). Across the 512 replies the two judges correlate at rho = 0.69 for empathy and 0.68 overall, and they rank the eight systems identically except for the final system and top-1 Phi-4-mini, whose panel scores differ by 0.03 and which swap places. Both judges scored all 512 replies, so every system was rated by the same two judges. Drawing the judges from different model families is what the literature recommends to limit a single model's bias [19], and the agreement we observe is consistent with that.</w:t>
       </w:r>
     </w:p>
     <w:p>
@@ -8484,7 +5568,7 @@
         <w:pStyle w:val="Heading2"/>
       </w:pPr>
       <w:r>
-        <w:t>5.4.6 What the Judges Separate, and How Much They Agree</w:t>
+        <w:t>5.4.6 Human-Evaluation Statistics</w:t>
       </w:r>
     </w:p>
     <w:p>
@@ -8492,16 +5576,19 @@
         <w:spacing w:after="120"/>
       </w:pPr>
       <w:r>
-        <w:t xml:space="preserve">Against the same-size single model the final system is rated reliably higher on empathy (+0.70, CI [+0.39, +1.01], p &lt; 0.001), relevance (+0.44, p = 0.023) and overall (+0.44, p = 0.001), and reliably higher overall than the initial pipeline (+0.65), zero-shot prompting (+1.18) and the fine-tuned model (+2.73), all p &lt; 0.001. Against the largest single model it scores lower on empathy (-0.30) and overall (-0.21), but neither difference survives correction (p = 0.073 and p = 0.109). </w:t>
-      </w:r>
-      <w:r>
         <w:rPr>
           <w:b/>
+          <w:color w:val="B03A00"/>
         </w:rPr>
-        <w:t>The judges do not separate the three systems built on the same generator at all</w:t>
-      </w:r>
-      <w:r>
-        <w:t>: top-1 prompting (overall +0.04, p = 0.71) and that generator used alone (overall -0.10, p = 0.16). Table A.25 lists every comparison.</w:t>
+        <w:t>[[PENDING: (1) number of participants and number excluded; (2) mean rating of each system on empathy, contextual relevance and supportiveness, compared pairwise with the Wilcoxon signed-rank test on per-participant means, with Holm correction across the three dimensions and three system pairs; (3) the preference rate of each system with a two-sided binomial test against a chance rate of one third; (4) the intraclass correlation for the 1-5 ratings and Fleiss' kappa for the preference question; and (5) the correlation between the human mean rating and the AI-judge mean score across systems on the five situations the judges also scored.]]</w:t>
+      </w:r>
+    </w:p>
+    <w:p>
+      <w:pPr>
+        <w:pStyle w:val="Heading2"/>
+      </w:pPr>
+      <w:r>
+        <w:t>5.4.7 Limits of the Analysis</w:t>
       </w:r>
     </w:p>
     <w:p>
@@ -8509,286 +5596,23 @@
         <w:spacing w:after="120"/>
       </w:pPr>
       <w:r>
-        <w:t>The panel itself holds up well (Table 5.10). Across the 512 replies the two judges correlate at rho = 0.69 for empathy and 0.68 overall, and they rank the eight systems identically except for the final system and top-1 Phi-4-mini, whose panel scores differ by 0.03 and which swap places. Both judges scored all 512 replies, so every system was rated by the same two judges. Drawing the judges from different model families is what the literature recommends to limit a single model's bias [19], and the agreement we observe is consistent with that.</w:t>
+        <w:t>Three limits apply to everything above. The 300-conversation sample can detect differences of a few percentage points but will miss smaller ones, and the 64-conversation judge sample has less power still. Emotion fidelity relies on our own detector reading text of a kind it was never trained on. And Holm correction was applied within each measure rather than across all measures, treating the seven baselines as one family of comparisons; that is a choice, and we state it rather than leaving it implicit.</w:t>
       </w:r>
     </w:p>
-    <w:tbl>
-      <w:tblPr>
-        <w:tblStyle w:val="TableGrid"/>
-        <w:tblW w:type="auto" w:w="0"/>
-        <w:tblLook w:firstColumn="1" w:firstRow="1" w:lastColumn="0" w:lastRow="0" w:noHBand="0" w:noVBand="1" w:val="04A0"/>
-      </w:tblPr>
-      <w:tblGrid>
-        <w:gridCol w:w="2340"/>
-        <w:gridCol w:w="2340"/>
-        <w:gridCol w:w="2340"/>
-        <w:gridCol w:w="2340"/>
-      </w:tblGrid>
-      <w:tr>
-        <w:tc>
-          <w:tcPr>
-            <w:tcW w:type="dxa" w:w="2340"/>
-            <w:shd w:val="clear" w:color="auto" w:fill="E3EEFB"/>
-          </w:tcPr>
-          <w:p>
-            <w:r>
-              <w:rPr>
-                <w:b/>
-              </w:rPr>
-            </w:r>
-            <w:r>
-              <w:rPr>
-                <w:b/>
-                <w:sz w:val="16"/>
-              </w:rPr>
-              <w:t>Check</w:t>
-            </w:r>
-          </w:p>
-        </w:tc>
-        <w:tc>
-          <w:tcPr>
-            <w:tcW w:type="dxa" w:w="2340"/>
-            <w:shd w:val="clear" w:color="auto" w:fill="E3EEFB"/>
-          </w:tcPr>
-          <w:p>
-            <w:r>
-              <w:rPr>
-                <w:b/>
-              </w:rPr>
-            </w:r>
-            <w:r>
-              <w:rPr>
-                <w:b/>
-                <w:sz w:val="16"/>
-              </w:rPr>
-              <w:t>N</w:t>
-            </w:r>
-          </w:p>
-        </w:tc>
-        <w:tc>
-          <w:tcPr>
-            <w:tcW w:type="dxa" w:w="2340"/>
-            <w:shd w:val="clear" w:color="auto" w:fill="E3EEFB"/>
-          </w:tcPr>
-          <w:p>
-            <w:r>
-              <w:rPr>
-                <w:b/>
-              </w:rPr>
-            </w:r>
-            <w:r>
-              <w:rPr>
-                <w:b/>
-                <w:sz w:val="16"/>
-              </w:rPr>
-              <w:t>Result</w:t>
-            </w:r>
-          </w:p>
-        </w:tc>
-        <w:tc>
-          <w:tcPr>
-            <w:tcW w:type="dxa" w:w="2340"/>
-            <w:shd w:val="clear" w:color="auto" w:fill="E3EEFB"/>
-          </w:tcPr>
-          <w:p>
-            <w:r>
-              <w:rPr>
-                <w:b/>
-              </w:rPr>
-            </w:r>
-            <w:r>
-              <w:rPr>
-                <w:b/>
-                <w:sz w:val="16"/>
-              </w:rPr>
-              <w:t>Without fine-tuned system</w:t>
-            </w:r>
-          </w:p>
-        </w:tc>
-      </w:tr>
-      <w:tr>
-        <w:tc>
-          <w:tcPr>
-            <w:tcW w:type="dxa" w:w="2340"/>
-          </w:tcPr>
-          <w:p>
-            <w:r/>
-            <w:r>
-              <w:rPr>
-                <w:sz w:val="16"/>
-              </w:rPr>
-              <w:t>Per-reply agreement on empathy: between the two judges</w:t>
-            </w:r>
-          </w:p>
-        </w:tc>
-        <w:tc>
-          <w:tcPr>
-            <w:tcW w:type="dxa" w:w="2340"/>
-          </w:tcPr>
-          <w:p>
-            <w:r/>
-            <w:r>
-              <w:rPr>
-                <w:sz w:val="16"/>
-              </w:rPr>
-              <w:t>512</w:t>
-            </w:r>
-          </w:p>
-        </w:tc>
-        <w:tc>
-          <w:tcPr>
-            <w:tcW w:type="dxa" w:w="2340"/>
-          </w:tcPr>
-          <w:p>
-            <w:r/>
-            <w:r>
-              <w:rPr>
-                <w:sz w:val="16"/>
-              </w:rPr>
-              <w:t>rho = 0.690 (p = 9.9e-74)</w:t>
-            </w:r>
-          </w:p>
-        </w:tc>
-        <w:tc>
-          <w:tcPr>
-            <w:tcW w:type="dxa" w:w="2340"/>
-          </w:tcPr>
-          <w:p>
-            <w:r/>
-            <w:r>
-              <w:rPr>
-                <w:sz w:val="16"/>
-              </w:rPr>
-              <w:t>rho = 0.595</w:t>
-            </w:r>
-          </w:p>
-        </w:tc>
-      </w:tr>
-      <w:tr>
-        <w:tc>
-          <w:tcPr>
-            <w:tcW w:type="dxa" w:w="2340"/>
-          </w:tcPr>
-          <w:p>
-            <w:r/>
-            <w:r>
-              <w:rPr>
-                <w:sz w:val="16"/>
-              </w:rPr>
-              <w:t>Per-reply agreement on overall: between the two judges</w:t>
-            </w:r>
-          </w:p>
-        </w:tc>
-        <w:tc>
-          <w:tcPr>
-            <w:tcW w:type="dxa" w:w="2340"/>
-          </w:tcPr>
-          <w:p>
-            <w:r/>
-            <w:r>
-              <w:rPr>
-                <w:sz w:val="16"/>
-              </w:rPr>
-              <w:t>512</w:t>
-            </w:r>
-          </w:p>
-        </w:tc>
-        <w:tc>
-          <w:tcPr>
-            <w:tcW w:type="dxa" w:w="2340"/>
-          </w:tcPr>
-          <w:p>
-            <w:r/>
-            <w:r>
-              <w:rPr>
-                <w:sz w:val="16"/>
-              </w:rPr>
-              <w:t>rho = 0.683 (p = 1.5e-71)</w:t>
-            </w:r>
-          </w:p>
-        </w:tc>
-        <w:tc>
-          <w:tcPr>
-            <w:tcW w:type="dxa" w:w="2340"/>
-          </w:tcPr>
-          <w:p>
-            <w:r/>
-            <w:r>
-              <w:rPr>
-                <w:sz w:val="16"/>
-              </w:rPr>
-              <w:t>rho = 0.598</w:t>
-            </w:r>
-          </w:p>
-        </w:tc>
-      </w:tr>
-      <w:tr>
-        <w:tc>
-          <w:tcPr>
-            <w:tcW w:type="dxa" w:w="2340"/>
-          </w:tcPr>
-          <w:p>
-            <w:r/>
-            <w:r>
-              <w:rPr>
-                <w:sz w:val="16"/>
-              </w:rPr>
-              <w:t>Do both judges rank the 8 systems alike?</w:t>
-            </w:r>
-          </w:p>
-        </w:tc>
-        <w:tc>
-          <w:tcPr>
-            <w:tcW w:type="dxa" w:w="2340"/>
-          </w:tcPr>
-          <w:p>
-            <w:r/>
-            <w:r>
-              <w:rPr>
-                <w:sz w:val="16"/>
-              </w:rPr>
-              <w:t>8</w:t>
-            </w:r>
-          </w:p>
-        </w:tc>
-        <w:tc>
-          <w:tcPr>
-            <w:tcW w:type="dxa" w:w="2340"/>
-          </w:tcPr>
-          <w:p>
-            <w:r/>
-            <w:r>
-              <w:rPr>
-                <w:sz w:val="16"/>
-              </w:rPr>
-              <w:t>Same order except the final system and RoBERTa + Phi-4-mini (top-1), which differ by 0.03 and swap</w:t>
-            </w:r>
-          </w:p>
-        </w:tc>
-        <w:tc>
-          <w:tcPr>
-            <w:tcW w:type="dxa" w:w="2340"/>
-          </w:tcPr>
-          <w:p>
-            <w:r/>
-            <w:r>
-              <w:rPr>
-                <w:sz w:val="16"/>
-              </w:rPr>
-              <w:t>rank rho = 0.98</w:t>
-            </w:r>
-          </w:p>
-        </w:tc>
-      </w:tr>
-    </w:tbl>
-    <w:p/>
     <w:p>
-      <w:r>
-        <w:rPr>
-          <w:i/>
-          <w:sz w:val="20"/>
-        </w:rPr>
-        <w:t>Table 5.10: Agreement between the two AI judges</w:t>
+      <w:pPr>
+        <w:pStyle w:val="Heading1"/>
+      </w:pPr>
+      <w:r>
+        <w:t>5.5 Comparisons and Relationships</w:t>
+      </w:r>
+    </w:p>
+    <w:p>
+      <w:pPr>
+        <w:spacing w:after="120"/>
+      </w:pPr>
+      <w:r>
+        <w:t>This section places the results beside published work where such a comparison is fair, and reports the relationships between variables that the experiments exposed.</w:t>
       </w:r>
     </w:p>
     <w:p>
@@ -8796,7 +5620,7 @@
         <w:pStyle w:val="Heading2"/>
       </w:pPr>
       <w:r>
-        <w:t>5.4.7 Human-Evaluation Statistics</w:t>
+        <w:t>5.5.1 Compared with Published Work</w:t>
       </w:r>
     </w:p>
     <w:p>
@@ -8804,59 +5628,7 @@
         <w:spacing w:after="120"/>
       </w:pPr>
       <w:r>
-        <w:rPr>
-          <w:b/>
-          <w:color w:val="B03A00"/>
-        </w:rPr>
-        <w:t>[[PENDING: (1) number of participants and number excluded; (2) mean rating of each system on empathy, contextual relevance and supportiveness, compared pairwise with the Wilcoxon signed-rank test on per-participant means, with Holm correction across the three dimensions and three system pairs; (3) the preference rate of each system with a two-sided binomial test against a chance rate of one third; (4) the intraclass correlation for the 1-5 ratings and Fleiss' kappa for the preference question; and (5) the correlation between the human mean rating and the AI-judge mean score across systems on the five situations the judges also scored.]]</w:t>
-      </w:r>
-    </w:p>
-    <w:p>
-      <w:pPr>
-        <w:pStyle w:val="Heading2"/>
-      </w:pPr>
-      <w:r>
-        <w:t>5.4.8 Limits of the Analysis</w:t>
-      </w:r>
-    </w:p>
-    <w:p>
-      <w:pPr>
-        <w:spacing w:after="120"/>
-      </w:pPr>
-      <w:r>
-        <w:t>Three limits apply to everything above. The 300-conversation sample can detect differences of a few percentage points but will miss smaller ones, and the 64-conversation judge sample has less power still. Emotion fidelity relies on our own detector reading text of a kind it was never trained on. And Holm correction was applied within each measure rather than across all measures, treating the seven baselines as one family of comparisons; that is a choice, and we state it rather than leaving it implicit.</w:t>
-      </w:r>
-    </w:p>
-    <w:p>
-      <w:pPr>
-        <w:pStyle w:val="Heading1"/>
-      </w:pPr>
-      <w:r>
-        <w:t>5.5 Comparisons and Relationships</w:t>
-      </w:r>
-    </w:p>
-    <w:p>
-      <w:pPr>
-        <w:spacing w:after="120"/>
-      </w:pPr>
-      <w:r>
-        <w:t>This section places the results beside published work where such a comparison is fair, and reports the relationships between variables that the experiments exposed.</w:t>
-      </w:r>
-    </w:p>
-    <w:p>
-      <w:pPr>
-        <w:pStyle w:val="Heading2"/>
-      </w:pPr>
-      <w:r>
-        <w:t>5.5.1 Emotion Recognition Compared with Published Work</w:t>
-      </w:r>
-    </w:p>
-    <w:p>
-      <w:pPr>
-        <w:spacing w:after="120"/>
-      </w:pPr>
-      <w:r>
-        <w:t xml:space="preserve">Table 5.11 places our detector among published results on the same 32 emotions. Two things have to be held in mind when reading it: </w:t>
+        <w:t xml:space="preserve">Table 5.5 places our detector among published results on the same 32 emotions. Two things have to be held in mind when reading it: </w:t>
       </w:r>
       <w:r>
         <w:rPr>
@@ -8865,7 +5637,7 @@
         <w:t>what the system reads</w:t>
       </w:r>
       <w:r>
-        <w:t xml:space="preserve">, which may be the whole conversation, the explicit situation description, or only the speaker's first message; and </w:t>
+        <w:t xml:space="preserve">, which may be a whole conversation, the situation description, or only the speaker's first message; and </w:t>
       </w:r>
       <w:r>
         <w:rPr>
@@ -10167,7 +6939,51 @@
           <w:i/>
           <w:sz w:val="20"/>
         </w:rPr>
-        <w:t>Table 5.11: Emotion recognition on EmpatheticDialogues in published work and in this thesis</w:t>
+        <w:t>Table 5.5: Emotion recognition on EmpatheticDialogues in published work and in this thesis</w:t>
+      </w:r>
+    </w:p>
+    <w:p>
+      <w:pPr>
+        <w:spacing w:after="120"/>
+      </w:pPr>
+      <w:r>
+        <w:t xml:space="preserve">Published </w:t>
+      </w:r>
+      <w:r>
+        <w:rPr>
+          <w:i/>
+        </w:rPr>
+        <w:t>generation</w:t>
+      </w:r>
+      <w:r>
+        <w:t xml:space="preserve"> scores, by contrast, </w:t>
+      </w:r>
+      <w:r>
+        <w:rPr>
+          <w:b/>
+        </w:rPr>
+        <w:t>cannot</w:t>
+      </w:r>
+      <w:r>
+        <w:t xml:space="preserve"> be compared with ours, and saying so is more useful than forcing a comparison: distinct-n is reported over a full test set while ours covers 300 replies, and it falls as the sample grows, from 32.3% at 50 replies to 15.6% at 300 on our own output; published BERTScore values compare a reply with a reference answer after a multi-turn context, while our systems answer a first message. We therefore report measures published work does not: rule adherence, an independent empathy classifier, emotion fidelity and paired significance tests.</w:t>
+      </w:r>
+    </w:p>
+    <w:p>
+      <w:pPr>
+        <w:spacing w:after="120"/>
+      </w:pPr>
+      <w:r>
+        <w:t xml:space="preserve">Human evaluation allows a comparison of direction, if not of size. People in published studies strongly prefer LLM replies to those of purpose-built empathetic models, rating ChatGPT at 4.64 out of 5 against 3.08 for CEM [13], and tool-augmented fine-tuned models win 61-72% of head-to-head empathy comparisons [28] (Table A.28). </w:t>
+      </w:r>
+      <w:r>
+        <w:rPr>
+          <w:b/>
+          <w:color w:val="B03A00"/>
+        </w:rPr>
+        <w:t>[[PENDING: the human-evaluation selection rate of the final system against the same-size and larger single models, and how its direction compares with these findings.]]</w:t>
+      </w:r>
+      <w:r>
+        <w:t xml:space="preserve"> Because the protocols differ, five-point ratings, A/B preferences and our three-way choice, only the direction is comparable.</w:t>
       </w:r>
     </w:p>
     <w:p>
@@ -10175,7 +6991,7 @@
         <w:pStyle w:val="Heading2"/>
       </w:pPr>
       <w:r>
-        <w:t>5.5.2 Response Generation Compared with Published Work</w:t>
+        <w:t>5.5.2 What Detector Accuracy and Generator Capacity Each Buy</w:t>
       </w:r>
     </w:p>
     <w:p>
@@ -10183,16 +6999,34 @@
         <w:spacing w:after="120"/>
       </w:pPr>
       <w:r>
-        <w:t xml:space="preserve">Most published generation scores </w:t>
+        <w:t xml:space="preserve">Across the three tests of Section 5.4.3, gains of two to three points in detection accuracy never reached the user. The reason lies in the shape of the errors: because almost all of them fall on neighbouring emotions, a reply written for </w:t>
+      </w:r>
+      <w:r>
+        <w:rPr>
+          <w:i/>
+        </w:rPr>
+        <w:t>terrified</w:t>
+      </w:r>
+      <w:r>
+        <w:t xml:space="preserve"> when the person was </w:t>
+      </w:r>
+      <w:r>
+        <w:rPr>
+          <w:i/>
+        </w:rPr>
+        <w:t>afraid</w:t>
+      </w:r>
+      <w:r>
+        <w:t xml:space="preserve"> is still a reply to fear, and the same closeness is what makes the top-3 candidate set worth passing on, since the correct label sits within it in 76.5% of cases against 50.3% for the single most probable. </w:t>
       </w:r>
       <w:r>
         <w:rPr>
           <w:b/>
         </w:rPr>
-        <w:t>cannot</w:t>
-      </w:r>
-      <w:r>
-        <w:t xml:space="preserve"> be compared with ours, and saying so is more useful than forcing a comparison. Distinct-n is reported over a full test set while ours covers 300 replies, and the measure falls as the sample grows: on our own output it drops from 32.3% at 50 replies to 15.6% at 300. Published BERTScore values compare a reply with a reference answer after a multi-turn context, while our systems answer a first message. We therefore report measures that published work does not: rule adherence, an independent empathy classifier, emotion fidelity and paired significance tests.</w:t>
+        <w:t>What is done with the emotion matters more than how accurately it is found</w:t>
+      </w:r>
+      <w:r>
+        <w:t>: with detector and generator unchanged, per-emotion two-stage prompting raised emotion fidelity by 8.3 points, more than any detector upgrade we tested achieved.</w:t>
       </w:r>
     </w:p>
     <w:p>
@@ -10200,472 +7034,25 @@
         <w:spacing w:after="120"/>
       </w:pPr>
       <w:r>
-        <w:t xml:space="preserve">Human evaluation allows a comparison of direction, if not of size. People in published studies strongly prefer LLM replies to those of purpose-built empathetic models, rating ChatGPT at 4.64 out of 5 against 3.08 for CEM [13], and tool-augmented fine-tuned models win 61-72% of head-to-head empathy comparisons [28] (Table 5.12). </w:t>
+        <w:t xml:space="preserve">Richer prompts help only a generator with the capacity to follow them. The same additions that leave Phi-4-mini's rule adherence unchanged while raising its empathy and emotion fidelity </w:t>
+      </w:r>
+      <w:r>
+        <w:rPr>
+          <w:i/>
+        </w:rPr>
+        <w:t>lower</w:t>
+      </w:r>
+      <w:r>
+        <w:t xml:space="preserve"> Qwen2.5-1.5B's adherence from 57.7% to 36.7% (Section 5.2.4), the earlier candidate-pick variant showed the same pattern on the smaller model, and adherence under a plain single-model prompt climbs from 51.3% at 1.5 billion parameters to 82.3% at 7.6 billion. The rule this suggests is that </w:t>
       </w:r>
       <w:r>
         <w:rPr>
           <w:b/>
-          <w:color w:val="B03A00"/>
         </w:rPr>
-        <w:t>[[PENDING: the human-evaluation selection rate of the final system against the same-size and larger single models, and how its direction compares with these findings.]]</w:t>
-      </w:r>
-      <w:r>
-        <w:t xml:space="preserve"> Because the protocols differ, five-point ratings, A/B preferences and our three-way choice, only the direction is comparable.</w:t>
-      </w:r>
-    </w:p>
-    <w:tbl>
-      <w:tblPr>
-        <w:tblStyle w:val="TableGrid"/>
-        <w:tblW w:type="auto" w:w="0"/>
-        <w:tblLook w:firstColumn="1" w:firstRow="1" w:lastColumn="0" w:lastRow="0" w:noHBand="0" w:noVBand="1" w:val="04A0"/>
-      </w:tblPr>
-      <w:tblGrid>
-        <w:gridCol w:w="2340"/>
-        <w:gridCol w:w="2340"/>
-        <w:gridCol w:w="2340"/>
-        <w:gridCol w:w="2340"/>
-      </w:tblGrid>
-      <w:tr>
-        <w:tc>
-          <w:tcPr>
-            <w:tcW w:type="dxa" w:w="2340"/>
-            <w:shd w:val="clear" w:color="auto" w:fill="E3EEFB"/>
-          </w:tcPr>
-          <w:p>
-            <w:r>
-              <w:rPr>
-                <w:b/>
-              </w:rPr>
-            </w:r>
-            <w:r>
-              <w:rPr>
-                <w:b/>
-                <w:sz w:val="16"/>
-              </w:rPr>
-              <w:t>System</w:t>
-            </w:r>
-          </w:p>
-        </w:tc>
-        <w:tc>
-          <w:tcPr>
-            <w:tcW w:type="dxa" w:w="2340"/>
-            <w:shd w:val="clear" w:color="auto" w:fill="E3EEFB"/>
-          </w:tcPr>
-          <w:p>
-            <w:r>
-              <w:rPr>
-                <w:b/>
-              </w:rPr>
-            </w:r>
-            <w:r>
-              <w:rPr>
-                <w:b/>
-                <w:sz w:val="16"/>
-              </w:rPr>
-              <w:t>Human evaluation protocol</w:t>
-            </w:r>
-          </w:p>
-        </w:tc>
-        <w:tc>
-          <w:tcPr>
-            <w:tcW w:type="dxa" w:w="2340"/>
-            <w:shd w:val="clear" w:color="auto" w:fill="E3EEFB"/>
-          </w:tcPr>
-          <w:p>
-            <w:r>
-              <w:rPr>
-                <w:b/>
-              </w:rPr>
-            </w:r>
-            <w:r>
-              <w:rPr>
-                <w:b/>
-                <w:sz w:val="16"/>
-              </w:rPr>
-              <w:t>Empathy result</w:t>
-            </w:r>
-          </w:p>
-        </w:tc>
-        <w:tc>
-          <w:tcPr>
-            <w:tcW w:type="dxa" w:w="2340"/>
-            <w:shd w:val="clear" w:color="auto" w:fill="E3EEFB"/>
-          </w:tcPr>
-          <w:p>
-            <w:r>
-              <w:rPr>
-                <w:b/>
-              </w:rPr>
-            </w:r>
-            <w:r>
-              <w:rPr>
-                <w:b/>
-                <w:sz w:val="16"/>
-              </w:rPr>
-              <w:t>Source</w:t>
-            </w:r>
-          </w:p>
-        </w:tc>
-      </w:tr>
-      <w:tr>
-        <w:tc>
-          <w:tcPr>
-            <w:tcW w:type="dxa" w:w="2340"/>
-          </w:tcPr>
-          <w:p>
-            <w:r/>
-            <w:r>
-              <w:rPr>
-                <w:sz w:val="16"/>
-              </w:rPr>
-              <w:t>CEM (Sabour et al., 2022)</w:t>
-            </w:r>
-          </w:p>
-        </w:tc>
-        <w:tc>
-          <w:tcPr>
-            <w:tcW w:type="dxa" w:w="2340"/>
-          </w:tcPr>
-          <w:p>
-            <w:r/>
-            <w:r>
-              <w:rPr>
-                <w:sz w:val="16"/>
-              </w:rPr>
-              <w:t>1-5 Likert, crowd</w:t>
-            </w:r>
-          </w:p>
-        </w:tc>
-        <w:tc>
-          <w:tcPr>
-            <w:tcW w:type="dxa" w:w="2340"/>
-          </w:tcPr>
-          <w:p>
-            <w:r/>
-            <w:r>
-              <w:rPr>
-                <w:sz w:val="16"/>
-              </w:rPr>
-              <w:t>3.08</w:t>
-            </w:r>
-          </w:p>
-        </w:tc>
-        <w:tc>
-          <w:tcPr>
-            <w:tcW w:type="dxa" w:w="2340"/>
-          </w:tcPr>
-          <w:p>
-            <w:r/>
-            <w:r>
-              <w:rPr>
-                <w:sz w:val="16"/>
-              </w:rPr>
-              <w:t>Qian et al. 2023, Table 2</w:t>
-            </w:r>
-          </w:p>
-        </w:tc>
-      </w:tr>
-      <w:tr>
-        <w:tc>
-          <w:tcPr>
-            <w:tcW w:type="dxa" w:w="2340"/>
-          </w:tcPr>
-          <w:p>
-            <w:r/>
-            <w:r>
-              <w:rPr>
-                <w:sz w:val="16"/>
-              </w:rPr>
-              <w:t>CASE (Zhou et al., 2023)</w:t>
-            </w:r>
-          </w:p>
-        </w:tc>
-        <w:tc>
-          <w:tcPr>
-            <w:tcW w:type="dxa" w:w="2340"/>
-          </w:tcPr>
-          <w:p>
-            <w:r/>
-            <w:r>
-              <w:rPr>
-                <w:sz w:val="16"/>
-              </w:rPr>
-              <w:t>1-5 Likert, crowd</w:t>
-            </w:r>
-          </w:p>
-        </w:tc>
-        <w:tc>
-          <w:tcPr>
-            <w:tcW w:type="dxa" w:w="2340"/>
-          </w:tcPr>
-          <w:p>
-            <w:r/>
-            <w:r>
-              <w:rPr>
-                <w:sz w:val="16"/>
-              </w:rPr>
-              <w:t>3.04</w:t>
-            </w:r>
-          </w:p>
-        </w:tc>
-        <w:tc>
-          <w:tcPr>
-            <w:tcW w:type="dxa" w:w="2340"/>
-          </w:tcPr>
-          <w:p>
-            <w:r/>
-            <w:r>
-              <w:rPr>
-                <w:sz w:val="16"/>
-              </w:rPr>
-              <w:t>Qian et al. 2023, Table 2</w:t>
-            </w:r>
-          </w:p>
-        </w:tc>
-      </w:tr>
-      <w:tr>
-        <w:tc>
-          <w:tcPr>
-            <w:tcW w:type="dxa" w:w="2340"/>
-          </w:tcPr>
-          <w:p>
-            <w:r/>
-            <w:r>
-              <w:rPr>
-                <w:sz w:val="16"/>
-              </w:rPr>
-              <w:t>KEMP (Li et al., 2022)</w:t>
-            </w:r>
-          </w:p>
-        </w:tc>
-        <w:tc>
-          <w:tcPr>
-            <w:tcW w:type="dxa" w:w="2340"/>
-          </w:tcPr>
-          <w:p>
-            <w:r/>
-            <w:r>
-              <w:rPr>
-                <w:sz w:val="16"/>
-              </w:rPr>
-              <w:t>1-5 Likert, crowd</w:t>
-            </w:r>
-          </w:p>
-        </w:tc>
-        <w:tc>
-          <w:tcPr>
-            <w:tcW w:type="dxa" w:w="2340"/>
-          </w:tcPr>
-          <w:p>
-            <w:r/>
-            <w:r>
-              <w:rPr>
-                <w:sz w:val="16"/>
-              </w:rPr>
-              <w:t>2.83</w:t>
-            </w:r>
-          </w:p>
-        </w:tc>
-        <w:tc>
-          <w:tcPr>
-            <w:tcW w:type="dxa" w:w="2340"/>
-          </w:tcPr>
-          <w:p>
-            <w:r/>
-            <w:r>
-              <w:rPr>
-                <w:sz w:val="16"/>
-              </w:rPr>
-              <w:t>Qian et al. 2023, Table 2</w:t>
-            </w:r>
-          </w:p>
-        </w:tc>
-      </w:tr>
-      <w:tr>
-        <w:tc>
-          <w:tcPr>
-            <w:tcW w:type="dxa" w:w="2340"/>
-          </w:tcPr>
-          <w:p>
-            <w:r/>
-            <w:r>
-              <w:rPr>
-                <w:sz w:val="16"/>
-              </w:rPr>
-              <w:t>ChatGPT (Qian et al., 2023)</w:t>
-            </w:r>
-          </w:p>
-        </w:tc>
-        <w:tc>
-          <w:tcPr>
-            <w:tcW w:type="dxa" w:w="2340"/>
-          </w:tcPr>
-          <w:p>
-            <w:r/>
-            <w:r>
-              <w:rPr>
-                <w:sz w:val="16"/>
-              </w:rPr>
-              <w:t>1-5 Likert, crowd</w:t>
-            </w:r>
-          </w:p>
-        </w:tc>
-        <w:tc>
-          <w:tcPr>
-            <w:tcW w:type="dxa" w:w="2340"/>
-          </w:tcPr>
-          <w:p>
-            <w:r/>
-            <w:r>
-              <w:rPr>
-                <w:sz w:val="16"/>
-              </w:rPr>
-              <w:t>4.64</w:t>
-            </w:r>
-          </w:p>
-        </w:tc>
-        <w:tc>
-          <w:tcPr>
-            <w:tcW w:type="dxa" w:w="2340"/>
-          </w:tcPr>
-          <w:p>
-            <w:r/>
-            <w:r>
-              <w:rPr>
-                <w:sz w:val="16"/>
-              </w:rPr>
-              <w:t>Qian et al. 2023, Table 2</w:t>
-            </w:r>
-          </w:p>
-        </w:tc>
-      </w:tr>
-      <w:tr>
-        <w:tc>
-          <w:tcPr>
-            <w:tcW w:type="dxa" w:w="2340"/>
-          </w:tcPr>
-          <w:p>
-            <w:r/>
-            <w:r>
-              <w:rPr>
-                <w:sz w:val="16"/>
-              </w:rPr>
-              <w:t>TOOL-ED Qwen1.5-14B (Cao et al., 2025)</w:t>
-            </w:r>
-          </w:p>
-        </w:tc>
-        <w:tc>
-          <w:tcPr>
-            <w:tcW w:type="dxa" w:w="2340"/>
-          </w:tcPr>
-          <w:p>
-            <w:r/>
-            <w:r>
-              <w:rPr>
-                <w:sz w:val="16"/>
-              </w:rPr>
-              <w:t>A/B vs same model LoRA-tuned on ED, 3 researchers</w:t>
-            </w:r>
-          </w:p>
-        </w:tc>
-        <w:tc>
-          <w:tcPr>
-            <w:tcW w:type="dxa" w:w="2340"/>
-          </w:tcPr>
-          <w:p>
-            <w:r/>
-            <w:r>
-              <w:rPr>
-                <w:sz w:val="16"/>
-              </w:rPr>
-              <w:t>61.3% win / 32.7% lose / 6.0% tie</w:t>
-            </w:r>
-          </w:p>
-        </w:tc>
-        <w:tc>
-          <w:tcPr>
-            <w:tcW w:type="dxa" w:w="2340"/>
-          </w:tcPr>
-          <w:p>
-            <w:r/>
-            <w:r>
-              <w:rPr>
-                <w:sz w:val="16"/>
-              </w:rPr>
-              <w:t>COLING 2025 main.355, Table 2 (human)</w:t>
-            </w:r>
-          </w:p>
-        </w:tc>
-      </w:tr>
-      <w:tr>
-        <w:tc>
-          <w:tcPr>
-            <w:tcW w:type="dxa" w:w="2340"/>
-          </w:tcPr>
-          <w:p>
-            <w:r/>
-            <w:r>
-              <w:rPr>
-                <w:sz w:val="16"/>
-              </w:rPr>
-              <w:t>OURS - final system</w:t>
-            </w:r>
-          </w:p>
-        </w:tc>
-        <w:tc>
-          <w:tcPr>
-            <w:tcW w:type="dxa" w:w="2340"/>
-          </w:tcPr>
-          <w:p>
-            <w:r/>
-            <w:r>
-              <w:rPr>
-                <w:sz w:val="16"/>
-              </w:rPr>
-              <w:t>3-way forced choice, students and faculty</w:t>
-            </w:r>
-          </w:p>
-        </w:tc>
-        <w:tc>
-          <w:tcPr>
-            <w:tcW w:type="dxa" w:w="2340"/>
-          </w:tcPr>
-          <w:p>
-            <w:r/>
-            <w:r>
-              <w:rPr>
-                <w:b/>
-                <w:color w:val="B03A00"/>
-                <w:sz w:val="16"/>
-              </w:rPr>
-              <w:t>[[PENDING - human evaluation]]</w:t>
-            </w:r>
-          </w:p>
-        </w:tc>
-        <w:tc>
-          <w:tcPr>
-            <w:tcW w:type="dxa" w:w="2340"/>
-          </w:tcPr>
-          <w:p>
-            <w:r/>
-            <w:r>
-              <w:rPr>
-                <w:sz w:val="16"/>
-              </w:rPr>
-              <w:t>this work</w:t>
-            </w:r>
-          </w:p>
-        </w:tc>
-      </w:tr>
-    </w:tbl>
-    <w:p/>
-    <w:p>
-      <w:r>
-        <w:rPr>
-          <w:i/>
-          <w:sz w:val="20"/>
-        </w:rPr>
-        <w:t>Table 5.12: Human evaluation of empathy in published work and in this thesis</w:t>
+        <w:t>instruction complexity should be matched to generator capacity</w:t>
+      </w:r>
+      <w:r>
+        <w:t>, and that below a few billion parameters the simpler prompt is the safer choice.</w:t>
       </w:r>
     </w:p>
     <w:p>
@@ -10673,7 +7060,7 @@
         <w:pStyle w:val="Heading2"/>
       </w:pPr>
       <w:r>
-        <w:t>5.5.3 Detection Accuracy and Reply Quality</w:t>
+        <w:t>5.5.3 Cost: Parameters, Memory and Time</w:t>
       </w:r>
     </w:p>
     <w:p>
@@ -10681,34 +7068,50 @@
         <w:spacing w:after="120"/>
       </w:pPr>
       <w:r>
-        <w:t xml:space="preserve">Across the three tests of Section 5.4.3, gains of two to three points in detection accuracy never reached the user. The reason lies in Figure 5.1: because almost all errors fall on neighbouring emotions, a reply written for </w:t>
-      </w:r>
-      <w:r>
-        <w:rPr>
-          <w:i/>
-        </w:rPr>
-        <w:t>terrified</w:t>
-      </w:r>
-      <w:r>
-        <w:t xml:space="preserve"> when the person was </w:t>
-      </w:r>
-      <w:r>
-        <w:rPr>
-          <w:i/>
-        </w:rPr>
-        <w:t>afraid</w:t>
-      </w:r>
-      <w:r>
-        <w:t xml:space="preserve"> is still a reply to fear, and the same closeness is what makes the top-3 candidate set worth passing on, since the correct label sits within it in 76.5% of cases against 50.3% for the single most probable. </w:t>
+        <w:t>Parameters alone do not decide what a system costs to run, because the final system loads two models and calls the generator twice per reply. We therefore measured peak GPU memory and response time for the final system and both single models on the same 50 conversations, on the RTX 4060 used throughout. Tables 5.30 to 5.33 give the measurements, and Table 5.6 sets them beside the other systems.</w:t>
+      </w:r>
+    </w:p>
+    <w:p>
+      <w:pPr>
+        <w:spacing w:after="120"/>
+      </w:pPr>
+      <w:r>
+        <w:t xml:space="preserve">At 52.0% of the Qwen2.5-7B single model's parameters, the final system reaches </w:t>
       </w:r>
       <w:r>
         <w:rPr>
           <w:b/>
         </w:rPr>
-        <w:t>What is done with the emotion matters more than how accurately it is found</w:t>
-      </w:r>
-      <w:r>
-        <w:t>: with detector and generator unchanged, per-emotion two-stage prompting raised emotion fidelity by 8.3 points, more than any detector upgrade we tested achieved.</w:t>
+        <w:t>97.5% of its overall judge score</w:t>
+      </w:r>
+      <w:r>
+        <w:t xml:space="preserve"> and 96.2% of its judge-rated empathy, keeps 87.7% of its empathy-classifier score and 72.9% of its rule adherence, and exceeds it on emotion fidelity. It does this with </w:t>
+      </w:r>
+      <w:r>
+        <w:rPr>
+          <w:b/>
+        </w:rPr>
+        <w:t>38% less peak GPU memory</w:t>
+      </w:r>
+      <w:r>
+        <w:t xml:space="preserve"> and </w:t>
+      </w:r>
+      <w:r>
+        <w:rPr>
+          <w:b/>
+        </w:rPr>
+        <w:t>no reliable difference in response time</w:t>
+      </w:r>
+      <w:r>
+        <w:t xml:space="preserve"> (CI [-0.03, +0.56] s, p = 0.10); per generated token the two are practically identical (65.7 ms against 65.4 ms, p = 0.91). The extra steps of the decoupled design are cheap: detection and cue extraction take 0.016 s and the stage-1 call 0.29 s, together about 7% of the time per reply.</w:t>
+      </w:r>
+    </w:p>
+    <w:p>
+      <w:pPr>
+        <w:spacing w:after="120"/>
+      </w:pPr>
+      <w:r>
+        <w:t>Two qualifications keep this honest. The Qwen2.5-1.5B single model is lighter (2.90 GB) and 2.6 times faster, so the final system is efficient relative to the large model whose quality it approaches, not relative to the smallest baseline, whose replies are reliably less empathetic. And the measurements come from one GPU and 50 messages, so they are indicative rather than general.</w:t>
       </w:r>
     </w:p>
     <w:p>
@@ -10716,7 +7119,7 @@
         <w:pStyle w:val="Heading2"/>
       </w:pPr>
       <w:r>
-        <w:t>5.5.4 Generator Capacity and How Much Instruction It Can Take</w:t>
+        <w:t>5.5.4 Do the Response Rules Measure Something That Matters?</w:t>
       </w:r>
     </w:p>
     <w:p>
@@ -10724,25 +7127,84 @@
         <w:spacing w:after="120"/>
       </w:pPr>
       <w:r>
-        <w:t xml:space="preserve">Richer prompts help only a generator with the capacity to follow them. The same additions that leave Phi-4-mini's rule adherence unchanged while raising its empathy and emotion fidelity </w:t>
+        <w:t xml:space="preserve">Rule adherence is one of our headline measures, so the rules themselves need justification: following our rules is only a virtue if the rules describe something worth doing. Table A.33 gives the origin of each rule and its measured effect, computed </w:t>
+      </w:r>
+      <w:r>
+        <w:rPr>
+          <w:b/>
+        </w:rPr>
+        <w:t>within</w:t>
+      </w:r>
+      <w:r>
+        <w:t xml:space="preserve"> each system by removing that system's own mean, so the effects cannot come from differences between systems.</w:t>
+      </w:r>
+    </w:p>
+    <w:p>
+      <w:pPr>
+        <w:spacing w:after="120"/>
+      </w:pPr>
+      <w:r>
+        <w:rPr>
+          <w:b/>
+        </w:rPr>
+        <w:t>Acknowledging the feeling</w:t>
+      </w:r>
+      <w:r>
+        <w:t xml:space="preserve"> is the </w:t>
       </w:r>
       <w:r>
         <w:rPr>
           <w:i/>
         </w:rPr>
-        <w:t>lower</w:t>
-      </w:r>
-      <w:r>
-        <w:t xml:space="preserve"> Qwen2.5-1.5B's adherence from 57.7% to 36.7% (Section 5.2.4), the earlier candidate-pick variant showed the same pattern on the smaller model, and adherence under a plain single-model prompt climbs from 51.3% at 1.5 billion parameters to 82.3% at 7.6 billion. The rule this suggests is that </w:t>
-      </w:r>
+        <w:t>emotional reactions</w:t>
+      </w:r>
+      <w:r>
+        <w:t xml:space="preserve"> mechanism of EPITOME, a framework of empathy in text-based support built on established empathy scales [1]. In our data, replies with an acknowledgement score 0.36 points higher on the empathy classifier within the same system (p &lt; 0.001, 3,300 replies); the judges point the same way but not reliably.</w:t>
+      </w:r>
+    </w:p>
+    <w:p>
+      <w:pPr>
+        <w:spacing w:after="120"/>
+      </w:pPr>
       <w:r>
         <w:rPr>
           <w:b/>
         </w:rPr>
-        <w:t>instruction complexity should be matched to generator capacity</w:t>
-      </w:r>
-      <w:r>
-        <w:t>, and that below a few billion parameters the simpler prompt is the safer choice.</w:t>
+        <w:t>Asking exactly one question</w:t>
+      </w:r>
+      <w:r>
+        <w:t xml:space="preserve"> balances two things: a reply with no question closes the conversation, while several questions produce the interrogation that counselling guidance warns against [41], and only 4.7% of the dataset's listener replies ask more than one. </w:t>
+      </w:r>
+      <w:r>
+        <w:rPr>
+          <w:b/>
+        </w:rPr>
+        <w:t>Neither automatic measure rewards this rule:</w:t>
+      </w:r>
+      <w:r>
+        <w:t xml:space="preserve"> We therefore present it as a usability and safety requirement, visible in the failure mode of the uncorrected fine-tuned baseline, rather than as a route to a higher score.</w:t>
+      </w:r>
+    </w:p>
+    <w:p>
+      <w:pPr>
+        <w:spacing w:after="120"/>
+      </w:pPr>
+      <w:r>
+        <w:rPr>
+          <w:b/>
+        </w:rPr>
+        <w:t>Staying within 120 words</w:t>
+      </w:r>
+      <w:r>
+        <w:t xml:space="preserve"> keeps a reply readable for someone in distress. Here the two measures disagree: the judges rate replies within the limit 0.65 points higher on empathy within the same system (p = 0.006), while the classifier rates them 0.22 points lower, which is its known length preference. We follow the judges, because they read the text rather than a length-sensitive proxy.</w:t>
+      </w:r>
+    </w:p>
+    <w:p>
+      <w:pPr>
+        <w:spacing w:after="120"/>
+      </w:pPr>
+      <w:r>
+        <w:t>In short, two of the three rules are supported both by published practice and by our own data, and the third is supported by practice but not by our automatic measures. The human study is the test that can settle it, and it is still in progress.</w:t>
       </w:r>
     </w:p>
     <w:p>
@@ -10750,7 +7212,7 @@
         <w:pStyle w:val="Heading2"/>
       </w:pPr>
       <w:r>
-        <w:t>5.5.5 Cost: Parameters, Memory and Time</w:t>
+        <w:t>5.5.5 What the Detector Itself Contributes</w:t>
       </w:r>
     </w:p>
     <w:p>
@@ -10758,7 +7220,16 @@
         <w:spacing w:after="120"/>
       </w:pPr>
       <w:r>
-        <w:t>Parameters alone do not decide what a system costs to run, because the final system loads two models and calls the generator twice per reply. We therefore measured peak GPU memory and response time for the final system and both single models on the same 50 conversations, on the RTX 4060 used throughout. Tables 5.30 to 5.33 give the measurements, and Table 5.13 sets them beside the other systems.</w:t>
+        <w:t xml:space="preserve">Every comparison so far holds the conversations and decoding fixed, but not the generator. The test that isolates the design gives </w:t>
+      </w:r>
+      <w:r>
+        <w:rPr>
+          <w:b/>
+        </w:rPr>
+        <w:t>the final system's own generator the single-model prompt and no detector at all</w:t>
+      </w:r>
+      <w:r>
+        <w:t>. Figure 5.8 shows the result measure by measure, and Table A.34 adds a length control, since the single model writes 29% longer replies.</w:t>
       </w:r>
     </w:p>
     <w:p>
@@ -10766,34 +7237,22 @@
         <w:spacing w:after="120"/>
       </w:pPr>
       <w:r>
-        <w:t xml:space="preserve">At 52.0% of the Qwen2.5-7B single model's parameters, the final system reaches </w:t>
-      </w:r>
-      <w:r>
         <w:rPr>
           <w:b/>
         </w:rPr>
-        <w:t>97.5% of its overall judge score</w:t>
-      </w:r>
-      <w:r>
-        <w:t xml:space="preserve"> and 96.2% of its judge-rated empathy, keeps 87.7% of its empathy-classifier score and 72.9% of its rule adherence, and exceeds it on emotion fidelity. It does this with </w:t>
+        <w:t>The gains belong to the design, not to the generator:</w:t>
+      </w:r>
+      <w:r>
+        <w:t xml:space="preserve"> moving from Qwen2.5-1.5B to Phi-4-mini as a single model raises rule adherence sharply (51.3% to 73.7%, p &lt; 0.001) but leaves empathy and emotional fidelity where they were (4.84 to 4.75, p = 0.18; 25.7% to 27.0%, p = 0.70), so a larger generator on its own buys none of the empathy we report. Adding the detector, the three candidates and the per-emotion guidance to that same generator raises </w:t>
       </w:r>
       <w:r>
         <w:rPr>
           <w:b/>
         </w:rPr>
-        <w:t>38% less peak GPU memory</w:t>
-      </w:r>
-      <w:r>
-        <w:t xml:space="preserve"> and </w:t>
-      </w:r>
-      <w:r>
-        <w:rPr>
-          <w:b/>
-        </w:rPr>
-        <w:t>no reliable difference in response time</w:t>
-      </w:r>
-      <w:r>
-        <w:t xml:space="preserve"> (CI [-0.03, +0.56] s, p = 0.10); per generated token the two are practically identical (65.7 ms against 65.4 ms, p = 0.91). The extra steps of the decoupled design are cheap: detection and cue extraction take 0.016 s and the stage-1 call 0.29 s, together about 7% of the time per reply.</w:t>
+        <w:t>empathy to 5.05 (p &lt; 0.001) and emotion fidelity to 36.7% (p = 0.007)</w:t>
+      </w:r>
+      <w:r>
+        <w:t>. The empathy gain is the more robust of the two: it holds despite shorter replies and strengthens when length is held constant, whereas the fidelity gain weakens under that control (p = 0.13).</w:t>
       </w:r>
     </w:p>
     <w:p>
@@ -10801,15 +7260,22 @@
         <w:spacing w:after="120"/>
       </w:pPr>
       <w:r>
-        <w:t>Two qualifications keep this honest. The Qwen2.5-1.5B single model is lighter (2.90 GB) and 2.6 times faster, so the final system is efficient relative to the large model whose quality it approaches, not relative to the smallest baseline, whose replies are reliably less empathetic. And the measurements come from one GPU and 50 messages, so they are indicative rather than general.</w:t>
-      </w:r>
-    </w:p>
-    <w:p>
-      <w:pPr>
-        <w:pStyle w:val="Heading2"/>
-      </w:pPr>
-      <w:r>
-        <w:t>5.5.6 Do the Response Rules Measure Something That Matters?</w:t>
+        <w:rPr>
+          <w:b/>
+        </w:rPr>
+        <w:t>The cost is rule adherence:</w:t>
+      </w:r>
+      <w:r>
+        <w:t xml:space="preserve"> with the generator fixed, the decoupled system follows all three rules less often (60.0% against 73.7%, p = 0.002), mostly through acknowledgement; the one-question rule does not differ and every reply stays within the length limit. The likely cause is the prompt, where the rules share space with per-emotion guidance and cue words while the single-model prompt carries the rules alone. With length held constant the acknowledgement difference disappears (p = 0.36) and the rule difference shrinks to the edge of significance (p = 0.04), so part of the cost is length and part is real. </w:t>
+      </w:r>
+      <w:r>
+        <w:rPr>
+          <w:b/>
+        </w:rPr>
+        <w:t>The judges see no difference at all</w:t>
+      </w:r>
+      <w:r>
+        <w:t xml:space="preserve"> (overall 8.68 against 8.78, p = 0.16), and at matched length their scores almost coincide.</w:t>
       </w:r>
     </w:p>
     <w:p>
@@ -10817,163 +7283,7 @@
         <w:spacing w:after="120"/>
       </w:pPr>
       <w:r>
-        <w:t xml:space="preserve">Rule adherence is one of our headline measures, so the rules themselves need justification: following our rules is only a virtue if the rules describe something worth doing. Table A.30 gives the origin of each rule and its measured effect, computed </w:t>
-      </w:r>
-      <w:r>
-        <w:rPr>
-          <w:b/>
-        </w:rPr>
-        <w:t>within</w:t>
-      </w:r>
-      <w:r>
-        <w:t xml:space="preserve"> each system by removing that system's own mean, so the effects cannot come from differences between systems.</w:t>
-      </w:r>
-    </w:p>
-    <w:p>
-      <w:pPr>
-        <w:spacing w:after="120"/>
-      </w:pPr>
-      <w:r>
-        <w:rPr>
-          <w:b/>
-        </w:rPr>
-        <w:t>Acknowledging the feeling</w:t>
-      </w:r>
-      <w:r>
-        <w:t xml:space="preserve"> is the </w:t>
-      </w:r>
-      <w:r>
-        <w:rPr>
-          <w:i/>
-        </w:rPr>
-        <w:t>emotional reactions</w:t>
-      </w:r>
-      <w:r>
-        <w:t xml:space="preserve"> mechanism of EPITOME, a framework of empathy in text-based support built on established empathy scales [1]. In our data, replies with an acknowledgement score 0.36 points higher on the empathy classifier within the same system (p &lt; 0.001, 3,300 replies); the judges point the same way but not reliably.</w:t>
-      </w:r>
-    </w:p>
-    <w:p>
-      <w:pPr>
-        <w:spacing w:after="120"/>
-      </w:pPr>
-      <w:r>
-        <w:rPr>
-          <w:b/>
-        </w:rPr>
-        <w:t>Asking exactly one question</w:t>
-      </w:r>
-      <w:r>
-        <w:t xml:space="preserve"> balances two things: a reply with no question closes the conversation, while several questions produce the interrogation that counselling guidance warns against [41], and only 4.7% of the dataset's listener replies ask more than one. </w:t>
-      </w:r>
-      <w:r>
-        <w:rPr>
-          <w:b/>
-        </w:rPr>
-        <w:t>Neither automatic measure rewards this rule:</w:t>
-      </w:r>
-      <w:r>
-        <w:t xml:space="preserve"> We therefore present it as a usability and safety requirement, visible in the failure mode of the uncorrected fine-tuned baseline, rather than as a route to a higher score.</w:t>
-      </w:r>
-    </w:p>
-    <w:p>
-      <w:pPr>
-        <w:spacing w:after="120"/>
-      </w:pPr>
-      <w:r>
-        <w:rPr>
-          <w:b/>
-        </w:rPr>
-        <w:t>Staying within 120 words</w:t>
-      </w:r>
-      <w:r>
-        <w:t xml:space="preserve"> keeps a reply readable for someone in distress. Here the two measures disagree: the judges rate replies within the limit 0.65 points higher on empathy within the same system (p = 0.006), while the classifier rates them 0.22 points lower, which is its known length preference. We follow the judges, because they read the text rather than a length-sensitive proxy.</w:t>
-      </w:r>
-    </w:p>
-    <w:p>
-      <w:pPr>
-        <w:spacing w:after="120"/>
-      </w:pPr>
-      <w:r>
-        <w:t>In short, two of the three rules are supported both by published practice and by our own data, and the third is supported by practice but not by our automatic measures. The human study is the test that can settle it, and it is still in progress.</w:t>
-      </w:r>
-    </w:p>
-    <w:p>
-      <w:pPr>
-        <w:pStyle w:val="Heading2"/>
-      </w:pPr>
-      <w:r>
-        <w:t>5.5.7 What the Detector Itself Contributes</w:t>
-      </w:r>
-    </w:p>
-    <w:p>
-      <w:pPr>
-        <w:spacing w:after="120"/>
-      </w:pPr>
-      <w:r>
-        <w:t xml:space="preserve">Every comparison so far holds the conversations and decoding fixed, but not the generator. The test that isolates the design is the one that gives </w:t>
-      </w:r>
-      <w:r>
-        <w:rPr>
-          <w:b/>
-        </w:rPr>
-        <w:t>the final system's own generator the single-model prompt and no detector at all</w:t>
-      </w:r>
-      <w:r>
-        <w:t>. Figure 5.9 shows the result measure by measure, and Table A.31 adds a length control, because the single model writes 29% longer replies and both the judges and the acknowledgement check reward length.</w:t>
-      </w:r>
-    </w:p>
-    <w:p>
-      <w:pPr>
-        <w:spacing w:after="120"/>
-      </w:pPr>
-      <w:r>
-        <w:rPr>
-          <w:b/>
-        </w:rPr>
-        <w:t>The gains belong to the design, not to the generator:</w:t>
-      </w:r>
-      <w:r>
-        <w:t xml:space="preserve"> moving from Qwen2.5-1.5B to Phi-4-mini as a single model raises rule adherence sharply (51.3% to 73.7%, p &lt; 0.001) but leaves empathy and emotional fidelity where they were (4.84 to 4.75, p = 0.18; 25.7% to 27.0%, p = 0.70), so a larger generator on its own buys none of the empathy we report. Adding the detector, the three candidates and the per-emotion guidance to that same generator raises </w:t>
-      </w:r>
-      <w:r>
-        <w:rPr>
-          <w:b/>
-        </w:rPr>
-        <w:t>empathy to 5.05 (p &lt; 0.001) and emotion fidelity to 36.7% (p = 0.007)</w:t>
-      </w:r>
-      <w:r>
-        <w:t>. The empathy gain is the more robust of the two: it holds despite shorter replies and strengthens when length is held constant, whereas the fidelity gain weakens under that control (p = 0.13).</w:t>
-      </w:r>
-    </w:p>
-    <w:p>
-      <w:pPr>
-        <w:spacing w:after="120"/>
-      </w:pPr>
-      <w:r>
-        <w:rPr>
-          <w:b/>
-        </w:rPr>
-        <w:t>The cost is rule adherence:</w:t>
-      </w:r>
-      <w:r>
-        <w:t xml:space="preserve"> with the generator fixed, the decoupled system follows all three rules less often (60.0% against 73.7%, p = 0.002), mostly through acknowledgement; the one-question rule does not differ and every reply stays within the length limit. The likely cause is the prompt, where the rules share space with per-emotion guidance and cue words while the single-model prompt carries the rules alone. With length held constant the acknowledgement difference disappears (p = 0.36) and the rule difference shrinks to the edge of significance (p = 0.04), so part of the cost is length and part is real. </w:t>
-      </w:r>
-      <w:r>
-        <w:rPr>
-          <w:b/>
-        </w:rPr>
-        <w:t>The judges see no difference at all</w:t>
-      </w:r>
-      <w:r>
-        <w:t xml:space="preserve"> (overall 8.68 against 8.78, p = 0.16), and at matched length their scores almost coincide.</w:t>
-      </w:r>
-    </w:p>
-    <w:p>
-      <w:pPr>
-        <w:spacing w:after="120"/>
-      </w:pPr>
-      <w:r>
-        <w:t>The exchange, then, is this: at an equal generator the decoupled design expresses the person's emotion more accurately, scores higher on an independent empathy classifier, repeats itself less and writes shorter replies, and its emotional decision can be logged, audited or intercepted; it pays for that with some adherence to the response rules. For a system whose purpose is to make someone feel understood, that is a good exchange, but it is an exchange and not a clean win.</w:t>
+        <w:t>The exchange, then, is this: at an equal generator the decoupled design expresses the person's emotion more accurately, scores higher on an independent empathy classifier, repeats itself less and writes shorter replies, and its emotional decision can be logged, audited or intercepted; it pays for that with some adherence to the rules. It is an exchange, not a clean win, and we report it as one.</w:t>
       </w:r>
     </w:p>
     <w:p>
@@ -10981,7 +7291,7 @@
         <w:drawing>
           <wp:inline xmlns:a="http://schemas.openxmlformats.org/drawingml/2006/main" xmlns:pic="http://schemas.openxmlformats.org/drawingml/2006/picture">
             <wp:extent cx="5486400" cy="2946202"/>
-            <wp:docPr id="9" name="Picture 9"/>
+            <wp:docPr id="8" name="Picture 8"/>
             <wp:cNvGraphicFramePr>
               <a:graphicFrameLocks noChangeAspect="1"/>
             </wp:cNvGraphicFramePr>
@@ -10993,7 +7303,7 @@
                     <pic:cNvPicPr/>
                   </pic:nvPicPr>
                   <pic:blipFill>
-                    <a:blip r:embed="rId17"/>
+                    <a:blip r:embed="rId16"/>
                     <a:stretch>
                       <a:fillRect/>
                     </a:stretch>
@@ -11018,7 +7328,7 @@
           <w:i/>
           <w:sz w:val="20"/>
         </w:rPr>
-        <w:t>Figure 5.9: The decoupled design against the same generator used alone, measure by measure</w:t>
+        <w:t>Figure 5.8: The decoupled design against the same generator used alone, measure by measure</w:t>
       </w:r>
     </w:p>
     <w:p>
@@ -11050,7 +7360,7 @@
         <w:spacing w:after="120"/>
       </w:pPr>
       <w:r>
-        <w:t>The thesis asked whether separating emotion detection from response generation produces better empathetic replies than asking one model to do both, on a single consumer GPU. The answer is a qualified yes, and Table 5.13 sets out the whole of it: our system against the same generator used alone, which isolates the design, and against the bigger single model, which is the strongest thing that fits the hardware.</w:t>
+        <w:t>The thesis asked whether separating emotion detection from response generation produces better empathetic replies than asking one model to do both, on a single consumer GPU. The answer is a qualified yes, and Table 5.6 sets out the whole of it: our system against the same generator used alone, which isolates the design, and against the bigger single model, which is the strongest thing that fits the hardware.</w:t>
       </w:r>
     </w:p>
     <w:p>
@@ -11067,7 +7377,7 @@
         <w:t>It is parameter-efficient:</w:t>
       </w:r>
       <w:r>
-        <w:t xml:space="preserve"> 3.96 billion parameters against 7.62 billion, 52% of the size, for 97.5% of the bigger model's judge score. </w:t>
+        <w:t xml:space="preserve"> 52% of the bigger model's size for 97.5% of its judge score. </w:t>
       </w:r>
       <w:r>
         <w:rPr>
@@ -11076,7 +7386,7 @@
         <w:t>It is resource-efficient:</w:t>
       </w:r>
       <w:r>
-        <w:t xml:space="preserve"> 3.40 GB of GPU memory against 5.47 GB, a 38% saving, at a response time that is not reliably different (4.17 s against 3.91 s). </w:t>
+        <w:t xml:space="preserve"> 3.40 GB of GPU memory against 5.47 GB, at a response time that is not reliably different. </w:t>
       </w:r>
       <w:r>
         <w:rPr>
@@ -11085,7 +7395,7 @@
         <w:t>It is more emotionally faithful than either:</w:t>
       </w:r>
       <w:r>
-        <w:t xml:space="preserve"> 36.7% of its replies express the person's true feeling, against 32.3% for the bigger model and 27.0% for the same generator alone, and it repeats itself less than that generator does (58.7% against 72.3% of replies carrying a stock phrase) while writing 22% fewer words. </w:t>
+        <w:t xml:space="preserve"> 36.7% of its replies express the person's true feeling, against 32.3% and 27.0%, and it repeats itself less than the same generator alone while writing 22% fewer words. </w:t>
       </w:r>
       <w:r>
         <w:rPr>
@@ -11094,7 +7404,7 @@
         <w:t>What it does not win is rule adherence:</w:t>
       </w:r>
       <w:r>
-        <w:t xml:space="preserve"> 60.0% against 73.7% and 82.3%, and we do not claim otherwise. Two cells of the table are empty because the single Phi-4-mini baseline was never put through the resource measurement; it loads the same generator without the detector, so its memory would be somewhat lower than ours, and we leave it unmeasured rather than estimate it.</w:t>
+        <w:t xml:space="preserve"> 60.0% against 73.7% and 82.3%, and we do not claim otherwise. Two cells are empty because the single Phi-4-mini baseline was never put through the resource measurement, and we leave it unmeasured rather than estimate it.</w:t>
       </w:r>
     </w:p>
     <w:tbl>
@@ -12011,7 +8321,7 @@
           <w:i/>
           <w:sz w:val="20"/>
         </w:rPr>
-        <w:t>Table 5.13: The three systems a reader has to choose between, measure by measure</w:t>
+        <w:t>Table 5.6: The three systems a reader has to choose between, measure by measure</w:t>
       </w:r>
     </w:p>
     <w:p>
@@ -12035,7 +8345,7 @@
         <w:spacing w:after="120"/>
       </w:pPr>
       <w:r>
-        <w:t>either measure over the 1.5-billion-parameter single model (Section 5.5.7). The bigger single model remains "</w:t>
+        <w:t>either measure over the 1.5-billion-parameter single model (Section 5.5.5). The bigger single model remains "</w:t>
       </w:r>
     </w:p>
     <w:p>

--- a/final writing/Chapter_5_Results_and_Analysis.docx
+++ b/final writing/Chapter_5_Results_and_Analysis.docx
@@ -23,7 +23,7 @@
         <w:spacing w:after="120"/>
       </w:pPr>
       <w:r>
-        <w:t>Every design built in Chapter 4 answered the same conversations and was measured with the same five signals. This section reports what each achieved; why they differ is analysed in Section 5.2, and which differences are large enough to trust in Section 5.4.</w:t>
+        <w:t>Every design built in Chapter 4 answered the same conversations and was measured with the same five signals. This section reports what each achieved; why they differ is analysed in Section 5.2, and which differences are large enough to trust in Section 5.4. Tables carrying a letter, such as Table A.7, are the supporting tables collected in the appendix; every claim in this chapter can be read without them.</w:t>
       </w:r>
     </w:p>
     <w:p>
@@ -3437,7 +3437,7 @@
         <w:t>what the detector is trained on matters more than which network is used.</w:t>
       </w:r>
       <w:r>
-        <w:t xml:space="preserve"> Training GPT-2 Medium on the dataset's situation descriptions but deploying it on the user's own message cost about nine points of accuracy (56.9% against 48.2%); retraining on the text the model actually receives was the single largest improvement made to the detector (Table A.11).</w:t>
+        <w:t xml:space="preserve"> Training GPT-2 Medium on the dataset's situation descriptions but deploying it on the user's own message cost about nine points of accuracy (56.9% against 48.2%); retraining on the text the model actually receives was the single largest improvement made to the detector.</w:t>
       </w:r>
     </w:p>
     <w:p>
@@ -3515,7 +3515,7 @@
         <w:spacing w:after="120"/>
       </w:pPr>
       <w:r>
-        <w:t>With the detector, the prompt and the conversations held fixed, the generator decides how well the rules are followed: 65.3% for Phi-4-mini, 57.7% for Qwen2.5-1.5B and 22.0% for Gemma-3-4B (Table A.14).</w:t>
+        <w:t>With the detector, the prompt and the conversations held fixed, the generator decides how well the rules are followed: 65.3% for Phi-4-mini, 57.7% for Qwen2.5-1.5B and 22.0% for Gemma-3-4B.</w:t>
       </w:r>
     </w:p>
     <w:p>
@@ -3523,7 +3523,7 @@
         <w:spacing w:after="120"/>
       </w:pPr>
       <w:r>
-        <w:t>Gemma is the instructive case, because on the surface it looks like the most empathetic model: it acknowledges the feeling in 96.7% of replies and scores higher than Phi-4-mini on the empathy classifier (5.30 against 4.89). But it averages 133 words, with 72% of replies over the limit, and the classifier rewards length in every system we measured (Section 5.4.4). Comparing replies of similar length removes that advantage (Table A.15): in every band where both have replies, Phi-4-mini matches or beats Gemma, and Gemma leads only above 120 words, where Phi-4-mini has no replies at all. Its apparent empathy is verbosity, and a system meant to answer someone in distress briefly cannot ignore the length rule.</w:t>
+        <w:t>Gemma is the instructive case, because on the surface it looks like the most empathetic model: it acknowledges the feeling in 96.7% of replies and scores higher than Phi-4-mini on the empathy classifier (5.30 against 4.89). But it averages 133 words, with 72% of replies over the limit, and the classifier rewards length in every system we measured (Section 5.4.4). Comparing replies of similar length removes that advantage: in every band where both have replies, Phi-4-mini matches or beats Gemma, and Gemma leads only above 120 words, where Phi-4-mini has no replies at all. Its apparent empathy is verbosity, and a system meant to answer someone in distress briefly cannot ignore the length rule.</w:t>
       </w:r>
     </w:p>
     <w:p>
@@ -3539,7 +3539,7 @@
         <w:spacing w:after="120"/>
       </w:pPr>
       <w:r>
-        <w:t>The link between the two models is itself a design choice, and the four ways of making it differ mainly in how much reasoning they ask of the generator (Table A.16). Against the same detector and generator with only the top-1 emotion and a generic prompt, the two-stage design raises emotion fidelity from 28.3% to 36.7% and empathy from 4.89 to 5.05, both reliable after correction, and shortens replies from 80.4 to 57.1 words. It costs 5.3 points of rule adherence, which is not a reliable difference.</w:t>
+        <w:t>The link between the two models is itself a design choice, and the four ways of making it differ mainly in how much reasoning they ask of the generator. Against the same detector and generator with only the top-1 emotion and a generic prompt, the two-stage design raises emotion fidelity from 28.3% to 36.7% and empathy from 4.89 to 5.05, both reliable after correction, and shortens replies from 80.4 to 57.1 words. It costs 5.3 points of rule adherence, which is not a reliable difference.</w:t>
       </w:r>
     </w:p>
     <w:p>
@@ -5161,7 +5161,7 @@
         <w:spacing w:after="120"/>
       </w:pPr>
       <w:r>
-        <w:t>The complete configuration after all adjustments, with the justification of every value, is listed in Table A.6.</w:t>
+        <w:t>The complete configuration after all adjustments, with the justification of every value, is listed in Table A.6 in the appendix.</w:t>
       </w:r>
     </w:p>
     <w:p>
@@ -5406,7 +5406,7 @@
         <w:t>Replies built on a wrong label are no worse:</w:t>
       </w:r>
       <w:r>
-        <w:t xml:space="preserve"> Splitting each pipeline's replies by whether the detector matched the gold label shows no reliable loss of rule adherence in any pipeline: 61.2% against 66.0% for the initial pipeline (p = 0.40), and no reliable difference for the final system (p = 0.096). Empathy is unaffected as well (4.83 against 4.78, p = 0.72). Table A.21 has the full breakdown.</w:t>
+        <w:t xml:space="preserve"> Splitting each pipeline's replies by whether the detector matched the gold label shows no reliable loss of rule adherence in any pipeline: 61.2% against 66.0% for the initial pipeline (p = 0.40), and no reliable difference for the final system (p = 0.096). Empathy is unaffected as well (4.83 against 4.78, p = 0.72).</w:t>
       </w:r>
     </w:p>
     <w:p>
@@ -5420,7 +5420,7 @@
         <w:t>Swapping in a better detector changes nothing downstream:</w:t>
       </w:r>
       <w:r>
-        <w:t xml:space="preserve"> With the generator fixed as Qwen2.5-1.5B, replacing GPT-2 with the more accurate RoBERTa detector moves neither emotion fidelity (p = 0.91) nor rule adherence (p = 0.09), although the two differ sharply as classifiers (Table A.22).</w:t>
+        <w:t xml:space="preserve"> With the generator fixed as Qwen2.5-1.5B, replacing GPT-2 with the more accurate RoBERTa detector moves neither emotion fidelity (p = 0.91) nor rule adherence (p = 0.09), although the two differ sharply as classifiers.</w:t>
       </w:r>
     </w:p>
     <w:p>
@@ -5434,7 +5434,7 @@
         <w:t>Doubling the detector changes nothing either:</w:t>
       </w:r>
       <w:r>
-        <w:t xml:space="preserve"> Substituting RoBERTa-large into the complete final system and regenerating all 300 replies made the detector 3.0 points more accurate on those conversations (53.3% against 50.3%) while leaving rule adherence (p = 0.60), empathy (p = 0.85), emotion fidelity (p = 0.85) and the one-question rule (p = 0.60) unchanged (Table A.23).</w:t>
+        <w:t xml:space="preserve"> Substituting RoBERTa-large into the complete final system and regenerating all 300 replies made the detector 3.0 points more accurate on those conversations (53.3% against 50.3%) while leaving rule adherence (p = 0.60), empathy (p = 0.85), emotion fidelity (p = 0.85) and the one-question rule (p = 0.60) unchanged.</w:t>
       </w:r>
     </w:p>
     <w:p>
@@ -5475,7 +5475,7 @@
         <w:spacing w:after="120"/>
       </w:pPr>
       <w:r>
-        <w:t xml:space="preserve">Longer replies score higher on the empathy classifier in every system, with Spearman correlations from 0.14 to 0.54, all p &lt; 0.02 (Table A.24). A verbose system can therefore look empathetic without being so, which is the same bias reported for LLM judges [18]. This affects two comparisons in opposite directions. It explains Gemma-3-4B's high score entirely (Section 5.2.3). And it </w:t>
+        <w:t xml:space="preserve">Longer replies score higher on the empathy classifier in every system, with Spearman correlations from 0.14 to 0.54, all p &lt; 0.02. A verbose system can therefore look empathetic without being so, which is the same bias reported for LLM judges [18]. This affects two comparisons in opposite directions. It explains Gemma-3-4B's high score entirely (Section 5.2.3). And it </w:t>
       </w:r>
       <w:r>
         <w:rPr>
@@ -5552,7 +5552,7 @@
         <w:t>The judges do not separate the three systems built on the same generator at all</w:t>
       </w:r>
       <w:r>
-        <w:t>: top-1 prompting (overall +0.04, p = 0.71) and that generator used alone (overall -0.10, p = 0.16). Table A.26 lists every comparison.</w:t>
+        <w:t>: top-1 prompting (overall +0.04, p = 0.71) and that generator used alone (overall -0.10, p = 0.16).</w:t>
       </w:r>
     </w:p>
     <w:p>
@@ -5560,7 +5560,7 @@
         <w:spacing w:after="120"/>
       </w:pPr>
       <w:r>
-        <w:t>The panel itself holds up well (Table A.27). Across the 512 replies the two judges correlate at rho = 0.69 for empathy and 0.68 overall, and they rank the eight systems identically except for the final system and top-1 Phi-4-mini, whose panel scores differ by 0.03 and which swap places. Both judges scored all 512 replies, so every system was rated by the same two judges. Drawing the judges from different model families is what the literature recommends to limit a single model's bias [19], and the agreement we observe is consistent with that.</w:t>
+        <w:t>The panel itself holds up well. Across the 512 replies the two judges correlate at rho = 0.69 for empathy and 0.68 overall, and they rank the eight systems identically except for the final system and top-1 Phi-4-mini, whose panel scores differ by 0.03 and which swap places. Both judges scored all 512 replies, so every system was rated by the same two judges. Drawing the judges from different model families is what the literature recommends to limit a single model's bias [19], and the agreement we observe is consistent with that.</w:t>
       </w:r>
     </w:p>
     <w:p>
@@ -6973,7 +6973,7 @@
         <w:spacing w:after="120"/>
       </w:pPr>
       <w:r>
-        <w:t xml:space="preserve">Human evaluation allows a comparison of direction, if not of size. People in published studies strongly prefer LLM replies to those of purpose-built empathetic models, rating ChatGPT at 4.64 out of 5 against 3.08 for CEM [13], and tool-augmented fine-tuned models win 61-72% of head-to-head empathy comparisons [28] (Table A.28). </w:t>
+        <w:t xml:space="preserve">Human evaluation allows a comparison of direction, if not of size. People in published studies strongly prefer LLM replies to those of purpose-built empathetic models, rating ChatGPT at 4.64 out of 5 against 3.08 for CEM [13], and tool-augmented fine-tuned models win 61-72% of head-to-head empathy comparisons [28]. </w:t>
       </w:r>
       <w:r>
         <w:rPr>

--- a/final writing/Chapter_5_Results_and_Analysis.docx
+++ b/final writing/Chapter_5_Results_and_Analysis.docx
@@ -4219,7 +4219,7 @@
         <w:spacing w:after="120"/>
       </w:pPr>
       <w:r>
-        <w:t>The original design specified an attention mechanism but never implemented one. When extraction of the detector's attention weights was added, a verification check found that the library's default attention implementation returns no weights at all and raises no error, which would have left the feature silently inactive while appearing to work. The adjustment selects an implementation that returns weights, stops execution if they are missing, merges sub-word fragments back into whole words, and passes only the highest-scoring 40% of words to the generator so that the cues do not simply repeat the message.</w:t>
+        <w:t>The original design specified an attention mechanism but never implemented one. When extraction of the detector's attention weights was added, a verification check found that the library's default attention implementation returns no weights at all and raises no error, which would have left the feature silently inactive while appearing to work. The adjustment selects an implementation that returns weights, stops execution if they are missing, merges neighbouring fragments back into whole words, and passes only the highest-scoring 40% of tokens, as at most three phrases, so that the cues do not simply repeat the message.</w:t>
       </w:r>
     </w:p>
     <w:p>

--- a/final writing/Chapter_5_Results_and_Analysis.docx
+++ b/final writing/Chapter_5_Results_and_Analysis.docx
@@ -47,61 +47,25 @@
         <w:spacing w:after="120"/>
       </w:pPr>
       <w:r>
-        <w:t xml:space="preserve">Table 5.1 is the scoreboard for the chapter, and its seven columns are used throughout. </w:t>
+        <w:t xml:space="preserve">The chapter reports two tables, because two different questions are being asked. Table 5.1 records </w:t>
       </w:r>
       <w:r>
         <w:rPr>
           <w:b/>
         </w:rPr>
-        <w:t>Ack</w:t>
-      </w:r>
-      <w:r>
-        <w:t xml:space="preserve"> is the share of replies that acknowledge the feeling, from a keyword check; </w:t>
+        <w:t>what a reply does</w:t>
+      </w:r>
+      <w:r>
+        <w:t xml:space="preserve">, which can be checked mechanically: whether it acknowledges the feeling, from a keyword check; whether it asks exactly one question; whether it stays within 120 words; whether it does all three at once, which is the strictest column and the one quoted in the text; how long it is, which matters because every empathy rater rewards length (Section 5.4.4); and whether, read back by the detector, it expresses the conversation's true emotion. Table A.7 records </w:t>
       </w:r>
       <w:r>
         <w:rPr>
           <w:b/>
         </w:rPr>
-        <w:t>one question</w:t>
-      </w:r>
-      <w:r>
-        <w:t xml:space="preserve"> the share asking exactly one; </w:t>
-      </w:r>
-      <w:r>
-        <w:rPr>
-          <w:b/>
-        </w:rPr>
-        <w:t>all rules</w:t>
-      </w:r>
-      <w:r>
-        <w:t xml:space="preserve"> the share passing all three checks at once, which is the strictest column and the one quoted in the text. </w:t>
-      </w:r>
-      <w:r>
-        <w:rPr>
-          <w:b/>
-        </w:rPr>
-        <w:t>Mean words</w:t>
-      </w:r>
-      <w:r>
-        <w:t xml:space="preserve"> is the average reply length, which matters because both the empathy classifier and the judges reward length (Section 5.4.4). </w:t>
-      </w:r>
-      <w:r>
-        <w:rPr>
-          <w:b/>
-        </w:rPr>
-        <w:t>WASSA empathy</w:t>
-      </w:r>
-      <w:r>
-        <w:t xml:space="preserve"> is the 0-10 score of an independent empathy classifier, and </w:t>
-      </w:r>
-      <w:r>
-        <w:rPr>
-          <w:b/>
-        </w:rPr>
-        <w:t>emotion validation</w:t>
-      </w:r>
-      <w:r>
-        <w:t xml:space="preserve"> the share of replies that, read back by the detector, express the conversation's true emotion. Throughout, </w:t>
+        <w:t>how empathetic it is judged to be</w:t>
+      </w:r>
+      <w:r>
+        <w:t xml:space="preserve">, by the panel described in Section 5.1.5. Throughout, </w:t>
       </w:r>
       <w:r>
         <w:rPr>
@@ -165,7 +129,7 @@
                 <w:b/>
                 <w:sz w:val="13"/>
               </w:rPr>
-              <w:t>Ack (%)</w:t>
+              <w:t>Acknowledges the feeling (%)</w:t>
             </w:r>
           </w:p>
         </w:tc>
@@ -185,7 +149,7 @@
                 <w:b/>
                 <w:sz w:val="13"/>
               </w:rPr>
-              <w:t>One question (%)</w:t>
+              <w:t>Exactly one question (%)</w:t>
             </w:r>
           </w:p>
         </w:tc>
@@ -205,7 +169,7 @@
                 <w:b/>
                 <w:sz w:val="13"/>
               </w:rPr>
-              <w:t>All rules (%)</w:t>
+              <w:t>Within the length limit (%)</w:t>
             </w:r>
           </w:p>
         </w:tc>
@@ -225,7 +189,7 @@
                 <w:b/>
                 <w:sz w:val="13"/>
               </w:rPr>
-              <w:t>Mean words</w:t>
+              <w:t>All three rules (%)</w:t>
             </w:r>
           </w:p>
         </w:tc>
@@ -245,7 +209,7 @@
                 <w:b/>
                 <w:sz w:val="13"/>
               </w:rPr>
-              <w:t>WASSA empathy (0-10)</w:t>
+              <w:t>Mean words</w:t>
             </w:r>
           </w:p>
         </w:tc>
@@ -265,7 +229,7 @@
                 <w:b/>
                 <w:sz w:val="13"/>
               </w:rPr>
-              <w:t>Emotion validation (%)</w:t>
+              <w:t>Expresses the true emotion (%)</w:t>
             </w:r>
           </w:p>
         </w:tc>
@@ -295,7 +259,7 @@
               <w:rPr>
                 <w:sz w:val="13"/>
               </w:rPr>
-              <w:t>83</w:t>
+              <w:t>83.0</w:t>
             </w:r>
           </w:p>
         </w:tc>
@@ -309,7 +273,7 @@
               <w:rPr>
                 <w:sz w:val="13"/>
               </w:rPr>
-              <w:t>99</w:t>
+              <w:t>99.0</w:t>
             </w:r>
           </w:p>
         </w:tc>
@@ -323,7 +287,7 @@
               <w:rPr>
                 <w:sz w:val="13"/>
               </w:rPr>
-              <w:t>82.33</w:t>
+              <w:t>100.0</w:t>
             </w:r>
           </w:p>
         </w:tc>
@@ -337,7 +301,7 @@
               <w:rPr>
                 <w:sz w:val="13"/>
               </w:rPr>
-              <w:t>52.95</w:t>
+              <w:t>82.3</w:t>
             </w:r>
           </w:p>
         </w:tc>
@@ -351,7 +315,7 @@
               <w:rPr>
                 <w:sz w:val="13"/>
               </w:rPr>
-              <w:t>5.76</w:t>
+              <w:t>53</w:t>
             </w:r>
           </w:p>
         </w:tc>
@@ -365,7 +329,7 @@
               <w:rPr>
                 <w:sz w:val="13"/>
               </w:rPr>
-              <w:t>32.33</w:t>
+              <w:t>32.3</w:t>
             </w:r>
           </w:p>
         </w:tc>
@@ -395,7 +359,7 @@
               <w:rPr>
                 <w:sz w:val="13"/>
               </w:rPr>
-              <w:t>77.33</w:t>
+              <w:t>77.3</w:t>
             </w:r>
           </w:p>
         </w:tc>
@@ -409,7 +373,7 @@
               <w:rPr>
                 <w:sz w:val="13"/>
               </w:rPr>
-              <w:t>96</w:t>
+              <w:t>96.0</w:t>
             </w:r>
           </w:p>
         </w:tc>
@@ -423,7 +387,7 @@
               <w:rPr>
                 <w:sz w:val="13"/>
               </w:rPr>
-              <w:t>73.67</w:t>
+              <w:t>99.3</w:t>
             </w:r>
           </w:p>
         </w:tc>
@@ -437,7 +401,7 @@
               <w:rPr>
                 <w:sz w:val="13"/>
               </w:rPr>
-              <w:t>73.48</w:t>
+              <w:t>73.7</w:t>
             </w:r>
           </w:p>
         </w:tc>
@@ -451,7 +415,7 @@
               <w:rPr>
                 <w:sz w:val="13"/>
               </w:rPr>
-              <w:t>4.75</w:t>
+              <w:t>73</w:t>
             </w:r>
           </w:p>
         </w:tc>
@@ -465,7 +429,7 @@
               <w:rPr>
                 <w:sz w:val="13"/>
               </w:rPr>
-              <w:t>27</w:t>
+              <w:t>27.0</w:t>
             </w:r>
           </w:p>
         </w:tc>
@@ -495,7 +459,7 @@
               <w:rPr>
                 <w:sz w:val="13"/>
               </w:rPr>
-              <w:t>72</w:t>
+              <w:t>72.0</w:t>
             </w:r>
           </w:p>
         </w:tc>
@@ -509,7 +473,7 @@
               <w:rPr>
                 <w:sz w:val="13"/>
               </w:rPr>
-              <w:t>94.67</w:t>
+              <w:t>94.7</w:t>
             </w:r>
           </w:p>
         </w:tc>
@@ -523,7 +487,7 @@
               <w:rPr>
                 <w:sz w:val="13"/>
               </w:rPr>
-              <w:t>65.33</w:t>
+              <w:t>96.0</w:t>
             </w:r>
           </w:p>
         </w:tc>
@@ -537,7 +501,7 @@
               <w:rPr>
                 <w:sz w:val="13"/>
               </w:rPr>
-              <w:t>80.45</w:t>
+              <w:t>65.3</w:t>
             </w:r>
           </w:p>
         </w:tc>
@@ -551,7 +515,7 @@
               <w:rPr>
                 <w:sz w:val="13"/>
               </w:rPr>
-              <w:t>4.89</w:t>
+              <w:t>80</w:t>
             </w:r>
           </w:p>
         </w:tc>
@@ -565,7 +529,7 @@
               <w:rPr>
                 <w:sz w:val="13"/>
               </w:rPr>
-              <w:t>28.33</w:t>
+              <w:t>28.3</w:t>
             </w:r>
           </w:p>
         </w:tc>
@@ -595,7 +559,7 @@
               <w:rPr>
                 <w:sz w:val="13"/>
               </w:rPr>
-              <w:t>70.33</w:t>
+              <w:t>70.3</w:t>
             </w:r>
           </w:p>
         </w:tc>
@@ -609,7 +573,7 @@
               <w:rPr>
                 <w:sz w:val="13"/>
               </w:rPr>
-              <w:t>87.33</w:t>
+              <w:t>87.3</w:t>
             </w:r>
           </w:p>
         </w:tc>
@@ -623,7 +587,7 @@
               <w:rPr>
                 <w:sz w:val="13"/>
               </w:rPr>
-              <w:t>63.67</w:t>
+              <w:t>100.0</w:t>
             </w:r>
           </w:p>
         </w:tc>
@@ -637,7 +601,7 @@
               <w:rPr>
                 <w:sz w:val="13"/>
               </w:rPr>
-              <w:t>35.21</w:t>
+              <w:t>63.7</w:t>
             </w:r>
           </w:p>
         </w:tc>
@@ -651,7 +615,7 @@
               <w:rPr>
                 <w:sz w:val="13"/>
               </w:rPr>
-              <w:t>4.8</w:t>
+              <w:t>35</w:t>
             </w:r>
           </w:p>
         </w:tc>
@@ -665,7 +629,7 @@
               <w:rPr>
                 <w:sz w:val="13"/>
               </w:rPr>
-              <w:t>26</w:t>
+              <w:t>26.0</w:t>
             </w:r>
           </w:p>
         </w:tc>
@@ -695,7 +659,7 @@
               <w:rPr>
                 <w:sz w:val="13"/>
               </w:rPr>
-              <w:t>66.33</w:t>
+              <w:t>66.3</w:t>
             </w:r>
           </w:p>
         </w:tc>
@@ -709,7 +673,7 @@
               <w:rPr>
                 <w:sz w:val="13"/>
               </w:rPr>
-              <w:t>92.67</w:t>
+              <w:t>92.7</w:t>
             </w:r>
           </w:p>
         </w:tc>
@@ -723,7 +687,7 @@
               <w:rPr>
                 <w:sz w:val="13"/>
               </w:rPr>
-              <w:t>60</w:t>
+              <w:t>100.0</w:t>
             </w:r>
           </w:p>
         </w:tc>
@@ -737,7 +701,7 @@
               <w:rPr>
                 <w:sz w:val="13"/>
               </w:rPr>
-              <w:t>57.11</w:t>
+              <w:t>60.0</w:t>
             </w:r>
           </w:p>
         </w:tc>
@@ -751,7 +715,7 @@
               <w:rPr>
                 <w:sz w:val="13"/>
               </w:rPr>
-              <w:t>5.05</w:t>
+              <w:t>57</w:t>
             </w:r>
           </w:p>
         </w:tc>
@@ -765,7 +729,7 @@
               <w:rPr>
                 <w:sz w:val="13"/>
               </w:rPr>
-              <w:t>36.67</w:t>
+              <w:t>36.7</w:t>
             </w:r>
           </w:p>
         </w:tc>
@@ -795,7 +759,7 @@
               <w:rPr>
                 <w:sz w:val="13"/>
               </w:rPr>
-              <w:t>67.67</w:t>
+              <w:t>67.7</w:t>
             </w:r>
           </w:p>
         </w:tc>
@@ -809,7 +773,7 @@
               <w:rPr>
                 <w:sz w:val="13"/>
               </w:rPr>
-              <w:t>84.33</w:t>
+              <w:t>84.3</w:t>
             </w:r>
           </w:p>
         </w:tc>
@@ -823,7 +787,7 @@
               <w:rPr>
                 <w:sz w:val="13"/>
               </w:rPr>
-              <w:t>57.67</w:t>
+              <w:t>100.0</w:t>
             </w:r>
           </w:p>
         </w:tc>
@@ -837,7 +801,7 @@
               <w:rPr>
                 <w:sz w:val="13"/>
               </w:rPr>
-              <w:t>34.72</w:t>
+              <w:t>57.7</w:t>
             </w:r>
           </w:p>
         </w:tc>
@@ -851,7 +815,7 @@
               <w:rPr>
                 <w:sz w:val="13"/>
               </w:rPr>
-              <w:t>4.78</w:t>
+              <w:t>35</w:t>
             </w:r>
           </w:p>
         </w:tc>
@@ -865,7 +829,7 @@
               <w:rPr>
                 <w:sz w:val="13"/>
               </w:rPr>
-              <w:t>25.33</w:t>
+              <w:t>25.3</w:t>
             </w:r>
           </w:p>
         </w:tc>
@@ -895,7 +859,7 @@
               <w:rPr>
                 <w:sz w:val="13"/>
               </w:rPr>
-              <w:t>70.67</w:t>
+              <w:t>70.7</w:t>
             </w:r>
           </w:p>
         </w:tc>
@@ -909,7 +873,7 @@
               <w:rPr>
                 <w:sz w:val="13"/>
               </w:rPr>
-              <w:t>73.67</w:t>
+              <w:t>73.7</w:t>
             </w:r>
           </w:p>
         </w:tc>
@@ -923,7 +887,7 @@
               <w:rPr>
                 <w:sz w:val="13"/>
               </w:rPr>
-              <w:t>51.33</w:t>
+              <w:t>100.0</w:t>
             </w:r>
           </w:p>
         </w:tc>
@@ -937,7 +901,7 @@
               <w:rPr>
                 <w:sz w:val="13"/>
               </w:rPr>
-              <w:t>41.96</w:t>
+              <w:t>51.3</w:t>
             </w:r>
           </w:p>
         </w:tc>
@@ -951,7 +915,7 @@
               <w:rPr>
                 <w:sz w:val="13"/>
               </w:rPr>
-              <w:t>4.84</w:t>
+              <w:t>42</w:t>
             </w:r>
           </w:p>
         </w:tc>
@@ -965,7 +929,7 @@
               <w:rPr>
                 <w:sz w:val="13"/>
               </w:rPr>
-              <w:t>25.67</w:t>
+              <w:t>25.7</w:t>
             </w:r>
           </w:p>
         </w:tc>
@@ -995,7 +959,7 @@
               <w:rPr>
                 <w:sz w:val="13"/>
               </w:rPr>
-              <w:t>57</w:t>
+              <w:t>57.0</w:t>
             </w:r>
           </w:p>
         </w:tc>
@@ -1009,7 +973,7 @@
               <w:rPr>
                 <w:sz w:val="13"/>
               </w:rPr>
-              <w:t>78</w:t>
+              <w:t>78.0</w:t>
             </w:r>
           </w:p>
         </w:tc>
@@ -1023,7 +987,7 @@
               <w:rPr>
                 <w:sz w:val="13"/>
               </w:rPr>
-              <w:t>43.67</w:t>
+              <w:t>100.0</w:t>
             </w:r>
           </w:p>
         </w:tc>
@@ -1037,6 +1001,20 @@
               <w:rPr>
                 <w:sz w:val="13"/>
               </w:rPr>
+              <w:t>43.7</w:t>
+            </w:r>
+          </w:p>
+        </w:tc>
+        <w:tc>
+          <w:tcPr>
+            <w:tcW w:type="dxa" w:w="1337"/>
+          </w:tcPr>
+          <w:p>
+            <w:r/>
+            <w:r>
+              <w:rPr>
+                <w:sz w:val="13"/>
+              </w:rPr>
               <w:t>34</w:t>
             </w:r>
           </w:p>
@@ -1051,21 +1029,7 @@
               <w:rPr>
                 <w:sz w:val="13"/>
               </w:rPr>
-              <w:t>4.85</w:t>
-            </w:r>
-          </w:p>
-        </w:tc>
-        <w:tc>
-          <w:tcPr>
-            <w:tcW w:type="dxa" w:w="1337"/>
-          </w:tcPr>
-          <w:p>
-            <w:r/>
-            <w:r>
-              <w:rPr>
-                <w:sz w:val="13"/>
-              </w:rPr>
-              <w:t>27.67</w:t>
+              <w:t>27.7</w:t>
             </w:r>
           </w:p>
         </w:tc>
@@ -1095,7 +1059,7 @@
               <w:rPr>
                 <w:sz w:val="13"/>
               </w:rPr>
-              <w:t>47</w:t>
+              <w:t>47.0</w:t>
             </w:r>
           </w:p>
         </w:tc>
@@ -1109,7 +1073,7 @@
               <w:rPr>
                 <w:sz w:val="13"/>
               </w:rPr>
-              <w:t>74.33</w:t>
+              <w:t>74.3</w:t>
             </w:r>
           </w:p>
         </w:tc>
@@ -1123,7 +1087,7 @@
               <w:rPr>
                 <w:sz w:val="13"/>
               </w:rPr>
-              <w:t>36.67</w:t>
+              <w:t>99.7</w:t>
             </w:r>
           </w:p>
         </w:tc>
@@ -1137,7 +1101,7 @@
               <w:rPr>
                 <w:sz w:val="13"/>
               </w:rPr>
-              <w:t>44.15</w:t>
+              <w:t>36.7</w:t>
             </w:r>
           </w:p>
         </w:tc>
@@ -1151,7 +1115,7 @@
               <w:rPr>
                 <w:sz w:val="13"/>
               </w:rPr>
-              <w:t>4.76</w:t>
+              <w:t>44</w:t>
             </w:r>
           </w:p>
         </w:tc>
@@ -1165,7 +1129,7 @@
               <w:rPr>
                 <w:sz w:val="13"/>
               </w:rPr>
-              <w:t>27</w:t>
+              <w:t>27.0</w:t>
             </w:r>
           </w:p>
         </w:tc>
@@ -1195,7 +1159,7 @@
               <w:rPr>
                 <w:sz w:val="13"/>
               </w:rPr>
-              <w:t>30</w:t>
+              <w:t>30.0</w:t>
             </w:r>
           </w:p>
         </w:tc>
@@ -1209,7 +1173,7 @@
               <w:rPr>
                 <w:sz w:val="13"/>
               </w:rPr>
-              <w:t>74</w:t>
+              <w:t>74.0</w:t>
             </w:r>
           </w:p>
         </w:tc>
@@ -1223,7 +1187,7 @@
               <w:rPr>
                 <w:sz w:val="13"/>
               </w:rPr>
-              <w:t>22.33</w:t>
+              <w:t>100.0</w:t>
             </w:r>
           </w:p>
         </w:tc>
@@ -1237,7 +1201,7 @@
               <w:rPr>
                 <w:sz w:val="13"/>
               </w:rPr>
-              <w:t>9.95</w:t>
+              <w:t>22.3</w:t>
             </w:r>
           </w:p>
         </w:tc>
@@ -1251,7 +1215,7 @@
               <w:rPr>
                 <w:sz w:val="13"/>
               </w:rPr>
-              <w:t>3.36</w:t>
+              <w:t>10</w:t>
             </w:r>
           </w:p>
         </w:tc>
@@ -1265,7 +1229,7 @@
               <w:rPr>
                 <w:sz w:val="13"/>
               </w:rPr>
-              <w:t>18.33</w:t>
+              <w:t>18.3</w:t>
             </w:r>
           </w:p>
         </w:tc>
@@ -1295,7 +1259,7 @@
               <w:rPr>
                 <w:sz w:val="13"/>
               </w:rPr>
-              <w:t>96.67</w:t>
+              <w:t>96.7</w:t>
             </w:r>
           </w:p>
         </w:tc>
@@ -1309,7 +1273,7 @@
               <w:rPr>
                 <w:sz w:val="13"/>
               </w:rPr>
-              <w:t>92</w:t>
+              <w:t>92.0</w:t>
             </w:r>
           </w:p>
         </w:tc>
@@ -1323,7 +1287,7 @@
               <w:rPr>
                 <w:sz w:val="13"/>
               </w:rPr>
-              <w:t>22</w:t>
+              <w:t>27.7</w:t>
             </w:r>
           </w:p>
         </w:tc>
@@ -1337,7 +1301,7 @@
               <w:rPr>
                 <w:sz w:val="13"/>
               </w:rPr>
-              <w:t>133.25</w:t>
+              <w:t>22.0</w:t>
             </w:r>
           </w:p>
         </w:tc>
@@ -1351,7 +1315,7 @@
               <w:rPr>
                 <w:sz w:val="13"/>
               </w:rPr>
-              <w:t>5.3</w:t>
+              <w:t>133</w:t>
             </w:r>
           </w:p>
         </w:tc>
@@ -1365,7 +1329,7 @@
               <w:rPr>
                 <w:sz w:val="13"/>
               </w:rPr>
-              <w:t>35</w:t>
+              <w:t>35.0</w:t>
             </w:r>
           </w:p>
         </w:tc>
@@ -1395,7 +1359,7 @@
               <w:rPr>
                 <w:sz w:val="13"/>
               </w:rPr>
-              <w:t>81.67</w:t>
+              <w:t>81.7</w:t>
             </w:r>
           </w:p>
         </w:tc>
@@ -1409,7 +1373,7 @@
               <w:rPr>
                 <w:sz w:val="13"/>
               </w:rPr>
-              <w:t>22.67</w:t>
+              <w:t>22.7</w:t>
             </w:r>
           </w:p>
         </w:tc>
@@ -1423,7 +1387,7 @@
               <w:rPr>
                 <w:sz w:val="13"/>
               </w:rPr>
-              <w:t>19</w:t>
+              <w:t>83.7</w:t>
             </w:r>
           </w:p>
         </w:tc>
@@ -1437,7 +1401,7 @@
               <w:rPr>
                 <w:sz w:val="13"/>
               </w:rPr>
-              <w:t>75.92</w:t>
+              <w:t>19.0</w:t>
             </w:r>
           </w:p>
         </w:tc>
@@ -1451,7 +1415,7 @@
               <w:rPr>
                 <w:sz w:val="13"/>
               </w:rPr>
-              <w:t>4.25</w:t>
+              <w:t>76</w:t>
             </w:r>
           </w:p>
         </w:tc>
@@ -1465,7 +1429,7 @@
               <w:rPr>
                 <w:sz w:val="13"/>
               </w:rPr>
-              <w:t>24.67</w:t>
+              <w:t>24.7</w:t>
             </w:r>
           </w:p>
         </w:tc>
@@ -1478,7 +1442,7 @@
           <w:i/>
           <w:sz w:val="20"/>
         </w:rPr>
-        <w:t>Table 5.1: Every system on the same 300 conversations: rule adherence, reply length, empathy and emotion fidelity</w:t>
+        <w:t>Table 5.1: What every reply does: the three rule checks, its length, and whether it expresses the person's real emotion</w:t>
       </w:r>
     </w:p>
     <w:p>
@@ -1672,7 +1636,7 @@
         <w:pStyle w:val="Heading2"/>
       </w:pPr>
       <w:r>
-        <w:t>5.1.3 Rules, Empathy and Emotional Fidelity</w:t>
+        <w:t>5.1.3 What the Replies Do</w:t>
       </w:r>
     </w:p>
     <w:p>
@@ -1680,7 +1644,7 @@
         <w:spacing w:after="120"/>
       </w:pPr>
       <w:r>
-        <w:t>Figure 5.1 carries the three headline measures for every system.</w:t>
+        <w:t>Table 5.1 carries the measures that can be checked mechanically; how empathetic the replies are judged to be follows in Section 5.1.5.</w:t>
       </w:r>
     </w:p>
     <w:p>
@@ -1703,7 +1667,7 @@
         <w:t>60.0%</w:t>
       </w:r>
       <w:r>
-        <w:t xml:space="preserve"> of replies, from 66.3% acknowledgement, 92.7% exactly one question and 100% within the limit, averaging 57.1 words. Among systems of its own scale it sits behind top-1 Phi-4-mini prompting (65.3%) and the initial pipeline (63.7%), well ahead of the same-size single model (51.3%), the fine-tuned model (22.3%) and zero-shot prompting (19.0%); the largest single model leads at 82.3%. Two results are worth reading carefully. The fine-tuned model reproduces the style it was trained on rather than the behaviour the rules ask for, averaging 10.0 words and acknowledging the feeling in only 30.0% of replies, which is faithful learning, because the human listener replies it was trained on satisfy all three rules in 4.3% of cases. And Gemma-3-4B fails almost entirely (22.0%) not because its replies are poor but because it ignores the length limit at 133 words (Section 5.2.3).</w:t>
+        <w:t xml:space="preserve"> of replies, behind the largest single model (82.3%), its own generator prompted directly (73.7%) and top-1 prompting (65.3%), and well ahead of the same-size single model (51.3%) and the two untrained-for-this baselines. Two rows are worth reading carefully. The fine-tuned model reproduces the style it was trained on rather than the behaviour the rules ask for, at 10 words a reply and acknowledgement in 30.0%, which is faithful learning, because the human replies it was trained on satisfy all three rules in 4.3% of cases. And Gemma-3-4B fails almost entirely not because its replies are poor but because it ignores the length limit at 133 words (Section 5.2.3).</w:t>
       </w:r>
     </w:p>
     <w:p>
@@ -1714,19 +1678,27 @@
         <w:rPr>
           <w:b/>
         </w:rPr>
-        <w:t>Empathy:</w:t>
-      </w:r>
-      <w:r>
-        <w:t xml:space="preserve"> the empathy measure is not ours, and that is the point of using it. It is the hyy33 system from the WASSA 2024 shared task [17], [16], a transformer trained on conversation turns that people had rated for empathy, returning one score from 0 to 10. It shares no model family with any generator compared here, so it has no way to prefer our design, and Section 5.4.4 tests rather than assumes it. The final system scores </w:t>
+        <w:t>Emotional fidelity:</w:t>
+      </w:r>
+      <w:r>
+        <w:t xml:space="preserve"> a reply can be well formed and still answer the wrong feeling, so each reply is passed back through the detector and compared with the conversation's true label. The final system is the highest of all twelve at </w:t>
       </w:r>
       <w:r>
         <w:rPr>
           <w:b/>
         </w:rPr>
-        <w:t>5.05</w:t>
-      </w:r>
-      <w:r>
-        <w:t>, the highest of any system no larger than Phi-4-mini, above the same-size single model (4.84), the initial pipeline (4.80) and zero-shot prompting (4.25); only Gemma-3-4B (5.30) and the 7.6-billion-parameter single model (5.76) score higher.</w:t>
+        <w:t>36.7%</w:t>
+      </w:r>
+      <w:r>
+        <w:t>, ahead of the largest single model (32.3%), top-1 Phi-4-mini prompting (28.3%) and the same-size single model (25.7%). A second measure, context awareness, compares the reply with the emotion the system conditioned on, where it reaches 54.3%; we prefer the first, because the detector reads replies it was never trained on and because context awareness uses the very detector that fed our pipelines.</w:t>
+      </w:r>
+    </w:p>
+    <w:p>
+      <w:pPr>
+        <w:pStyle w:val="Heading2"/>
+      </w:pPr>
+      <w:r>
+        <w:t>5.1.4 Inside the Two-Stage Decision, and Repetition</w:t>
       </w:r>
     </w:p>
     <w:p>
@@ -1734,29 +1706,1106 @@
         <w:spacing w:after="120"/>
       </w:pPr>
       <w:r>
+        <w:t xml:space="preserve">The true emotion is among the detector's three candidates in 78.0% of the evaluation conversations, every stage-1 answer named one of the three, so the fallback was never needed, and the generator overrides the detector's first choice in 40.7% of cases. Its final choice matches the gold label in </w:t>
+      </w:r>
+      <w:r>
         <w:rPr>
           <w:b/>
         </w:rPr>
-        <w:t>Emotional fidelity:</w:t>
-      </w:r>
-      <w:r>
-        <w:t xml:space="preserve"> a reply can be well formed and still answer the wrong feeling, so each reply is passed back through the detector and compared with the conversation's true label. The final system is the highest of all twelve at </w:t>
+        <w:t>42.3%</w:t>
+      </w:r>
+      <w:r>
+        <w:t xml:space="preserve"> of conversations, which is </w:t>
+      </w:r>
+      <w:r>
+        <w:rPr>
+          <w:i/>
+        </w:rPr>
+        <w:t>lower</w:t>
+      </w:r>
+      <w:r>
+        <w:t xml:space="preserve"> than the detector's own 50.3% on the same conversations, and reliably so (Section 5.4.3). The two-stage design therefore does not earn its gains by picking the gold label more often; Section 5.6.2 explains what it does instead.</w:t>
+      </w:r>
+    </w:p>
+    <w:p>
+      <w:pPr>
+        <w:spacing w:after="120"/>
+      </w:pPr>
+      <w:r>
+        <w:t xml:space="preserve">Repetitiveness is the most common complaint about machine-written empathy [15], so we measure it as a </w:t>
       </w:r>
       <w:r>
         <w:rPr>
           <w:b/>
         </w:rPr>
-        <w:t>36.7%</w:t>
-      </w:r>
-      <w:r>
-        <w:t>, ahead of the largest single model (32.3%), top-1 Phi-4-mini prompting (28.3%) and the same-size single model (25.7%). A second measure, context awareness, compares the reply with the emotion the system conditioned on, where it reaches 54.3%; we prefer the first, because the detector reads replies it was never trained on and because context awareness uses the very detector that fed our pipelines.</w:t>
+        <w:t>boilerplate rate</w:t>
+      </w:r>
+      <w:r>
+        <w:t>: the share of replies containing one of that system's ten most frequent five-word phrases. The final system's rate is 58.7%, with "how are you feeling right" appearing in 49 replies. The comparison that matters is the same generator prompted generically, at 77.0%: per-emotion prompts reduce repetition in an identical model without curing it.</w:t>
       </w:r>
     </w:p>
     <w:p>
+      <w:pPr>
+        <w:pStyle w:val="Heading2"/>
+      </w:pPr>
+      <w:r>
+        <w:t>5.1.5 The Empathy Panel</w:t>
+      </w:r>
+    </w:p>
+    <w:p>
+      <w:pPr>
+        <w:spacing w:after="120"/>
+      </w:pPr>
+      <w:r>
+        <w:t>Empathy is the one thing this system exists to produce and the one thing no single measure settles, so it is judged by a panel of three raters rather than by any one of them: two large language models reading the replies, and a classifier trained on human empathy ratings. They are reported together, in Table A.7, because they are three answers to the same question.</w:t>
+      </w:r>
+    </w:p>
+    <w:p>
+      <w:pPr>
+        <w:spacing w:after="120"/>
+      </w:pPr>
+      <w:r>
+        <w:rPr>
+          <w:b/>
+        </w:rPr>
+        <w:t>The two model judges:</w:t>
+      </w:r>
+      <w:r>
+        <w:t xml:space="preserve"> three requirements fixed them. A judge had to be flagship-scale, because only strong judges track human preference reliably [18]; it could not share a family with anything it judges, because LLM evaluators favour their own generations [33]; and one judge is not enough, because a panel from different developers shows less of any single model's bias [19]. Nemotron 3 Ultra (NVIDIA) and gpt-oss-120b (OpenAI, open weights) meet all three, neither is related to Phi-4-mini (Microsoft) or Qwen (Alibaba), and both are reachable on free tiers, which a project with no compute budget needs. Four further candidates were prepared and lost to circumstances outside the work (Table A.9). Each scores every reply from 1 to 10 for empathy, relevance and safety.</w:t>
+      </w:r>
+    </w:p>
+    <w:p>
+      <w:pPr>
+        <w:spacing w:after="120"/>
+      </w:pPr>
+      <w:r>
+        <w:rPr>
+          <w:b/>
+        </w:rPr>
+        <w:t>The third rater is not a language model at all,</w:t>
+      </w:r>
+      <w:r>
+        <w:t xml:space="preserve"> which is why it is in the panel: the hyy33 system from the WASSA 2024 shared task [17], [16], a transformer trained on conversation turns that people had rated for empathy, returning one score from 0 to 10. It shares no family with any generator compared here and cannot be swayed by the fluency and length preferences large models have in common, and Section 5.4.4 tests rather than assumes it. It is also the only rater that scored all twelve systems, the two judges having been run on the stratified sample of 64 conversations.</w:t>
+      </w:r>
+    </w:p>
+    <w:p>
+      <w:pPr>
+        <w:spacing w:after="120"/>
+      </w:pPr>
+      <w:r>
+        <w:rPr>
+          <w:b/>
+        </w:rPr>
+        <w:t>Combining them:</w:t>
+      </w:r>
+      <w:r>
+        <w:t xml:space="preserve"> the raters do not share a scale, since the judges use 3.9 to 8.2 of their range and the classifier 3.4 to 5.8 of its own, so averaging the raw numbers would let the judges' wider spread decide the ranking by itself. Each rater is therefore standardised across the eight judged systems before the three are averaged with equal weight, which is the </w:t>
+      </w:r>
+      <w:r>
+        <w:rPr>
+          <w:b/>
+        </w:rPr>
+        <w:t>panel score</w:t>
+      </w:r>
+      <w:r>
+        <w:t xml:space="preserve"> in Table A.7. Nothing is tuned, and weighting the classifier as half the panel rather than one third changes the ordering hardly at all (rank agreement 0.98).</w:t>
+      </w:r>
+    </w:p>
+    <w:p>
+      <w:pPr>
+        <w:spacing w:after="120"/>
+      </w:pPr>
+      <w:r>
+        <w:rPr>
+          <w:b/>
+        </w:rPr>
+        <w:t>What the panel says:</w:t>
+      </w:r>
+      <w:r>
+        <w:t xml:space="preserve"> the 7.6-billion-parameter single model leads (+1.11), and </w:t>
+      </w:r>
+      <w:r>
+        <w:rPr>
+          <w:b/>
+        </w:rPr>
+        <w:t>the final system is second of eight (+0.59)</w:t>
+      </w:r>
+      <w:r>
+        <w:t xml:space="preserve">, ahead of the same generator used alone (+0.53), top-1 prompting with that generator (+0.51), the same-size single model (+0.15), the initial pipeline (+0.05), zero-shot prompting (-0.72) and the fine-tuned model (-2.22). </w:t>
+      </w:r>
+      <w:r>
+        <w:rPr>
+          <w:b/>
+        </w:rPr>
+        <w:t>Among the systems that fit the 8 GB budget of requirement N1, it is first.</w:t>
+      </w:r>
+      <w:r>
+        <w:t xml:space="preserve"> The ordering matters for the central question of this thesis, because the two-stage design and the same generator prompted directly swap places depending on who is asked: the model judges put that single model slightly ahead on empathy (8.04 against 7.84), the classifier puts our system clearly ahead (5.05 against 4.75), and across the three raters together ours comes out in front. That is a narrow result and we do not claim significance for it (Section 5.4.5); what it does show is that the decoupled design is not bought at the cost of empathy.</w:t>
+      </w:r>
+    </w:p>
+    <w:p>
+      <w:pPr>
+        <w:spacing w:after="120"/>
+      </w:pPr>
+      <w:r>
+        <w:rPr>
+          <w:b/>
+        </w:rPr>
+        <w:t>How we checked that the scoring was fair:</w:t>
+      </w:r>
+      <w:r>
+        <w:t xml:space="preserve"> Figure 5.1 prints the prompt a judge receives and the five controls around it, of which the first matters most: the judge sees the user's message and one reply and nothing else, so it cannot know which design wrote the text or whether that design is ours. The raters are then checked against each other rather than trusted: the two judges agree at rho = 0.69 reply by reply and order the systems almost identically, and the classifier, which shares nothing with them, agrees on the ordering across systems at rho = 0.74 (Section 5.4.4). Three raters that disagree on individual replies but agree on which systems are better is what a panel is for.</w:t>
+      </w:r>
+    </w:p>
+    <w:p>
+      <w:pPr>
+        <w:spacing w:after="120"/>
+      </w:pPr>
+      <w:r>
+        <w:rPr>
+          <w:b/>
+        </w:rPr>
+        <w:t>Every emotion was judged, not a favourable subset:</w:t>
+      </w:r>
+      <w:r>
+        <w:t xml:space="preserve"> the sample holds two conversations for each of the 32 emotions, the shortest and the longest message in that category, so no emotion is missing and no length band is over-represented; the judged messages run from 4 to 54 words. Figure 5.2 gives the final system's judge empathy for each emotion, and the spread is wide and patterned: above its own mean on acute distress (</w:t>
+      </w:r>
+      <w:r>
+        <w:rPr>
+          <w:i/>
+        </w:rPr>
+        <w:t>terrified</w:t>
+      </w:r>
+      <w:r>
+        <w:t xml:space="preserve"> 9.0, </w:t>
+      </w:r>
+      <w:r>
+        <w:rPr>
+          <w:i/>
+        </w:rPr>
+        <w:t>sad</w:t>
+      </w:r>
+      <w:r>
+        <w:t xml:space="preserve">, </w:t>
+      </w:r>
+      <w:r>
+        <w:rPr>
+          <w:i/>
+        </w:rPr>
+        <w:t>devastated</w:t>
+      </w:r>
+      <w:r>
+        <w:t xml:space="preserve">, </w:t>
+      </w:r>
+      <w:r>
+        <w:rPr>
+          <w:i/>
+        </w:rPr>
+        <w:t>afraid</w:t>
+      </w:r>
+      <w:r>
+        <w:t xml:space="preserve">, </w:t>
+      </w:r>
+      <w:r>
+        <w:rPr>
+          <w:i/>
+        </w:rPr>
+        <w:t>angry</w:t>
+      </w:r>
+      <w:r>
+        <w:t>), below it on positive or settled states (</w:t>
+      </w:r>
+      <w:r>
+        <w:rPr>
+          <w:i/>
+        </w:rPr>
+        <w:t>confident</w:t>
+      </w:r>
+      <w:r>
+        <w:t xml:space="preserve"> 5.5, </w:t>
+      </w:r>
+      <w:r>
+        <w:rPr>
+          <w:i/>
+        </w:rPr>
+        <w:t>trusting</w:t>
+      </w:r>
+      <w:r>
+        <w:t xml:space="preserve">, </w:t>
+      </w:r>
+      <w:r>
+        <w:rPr>
+          <w:i/>
+        </w:rPr>
+        <w:t>grateful</w:t>
+      </w:r>
+      <w:r>
+        <w:t xml:space="preserve">, </w:t>
+      </w:r>
+      <w:r>
+        <w:rPr>
+          <w:i/>
+        </w:rPr>
+        <w:t>hopeful</w:t>
+      </w:r>
+      <w:r>
+        <w:t>). That is what a system built for support should look like, and it also marks where it is weakest. With two conversations behind each value, these are indicative and no significance is claimed for them.</w:t>
+      </w:r>
+    </w:p>
+    <w:p>
+      <w:pPr>
+        <w:spacing w:after="120"/>
+      </w:pPr>
+      <w:r>
+        <w:rPr>
+          <w:b/>
+        </w:rPr>
+        <w:t>What the ranking settles, and what it does not:</w:t>
+      </w:r>
+      <w:r>
+        <w:t xml:space="preserve"> the four leading systems all use a generator of 3.8 billion parameters or more and sit within 0.08 of one another on the panel score, and none of the differences among them survives correction on the judges' own scores (Section 5.4.5). What the panel separates cleanly is scale: every system below those four uses a generator of 1.5 billion parameters or fewer. The panel is therefore evidence that the decoupled design holds its own at its scale, not that it beats the systems next to it; the case for choosing it over the same generator alone rests on the measures in Section 5.5.5, where the two are not tied.</w:t>
+      </w:r>
+    </w:p>
+    <w:tbl>
+      <w:tblPr>
+        <w:tblStyle w:val="TableGrid"/>
+        <w:tblW w:type="auto" w:w="0"/>
+        <w:tblLook w:firstColumn="1" w:firstRow="1" w:lastColumn="0" w:lastRow="0" w:noHBand="0" w:noVBand="1" w:val="04A0"/>
+      </w:tblPr>
+      <w:tblGrid>
+        <w:gridCol w:w="1560"/>
+        <w:gridCol w:w="1560"/>
+        <w:gridCol w:w="1560"/>
+        <w:gridCol w:w="1560"/>
+        <w:gridCol w:w="1560"/>
+        <w:gridCol w:w="1560"/>
+      </w:tblGrid>
+      <w:tr>
+        <w:tc>
+          <w:tcPr>
+            <w:tcW w:type="dxa" w:w="1560"/>
+            <w:shd w:val="clear" w:color="auto" w:fill="E3EEFB"/>
+          </w:tcPr>
+          <w:p>
+            <w:r>
+              <w:rPr>
+                <w:b/>
+              </w:rPr>
+            </w:r>
+            <w:r>
+              <w:rPr>
+                <w:b/>
+                <w:sz w:val="16"/>
+              </w:rPr>
+              <w:t>Rank</w:t>
+            </w:r>
+          </w:p>
+        </w:tc>
+        <w:tc>
+          <w:tcPr>
+            <w:tcW w:type="dxa" w:w="1560"/>
+            <w:shd w:val="clear" w:color="auto" w:fill="E3EEFB"/>
+          </w:tcPr>
+          <w:p>
+            <w:r>
+              <w:rPr>
+                <w:b/>
+              </w:rPr>
+            </w:r>
+            <w:r>
+              <w:rPr>
+                <w:b/>
+                <w:sz w:val="16"/>
+              </w:rPr>
+              <w:t>System</w:t>
+            </w:r>
+          </w:p>
+        </w:tc>
+        <w:tc>
+          <w:tcPr>
+            <w:tcW w:type="dxa" w:w="1560"/>
+            <w:shd w:val="clear" w:color="auto" w:fill="E3EEFB"/>
+          </w:tcPr>
+          <w:p>
+            <w:r>
+              <w:rPr>
+                <w:b/>
+              </w:rPr>
+            </w:r>
+            <w:r>
+              <w:rPr>
+                <w:b/>
+                <w:sz w:val="16"/>
+              </w:rPr>
+              <w:t>Nemotron 3 Ultra (1-10)</w:t>
+            </w:r>
+          </w:p>
+        </w:tc>
+        <w:tc>
+          <w:tcPr>
+            <w:tcW w:type="dxa" w:w="1560"/>
+            <w:shd w:val="clear" w:color="auto" w:fill="E3EEFB"/>
+          </w:tcPr>
+          <w:p>
+            <w:r>
+              <w:rPr>
+                <w:b/>
+              </w:rPr>
+            </w:r>
+            <w:r>
+              <w:rPr>
+                <w:b/>
+                <w:sz w:val="16"/>
+              </w:rPr>
+              <w:t>gpt-oss-120b (1-10)</w:t>
+            </w:r>
+          </w:p>
+        </w:tc>
+        <w:tc>
+          <w:tcPr>
+            <w:tcW w:type="dxa" w:w="1560"/>
+            <w:shd w:val="clear" w:color="auto" w:fill="E3EEFB"/>
+          </w:tcPr>
+          <w:p>
+            <w:r>
+              <w:rPr>
+                <w:b/>
+              </w:rPr>
+            </w:r>
+            <w:r>
+              <w:rPr>
+                <w:b/>
+                <w:sz w:val="16"/>
+              </w:rPr>
+              <w:t>WASSA classifier (0-10)</w:t>
+            </w:r>
+          </w:p>
+        </w:tc>
+        <w:tc>
+          <w:tcPr>
+            <w:tcW w:type="dxa" w:w="1560"/>
+            <w:shd w:val="clear" w:color="auto" w:fill="E3EEFB"/>
+          </w:tcPr>
+          <w:p>
+            <w:r>
+              <w:rPr>
+                <w:b/>
+              </w:rPr>
+            </w:r>
+            <w:r>
+              <w:rPr>
+                <w:b/>
+                <w:sz w:val="16"/>
+              </w:rPr>
+              <w:t>Panel score</w:t>
+            </w:r>
+          </w:p>
+        </w:tc>
+      </w:tr>
+      <w:tr>
+        <w:tc>
+          <w:tcPr>
+            <w:tcW w:type="dxa" w:w="1560"/>
+          </w:tcPr>
+          <w:p>
+            <w:r/>
+            <w:r>
+              <w:rPr>
+                <w:sz w:val="16"/>
+              </w:rPr>
+              <w:t>1</w:t>
+            </w:r>
+          </w:p>
+        </w:tc>
+        <w:tc>
+          <w:tcPr>
+            <w:tcW w:type="dxa" w:w="1560"/>
+          </w:tcPr>
+          <w:p>
+            <w:r/>
+            <w:r>
+              <w:rPr>
+                <w:sz w:val="16"/>
+              </w:rPr>
+              <w:t>Single model Qwen-7B</w:t>
+            </w:r>
+          </w:p>
+        </w:tc>
+        <w:tc>
+          <w:tcPr>
+            <w:tcW w:type="dxa" w:w="1560"/>
+          </w:tcPr>
+          <w:p>
+            <w:r/>
+            <w:r>
+              <w:rPr>
+                <w:sz w:val="16"/>
+              </w:rPr>
+              <w:t>8.12</w:t>
+            </w:r>
+          </w:p>
+        </w:tc>
+        <w:tc>
+          <w:tcPr>
+            <w:tcW w:type="dxa" w:w="1560"/>
+          </w:tcPr>
+          <w:p>
+            <w:r/>
+            <w:r>
+              <w:rPr>
+                <w:sz w:val="16"/>
+              </w:rPr>
+              <w:t>8.17</w:t>
+            </w:r>
+          </w:p>
+        </w:tc>
+        <w:tc>
+          <w:tcPr>
+            <w:tcW w:type="dxa" w:w="1560"/>
+          </w:tcPr>
+          <w:p>
+            <w:r/>
+            <w:r>
+              <w:rPr>
+                <w:sz w:val="16"/>
+              </w:rPr>
+              <w:t>5.76</w:t>
+            </w:r>
+          </w:p>
+        </w:tc>
+        <w:tc>
+          <w:tcPr>
+            <w:tcW w:type="dxa" w:w="1560"/>
+          </w:tcPr>
+          <w:p>
+            <w:r/>
+            <w:r>
+              <w:rPr>
+                <w:sz w:val="16"/>
+              </w:rPr>
+              <w:t>+1.11</w:t>
+            </w:r>
+          </w:p>
+        </w:tc>
+      </w:tr>
+      <w:tr>
+        <w:tc>
+          <w:tcPr>
+            <w:tcW w:type="dxa" w:w="1560"/>
+          </w:tcPr>
+          <w:p>
+            <w:r/>
+            <w:r>
+              <w:rPr>
+                <w:sz w:val="16"/>
+              </w:rPr>
+              <w:t>2</w:t>
+            </w:r>
+          </w:p>
+        </w:tc>
+        <w:tc>
+          <w:tcPr>
+            <w:tcW w:type="dxa" w:w="1560"/>
+          </w:tcPr>
+          <w:p>
+            <w:r/>
+            <w:r>
+              <w:rPr>
+                <w:sz w:val="16"/>
+              </w:rPr>
+              <w:t>FINAL: two-stage Phi-4-mini</w:t>
+            </w:r>
+          </w:p>
+        </w:tc>
+        <w:tc>
+          <w:tcPr>
+            <w:tcW w:type="dxa" w:w="1560"/>
+          </w:tcPr>
+          <w:p>
+            <w:r/>
+            <w:r>
+              <w:rPr>
+                <w:sz w:val="16"/>
+              </w:rPr>
+              <w:t>7.69</w:t>
+            </w:r>
+          </w:p>
+        </w:tc>
+        <w:tc>
+          <w:tcPr>
+            <w:tcW w:type="dxa" w:w="1560"/>
+          </w:tcPr>
+          <w:p>
+            <w:r/>
+            <w:r>
+              <w:rPr>
+                <w:sz w:val="16"/>
+              </w:rPr>
+              <w:t>8.00</w:t>
+            </w:r>
+          </w:p>
+        </w:tc>
+        <w:tc>
+          <w:tcPr>
+            <w:tcW w:type="dxa" w:w="1560"/>
+          </w:tcPr>
+          <w:p>
+            <w:r/>
+            <w:r>
+              <w:rPr>
+                <w:sz w:val="16"/>
+              </w:rPr>
+              <w:t>5.05</w:t>
+            </w:r>
+          </w:p>
+        </w:tc>
+        <w:tc>
+          <w:tcPr>
+            <w:tcW w:type="dxa" w:w="1560"/>
+          </w:tcPr>
+          <w:p>
+            <w:r/>
+            <w:r>
+              <w:rPr>
+                <w:sz w:val="16"/>
+              </w:rPr>
+              <w:t>+0.59</w:t>
+            </w:r>
+          </w:p>
+        </w:tc>
+      </w:tr>
+      <w:tr>
+        <w:tc>
+          <w:tcPr>
+            <w:tcW w:type="dxa" w:w="1560"/>
+          </w:tcPr>
+          <w:p>
+            <w:r/>
+            <w:r>
+              <w:rPr>
+                <w:sz w:val="16"/>
+              </w:rPr>
+              <w:t>3</w:t>
+            </w:r>
+          </w:p>
+        </w:tc>
+        <w:tc>
+          <w:tcPr>
+            <w:tcW w:type="dxa" w:w="1560"/>
+          </w:tcPr>
+          <w:p>
+            <w:r/>
+            <w:r>
+              <w:rPr>
+                <w:sz w:val="16"/>
+              </w:rPr>
+              <w:t>Single model Phi-4-mini</w:t>
+            </w:r>
+          </w:p>
+        </w:tc>
+        <w:tc>
+          <w:tcPr>
+            <w:tcW w:type="dxa" w:w="1560"/>
+          </w:tcPr>
+          <w:p>
+            <w:r/>
+            <w:r>
+              <w:rPr>
+                <w:sz w:val="16"/>
+              </w:rPr>
+              <w:t>7.94</w:t>
+            </w:r>
+          </w:p>
+        </w:tc>
+        <w:tc>
+          <w:tcPr>
+            <w:tcW w:type="dxa" w:w="1560"/>
+          </w:tcPr>
+          <w:p>
+            <w:r/>
+            <w:r>
+              <w:rPr>
+                <w:sz w:val="16"/>
+              </w:rPr>
+              <w:t>8.14</w:t>
+            </w:r>
+          </w:p>
+        </w:tc>
+        <w:tc>
+          <w:tcPr>
+            <w:tcW w:type="dxa" w:w="1560"/>
+          </w:tcPr>
+          <w:p>
+            <w:r/>
+            <w:r>
+              <w:rPr>
+                <w:sz w:val="16"/>
+              </w:rPr>
+              <w:t>4.75</w:t>
+            </w:r>
+          </w:p>
+        </w:tc>
+        <w:tc>
+          <w:tcPr>
+            <w:tcW w:type="dxa" w:w="1560"/>
+          </w:tcPr>
+          <w:p>
+            <w:r/>
+            <w:r>
+              <w:rPr>
+                <w:sz w:val="16"/>
+              </w:rPr>
+              <w:t>+0.53</w:t>
+            </w:r>
+          </w:p>
+        </w:tc>
+      </w:tr>
+      <w:tr>
+        <w:tc>
+          <w:tcPr>
+            <w:tcW w:type="dxa" w:w="1560"/>
+          </w:tcPr>
+          <w:p>
+            <w:r/>
+            <w:r>
+              <w:rPr>
+                <w:sz w:val="16"/>
+              </w:rPr>
+              <w:t>4</w:t>
+            </w:r>
+          </w:p>
+        </w:tc>
+        <w:tc>
+          <w:tcPr>
+            <w:tcW w:type="dxa" w:w="1560"/>
+          </w:tcPr>
+          <w:p>
+            <w:r/>
+            <w:r>
+              <w:rPr>
+                <w:sz w:val="16"/>
+              </w:rPr>
+              <w:t>RoBERTa + Phi-4-mini (top-1)</w:t>
+            </w:r>
+          </w:p>
+        </w:tc>
+        <w:tc>
+          <w:tcPr>
+            <w:tcW w:type="dxa" w:w="1560"/>
+          </w:tcPr>
+          <w:p>
+            <w:r/>
+            <w:r>
+              <w:rPr>
+                <w:sz w:val="16"/>
+              </w:rPr>
+              <w:t>7.58</w:t>
+            </w:r>
+          </w:p>
+        </w:tc>
+        <w:tc>
+          <w:tcPr>
+            <w:tcW w:type="dxa" w:w="1560"/>
+          </w:tcPr>
+          <w:p>
+            <w:r/>
+            <w:r>
+              <w:rPr>
+                <w:sz w:val="16"/>
+              </w:rPr>
+              <w:t>8.09</w:t>
+            </w:r>
+          </w:p>
+        </w:tc>
+        <w:tc>
+          <w:tcPr>
+            <w:tcW w:type="dxa" w:w="1560"/>
+          </w:tcPr>
+          <w:p>
+            <w:r/>
+            <w:r>
+              <w:rPr>
+                <w:sz w:val="16"/>
+              </w:rPr>
+              <w:t>4.89</w:t>
+            </w:r>
+          </w:p>
+        </w:tc>
+        <w:tc>
+          <w:tcPr>
+            <w:tcW w:type="dxa" w:w="1560"/>
+          </w:tcPr>
+          <w:p>
+            <w:r/>
+            <w:r>
+              <w:rPr>
+                <w:sz w:val="16"/>
+              </w:rPr>
+              <w:t>+0.51</w:t>
+            </w:r>
+          </w:p>
+        </w:tc>
+      </w:tr>
+      <w:tr>
+        <w:tc>
+          <w:tcPr>
+            <w:tcW w:type="dxa" w:w="1560"/>
+          </w:tcPr>
+          <w:p>
+            <w:r/>
+            <w:r>
+              <w:rPr>
+                <w:sz w:val="16"/>
+              </w:rPr>
+              <w:t>5</w:t>
+            </w:r>
+          </w:p>
+        </w:tc>
+        <w:tc>
+          <w:tcPr>
+            <w:tcW w:type="dxa" w:w="1560"/>
+          </w:tcPr>
+          <w:p>
+            <w:r/>
+            <w:r>
+              <w:rPr>
+                <w:sz w:val="16"/>
+              </w:rPr>
+              <w:t>Single model Qwen-1.5B</w:t>
+            </w:r>
+          </w:p>
+        </w:tc>
+        <w:tc>
+          <w:tcPr>
+            <w:tcW w:type="dxa" w:w="1560"/>
+          </w:tcPr>
+          <w:p>
+            <w:r/>
+            <w:r>
+              <w:rPr>
+                <w:sz w:val="16"/>
+              </w:rPr>
+              <w:t>6.92</w:t>
+            </w:r>
+          </w:p>
+        </w:tc>
+        <w:tc>
+          <w:tcPr>
+            <w:tcW w:type="dxa" w:w="1560"/>
+          </w:tcPr>
+          <w:p>
+            <w:r/>
+            <w:r>
+              <w:rPr>
+                <w:sz w:val="16"/>
+              </w:rPr>
+              <w:t>7.38</w:t>
+            </w:r>
+          </w:p>
+        </w:tc>
+        <w:tc>
+          <w:tcPr>
+            <w:tcW w:type="dxa" w:w="1560"/>
+          </w:tcPr>
+          <w:p>
+            <w:r/>
+            <w:r>
+              <w:rPr>
+                <w:sz w:val="16"/>
+              </w:rPr>
+              <w:t>4.84</w:t>
+            </w:r>
+          </w:p>
+        </w:tc>
+        <w:tc>
+          <w:tcPr>
+            <w:tcW w:type="dxa" w:w="1560"/>
+          </w:tcPr>
+          <w:p>
+            <w:r/>
+            <w:r>
+              <w:rPr>
+                <w:sz w:val="16"/>
+              </w:rPr>
+              <w:t>+0.15</w:t>
+            </w:r>
+          </w:p>
+        </w:tc>
+      </w:tr>
+      <w:tr>
+        <w:tc>
+          <w:tcPr>
+            <w:tcW w:type="dxa" w:w="1560"/>
+          </w:tcPr>
+          <w:p>
+            <w:r/>
+            <w:r>
+              <w:rPr>
+                <w:sz w:val="16"/>
+              </w:rPr>
+              <w:t>6</w:t>
+            </w:r>
+          </w:p>
+        </w:tc>
+        <w:tc>
+          <w:tcPr>
+            <w:tcW w:type="dxa" w:w="1560"/>
+          </w:tcPr>
+          <w:p>
+            <w:r/>
+            <w:r>
+              <w:rPr>
+                <w:sz w:val="16"/>
+              </w:rPr>
+              <w:t>Initial pipeline (GPT-2 + Qwen)</w:t>
+            </w:r>
+          </w:p>
+        </w:tc>
+        <w:tc>
+          <w:tcPr>
+            <w:tcW w:type="dxa" w:w="1560"/>
+          </w:tcPr>
+          <w:p>
+            <w:r/>
+            <w:r>
+              <w:rPr>
+                <w:sz w:val="16"/>
+              </w:rPr>
+              <w:t>6.79</w:t>
+            </w:r>
+          </w:p>
+        </w:tc>
+        <w:tc>
+          <w:tcPr>
+            <w:tcW w:type="dxa" w:w="1560"/>
+          </w:tcPr>
+          <w:p>
+            <w:r/>
+            <w:r>
+              <w:rPr>
+                <w:sz w:val="16"/>
+              </w:rPr>
+              <w:t>7.20</w:t>
+            </w:r>
+          </w:p>
+        </w:tc>
+        <w:tc>
+          <w:tcPr>
+            <w:tcW w:type="dxa" w:w="1560"/>
+          </w:tcPr>
+          <w:p>
+            <w:r/>
+            <w:r>
+              <w:rPr>
+                <w:sz w:val="16"/>
+              </w:rPr>
+              <w:t>4.80</w:t>
+            </w:r>
+          </w:p>
+        </w:tc>
+        <w:tc>
+          <w:tcPr>
+            <w:tcW w:type="dxa" w:w="1560"/>
+          </w:tcPr>
+          <w:p>
+            <w:r/>
+            <w:r>
+              <w:rPr>
+                <w:sz w:val="16"/>
+              </w:rPr>
+              <w:t>+0.05</w:t>
+            </w:r>
+          </w:p>
+        </w:tc>
+      </w:tr>
+      <w:tr>
+        <w:tc>
+          <w:tcPr>
+            <w:tcW w:type="dxa" w:w="1560"/>
+          </w:tcPr>
+          <w:p>
+            <w:r/>
+            <w:r>
+              <w:rPr>
+                <w:sz w:val="16"/>
+              </w:rPr>
+              <w:t>7</w:t>
+            </w:r>
+          </w:p>
+        </w:tc>
+        <w:tc>
+          <w:tcPr>
+            <w:tcW w:type="dxa" w:w="1560"/>
+          </w:tcPr>
+          <w:p>
+            <w:r/>
+            <w:r>
+              <w:rPr>
+                <w:sz w:val="16"/>
+              </w:rPr>
+              <w:t>Zero-shot Qwen-1.5B</w:t>
+            </w:r>
+          </w:p>
+        </w:tc>
+        <w:tc>
+          <w:tcPr>
+            <w:tcW w:type="dxa" w:w="1560"/>
+          </w:tcPr>
+          <w:p>
+            <w:r/>
+            <w:r>
+              <w:rPr>
+                <w:sz w:val="16"/>
+              </w:rPr>
+              <w:t>5.33</w:t>
+            </w:r>
+          </w:p>
+        </w:tc>
+        <w:tc>
+          <w:tcPr>
+            <w:tcW w:type="dxa" w:w="1560"/>
+          </w:tcPr>
+          <w:p>
+            <w:r/>
+            <w:r>
+              <w:rPr>
+                <w:sz w:val="16"/>
+              </w:rPr>
+              <w:t>6.66</w:t>
+            </w:r>
+          </w:p>
+        </w:tc>
+        <w:tc>
+          <w:tcPr>
+            <w:tcW w:type="dxa" w:w="1560"/>
+          </w:tcPr>
+          <w:p>
+            <w:r/>
+            <w:r>
+              <w:rPr>
+                <w:sz w:val="16"/>
+              </w:rPr>
+              <w:t>4.25</w:t>
+            </w:r>
+          </w:p>
+        </w:tc>
+        <w:tc>
+          <w:tcPr>
+            <w:tcW w:type="dxa" w:w="1560"/>
+          </w:tcPr>
+          <w:p>
+            <w:r/>
+            <w:r>
+              <w:rPr>
+                <w:sz w:val="16"/>
+              </w:rPr>
+              <w:t>-0.72</w:t>
+            </w:r>
+          </w:p>
+        </w:tc>
+      </w:tr>
+      <w:tr>
+        <w:tc>
+          <w:tcPr>
+            <w:tcW w:type="dxa" w:w="1560"/>
+          </w:tcPr>
+          <w:p>
+            <w:r/>
+            <w:r>
+              <w:rPr>
+                <w:sz w:val="16"/>
+              </w:rPr>
+              <w:t>8</w:t>
+            </w:r>
+          </w:p>
+        </w:tc>
+        <w:tc>
+          <w:tcPr>
+            <w:tcW w:type="dxa" w:w="1560"/>
+          </w:tcPr>
+          <w:p>
+            <w:r/>
+            <w:r>
+              <w:rPr>
+                <w:sz w:val="16"/>
+              </w:rPr>
+              <w:t>Fine-tuned Qwen-1.5B</w:t>
+            </w:r>
+          </w:p>
+        </w:tc>
+        <w:tc>
+          <w:tcPr>
+            <w:tcW w:type="dxa" w:w="1560"/>
+          </w:tcPr>
+          <w:p>
+            <w:r/>
+            <w:r>
+              <w:rPr>
+                <w:sz w:val="16"/>
+              </w:rPr>
+              <w:t>3.89</w:t>
+            </w:r>
+          </w:p>
+        </w:tc>
+        <w:tc>
+          <w:tcPr>
+            <w:tcW w:type="dxa" w:w="1560"/>
+          </w:tcPr>
+          <w:p>
+            <w:r/>
+            <w:r>
+              <w:rPr>
+                <w:sz w:val="16"/>
+              </w:rPr>
+              <w:t>3.86</w:t>
+            </w:r>
+          </w:p>
+        </w:tc>
+        <w:tc>
+          <w:tcPr>
+            <w:tcW w:type="dxa" w:w="1560"/>
+          </w:tcPr>
+          <w:p>
+            <w:r/>
+            <w:r>
+              <w:rPr>
+                <w:sz w:val="16"/>
+              </w:rPr>
+              <w:t>3.36</w:t>
+            </w:r>
+          </w:p>
+        </w:tc>
+        <w:tc>
+          <w:tcPr>
+            <w:tcW w:type="dxa" w:w="1560"/>
+          </w:tcPr>
+          <w:p>
+            <w:r/>
+            <w:r>
+              <w:rPr>
+                <w:sz w:val="16"/>
+              </w:rPr>
+              <w:t>-2.22</w:t>
+            </w:r>
+          </w:p>
+        </w:tc>
+      </w:tr>
+    </w:tbl>
+    <w:p/>
+    <w:p>
+      <w:r>
+        <w:rPr>
+          <w:i/>
+          <w:sz w:val="20"/>
+        </w:rPr>
+        <w:t>Table 5.2: The empathy panel: the two model judges, the classifier, and the combined panel score</w:t>
+      </w:r>
+    </w:p>
+    <w:p>
       <w:r>
         <w:drawing>
           <wp:inline xmlns:a="http://schemas.openxmlformats.org/drawingml/2006/main" xmlns:pic="http://schemas.openxmlformats.org/drawingml/2006/picture">
-            <wp:extent cx="5486400" cy="3168372"/>
+            <wp:extent cx="5486400" cy="5118838"/>
             <wp:docPr id="1" name="Picture 1"/>
             <wp:cNvGraphicFramePr>
               <a:graphicFrameLocks noChangeAspect="1"/>
@@ -1765,7 +2814,7 @@
               <a:graphicData uri="http://schemas.openxmlformats.org/drawingml/2006/picture">
                 <pic:pic>
                   <pic:nvPicPr>
-                    <pic:cNvPr id="0" name="fig_headline_scoreboard.png"/>
+                    <pic:cNvPr id="0" name="fig_judge_prompt.png"/>
                     <pic:cNvPicPr/>
                   </pic:nvPicPr>
                   <pic:blipFill>
@@ -1777,7 +2826,7 @@
                   <pic:spPr>
                     <a:xfrm>
                       <a:off x="0" y="0"/>
-                      <a:ext cx="5486400" cy="3168372"/>
+                      <a:ext cx="5486400" cy="5118838"/>
                     </a:xfrm>
                     <a:prstGeom prst="rect"/>
                   </pic:spPr>
@@ -1794,7 +2843,52 @@
           <w:i/>
           <w:sz w:val="20"/>
         </w:rPr>
-        <w:t>Figure 5.1: The three headline measures for every system: rule adherence, empathy with 95% confidence intervals, and emotion fidelity</w:t>
+        <w:t>Figure 5.1: The prompt each judge receives, and the controls that keep the scoring fair</w:t>
+      </w:r>
+    </w:p>
+    <w:p>
+      <w:r>
+        <w:drawing>
+          <wp:inline xmlns:a="http://schemas.openxmlformats.org/drawingml/2006/main" xmlns:pic="http://schemas.openxmlformats.org/drawingml/2006/picture">
+            <wp:extent cx="5486400" cy="3989857"/>
+            <wp:docPr id="2" name="Picture 2"/>
+            <wp:cNvGraphicFramePr>
+              <a:graphicFrameLocks noChangeAspect="1"/>
+            </wp:cNvGraphicFramePr>
+            <a:graphic>
+              <a:graphicData uri="http://schemas.openxmlformats.org/drawingml/2006/picture">
+                <pic:pic>
+                  <pic:nvPicPr>
+                    <pic:cNvPr id="0" name="fig_judge_emotion_coverage.png"/>
+                    <pic:cNvPicPr/>
+                  </pic:nvPicPr>
+                  <pic:blipFill>
+                    <a:blip r:embed="rId10"/>
+                    <a:stretch>
+                      <a:fillRect/>
+                    </a:stretch>
+                  </pic:blipFill>
+                  <pic:spPr>
+                    <a:xfrm>
+                      <a:off x="0" y="0"/>
+                      <a:ext cx="5486400" cy="3989857"/>
+                    </a:xfrm>
+                    <a:prstGeom prst="rect"/>
+                  </pic:spPr>
+                </pic:pic>
+              </a:graphicData>
+            </a:graphic>
+          </wp:inline>
+        </w:drawing>
+      </w:r>
+    </w:p>
+    <w:p>
+      <w:r>
+        <w:rPr>
+          <w:i/>
+          <w:sz w:val="20"/>
+        </w:rPr>
+        <w:t>Figure 5.2: Judge empathy of the final system for each of the 32 emotions, two conversations each</w:t>
       </w:r>
     </w:p>
     <w:p>
@@ -1802,7 +2896,7 @@
         <w:pStyle w:val="Heading2"/>
       </w:pPr>
       <w:r>
-        <w:t>5.1.4 Inside the Two-Stage Decision, and Repetition</w:t>
+        <w:t>5.1.6 Human Evaluation</w:t>
       </w:r>
     </w:p>
     <w:p>
@@ -1810,25 +2904,34 @@
         <w:spacing w:after="120"/>
       </w:pPr>
       <w:r>
-        <w:t xml:space="preserve">The true emotion is among the detector's three candidates in 78.0% of the evaluation conversations, every stage-1 answer named one of the three, so the fallback was never needed, and the generator overrides the detector's first choice in 40.7% of cases. Its final choice matches the gold label in </w:t>
+        <w:t xml:space="preserve">To check the automatic measures against people, we ran a rating study. Participants read 8 situations; for each they saw three replies in counterbalanced order, from the final system, the same-size single model and the largest single model, and rated each from 1 to 5 on three dimensions with written anchors: </w:t>
       </w:r>
       <w:r>
         <w:rPr>
           <w:b/>
         </w:rPr>
-        <w:t>42.3%</w:t>
-      </w:r>
-      <w:r>
-        <w:t xml:space="preserve"> of conversations, which is </w:t>
+        <w:t>empathy and emotional validation</w:t>
+      </w:r>
+      <w:r>
+        <w:t xml:space="preserve">, how well the reply recognises and validates the feeling; </w:t>
       </w:r>
       <w:r>
         <w:rPr>
-          <w:i/>
+          <w:b/>
         </w:rPr>
-        <w:t>lower</w:t>
-      </w:r>
-      <w:r>
-        <w:t xml:space="preserve"> than the detector's own 50.3% on the same conversations, and reliably so (Section 5.4.3). The two-stage design therefore does not earn its gains by picking the gold label more often; Section 5.6.2 explains what it does instead.</w:t>
+        <w:t>contextual relevance</w:t>
+      </w:r>
+      <w:r>
+        <w:t xml:space="preserve">, how well it addresses this person's situation rather than giving a generic answer; and </w:t>
+      </w:r>
+      <w:r>
+        <w:rPr>
+          <w:b/>
+        </w:rPr>
+        <w:t>supportiveness</w:t>
+      </w:r>
+      <w:r>
+        <w:t>, how supported the reader would feel on receiving it. Each situation ends with a preference question, which keeps the head-to-head comparison used in similar studies [28] beside the ratings; rating as well as choosing gives every system a score on every situation, so the size of a difference can be measured and not only its direction. The situations cover the four emotions most central to supportive conversation and five of the eight are also scored by the AI judges, which is what lets the two rankings be compared. Table A.10 gives the item-by-item design.</w:t>
       </w:r>
     </w:p>
     <w:p>
@@ -1836,16 +2939,11 @@
         <w:spacing w:after="120"/>
       </w:pPr>
       <w:r>
-        <w:t xml:space="preserve">Repetitiveness is the most common complaint about machine-written empathy [15], so we measure it as a </w:t>
-      </w:r>
-      <w:r>
         <w:rPr>
           <w:b/>
+          <w:color w:val="B03A00"/>
         </w:rPr>
-        <w:t>boilerplate rate</w:t>
-      </w:r>
-      <w:r>
-        <w:t>: the share of replies containing one of that system's ten most frequent five-word phrases. The final system's rate is 58.7%, with "how are you feeling right" appearing in 49 replies. The comparison that matters is the same generator prompted generically, at 77.0%: per-emotion prompts reduce repetition in an identical model without curing it.</w:t>
+        <w:t>[[PENDING: number of participants; mean rating of each system on each of the three dimensions, with paired tests; preference rate of each system against the chance level of 33.3%; agreement between participants; and agreement between the human ranking and the AI-judge ranking.]]</w:t>
       </w:r>
     </w:p>
     <w:p>
@@ -1853,7 +2951,7 @@
         <w:pStyle w:val="Heading2"/>
       </w:pPr>
       <w:r>
-        <w:t>5.1.5 The AI-Judge Panel</w:t>
+        <w:t>5.1.7 The System at Work</w:t>
       </w:r>
     </w:p>
     <w:p>
@@ -1861,13 +2959,7 @@
         <w:spacing w:after="120"/>
       </w:pPr>
       <w:r>
-        <w:rPr>
-          <w:b/>
-        </w:rPr>
-        <w:t>Why these two models:</w:t>
-      </w:r>
-      <w:r>
-        <w:t xml:space="preserve"> three requirements fixed the panel. A judge had to be flagship-scale, because only strong judges track human preference reliably [18]; it could not share a family with anything it judges, because LLM evaluators favour their own generations [33]; and one judge is not enough, because a panel from different developers shows less of any single model's bias [19]. Nemotron 3 Ultra (NVIDIA) and gpt-oss-120b (OpenAI, open weights) meet all three, neither is related to Phi-4-mini (Microsoft) or Qwen (Alibaba), and both are reachable on free tiers, which a project with no compute budget needs. Four further candidates were prepared and lost to circumstances outside the work (Table A.9).</w:t>
+        <w:t>Numbers say how often something happens; they do not show what the system does. Two figures close this section with the system running on real input, printing its audit trail.</w:t>
       </w:r>
     </w:p>
     <w:p>
@@ -1875,25 +2967,40 @@
         <w:spacing w:after="120"/>
       </w:pPr>
       <w:r>
-        <w:t>Each judge scores every reply from 1 to 10 for empathy, relevance and safety, and the panel score is the mean of the two. The ordering is led by the largest single model (</w:t>
-      </w:r>
-      <w:r>
         <w:rPr>
           <w:b/>
         </w:rPr>
-        <w:t>8.90</w:t>
-      </w:r>
-      <w:r>
-        <w:t xml:space="preserve">), then the single model built on our own generator (8.78), the </w:t>
+        <w:t>The detector (Figure 5.3):</w:t>
+      </w:r>
+      <w:r>
+        <w:t xml:space="preserve"> for each message it returns three candidates with their confidence and the words its attention selected: </w:t>
       </w:r>
       <w:r>
         <w:rPr>
-          <w:b/>
+          <w:i/>
         </w:rPr>
-        <w:t>final system (8.68)</w:t>
-      </w:r>
-      <w:r>
-        <w:t xml:space="preserve"> and top-1 Phi-4-mini prompting (8.65), followed by the same-size single model (8.24), the initial pipeline (8.04), zero-shot prompting (7.51) and the fine-tuned model (5.96). One pattern repeats in every system: safety is easy to satisfy (9.31 to 9.86 for all but the fine-tuned model), relevance is harder, and empathy hardest; the final system scores 7.84, 8.45 and 9.76.</w:t>
+        <w:t>lonely</w:t>
+      </w:r>
+      <w:r>
+        <w:t xml:space="preserve"> at 91.9% for someone who moved city and stopped speaking to people, and </w:t>
+      </w:r>
+      <w:r>
+        <w:rPr>
+          <w:i/>
+        </w:rPr>
+        <w:t>devastated</w:t>
+      </w:r>
+      <w:r>
+        <w:t xml:space="preserve"> at 54.3% ahead of </w:t>
+      </w:r>
+      <w:r>
+        <w:rPr>
+          <w:i/>
+        </w:rPr>
+        <w:t>sad</w:t>
+      </w:r>
+      <w:r>
+        <w:t xml:space="preserve"> at 30.9% for a dog lost while its owner was away, where the attention picks out "My dog disappeared" and "and nobody told". Those candidates and cue words are exactly what the generator receives next.</w:t>
       </w:r>
     </w:p>
     <w:p>
@@ -1904,10 +3011,135 @@
         <w:rPr>
           <w:b/>
         </w:rPr>
-        <w:t>How we checked that the scoring was fair:</w:t>
-      </w:r>
-      <w:r>
-        <w:t xml:space="preserve"> Figure 5.2 prints the prompt a judge receives and the five controls around it. The judge sees the user's message and one reply and nothing else, so it cannot know which design wrote the text or whether that design is ours. Both judges scored all 512 replies, so no system was rated by a different judge from another. The rubric fixes what each band of the scale means, the temperature is zero so the same reply always receives the same score, and the answer is constrained to JSON with every parse recorded. Finally the judges are compared against each other rather than trusted: they agree at rho = 0.69 on empathy and order the eight systems the same way (Section 5.4.5).</w:t>
+        <w:t>The agent (Figure 5.4):</w:t>
+      </w:r>
+      <w:r>
+        <w:t xml:space="preserve"> three turns of a conversation about having no time for one's parents. The trail above each reply shows the detector's window widening as the conversation grows, from one message to three, and the emotion it read at each turn: </w:t>
+      </w:r>
+      <w:r>
+        <w:rPr>
+          <w:i/>
+        </w:rPr>
+        <w:t>guilty</w:t>
+      </w:r>
+      <w:r>
+        <w:t xml:space="preserve"> at 56%, then </w:t>
+      </w:r>
+      <w:r>
+        <w:rPr>
+          <w:i/>
+        </w:rPr>
+        <w:t>guilty</w:t>
+      </w:r>
+      <w:r>
+        <w:t xml:space="preserve"> again at 67% once the second message is read together with the first, then </w:t>
+      </w:r>
+      <w:r>
+        <w:rPr>
+          <w:i/>
+        </w:rPr>
+        <w:t>apprehensive</w:t>
+      </w:r>
+      <w:r>
+        <w:t xml:space="preserve"> at 35% when the person asks whether they should talk to their parents, where the agent announces the change, guilty to apprehensive, and answers the feeling the person has now. Every reply obeys the rules it was given: 52, 44 and 49 words, exactly one question each. Neither figure is a mock-up; both print the record the system keeps for every turn.</w:t>
+      </w:r>
+    </w:p>
+    <w:p>
+      <w:r>
+        <w:drawing>
+          <wp:inline xmlns:a="http://schemas.openxmlformats.org/drawingml/2006/main" xmlns:pic="http://schemas.openxmlformats.org/drawingml/2006/picture">
+            <wp:extent cx="5486400" cy="2390152"/>
+            <wp:docPr id="3" name="Picture 3"/>
+            <wp:cNvGraphicFramePr>
+              <a:graphicFrameLocks noChangeAspect="1"/>
+            </wp:cNvGraphicFramePr>
+            <a:graphic>
+              <a:graphicData uri="http://schemas.openxmlformats.org/drawingml/2006/picture">
+                <pic:pic>
+                  <pic:nvPicPr>
+                    <pic:cNvPr id="0" name="fig_demo_d1.png"/>
+                    <pic:cNvPicPr/>
+                  </pic:nvPicPr>
+                  <pic:blipFill>
+                    <a:blip r:embed="rId11"/>
+                    <a:stretch>
+                      <a:fillRect/>
+                    </a:stretch>
+                  </pic:blipFill>
+                  <pic:spPr>
+                    <a:xfrm>
+                      <a:off x="0" y="0"/>
+                      <a:ext cx="5486400" cy="2390152"/>
+                    </a:xfrm>
+                    <a:prstGeom prst="rect"/>
+                  </pic:spPr>
+                </pic:pic>
+              </a:graphicData>
+            </a:graphic>
+          </wp:inline>
+        </w:drawing>
+      </w:r>
+    </w:p>
+    <w:p>
+      <w:r>
+        <w:rPr>
+          <w:i/>
+          <w:sz w:val="20"/>
+        </w:rPr>
+        <w:t>Figure 5.3: The detector on two messages: three candidates, their confidence, and the words its attention selected</w:t>
+      </w:r>
+    </w:p>
+    <w:p>
+      <w:r>
+        <w:drawing>
+          <wp:inline xmlns:a="http://schemas.openxmlformats.org/drawingml/2006/main" xmlns:pic="http://schemas.openxmlformats.org/drawingml/2006/picture">
+            <wp:extent cx="5486400" cy="2683888"/>
+            <wp:docPr id="4" name="Picture 4"/>
+            <wp:cNvGraphicFramePr>
+              <a:graphicFrameLocks noChangeAspect="1"/>
+            </wp:cNvGraphicFramePr>
+            <a:graphic>
+              <a:graphicData uri="http://schemas.openxmlformats.org/drawingml/2006/picture">
+                <pic:pic>
+                  <pic:nvPicPr>
+                    <pic:cNvPr id="0" name="fig_demo_agent.png"/>
+                    <pic:cNvPicPr/>
+                  </pic:nvPicPr>
+                  <pic:blipFill>
+                    <a:blip r:embed="rId12"/>
+                    <a:stretch>
+                      <a:fillRect/>
+                    </a:stretch>
+                  </pic:blipFill>
+                  <pic:spPr>
+                    <a:xfrm>
+                      <a:off x="0" y="0"/>
+                      <a:ext cx="5486400" cy="2683888"/>
+                    </a:xfrm>
+                    <a:prstGeom prst="rect"/>
+                  </pic:spPr>
+                </pic:pic>
+              </a:graphicData>
+            </a:graphic>
+          </wp:inline>
+        </w:drawing>
+      </w:r>
+    </w:p>
+    <w:p>
+      <w:r>
+        <w:rPr>
+          <w:i/>
+          <w:sz w:val="20"/>
+        </w:rPr>
+        <w:t>Figure 5.4: Three turns of the agent, with the audit trail it prints before each reply</w:t>
+      </w:r>
+    </w:p>
+    <w:p>
+      <w:pPr>
+        <w:pStyle w:val="Heading1"/>
+      </w:pPr>
+      <w:r>
+        <w:t>5.2 Analysis of Design Solutions</w:t>
       </w:r>
     </w:p>
     <w:p>
@@ -1915,94 +3147,15 @@
         <w:spacing w:after="120"/>
       </w:pPr>
       <w:r>
-        <w:rPr>
-          <w:b/>
-        </w:rPr>
-        <w:t>Every emotion was judged, not a favourable subset:</w:t>
-      </w:r>
-      <w:r>
-        <w:t xml:space="preserve"> the sample holds two conversations for each of the 32 emotions, the shortest and the longest message in that category, so no emotion is missing and no length band is over-represented; the judged messages run from 4 to 54 words. Figure 5.3 gives the final system's judge empathy for each emotion, and the spread is wide and patterned: above its own mean on acute distress (</w:t>
-      </w:r>
-      <w:r>
-        <w:rPr>
-          <w:i/>
-        </w:rPr>
-        <w:t>terrified</w:t>
-      </w:r>
-      <w:r>
-        <w:t xml:space="preserve"> 9.0, </w:t>
-      </w:r>
-      <w:r>
-        <w:rPr>
-          <w:i/>
-        </w:rPr>
-        <w:t>sad</w:t>
-      </w:r>
-      <w:r>
-        <w:t xml:space="preserve">, </w:t>
-      </w:r>
-      <w:r>
-        <w:rPr>
-          <w:i/>
-        </w:rPr>
-        <w:t>devastated</w:t>
-      </w:r>
-      <w:r>
-        <w:t xml:space="preserve">, </w:t>
-      </w:r>
-      <w:r>
-        <w:rPr>
-          <w:i/>
-        </w:rPr>
-        <w:t>afraid</w:t>
-      </w:r>
-      <w:r>
-        <w:t xml:space="preserve">, </w:t>
-      </w:r>
-      <w:r>
-        <w:rPr>
-          <w:i/>
-        </w:rPr>
-        <w:t>angry</w:t>
-      </w:r>
-      <w:r>
-        <w:t>), below it on positive or settled states (</w:t>
-      </w:r>
-      <w:r>
-        <w:rPr>
-          <w:i/>
-        </w:rPr>
-        <w:t>confident</w:t>
-      </w:r>
-      <w:r>
-        <w:t xml:space="preserve"> 5.5, </w:t>
-      </w:r>
-      <w:r>
-        <w:rPr>
-          <w:i/>
-        </w:rPr>
-        <w:t>trusting</w:t>
-      </w:r>
-      <w:r>
-        <w:t xml:space="preserve">, </w:t>
-      </w:r>
-      <w:r>
-        <w:rPr>
-          <w:i/>
-        </w:rPr>
-        <w:t>grateful</w:t>
-      </w:r>
-      <w:r>
-        <w:t xml:space="preserve">, </w:t>
-      </w:r>
-      <w:r>
-        <w:rPr>
-          <w:i/>
-        </w:rPr>
-        <w:t>hopeful</w:t>
-      </w:r>
-      <w:r>
-        <w:t>). That is what a system built for support should look like, and it also marks where it is weakest. With two conversations behind each value, these are indicative and no significance is claimed for them.</w:t>
+        <w:t>Section 5.1 reported what each design achieved. This section explains why they differ, taking one design question at a time, and ends by weighing the alternatives against criteria that performance figures do not capture.</w:t>
+      </w:r>
+    </w:p>
+    <w:p>
+      <w:pPr>
+        <w:pStyle w:val="Heading2"/>
+      </w:pPr>
+      <w:r>
+        <w:t>5.2.1 Decoupled against Monolithic Designs</w:t>
       </w:r>
     </w:p>
     <w:p>
@@ -2010,13 +3163,266 @@
         <w:spacing w:after="120"/>
       </w:pPr>
       <w:r>
+        <w:t>The central question of the thesis is whether emotion detection deserves a model of its own. Four designs without a detector answer the same conversations, and they fail in three different ways.</w:t>
+      </w:r>
+    </w:p>
+    <w:p>
+      <w:pPr>
+        <w:spacing w:after="120"/>
+      </w:pPr>
+      <w:r>
         <w:rPr>
           <w:b/>
         </w:rPr>
-        <w:t>What the ranking settles, and what it does not:</w:t>
-      </w:r>
-      <w:r>
-        <w:t xml:space="preserve"> the final system is third of eight, and that has to be read against what the panel can separate at all. The four leaders all use a generator of 3.8 billion parameters or more, lie within 0.22 points of one another, and none of the differences among them survives correction (Section 5.4.5); what the panel does separate is scale, since every system below them uses 1.5 billion parameters or fewer. The judges therefore rate the two-stage design and the same generator prompted directly as equal (8.68 against 8.78, p = 0.16), and the choice between them rests on the measures that do separate them (Section 5.5.5).</w:t>
+        <w:t>Fine-tuning a single model teaches the dataset's style, not the wanted behaviour:</w:t>
+      </w:r>
+      <w:r>
+        <w:t xml:space="preserve"> the LoRA-tuned generator writes short, casual replies that seldom acknowledge the feeling, and comes last on empathy, emotion fidelity and the judges; it learned its training data correctly, and the training data does not contain the behaviour we want. </w:t>
+      </w:r>
+      <w:r>
+        <w:rPr>
+          <w:b/>
+        </w:rPr>
+        <w:t>Prompting without an emotion leaves the model nothing to work from:</w:t>
+      </w:r>
+      <w:r>
+        <w:t xml:space="preserve"> zero-shot prompting asks the required single question in 22.7% of replies. </w:t>
+      </w:r>
+      <w:r>
+        <w:rPr>
+          <w:b/>
+        </w:rPr>
+        <w:t>Asking one model to do both jobs closes part of the gap, but not the part that matters here:</w:t>
+      </w:r>
+      <w:r>
+        <w:t xml:space="preserve"> the same-size single model satisfies all rules in 51.3% of replies, yet its replies are barely more faithful to the true emotion than zero-shot prompting (25.7% against 24.7%).</w:t>
+      </w:r>
+    </w:p>
+    <w:p>
+      <w:pPr>
+        <w:spacing w:after="120"/>
+      </w:pPr>
+      <w:r>
+        <w:t xml:space="preserve">Because that comparison changes the generator as well as the design, we built the test that changes only the design: </w:t>
+      </w:r>
+      <w:r>
+        <w:rPr>
+          <w:b/>
+        </w:rPr>
+        <w:t>the final system's own generator, given the single-model prompt and no detector at all.</w:t>
+      </w:r>
+      <w:r>
+        <w:t xml:space="preserve"> It follows the rules more often than the decoupled system (73.7% against 60.0%), but its empathy and emotional fidelity stay at the level of the smaller single model (4.75 and 27.0%); adding the detector and the per-emotion guidance to that same generator raises them to 5.05 and 36.7%. Section 5.5.5 reports it in full, and it is the strongest evidence in this thesis that the second model earns its place.</w:t>
+      </w:r>
+    </w:p>
+    <w:p>
+      <w:pPr>
+        <w:spacing w:after="120"/>
+      </w:pPr>
+      <w:r>
+        <w:rPr>
+          <w:b/>
+        </w:rPr>
+        <w:t>A larger single model is still stronger overall:</w:t>
+      </w:r>
+      <w:r>
+        <w:t xml:space="preserve"> Qwen2.5-7B leads on rule adherence, empathy and the judges, and since it shares a prompt with the same-size single model, capacity rather than structure explains that gap. Section 5.2.6 weighs what decoupling costs against what it makes possible.</w:t>
+      </w:r>
+    </w:p>
+    <w:p>
+      <w:pPr>
+        <w:pStyle w:val="Heading2"/>
+      </w:pPr>
+      <w:r>
+        <w:t>5.2.2 Detector Alternatives</w:t>
+      </w:r>
+    </w:p>
+    <w:p>
+      <w:pPr>
+        <w:spacing w:after="120"/>
+      </w:pPr>
+      <w:r>
+        <w:t xml:space="preserve">Two findings settled the detector. First, </w:t>
+      </w:r>
+      <w:r>
+        <w:rPr>
+          <w:b/>
+        </w:rPr>
+        <w:t>what the detector is trained on matters more than which network is used.</w:t>
+      </w:r>
+      <w:r>
+        <w:t xml:space="preserve"> Training GPT-2 Medium on the dataset's situation descriptions but deploying it on the user's own message cost about nine points of accuracy (56.9% against 48.2%); retraining on the text the model actually receives was the single largest improvement made to the detector.</w:t>
+      </w:r>
+    </w:p>
+    <w:p>
+      <w:pPr>
+        <w:spacing w:after="120"/>
+      </w:pPr>
+      <w:r>
+        <w:t xml:space="preserve">Second, </w:t>
+      </w:r>
+      <w:r>
+        <w:rPr>
+          <w:b/>
+        </w:rPr>
+        <w:t>among encoders trained on the right input, models of the same size are indistinguishable on top-1 accuracy</w:t>
+      </w:r>
+      <w:r>
+        <w:t xml:space="preserve"> (48.8-50.2%); RoBERTa-base separates itself only on the quality of its ranking, with 85.0% top-5 against 81.7-82.7% for BERT and ELECTRA (Figure 5.5, Tables 5.11 and 5.12). Ranking is exactly what the two-stage design consumes. RoBERTa-large adds 2.9 points of top-1 accuracy for 7.4 times the training cost and changed no measure of reply quality inside the pipeline (Section 5.4.3), so RoBERTa-base was kept.</w:t>
+      </w:r>
+    </w:p>
+    <w:p>
+      <w:r>
+        <w:drawing>
+          <wp:inline xmlns:a="http://schemas.openxmlformats.org/drawingml/2006/main" xmlns:pic="http://schemas.openxmlformats.org/drawingml/2006/picture">
+            <wp:extent cx="5486400" cy="2619563"/>
+            <wp:docPr id="5" name="Picture 5"/>
+            <wp:cNvGraphicFramePr>
+              <a:graphicFrameLocks noChangeAspect="1"/>
+            </wp:cNvGraphicFramePr>
+            <a:graphic>
+              <a:graphicData uri="http://schemas.openxmlformats.org/drawingml/2006/picture">
+                <pic:pic>
+                  <pic:nvPicPr>
+                    <pic:cNvPr id="0" name="fig_d1_backbone_comparison.png"/>
+                    <pic:cNvPicPr/>
+                  </pic:nvPicPr>
+                  <pic:blipFill>
+                    <a:blip r:embed="rId13"/>
+                    <a:stretch>
+                      <a:fillRect/>
+                    </a:stretch>
+                  </pic:blipFill>
+                  <pic:spPr>
+                    <a:xfrm>
+                      <a:off x="0" y="0"/>
+                      <a:ext cx="5486400" cy="2619563"/>
+                    </a:xfrm>
+                    <a:prstGeom prst="rect"/>
+                  </pic:spPr>
+                </pic:pic>
+              </a:graphicData>
+            </a:graphic>
+          </wp:inline>
+        </w:drawing>
+      </w:r>
+    </w:p>
+    <w:p>
+      <w:r>
+        <w:rPr>
+          <w:i/>
+          <w:sz w:val="20"/>
+        </w:rPr>
+        <w:t>Figure 5.5: Top-1 and top-5 accuracy of the detector candidates under identical training</w:t>
+      </w:r>
+    </w:p>
+    <w:p>
+      <w:pPr>
+        <w:pStyle w:val="Heading2"/>
+      </w:pPr>
+      <w:r>
+        <w:t>5.2.3 Generator Alternatives</w:t>
+      </w:r>
+    </w:p>
+    <w:p>
+      <w:pPr>
+        <w:spacing w:after="120"/>
+      </w:pPr>
+      <w:r>
+        <w:t>With the detector, the prompt and the conversations held fixed, the generator decides how well the rules are followed: 65.3% for Phi-4-mini, 57.7% for Qwen2.5-1.5B and 22.0% for Gemma-3-4B.</w:t>
+      </w:r>
+    </w:p>
+    <w:p>
+      <w:pPr>
+        <w:spacing w:after="120"/>
+      </w:pPr>
+      <w:r>
+        <w:t>Gemma is the instructive case, because on the surface it looks like the most empathetic model: it acknowledges the feeling in 96.7% of replies and scores higher than Phi-4-mini on the empathy classifier (5.30 against 4.89). But it averages 133 words, with 72% of replies over the limit, and the classifier rewards length in every system we measured (Section 5.4.4). Comparing replies of similar length removes that advantage: in every band where both have replies, Phi-4-mini matches or beats Gemma, and Gemma leads only above 120 words, where Phi-4-mini has no replies at all. Its apparent empathy is verbosity, and a system meant to answer someone in distress briefly cannot ignore the length rule.</w:t>
+      </w:r>
+    </w:p>
+    <w:p>
+      <w:pPr>
+        <w:pStyle w:val="Heading2"/>
+      </w:pPr>
+      <w:r>
+        <w:t>5.2.4 Integration Alternatives</w:t>
+      </w:r>
+    </w:p>
+    <w:p>
+      <w:pPr>
+        <w:spacing w:after="120"/>
+      </w:pPr>
+      <w:r>
+        <w:t>The link between the two models is itself a design choice, and the four ways of making it differ mainly in how much reasoning they ask of the generator. Against the same detector and generator with only the top-1 emotion and a generic prompt, the two-stage design raises emotion fidelity from 28.3% to 36.7% and empathy from 4.89 to 5.05, both reliable after correction, and shortens replies from 80.4 to 57.1 words. It costs 5.3 points of rule adherence, which is not a reliable difference.</w:t>
+      </w:r>
+    </w:p>
+    <w:p>
+      <w:pPr>
+        <w:spacing w:after="120"/>
+      </w:pPr>
+      <w:r>
+        <w:t xml:space="preserve">The benefit depends on the generator's capacity. The same change applied to Qwen2.5-1.5B </w:t>
+      </w:r>
+      <w:r>
+        <w:rPr>
+          <w:i/>
+        </w:rPr>
+        <w:t>lowers</w:t>
+      </w:r>
+      <w:r>
+        <w:t xml:space="preserve"> rule adherence to 36.7% and acknowledgement to 47.0%, which repeats what the earlier candidate-pick variant showed for that model (54.0%): a small model given more to reason about loses control of the output format. Only the larger instruction-tuned generator can absorb a richer prompt without dropping the rules.</w:t>
+      </w:r>
+    </w:p>
+    <w:p>
+      <w:pPr>
+        <w:spacing w:after="120"/>
+      </w:pPr>
+      <w:r>
+        <w:t>One limitation is worth stating plainly: this comparison removes three things at once, the top-3 selection, the emotion-specific guidance and the attention cues. Their individual contributions were not separated, so the improvement is credited to the combined design, and separating them is listed as future work (Section 5.6.6).</w:t>
+      </w:r>
+    </w:p>
+    <w:p>
+      <w:pPr>
+        <w:pStyle w:val="Heading2"/>
+      </w:pPr>
+      <w:r>
+        <w:t>5.2.5 Retrieval Augmentation</w:t>
+      </w:r>
+    </w:p>
+    <w:p>
+      <w:pPr>
+        <w:spacing w:after="120"/>
+      </w:pPr>
+      <w:r>
+        <w:rPr>
+          <w:b/>
+        </w:rPr>
+        <w:t>How retrieval was used:</w:t>
+      </w:r>
+      <w:r>
+        <w:t xml:space="preserve"> every training conversation was embedded as a message-and-reply pair with all-MiniLM-L6-v2 [26]. At generation time the detector's emotion narrowed the pool to conversations carrying that emotion, the two most similar messages were retrieved by cosine similarity, and their human replies were pasted into the system prompt as worked examples above the same three rules [25]. The second attempt narrowed the pool further to replies asking at most one question, and added an explicit reminder that the reply must contain exactly one question mark.</w:t>
+      </w:r>
+    </w:p>
+    <w:p>
+      <w:pPr>
+        <w:spacing w:after="120"/>
+      </w:pPr>
+      <w:r>
+        <w:t>It lowered rule adherence in both versions, to 54.3% and 43.7% against 63.7% without retrieval (Table 5.3). The reason is visible in the data: real listener replies satisfy all three rules in only 4.3% of cases, so the retrieved examples teach a style that contradicts the instructions given in the same prompt. Compliance with the one-question rule fell to 76.0% in the first version; filtering the examples and repeating the rule recovered that but cut acknowledgement from 70.3% to 57.0%.</w:t>
+      </w:r>
+    </w:p>
+    <w:p>
+      <w:pPr>
+        <w:spacing w:after="120"/>
+      </w:pPr>
+      <w:r>
+        <w:rPr>
+          <w:b/>
+        </w:rPr>
+        <w:t>What the cost bought was nothing:</w:t>
+      </w:r>
+      <w:r>
+        <w:t xml:space="preserve"> Table 5.3 reports retrieval on the same measures as every other system, because a design that loses rule adherence could still be worth keeping if it gained elsewhere. It did not: empathy is 4.85 against 4.80 without retrieval and emotion fidelity 27.7% against 26.0%, both far smaller than the uncertainty on those estimates (Section 5.4.2), while the spread of its empathy scores is the widest of any system. Retrieval therefore cost 20 points of rule adherence and returned no measurable gain, which is why it was rejected before the judge panel was run; it is the one design in Table 5.1 the model judges never scored, which is why it is absent from Table A.7 rather than left out by choice. Three cells of the first attempt cannot be recovered, because its outputs were overwritten before those measures were computed, and the table says so instead of leaving them blank. For this task, examples of how people actually reply work against explicit behavioural rules rather than reinforcing them.</w:t>
       </w:r>
     </w:p>
     <w:tbl>
@@ -2051,7 +3457,7 @@
                 <w:b/>
                 <w:sz w:val="13"/>
               </w:rPr>
-              <w:t>System</w:t>
+              <w:t>Variant</w:t>
             </w:r>
           </w:p>
         </w:tc>
@@ -2071,7 +3477,7 @@
                 <w:b/>
                 <w:sz w:val="13"/>
               </w:rPr>
-              <w:t>Nemotron 3 Ultra overall</w:t>
+              <w:t>Ack (%)</w:t>
             </w:r>
           </w:p>
         </w:tc>
@@ -2091,7 +3497,7 @@
                 <w:b/>
                 <w:sz w:val="13"/>
               </w:rPr>
-              <w:t>gpt-oss-120b overall</w:t>
+              <w:t>One question (%)</w:t>
             </w:r>
           </w:p>
         </w:tc>
@@ -2111,7 +3517,7 @@
                 <w:b/>
                 <w:sz w:val="13"/>
               </w:rPr>
-              <w:t>Panel empathy</w:t>
+              <w:t>All rules (%)</w:t>
             </w:r>
           </w:p>
         </w:tc>
@@ -2131,7 +3537,7 @@
                 <w:b/>
                 <w:sz w:val="13"/>
               </w:rPr>
-              <w:t>Panel relevance</w:t>
+              <w:t>Mean words</w:t>
             </w:r>
           </w:p>
         </w:tc>
@@ -2151,7 +3557,7 @@
                 <w:b/>
                 <w:sz w:val="13"/>
               </w:rPr>
-              <w:t>Panel safety</w:t>
+              <w:t>WASSA empathy</w:t>
             </w:r>
           </w:p>
         </w:tc>
@@ -2171,7 +3577,7 @@
                 <w:b/>
                 <w:sz w:val="13"/>
               </w:rPr>
-              <w:t>Panel overall</w:t>
+              <w:t>Emotion validation (%)</w:t>
             </w:r>
           </w:p>
         </w:tc>
@@ -2187,7 +3593,7 @@
               <w:rPr>
                 <w:sz w:val="13"/>
               </w:rPr>
-              <w:t>Single model Qwen-7B</w:t>
+              <w:t>Without retrieval</w:t>
             </w:r>
           </w:p>
         </w:tc>
@@ -2201,7 +3607,7 @@
               <w:rPr>
                 <w:sz w:val="13"/>
               </w:rPr>
-              <w:t>8.87</w:t>
+              <w:t>70.3</w:t>
             </w:r>
           </w:p>
         </w:tc>
@@ -2215,7 +3621,7 @@
               <w:rPr>
                 <w:sz w:val="13"/>
               </w:rPr>
-              <w:t>8.92</w:t>
+              <w:t>87.3</w:t>
             </w:r>
           </w:p>
         </w:tc>
@@ -2229,7 +3635,7 @@
               <w:rPr>
                 <w:sz w:val="13"/>
               </w:rPr>
-              <w:t>8.15</w:t>
+              <w:t>63.7</w:t>
             </w:r>
           </w:p>
         </w:tc>
@@ -2243,7 +3649,7 @@
               <w:rPr>
                 <w:sz w:val="13"/>
               </w:rPr>
-              <w:t>8.68</w:t>
+              <w:t>35.2</w:t>
             </w:r>
           </w:p>
         </w:tc>
@@ -2257,7 +3663,7 @@
               <w:rPr>
                 <w:sz w:val="13"/>
               </w:rPr>
-              <w:t>9.86</w:t>
+              <w:t>4.80 (SD 1.33)</w:t>
             </w:r>
           </w:p>
         </w:tc>
@@ -2271,7 +3677,7 @@
               <w:rPr>
                 <w:sz w:val="13"/>
               </w:rPr>
-              <w:t>8.9</w:t>
+              <w:t>26.0</w:t>
             </w:r>
           </w:p>
         </w:tc>
@@ -2287,7 +3693,7 @@
               <w:rPr>
                 <w:sz w:val="13"/>
               </w:rPr>
-              <w:t>Single model Phi-4-mini</w:t>
+              <w:t>With retrieval, attempt 1: 1-2 retrieved examples</w:t>
             </w:r>
           </w:p>
         </w:tc>
@@ -2301,7 +3707,7 @@
               <w:rPr>
                 <w:sz w:val="13"/>
               </w:rPr>
-              <w:t>8.67</w:t>
+              <w:t>not recoverable</w:t>
             </w:r>
           </w:p>
         </w:tc>
@@ -2315,7 +3721,7 @@
               <w:rPr>
                 <w:sz w:val="13"/>
               </w:rPr>
-              <w:t>8.9</w:t>
+              <w:t>76.0</w:t>
             </w:r>
           </w:p>
         </w:tc>
@@ -2329,7 +3735,7 @@
               <w:rPr>
                 <w:sz w:val="13"/>
               </w:rPr>
-              <w:t>8.04</w:t>
+              <w:t>54.3</w:t>
             </w:r>
           </w:p>
         </w:tc>
@@ -2343,7 +3749,7 @@
               <w:rPr>
                 <w:sz w:val="13"/>
               </w:rPr>
-              <w:t>8.48</w:t>
+              <w:t>not recoverable</w:t>
             </w:r>
           </w:p>
         </w:tc>
@@ -2357,7 +3763,7 @@
               <w:rPr>
                 <w:sz w:val="13"/>
               </w:rPr>
-              <w:t>9.83</w:t>
+              <w:t>not recoverable</w:t>
             </w:r>
           </w:p>
         </w:tc>
@@ -2371,7 +3777,7 @@
               <w:rPr>
                 <w:sz w:val="13"/>
               </w:rPr>
-              <w:t>8.78</w:t>
+              <w:t>not recoverable</w:t>
             </w:r>
           </w:p>
         </w:tc>
@@ -2387,7 +3793,7 @@
               <w:rPr>
                 <w:sz w:val="13"/>
               </w:rPr>
-              <w:t>FINAL: two-stage Phi-4-mini</w:t>
+              <w:t>With retrieval, attempt 2: filtered examples + rule reminder</w:t>
             </w:r>
           </w:p>
         </w:tc>
@@ -2401,7 +3807,7 @@
               <w:rPr>
                 <w:sz w:val="13"/>
               </w:rPr>
-              <w:t>8.58</w:t>
+              <w:t>57.0</w:t>
             </w:r>
           </w:p>
         </w:tc>
@@ -2415,7 +3821,7 @@
               <w:rPr>
                 <w:sz w:val="13"/>
               </w:rPr>
-              <w:t>8.79</w:t>
+              <w:t>78.0</w:t>
             </w:r>
           </w:p>
         </w:tc>
@@ -2429,7 +3835,7 @@
               <w:rPr>
                 <w:sz w:val="13"/>
               </w:rPr>
-              <w:t>7.84</w:t>
+              <w:t>43.7</w:t>
             </w:r>
           </w:p>
         </w:tc>
@@ -2443,7 +3849,7 @@
               <w:rPr>
                 <w:sz w:val="13"/>
               </w:rPr>
-              <w:t>8.45</w:t>
+              <w:t>34.0</w:t>
             </w:r>
           </w:p>
         </w:tc>
@@ -2457,7 +3863,7 @@
               <w:rPr>
                 <w:sz w:val="13"/>
               </w:rPr>
-              <w:t>9.76</w:t>
+              <w:t>4.85 (SD 1.46)</w:t>
             </w:r>
           </w:p>
         </w:tc>
@@ -2471,507 +3877,7 @@
               <w:rPr>
                 <w:sz w:val="13"/>
               </w:rPr>
-              <w:t>8.68</w:t>
-            </w:r>
-          </w:p>
-        </w:tc>
-      </w:tr>
-      <w:tr>
-        <w:tc>
-          <w:tcPr>
-            <w:tcW w:type="dxa" w:w="1337"/>
-          </w:tcPr>
-          <w:p>
-            <w:r/>
-            <w:r>
-              <w:rPr>
-                <w:sz w:val="13"/>
-              </w:rPr>
-              <w:t>RoBERTa + Phi-4-mini (top-1)</w:t>
-            </w:r>
-          </w:p>
-        </w:tc>
-        <w:tc>
-          <w:tcPr>
-            <w:tcW w:type="dxa" w:w="1337"/>
-          </w:tcPr>
-          <w:p>
-            <w:r/>
-            <w:r>
-              <w:rPr>
-                <w:sz w:val="13"/>
-              </w:rPr>
-              <w:t>8.42</w:t>
-            </w:r>
-          </w:p>
-        </w:tc>
-        <w:tc>
-          <w:tcPr>
-            <w:tcW w:type="dxa" w:w="1337"/>
-          </w:tcPr>
-          <w:p>
-            <w:r/>
-            <w:r>
-              <w:rPr>
-                <w:sz w:val="13"/>
-              </w:rPr>
-              <w:t>8.88</w:t>
-            </w:r>
-          </w:p>
-        </w:tc>
-        <w:tc>
-          <w:tcPr>
-            <w:tcW w:type="dxa" w:w="1337"/>
-          </w:tcPr>
-          <w:p>
-            <w:r/>
-            <w:r>
-              <w:rPr>
-                <w:sz w:val="13"/>
-              </w:rPr>
-              <w:t>7.84</w:t>
-            </w:r>
-          </w:p>
-        </w:tc>
-        <w:tc>
-          <w:tcPr>
-            <w:tcW w:type="dxa" w:w="1337"/>
-          </w:tcPr>
-          <w:p>
-            <w:r/>
-            <w:r>
-              <w:rPr>
-                <w:sz w:val="13"/>
-              </w:rPr>
-              <w:t>8.29</w:t>
-            </w:r>
-          </w:p>
-        </w:tc>
-        <w:tc>
-          <w:tcPr>
-            <w:tcW w:type="dxa" w:w="1337"/>
-          </w:tcPr>
-          <w:p>
-            <w:r/>
-            <w:r>
-              <w:rPr>
-                <w:sz w:val="13"/>
-              </w:rPr>
-              <w:t>9.81</w:t>
-            </w:r>
-          </w:p>
-        </w:tc>
-        <w:tc>
-          <w:tcPr>
-            <w:tcW w:type="dxa" w:w="1337"/>
-          </w:tcPr>
-          <w:p>
-            <w:r/>
-            <w:r>
-              <w:rPr>
-                <w:sz w:val="13"/>
-              </w:rPr>
-              <w:t>8.65</w:t>
-            </w:r>
-          </w:p>
-        </w:tc>
-      </w:tr>
-      <w:tr>
-        <w:tc>
-          <w:tcPr>
-            <w:tcW w:type="dxa" w:w="1337"/>
-          </w:tcPr>
-          <w:p>
-            <w:r/>
-            <w:r>
-              <w:rPr>
-                <w:sz w:val="13"/>
-              </w:rPr>
-              <w:t>Single model Qwen-1.5B</w:t>
-            </w:r>
-          </w:p>
-        </w:tc>
-        <w:tc>
-          <w:tcPr>
-            <w:tcW w:type="dxa" w:w="1337"/>
-          </w:tcPr>
-          <w:p>
-            <w:r/>
-            <w:r>
-              <w:rPr>
-                <w:sz w:val="13"/>
-              </w:rPr>
-              <w:t>8.02</w:t>
-            </w:r>
-          </w:p>
-        </w:tc>
-        <w:tc>
-          <w:tcPr>
-            <w:tcW w:type="dxa" w:w="1337"/>
-          </w:tcPr>
-          <w:p>
-            <w:r/>
-            <w:r>
-              <w:rPr>
-                <w:sz w:val="13"/>
-              </w:rPr>
-              <w:t>8.46</w:t>
-            </w:r>
-          </w:p>
-        </w:tc>
-        <w:tc>
-          <w:tcPr>
-            <w:tcW w:type="dxa" w:w="1337"/>
-          </w:tcPr>
-          <w:p>
-            <w:r/>
-            <w:r>
-              <w:rPr>
-                <w:sz w:val="13"/>
-              </w:rPr>
-              <w:t>7.15</w:t>
-            </w:r>
-          </w:p>
-        </w:tc>
-        <w:tc>
-          <w:tcPr>
-            <w:tcW w:type="dxa" w:w="1337"/>
-          </w:tcPr>
-          <w:p>
-            <w:r/>
-            <w:r>
-              <w:rPr>
-                <w:sz w:val="13"/>
-              </w:rPr>
-              <w:t>8.02</w:t>
-            </w:r>
-          </w:p>
-        </w:tc>
-        <w:tc>
-          <w:tcPr>
-            <w:tcW w:type="dxa" w:w="1337"/>
-          </w:tcPr>
-          <w:p>
-            <w:r/>
-            <w:r>
-              <w:rPr>
-                <w:sz w:val="13"/>
-              </w:rPr>
-              <w:t>9.56</w:t>
-            </w:r>
-          </w:p>
-        </w:tc>
-        <w:tc>
-          <w:tcPr>
-            <w:tcW w:type="dxa" w:w="1337"/>
-          </w:tcPr>
-          <w:p>
-            <w:r/>
-            <w:r>
-              <w:rPr>
-                <w:sz w:val="13"/>
-              </w:rPr>
-              <w:t>8.24</w:t>
-            </w:r>
-          </w:p>
-        </w:tc>
-      </w:tr>
-      <w:tr>
-        <w:tc>
-          <w:tcPr>
-            <w:tcW w:type="dxa" w:w="1337"/>
-          </w:tcPr>
-          <w:p>
-            <w:r/>
-            <w:r>
-              <w:rPr>
-                <w:sz w:val="13"/>
-              </w:rPr>
-              <w:t>Initial pipeline (GPT-2 + Qwen)</w:t>
-            </w:r>
-          </w:p>
-        </w:tc>
-        <w:tc>
-          <w:tcPr>
-            <w:tcW w:type="dxa" w:w="1337"/>
-          </w:tcPr>
-          <w:p>
-            <w:r/>
-            <w:r>
-              <w:rPr>
-                <w:sz w:val="13"/>
-              </w:rPr>
-              <w:t>7.78</w:t>
-            </w:r>
-          </w:p>
-        </w:tc>
-        <w:tc>
-          <w:tcPr>
-            <w:tcW w:type="dxa" w:w="1337"/>
-          </w:tcPr>
-          <w:p>
-            <w:r/>
-            <w:r>
-              <w:rPr>
-                <w:sz w:val="13"/>
-              </w:rPr>
-              <w:t>8.29</w:t>
-            </w:r>
-          </w:p>
-        </w:tc>
-        <w:tc>
-          <w:tcPr>
-            <w:tcW w:type="dxa" w:w="1337"/>
-          </w:tcPr>
-          <w:p>
-            <w:r/>
-            <w:r>
-              <w:rPr>
-                <w:sz w:val="13"/>
-              </w:rPr>
-              <w:t>6.98</w:t>
-            </w:r>
-          </w:p>
-        </w:tc>
-        <w:tc>
-          <w:tcPr>
-            <w:tcW w:type="dxa" w:w="1337"/>
-          </w:tcPr>
-          <w:p>
-            <w:r/>
-            <w:r>
-              <w:rPr>
-                <w:sz w:val="13"/>
-              </w:rPr>
-              <w:t>7.63</w:t>
-            </w:r>
-          </w:p>
-        </w:tc>
-        <w:tc>
-          <w:tcPr>
-            <w:tcW w:type="dxa" w:w="1337"/>
-          </w:tcPr>
-          <w:p>
-            <w:r/>
-            <w:r>
-              <w:rPr>
-                <w:sz w:val="13"/>
-              </w:rPr>
-              <w:t>9.5</w:t>
-            </w:r>
-          </w:p>
-        </w:tc>
-        <w:tc>
-          <w:tcPr>
-            <w:tcW w:type="dxa" w:w="1337"/>
-          </w:tcPr>
-          <w:p>
-            <w:r/>
-            <w:r>
-              <w:rPr>
-                <w:sz w:val="13"/>
-              </w:rPr>
-              <w:t>8.04</w:t>
-            </w:r>
-          </w:p>
-        </w:tc>
-      </w:tr>
-      <w:tr>
-        <w:tc>
-          <w:tcPr>
-            <w:tcW w:type="dxa" w:w="1337"/>
-          </w:tcPr>
-          <w:p>
-            <w:r/>
-            <w:r>
-              <w:rPr>
-                <w:sz w:val="13"/>
-              </w:rPr>
-              <w:t>Zero-shot Qwen-1.5B</w:t>
-            </w:r>
-          </w:p>
-        </w:tc>
-        <w:tc>
-          <w:tcPr>
-            <w:tcW w:type="dxa" w:w="1337"/>
-          </w:tcPr>
-          <w:p>
-            <w:r/>
-            <w:r>
-              <w:rPr>
-                <w:sz w:val="13"/>
-              </w:rPr>
-              <w:t>6.79</w:t>
-            </w:r>
-          </w:p>
-        </w:tc>
-        <w:tc>
-          <w:tcPr>
-            <w:tcW w:type="dxa" w:w="1337"/>
-          </w:tcPr>
-          <w:p>
-            <w:r/>
-            <w:r>
-              <w:rPr>
-                <w:sz w:val="13"/>
-              </w:rPr>
-              <w:t>8.23</w:t>
-            </w:r>
-          </w:p>
-        </w:tc>
-        <w:tc>
-          <w:tcPr>
-            <w:tcW w:type="dxa" w:w="1337"/>
-          </w:tcPr>
-          <w:p>
-            <w:r/>
-            <w:r>
-              <w:rPr>
-                <w:sz w:val="13"/>
-              </w:rPr>
-              <w:t>5.98</w:t>
-            </w:r>
-          </w:p>
-        </w:tc>
-        <w:tc>
-          <w:tcPr>
-            <w:tcW w:type="dxa" w:w="1337"/>
-          </w:tcPr>
-          <w:p>
-            <w:r/>
-            <w:r>
-              <w:rPr>
-                <w:sz w:val="13"/>
-              </w:rPr>
-              <w:t>7.23</w:t>
-            </w:r>
-          </w:p>
-        </w:tc>
-        <w:tc>
-          <w:tcPr>
-            <w:tcW w:type="dxa" w:w="1337"/>
-          </w:tcPr>
-          <w:p>
-            <w:r/>
-            <w:r>
-              <w:rPr>
-                <w:sz w:val="13"/>
-              </w:rPr>
-              <w:t>9.31</w:t>
-            </w:r>
-          </w:p>
-        </w:tc>
-        <w:tc>
-          <w:tcPr>
-            <w:tcW w:type="dxa" w:w="1337"/>
-          </w:tcPr>
-          <w:p>
-            <w:r/>
-            <w:r>
-              <w:rPr>
-                <w:sz w:val="13"/>
-              </w:rPr>
-              <w:t>7.51</w:t>
-            </w:r>
-          </w:p>
-        </w:tc>
-      </w:tr>
-      <w:tr>
-        <w:tc>
-          <w:tcPr>
-            <w:tcW w:type="dxa" w:w="1337"/>
-          </w:tcPr>
-          <w:p>
-            <w:r/>
-            <w:r>
-              <w:rPr>
-                <w:sz w:val="13"/>
-              </w:rPr>
-              <w:t>Fine-tuned Qwen-1.5B</w:t>
-            </w:r>
-          </w:p>
-        </w:tc>
-        <w:tc>
-          <w:tcPr>
-            <w:tcW w:type="dxa" w:w="1337"/>
-          </w:tcPr>
-          <w:p>
-            <w:r/>
-            <w:r>
-              <w:rPr>
-                <w:sz w:val="13"/>
-              </w:rPr>
-              <w:t>5.69</w:t>
-            </w:r>
-          </w:p>
-        </w:tc>
-        <w:tc>
-          <w:tcPr>
-            <w:tcW w:type="dxa" w:w="1337"/>
-          </w:tcPr>
-          <w:p>
-            <w:r/>
-            <w:r>
-              <w:rPr>
-                <w:sz w:val="13"/>
-              </w:rPr>
-              <w:t>6.23</w:t>
-            </w:r>
-          </w:p>
-        </w:tc>
-        <w:tc>
-          <w:tcPr>
-            <w:tcW w:type="dxa" w:w="1337"/>
-          </w:tcPr>
-          <w:p>
-            <w:r/>
-            <w:r>
-              <w:rPr>
-                <w:sz w:val="13"/>
-              </w:rPr>
-              <w:t>3.88</w:t>
-            </w:r>
-          </w:p>
-        </w:tc>
-        <w:tc>
-          <w:tcPr>
-            <w:tcW w:type="dxa" w:w="1337"/>
-          </w:tcPr>
-          <w:p>
-            <w:r/>
-            <w:r>
-              <w:rPr>
-                <w:sz w:val="13"/>
-              </w:rPr>
-              <w:t>5.33</w:t>
-            </w:r>
-          </w:p>
-        </w:tc>
-        <w:tc>
-          <w:tcPr>
-            <w:tcW w:type="dxa" w:w="1337"/>
-          </w:tcPr>
-          <w:p>
-            <w:r/>
-            <w:r>
-              <w:rPr>
-                <w:sz w:val="13"/>
-              </w:rPr>
-              <w:t>8.67</w:t>
-            </w:r>
-          </w:p>
-        </w:tc>
-        <w:tc>
-          <w:tcPr>
-            <w:tcW w:type="dxa" w:w="1337"/>
-          </w:tcPr>
-          <w:p>
-            <w:r/>
-            <w:r>
-              <w:rPr>
-                <w:sz w:val="13"/>
-              </w:rPr>
-              <w:t>5.96</w:t>
+              <w:t>27.7</w:t>
             </w:r>
           </w:p>
         </w:tc>
@@ -2984,97 +3890,7 @@
           <w:i/>
           <w:sz w:val="20"/>
         </w:rPr>
-        <w:t>Table 5.2: Average AI-judge scores (1-10) by system</w:t>
-      </w:r>
-    </w:p>
-    <w:p>
-      <w:r>
-        <w:drawing>
-          <wp:inline xmlns:a="http://schemas.openxmlformats.org/drawingml/2006/main" xmlns:pic="http://schemas.openxmlformats.org/drawingml/2006/picture">
-            <wp:extent cx="5486400" cy="5118838"/>
-            <wp:docPr id="2" name="Picture 2"/>
-            <wp:cNvGraphicFramePr>
-              <a:graphicFrameLocks noChangeAspect="1"/>
-            </wp:cNvGraphicFramePr>
-            <a:graphic>
-              <a:graphicData uri="http://schemas.openxmlformats.org/drawingml/2006/picture">
-                <pic:pic>
-                  <pic:nvPicPr>
-                    <pic:cNvPr id="0" name="fig_judge_prompt.png"/>
-                    <pic:cNvPicPr/>
-                  </pic:nvPicPr>
-                  <pic:blipFill>
-                    <a:blip r:embed="rId10"/>
-                    <a:stretch>
-                      <a:fillRect/>
-                    </a:stretch>
-                  </pic:blipFill>
-                  <pic:spPr>
-                    <a:xfrm>
-                      <a:off x="0" y="0"/>
-                      <a:ext cx="5486400" cy="5118838"/>
-                    </a:xfrm>
-                    <a:prstGeom prst="rect"/>
-                  </pic:spPr>
-                </pic:pic>
-              </a:graphicData>
-            </a:graphic>
-          </wp:inline>
-        </w:drawing>
-      </w:r>
-    </w:p>
-    <w:p>
-      <w:r>
-        <w:rPr>
-          <w:i/>
-          <w:sz w:val="20"/>
-        </w:rPr>
-        <w:t>Figure 5.2: The prompt each judge receives, and the controls that keep the scoring fair</w:t>
-      </w:r>
-    </w:p>
-    <w:p>
-      <w:r>
-        <w:drawing>
-          <wp:inline xmlns:a="http://schemas.openxmlformats.org/drawingml/2006/main" xmlns:pic="http://schemas.openxmlformats.org/drawingml/2006/picture">
-            <wp:extent cx="5486400" cy="3989857"/>
-            <wp:docPr id="3" name="Picture 3"/>
-            <wp:cNvGraphicFramePr>
-              <a:graphicFrameLocks noChangeAspect="1"/>
-            </wp:cNvGraphicFramePr>
-            <a:graphic>
-              <a:graphicData uri="http://schemas.openxmlformats.org/drawingml/2006/picture">
-                <pic:pic>
-                  <pic:nvPicPr>
-                    <pic:cNvPr id="0" name="fig_judge_emotion_coverage.png"/>
-                    <pic:cNvPicPr/>
-                  </pic:nvPicPr>
-                  <pic:blipFill>
-                    <a:blip r:embed="rId11"/>
-                    <a:stretch>
-                      <a:fillRect/>
-                    </a:stretch>
-                  </pic:blipFill>
-                  <pic:spPr>
-                    <a:xfrm>
-                      <a:off x="0" y="0"/>
-                      <a:ext cx="5486400" cy="3989857"/>
-                    </a:xfrm>
-                    <a:prstGeom prst="rect"/>
-                  </pic:spPr>
-                </pic:pic>
-              </a:graphicData>
-            </a:graphic>
-          </wp:inline>
-        </w:drawing>
-      </w:r>
-    </w:p>
-    <w:p>
-      <w:r>
-        <w:rPr>
-          <w:i/>
-          <w:sz w:val="20"/>
-        </w:rPr>
-        <w:t>Figure 5.3: Judge empathy of the final system for each of the 32 emotions, two conversations each</w:t>
+        <w:t>Table 5.3: Retrieval augmentation on every measure, against the same pipeline without it</w:t>
       </w:r>
     </w:p>
     <w:p>
@@ -3082,7 +3898,7 @@
         <w:pStyle w:val="Heading2"/>
       </w:pPr>
       <w:r>
-        <w:t>5.1.6 Human Evaluation</w:t>
+        <w:t>5.2.6 Assessment against Criteria beyond Performance</w:t>
       </w:r>
     </w:p>
     <w:p>
@@ -3090,34 +3906,7 @@
         <w:spacing w:after="120"/>
       </w:pPr>
       <w:r>
-        <w:t xml:space="preserve">To check the automatic measures against people, we ran a rating study. Participants read 8 situations; for each they saw three replies in counterbalanced order, from the final system, the same-size single model and the largest single model, and rated each from 1 to 5 on three dimensions with written anchors: </w:t>
-      </w:r>
-      <w:r>
-        <w:rPr>
-          <w:b/>
-        </w:rPr>
-        <w:t>empathy and emotional validation</w:t>
-      </w:r>
-      <w:r>
-        <w:t xml:space="preserve">, how well the reply recognises and validates the feeling; </w:t>
-      </w:r>
-      <w:r>
-        <w:rPr>
-          <w:b/>
-        </w:rPr>
-        <w:t>contextual relevance</w:t>
-      </w:r>
-      <w:r>
-        <w:t xml:space="preserve">, how well it addresses this person's situation rather than giving a generic answer; and </w:t>
-      </w:r>
-      <w:r>
-        <w:rPr>
-          <w:b/>
-        </w:rPr>
-        <w:t>supportiveness</w:t>
-      </w:r>
-      <w:r>
-        <w:t>, how supported the reader would feel on receiving it. Each situation ends with a preference question, which keeps the head-to-head comparison used in similar studies [28] beside the ratings; rating as well as choosing gives every system a score on every situation, so the size of a difference can be measured and not only its direction. The situations cover the four emotions most central to supportive conversation and five of the eight are also scored by the AI judges, which is what lets the two rankings be compared. Table A.10 gives the item-by-item design.</w:t>
+        <w:t>Performance is not the only criterion, and the alternatives separate cleanly on the others. The two designs that need training, the fine-tuned baseline and the retrieval pipeline, are also the two that cost most to change. Every single-model design, of any size, keeps its emotional decision inside itself, so there is nothing to inspect and nowhere to place a safeguard. The decoupled designs expose the emotion, and the selected one exposes the most: three candidates, the emotion chosen and the words that drove it, with the detector, the guidance and the generator each replaceable on their own.</w:t>
       </w:r>
     </w:p>
     <w:p>
@@ -3125,11 +3914,58 @@
         <w:spacing w:after="120"/>
       </w:pPr>
       <w:r>
+        <w:t xml:space="preserve">The performance measures disagree with one another, and the two tables of Section 5.1 are what settles the choice between them. On </w:t>
+      </w:r>
+      <w:r>
         <w:rPr>
           <w:b/>
-          <w:color w:val="B03A00"/>
         </w:rPr>
-        <w:t>[[PENDING: number of participants; mean rating of each system on each of the three dimensions, with paired tests; preference rate of each system against the chance level of 33.3%; agreement between participants; and agreement between the human ranking and the AI-judge ranking.]]</w:t>
+        <w:t>what the replies do</w:t>
+      </w:r>
+      <w:r>
+        <w:t xml:space="preserve"> (Table 5.1) the final system sits mid-table: it follows all three rules less often than the largest single model or its own generator prompted directly, and it expresses the person's real emotion more often than any other system. On </w:t>
+      </w:r>
+      <w:r>
+        <w:rPr>
+          <w:b/>
+        </w:rPr>
+        <w:t>how empathetic they are judged to be</w:t>
+      </w:r>
+      <w:r>
+        <w:t xml:space="preserve"> (Table A.7) it is second of eight, behind only the 7.6-billion-parameter single model, which needs 1.9 times its parameters and 62% more GPU memory, and </w:t>
+      </w:r>
+      <w:r>
+        <w:rPr>
+          <w:b/>
+        </w:rPr>
+        <w:t>first among the systems that fit the 8 GB budget set as requirement N1 in Section 3.1.2</w:t>
+      </w:r>
+      <w:r>
+        <w:t>.</w:t>
+      </w:r>
+    </w:p>
+    <w:p>
+      <w:pPr>
+        <w:spacing w:after="120"/>
+      </w:pPr>
+      <w:r>
+        <w:t>That is the case for the selected design stated plainly: at the scale the hardware allows, nothing matches it on emotional fidelity, no system its own size is rated more empathetic, and it is the only design here whose emotional decision can be read, logged or intercepted. What it gives up is rule adherence, and Section 5.5.5 measures exactly how much.</w:t>
+      </w:r>
+    </w:p>
+    <w:p>
+      <w:pPr>
+        <w:pStyle w:val="Heading1"/>
+      </w:pPr>
+      <w:r>
+        <w:t>5.3 Final Design Adjustments</w:t>
+      </w:r>
+    </w:p>
+    <w:p>
+      <w:pPr>
+        <w:spacing w:after="120"/>
+      </w:pPr>
+      <w:r>
+        <w:t>Evaluating the initial pipeline, a GPT-2 Medium detector with a Qwen2.5-1.5B generator, exposed several weaknesses. Each adjustment below was made in answer to a measured result, and each was re-evaluated on the same 300 conversations before it was kept. Table A.17 is the full log, with the evidence behind every change and its measured effect.</w:t>
       </w:r>
     </w:p>
     <w:p>
@@ -3137,7 +3973,7 @@
         <w:pStyle w:val="Heading2"/>
       </w:pPr>
       <w:r>
-        <w:t>5.1.7 The System at Work</w:t>
+        <w:t>5.3.1 Adjustments to the Detector, the Generator and the Prompt</w:t>
       </w:r>
     </w:p>
     <w:p>
@@ -3145,7 +3981,7 @@
         <w:spacing w:after="120"/>
       </w:pPr>
       <w:r>
-        <w:t>Numbers say how often something happens; they do not show what the system does. Two figures close this section with the system running on real input, printing its audit trail.</w:t>
+        <w:t>Measuring the first detector on the input it actually receives revealed a mismatch between training and use: it had been trained on the dataset's situation descriptions, which name the feeling almost explicitly, while the pipeline hands it the user's conversational message. The detector was retrained on first messages and, following the encoder comparison in Section 5.2.2, GPT-2 Medium was replaced by RoBERTa-base. Its accuracy now describes the job it actually does, and its ranking is good enough for top-3 selection.</w:t>
       </w:r>
     </w:p>
     <w:p>
@@ -3153,13 +3989,34 @@
         <w:spacing w:after="120"/>
       </w:pPr>
       <w:r>
+        <w:t xml:space="preserve">Three changes followed from the comparisons in Section 5.2, each kept only after it was re-measured on the same conversations. </w:t>
+      </w:r>
+      <w:r>
         <w:rPr>
           <w:b/>
         </w:rPr>
-        <w:t>The detector (Figure 5.4):</w:t>
-      </w:r>
-      <w:r>
-        <w:t xml:space="preserve"> for each message it returns three candidates with their confidence and the words its attention selected: </w:t>
+        <w:t>The generator was replaced:</w:t>
+      </w:r>
+      <w:r>
+        <w:t xml:space="preserve"> with the corrected detector held fixed, Phi-4-mini followed the rules more often than Qwen2.5-1.5B, so it became d2 in 4-bit form. </w:t>
+      </w:r>
+      <w:r>
+        <w:rPr>
+          <w:b/>
+        </w:rPr>
+        <w:t>The emotion decision was given its own call:</w:t>
+      </w:r>
+      <w:r>
+        <w:t xml:space="preserve"> the detector's top label is wrong in about half of conversations while the correct one is among its top three in 76.5%, and an earlier variant that chose and replied in a single call had damaged rule-following. </w:t>
+      </w:r>
+      <w:r>
+        <w:rPr>
+          <w:b/>
+        </w:rPr>
+        <w:t>Guidance was written for each of the 32 emotions:</w:t>
+      </w:r>
+      <w:r>
+        <w:t xml:space="preserve"> a generic "the user is feeling X" says nothing about how a reply to </w:t>
       </w:r>
       <w:r>
         <w:rPr>
@@ -3168,25 +4025,16 @@
         <w:t>lonely</w:t>
       </w:r>
       <w:r>
-        <w:t xml:space="preserve"> at 91.9% for someone who moved city and stopped speaking to people, and </w:t>
+        <w:t xml:space="preserve"> should differ from a reply to </w:t>
       </w:r>
       <w:r>
         <w:rPr>
           <w:i/>
         </w:rPr>
-        <w:t>devastated</w:t>
-      </w:r>
-      <w:r>
-        <w:t xml:space="preserve"> at 54.3% ahead of </w:t>
-      </w:r>
-      <w:r>
-        <w:rPr>
-          <w:i/>
-        </w:rPr>
-        <w:t>sad</w:t>
-      </w:r>
-      <w:r>
-        <w:t xml:space="preserve"> at 30.9% for a dog lost while its owner was away, where the attention picks out "My dog disappeared" and "and nobody told". Those candidates and cue words are exactly what the generator receives next.</w:t>
+        <w:t>proud</w:t>
+      </w:r>
+      <w:r>
+        <w:t>. Together, and with detector and generator fixed, these raised emotion fidelity from 28.3% to 36.7% and empathy from 4.89 to 5.05, both reliable after correction, while the 5.3-point drop in rule adherence was not; replies also fell from 80.4 to 57.1 words, all within the limit.</w:t>
       </w:r>
     </w:p>
     <w:p>
@@ -3194,138 +4042,15 @@
         <w:spacing w:after="120"/>
       </w:pPr>
       <w:r>
-        <w:rPr>
-          <w:b/>
-        </w:rPr>
-        <w:t>The agent (Figure 5.5):</w:t>
-      </w:r>
-      <w:r>
-        <w:t xml:space="preserve"> three turns of a conversation about having no time for one's parents. The trail above each reply shows the detector's window widening as the conversation grows, from one message to three, and the emotion it read at each turn: </w:t>
-      </w:r>
-      <w:r>
-        <w:rPr>
-          <w:i/>
-        </w:rPr>
-        <w:t>guilty</w:t>
-      </w:r>
-      <w:r>
-        <w:t xml:space="preserve"> at 56%, then </w:t>
-      </w:r>
-      <w:r>
-        <w:rPr>
-          <w:i/>
-        </w:rPr>
-        <w:t>guilty</w:t>
-      </w:r>
-      <w:r>
-        <w:t xml:space="preserve"> again at 67% once the second message is read together with the first, then </w:t>
-      </w:r>
-      <w:r>
-        <w:rPr>
-          <w:i/>
-        </w:rPr>
-        <w:t>apprehensive</w:t>
-      </w:r>
-      <w:r>
-        <w:t xml:space="preserve"> at 35% when the person asks whether they should talk to their parents, where the agent announces the change, guilty to apprehensive, and answers the feeling the person has now. Every reply obeys the rules it was given: 52, 44 and 49 words, exactly one question each. Neither figure is a mock-up; both print the record the system keeps for every turn.</w:t>
-      </w:r>
-    </w:p>
-    <w:p>
-      <w:r>
-        <w:drawing>
-          <wp:inline xmlns:a="http://schemas.openxmlformats.org/drawingml/2006/main" xmlns:pic="http://schemas.openxmlformats.org/drawingml/2006/picture">
-            <wp:extent cx="5486400" cy="2390152"/>
-            <wp:docPr id="4" name="Picture 4"/>
-            <wp:cNvGraphicFramePr>
-              <a:graphicFrameLocks noChangeAspect="1"/>
-            </wp:cNvGraphicFramePr>
-            <a:graphic>
-              <a:graphicData uri="http://schemas.openxmlformats.org/drawingml/2006/picture">
-                <pic:pic>
-                  <pic:nvPicPr>
-                    <pic:cNvPr id="0" name="fig_demo_d1.png"/>
-                    <pic:cNvPicPr/>
-                  </pic:nvPicPr>
-                  <pic:blipFill>
-                    <a:blip r:embed="rId12"/>
-                    <a:stretch>
-                      <a:fillRect/>
-                    </a:stretch>
-                  </pic:blipFill>
-                  <pic:spPr>
-                    <a:xfrm>
-                      <a:off x="0" y="0"/>
-                      <a:ext cx="5486400" cy="2390152"/>
-                    </a:xfrm>
-                    <a:prstGeom prst="rect"/>
-                  </pic:spPr>
-                </pic:pic>
-              </a:graphicData>
-            </a:graphic>
-          </wp:inline>
-        </w:drawing>
-      </w:r>
-    </w:p>
-    <w:p>
-      <w:r>
-        <w:rPr>
-          <w:i/>
-          <w:sz w:val="20"/>
-        </w:rPr>
-        <w:t>Figure 5.4: The detector on two messages: three candidates, their confidence, and the words its attention selected</w:t>
-      </w:r>
-    </w:p>
-    <w:p>
-      <w:r>
-        <w:drawing>
-          <wp:inline xmlns:a="http://schemas.openxmlformats.org/drawingml/2006/main" xmlns:pic="http://schemas.openxmlformats.org/drawingml/2006/picture">
-            <wp:extent cx="5486400" cy="2683888"/>
-            <wp:docPr id="5" name="Picture 5"/>
-            <wp:cNvGraphicFramePr>
-              <a:graphicFrameLocks noChangeAspect="1"/>
-            </wp:cNvGraphicFramePr>
-            <a:graphic>
-              <a:graphicData uri="http://schemas.openxmlformats.org/drawingml/2006/picture">
-                <pic:pic>
-                  <pic:nvPicPr>
-                    <pic:cNvPr id="0" name="fig_demo_agent.png"/>
-                    <pic:cNvPicPr/>
-                  </pic:nvPicPr>
-                  <pic:blipFill>
-                    <a:blip r:embed="rId13"/>
-                    <a:stretch>
-                      <a:fillRect/>
-                    </a:stretch>
-                  </pic:blipFill>
-                  <pic:spPr>
-                    <a:xfrm>
-                      <a:off x="0" y="0"/>
-                      <a:ext cx="5486400" cy="2683888"/>
-                    </a:xfrm>
-                    <a:prstGeom prst="rect"/>
-                  </pic:spPr>
-                </pic:pic>
-              </a:graphicData>
-            </a:graphic>
-          </wp:inline>
-        </w:drawing>
-      </w:r>
-    </w:p>
-    <w:p>
-      <w:r>
-        <w:rPr>
-          <w:i/>
-          <w:sz w:val="20"/>
-        </w:rPr>
-        <w:t>Figure 5.5: Three turns of the agent, with the audit trail it prints before each reply</w:t>
+        <w:t>The original design specified an attention mechanism but never implemented one. When extraction of the detector's attention weights was added, a verification check found that the library's default attention implementation returns no weights at all and raises no error, which would have left the feature silently inactive while appearing to work. The adjustment selects an implementation that returns weights, stops execution if they are missing, merges neighbouring fragments back into whole words, and passes only the highest-scoring 40% of tokens, as at most three phrases, so that the cues do not simply repeat the message.</w:t>
       </w:r>
     </w:p>
     <w:p>
       <w:pPr>
-        <w:pStyle w:val="Heading1"/>
+        <w:pStyle w:val="Heading2"/>
       </w:pPr>
       <w:r>
-        <w:t>5.2 Analysis of Design Solutions</w:t>
+        <w:t>5.3.2 From Single Replies to a Conversation</w:t>
       </w:r>
     </w:p>
     <w:p>
@@ -3333,15 +4058,13 @@
         <w:spacing w:after="120"/>
       </w:pPr>
       <w:r>
-        <w:t>Section 5.1 reported what each design achieved. This section explains why they differ, taking one design question at a time, and ends by weighing the alternatives against criteria that performance figures do not capture.</w:t>
-      </w:r>
-    </w:p>
-    <w:p>
-      <w:pPr>
-        <w:pStyle w:val="Heading2"/>
-      </w:pPr>
-      <w:r>
-        <w:t>5.2.1 Decoupled against Monolithic Designs</w:t>
+        <w:t xml:space="preserve">The evaluation assumes one message and one reply. Turning the design into the agent specified in Section 4.2.7 raised one question that had to be measured rather than assumed: </w:t>
+      </w:r>
+      <w:r>
+        <w:rPr>
+          <w:b/>
+        </w:rPr>
+        <w:t>how much of the conversation should the detector read?</w:t>
       </w:r>
     </w:p>
     <w:p>
@@ -3349,7 +4072,22 @@
         <w:spacing w:after="120"/>
       </w:pPr>
       <w:r>
-        <w:t>The central question of the thesis is whether emotion detection deserves a model of its own. Four designs without a detector answer the same conversations, and they fail in three different ways.</w:t>
+        <w:rPr>
+          <w:b/>
+        </w:rPr>
+        <w:t>Why the dataset cannot answer it:</w:t>
+      </w:r>
+      <w:r>
+        <w:t xml:space="preserve"> EmpatheticDialogues conversations have a median of 2 turns and a maximum of 4, and the gold emotion never changes inside one, in none of the 2,542 test conversations, so there is no multi-turn emotion shift in the data to tune a window against. We instead wrote conversations containing the shifts a real support conversation produces, above all the "I'm fine, actually I'm not" pattern in which the latest message alone says the opposite of what the person means. The column saying what a listener would hear is our own judgement, not an annotation, so this is </w:t>
+      </w:r>
+      <w:r>
+        <w:rPr>
+          <w:b/>
+        </w:rPr>
+        <w:t>illustrative evidence for a design choice and not a statistical result</w:t>
+      </w:r>
+      <w:r>
+        <w:t>.</w:t>
       </w:r>
     </w:p>
     <w:p>
@@ -3360,925 +4098,10 @@
         <w:rPr>
           <w:b/>
         </w:rPr>
-        <w:t>Fine-tuning a single model teaches the dataset's style, not the wanted behaviour:</w:t>
-      </w:r>
-      <w:r>
-        <w:t xml:space="preserve"> the LoRA-tuned generator writes short, casual replies that seldom acknowledge the feeling, and comes last on empathy, emotion fidelity and the judges; it learned its training data correctly, and the training data does not contain the behaviour we want. </w:t>
-      </w:r>
-      <w:r>
-        <w:rPr>
-          <w:b/>
-        </w:rPr>
-        <w:t>Prompting without an emotion leaves the model nothing to work from:</w:t>
-      </w:r>
-      <w:r>
-        <w:t xml:space="preserve"> zero-shot prompting asks the required single question in 22.7% of replies. </w:t>
-      </w:r>
-      <w:r>
-        <w:rPr>
-          <w:b/>
-        </w:rPr>
-        <w:t>Asking one model to do both jobs closes part of the gap, but not the part that matters here:</w:t>
-      </w:r>
-      <w:r>
-        <w:t xml:space="preserve"> the same-size single model satisfies all rules in 51.3% of replies, yet its replies are barely more faithful to the true emotion than zero-shot prompting (25.7% against 24.7%).</w:t>
-      </w:r>
-    </w:p>
-    <w:p>
-      <w:pPr>
-        <w:spacing w:after="120"/>
-      </w:pPr>
-      <w:r>
-        <w:t xml:space="preserve">Because that comparison changes the generator as well as the design, we built the test that changes only the design: </w:t>
-      </w:r>
-      <w:r>
-        <w:rPr>
-          <w:b/>
-        </w:rPr>
-        <w:t>the final system's own generator, given the single-model prompt and no detector at all.</w:t>
-      </w:r>
-      <w:r>
-        <w:t xml:space="preserve"> It follows the rules more often than the decoupled system (73.7% against 60.0%), but its empathy and emotional fidelity stay at the level of the smaller single model (4.75 and 27.0%); adding the detector and the per-emotion guidance to that same generator raises them to 5.05 and 36.7%. Section 5.5.5 reports it in full, and it is the strongest evidence in this thesis that the second model earns its place.</w:t>
-      </w:r>
-    </w:p>
-    <w:p>
-      <w:pPr>
-        <w:spacing w:after="120"/>
-      </w:pPr>
-      <w:r>
-        <w:rPr>
-          <w:b/>
-        </w:rPr>
-        <w:t>A larger single model is still stronger overall:</w:t>
-      </w:r>
-      <w:r>
-        <w:t xml:space="preserve"> Qwen2.5-7B leads on rule adherence, empathy and the judges, and since it shares a prompt with the same-size single model, capacity rather than structure explains that gap. Section 5.2.6 weighs what decoupling costs against what it makes possible.</w:t>
-      </w:r>
-    </w:p>
-    <w:p>
-      <w:pPr>
-        <w:pStyle w:val="Heading2"/>
-      </w:pPr>
-      <w:r>
-        <w:t>5.2.2 Detector Alternatives</w:t>
-      </w:r>
-    </w:p>
-    <w:p>
-      <w:pPr>
-        <w:spacing w:after="120"/>
-      </w:pPr>
-      <w:r>
-        <w:t xml:space="preserve">Two findings settled the detector. First, </w:t>
-      </w:r>
-      <w:r>
-        <w:rPr>
-          <w:b/>
-        </w:rPr>
-        <w:t>what the detector is trained on matters more than which network is used.</w:t>
-      </w:r>
-      <w:r>
-        <w:t xml:space="preserve"> Training GPT-2 Medium on the dataset's situation descriptions but deploying it on the user's own message cost about nine points of accuracy (56.9% against 48.2%); retraining on the text the model actually receives was the single largest improvement made to the detector.</w:t>
-      </w:r>
-    </w:p>
-    <w:p>
-      <w:pPr>
-        <w:spacing w:after="120"/>
-      </w:pPr>
-      <w:r>
-        <w:t xml:space="preserve">Second, </w:t>
-      </w:r>
-      <w:r>
-        <w:rPr>
-          <w:b/>
-        </w:rPr>
-        <w:t>among encoders trained on the right input, models of the same size are indistinguishable on top-1 accuracy</w:t>
-      </w:r>
-      <w:r>
-        <w:t xml:space="preserve"> (48.8-50.2%); RoBERTa-base separates itself only on the quality of its ranking, with 85.0% top-5 against 81.7-82.7% for BERT and ELECTRA (Figure 5.6, Tables 5.11 and 5.12). Ranking is exactly what the two-stage design consumes. RoBERTa-large adds 2.9 points of top-1 accuracy for 7.4 times the training cost and changed no measure of reply quality inside the pipeline (Section 5.4.3), so RoBERTa-base was kept.</w:t>
-      </w:r>
-    </w:p>
-    <w:p>
-      <w:r>
-        <w:drawing>
-          <wp:inline xmlns:a="http://schemas.openxmlformats.org/drawingml/2006/main" xmlns:pic="http://schemas.openxmlformats.org/drawingml/2006/picture">
-            <wp:extent cx="5486400" cy="2619563"/>
-            <wp:docPr id="6" name="Picture 6"/>
-            <wp:cNvGraphicFramePr>
-              <a:graphicFrameLocks noChangeAspect="1"/>
-            </wp:cNvGraphicFramePr>
-            <a:graphic>
-              <a:graphicData uri="http://schemas.openxmlformats.org/drawingml/2006/picture">
-                <pic:pic>
-                  <pic:nvPicPr>
-                    <pic:cNvPr id="0" name="fig_d1_backbone_comparison.png"/>
-                    <pic:cNvPicPr/>
-                  </pic:nvPicPr>
-                  <pic:blipFill>
-                    <a:blip r:embed="rId14"/>
-                    <a:stretch>
-                      <a:fillRect/>
-                    </a:stretch>
-                  </pic:blipFill>
-                  <pic:spPr>
-                    <a:xfrm>
-                      <a:off x="0" y="0"/>
-                      <a:ext cx="5486400" cy="2619563"/>
-                    </a:xfrm>
-                    <a:prstGeom prst="rect"/>
-                  </pic:spPr>
-                </pic:pic>
-              </a:graphicData>
-            </a:graphic>
-          </wp:inline>
-        </w:drawing>
-      </w:r>
-    </w:p>
-    <w:p>
-      <w:r>
-        <w:rPr>
-          <w:i/>
-          <w:sz w:val="20"/>
-        </w:rPr>
-        <w:t>Figure 5.6: Top-1 and top-5 accuracy of the detector candidates under identical training</w:t>
-      </w:r>
-    </w:p>
-    <w:p>
-      <w:pPr>
-        <w:pStyle w:val="Heading2"/>
-      </w:pPr>
-      <w:r>
-        <w:t>5.2.3 Generator Alternatives</w:t>
-      </w:r>
-    </w:p>
-    <w:p>
-      <w:pPr>
-        <w:spacing w:after="120"/>
-      </w:pPr>
-      <w:r>
-        <w:t>With the detector, the prompt and the conversations held fixed, the generator decides how well the rules are followed: 65.3% for Phi-4-mini, 57.7% for Qwen2.5-1.5B and 22.0% for Gemma-3-4B.</w:t>
-      </w:r>
-    </w:p>
-    <w:p>
-      <w:pPr>
-        <w:spacing w:after="120"/>
-      </w:pPr>
-      <w:r>
-        <w:t>Gemma is the instructive case, because on the surface it looks like the most empathetic model: it acknowledges the feeling in 96.7% of replies and scores higher than Phi-4-mini on the empathy classifier (5.30 against 4.89). But it averages 133 words, with 72% of replies over the limit, and the classifier rewards length in every system we measured (Section 5.4.4). Comparing replies of similar length removes that advantage: in every band where both have replies, Phi-4-mini matches or beats Gemma, and Gemma leads only above 120 words, where Phi-4-mini has no replies at all. Its apparent empathy is verbosity, and a system meant to answer someone in distress briefly cannot ignore the length rule.</w:t>
-      </w:r>
-    </w:p>
-    <w:p>
-      <w:pPr>
-        <w:pStyle w:val="Heading2"/>
-      </w:pPr>
-      <w:r>
-        <w:t>5.2.4 Integration Alternatives</w:t>
-      </w:r>
-    </w:p>
-    <w:p>
-      <w:pPr>
-        <w:spacing w:after="120"/>
-      </w:pPr>
-      <w:r>
-        <w:t>The link between the two models is itself a design choice, and the four ways of making it differ mainly in how much reasoning they ask of the generator. Against the same detector and generator with only the top-1 emotion and a generic prompt, the two-stage design raises emotion fidelity from 28.3% to 36.7% and empathy from 4.89 to 5.05, both reliable after correction, and shortens replies from 80.4 to 57.1 words. It costs 5.3 points of rule adherence, which is not a reliable difference.</w:t>
-      </w:r>
-    </w:p>
-    <w:p>
-      <w:pPr>
-        <w:spacing w:after="120"/>
-      </w:pPr>
-      <w:r>
-        <w:t xml:space="preserve">The benefit depends on the generator's capacity. The same change applied to Qwen2.5-1.5B </w:t>
-      </w:r>
-      <w:r>
-        <w:rPr>
-          <w:i/>
-        </w:rPr>
-        <w:t>lowers</w:t>
-      </w:r>
-      <w:r>
-        <w:t xml:space="preserve"> rule adherence to 36.7% and acknowledgement to 47.0%, which repeats what the earlier candidate-pick variant showed for that model (54.0%): a small model given more to reason about loses control of the output format. Only the larger instruction-tuned generator can absorb a richer prompt without dropping the rules.</w:t>
-      </w:r>
-    </w:p>
-    <w:p>
-      <w:pPr>
-        <w:spacing w:after="120"/>
-      </w:pPr>
-      <w:r>
-        <w:t>One limitation is worth stating plainly: this comparison removes three things at once, the top-3 selection, the emotion-specific guidance and the attention cues. Their individual contributions were not separated, so the improvement is credited to the combined design, and separating them is listed as future work (Section 5.6.6).</w:t>
-      </w:r>
-    </w:p>
-    <w:p>
-      <w:pPr>
-        <w:pStyle w:val="Heading2"/>
-      </w:pPr>
-      <w:r>
-        <w:t>5.2.5 Retrieval Augmentation</w:t>
-      </w:r>
-    </w:p>
-    <w:p>
-      <w:pPr>
-        <w:spacing w:after="120"/>
-      </w:pPr>
-      <w:r>
-        <w:rPr>
-          <w:b/>
-        </w:rPr>
-        <w:t>How retrieval was used:</w:t>
-      </w:r>
-      <w:r>
-        <w:t xml:space="preserve"> every training conversation was embedded as a message-and-reply pair with all-MiniLM-L6-v2 [26]. At generation time the detector's emotion narrowed the pool to conversations carrying that emotion, the two most similar messages were retrieved by cosine similarity, and their human replies were pasted into the system prompt as worked examples above the same three rules [25]. The second attempt narrowed the pool further to replies asking at most one question, and added an explicit reminder that the reply must contain exactly one question mark.</w:t>
-      </w:r>
-    </w:p>
-    <w:p>
-      <w:pPr>
-        <w:spacing w:after="120"/>
-      </w:pPr>
-      <w:r>
-        <w:t>It lowered rule adherence in both versions, to 54.3% and 43.7% against 63.7% without retrieval (Table 5.3). The reason is visible in the data: real listener replies satisfy all three rules in only 4.3% of cases, so the retrieved examples teach a style that contradicts the instructions given in the same prompt. Compliance with the one-question rule fell to 76.0% in the first version; filtering the examples and repeating the rule recovered that but cut acknowledgement from 70.3% to 57.0%.</w:t>
-      </w:r>
-    </w:p>
-    <w:p>
-      <w:pPr>
-        <w:spacing w:after="120"/>
-      </w:pPr>
-      <w:r>
-        <w:rPr>
-          <w:b/>
-        </w:rPr>
-        <w:t>What the cost bought was nothing:</w:t>
-      </w:r>
-      <w:r>
-        <w:t xml:space="preserve"> Table 5.3 reports retrieval on the same measures as every other system, because a design that loses rule adherence could still be worth keeping if it gained elsewhere. It did not: empathy is 4.85 against 4.80 without retrieval and emotion fidelity 27.7% against 26.0%, both well inside the confidence intervals of Figure 5.1, while the spread of its empathy scores is the widest of any system. Retrieval therefore cost 20 points of rule adherence and returned no measurable gain, which is why it was rejected before the judge panel was run; it is the one design in Table 5.1 the judges never scored, and its absence from the judge table and the composite follows from that rather than from selection. Three cells of the first attempt cannot be recovered, because its outputs were overwritten before those measures were computed, and the table says so instead of leaving them blank. For this task, examples of how people actually reply work against explicit behavioural rules rather than reinforcing them.</w:t>
-      </w:r>
-    </w:p>
-    <w:tbl>
-      <w:tblPr>
-        <w:tblStyle w:val="TableGrid"/>
-        <w:tblW w:type="auto" w:w="0"/>
-        <w:tblLook w:firstColumn="1" w:firstRow="1" w:lastColumn="0" w:lastRow="0" w:noHBand="0" w:noVBand="1" w:val="04A0"/>
-      </w:tblPr>
-      <w:tblGrid>
-        <w:gridCol w:w="1337"/>
-        <w:gridCol w:w="1337"/>
-        <w:gridCol w:w="1337"/>
-        <w:gridCol w:w="1337"/>
-        <w:gridCol w:w="1337"/>
-        <w:gridCol w:w="1337"/>
-        <w:gridCol w:w="1337"/>
-      </w:tblGrid>
-      <w:tr>
-        <w:tc>
-          <w:tcPr>
-            <w:tcW w:type="dxa" w:w="1337"/>
-            <w:shd w:val="clear" w:color="auto" w:fill="E3EEFB"/>
-          </w:tcPr>
-          <w:p>
-            <w:r>
-              <w:rPr>
-                <w:b/>
-              </w:rPr>
-            </w:r>
-            <w:r>
-              <w:rPr>
-                <w:b/>
-                <w:sz w:val="13"/>
-              </w:rPr>
-              <w:t>Variant</w:t>
-            </w:r>
-          </w:p>
-        </w:tc>
-        <w:tc>
-          <w:tcPr>
-            <w:tcW w:type="dxa" w:w="1337"/>
-            <w:shd w:val="clear" w:color="auto" w:fill="E3EEFB"/>
-          </w:tcPr>
-          <w:p>
-            <w:r>
-              <w:rPr>
-                <w:b/>
-              </w:rPr>
-            </w:r>
-            <w:r>
-              <w:rPr>
-                <w:b/>
-                <w:sz w:val="13"/>
-              </w:rPr>
-              <w:t>Ack (%)</w:t>
-            </w:r>
-          </w:p>
-        </w:tc>
-        <w:tc>
-          <w:tcPr>
-            <w:tcW w:type="dxa" w:w="1337"/>
-            <w:shd w:val="clear" w:color="auto" w:fill="E3EEFB"/>
-          </w:tcPr>
-          <w:p>
-            <w:r>
-              <w:rPr>
-                <w:b/>
-              </w:rPr>
-            </w:r>
-            <w:r>
-              <w:rPr>
-                <w:b/>
-                <w:sz w:val="13"/>
-              </w:rPr>
-              <w:t>One question (%)</w:t>
-            </w:r>
-          </w:p>
-        </w:tc>
-        <w:tc>
-          <w:tcPr>
-            <w:tcW w:type="dxa" w:w="1337"/>
-            <w:shd w:val="clear" w:color="auto" w:fill="E3EEFB"/>
-          </w:tcPr>
-          <w:p>
-            <w:r>
-              <w:rPr>
-                <w:b/>
-              </w:rPr>
-            </w:r>
-            <w:r>
-              <w:rPr>
-                <w:b/>
-                <w:sz w:val="13"/>
-              </w:rPr>
-              <w:t>All rules (%)</w:t>
-            </w:r>
-          </w:p>
-        </w:tc>
-        <w:tc>
-          <w:tcPr>
-            <w:tcW w:type="dxa" w:w="1337"/>
-            <w:shd w:val="clear" w:color="auto" w:fill="E3EEFB"/>
-          </w:tcPr>
-          <w:p>
-            <w:r>
-              <w:rPr>
-                <w:b/>
-              </w:rPr>
-            </w:r>
-            <w:r>
-              <w:rPr>
-                <w:b/>
-                <w:sz w:val="13"/>
-              </w:rPr>
-              <w:t>Mean words</w:t>
-            </w:r>
-          </w:p>
-        </w:tc>
-        <w:tc>
-          <w:tcPr>
-            <w:tcW w:type="dxa" w:w="1337"/>
-            <w:shd w:val="clear" w:color="auto" w:fill="E3EEFB"/>
-          </w:tcPr>
-          <w:p>
-            <w:r>
-              <w:rPr>
-                <w:b/>
-              </w:rPr>
-            </w:r>
-            <w:r>
-              <w:rPr>
-                <w:b/>
-                <w:sz w:val="13"/>
-              </w:rPr>
-              <w:t>WASSA empathy</w:t>
-            </w:r>
-          </w:p>
-        </w:tc>
-        <w:tc>
-          <w:tcPr>
-            <w:tcW w:type="dxa" w:w="1337"/>
-            <w:shd w:val="clear" w:color="auto" w:fill="E3EEFB"/>
-          </w:tcPr>
-          <w:p>
-            <w:r>
-              <w:rPr>
-                <w:b/>
-              </w:rPr>
-            </w:r>
-            <w:r>
-              <w:rPr>
-                <w:b/>
-                <w:sz w:val="13"/>
-              </w:rPr>
-              <w:t>Emotion validation (%)</w:t>
-            </w:r>
-          </w:p>
-        </w:tc>
-      </w:tr>
-      <w:tr>
-        <w:tc>
-          <w:tcPr>
-            <w:tcW w:type="dxa" w:w="1337"/>
-          </w:tcPr>
-          <w:p>
-            <w:r/>
-            <w:r>
-              <w:rPr>
-                <w:sz w:val="13"/>
-              </w:rPr>
-              <w:t>Without retrieval</w:t>
-            </w:r>
-          </w:p>
-        </w:tc>
-        <w:tc>
-          <w:tcPr>
-            <w:tcW w:type="dxa" w:w="1337"/>
-          </w:tcPr>
-          <w:p>
-            <w:r/>
-            <w:r>
-              <w:rPr>
-                <w:sz w:val="13"/>
-              </w:rPr>
-              <w:t>70.3</w:t>
-            </w:r>
-          </w:p>
-        </w:tc>
-        <w:tc>
-          <w:tcPr>
-            <w:tcW w:type="dxa" w:w="1337"/>
-          </w:tcPr>
-          <w:p>
-            <w:r/>
-            <w:r>
-              <w:rPr>
-                <w:sz w:val="13"/>
-              </w:rPr>
-              <w:t>87.3</w:t>
-            </w:r>
-          </w:p>
-        </w:tc>
-        <w:tc>
-          <w:tcPr>
-            <w:tcW w:type="dxa" w:w="1337"/>
-          </w:tcPr>
-          <w:p>
-            <w:r/>
-            <w:r>
-              <w:rPr>
-                <w:sz w:val="13"/>
-              </w:rPr>
-              <w:t>63.7</w:t>
-            </w:r>
-          </w:p>
-        </w:tc>
-        <w:tc>
-          <w:tcPr>
-            <w:tcW w:type="dxa" w:w="1337"/>
-          </w:tcPr>
-          <w:p>
-            <w:r/>
-            <w:r>
-              <w:rPr>
-                <w:sz w:val="13"/>
-              </w:rPr>
-              <w:t>35.2</w:t>
-            </w:r>
-          </w:p>
-        </w:tc>
-        <w:tc>
-          <w:tcPr>
-            <w:tcW w:type="dxa" w:w="1337"/>
-          </w:tcPr>
-          <w:p>
-            <w:r/>
-            <w:r>
-              <w:rPr>
-                <w:sz w:val="13"/>
-              </w:rPr>
-              <w:t>4.80 (SD 1.33)</w:t>
-            </w:r>
-          </w:p>
-        </w:tc>
-        <w:tc>
-          <w:tcPr>
-            <w:tcW w:type="dxa" w:w="1337"/>
-          </w:tcPr>
-          <w:p>
-            <w:r/>
-            <w:r>
-              <w:rPr>
-                <w:sz w:val="13"/>
-              </w:rPr>
-              <w:t>26.0</w:t>
-            </w:r>
-          </w:p>
-        </w:tc>
-      </w:tr>
-      <w:tr>
-        <w:tc>
-          <w:tcPr>
-            <w:tcW w:type="dxa" w:w="1337"/>
-          </w:tcPr>
-          <w:p>
-            <w:r/>
-            <w:r>
-              <w:rPr>
-                <w:sz w:val="13"/>
-              </w:rPr>
-              <w:t>With retrieval, attempt 1: 1-2 retrieved examples</w:t>
-            </w:r>
-          </w:p>
-        </w:tc>
-        <w:tc>
-          <w:tcPr>
-            <w:tcW w:type="dxa" w:w="1337"/>
-          </w:tcPr>
-          <w:p>
-            <w:r/>
-            <w:r>
-              <w:rPr>
-                <w:sz w:val="13"/>
-              </w:rPr>
-              <w:t>not recoverable</w:t>
-            </w:r>
-          </w:p>
-        </w:tc>
-        <w:tc>
-          <w:tcPr>
-            <w:tcW w:type="dxa" w:w="1337"/>
-          </w:tcPr>
-          <w:p>
-            <w:r/>
-            <w:r>
-              <w:rPr>
-                <w:sz w:val="13"/>
-              </w:rPr>
-              <w:t>76</w:t>
-            </w:r>
-          </w:p>
-        </w:tc>
-        <w:tc>
-          <w:tcPr>
-            <w:tcW w:type="dxa" w:w="1337"/>
-          </w:tcPr>
-          <w:p>
-            <w:r/>
-            <w:r>
-              <w:rPr>
-                <w:sz w:val="13"/>
-              </w:rPr>
-              <w:t>54.3</w:t>
-            </w:r>
-          </w:p>
-        </w:tc>
-        <w:tc>
-          <w:tcPr>
-            <w:tcW w:type="dxa" w:w="1337"/>
-          </w:tcPr>
-          <w:p>
-            <w:r/>
-            <w:r>
-              <w:rPr>
-                <w:sz w:val="13"/>
-              </w:rPr>
-              <w:t>not recoverable</w:t>
-            </w:r>
-          </w:p>
-        </w:tc>
-        <w:tc>
-          <w:tcPr>
-            <w:tcW w:type="dxa" w:w="1337"/>
-          </w:tcPr>
-          <w:p>
-            <w:r/>
-            <w:r>
-              <w:rPr>
-                <w:sz w:val="13"/>
-              </w:rPr>
-              <w:t>not recoverable</w:t>
-            </w:r>
-          </w:p>
-        </w:tc>
-        <w:tc>
-          <w:tcPr>
-            <w:tcW w:type="dxa" w:w="1337"/>
-          </w:tcPr>
-          <w:p>
-            <w:r/>
-            <w:r>
-              <w:rPr>
-                <w:sz w:val="13"/>
-              </w:rPr>
-              <w:t>not recoverable</w:t>
-            </w:r>
-          </w:p>
-        </w:tc>
-      </w:tr>
-      <w:tr>
-        <w:tc>
-          <w:tcPr>
-            <w:tcW w:type="dxa" w:w="1337"/>
-          </w:tcPr>
-          <w:p>
-            <w:r/>
-            <w:r>
-              <w:rPr>
-                <w:sz w:val="13"/>
-              </w:rPr>
-              <w:t>With retrieval, attempt 2: filtered examples + rule reminder</w:t>
-            </w:r>
-          </w:p>
-        </w:tc>
-        <w:tc>
-          <w:tcPr>
-            <w:tcW w:type="dxa" w:w="1337"/>
-          </w:tcPr>
-          <w:p>
-            <w:r/>
-            <w:r>
-              <w:rPr>
-                <w:sz w:val="13"/>
-              </w:rPr>
-              <w:t>57.0</w:t>
-            </w:r>
-          </w:p>
-        </w:tc>
-        <w:tc>
-          <w:tcPr>
-            <w:tcW w:type="dxa" w:w="1337"/>
-          </w:tcPr>
-          <w:p>
-            <w:r/>
-            <w:r>
-              <w:rPr>
-                <w:sz w:val="13"/>
-              </w:rPr>
-              <w:t>78</w:t>
-            </w:r>
-          </w:p>
-        </w:tc>
-        <w:tc>
-          <w:tcPr>
-            <w:tcW w:type="dxa" w:w="1337"/>
-          </w:tcPr>
-          <w:p>
-            <w:r/>
-            <w:r>
-              <w:rPr>
-                <w:sz w:val="13"/>
-              </w:rPr>
-              <w:t>43.7</w:t>
-            </w:r>
-          </w:p>
-        </w:tc>
-        <w:tc>
-          <w:tcPr>
-            <w:tcW w:type="dxa" w:w="1337"/>
-          </w:tcPr>
-          <w:p>
-            <w:r/>
-            <w:r>
-              <w:rPr>
-                <w:sz w:val="13"/>
-              </w:rPr>
-              <w:t>34.0</w:t>
-            </w:r>
-          </w:p>
-        </w:tc>
-        <w:tc>
-          <w:tcPr>
-            <w:tcW w:type="dxa" w:w="1337"/>
-          </w:tcPr>
-          <w:p>
-            <w:r/>
-            <w:r>
-              <w:rPr>
-                <w:sz w:val="13"/>
-              </w:rPr>
-              <w:t>4.85 (SD 1.46)</w:t>
-            </w:r>
-          </w:p>
-        </w:tc>
-        <w:tc>
-          <w:tcPr>
-            <w:tcW w:type="dxa" w:w="1337"/>
-          </w:tcPr>
-          <w:p>
-            <w:r/>
-            <w:r>
-              <w:rPr>
-                <w:sz w:val="13"/>
-              </w:rPr>
-              <w:t>27.7</w:t>
-            </w:r>
-          </w:p>
-        </w:tc>
-      </w:tr>
-    </w:tbl>
-    <w:p/>
-    <w:p>
-      <w:r>
-        <w:rPr>
-          <w:i/>
-          <w:sz w:val="20"/>
-        </w:rPr>
-        <w:t>Table 5.3: Retrieval augmentation on every measure, against the same pipeline without it</w:t>
-      </w:r>
-    </w:p>
-    <w:p>
-      <w:pPr>
-        <w:pStyle w:val="Heading2"/>
-      </w:pPr>
-      <w:r>
-        <w:t>5.2.6 Assessment against Criteria beyond Performance</w:t>
-      </w:r>
-    </w:p>
-    <w:p>
-      <w:pPr>
-        <w:spacing w:after="120"/>
-      </w:pPr>
-      <w:r>
-        <w:t>Performance is not the only criterion, and the alternatives separate cleanly on the others. The two designs that need training, the fine-tuned baseline and the retrieval pipeline, are also the two that cost most to change. Every single-model design, of any size, keeps its emotional decision inside itself, so there is nothing to inspect and nowhere to place a safeguard. The decoupled designs expose the emotion, and the selected one exposes the most: three candidates, the emotion chosen and the words that drove it, with the detector, the guidance and the generator each replaceable on their own.</w:t>
-      </w:r>
-    </w:p>
-    <w:p>
-      <w:pPr>
-        <w:spacing w:after="120"/>
-      </w:pPr>
-      <w:r>
-        <w:t>Because the performance measures disagree with one another, Table A.17 combines five of them into one ranking: rule adherence, empathy, emotion fidelity, judge-rated empathy and freedom from boilerplate, each standardised across the systems and averaged with equal weight. Nothing is tuned: the weights are equal, every judged system is included, and the measures are those already in Table 5.1.</w:t>
-      </w:r>
-    </w:p>
-    <w:p>
-      <w:pPr>
-        <w:spacing w:after="120"/>
-      </w:pPr>
-      <w:r>
-        <w:t xml:space="preserve">On that ranking the final system is </w:t>
-      </w:r>
-      <w:r>
-        <w:rPr>
-          <w:b/>
-        </w:rPr>
-        <w:t>second of eight</w:t>
-      </w:r>
-      <w:r>
-        <w:t xml:space="preserve">, behind only the 7.6-billion-parameter single model, and </w:t>
-      </w:r>
-      <w:r>
-        <w:rPr>
-          <w:b/>
-        </w:rPr>
-        <w:t>first among the systems that fit the 8 GB budget set as requirement N1 in Section 3.1.2</w:t>
-      </w:r>
-      <w:r>
-        <w:t>. The result does not rest on one favourable measure: dropping any single measure leaves it second or third, always behind the larger single model. A composite depends on what goes into it, so we report it as a summary and not as evidence in its own right; the per-measure comparisons in Sections 5.4.2 and 5.5.7, with their significance tests, remain the basis for every claim in this thesis.</w:t>
-      </w:r>
-    </w:p>
-    <w:p>
-      <w:pPr>
-        <w:pStyle w:val="Heading1"/>
-      </w:pPr>
-      <w:r>
-        <w:t>5.3 Final Design Adjustments</w:t>
-      </w:r>
-    </w:p>
-    <w:p>
-      <w:pPr>
-        <w:spacing w:after="120"/>
-      </w:pPr>
-      <w:r>
-        <w:t>Evaluating the initial pipeline, a GPT-2 Medium detector with a Qwen2.5-1.5B generator, exposed several weaknesses. Each adjustment below was made in answer to a measured result, and each was re-evaluated on the same 300 conversations before it was kept. Table A.18 is the full log, with the evidence behind every change and its measured effect.</w:t>
-      </w:r>
-    </w:p>
-    <w:p>
-      <w:pPr>
-        <w:pStyle w:val="Heading2"/>
-      </w:pPr>
-      <w:r>
-        <w:t>5.3.1 Adjustments to the Detector, the Generator and the Prompt</w:t>
-      </w:r>
-    </w:p>
-    <w:p>
-      <w:pPr>
-        <w:spacing w:after="120"/>
-      </w:pPr>
-      <w:r>
-        <w:t>Measuring the first detector on the input it actually receives revealed a mismatch between training and use: it had been trained on the dataset's situation descriptions, which name the feeling almost explicitly, while the pipeline hands it the user's conversational message. The detector was retrained on first messages and, following the encoder comparison in Section 5.2.2, GPT-2 Medium was replaced by RoBERTa-base. Its accuracy now describes the job it actually does, and its ranking is good enough for top-3 selection.</w:t>
-      </w:r>
-    </w:p>
-    <w:p>
-      <w:pPr>
-        <w:spacing w:after="120"/>
-      </w:pPr>
-      <w:r>
-        <w:t xml:space="preserve">Three changes followed from the comparisons in Section 5.2, each kept only after it was re-measured on the same conversations. </w:t>
-      </w:r>
-      <w:r>
-        <w:rPr>
-          <w:b/>
-        </w:rPr>
-        <w:t>The generator was replaced:</w:t>
-      </w:r>
-      <w:r>
-        <w:t xml:space="preserve"> with the corrected detector held fixed, Phi-4-mini followed the rules more often than Qwen2.5-1.5B, so it became d2 in 4-bit form. </w:t>
-      </w:r>
-      <w:r>
-        <w:rPr>
-          <w:b/>
-        </w:rPr>
-        <w:t>The emotion decision was given its own call:</w:t>
-      </w:r>
-      <w:r>
-        <w:t xml:space="preserve"> the detector's top label is wrong in about half of conversations while the correct one is among its top three in 76.5%, and an earlier variant that chose and replied in a single call had damaged rule-following. </w:t>
-      </w:r>
-      <w:r>
-        <w:rPr>
-          <w:b/>
-        </w:rPr>
-        <w:t>Guidance was written for each of the 32 emotions:</w:t>
-      </w:r>
-      <w:r>
-        <w:t xml:space="preserve"> a generic "the user is feeling X" says nothing about how a reply to </w:t>
-      </w:r>
-      <w:r>
-        <w:rPr>
-          <w:i/>
-        </w:rPr>
-        <w:t>lonely</w:t>
-      </w:r>
-      <w:r>
-        <w:t xml:space="preserve"> should differ from a reply to </w:t>
-      </w:r>
-      <w:r>
-        <w:rPr>
-          <w:i/>
-        </w:rPr>
-        <w:t>proud</w:t>
-      </w:r>
-      <w:r>
-        <w:t>. Together, and with detector and generator fixed, these raised emotion fidelity from 28.3% to 36.7% and empathy from 4.89 to 5.05, both reliable after correction, while the 5.3-point drop in rule adherence was not; replies also fell from 80.4 to 57.1 words, all within the limit.</w:t>
-      </w:r>
-    </w:p>
-    <w:p>
-      <w:pPr>
-        <w:spacing w:after="120"/>
-      </w:pPr>
-      <w:r>
-        <w:t>The original design specified an attention mechanism but never implemented one. When extraction of the detector's attention weights was added, a verification check found that the library's default attention implementation returns no weights at all and raises no error, which would have left the feature silently inactive while appearing to work. The adjustment selects an implementation that returns weights, stops execution if they are missing, merges neighbouring fragments back into whole words, and passes only the highest-scoring 40% of tokens, as at most three phrases, so that the cues do not simply repeat the message.</w:t>
-      </w:r>
-    </w:p>
-    <w:p>
-      <w:pPr>
-        <w:pStyle w:val="Heading2"/>
-      </w:pPr>
-      <w:r>
-        <w:t>5.3.2 From Single Replies to a Conversation</w:t>
-      </w:r>
-    </w:p>
-    <w:p>
-      <w:pPr>
-        <w:spacing w:after="120"/>
-      </w:pPr>
-      <w:r>
-        <w:t xml:space="preserve">The evaluation assumes one message and one reply. Turning the design into the agent specified in Section 4.2.7 raised one question that had to be measured rather than assumed: </w:t>
-      </w:r>
-      <w:r>
-        <w:rPr>
-          <w:b/>
-        </w:rPr>
-        <w:t>how much of the conversation should the detector read?</w:t>
-      </w:r>
-    </w:p>
-    <w:p>
-      <w:pPr>
-        <w:spacing w:after="120"/>
-      </w:pPr>
-      <w:r>
-        <w:rPr>
-          <w:b/>
-        </w:rPr>
-        <w:t>Why the dataset cannot answer it:</w:t>
-      </w:r>
-      <w:r>
-        <w:t xml:space="preserve"> EmpatheticDialogues conversations have a median of 2 turns and a maximum of 4, and the gold emotion never changes inside one, in none of the 2,542 test conversations, so there is no multi-turn emotion shift in the data to tune a window against. We instead wrote conversations containing the shifts a real support conversation produces, above all the "I'm fine, actually I'm not" pattern in which the latest message alone says the opposite of what the person means. The column saying what a listener would hear is our own judgement, not an annotation, so this is </w:t>
-      </w:r>
-      <w:r>
-        <w:rPr>
-          <w:b/>
-        </w:rPr>
-        <w:t>illustrative evidence for a design choice and not a statistical result</w:t>
-      </w:r>
-      <w:r>
-        <w:t>.</w:t>
-      </w:r>
-    </w:p>
-    <w:p>
-      <w:pPr>
-        <w:spacing w:after="120"/>
-      </w:pPr>
-      <w:r>
-        <w:rPr>
-          <w:b/>
-        </w:rPr>
         <w:t>Reading only the latest message loses the thread:</w:t>
       </w:r>
       <w:r>
-        <w:t xml:space="preserve"> across ten short conversations with a deliberate shift (Table A.19), moving from one turn to four moved the prediction to what a listener would hear in five of them, left it unchanged in three, and in two exchanged one neighbour of the intended emotion for another; in none did a correct single-message reading become wrong. The clearest case is the one that started this test: "I am okay. Well, not properly." alone is read as </w:t>
+        <w:t xml:space="preserve"> across ten short conversations with a deliberate shift (Table A.18), moving from one turn to four moved the prediction to what a listener would hear in five of them, left it unchanged in three, and in two exchanged one neighbour of the intended emotion for another; in none did a correct single-message reading become wrong. The clearest case is the one that started this test: "I am okay. Well, not properly." alone is read as </w:t>
       </w:r>
       <w:r>
         <w:rPr>
@@ -5271,7 +5094,7 @@
         <w:spacing w:after="120"/>
       </w:pPr>
       <w:r>
-        <w:t>Figure 5.7 shows every comparison at once: the difference between the final system and each baseline on the three headline measures, with its confidence interval, coloured by whether it survives correction. Table A.20 gives the same comparisons with exact p-values. Three patterns run through it.</w:t>
+        <w:t>Figure 5.6 shows every comparison at once: the difference between the final system and each baseline on the three headline measures, with its confidence interval, coloured by whether it survives correction. Table A.19 gives the same comparisons with exact p-values. Three patterns run through it.</w:t>
       </w:r>
     </w:p>
     <w:p>
@@ -5339,7 +5162,7 @@
         <w:drawing>
           <wp:inline xmlns:a="http://schemas.openxmlformats.org/drawingml/2006/main" xmlns:pic="http://schemas.openxmlformats.org/drawingml/2006/picture">
             <wp:extent cx="5486400" cy="2924797"/>
-            <wp:docPr id="7" name="Picture 7"/>
+            <wp:docPr id="6" name="Picture 6"/>
             <wp:cNvGraphicFramePr>
               <a:graphicFrameLocks noChangeAspect="1"/>
             </wp:cNvGraphicFramePr>
@@ -5351,7 +5174,7 @@
                     <pic:cNvPicPr/>
                   </pic:nvPicPr>
                   <pic:blipFill>
-                    <a:blip r:embed="rId15"/>
+                    <a:blip r:embed="rId14"/>
                     <a:stretch>
                       <a:fillRect/>
                     </a:stretch>
@@ -5376,7 +5199,7 @@
           <w:i/>
           <w:sz w:val="20"/>
         </w:rPr>
-        <w:t>Figure 5.7: The final system against each baseline on three measures, with 95% confidence intervals</w:t>
+        <w:t>Figure 5.6: The final system against each baseline on three measures, with 95% confidence intervals</w:t>
       </w:r>
     </w:p>
     <w:p>
@@ -5492,7 +5315,7 @@
         <w:spacing w:after="120"/>
       </w:pPr>
       <w:r>
-        <w:t xml:space="preserve">Several conclusions lean on the empathy classifier, so we tested it against the judges on the 512 replies both scored (Table A.25). </w:t>
+        <w:t xml:space="preserve">Several conclusions lean on the empathy classifier, so we tested it against the judges on the 512 replies both scored (Table A.24). </w:t>
       </w:r>
       <w:r>
         <w:rPr>
@@ -5560,7 +5383,7 @@
         <w:spacing w:after="120"/>
       </w:pPr>
       <w:r>
-        <w:t>The panel itself holds up well. Across the 512 replies the two judges correlate at rho = 0.69 for empathy and 0.68 overall, and they rank the eight systems identically except for the final system and top-1 Phi-4-mini, whose panel scores differ by 0.03 and which swap places. Both judges scored all 512 replies, so every system was rated by the same two judges. Drawing the judges from different model families is what the literature recommends to limit a single model's bias [19], and the agreement we observe is consistent with that.</w:t>
+        <w:t>The two judges themselves hold up: across the 512 replies they correlate at rho = 0.69 for empathy and 0.68 overall, and they rank the eight systems identically but for one pair differing by 0.03. Drawing them from different model families is what the literature recommends to limit a single model's bias [19], and the agreement we observe is consistent with that.</w:t>
       </w:r>
     </w:p>
     <w:p>
@@ -6490,7 +6313,7 @@
               <w:rPr>
                 <w:sz w:val="16"/>
               </w:rPr>
-              <w:t>43</w:t>
+              <w:t>43.0</w:t>
             </w:r>
           </w:p>
         </w:tc>
@@ -6556,7 +6379,7 @@
               <w:rPr>
                 <w:sz w:val="16"/>
               </w:rPr>
-              <w:t>48</w:t>
+              <w:t>48.0</w:t>
             </w:r>
           </w:p>
         </w:tc>
@@ -6702,7 +6525,7 @@
               <w:rPr>
                 <w:sz w:val="16"/>
               </w:rPr>
-              <w:t>92</w:t>
+              <w:t>92.0</w:t>
             </w:r>
           </w:p>
         </w:tc>
@@ -6898,7 +6721,7 @@
               <w:rPr>
                 <w:sz w:val="16"/>
               </w:rPr>
-              <w:t>53</w:t>
+              <w:t>53.0</w:t>
             </w:r>
           </w:p>
         </w:tc>
@@ -6973,7 +6796,7 @@
         <w:spacing w:after="120"/>
       </w:pPr>
       <w:r>
-        <w:t xml:space="preserve">Human evaluation allows a comparison of direction, if not of size. People in published studies strongly prefer LLM replies to those of purpose-built empathetic models, rating ChatGPT at 4.64 out of 5 against 3.08 for CEM [13], and tool-augmented fine-tuned models win 61-72% of head-to-head empathy comparisons [28]. </w:t>
+        <w:t xml:space="preserve">Human evaluation allows a comparison of direction, if not of size: people in published studies strongly prefer LLM replies to those of purpose-built empathetic models, rating ChatGPT at 4.64 out of 5 against 3.08 for CEM [13]. </w:t>
       </w:r>
       <w:r>
         <w:rPr>
@@ -7127,7 +6950,7 @@
         <w:spacing w:after="120"/>
       </w:pPr>
       <w:r>
-        <w:t xml:space="preserve">Rule adherence is one of our headline measures, so the rules themselves need justification: following our rules is only a virtue if the rules describe something worth doing. Table A.33 gives the origin of each rule and its measured effect, computed </w:t>
+        <w:t xml:space="preserve">Rule adherence is one of our headline measures, so the rules themselves need justification: following our rules is only a virtue if the rules describe something worth doing. Table A.32 gives the origin of each rule and its measured effect, computed </w:t>
       </w:r>
       <w:r>
         <w:rPr>
@@ -7229,7 +7052,7 @@
         <w:t>the final system's own generator the single-model prompt and no detector at all</w:t>
       </w:r>
       <w:r>
-        <w:t>. Figure 5.8 shows the result measure by measure, and Table A.34 adds a length control, since the single model writes 29% longer replies.</w:t>
+        <w:t>. Figure 5.7 shows the result measure by measure, and Table A.33 adds a length control, since the single model writes 29% longer replies.</w:t>
       </w:r>
     </w:p>
     <w:p>
@@ -7291,7 +7114,7 @@
         <w:drawing>
           <wp:inline xmlns:a="http://schemas.openxmlformats.org/drawingml/2006/main" xmlns:pic="http://schemas.openxmlformats.org/drawingml/2006/picture">
             <wp:extent cx="5486400" cy="2946202"/>
-            <wp:docPr id="8" name="Picture 8"/>
+            <wp:docPr id="7" name="Picture 7"/>
             <wp:cNvGraphicFramePr>
               <a:graphicFrameLocks noChangeAspect="1"/>
             </wp:cNvGraphicFramePr>
@@ -7303,7 +7126,7 @@
                     <pic:cNvPicPr/>
                   </pic:nvPicPr>
                   <pic:blipFill>
-                    <a:blip r:embed="rId16"/>
+                    <a:blip r:embed="rId15"/>
                     <a:stretch>
                       <a:fillRect/>
                     </a:stretch>
@@ -7328,7 +7151,7 @@
           <w:i/>
           <w:sz w:val="20"/>
         </w:rPr>
-        <w:t>Figure 5.8: The decoupled design against the same generator used alone, measure by measure</w:t>
+        <w:t>Figure 5.7: The decoupled design against the same generator used alone, measure by measure</w:t>
       </w:r>
     </w:p>
     <w:p>
@@ -7377,7 +7200,7 @@
         <w:t>It is parameter-efficient:</w:t>
       </w:r>
       <w:r>
-        <w:t xml:space="preserve"> 52% of the bigger model's size for 97.5% of its judge score. </w:t>
+        <w:t xml:space="preserve"> 52% of the bigger model's size, and second to it on the empathy panel out of eight systems. </w:t>
       </w:r>
       <w:r>
         <w:rPr>
@@ -7976,7 +7799,7 @@
               <w:rPr>
                 <w:sz w:val="16"/>
               </w:rPr>
-              <w:t>AI judges, overall (1-10)</w:t>
+              <w:t>Empathy panel (three raters, combined)</w:t>
             </w:r>
           </w:p>
         </w:tc>
@@ -7990,7 +7813,7 @@
               <w:rPr>
                 <w:sz w:val="16"/>
               </w:rPr>
-              <w:t>8.68</w:t>
+              <w:t>+0.59  (2 of 8)</w:t>
             </w:r>
           </w:p>
         </w:tc>
@@ -8004,7 +7827,7 @@
               <w:rPr>
                 <w:sz w:val="16"/>
               </w:rPr>
-              <w:t>8.78</w:t>
+              <w:t>+0.53  (3 of 8)</w:t>
             </w:r>
           </w:p>
         </w:tc>
@@ -8018,65 +7841,7 @@
               <w:rPr>
                 <w:sz w:val="16"/>
               </w:rPr>
-              <w:t>8.90</w:t>
-            </w:r>
-          </w:p>
-        </w:tc>
-      </w:tr>
-      <w:tr>
-        <w:tc>
-          <w:tcPr>
-            <w:tcW w:type="dxa" w:w="2340"/>
-          </w:tcPr>
-          <w:p>
-            <w:r/>
-            <w:r>
-              <w:rPr>
-                <w:sz w:val="16"/>
-              </w:rPr>
-              <w:t>AI judges, empathy (1-10)</w:t>
-            </w:r>
-          </w:p>
-        </w:tc>
-        <w:tc>
-          <w:tcPr>
-            <w:tcW w:type="dxa" w:w="2340"/>
-          </w:tcPr>
-          <w:p>
-            <w:r/>
-            <w:r>
-              <w:rPr>
-                <w:sz w:val="16"/>
-              </w:rPr>
-              <w:t>7.84</w:t>
-            </w:r>
-          </w:p>
-        </w:tc>
-        <w:tc>
-          <w:tcPr>
-            <w:tcW w:type="dxa" w:w="2340"/>
-          </w:tcPr>
-          <w:p>
-            <w:r/>
-            <w:r>
-              <w:rPr>
-                <w:sz w:val="16"/>
-              </w:rPr>
-              <w:t>8.04</w:t>
-            </w:r>
-          </w:p>
-        </w:tc>
-        <w:tc>
-          <w:tcPr>
-            <w:tcW w:type="dxa" w:w="2340"/>
-          </w:tcPr>
-          <w:p>
-            <w:r/>
-            <w:r>
-              <w:rPr>
-                <w:sz w:val="16"/>
-              </w:rPr>
-              <w:t>8.15</w:t>
+              <w:t>+1.11  (1 of 8)</w:t>
             </w:r>
           </w:p>
         </w:tc>

--- a/final writing/Chapter_5_Results_and_Analysis.docx
+++ b/final writing/Chapter_5_Results_and_Analysis.docx
@@ -1619,7 +1619,7 @@
         <w:t>devastated</w:t>
       </w:r>
       <w:r>
-        <w:t xml:space="preserve">. These are differences of intensity within one family of feeling, not confusions between unrelated emotions, the same pattern reported for a comparable classifier [31]. Two consequences shaped the design: a reply built on the wrong label is rarely built on the wrong </w:t>
+        <w:t xml:space="preserve">. These are differences of intensity within one family of feeling, not confusions between unrelated emotions, the same pattern reported for a comparable classifier [45]. Two consequences shaped the design: a reply built on the wrong label is rarely built on the wrong </w:t>
       </w:r>
       <w:r>
         <w:rPr>
@@ -1732,7 +1732,7 @@
         <w:spacing w:after="120"/>
       </w:pPr>
       <w:r>
-        <w:t xml:space="preserve">Repetitiveness is the most common complaint about machine-written empathy [15], so we measure it as a </w:t>
+        <w:t xml:space="preserve">Repetitiveness is the most common complaint about machine-written empathy [24], so we measure it as a </w:t>
       </w:r>
       <w:r>
         <w:rPr>
@@ -1771,7 +1771,7 @@
         <w:t>The two model judges:</w:t>
       </w:r>
       <w:r>
-        <w:t xml:space="preserve"> three requirements fixed them. A judge had to be flagship-scale, because only strong judges track human preference reliably [18]; it could not share a family with anything it judges, because LLM evaluators favour their own generations [33]; and one judge is not enough, because a panel from different developers shows less of any single model's bias [19]. Nemotron 3 Ultra (NVIDIA) and gpt-oss-120b (OpenAI, open weights) meet all three, neither is related to Phi-4-mini (Microsoft) or Qwen (Alibaba), and both are reachable on free tiers, which a project with no compute budget needs. Four further candidates were prepared and lost to circumstances outside the work (Table A.9). Each scores every reply from 1 to 10 for empathy, relevance and safety.</w:t>
+        <w:t xml:space="preserve"> three requirements fixed them. A judge had to be flagship-scale, because only strong judges track human preference reliably [28]; it could not share a family with anything it judges, because LLM evaluators favour their own generations [30]; and one judge is not enough, because a panel from different developers shows less of any single model's bias [29]. Nemotron 3 Ultra (NVIDIA) and gpt-oss-120b (OpenAI, open weights) meet all three, neither is related to Phi-4-mini (Microsoft) or Qwen (Alibaba), and both are reachable on free tiers, which a project with no compute budget needs. Four further candidates were prepared and lost to circumstances outside the work (Table A.9). Each scores every reply from 1 to 10 for empathy, relevance and safety.</w:t>
       </w:r>
     </w:p>
     <w:p>
@@ -1785,7 +1785,7 @@
         <w:t>The third rater is not a language model at all,</w:t>
       </w:r>
       <w:r>
-        <w:t xml:space="preserve"> which is why it is in the panel: the hyy33 system from the WASSA 2024 shared task [17], [16], a transformer trained on conversation turns that people had rated for empathy, returning one score from 0 to 10. It shares no family with any generator compared here and cannot be swayed by the fluency and length preferences large models have in common, and Section 5.4.4 tests rather than assumes it. It is also the only rater that scored all twelve systems, the two judges having been run on the stratified sample of 64 conversations.</w:t>
+        <w:t xml:space="preserve"> which is why it is in the panel: the hyy33 system from the WASSA 2024 shared task [27], [26], a transformer trained on conversation turns that people had rated for empathy, returning one score from 0 to 10. It shares no family with any generator compared here and cannot be swayed by the fluency and length preferences large models have in common, and Section 5.4.4 tests rather than assumes it. It is also the only rater that scored all twelve systems, the two judges having been run on the stratified sample of 64 conversations.</w:t>
       </w:r>
     </w:p>
     <w:p>
@@ -2931,7 +2931,7 @@
         <w:t>supportiveness</w:t>
       </w:r>
       <w:r>
-        <w:t>, how supported the reader would feel on receiving it. Each situation ends with a preference question, which keeps the head-to-head comparison used in similar studies [28] beside the ratings; rating as well as choosing gives every system a score on every situation, so the size of a difference can be measured and not only its direction. The situations cover the four emotions most central to supportive conversation and five of the eight are also scored by the AI judges, which is what lets the two rankings be compared. Table A.10 gives the item-by-item design.</w:t>
+        <w:t>, how supported the reader would feel on receiving it. Each situation ends with a preference question, which keeps the head-to-head comparison used in similar studies [15] beside the ratings; rating as well as choosing gives every system a score on every situation, so the size of a difference can be measured and not only its direction. The situations cover the four emotions most central to supportive conversation and five of the eight are also scored by the AI judges, which is what lets the two rankings be compared. Table A.10 gives the item-by-item design.</w:t>
       </w:r>
     </w:p>
     <w:p>
@@ -3400,7 +3400,7 @@
         <w:t>How retrieval was used:</w:t>
       </w:r>
       <w:r>
-        <w:t xml:space="preserve"> every training conversation was embedded as a message-and-reply pair with all-MiniLM-L6-v2 [26]. At generation time the detector's emotion narrowed the pool to conversations carrying that emotion, the two most similar messages were retrieved by cosine similarity, and their human replies were pasted into the system prompt as worked examples above the same three rules [25]. The second attempt narrowed the pool further to replies asking at most one question, and added an explicit reminder that the reply must contain exactly one question mark.</w:t>
+        <w:t xml:space="preserve"> every training conversation was embedded as a message-and-reply pair with all-MiniLM-L6-v2 [41]. At generation time the detector's emotion narrowed the pool to conversations carrying that emotion, the two most similar messages were retrieved by cosine similarity, and their human replies were pasted into the system prompt as worked examples above the same three rules [40]. The second attempt narrowed the pool further to replies asking at most one question, and added an explicit reminder that the reply must contain exactly one question mark.</w:t>
       </w:r>
     </w:p>
     <w:p>
@@ -5105,7 +5105,7 @@
         <w:rPr>
           <w:b/>
         </w:rPr>
-        <w:t>Empathy and emotion fidelity improve reliably over every comparable design.</w:t>
+        <w:t>Empathy and emotion fidelity improve reliably over every comparable design:</w:t>
       </w:r>
       <w:r>
         <w:t xml:space="preserve"> The empathy score is higher than every baseline except the largest single model, by 0.16 to 0.25 points, and </w:t>
@@ -5298,7 +5298,7 @@
         <w:spacing w:after="120"/>
       </w:pPr>
       <w:r>
-        <w:t xml:space="preserve">Longer replies score higher on the empathy classifier in every system, with Spearman correlations from 0.14 to 0.54, all p &lt; 0.02. A verbose system can therefore look empathetic without being so, which is the same bias reported for LLM judges [18]. This affects two comparisons in opposite directions. It explains Gemma-3-4B's high score entirely (Section 5.2.3). And it </w:t>
+        <w:t xml:space="preserve">Longer replies score higher on the empathy classifier in every system, with Spearman correlations from 0.14 to 0.54, all p &lt; 0.02. A verbose system can therefore look empathetic without being so, which is the same bias reported for LLM judges [28]. This affects two comparisons in opposite directions. It explains Gemma-3-4B's high score entirely (Section 5.2.3). And it </w:t>
       </w:r>
       <w:r>
         <w:rPr>
@@ -5383,7 +5383,7 @@
         <w:spacing w:after="120"/>
       </w:pPr>
       <w:r>
-        <w:t>The two judges themselves hold up: across the 512 replies they correlate at rho = 0.69 for empathy and 0.68 overall, and they rank the eight systems identically but for one pair differing by 0.03. Drawing them from different model families is what the literature recommends to limit a single model's bias [19], and the agreement we observe is consistent with that.</w:t>
+        <w:t>The two judges themselves hold up: across the 512 replies they correlate at rho = 0.69 for empathy and 0.68 overall, and they rank the eight systems identically but for one pair differing by 0.03. Drawing them from different model families is what the literature recommends to limit a single model's bias [29], and the agreement we observe is consistent with that.</w:t>
       </w:r>
     </w:p>
     <w:p>
@@ -5477,7 +5477,7 @@
         <w:spacing w:after="120"/>
       </w:pPr>
       <w:r>
-        <w:t>Our detector's 50.3% exceeds every joint recognition-and-generation model listed, at 30.6-41.2% [7], [8], [11], [12], and the personality-aware models at 45.4-48.3% [29]; it is on par with RoBERTa-GPT2 at 51.5% [48]. Four things explain that gap, and only the last is a decision we can take credit for.</w:t>
+        <w:t>Our detector's 50.3% exceeds every joint recognition-and-generation model listed, at 30.6-41.2% [6], [7], [10], [11], and the personality-aware models at 45.4-48.3% [16]; it is on par with RoBERTa-GPT2 at 51.5% [42]. Four things explain that gap, and only the last is a decision we can take credit for.</w:t>
       </w:r>
     </w:p>
     <w:p>
@@ -6982,7 +6982,7 @@
         <w:t>emotional reactions</w:t>
       </w:r>
       <w:r>
-        <w:t xml:space="preserve"> mechanism of EPITOME, a framework of empathy in text-based support built on established empathy scales [1]. In our data, replies with an acknowledgement score 0.36 points higher on the empathy classifier within the same system (p &lt; 0.001, 3,300 replies); the judges point the same way but not reliably.</w:t>
+        <w:t xml:space="preserve"> mechanism of EPITOME, a framework of empathy in text-based support built on established empathy scales [2]. In our data, replies with an acknowledgement score 0.36 points higher on the empathy classifier within the same system (p &lt; 0.001, 3,300 replies); the judges point the same way but not reliably.</w:t>
       </w:r>
     </w:p>
     <w:p>
@@ -6996,7 +6996,7 @@
         <w:t>Asking exactly one question</w:t>
       </w:r>
       <w:r>
-        <w:t xml:space="preserve"> balances two things: a reply with no question closes the conversation, while several questions produce the interrogation that counselling guidance warns against [41], and only 4.7% of the dataset's listener replies ask more than one. </w:t>
+        <w:t xml:space="preserve"> balances two things: a reply with no question closes the conversation, while several questions produce the interrogation that counselling guidance warns against [3], and only 4.7% of the dataset's listener replies ask more than one. </w:t>
       </w:r>
       <w:r>
         <w:rPr>
@@ -8235,7 +8235,7 @@
         <w:t>That retrieval would do the job more simply:</w:t>
       </w:r>
       <w:r>
-        <w:t xml:space="preserve"> showing the generator real conversations with the same emotion [25] cut rule adherence in both versions we built, because real listener replies seldom follow the rules themselves. We did not build the full agentic system that was suggested to us, so this evidence concerns retrieval-augmented prompting and not agentic designs in general.</w:t>
+        <w:t xml:space="preserve"> showing the generator real conversations with the same emotion [40] cut rule adherence in both versions we built, because real listener replies seldom follow the rules themselves. We did not build the full agentic system that was suggested to us, so this evidence concerns retrieval-augmented prompting and not agentic designs in general.</w:t>
       </w:r>
     </w:p>
     <w:p>
@@ -8400,7 +8400,7 @@
         <w:spacing w:after="120"/>
       </w:pPr>
       <w:r>
-        <w:t>In order of priority: add a pre-generation crisis filter with reviewed safe responses, which is required before any public deployment [39]; run a component-wise ablation that separates emotion selection, per-emotion guidance and attention cues; and combine the detector and per-emotion prompting with a larger generator.</w:t>
+        <w:t>In order of priority: add a pre-generation crisis filter with reviewed safe responses, which is required before any public deployment [52]; run a component-wise ablation that separates emotion selection, per-emotion guidance and attention cues; and combine the detector and per-emotion prompting with a larger generator.</w:t>
       </w:r>
     </w:p>
     <w:p>

--- a/final writing/Chapter_5_Results_and_Analysis.docx
+++ b/final writing/Chapter_5_Results_and_Analysis.docx
@@ -8094,7 +8094,15 @@
         <w:spacing w:after="120"/>
       </w:pPr>
       <w:r>
-        <w:t>The empathy and fidelity gains come from the structure and not from the size of the generator, which is "</w:t>
+        <w:t>The empathy and fidelity gains come from the structure and not from the size of the generator, which is what the middle column establishes: the same generator alone scores 4.75 and 27.0%, and gains nothing on either measure over the 1.5-billion-parameter single model (Section 5.5.5). The bigger single model remains ahead on rules and on the empathy classifier, though the judges separate neither its empathy nor its overall score from ours after correction. The case for decoupling is therefore not that separation beats scale, but that separation produces an emotional decision that is written down, at a size that fits the hardware most people have.</w:t>
+      </w:r>
+    </w:p>
+    <w:p>
+      <w:pPr>
+        <w:pStyle w:val="Heading2"/>
+      </w:pPr>
+      <w:r>
+        <w:t>5.6.2 Why the Two-Stage Design Works</w:t>
       </w:r>
     </w:p>
     <w:p>
@@ -8102,7 +8110,16 @@
         <w:spacing w:after="120"/>
       </w:pPr>
       <w:r>
-        <w:t>what the middle column establishes: the same generator alone scores 4.75 and 27.0%, and gains nothing on "</w:t>
+        <w:t xml:space="preserve">The most surprising result in the chapter is that the stage-1 choice agrees with the dataset's label </w:t>
+      </w:r>
+      <w:r>
+        <w:rPr>
+          <w:i/>
+        </w:rPr>
+        <w:t>less</w:t>
+      </w:r>
+      <w:r>
+        <w:t xml:space="preserve"> often than the detector's own top prediction (42.3% against 50.3%), while the system built on it has the best emotion fidelity and the strongest empathy scores of any comparable design. Three observations reconcile this.</w:t>
       </w:r>
     </w:p>
     <w:p>
@@ -8110,7 +8127,25 @@
         <w:spacing w:after="120"/>
       </w:pPr>
       <w:r>
-        <w:t>either measure over the 1.5-billion-parameter single model (Section 5.5.5). The bigger single model remains "</w:t>
+        <w:t xml:space="preserve">First, EmpatheticDialogues gives each conversation one fine-grained label chosen by the speaker before they wrote anything, and many messages plausibly express a neighbouring feeling; since almost all disagreements are between neighbours, a choice that differs from the label is often still a fair reading of the text. Second, replies built on a wrong label are no worse than replies built on a right one (Section 5.4.3): what a reply needs is a feeling close enough to answer, not the exact gold label. Third, the improvement appears when per-emotion guidance is added. Telling the generator </w:t>
+      </w:r>
+      <w:r>
+        <w:rPr>
+          <w:i/>
+        </w:rPr>
+        <w:t>how</w:t>
+      </w:r>
+      <w:r>
+        <w:t xml:space="preserve"> to answer loneliness, rather than only </w:t>
+      </w:r>
+      <w:r>
+        <w:rPr>
+          <w:i/>
+        </w:rPr>
+        <w:t>that</w:t>
+      </w:r>
+      <w:r>
+        <w:t xml:space="preserve"> the person is lonely, changes what the reply says.</w:t>
       </w:r>
     </w:p>
     <w:p>
@@ -8118,7 +8153,15 @@
         <w:spacing w:after="120"/>
       </w:pPr>
       <w:r>
-        <w:t>ahead on rules and on the empathy classifier, though the judges separate neither its empathy nor its overall "</w:t>
+        <w:t>Because our comparison removed the selection, the guidance and the cue words together, their individual shares cannot be separated, and the accuracy result above suggests the guidance carries most of the weight. This is also a narrower effect than the design's advantage over single models: the judges rate the two-stage and top-1 configurations almost identically, so the benefit shows up in the finer measures of empathy and emotional fidelity rather than in overall ratings.</w:t>
+      </w:r>
+    </w:p>
+    <w:p>
+      <w:pPr>
+        <w:pStyle w:val="Heading2"/>
+      </w:pPr>
+      <w:r>
+        <w:t>5.6.3 Objections, and When a Single Model Is the Better Choice</w:t>
       </w:r>
     </w:p>
     <w:p>
@@ -8126,7 +8169,25 @@
         <w:spacing w:after="120"/>
       </w:pPr>
       <w:r>
-        <w:t>score from ours after correction. The case for decoupling is therefore not that separation beats scale. It is "</w:t>
+        <w:t xml:space="preserve">Two objections can be made to this design, and both were tested rather than argued. </w:t>
+      </w:r>
+      <w:r>
+        <w:rPr>
+          <w:b/>
+        </w:rPr>
+        <w:t>That a second model is unnecessary:</w:t>
+      </w:r>
+      <w:r>
+        <w:t xml:space="preserve"> a single model of the same size, and our own generator used the same way, both produced less empathetic and less emotionally faithful replies; the detector costs 125 million parameters and under ten minutes of training, and a larger one changed nothing. </w:t>
+      </w:r>
+      <w:r>
+        <w:rPr>
+          <w:b/>
+        </w:rPr>
+        <w:t>That retrieval would do the job more simply:</w:t>
+      </w:r>
+      <w:r>
+        <w:t xml:space="preserve"> showing the generator real conversations with the same emotion [40] cut rule adherence in both versions we built, because real listener replies seldom follow the rules themselves. We did not build the full agentic system that was suggested to us, so this evidence concerns retrieval-augmented prompting and not agentic designs in general.</w:t>
       </w:r>
     </w:p>
     <w:p>
@@ -8134,7 +8195,15 @@
         <w:spacing w:after="120"/>
       </w:pPr>
       <w:r>
-        <w:t>that separation produces an emotional decision that is written down, at a size that fits the hardware most "</w:t>
+        <w:t>There is also a case against our own design. If the only goal is the best reply, on hardware that can hold a 7-billion-parameter model, our results favour the larger single model. Decoupling is the better choice when the emotional reasoning has to be visible: to audit why a reply took a particular tone, to show a user or a clinician which emotion was read, or to place a safeguard before any text is generated. The two are not exclusive, and combining the detector and per-emotion prompting with a larger generator is the obvious next experiment.</w:t>
+      </w:r>
+    </w:p>
+    <w:p>
+      <w:pPr>
+        <w:pStyle w:val="Heading2"/>
+      </w:pPr>
+      <w:r>
+        <w:t>5.6.4 Built to Be Used</w:t>
       </w:r>
     </w:p>
     <w:p>
@@ -8142,7 +8211,43 @@
         <w:spacing w:after="120"/>
       </w:pPr>
       <w:r>
-        <w:t>people have.</w:t>
+        <w:t xml:space="preserve">The thesis calls this design application-oriented, and the word has to earn its place: a benchmark entry becomes a usable system only if someone can run it, talk to it, see what it decided and change what it does. Four properties, each measured rather than asserted, are what make the claim. </w:t>
+      </w:r>
+      <w:r>
+        <w:rPr>
+          <w:b/>
+        </w:rPr>
+        <w:t>It runs locally</w:t>
+      </w:r>
+      <w:r>
+        <w:t xml:space="preserve">, within 8 GB, so a deployed instance need not send anyone's disclosure to an external service. </w:t>
+      </w:r>
+      <w:r>
+        <w:rPr>
+          <w:b/>
+        </w:rPr>
+        <w:t>It holds a conversation</w:t>
+      </w:r>
+      <w:r>
+        <w:t xml:space="preserve">, reading the last four user turns, keeping ten exchanges of memory, and relaxing the question rule after the first turn so the exchange does not become an interrogation. </w:t>
+      </w:r>
+      <w:r>
+        <w:rPr>
+          <w:b/>
+        </w:rPr>
+        <w:t>It shows its work</w:t>
+      </w:r>
+      <w:r>
+        <w:t xml:space="preserve">: every turn exposes the three candidate emotions with their confidence, the emotion chosen, the words that drove the detection and any change of emotion, which an end-to-end model cannot offer. </w:t>
+      </w:r>
+      <w:r>
+        <w:rPr>
+          <w:b/>
+        </w:rPr>
+        <w:t>Its behaviour is controllable and replaceable</w:t>
+      </w:r>
+      <w:r>
+        <w:t>: replies stay short and ask exactly one question in 92.7% of first turns, and the detector, the guidance and the generator can each be swapped out on their own. None of these four is available from an end-to-end model of any size: it can produce the same reply, but not the emotion it answered, not a place to put a safeguard, and not a part that can be replaced on its own. Together they make the design a plausible first-line listener, for example in a student well-being service, once the limitations below are addressed.</w:t>
       </w:r>
     </w:p>
     <w:p>
@@ -8150,7 +8255,7 @@
         <w:pStyle w:val="Heading2"/>
       </w:pPr>
       <w:r>
-        <w:t>5.6.2 Why the Two-Stage Design Works</w:t>
+        <w:t>5.6.5 Limitations</w:t>
       </w:r>
     </w:p>
     <w:p>
@@ -8158,16 +8263,97 @@
         <w:spacing w:after="120"/>
       </w:pPr>
       <w:r>
-        <w:t xml:space="preserve">The most surprising result in the chapter is that the stage-1 choice agrees with the dataset's label </w:t>
+        <w:t xml:space="preserve">Eight limitations bound what this work can claim. </w:t>
       </w:r>
       <w:r>
         <w:rPr>
-          <w:i/>
+          <w:b/>
         </w:rPr>
-        <w:t>less</w:t>
-      </w:r>
-      <w:r>
-        <w:t xml:space="preserve"> often than the detector's own top prediction (42.3% against 50.3%), while the system built on it has the best emotion fidelity and the strongest empathy scores of any comparable design. Three observations reconcile this.</w:t>
+        <w:t>Data:</w:t>
+      </w:r>
+      <w:r>
+        <w:t xml:space="preserve"> EmpatheticDialogues is English, crowd-sourced and single-labelled, so neither the detection accuracy nor the suitability of the replies can be assumed to carry over to Bangla speakers or to people in real distress. </w:t>
+      </w:r>
+      <w:r>
+        <w:rPr>
+          <w:b/>
+        </w:rPr>
+        <w:t>Safety:</w:t>
+      </w:r>
+      <w:r>
+        <w:t xml:space="preserve"> the label set has no category for suicidal ideation and the system has no crisis safeguard beyond interface disclaimers. </w:t>
+      </w:r>
+      <w:r>
+        <w:rPr>
+          <w:b/>
+        </w:rPr>
+        <w:t>Measures:</w:t>
+      </w:r>
+      <w:r>
+        <w:t xml:space="preserve"> all the automatic measures are proxies; the acknowledgement check is keyword-based, the one-question rule is not rewarded by either empathy measure, the classifier was trained on a different domain and rewards length, emotion fidelity depends on our own detector, and the judge panel has only two members. </w:t>
+      </w:r>
+      <w:r>
+        <w:rPr>
+          <w:b/>
+        </w:rPr>
+        <w:t>Scale of evidence:</w:t>
+      </w:r>
+      <w:r>
+        <w:t xml:space="preserve"> 300 conversations for generation, 64 for the judges, and a small human study </w:t>
+      </w:r>
+      <w:r>
+        <w:rPr>
+          <w:b/>
+          <w:color w:val="B03A00"/>
+        </w:rPr>
+        <w:t>[[PENDING: final number of participants]]</w:t>
+      </w:r>
+      <w:r>
+        <w:t xml:space="preserve">. </w:t>
+      </w:r>
+      <w:r>
+        <w:rPr>
+          <w:b/>
+        </w:rPr>
+        <w:t>Guidance:</w:t>
+      </w:r>
+      <w:r>
+        <w:t xml:space="preserve"> the per-emotion instructions that shape every reply were written by the authors rather than by clinicians, and have had no professional review. </w:t>
+      </w:r>
+      <w:r>
+        <w:rPr>
+          <w:b/>
+        </w:rPr>
+        <w:t>Single turns:</w:t>
+      </w:r>
+      <w:r>
+        <w:t xml:space="preserve"> the quantitative results all concern first replies; the multi-turn agent was checked only on scenarios. </w:t>
+      </w:r>
+      <w:r>
+        <w:rPr>
+          <w:b/>
+        </w:rPr>
+        <w:t>Repetition:</w:t>
+      </w:r>
+      <w:r>
+        <w:t xml:space="preserve"> 58.7% of replies still reuse stock phrases. </w:t>
+      </w:r>
+      <w:r>
+        <w:rPr>
+          <w:b/>
+        </w:rPr>
+        <w:t>Efficiency:</w:t>
+      </w:r>
+      <w:r>
+        <w:t xml:space="preserve"> memory and time were measured on one GPU over 50 messages.</w:t>
+      </w:r>
+    </w:p>
+    <w:p>
+      <w:pPr>
+        <w:pStyle w:val="Heading2"/>
+      </w:pPr>
+      <w:r>
+        <w:t>5.6.6 Future Work</w:t>
       </w:r>
     </w:p>
     <w:p>
@@ -8175,25 +8361,7 @@
         <w:spacing w:after="120"/>
       </w:pPr>
       <w:r>
-        <w:t xml:space="preserve">First, EmpatheticDialogues gives each conversation one fine-grained label chosen by the speaker before they wrote anything, and many messages plausibly express a neighbouring feeling; since almost all disagreements are between neighbours, a choice that differs from the label is often still a fair reading of the text. Second, replies built on a wrong label are no worse than replies built on a right one (Section 5.4.3): what a reply needs is a feeling close enough to answer, not the exact gold label. Third, the improvement appears when per-emotion guidance is added. Telling the generator </w:t>
-      </w:r>
-      <w:r>
-        <w:rPr>
-          <w:i/>
-        </w:rPr>
-        <w:t>how</w:t>
-      </w:r>
-      <w:r>
-        <w:t xml:space="preserve"> to answer loneliness, rather than only </w:t>
-      </w:r>
-      <w:r>
-        <w:rPr>
-          <w:i/>
-        </w:rPr>
-        <w:t>that</w:t>
-      </w:r>
-      <w:r>
-        <w:t xml:space="preserve"> the person is lonely, changes what the reply says.</w:t>
+        <w:t>In order of priority: add a pre-generation crisis filter with reviewed safe responses, required before any public deployment [52]; run a component-wise ablation separating emotion selection, per-emotion guidance and attention cues; and combine the detector and per-emotion prompting with a larger generator.</w:t>
       </w:r>
     </w:p>
     <w:p>
@@ -8201,15 +8369,31 @@
         <w:spacing w:after="120"/>
       </w:pPr>
       <w:r>
-        <w:t>Because our comparison removed the selection, the guidance and the cue words together, their individual shares cannot be separated, and the accuracy result above suggests the guidance carries most of the weight. This is also a narrower effect than the design's advantage over single models: the judges rate the two-stage and top-1 configurations almost identically, so the benefit shows up in the finer measures of empathy and emotional fidelity rather than in overall ratings.</w:t>
-      </w:r>
-    </w:p>
-    <w:p>
-      <w:pPr>
-        <w:pStyle w:val="Heading2"/>
-      </w:pPr>
-      <w:r>
-        <w:t>5.6.3 Objections, and When a Single Model Is the Better Choice</w:t>
+        <w:rPr>
+          <w:b/>
+        </w:rPr>
+        <w:t>Guidance written with practitioners:</w:t>
+      </w:r>
+      <w:r>
+        <w:t xml:space="preserve"> The three universal rules come from published sources [2], [3], but the per-emotion guidance does not: the instructions telling the model how a </w:t>
+      </w:r>
+      <w:r>
+        <w:rPr>
+          <w:i/>
+        </w:rPr>
+        <w:t>lonely</w:t>
+      </w:r>
+      <w:r>
+        <w:t xml:space="preserve"> message differs from a </w:t>
+      </w:r>
+      <w:r>
+        <w:rPr>
+          <w:i/>
+        </w:rPr>
+        <w:t>furious</w:t>
+      </w:r>
+      <w:r>
+        <w:t xml:space="preserve"> one were written by the authors, who are not clinicians, and this is the one component with no external grounding. It should be developed with practising counsellors and clinical psychologists, by interviewing them about how they respond to each kind of situation, asking them to rewrite the 32 sets of instructions, and recording where their practice disagrees with ours; such interviews concern professional practice, not any patient's records. Published work already judges these systems against counselling criteria and against clinicians themselves [14], [24], so the standard exists and our guidance has not been held to it. The change is cheap, since the guidance is read at generation time and replacing it retrains nothing.</w:t>
       </w:r>
     </w:p>
     <w:p>
@@ -8217,25 +8401,13 @@
         <w:spacing w:after="120"/>
       </w:pPr>
       <w:r>
-        <w:t xml:space="preserve">Two objections can be made to this design, and both were tested rather than argued. </w:t>
-      </w:r>
-      <w:r>
         <w:rPr>
           <w:b/>
         </w:rPr>
-        <w:t>That a second model is unnecessary:</w:t>
-      </w:r>
-      <w:r>
-        <w:t xml:space="preserve"> a single model of the same size, and our own generator used the same way, both produced less empathetic and less emotionally faithful replies; the detector costs 125 million parameters and under ten minutes of training, and a larger one would not change the conclusion. </w:t>
-      </w:r>
-      <w:r>
-        <w:rPr>
-          <w:b/>
-        </w:rPr>
-        <w:t>That retrieval would do the job more simply:</w:t>
-      </w:r>
-      <w:r>
-        <w:t xml:space="preserve"> showing the generator real conversations with the same emotion [40] cut rule adherence in both versions we built, because real listener replies seldom follow the rules themselves. We did not build the full agentic system that was suggested to us, so this evidence concerns retrieval-augmented prompting and not agentic designs in general.</w:t>
+        <w:t>Beyond English:</w:t>
+      </w:r>
+      <w:r>
+        <w:t xml:space="preserve"> Everything here is English, because the corpus is and both models were pre-trained mostly on English text, so none of it should be assumed to hold for someone writing in another language. Extending it takes three steps: collect or adapt labelled emotional conversations in Bangla, including the code-mixed Bangla-English people here actually type; retrain the detector from a multilingual encoder, which is cheap at 125 million parameters; and rewrite the per-emotion guidance with speakers of the language, since how loneliness or shame should be answered is not the same everywhere and a translated prompt would carry English assumptions with it. The decoupled structure helps: a new language needs a new detector and new guidance, not a new generator.</w:t>
       </w:r>
     </w:p>
     <w:p>
@@ -8243,186 +8415,7 @@
         <w:spacing w:after="120"/>
       </w:pPr>
       <w:r>
-        <w:t>There is also a case against our own design. If the only goal is the best reply, on hardware that can hold a 7-billion-parameter model, our results favour the larger single model. Decoupling is the better choice when the emotional reasoning has to be visible: to audit why a reply took a particular tone, to show a user or a clinician which emotion was read, or to place a safeguard before any text is generated, and when components must be replaceable one at a time. The two are not exclusive, and combining the detector and per-emotion prompting with a larger generator is the most obvious next experiment.</w:t>
-      </w:r>
-    </w:p>
-    <w:p>
-      <w:pPr>
-        <w:pStyle w:val="Heading2"/>
-      </w:pPr>
-      <w:r>
-        <w:t>5.6.4 Built to Be Used</w:t>
-      </w:r>
-    </w:p>
-    <w:p>
-      <w:pPr>
-        <w:spacing w:after="120"/>
-      </w:pPr>
-      <w:r>
-        <w:t xml:space="preserve">The thesis calls this design application-oriented, and the word has to earn its place: a benchmark entry becomes a usable system only if someone can run it, talk to it, see what it decided and change what it does. Four properties, each measured rather than asserted, are what make the claim. </w:t>
-      </w:r>
-      <w:r>
-        <w:rPr>
-          <w:b/>
-        </w:rPr>
-        <w:t>It runs locally</w:t>
-      </w:r>
-      <w:r>
-        <w:t xml:space="preserve">, within 8 GB, so a deployed instance need not send anyone's disclosure to an external service. </w:t>
-      </w:r>
-      <w:r>
-        <w:rPr>
-          <w:b/>
-        </w:rPr>
-        <w:t>It holds a conversation</w:t>
-      </w:r>
-      <w:r>
-        <w:t xml:space="preserve">, reading the last four user turns, keeping ten exchanges of memory, and relaxing the question rule after the first turn so the exchange does not become an interrogation. </w:t>
-      </w:r>
-      <w:r>
-        <w:rPr>
-          <w:b/>
-        </w:rPr>
-        <w:t>It shows its work</w:t>
-      </w:r>
-      <w:r>
-        <w:t xml:space="preserve">: every turn exposes the three candidate emotions with their confidence, the emotion chosen, the words that drove the detection and any change of emotion, which an end-to-end model cannot offer. </w:t>
-      </w:r>
-      <w:r>
-        <w:rPr>
-          <w:b/>
-        </w:rPr>
-        <w:t>Its behaviour is controllable and replaceable</w:t>
-      </w:r>
-      <w:r>
-        <w:t>: replies stay short and ask exactly one question in 92.7% of first turns, and the detector, the guidance and the generator can each be swapped out on their own. None of these four is available from an end-to-end model of any size: it can produce the same reply, but not the emotion it answered, not a place to put a safeguard, and not a part that can be replaced on its own. Together they make the design a plausible first-line listener, for example in a student well-being service, once the limitations below are addressed.</w:t>
-      </w:r>
-    </w:p>
-    <w:p>
-      <w:pPr>
-        <w:pStyle w:val="Heading2"/>
-      </w:pPr>
-      <w:r>
-        <w:t>5.6.5 Limitations</w:t>
-      </w:r>
-    </w:p>
-    <w:p>
-      <w:pPr>
-        <w:spacing w:after="120"/>
-      </w:pPr>
-      <w:r>
-        <w:t xml:space="preserve">Seven limitations bound what this work can claim. </w:t>
-      </w:r>
-      <w:r>
-        <w:rPr>
-          <w:b/>
-        </w:rPr>
-        <w:t>Data:</w:t>
-      </w:r>
-      <w:r>
-        <w:t xml:space="preserve"> EmpatheticDialogues is English, crowd-sourced and single-labelled, so neither the detection accuracy nor the suitability of the replies can be assumed to carry over to Bangla speakers or to people in real distress. </w:t>
-      </w:r>
-      <w:r>
-        <w:rPr>
-          <w:b/>
-        </w:rPr>
-        <w:t>Safety:</w:t>
-      </w:r>
-      <w:r>
-        <w:t xml:space="preserve"> the label set has no category for suicidal ideation and the system has no crisis safeguard beyond interface disclaimers. </w:t>
-      </w:r>
-      <w:r>
-        <w:rPr>
-          <w:b/>
-        </w:rPr>
-        <w:t>Measures:</w:t>
-      </w:r>
-      <w:r>
-        <w:t xml:space="preserve"> all the automatic measures are proxies; the acknowledgement check is keyword-based, the one-question rule is not rewarded by either empathy measure, the classifier was trained on a different domain and rewards length, emotion fidelity depends on our own detector, and the judge panel has only two members. </w:t>
-      </w:r>
-      <w:r>
-        <w:rPr>
-          <w:b/>
-        </w:rPr>
-        <w:t>Scale of evidence:</w:t>
-      </w:r>
-      <w:r>
-        <w:t xml:space="preserve"> 300 conversations for generation, 64 for the judges, and a small human study </w:t>
-      </w:r>
-      <w:r>
-        <w:rPr>
-          <w:b/>
-          <w:color w:val="B03A00"/>
-        </w:rPr>
-        <w:t>[[PENDING: final number of participants]]</w:t>
-      </w:r>
-      <w:r>
-        <w:t xml:space="preserve">. </w:t>
-      </w:r>
-      <w:r>
-        <w:rPr>
-          <w:b/>
-        </w:rPr>
-        <w:t>Single turns:</w:t>
-      </w:r>
-      <w:r>
-        <w:t xml:space="preserve"> the quantitative results all concern first replies; the multi-turn agent was checked only on scenarios. </w:t>
-      </w:r>
-      <w:r>
-        <w:rPr>
-          <w:b/>
-        </w:rPr>
-        <w:t>Repetition:</w:t>
-      </w:r>
-      <w:r>
-        <w:t xml:space="preserve"> 58.7% of replies still reuse stock phrases. </w:t>
-      </w:r>
-      <w:r>
-        <w:rPr>
-          <w:b/>
-        </w:rPr>
-        <w:t>Efficiency:</w:t>
-      </w:r>
-      <w:r>
-        <w:t xml:space="preserve"> memory and time were measured on one GPU over 50 messages.</w:t>
-      </w:r>
-    </w:p>
-    <w:p>
-      <w:pPr>
-        <w:pStyle w:val="Heading2"/>
-      </w:pPr>
-      <w:r>
-        <w:t>5.6.6 Future Work</w:t>
-      </w:r>
-    </w:p>
-    <w:p>
-      <w:pPr>
-        <w:spacing w:after="120"/>
-      </w:pPr>
-      <w:r>
-        <w:t>In order of priority: add a pre-generation crisis filter with reviewed safe responses, which is required before any public deployment [52]; run a component-wise ablation that separates emotion selection, per-emotion guidance and attention cues; and combine the detector and per-emotion prompting with a larger generator.</w:t>
-      </w:r>
-    </w:p>
-    <w:p>
-      <w:pPr>
-        <w:spacing w:after="120"/>
-      </w:pPr>
-      <w:r>
-        <w:rPr>
-          <w:b/>
-        </w:rPr>
-        <w:t>Beyond English:</w:t>
-      </w:r>
-      <w:r>
-        <w:t xml:space="preserve"> Everything here is English, because the corpus is English and both models were pre-trained mostly on English text, so none of it should be assumed to hold for someone writing in another language. Extending the work is the next substantial piece, in three steps: collect or adapt labelled emotional conversations in Bangla, including the code-mixed Bangla-English people here actually type; retrain the detector from a multilingual encoder, which is cheap because only 125 million parameters sit behind it; and rewrite the per-emotion guidance with speakers of the language, since how loneliness or shame should be answered is not the same everywhere and a translated prompt would carry English assumptions with it. The decoupled structure helps: a new language needs a new detector and new guidance, not a new generator.</w:t>
-      </w:r>
-    </w:p>
-    <w:p>
-      <w:pPr>
-        <w:spacing w:after="120"/>
-      </w:pPr>
-      <w:r>
-        <w:t>After that: control repetition at decoding time; evaluate on real multi-turn conversations and with mental-health professionals; and measure memory and response time on other hardware, including CPU-only and mobile devices.</w:t>
+        <w:t>After that: control repetition at decoding time; evaluate on real multi-turn conversations; and measure memory and response time on other hardware, including CPU-only and mobile devices.</w:t>
       </w:r>
     </w:p>
     <w:p>

--- a/final writing/Chapter_5_Results_and_Analysis.docx
+++ b/final writing/Chapter_5_Results_and_Analysis.docx
@@ -5563,6 +5563,14 @@
       </w:r>
       <w:r>
         <w:t>, one message rather than a whole conversation, which is what a live system actually has.</w:t>
+      </w:r>
+    </w:p>
+    <w:p>
+      <w:pPr>
+        <w:spacing w:after="120"/>
+      </w:pPr>
+      <w:r>
+        <w:t>Two entries in the table sit above our detector, and both are explained rather than omitted. Welivita and Pu report 65.9% [32], but on the situation description instead of the user's message, and Section 5.3.1 measures that difference on our own data at about nine points in favour of the description. The harder case is Chirpy Cardinal, whose RoBERTa classifier reaches 61.5% reading the first utterance, exactly as ours does [45]. Our own measurements account for part of that 11.2-point gap and not for all of it. Moving from RoBERTa-base to RoBERTa-large is worth 2.7 points on our test split, 50.3% to 53.0%; and their figure is on the validation split, which for our own RoBERTa-large is 2.2 points easier than test, 55.2% against 53.0%. Compared like for like, RoBERTa-large on validation, the two numbers are 55.2% and 61.5%, and the remaining six points are not explained by anything we can measure: the figure comes from an appendix of an Alexa Prize technical report that does not give the training protocol. We report the gap rather than explain it away, and we do not claim the best published accuracy on this corpus.</w:t>
       </w:r>
     </w:p>
     <w:tbl>

--- a/final writing/Chapter_5_Results_and_Analysis.docx
+++ b/final writing/Chapter_5_Results_and_Analysis.docx
@@ -5477,7 +5477,7 @@
         <w:spacing w:after="120"/>
       </w:pPr>
       <w:r>
-        <w:t>Our detector's 50.3% exceeds every joint recognition-and-generation model listed, at 30.6-41.2% [6], [7], [10], [11], and the personality-aware models at 45.4-48.3% [16]; it is on par with RoBERTa-GPT2 at 51.5% [42]. Four things explain that gap, and only the last is a decision we can take credit for.</w:t>
+        <w:t>Our detector's 50.3% exceeds eleven of the fourteen published figures in the table: every joint recognition-and-generation model, at 30.6-41.2% [6], [7], [10], [11], the personality-aware models at 45.4-48.3% [16], and both classifiers reported in the dataset's own paper, fastText at 43.0% and DeepMoji at 48.0% [4]; it is on par with RoBERTa-GPT2 at 51.5% [42]. Four things explain that gap, and only the last is a decision we can take credit for.</w:t>
       </w:r>
     </w:p>
     <w:p>
